--- a/assets/templates/bm-agm-minutes.docx
+++ b/assets/templates/bm-agm-minutes.docx
@@ -159,7 +159,7 @@
           <w:sz w:val="36"/>
           <w:szCs w:val="36"/>
         </w:rPr>
-        <w:t xml:space="preserve">         २. {{shareholderName}}</w:t>
+        <w:t xml:space="preserve">         {{#shareholders}}{{num}}. {{name}}{{/shareholders}}</w:t>
       </w:r>
     </w:p>
     <w:p>
@@ -704,7 +704,7 @@
           <w:sz w:val="36"/>
           <w:szCs w:val="36"/>
         </w:rPr>
-        <w:t xml:space="preserve">            २.{{shareholderName}}</w:t>
+        <w:t xml:space="preserve">            {{#shareholders}}{{num}}.{{name}}{{/shareholders}}</w:t>
       </w:r>
     </w:p>
     <w:p>

--- a/assets/templates/bm-agm-minutes.docx
+++ b/assets/templates/bm-agm-minutes.docx
@@ -134,7 +134,7 @@
           <w:szCs w:val="32"/>
           <w:lang w:eastAsia="zh-HK"/>
         </w:rPr>
-        <w:t xml:space="preserve">उपस्थिति ः१. {{chairmanName}}</w:t>
+        <w:t xml:space="preserve">उपस्थिति ः {{chairmanName}}</w:t>
       </w:r>
     </w:p>
     <w:p>
@@ -679,7 +679,7 @@
           <w:szCs w:val="32"/>
           <w:lang w:eastAsia="zh-HK"/>
         </w:rPr>
-        <w:t xml:space="preserve">उपस्थितिःः१.श्री{{chairmanName}}</w:t>
+        <w:t xml:space="preserve">उपस्थितिःः श्री{{chairmanName}}</w:t>
       </w:r>
     </w:p>
     <w:p>

--- a/assets/templates/bm-agm-minutes.docx
+++ b/assets/templates/bm-agm-minutes.docx
@@ -159,7 +159,57 @@
           <w:sz w:val="36"/>
           <w:szCs w:val="36"/>
         </w:rPr>
-        <w:t xml:space="preserve">         {{#shareholders}}{{num}}. {{name}}{{/shareholders}}</w:t>
+        <w:t>{{#shareholders}}</w:t>
+      </w:r>
+    </w:p>
+    <w:p>
+      <w:pPr>
+        <w:tabs>
+          <w:tab w:val="left" w:pos="720"/>
+        </w:tabs>
+        <w:spacing w:line="360" w:lineRule="auto"/>
+        <w:jc w:val="both"/>
+        <w:rPr>
+          <w:rFonts w:ascii="Mangal" w:eastAsia="PMingLiU" w:hAnsi="Mangal"/>
+          <w:color w:val="000000" w:themeColor="text1"/>
+          <w:sz w:val="32"/>
+          <w:szCs w:val="32"/>
+          <w:lang w:eastAsia="zh-HK"/>
+        </w:rPr>
+      </w:pPr>
+      <w:r>
+        <w:rPr>
+          <w:rFonts w:ascii="Mangal" w:hAnsi="Mangal"/>
+          <w:b/>
+          <w:sz w:val="36"/>
+          <w:szCs w:val="36"/>
+        </w:rPr>
+        <w:t xml:space="preserve">         {{num}}. {{name}}</w:t>
+      </w:r>
+    </w:p>
+    <w:p>
+      <w:pPr>
+        <w:tabs>
+          <w:tab w:val="left" w:pos="720"/>
+        </w:tabs>
+        <w:spacing w:line="360" w:lineRule="auto"/>
+        <w:jc w:val="both"/>
+        <w:rPr>
+          <w:rFonts w:ascii="Mangal" w:eastAsia="PMingLiU" w:hAnsi="Mangal"/>
+          <w:color w:val="000000" w:themeColor="text1"/>
+          <w:sz w:val="32"/>
+          <w:szCs w:val="32"/>
+          <w:lang w:eastAsia="zh-HK"/>
+        </w:rPr>
+      </w:pPr>
+      <w:r>
+        <w:rPr>
+          <w:rFonts w:ascii="Mangal" w:hAnsi="Mangal"/>
+          <w:b/>
+          <w:sz w:val="36"/>
+          <w:szCs w:val="36"/>
+        </w:rPr>
+        <w:t>{{/shareholders}}</w:t>
       </w:r>
     </w:p>
     <w:p>
@@ -704,7 +754,57 @@
           <w:sz w:val="36"/>
           <w:szCs w:val="36"/>
         </w:rPr>
-        <w:t xml:space="preserve">            {{#shareholders}}{{num}}.{{name}}{{/shareholders}}</w:t>
+        <w:t>{{#shareholders}}</w:t>
+      </w:r>
+    </w:p>
+    <w:p>
+      <w:pPr>
+        <w:tabs>
+          <w:tab w:val="left" w:pos="720"/>
+        </w:tabs>
+        <w:spacing w:line="360" w:lineRule="auto"/>
+        <w:jc w:val="both"/>
+        <w:rPr>
+          <w:rFonts w:ascii="Mangal" w:eastAsia="PMingLiU" w:hAnsi="Mangal"/>
+          <w:color w:val="000000" w:themeColor="text1"/>
+          <w:sz w:val="32"/>
+          <w:szCs w:val="32"/>
+          <w:lang w:eastAsia="zh-HK"/>
+        </w:rPr>
+      </w:pPr>
+      <w:r>
+        <w:rPr>
+          <w:rFonts w:ascii="Mangal" w:hAnsi="Mangal"/>
+          <w:b/>
+          <w:sz w:val="36"/>
+          <w:szCs w:val="36"/>
+        </w:rPr>
+        <w:t xml:space="preserve">            {{num}}.{{name}}</w:t>
+      </w:r>
+    </w:p>
+    <w:p>
+      <w:pPr>
+        <w:tabs>
+          <w:tab w:val="left" w:pos="720"/>
+        </w:tabs>
+        <w:spacing w:line="360" w:lineRule="auto"/>
+        <w:jc w:val="both"/>
+        <w:rPr>
+          <w:rFonts w:ascii="Mangal" w:eastAsia="PMingLiU" w:hAnsi="Mangal"/>
+          <w:color w:val="000000" w:themeColor="text1"/>
+          <w:sz w:val="32"/>
+          <w:szCs w:val="32"/>
+          <w:lang w:eastAsia="zh-HK"/>
+        </w:rPr>
+      </w:pPr>
+      <w:r>
+        <w:rPr>
+          <w:rFonts w:ascii="Mangal" w:hAnsi="Mangal"/>
+          <w:b/>
+          <w:sz w:val="36"/>
+          <w:szCs w:val="36"/>
+        </w:rPr>
+        <w:t>{{/shareholders}}</w:t>
       </w:r>
     </w:p>
     <w:p>
@@ -2089,7 +2189,7 @@
                 <w:szCs w:val="32"/>
                 <w:lang w:eastAsia="zh-HK"/>
               </w:rPr>
-              <w:t xml:space="preserve">शेयर र डिबे~चरमा दलाली दस्तुर बापत</w:t>
+              <w:t xml:space="preserve">शेयर र डिबेञ्चरमा दलाली दस्तुर बापत</w:t>
             </w:r>
           </w:p>
           <w:p>
@@ -2378,7 +2478,7 @@
                 <w:szCs w:val="32"/>
                 <w:lang w:eastAsia="zh-HK"/>
               </w:rPr>
-              <w:t xml:space="preserve">आय Aयय विवरणामा उल्लेख भए बमोजिम</w:t>
+              <w:t xml:space="preserve">आय Aयय विवरणमा उल्लेख भए बमोजिम</w:t>
             </w:r>
           </w:p>
         </w:tc>
@@ -2429,7 +2529,7 @@
                 <w:sz w:val="34"/>
                 <w:szCs w:val="40"/>
               </w:rPr>
-              <w:t xml:space="preserve">अन्य कम्पनीको शेयर वा डिवे~चरमा लगानी गरेको भए त्यस्तो कम्पन्ाीको नाम र दर्ता न्ां. तथा शेयर वा डिवे~चरमा गरेको लगानी रकम</w:t>
+              <w:t xml:space="preserve">अन्य कम्पनीको शेयर वा डिवेञ्चरमा लगानी गरेको भए त्यस्तो कम्पनीको नाम र दर्ता नं. तथा शेयर वा डिवेञ्चरमा गरेको लगानी रकम</w:t>
             </w:r>
           </w:p>
         </w:tc>
@@ -2530,7 +2630,7 @@
                 <w:szCs w:val="32"/>
                 <w:lang w:eastAsia="zh-HK"/>
               </w:rPr>
-              <w:t xml:space="preserve">बहालवाला स~चालकको नाम र ठेगाना</w:t>
+              <w:t xml:space="preserve">बहालवाला सञ्चालकको नाम र ठेगाना</w:t>
             </w:r>
           </w:p>
         </w:tc>
@@ -2583,7 +2683,7 @@
                 <w:szCs w:val="32"/>
                 <w:lang w:eastAsia="zh-HK"/>
               </w:rPr>
-              <w:t xml:space="preserve">स~चालक लगतमा उल्लेख भए बमोजिम</w:t>
+              <w:t xml:space="preserve">सञ्चालक लगतमा उल्लेख भए बमोजिम</w:t>
             </w:r>
           </w:p>
           <w:p>
@@ -2799,24 +2899,24 @@
           <w:sz w:val="32"/>
           <w:szCs w:val="32"/>
         </w:rPr>
-        <w:t xml:space="preserve">श्रीमानकम्पनी रजिiट«ारज्यू,</w:t>
-      </w:r>
-    </w:p>
-    <w:p>
-      <w:pPr>
-        <w:rPr>
-          <w:rFonts w:ascii="Mangal" w:hAnsi="Mangal"/>
-          <w:sz w:val="32"/>
-          <w:szCs w:val="32"/>
-        </w:rPr>
-      </w:pPr>
-      <w:r>
-        <w:rPr>
-          <w:rFonts w:ascii="Mangal" w:hAnsi="Mangal"/>
-          <w:sz w:val="32"/>
-          <w:szCs w:val="32"/>
-        </w:rPr>
-        <w:t xml:space="preserve">कम्पनी रजिiट«ारको कार्यालय</w:t>
+        <w:t xml:space="preserve">श्रीमानकम्पनी रजिष्ट्रारज्यू,</w:t>
+      </w:r>
+    </w:p>
+    <w:p>
+      <w:pPr>
+        <w:rPr>
+          <w:rFonts w:ascii="Mangal" w:hAnsi="Mangal"/>
+          <w:sz w:val="32"/>
+          <w:szCs w:val="32"/>
+        </w:rPr>
+      </w:pPr>
+      <w:r>
+        <w:rPr>
+          <w:rFonts w:ascii="Mangal" w:hAnsi="Mangal"/>
+          <w:sz w:val="32"/>
+          <w:szCs w:val="32"/>
+        </w:rPr>
+        <w:t xml:space="preserve">कम्पनी रजिष्ट्रारको कार्यालय</w:t>
       </w:r>
     </w:p>
     <w:p>
@@ -2908,7 +3008,6 @@
     </w:p>
     <w:p>
       <w:pPr>
-        <w:jc w:val="center"/>
         <w:rPr>
           <w:rFonts w:ascii="Mangal" w:hAnsi="Mangal"/>
           <w:b/>
@@ -2923,7 +3022,7 @@
           <w:szCs w:val="32"/>
           <w:lang w:eastAsia="zh-HK"/>
         </w:rPr>
-        <w:t xml:space="preserve">उपरोक्त सम्वन्धमायस{{companyName}} प्रा.लि.</w:t>
+        <w:t xml:space="preserve">उपरोक्त सम्वन्धमायस {{companyName}} प्रा.लि.</w:t>
       </w:r>
     </w:p>
     <w:p>
@@ -2943,7 +3042,7 @@
           <w:sz w:val="32"/>
           <w:szCs w:val="32"/>
         </w:rPr>
-        <w:t xml:space="preserve">को आ.व ०७८ ÷०७९ को साधारण सभा र लेखापरिणा प्रतिबेदन सहितदफा ५१ सहितयोनिवेदन पेश गरेको छु .</w:t>
+        <w:t xml:space="preserve">को आ.व {{fiscalYear}} को साधारण सभा र लेखापरीक्षण प्रतिबेदन सहितदफा ५१ सहितयोनिवेदन पेश गरेको छु .</w:t>
       </w:r>
     </w:p>
     <w:p>
@@ -3295,24 +3394,24 @@
           <w:sz w:val="32"/>
           <w:szCs w:val="32"/>
         </w:rPr>
-        <w:t xml:space="preserve">श्रीमान् रजिiट्ार ज्यू,</w:t>
-      </w:r>
-    </w:p>
-    <w:p>
-      <w:pPr>
-        <w:rPr>
-          <w:rFonts w:ascii="Mangal" w:hAnsi="Mangal"/>
-          <w:sz w:val="32"/>
-          <w:szCs w:val="32"/>
-        </w:rPr>
-      </w:pPr>
-      <w:r>
-        <w:rPr>
-          <w:rFonts w:ascii="Mangal" w:hAnsi="Mangal"/>
-          <w:sz w:val="32"/>
-          <w:szCs w:val="32"/>
-        </w:rPr>
-        <w:t xml:space="preserve">कम्पनी रजिiट्ार कार्यालय</w:t>
+        <w:t xml:space="preserve">श्रीमान् रजिष्ट्ार ज्यू,</w:t>
+      </w:r>
+    </w:p>
+    <w:p>
+      <w:pPr>
+        <w:rPr>
+          <w:rFonts w:ascii="Mangal" w:hAnsi="Mangal"/>
+          <w:sz w:val="32"/>
+          <w:szCs w:val="32"/>
+        </w:rPr>
+      </w:pPr>
+      <w:r>
+        <w:rPr>
+          <w:rFonts w:ascii="Mangal" w:hAnsi="Mangal"/>
+          <w:sz w:val="32"/>
+          <w:szCs w:val="32"/>
+        </w:rPr>
+        <w:t xml:space="preserve">कम्पनी रजिष्ट्ार कार्यालय</w:t>
       </w:r>
     </w:p>
     <w:p>
@@ -3383,7 +3482,7 @@
           <w:sz w:val="32"/>
           <w:szCs w:val="32"/>
         </w:rPr>
-        <w:t xml:space="preserve">उपरोक्त सम्बन्ध्ामा यस प्रा. लि को आ. ब. २०७८.०७९ को लेखापरीक्षणा कार्यका निमित्त ए. एल. एसोसिएट्स का सिए. लIमणा अधिकारी लाई  नियुक्त गरीएको र पारीश्रमीक रू ............. कायम हुने गरी पारीश्रमीक निर्धारणा गरीएको यस पत्रका साथ निबेदन गर्न चाहान्छु . </w:t>
+        <w:t xml:space="preserve">उपरोक्त सम्बन्ध्ामा यस प्रा. लि को आ. ब. {{fiscalYear}} को लेखापरीक्षणा कार्यका निमित्त ए. एल. एसोसिएट्स का सिए. लIमणा अधिकारी लाई  नियुक्त गरीएको र पारीश्रमीक रू ............. कायम हुने गरी पारीश्रमीक निर्धारणा गरीएको यस पत्रका साथ निबेदन गर्न चाहान्छु . </w:t>
       </w:r>
     </w:p>
     <w:p>
@@ -3472,7 +3571,7 @@
           <w:sz w:val="32"/>
           <w:szCs w:val="32"/>
         </w:rPr>
-        <w:t xml:space="preserve">      श्री गजेन्द्र अधिकारी</w:t>
+        <w:t xml:space="preserve">      श्री {{chairmanName}}</w:t>
       </w:r>
     </w:p>
     <w:p>

--- a/assets/templates/bm-agm-minutes.docx
+++ b/assets/templates/bm-agm-minutes.docx
@@ -2430,7 +2430,7 @@
                 <w:szCs w:val="32"/>
                 <w:lang w:eastAsia="zh-HK"/>
               </w:rPr>
-              <w:t xml:space="preserve">बैक,वित्तिय संस्था वा अन्य कुनै Aयक्तिबाट लिएको ऋणा वा कम्पनीले दिएको जमानत</w:t>
+              <w:t xml:space="preserve">बैक,वित्तिय संस्था वा अन्य कुनै व्यक्तिबाट लिएको ऋणा वा कम्पनीले दिएको जमानत</w:t>
             </w:r>
           </w:p>
         </w:tc>
@@ -2478,7 +2478,7 @@
                 <w:szCs w:val="32"/>
                 <w:lang w:eastAsia="zh-HK"/>
               </w:rPr>
-              <w:t xml:space="preserve">आय Aयय विवरणमा उल्लेख भए बमोजिम</w:t>
+              <w:t xml:space="preserve">आय व्यय विवरणमा उल्लेख भए बमोजिम</w:t>
             </w:r>
           </w:p>
         </w:tc>
@@ -3711,7 +3711,7 @@
           <w:sz w:val="32"/>
           <w:szCs w:val="32"/>
         </w:rPr>
-        <w:t xml:space="preserve">Aाोधार्थ ः श्री ए. एल. एसोसिएट्स</w:t>
+        <w:t xml:space="preserve">बोधार्थ ः श्री ए. एल. एसोसिएट्स</w:t>
       </w:r>
     </w:p>
     <w:p>

--- a/assets/templates/bm-agm-minutes.docx
+++ b/assets/templates/bm-agm-minutes.docx
@@ -3482,7 +3482,7 @@
           <w:sz w:val="32"/>
           <w:szCs w:val="32"/>
         </w:rPr>
-        <w:t xml:space="preserve">उपरोक्त सम्बन्ध्ामा यस प्रा. लि को आ. ब. {{fiscalYear}} को लेखापरीक्षणा कार्यका निमित्त ए. एल. एसोसिएट्स का सिए. लIमणा अधिकारी लाई  नियुक्त गरीएको र पारीश्रमीक रू ............. कायम हुने गरी पारीश्रमीक निर्धारणा गरीएको यस पत्रका साथ निबेदन गर्न चाहान्छु . </w:t>
+        <w:t xml:space="preserve">उपरोक्त सम्बन्धमा यस प्रा. लि को आ. ब. {{fiscalYear}} को लेखापरीक्षण कार्यका निमित्त {{auditFirmName}} का {{auditorTitle}} {{auditorName}} लाई  नियुक्त गरीएको र पारीश्रमीक रू {{auditFee}} कायम हुने गरी पारीश्रमीक निर्धारणा गरीएको यस पत्रका साथ निबेदन गर्न चाहान्छु . </w:t>
       </w:r>
     </w:p>
     <w:p>
@@ -3711,7 +3711,7 @@
           <w:sz w:val="32"/>
           <w:szCs w:val="32"/>
         </w:rPr>
-        <w:t xml:space="preserve">बोधार्थ ः श्री ए. एल. एसोसिएट्स</w:t>
+        <w:t xml:space="preserve">बोधार्थ ः श्री {{auditFirmName}}</w:t>
       </w:r>
     </w:p>
     <w:p>

--- a/assets/templates/bm-agm-minutes.docx
+++ b/assets/templates/bm-agm-minutes.docx
@@ -109,7 +109,56 @@
           <w:szCs w:val="32"/>
           <w:lang w:eastAsia="zh-HK"/>
         </w:rPr>
-        <w:t xml:space="preserve">आजमिति {{bmYear}} साल {{bmMonthName}} महिनाको {{bmDay}} गतेका दिन कम्पनीको कार्यालय {{companyName}} प्रा.लि. कम्पनीका अध्यक्ष  {{chairmanName}} को अध्यक्षतामा कम्पनीको संचालक समितिको बैठक बसी निम्नानुसारको प्रस्ताव उपर छलफल गरि निम्नानुसारको निर्णय गरियो .</w:t>
+        <w:t xml:space="preserve">आजमिति {{bmYear}} साल {{bmMonthName}} महिनाको {{bmDay}} गतेका दिन कम्पनीको कार्यालय </w:t>
+      </w:r>
+      <w:r>
+        <w:rPr>
+          <w:rFonts w:ascii="Mangal" w:hAnsi="Mangal"/>
+          <w:b/>
+          <w:bCs/>
+          <w:sz w:val="48"/>
+          <w:szCs w:val="8"/>
+        </w:rPr>
+        <w:t xml:space="preserve">{{companyName}} प्रा.लि. </w:t>
+      </w:r>
+      <w:r>
+        <w:rPr>
+          <w:rFonts w:ascii="Mangal" w:eastAsia="PMingLiU" w:hAnsi="Mangal"/>
+          <w:color w:val="000000" w:themeColor="text1"/>
+          <w:sz w:val="32"/>
+          <w:szCs w:val="32"/>
+          <w:lang w:eastAsia="zh-HK"/>
+        </w:rPr>
+        <w:t xml:space="preserve">कम्पनीका अध्यक्ष </w:t>
+      </w:r>
+      <w:r>
+        <w:rPr>
+          <w:rFonts w:ascii="Mangal" w:hAnsi="Mangal"/>
+          <w:b/>
+          <w:color w:val="000000" w:themeColor="text1"/>
+          <w:sz w:val="30"/>
+          <w:szCs w:val="32"/>
+        </w:rPr>
+        <w:t xml:space="preserve"> </w:t>
+      </w:r>
+      <w:r>
+        <w:rPr>
+          <w:rFonts w:ascii="Mangal" w:hAnsi="Mangal"/>
+          <w:b/>
+          <w:sz w:val="36"/>
+          <w:szCs w:val="36"/>
+        </w:rPr>
+        <w:t xml:space="preserve">{{chairmanName}} </w:t>
+      </w:r>
+      <w:r>
+        <w:rPr>
+          <w:rFonts w:ascii="Mangal" w:eastAsia="PMingLiU" w:hAnsi="Mangal"/>
+          <w:color w:val="000000" w:themeColor="text1"/>
+          <w:sz w:val="32"/>
+          <w:szCs w:val="32"/>
+          <w:lang w:eastAsia="zh-HK"/>
+        </w:rPr>
+        <w:t xml:space="preserve">को अध्यक्षतामा कम्पनीको संचालक समितिको बैठक बसी निम्नानुसारको प्रस्ताव उपर छलफल गरि निम्नानुसारको निर्णय गरियो .</w:t>
       </w:r>
     </w:p>
     <w:p>
@@ -134,7 +183,16 @@
           <w:szCs w:val="32"/>
           <w:lang w:eastAsia="zh-HK"/>
         </w:rPr>
-        <w:t xml:space="preserve">उपस्थिति ः {{chairmanName}}</w:t>
+        <w:t xml:space="preserve">उपस्थिति ः </w:t>
+      </w:r>
+      <w:r>
+        <w:rPr>
+          <w:rFonts w:ascii="Mangal" w:hAnsi="Mangal"/>
+          <w:b/>
+          <w:sz w:val="36"/>
+          <w:szCs w:val="36"/>
+        </w:rPr>
+        <w:t xml:space="preserve">{{chairmanName}}</w:t>
       </w:r>
     </w:p>
     <w:p>
@@ -169,13 +227,6 @@
         </w:tabs>
         <w:spacing w:line="360" w:lineRule="auto"/>
         <w:jc w:val="both"/>
-        <w:rPr>
-          <w:rFonts w:ascii="Mangal" w:eastAsia="PMingLiU" w:hAnsi="Mangal"/>
-          <w:color w:val="000000" w:themeColor="text1"/>
-          <w:sz w:val="32"/>
-          <w:szCs w:val="32"/>
-          <w:lang w:eastAsia="zh-HK"/>
-        </w:rPr>
       </w:pPr>
       <w:r>
         <w:rPr>
@@ -184,7 +235,15 @@
           <w:sz w:val="36"/>
           <w:szCs w:val="36"/>
         </w:rPr>
-        <w:t xml:space="preserve">         {{num}}. {{name}}</w:t>
+        <w:t xml:space="preserve">         {{num}}. </w:t>
+      </w:r>
+      <w:r>
+        <w:rPr>
+          <w:rFonts w:ascii="Mangal" w:hAnsi="Mangal"/>
+          <w:sz w:val="36"/>
+          <w:szCs w:val="36"/>
+        </w:rPr>
+        <w:t>{{name}}</w:t>
       </w:r>
     </w:p>
     <w:p>
@@ -194,13 +253,6 @@
         </w:tabs>
         <w:spacing w:line="360" w:lineRule="auto"/>
         <w:jc w:val="both"/>
-        <w:rPr>
-          <w:rFonts w:ascii="Mangal" w:eastAsia="PMingLiU" w:hAnsi="Mangal"/>
-          <w:color w:val="000000" w:themeColor="text1"/>
-          <w:sz w:val="32"/>
-          <w:szCs w:val="32"/>
-          <w:lang w:eastAsia="zh-HK"/>
-        </w:rPr>
       </w:pPr>
       <w:r>
         <w:rPr>
@@ -234,7 +286,16 @@
           <w:u w:val="single"/>
           <w:lang w:val="pt-BR"/>
         </w:rPr>
-        <w:t xml:space="preserve">छलफलका विषयहरू ः–</w:t>
+        <w:t xml:space="preserve">छलफलका विषयहरू</w:t>
+      </w:r>
+      <w:r>
+        <w:rPr>
+          <w:rFonts w:ascii="Mangal" w:hAnsi="Mangal"/>
+          <w:sz w:val="32"/>
+          <w:szCs w:val="32"/>
+          <w:lang w:val="pt-BR"/>
+        </w:rPr>
+        <w:t xml:space="preserve"> ः–</w:t>
       </w:r>
     </w:p>
     <w:p>
@@ -308,7 +369,16 @@
           <w:u w:val="single"/>
           <w:lang w:val="pl-PL"/>
         </w:rPr>
-        <w:t xml:space="preserve">छलफल तथा निर्णयहरूः–</w:t>
+        <w:t xml:space="preserve">छलफल तथा निर्णयहरू</w:t>
+      </w:r>
+      <w:r>
+        <w:rPr>
+          <w:rFonts w:ascii="Mangal" w:hAnsi="Mangal"/>
+          <w:sz w:val="32"/>
+          <w:szCs w:val="32"/>
+          <w:lang w:val="da-DK"/>
+        </w:rPr>
+        <w:t xml:space="preserve">ः–</w:t>
       </w:r>
     </w:p>
     <w:p>
@@ -704,7 +774,56 @@
           <w:szCs w:val="32"/>
           <w:lang w:eastAsia="zh-HK"/>
         </w:rPr>
-        <w:t xml:space="preserve">आज मिति {{agmMonthName}} महिनाको {{agmDay}} गतेका दिन कम्पनीको कार्यालय {{companyName}} प्रा.लि.कम्पनीका अध्यक्ष श्री श्री {{chairmanName}}को अध्यक्षतामा कम्पनीको वार्षिक साधारण सभा बसी निम्नानुसारको प्रस्ताव उपर छलफल गरि निम्नानुसारको निर्णय गरियो . </w:t>
+        <w:t xml:space="preserve">आज मिति {{agmMonthName}} महिनाको {{agmDay}} गतेका दिन कम्पनीको कार्यालय </w:t>
+      </w:r>
+      <w:r>
+        <w:rPr>
+          <w:rFonts w:ascii="Mangal" w:hAnsi="Mangal"/>
+          <w:b/>
+          <w:bCs/>
+          <w:sz w:val="48"/>
+          <w:szCs w:val="8"/>
+        </w:rPr>
+        <w:t xml:space="preserve">{{companyName}} प्रा.लि.</w:t>
+      </w:r>
+      <w:r>
+        <w:rPr>
+          <w:rFonts w:ascii="Mangal" w:eastAsia="PMingLiU" w:hAnsi="Mangal"/>
+          <w:color w:val="000000" w:themeColor="text1"/>
+          <w:sz w:val="32"/>
+          <w:szCs w:val="32"/>
+          <w:lang w:eastAsia="zh-HK"/>
+        </w:rPr>
+        <w:t xml:space="preserve">कम्पनीका अध्यक्ष श्री </w:t>
+      </w:r>
+      <w:r>
+        <w:rPr>
+          <w:rFonts w:ascii="Mangal" w:hAnsi="Mangal"/>
+          <w:b/>
+          <w:color w:val="000000" w:themeColor="text1"/>
+          <w:sz w:val="30"/>
+          <w:szCs w:val="32"/>
+        </w:rPr>
+        <w:t xml:space="preserve">श्री </w:t>
+      </w:r>
+      <w:r>
+        <w:rPr>
+          <w:rFonts w:ascii="Mangal" w:hAnsi="Mangal"/>
+          <w:b/>
+          <w:sz w:val="36"/>
+          <w:szCs w:val="36"/>
+        </w:rPr>
+        <w:t xml:space="preserve">{{chairmanName}}</w:t>
+      </w:r>
+      <w:r>
+        <w:rPr>
+          <w:rFonts w:ascii="Mangal" w:eastAsia="PMingLiU" w:hAnsi="Mangal"/>
+          <w:color w:val="000000" w:themeColor="text1"/>
+          <w:sz w:val="32"/>
+          <w:szCs w:val="32"/>
+          <w:lang w:eastAsia="zh-HK"/>
+        </w:rPr>
+        <w:t xml:space="preserve">को अध्यक्षतामा कम्पनीको वार्षिक साधारण सभा बसी निम्नानुसारको प्रस्ताव उपर छलफल गरि निम्नानुसारको निर्णय गरियो . </w:t>
       </w:r>
     </w:p>
     <w:p>
@@ -729,7 +848,16 @@
           <w:szCs w:val="32"/>
           <w:lang w:eastAsia="zh-HK"/>
         </w:rPr>
-        <w:t xml:space="preserve">उपस्थितिःः श्री{{chairmanName}}</w:t>
+        <w:t xml:space="preserve">उपस्थितिःः श्री</w:t>
+      </w:r>
+      <w:r>
+        <w:rPr>
+          <w:rFonts w:ascii="Mangal" w:hAnsi="Mangal"/>
+          <w:b/>
+          <w:sz w:val="36"/>
+          <w:szCs w:val="36"/>
+        </w:rPr>
+        <w:t xml:space="preserve">{{chairmanName}}</w:t>
       </w:r>
     </w:p>
     <w:p>
@@ -764,13 +892,6 @@
         </w:tabs>
         <w:spacing w:line="360" w:lineRule="auto"/>
         <w:jc w:val="both"/>
-        <w:rPr>
-          <w:rFonts w:ascii="Mangal" w:eastAsia="PMingLiU" w:hAnsi="Mangal"/>
-          <w:color w:val="000000" w:themeColor="text1"/>
-          <w:sz w:val="32"/>
-          <w:szCs w:val="32"/>
-          <w:lang w:eastAsia="zh-HK"/>
-        </w:rPr>
       </w:pPr>
       <w:r>
         <w:rPr>
@@ -779,7 +900,15 @@
           <w:sz w:val="36"/>
           <w:szCs w:val="36"/>
         </w:rPr>
-        <w:t xml:space="preserve">            {{num}}.{{name}}</w:t>
+        <w:t xml:space="preserve">            {{num}}.</w:t>
+      </w:r>
+      <w:r>
+        <w:rPr>
+          <w:rFonts w:ascii="Mangal" w:hAnsi="Mangal"/>
+          <w:sz w:val="36"/>
+          <w:szCs w:val="36"/>
+        </w:rPr>
+        <w:t>{{name}}</w:t>
       </w:r>
     </w:p>
     <w:p>
@@ -789,13 +918,6 @@
         </w:tabs>
         <w:spacing w:line="360" w:lineRule="auto"/>
         <w:jc w:val="both"/>
-        <w:rPr>
-          <w:rFonts w:ascii="Mangal" w:eastAsia="PMingLiU" w:hAnsi="Mangal"/>
-          <w:color w:val="000000" w:themeColor="text1"/>
-          <w:sz w:val="32"/>
-          <w:szCs w:val="32"/>
-          <w:lang w:eastAsia="zh-HK"/>
-        </w:rPr>
       </w:pPr>
       <w:r>
         <w:rPr>
@@ -853,7 +975,27 @@
           <w:szCs w:val="32"/>
           <w:lang w:eastAsia="zh-HK"/>
         </w:rPr>
-        <w:t xml:space="preserve">सभाको वैधानिकता</w:t>
+        <w:t xml:space="preserve">सभाको व</w:t>
+      </w:r>
+      <w:r>
+        <w:rPr>
+          <w:rFonts w:ascii="Mangal" w:eastAsia="PMingLiU" w:hAnsi="Mangal"/>
+          <w:b/>
+          <w:bCs/>
+          <w:sz w:val="32"/>
+          <w:szCs w:val="32"/>
+          <w:lang w:eastAsia="zh-HK"/>
+        </w:rPr>
+        <w:t xml:space="preserve">ै</w:t>
+      </w:r>
+      <w:r>
+        <w:rPr>
+          <w:rFonts w:ascii="Mangal" w:eastAsia="PMingLiU" w:hAnsi="Mangal"/>
+          <w:sz w:val="32"/>
+          <w:szCs w:val="32"/>
+          <w:lang w:eastAsia="zh-HK"/>
+        </w:rPr>
+        <w:t xml:space="preserve">धानिकता</w:t>
       </w:r>
     </w:p>
     <w:p>
@@ -875,7 +1017,27 @@
           <w:szCs w:val="32"/>
           <w:lang w:eastAsia="zh-HK"/>
         </w:rPr>
-        <w:t xml:space="preserve">सभाको वैधानिकता माथि छलफछ गर्दा कम्पनी ऐन २०६३ र अन्य नियममा भएका व्यवस्था अनुसार नै साधारण सभा वोलाइएवाट र  गणापुरक संख्या पनि भएवाट सभा संचालन गर्न वैधानिक हुने ठहर गरियो . </w:t>
+        <w:t xml:space="preserve">सभाको व</w:t>
+      </w:r>
+      <w:r>
+        <w:rPr>
+          <w:rFonts w:ascii="Mangal" w:eastAsia="PMingLiU" w:hAnsi="Mangal"/>
+          <w:b/>
+          <w:bCs/>
+          <w:sz w:val="32"/>
+          <w:szCs w:val="32"/>
+          <w:lang w:eastAsia="zh-HK"/>
+        </w:rPr>
+        <w:t xml:space="preserve">ै</w:t>
+      </w:r>
+      <w:r>
+        <w:rPr>
+          <w:rFonts w:ascii="Mangal" w:eastAsia="PMingLiU" w:hAnsi="Mangal"/>
+          <w:sz w:val="32"/>
+          <w:szCs w:val="32"/>
+          <w:lang w:eastAsia="zh-HK"/>
+        </w:rPr>
+        <w:t xml:space="preserve">धानिकता माथि छलफछ गर्दा कम्पनी ऐन २०६३ र अन्य नियममा भएका व्यवस्था अनुसार नै साधारण सभा वोलाइएवाट र  गणापुरक संख्या पनि भएवाट सभा संचालन गर्न वैधानिक हुने ठहर गरियो . </w:t>
       </w:r>
     </w:p>
     <w:p>
@@ -1160,7 +1322,25 @@
           <w:szCs w:val="32"/>
           <w:lang w:eastAsia="zh-HK"/>
         </w:rPr>
-        <w:t xml:space="preserve">निर्णय नं. ३ः प्रस्ताव नं. ३ माथि छलफछ गर्दा आ. व. २{{nextFiscalYear}} को लेखा परीक्षण गर्नको लागिलेखापरीक्षक श्री {{auditorName}}लाई नियुक्ति गर्ने निर्णय गरियो साथै निजको पारिश्रमिक रू {{auditFee}} तोक्ने भन्ने वारेमा पनि निर्णय गरियो .</w:t>
+        <w:t xml:space="preserve">निर्णय नं. ३ः प्रस्ताव नं. ३ माथि छलफछ गर्दा आ. व. २{{nextFiscalYear}} को लेखा परीक्षण गर्नको लागिलेखापरीक्षक </w:t>
+      </w:r>
+      <w:r>
+        <w:rPr>
+          <w:rFonts w:ascii="Mangal" w:hAnsi="Mangal"/>
+          <w:b/>
+          <w:sz w:val="32"/>
+          <w:szCs w:val="32"/>
+        </w:rPr>
+        <w:t xml:space="preserve">श्री {{auditorName}}लाई</w:t>
+      </w:r>
+      <w:r>
+        <w:rPr>
+          <w:rFonts w:ascii="Mangal" w:eastAsia="PMingLiU" w:hAnsi="Mangal" w:cs="Mangal"/>
+          <w:sz w:val="32"/>
+          <w:szCs w:val="32"/>
+          <w:lang w:eastAsia="zh-HK"/>
+        </w:rPr>
+        <w:t xml:space="preserve"> नियुक्ति गर्ने निर्णय गरियो साथै निजको पारिश्रमिक रू {{auditFee}} तोक्ने भन्ने वारेमा पनि निर्णय गरियो .</w:t>
       </w:r>
     </w:p>
     <w:p>
@@ -2683,7 +2863,25 @@
                 <w:szCs w:val="32"/>
                 <w:lang w:eastAsia="zh-HK"/>
               </w:rPr>
-              <w:t xml:space="preserve">सञ्चालक लगतमा उल्लेख भए बमोजिम</w:t>
+              <w:t xml:space="preserve">सञ्चालक</w:t>
+            </w:r>
+            <w:r>
+              <w:rPr>
+                <w:rFonts w:ascii="Mangal" w:hAnsi="Mangal"/>
+                <w:color w:val="000000" w:themeColor="text1"/>
+                <w:sz w:val="32"/>
+                <w:szCs w:val="32"/>
+              </w:rPr>
+              <w:t xml:space="preserve"> लगतमा </w:t>
+            </w:r>
+            <w:r>
+              <w:rPr>
+                <w:rFonts w:ascii="Mangal" w:eastAsia="PMingLiU" w:hAnsi="Mangal"/>
+                <w:sz w:val="32"/>
+                <w:szCs w:val="32"/>
+                <w:lang w:eastAsia="zh-HK"/>
+              </w:rPr>
+              <w:t xml:space="preserve">उल्लेख भए बमोजिम</w:t>
             </w:r>
           </w:p>
           <w:p>
@@ -2723,6 +2921,7 @@
       <w:r>
         <w:rPr>
           <w:rFonts w:ascii="Mangal" w:eastAsia="PMingLiU" w:hAnsi="Mangal"/>
+          <w:b/>
           <w:sz w:val="32"/>
           <w:szCs w:val="32"/>
           <w:lang w:eastAsia="zh-HK"/>
@@ -2868,10 +3067,8 @@
       <w:r>
         <w:rPr>
           <w:rFonts w:ascii="Mangal" w:hAnsi="Mangal"/>
-          <w:b/>
-          <w:noProof/>
-          <w:sz w:val="50"/>
-          <w:szCs w:val="50"/>
+          <w:sz w:val="32"/>
+          <w:szCs w:val="32"/>
         </w:rPr>
         <w:t xml:space="preserve">मिति ः{{letterDate}}</w:t>
       </w:r>
@@ -3022,7 +3219,16 @@
           <w:szCs w:val="32"/>
           <w:lang w:eastAsia="zh-HK"/>
         </w:rPr>
-        <w:t xml:space="preserve">उपरोक्त सम्वन्धमायस {{companyName}} प्रा.लि.</w:t>
+        <w:t xml:space="preserve">उपरोक्त सम्वन्धमायस {{companyName}} प्रा.लि</w:t>
+      </w:r>
+      <w:r>
+        <w:rPr>
+          <w:rFonts w:ascii="Mangal" w:hAnsi="Mangal"/>
+          <w:b/>
+          <w:sz w:val="74"/>
+          <w:szCs w:val="8"/>
+        </w:rPr>
+        <w:t xml:space="preserve">.</w:t>
       </w:r>
     </w:p>
     <w:p>
@@ -3270,7 +3476,16 @@
           <w:sz w:val="36"/>
           <w:szCs w:val="36"/>
         </w:rPr>
-        <w:t xml:space="preserve">                                                                  {{chairmanName}}अध्यक्ष</w:t>
+        <w:t xml:space="preserve">                                                                  {{chairmanName}}</w:t>
+      </w:r>
+      <w:r>
+        <w:rPr>
+          <w:rFonts w:ascii="Mangal" w:hAnsi="Mangal"/>
+          <w:b/>
+          <w:sz w:val="32"/>
+          <w:szCs w:val="32"/>
+        </w:rPr>
+        <w:t xml:space="preserve">अध्यक्ष</w:t>
       </w:r>
     </w:p>
     <w:p>
@@ -3533,7 +3748,16 @@
           <w:sz w:val="32"/>
           <w:szCs w:val="32"/>
         </w:rPr>
-        <w:t xml:space="preserve">                                                                  निवेदक</w:t>
+        <w:t xml:space="preserve">                                                                  </w:t>
+      </w:r>
+      <w:r>
+        <w:rPr>
+          <w:rFonts w:ascii="Mangal" w:hAnsi="Mangal"/>
+          <w:sz w:val="32"/>
+          <w:szCs w:val="32"/>
+          <w:u w:val="single"/>
+        </w:rPr>
+        <w:t xml:space="preserve">निवेदक</w:t>
       </w:r>
     </w:p>
     <w:p>

--- a/assets/templates/bm-agm-minutes.docx
+++ b/assets/templates/bm-agm-minutes.docx
@@ -20,7 +20,7 @@
           <w:sz w:val="74"/>
           <w:szCs w:val="8"/>
         </w:rPr>
-        <w:t xml:space="preserve">{{companyName}} प्रा.लि.</w:t>
+        <w:t>{{companyName}} प्रा.लि.</w:t>
       </w:r>
     </w:p>
     <w:p>
@@ -73,7 +73,7 @@
           <w:sz w:val="36"/>
           <w:szCs w:val="36"/>
         </w:rPr>
-        <w:t xml:space="preserve">संचालक समितिको बैठक</w:t>
+        <w:t>संचालक समितिको बैठक</w:t>
       </w:r>
     </w:p>
     <w:p>
@@ -158,7 +158,7 @@
           <w:szCs w:val="32"/>
           <w:lang w:eastAsia="zh-HK"/>
         </w:rPr>
-        <w:t xml:space="preserve">को अध्यक्षतामा कम्पनीको संचालक समितिको बैठक बसी निम्नानुसारको प्रस्ताव उपर छलफल गरि निम्नानुसारको निर्णय गरियो .</w:t>
+        <w:t>को अध्यक्षतामा कम्पनीको संचालक समितिको बैठक बसी निम्नानुसारको प्रस्ताव उपर छलफल गरि निम्नानुसारको निर्णय गरियो .</w:t>
       </w:r>
     </w:p>
     <w:p>
@@ -192,7 +192,7 @@
           <w:sz w:val="36"/>
           <w:szCs w:val="36"/>
         </w:rPr>
-        <w:t xml:space="preserve">{{chairmanName}}</w:t>
+        <w:t>{{chairmanName}}</w:t>
       </w:r>
     </w:p>
     <w:p>
@@ -286,7 +286,7 @@
           <w:u w:val="single"/>
           <w:lang w:val="pt-BR"/>
         </w:rPr>
-        <w:t xml:space="preserve">छलफलका विषयहरू</w:t>
+        <w:t>छलफलका विषयहरू</w:t>
       </w:r>
       <w:r>
         <w:rPr>
@@ -319,7 +319,7 @@
           <w:szCs w:val="32"/>
           <w:lang w:val="pl-PL"/>
         </w:rPr>
-        <w:t xml:space="preserve">१.कम्पनीको वार्षिक साधारण सभाको मिति, स्थान र छलफलका विषय निश्चित गर्ने सम्बन्धमा,</w:t>
+        <w:t>१.कम्पनीको वार्षिक साधारण सभाको मिति, स्थान र छलफलका विषय निश्चित गर्ने सम्बन्धमा,</w:t>
       </w:r>
     </w:p>
     <w:p>
@@ -343,7 +343,8 @@
           <w:szCs w:val="32"/>
           <w:lang w:val="pl-PL"/>
         </w:rPr>
-        <w:t xml:space="preserve">२.विविध .</w:t>
+        <w:lastRenderedPageBreak/>
+        <w:t>२.विविध .</w:t>
       </w:r>
     </w:p>
     <w:p>
@@ -369,7 +370,7 @@
           <w:u w:val="single"/>
           <w:lang w:val="pl-PL"/>
         </w:rPr>
-        <w:t xml:space="preserve">छलफल तथा निर्णयहरू</w:t>
+        <w:t>छलफल तथा निर्णयहरू</w:t>
       </w:r>
       <w:r>
         <w:rPr>
@@ -378,7 +379,7 @@
           <w:szCs w:val="32"/>
           <w:lang w:val="da-DK"/>
         </w:rPr>
-        <w:t xml:space="preserve">ः–</w:t>
+        <w:t>ः–</w:t>
       </w:r>
     </w:p>
     <w:p>
@@ -403,7 +404,7 @@
           <w:szCs w:val="32"/>
           <w:lang w:val="pl-PL"/>
         </w:rPr>
-        <w:t xml:space="preserve">१.कम्पनीको वार्षिक साधारण सभा बस्ने सम्बन्धमा ः–</w:t>
+        <w:t>१.कम्पनीको वार्षिक साधारण सभा बस्ने सम्बन्धमा ः–</w:t>
       </w:r>
     </w:p>
     <w:p>
@@ -429,7 +430,7 @@
           <w:szCs w:val="32"/>
           <w:lang w:val="pl-PL"/>
         </w:rPr>
-        <w:t xml:space="preserve">क_यस कम्पनीको प्रबन्ध पत्र, तथा नियमावली बमोजिम बोलाउनु पर्ने कम्पनीको वार्षिक साधारण सभा बोलाउन आवश्यक भएकोले आगामी {{agmDateFull}} गते दिनको {{agmTime}} बजे कम्पनीको कार्यालयमा कम्पनीको वार्षिक साधारण सभा बोलाउने निर्णय गरिएको छ .</w:t>
+        <w:t>क_यस कम्पनीको प्रबन्ध पत्र, तथा नियमावली बमोजिम बोलाउनु पर्ने कम्पनीको वार्षिक साधारण सभा बोलाउन आवश्यक भएकोले आगामी {{agmDateFull}} गते दिनको {{agmTime}} बजे कम्पनीको कार्यालयमा कम्पनीको वार्षिक साधारण सभा बोलाउने निर्णय गरिएको छ .</w:t>
       </w:r>
     </w:p>
     <w:p>
@@ -455,7 +456,7 @@
           <w:szCs w:val="32"/>
           <w:lang w:val="pl-PL"/>
         </w:rPr>
-        <w:t xml:space="preserve">ख_माथि खणड -क_ बमोजिम बस्ने वार्षिक साधारण सभामा छलफलको निमित्त देहायका विषयहरू समावेश गर्ने निर्णय गरिएको छ ः–</w:t>
+        <w:t>ख_माथि खणड -क_ बमोजिम बस्ने वार्षिक साधारण सभामा छलफलको निमित्त देहायका विषयहरू समावेश गर्ने निर्णय गरिएको छ ः–</w:t>
       </w:r>
     </w:p>
     <w:p>
@@ -480,7 +481,7 @@
           <w:szCs w:val="32"/>
           <w:lang w:val="pl-PL"/>
         </w:rPr>
-        <w:t xml:space="preserve">१_अध्यक्षज्यूको प्रतिवेदन सम्बन्धमा .</w:t>
+        <w:t>१_अध्यक्षज्यूको प्रतिवेदन सम्बन्धमा .</w:t>
       </w:r>
     </w:p>
     <w:p>
@@ -505,7 +506,7 @@
           <w:szCs w:val="32"/>
           <w:lang w:val="pl-PL"/>
         </w:rPr>
-        <w:t xml:space="preserve">२_आ.व.{{fiscalYear}} को लेखापरीक्षण प्रतिवेदन सम्बन्धमा .</w:t>
+        <w:t>२_आ.व.{{fiscalYear}} को लेखापरीक्षण प्रतिवेदन सम्बन्धमा .</w:t>
       </w:r>
     </w:p>
     <w:p>
@@ -530,7 +531,7 @@
           <w:szCs w:val="32"/>
           <w:lang w:val="pl-PL"/>
         </w:rPr>
-        <w:t xml:space="preserve">३_आ.व. {{nextFiscalYear}} को निमित्त लेखापरीक्षक नियुक्ति र पारिश्रमिक तय गर्ने सम्बन्धमा .</w:t>
+        <w:t>३_आ.व. {{nextFiscalYear}} को निमित्त लेखापरीक्षक नियुक्ति र पारिश्रमिक तय गर्ने सम्बन्धमा .</w:t>
       </w:r>
     </w:p>
     <w:p>
@@ -555,7 +556,7 @@
           <w:szCs w:val="32"/>
           <w:lang w:val="pl-PL"/>
         </w:rPr>
-        <w:t xml:space="preserve">४_विविध .</w:t>
+        <w:t>४_विविध .</w:t>
       </w:r>
     </w:p>
     <w:p>
@@ -697,7 +698,8 @@
           <w:sz w:val="74"/>
           <w:szCs w:val="8"/>
         </w:rPr>
-        <w:t xml:space="preserve">{{companyName}}प्रा.लि.</w:t>
+        <w:lastRenderedPageBreak/>
+        <w:t>{{companyName}}प्रा.लि.</w:t>
       </w:r>
     </w:p>
     <w:p>
@@ -738,7 +740,7 @@
           <w:sz w:val="44"/>
           <w:szCs w:val="44"/>
         </w:rPr>
-        <w:t xml:space="preserve">वार्षिक साधारण सभा</w:t>
+        <w:t>वार्षिक साधारण सभा</w:t>
       </w:r>
     </w:p>
     <w:p>
@@ -784,7 +786,7 @@
           <w:sz w:val="48"/>
           <w:szCs w:val="8"/>
         </w:rPr>
-        <w:t xml:space="preserve">{{companyName}} प्रा.लि.</w:t>
+        <w:t>{{companyName}} प्रा.लि.</w:t>
       </w:r>
       <w:r>
         <w:rPr>
@@ -813,7 +815,7 @@
           <w:sz w:val="36"/>
           <w:szCs w:val="36"/>
         </w:rPr>
-        <w:t xml:space="preserve">{{chairmanName}}</w:t>
+        <w:t>{{chairmanName}}</w:t>
       </w:r>
       <w:r>
         <w:rPr>
@@ -848,7 +850,7 @@
           <w:szCs w:val="32"/>
           <w:lang w:eastAsia="zh-HK"/>
         </w:rPr>
-        <w:t xml:space="preserve">उपस्थितिःः श्री</w:t>
+        <w:t>उपस्थितिःः श्री</w:t>
       </w:r>
       <w:r>
         <w:rPr>
@@ -857,7 +859,7 @@
           <w:sz w:val="36"/>
           <w:szCs w:val="36"/>
         </w:rPr>
-        <w:t xml:space="preserve">{{chairmanName}}</w:t>
+        <w:t>{{chairmanName}}</w:t>
       </w:r>
     </w:p>
     <w:p>
@@ -975,7 +977,7 @@
           <w:szCs w:val="32"/>
           <w:lang w:eastAsia="zh-HK"/>
         </w:rPr>
-        <w:t xml:space="preserve">सभाको व</w:t>
+        <w:t>सभाको व</w:t>
       </w:r>
       <w:r>
         <w:rPr>
@@ -986,7 +988,7 @@
           <w:szCs w:val="32"/>
           <w:lang w:eastAsia="zh-HK"/>
         </w:rPr>
-        <w:t xml:space="preserve">ै</w:t>
+        <w:t>ै</w:t>
       </w:r>
       <w:r>
         <w:rPr>
@@ -995,7 +997,7 @@
           <w:szCs w:val="32"/>
           <w:lang w:eastAsia="zh-HK"/>
         </w:rPr>
-        <w:t xml:space="preserve">धानिकता</w:t>
+        <w:t>धानिकता</w:t>
       </w:r>
     </w:p>
     <w:p>
@@ -1017,7 +1019,7 @@
           <w:szCs w:val="32"/>
           <w:lang w:eastAsia="zh-HK"/>
         </w:rPr>
-        <w:t xml:space="preserve">सभाको व</w:t>
+        <w:t>सभाको व</w:t>
       </w:r>
       <w:r>
         <w:rPr>
@@ -1028,7 +1030,7 @@
           <w:szCs w:val="32"/>
           <w:lang w:eastAsia="zh-HK"/>
         </w:rPr>
-        <w:t xml:space="preserve">ै</w:t>
+        <w:t>ै</w:t>
       </w:r>
       <w:r>
         <w:rPr>
@@ -1037,7 +1039,17 @@
           <w:szCs w:val="32"/>
           <w:lang w:eastAsia="zh-HK"/>
         </w:rPr>
-        <w:t xml:space="preserve">धानिकता माथि छलफछ गर्दा कम्पनी ऐन २०६३ र अन्य नियममा भएका व्यवस्था अनुसार नै साधारण सभा वोलाइएवाट र  गणापुरक संख्या पनि भएवाट सभा संचालन गर्न वैधानिक हुने ठहर गरियो . </w:t>
+        <w:t xml:space="preserve">धानिकता माथि छलफछ गर्दा कम्पनी ऐन २०६३ र अन्य नियममा भएका व्यवस्था अनुसार नै साधारण सभा वोलाइएवाट र  </w:t>
+      </w:r>
+      <w:r>
+        <w:rPr>
+          <w:rFonts w:ascii="Mangal" w:eastAsia="PMingLiU" w:hAnsi="Mangal"/>
+          <w:sz w:val="32"/>
+          <w:szCs w:val="32"/>
+          <w:lang w:eastAsia="zh-HK"/>
+        </w:rPr>
+        <w:lastRenderedPageBreak/>
+        <w:t xml:space="preserve">गणापुरक संख्या पनि भएवाट सभा संचालन गर्न वैधानिक हुने ठहर गरियो . </w:t>
       </w:r>
     </w:p>
     <w:p>
@@ -1079,7 +1091,7 @@
           <w:szCs w:val="32"/>
           <w:lang w:eastAsia="zh-HK"/>
         </w:rPr>
-        <w:t xml:space="preserve">प्रस्तावहरू ः</w:t>
+        <w:t>प्रस्तावहरू ः</w:t>
       </w:r>
     </w:p>
     <w:p>
@@ -1104,7 +1116,7 @@
           <w:szCs w:val="32"/>
           <w:lang w:eastAsia="zh-HK"/>
         </w:rPr>
-        <w:t xml:space="preserve">प्रस्ताव नं. १ः अध्यक्षज्यूको प्रतिवेदन सम्बन्धमा .</w:t>
+        <w:t>प्रस्ताव नं. १ः अध्यक्षज्यूको प्रतिवेदन सम्बन्धमा .</w:t>
       </w:r>
     </w:p>
     <w:p>
@@ -1129,7 +1141,7 @@
           <w:szCs w:val="32"/>
           <w:lang w:eastAsia="zh-HK"/>
         </w:rPr>
-        <w:t xml:space="preserve">प्रस्ताव नं. २ ः आर्थिक वर्ष {{fiscalYear}} को लेखा परीक्षक प्रतिवेदन अनुमोदन सम्बन्धमा.</w:t>
+        <w:t>प्रस्ताव नं. २ ः आर्थिक वर्ष {{fiscalYear}} को लेखा परीक्षक प्रतिवेदन अनुमोदन सम्बन्धमा.</w:t>
       </w:r>
     </w:p>
     <w:p>
@@ -1153,7 +1165,7 @@
           <w:szCs w:val="32"/>
           <w:lang w:eastAsia="zh-HK"/>
         </w:rPr>
-        <w:t xml:space="preserve">प्रस्ताव नं. ३ ः आर्थिक वर्ष {{nextFiscalYear}} को लागि लेखापरीक्षक नियुक्ति सम्बन्धमा.</w:t>
+        <w:t>प्रस्ताव नं. ३ ः आर्थिक वर्ष {{nextFiscalYear}} को लागि लेखापरीक्षक नियुक्ति सम्बन्धमा.</w:t>
       </w:r>
     </w:p>
     <w:p>
@@ -1177,7 +1189,7 @@
           <w:szCs w:val="32"/>
           <w:lang w:eastAsia="zh-HK"/>
         </w:rPr>
-        <w:t xml:space="preserve">प्रस्ताव नं. ४ ः विविध .</w:t>
+        <w:t>प्रस्ताव नं. ४ ः विविध .</w:t>
       </w:r>
     </w:p>
     <w:p>
@@ -1201,7 +1213,7 @@
           <w:szCs w:val="32"/>
           <w:lang w:eastAsia="zh-HK"/>
         </w:rPr>
-        <w:t xml:space="preserve">निर्णयहरू ः</w:t>
+        <w:t>निर्णयहरू ः</w:t>
       </w:r>
     </w:p>
     <w:p>
@@ -1225,7 +1237,7 @@
           <w:szCs w:val="32"/>
           <w:lang w:eastAsia="zh-HK"/>
         </w:rPr>
-        <w:t xml:space="preserve">निर्णय नं.१ः यस कम्पनीको गतवर्ष भएको वार्षिक साधारण सभा पश्चात हालसम्म कम्पनीको तर्फबाट भए गरिएका नियमित कार्यहरूको सम्बन्धमा संचालक समितिको तर्फबाट अध्यक्षज्यूले तयार गरी पेश गर्नु भएको कम्पनीको हालसम्मको प्रगति प्रतिवेदन उपर छलफल गरी सो प्रगति प्रतिवेदन यस सभाबाट सर्वसम्मतिले अनुमोदन गरिएको छ .</w:t>
+        <w:t>निर्णय नं.१ः यस कम्पनीको गतवर्ष भएको वार्षिक साधारण सभा पश्चात हालसम्म कम्पनीको तर्फबाट भए गरिएका नियमित कार्यहरूको सम्बन्धमा संचालक समितिको तर्फबाट अध्यक्षज्यूले तयार गरी पेश गर्नु भएको कम्पनीको हालसम्मको प्रगति प्रतिवेदन उपर छलफल गरी सो प्रगति प्रतिवेदन यस सभाबाट सर्वसम्मतिले अनुमोदन गरिएको छ .</w:t>
       </w:r>
     </w:p>
     <w:p>
@@ -1282,7 +1294,7 @@
           <w:szCs w:val="32"/>
           <w:lang w:eastAsia="zh-HK"/>
         </w:rPr>
-        <w:t xml:space="preserve">निर्णय नं. २ः प्रस्ताव नं. २ माथि छलफछ गर्दा आ. व. २{{fiscalYear}} को लेखापरीक्षण प्रतिवेदनले कम्पनीको वास्तविक आर्थिक अवस्थाको चित्रण गरेको हुदा उक्त प्रतिवेदनलाई अनुमोदन गर्ने निर्णय गरियो .</w:t>
+        <w:t>निर्णय नं. २ः प्रस्ताव नं. २ माथि छलफछ गर्दा आ. व. २{{fiscalYear}} को लेखापरीक्षण प्रतिवेदनले कम्पनीको वास्तविक आर्थिक अवस्थाको चित्रण गरेको हुदा उक्त प्रतिवेदनलाई अनुमोदन गर्ने निर्णय गरियो .</w:t>
       </w:r>
     </w:p>
     <w:p>
@@ -1331,7 +1343,7 @@
           <w:sz w:val="32"/>
           <w:szCs w:val="32"/>
         </w:rPr>
-        <w:t xml:space="preserve">श्री {{auditorName}}लाई</w:t>
+        <w:t>श्री {{auditorName}}लाई</w:t>
       </w:r>
       <w:r>
         <w:rPr>
@@ -1381,7 +1393,7 @@
           <w:szCs w:val="32"/>
           <w:lang w:eastAsia="zh-HK"/>
         </w:rPr>
-        <w:t xml:space="preserve">निर्णय नं. ४ ः प्रस्ताव नं. ४ माथि छलफल गर्दा अन्य छलफलको विषय नभएकोले आजको साधारण सभा विर्सजन गरियो .</w:t>
+        <w:t>निर्णय नं. ४ ः प्रस्ताव नं. ४ माथि छलफल गर्दा अन्य छलफलको विषय नभएकोले आजको साधारण सभा विर्सजन गरियो .</w:t>
       </w:r>
     </w:p>
     <w:p>
@@ -1413,7 +1425,6 @@
     </w:p>
     <w:p>
       <w:pPr>
-        <w:jc w:val="both"/>
         <w:rPr>
           <w:rFonts w:ascii="Mangal" w:hAnsi="Mangal"/>
           <w:b/>
@@ -1424,162 +1435,6 @@
     </w:p>
     <w:p>
       <w:pPr>
-        <w:jc w:val="both"/>
-        <w:rPr>
-          <w:rFonts w:ascii="Mangal" w:hAnsi="Mangal"/>
-          <w:b/>
-          <w:sz w:val="56"/>
-          <w:szCs w:val="56"/>
-        </w:rPr>
-      </w:pPr>
-    </w:p>
-    <w:p>
-      <w:pPr>
-        <w:jc w:val="both"/>
-        <w:rPr>
-          <w:rFonts w:ascii="Mangal" w:hAnsi="Mangal"/>
-          <w:b/>
-          <w:sz w:val="56"/>
-          <w:szCs w:val="56"/>
-        </w:rPr>
-      </w:pPr>
-    </w:p>
-    <w:p>
-      <w:pPr>
-        <w:jc w:val="both"/>
-        <w:rPr>
-          <w:rFonts w:ascii="Mangal" w:hAnsi="Mangal"/>
-          <w:b/>
-          <w:sz w:val="56"/>
-          <w:szCs w:val="56"/>
-        </w:rPr>
-      </w:pPr>
-    </w:p>
-    <w:p>
-      <w:pPr>
-        <w:jc w:val="both"/>
-        <w:rPr>
-          <w:rFonts w:ascii="Mangal" w:hAnsi="Mangal"/>
-          <w:b/>
-          <w:sz w:val="56"/>
-          <w:szCs w:val="56"/>
-        </w:rPr>
-      </w:pPr>
-    </w:p>
-    <w:p>
-      <w:pPr>
-        <w:jc w:val="both"/>
-        <w:rPr>
-          <w:rFonts w:ascii="Mangal" w:hAnsi="Mangal"/>
-          <w:b/>
-          <w:sz w:val="56"/>
-          <w:szCs w:val="56"/>
-        </w:rPr>
-      </w:pPr>
-    </w:p>
-    <w:p>
-      <w:pPr>
-        <w:jc w:val="both"/>
-        <w:rPr>
-          <w:rFonts w:ascii="Mangal" w:hAnsi="Mangal"/>
-          <w:b/>
-          <w:sz w:val="56"/>
-          <w:szCs w:val="56"/>
-        </w:rPr>
-      </w:pPr>
-    </w:p>
-    <w:p>
-      <w:pPr>
-        <w:tabs>
-          <w:tab w:val="left" w:pos="1695"/>
-          <w:tab w:val="center" w:pos="4680"/>
-        </w:tabs>
-        <w:rPr>
-          <w:rFonts w:ascii="Mangal" w:hAnsi="Mangal"/>
-          <w:b/>
-          <w:sz w:val="56"/>
-          <w:szCs w:val="56"/>
-        </w:rPr>
-      </w:pPr>
-    </w:p>
-    <w:p>
-      <w:pPr>
-        <w:tabs>
-          <w:tab w:val="left" w:pos="1695"/>
-          <w:tab w:val="center" w:pos="4680"/>
-        </w:tabs>
-        <w:jc w:val="center"/>
-        <w:rPr>
-          <w:rFonts w:ascii="Mangal" w:hAnsi="Mangal"/>
-          <w:b/>
-          <w:w w:val="110"/>
-          <w:sz w:val="48"/>
-          <w:szCs w:val="44"/>
-        </w:rPr>
-      </w:pPr>
-    </w:p>
-    <w:p>
-      <w:pPr>
-        <w:tabs>
-          <w:tab w:val="left" w:pos="1695"/>
-          <w:tab w:val="center" w:pos="4680"/>
-        </w:tabs>
-        <w:jc w:val="center"/>
-        <w:rPr>
-          <w:rFonts w:ascii="Mangal" w:hAnsi="Mangal"/>
-          <w:b/>
-          <w:w w:val="110"/>
-          <w:sz w:val="48"/>
-          <w:szCs w:val="44"/>
-        </w:rPr>
-      </w:pPr>
-    </w:p>
-    <w:p>
-      <w:pPr>
-        <w:tabs>
-          <w:tab w:val="left" w:pos="1695"/>
-          <w:tab w:val="center" w:pos="4680"/>
-        </w:tabs>
-        <w:jc w:val="center"/>
-        <w:rPr>
-          <w:rFonts w:ascii="Mangal" w:hAnsi="Mangal"/>
-          <w:b/>
-          <w:w w:val="110"/>
-          <w:sz w:val="48"/>
-          <w:szCs w:val="44"/>
-        </w:rPr>
-      </w:pPr>
-    </w:p>
-    <w:p>
-      <w:pPr>
-        <w:tabs>
-          <w:tab w:val="left" w:pos="1695"/>
-          <w:tab w:val="center" w:pos="4680"/>
-        </w:tabs>
-        <w:jc w:val="center"/>
-        <w:rPr>
-          <w:rFonts w:ascii="Mangal" w:hAnsi="Mangal"/>
-          <w:b/>
-          <w:w w:val="110"/>
-          <w:sz w:val="48"/>
-          <w:szCs w:val="44"/>
-        </w:rPr>
-      </w:pPr>
-    </w:p>
-    <w:p>
-      <w:pPr>
-        <w:rPr>
-          <w:rFonts w:ascii="Mangal" w:hAnsi="Mangal"/>
-          <w:b/>
-          <w:w w:val="110"/>
-          <w:sz w:val="48"/>
-          <w:szCs w:val="44"/>
-        </w:rPr>
-      </w:pPr>
-    </w:p>
-    <w:p>
-      <w:pPr>
-        <w:jc w:val="center"/>
         <w:rPr>
           <w:rFonts w:ascii="Mangal" w:hAnsi="Mangal"/>
           <w:b/>
@@ -1595,7 +1450,64 @@
           <w:sz w:val="74"/>
           <w:szCs w:val="8"/>
         </w:rPr>
-        <w:t xml:space="preserve">{{companyName}}प्रा.लि.</w:t>
+        <w:lastRenderedPageBreak/>
+        <w:t>{{</w:t>
+      </w:r>
+      <w:proofErr w:type="spellStart"/>
+      <w:r>
+        <w:rPr>
+          <w:rFonts w:ascii="Mangal" w:hAnsi="Mangal"/>
+          <w:b/>
+          <w:bCs/>
+          <w:sz w:val="74"/>
+          <w:szCs w:val="8"/>
+        </w:rPr>
+        <w:t>companyName</w:t>
+      </w:r>
+      <w:proofErr w:type="spellEnd"/>
+      <w:proofErr w:type="gramStart"/>
+      <w:r>
+        <w:rPr>
+          <w:rFonts w:ascii="Mangal" w:hAnsi="Mangal"/>
+          <w:b/>
+          <w:bCs/>
+          <w:sz w:val="74"/>
+          <w:szCs w:val="8"/>
+        </w:rPr>
+        <w:t>}}</w:t>
+      </w:r>
+      <w:proofErr w:type="spellStart"/>
+      <w:r>
+        <w:rPr>
+          <w:rFonts w:ascii="Mangal" w:hAnsi="Mangal"/>
+          <w:b/>
+          <w:bCs/>
+          <w:sz w:val="74"/>
+          <w:szCs w:val="8"/>
+        </w:rPr>
+        <w:t>प्रा</w:t>
+      </w:r>
+      <w:proofErr w:type="gramEnd"/>
+      <w:r>
+        <w:rPr>
+          <w:rFonts w:ascii="Mangal" w:hAnsi="Mangal"/>
+          <w:b/>
+          <w:bCs/>
+          <w:sz w:val="74"/>
+          <w:szCs w:val="8"/>
+        </w:rPr>
+        <w:t>.लि</w:t>
+      </w:r>
+      <w:proofErr w:type="spellEnd"/>
+      <w:r>
+        <w:rPr>
+          <w:rFonts w:ascii="Mangal" w:hAnsi="Mangal"/>
+          <w:b/>
+          <w:bCs/>
+          <w:sz w:val="74"/>
+          <w:szCs w:val="8"/>
+        </w:rPr>
+        <w:t>.</w:t>
       </w:r>
     </w:p>
     <w:p>
@@ -1620,7 +1532,7 @@
           <w:szCs w:val="32"/>
           <w:lang w:eastAsia="zh-HK"/>
         </w:rPr>
-        <w:t xml:space="preserve">कम्पनीऐन २०६३ को दफा ५१ कावमोजिम पेश गरेको प्रतिवेदन</w:t>
+        <w:t>कम्पनीऐन २०६३ को दफा ५१ कावमोजिम पेश गरेको प्रतिवेदन</w:t>
       </w:r>
     </w:p>
     <w:p>
@@ -1650,10 +1562,10 @@
         <w:tblLook w:val="01E0" w:firstRow="1" w:lastRow="1" w:firstColumn="1" w:lastColumn="1" w:noHBand="0" w:noVBand="0"/>
       </w:tblPr>
       <w:tblGrid>
-        <w:gridCol w:w="850"/>
-        <w:gridCol w:w="4310"/>
-        <w:gridCol w:w="960"/>
-        <w:gridCol w:w="3000"/>
+        <w:gridCol w:w="871"/>
+        <w:gridCol w:w="3832"/>
+        <w:gridCol w:w="936"/>
+        <w:gridCol w:w="3603"/>
       </w:tblGrid>
       <w:tr>
         <w:trPr>
@@ -1679,7 +1591,7 @@
                 <w:szCs w:val="32"/>
                 <w:lang w:eastAsia="zh-HK"/>
               </w:rPr>
-              <w:t xml:space="preserve">-क_</w:t>
+              <w:t>-क_</w:t>
             </w:r>
           </w:p>
         </w:tc>
@@ -1703,7 +1615,7 @@
                 <w:szCs w:val="32"/>
                 <w:lang w:eastAsia="zh-HK"/>
               </w:rPr>
-              <w:t xml:space="preserve">कम्पनीको अधिकृत पुँजी र शेयरको संख्या</w:t>
+              <w:t>कम्पनीको अधिकृत पुँजी र शेयरको संख्या</w:t>
             </w:r>
           </w:p>
           <w:p>
@@ -1737,7 +1649,7 @@
                 <w:szCs w:val="32"/>
                 <w:lang w:eastAsia="zh-HK"/>
               </w:rPr>
-              <w:t xml:space="preserve">-क_</w:t>
+              <w:t>-क_</w:t>
             </w:r>
           </w:p>
         </w:tc>
@@ -1761,7 +1673,7 @@
                 <w:szCs w:val="32"/>
                 <w:lang w:eastAsia="zh-HK"/>
               </w:rPr>
-              <w:t xml:space="preserve">अधिकृत पुँजी रू{{authorizedCapital}}र शेयर संख्या२,००,०००थान</w:t>
+              <w:t>अधिकृत पुँजी रू{{authorizedCapital}}र शेयर संख्या२,००,०००थान</w:t>
             </w:r>
           </w:p>
         </w:tc>
@@ -1790,7 +1702,7 @@
                 <w:szCs w:val="32"/>
                 <w:lang w:eastAsia="zh-HK"/>
               </w:rPr>
-              <w:t xml:space="preserve">-ख_</w:t>
+              <w:t>-ख_</w:t>
             </w:r>
           </w:p>
         </w:tc>
@@ -1814,7 +1726,7 @@
                 <w:szCs w:val="32"/>
                 <w:lang w:eastAsia="zh-HK"/>
               </w:rPr>
-              <w:t xml:space="preserve">कम्पनीको जारी शेयर पुँजी</w:t>
+              <w:t>कम्पनीको जारी शेयर पुँजी</w:t>
             </w:r>
           </w:p>
           <w:p>
@@ -1848,7 +1760,7 @@
                 <w:szCs w:val="32"/>
                 <w:lang w:eastAsia="zh-HK"/>
               </w:rPr>
-              <w:t xml:space="preserve">-ख_</w:t>
+              <w:t>-ख_</w:t>
             </w:r>
           </w:p>
         </w:tc>
@@ -1872,7 +1784,7 @@
                 <w:szCs w:val="32"/>
                 <w:lang w:eastAsia="zh-HK"/>
               </w:rPr>
-              <w:t xml:space="preserve">रू {{issuedCapital}}.–</w:t>
+              <w:t>रू {{issuedCapital}}.–</w:t>
             </w:r>
           </w:p>
         </w:tc>
@@ -1925,7 +1837,7 @@
                 <w:szCs w:val="32"/>
                 <w:lang w:eastAsia="zh-HK"/>
               </w:rPr>
-              <w:t xml:space="preserve">कम्पनीको चुक्तापूँजी</w:t>
+              <w:t>कम्पनीको चुक्तापूँजी</w:t>
             </w:r>
           </w:p>
           <w:p>
@@ -1959,7 +1871,7 @@
                 <w:szCs w:val="32"/>
                 <w:lang w:eastAsia="zh-HK"/>
               </w:rPr>
-              <w:t xml:space="preserve">-ग_</w:t>
+              <w:t>-ग_</w:t>
             </w:r>
           </w:p>
         </w:tc>
@@ -1983,7 +1895,7 @@
                 <w:szCs w:val="32"/>
                 <w:lang w:eastAsia="zh-HK"/>
               </w:rPr>
-              <w:t xml:space="preserve">रू {{paidUpCapital}}.–</w:t>
+              <w:t>रू {{paidUpCapital}}.–</w:t>
             </w:r>
           </w:p>
         </w:tc>
@@ -2012,7 +1924,7 @@
                 <w:szCs w:val="32"/>
                 <w:lang w:eastAsia="zh-HK"/>
               </w:rPr>
-              <w:t xml:space="preserve">-घ_</w:t>
+              <w:t>-घ_</w:t>
             </w:r>
           </w:p>
         </w:tc>
@@ -2036,7 +1948,7 @@
                 <w:szCs w:val="32"/>
                 <w:lang w:eastAsia="zh-HK"/>
               </w:rPr>
-              <w:t xml:space="preserve">शेयर पिच्छे मागभएको रकम</w:t>
+              <w:t>शेयर पिच्छे मागभएको रकम</w:t>
             </w:r>
           </w:p>
           <w:p>
@@ -2070,7 +1982,7 @@
                 <w:szCs w:val="32"/>
                 <w:lang w:eastAsia="zh-HK"/>
               </w:rPr>
-              <w:t xml:space="preserve">-घ_</w:t>
+              <w:t>-घ_</w:t>
             </w:r>
           </w:p>
         </w:tc>
@@ -2094,7 +2006,7 @@
                 <w:szCs w:val="32"/>
                 <w:lang w:eastAsia="zh-HK"/>
               </w:rPr>
-              <w:t xml:space="preserve">रू १००.–</w:t>
+              <w:t>रू १००.–</w:t>
             </w:r>
           </w:p>
         </w:tc>
@@ -2123,7 +2035,7 @@
                 <w:szCs w:val="32"/>
                 <w:lang w:eastAsia="zh-HK"/>
               </w:rPr>
-              <w:t xml:space="preserve">-ङ_</w:t>
+              <w:t>-ङ_</w:t>
             </w:r>
           </w:p>
         </w:tc>
@@ -2147,7 +2059,7 @@
                 <w:szCs w:val="32"/>
                 <w:lang w:eastAsia="zh-HK"/>
               </w:rPr>
-              <w:t xml:space="preserve">किस्ताअसुलभएको जम्मा रकम</w:t>
+              <w:t>किस्ताअसुलभएको जम्मा रकम</w:t>
             </w:r>
           </w:p>
           <w:p>
@@ -2181,7 +2093,7 @@
                 <w:szCs w:val="32"/>
                 <w:lang w:eastAsia="zh-HK"/>
               </w:rPr>
-              <w:t xml:space="preserve">-ङ_</w:t>
+              <w:t>-ङ_</w:t>
             </w:r>
           </w:p>
         </w:tc>
@@ -2205,7 +2117,7 @@
                 <w:szCs w:val="32"/>
                 <w:lang w:eastAsia="zh-HK"/>
               </w:rPr>
-              <w:t xml:space="preserve">रू १,००,००,०००.–</w:t>
+              <w:t>रू १,००,००,०००.–</w:t>
             </w:r>
           </w:p>
         </w:tc>
@@ -2234,7 +2146,7 @@
                 <w:szCs w:val="32"/>
                 <w:lang w:eastAsia="zh-HK"/>
               </w:rPr>
-              <w:t xml:space="preserve">-च_</w:t>
+              <w:t>-च_</w:t>
             </w:r>
           </w:p>
         </w:tc>
@@ -2258,7 +2170,7 @@
                 <w:szCs w:val="32"/>
                 <w:lang w:eastAsia="zh-HK"/>
               </w:rPr>
-              <w:t xml:space="preserve">असुल हुन बाँकी रहेको जम्मा रकम</w:t>
+              <w:t>असुल हुन बाँकी रहेको जम्मा रकम</w:t>
             </w:r>
           </w:p>
           <w:p>
@@ -2292,7 +2204,7 @@
                 <w:szCs w:val="32"/>
                 <w:lang w:eastAsia="zh-HK"/>
               </w:rPr>
-              <w:t xml:space="preserve">-च_</w:t>
+              <w:t>-च_</w:t>
             </w:r>
           </w:p>
         </w:tc>
@@ -2316,7 +2228,7 @@
                 <w:szCs w:val="32"/>
                 <w:lang w:eastAsia="zh-HK"/>
               </w:rPr>
-              <w:t xml:space="preserve">छैन .</w:t>
+              <w:t>छैन .</w:t>
             </w:r>
           </w:p>
         </w:tc>
@@ -2345,7 +2257,7 @@
                 <w:szCs w:val="32"/>
                 <w:lang w:eastAsia="zh-HK"/>
               </w:rPr>
-              <w:t xml:space="preserve">-छ_</w:t>
+              <w:t>-छ_</w:t>
             </w:r>
           </w:p>
         </w:tc>
@@ -2369,7 +2281,7 @@
                 <w:szCs w:val="32"/>
                 <w:lang w:eastAsia="zh-HK"/>
               </w:rPr>
-              <w:t xml:space="preserve">शेयर र डिबेञ्चरमा दलाली दस्तुर बापत</w:t>
+              <w:t>शेयर र डिबेञ्चरमा दलाली दस्तुर बापत</w:t>
             </w:r>
           </w:p>
           <w:p>
@@ -2388,7 +2300,7 @@
                 <w:szCs w:val="32"/>
                 <w:lang w:eastAsia="zh-HK"/>
               </w:rPr>
-              <w:t xml:space="preserve">दिएको जम्मा रकम</w:t>
+              <w:t>दिएको जम्मा रकम</w:t>
             </w:r>
           </w:p>
           <w:p>
@@ -2422,7 +2334,7 @@
                 <w:szCs w:val="32"/>
                 <w:lang w:eastAsia="zh-HK"/>
               </w:rPr>
-              <w:t xml:space="preserve">-छ_</w:t>
+              <w:t>-छ_</w:t>
             </w:r>
           </w:p>
         </w:tc>
@@ -2446,7 +2358,7 @@
                 <w:szCs w:val="32"/>
                 <w:lang w:eastAsia="zh-HK"/>
               </w:rPr>
-              <w:t xml:space="preserve">छैन .</w:t>
+              <w:t>छैन .</w:t>
             </w:r>
           </w:p>
         </w:tc>
@@ -2475,7 +2387,8 @@
                 <w:szCs w:val="32"/>
                 <w:lang w:eastAsia="zh-HK"/>
               </w:rPr>
-              <w:t xml:space="preserve">-ज_</w:t>
+              <w:lastRenderedPageBreak/>
+              <w:t>-ज_</w:t>
             </w:r>
           </w:p>
         </w:tc>
@@ -2499,7 +2412,7 @@
                 <w:szCs w:val="32"/>
                 <w:lang w:eastAsia="zh-HK"/>
               </w:rPr>
-              <w:t xml:space="preserve">कुनै शेयर जफत गरिएकोमा त्यस्तो शेयरको जम्मा संख्या, जफत भएको कारण र मिति</w:t>
+              <w:t>कुनै शेयर जफत गरिएकोमा त्यस्तो शेयरको जम्मा संख्या, जफत भएको कारण र मिति</w:t>
             </w:r>
           </w:p>
           <w:p>
@@ -2533,7 +2446,7 @@
                 <w:szCs w:val="32"/>
                 <w:lang w:eastAsia="zh-HK"/>
               </w:rPr>
-              <w:t xml:space="preserve">-ज_</w:t>
+              <w:t>-ज_</w:t>
             </w:r>
           </w:p>
         </w:tc>
@@ -2557,7 +2470,7 @@
                 <w:szCs w:val="32"/>
                 <w:lang w:eastAsia="zh-HK"/>
               </w:rPr>
-              <w:t xml:space="preserve">छैन .</w:t>
+              <w:t>छैन .</w:t>
             </w:r>
           </w:p>
         </w:tc>
@@ -2586,7 +2499,7 @@
                 <w:szCs w:val="32"/>
                 <w:lang w:eastAsia="zh-HK"/>
               </w:rPr>
-              <w:t xml:space="preserve">-झ_</w:t>
+              <w:t>-झ_</w:t>
             </w:r>
           </w:p>
         </w:tc>
@@ -2610,7 +2523,7 @@
                 <w:szCs w:val="32"/>
                 <w:lang w:eastAsia="zh-HK"/>
               </w:rPr>
-              <w:t xml:space="preserve">बैक,वित्तिय संस्था वा अन्य कुनै व्यक्तिबाट लिएको ऋणा वा कम्पनीले दिएको जमानत</w:t>
+              <w:t>बैक,वित्तिय संस्था वा अन्य कुनै व्यक्तिबाट लिएको ऋणा वा कम्पनीले दिएको जमानत</w:t>
             </w:r>
           </w:p>
         </w:tc>
@@ -2634,7 +2547,7 @@
                 <w:szCs w:val="32"/>
                 <w:lang w:eastAsia="zh-HK"/>
               </w:rPr>
-              <w:t xml:space="preserve">-झ_</w:t>
+              <w:t>-झ_</w:t>
             </w:r>
           </w:p>
         </w:tc>
@@ -2658,7 +2571,7 @@
                 <w:szCs w:val="32"/>
                 <w:lang w:eastAsia="zh-HK"/>
               </w:rPr>
-              <w:t xml:space="preserve">आय व्यय विवरणमा उल्लेख भए बमोजिम</w:t>
+              <w:t>आय व्यय विवरणमा उल्लेख भए बमोजिम</w:t>
             </w:r>
           </w:p>
         </w:tc>
@@ -2686,7 +2599,7 @@
                 <w:szCs w:val="32"/>
                 <w:lang w:eastAsia="zh-HK"/>
               </w:rPr>
-              <w:t xml:space="preserve">-झ_१</w:t>
+              <w:t>-झ_१</w:t>
             </w:r>
           </w:p>
         </w:tc>
@@ -2709,7 +2622,7 @@
                 <w:sz w:val="34"/>
                 <w:szCs w:val="40"/>
               </w:rPr>
-              <w:t xml:space="preserve">अन्य कम्पनीको शेयर वा डिवेञ्चरमा लगानी गरेको भए त्यस्तो कम्पनीको नाम र दर्ता नं. तथा शेयर वा डिवेञ्चरमा गरेको लगानी रकम</w:t>
+              <w:t>अन्य कम्पनीको शेयर वा डिवेञ्चरमा लगानी गरेको भए त्यस्तो कम्पनीको नाम र दर्ता नं. तथा शेयर वा डिवेञ्चरमा गरेको लगानी रकम</w:t>
             </w:r>
           </w:p>
         </w:tc>
@@ -2733,7 +2646,7 @@
                 <w:szCs w:val="32"/>
                 <w:lang w:eastAsia="zh-HK"/>
               </w:rPr>
-              <w:t xml:space="preserve">-झ_१</w:t>
+              <w:t>-झ_१</w:t>
             </w:r>
           </w:p>
         </w:tc>
@@ -2757,7 +2670,7 @@
                 <w:szCs w:val="32"/>
                 <w:lang w:eastAsia="zh-HK"/>
               </w:rPr>
-              <w:t xml:space="preserve">छैन .</w:t>
+              <w:t>छैन .</w:t>
             </w:r>
           </w:p>
         </w:tc>
@@ -2786,7 +2699,7 @@
                 <w:szCs w:val="32"/>
                 <w:lang w:eastAsia="zh-HK"/>
               </w:rPr>
-              <w:t xml:space="preserve">-ञ_</w:t>
+              <w:t>-ञ_</w:t>
             </w:r>
           </w:p>
         </w:tc>
@@ -2810,7 +2723,7 @@
                 <w:szCs w:val="32"/>
                 <w:lang w:eastAsia="zh-HK"/>
               </w:rPr>
-              <w:t xml:space="preserve">बहालवाला सञ्चालकको नाम र ठेगाना</w:t>
+              <w:t>बहालवाला सञ्चालकको नाम र ठेगाना</w:t>
             </w:r>
           </w:p>
         </w:tc>
@@ -2863,7 +2776,7 @@
                 <w:szCs w:val="32"/>
                 <w:lang w:eastAsia="zh-HK"/>
               </w:rPr>
-              <w:t xml:space="preserve">सञ्चालक</w:t>
+              <w:t>सञ्चालक</w:t>
             </w:r>
             <w:r>
               <w:rPr>
@@ -2881,7 +2794,7 @@
                 <w:szCs w:val="32"/>
                 <w:lang w:eastAsia="zh-HK"/>
               </w:rPr>
-              <w:t xml:space="preserve">उल्लेख भए बमोजिम</w:t>
+              <w:t>उल्लेख भए बमोजिम</w:t>
             </w:r>
           </w:p>
           <w:p>
@@ -2908,26 +2821,13 @@
           <w:tab w:val="left" w:pos="720"/>
         </w:tabs>
         <w:spacing w:line="360" w:lineRule="auto"/>
-        <w:ind w:left="6120"/>
         <w:jc w:val="both"/>
         <w:rPr>
-          <w:rFonts w:ascii="Mangal" w:hAnsi="Mangal"/>
-          <w:b/>
-          <w:color w:val="000000" w:themeColor="text1"/>
-          <w:sz w:val="32"/>
-          <w:szCs w:val="32"/>
-        </w:rPr>
-      </w:pPr>
-      <w:r>
-        <w:rPr>
           <w:rFonts w:ascii="Mangal" w:eastAsia="PMingLiU" w:hAnsi="Mangal"/>
           <w:b/>
-          <w:sz w:val="32"/>
-          <w:szCs w:val="32"/>
-          <w:lang w:eastAsia="zh-HK"/>
-        </w:rPr>
-        <w:t xml:space="preserve">..............................</w:t>
-      </w:r>
+          <w:lang w:eastAsia="zh-HK"/>
+        </w:rPr>
+      </w:pPr>
     </w:p>
     <w:p>
       <w:pPr>
@@ -2937,20 +2837,875 @@
         <w:spacing w:line="360" w:lineRule="auto"/>
         <w:jc w:val="both"/>
         <w:rPr>
-          <w:rFonts w:ascii="Mangal" w:hAnsi="Mangal"/>
-          <w:b/>
-          <w:sz w:val="32"/>
-          <w:szCs w:val="32"/>
-        </w:rPr>
-      </w:pPr>
-      <w:r>
+          <w:rFonts w:ascii="Mangal" w:eastAsia="PMingLiU" w:hAnsi="Mangal"/>
+          <w:b/>
+          <w:lang w:eastAsia="zh-HK"/>
+        </w:rPr>
+      </w:pPr>
+      <w:r>
+        <w:rPr>
+          <w:rFonts w:ascii="Mangal" w:eastAsia="PMingLiU" w:hAnsi="Mangal"/>
+          <w:b/>
+          <w:lang w:eastAsia="zh-HK"/>
+        </w:rPr>
+        <w:t>..............................</w:t>
+      </w:r>
+    </w:p>
+    <w:p>
+      <w:pPr>
+        <w:tabs>
+          <w:tab w:val="left" w:pos="720"/>
+        </w:tabs>
+        <w:spacing w:line="360" w:lineRule="auto"/>
+        <w:jc w:val="both"/>
         <w:rPr>
           <w:rFonts w:ascii="Mangal" w:hAnsi="Mangal"/>
           <w:b/>
           <w:sz w:val="36"/>
           <w:szCs w:val="36"/>
         </w:rPr>
-        <w:t xml:space="preserve">                               {{chairmanName}}</w:t>
+      </w:pPr>
+      <w:r>
+        <w:rPr>
+          <w:rFonts w:ascii="Mangal" w:hAnsi="Mangal"/>
+          <w:b/>
+          <w:sz w:val="36"/>
+          <w:szCs w:val="36"/>
+        </w:rPr>
+        <w:t xml:space="preserve"> {{</w:t>
+      </w:r>
+      <w:proofErr w:type="spellStart"/>
+      <w:r>
+        <w:rPr>
+          <w:rFonts w:ascii="Mangal" w:hAnsi="Mangal"/>
+          <w:b/>
+          <w:sz w:val="36"/>
+          <w:szCs w:val="36"/>
+        </w:rPr>
+        <w:t>chairmanName</w:t>
+      </w:r>
+      <w:proofErr w:type="spellEnd"/>
+      <w:r>
+        <w:rPr>
+          <w:rFonts w:ascii="Mangal" w:hAnsi="Mangal"/>
+          <w:b/>
+          <w:sz w:val="36"/>
+          <w:szCs w:val="36"/>
+        </w:rPr>
+        <w:t>}}</w:t>
+      </w:r>
+      <w:r>
+        <w:rPr>
+          <w:rFonts w:ascii="Mangal" w:hAnsi="Mangal"/>
+          <w:b/>
+          <w:sz w:val="36"/>
+          <w:szCs w:val="36"/>
+        </w:rPr>
+        <w:t xml:space="preserve">                                   </w:t>
+      </w:r>
+    </w:p>
+    <w:p>
+      <w:pPr>
+        <w:tabs>
+          <w:tab w:val="left" w:pos="720"/>
+        </w:tabs>
+        <w:spacing w:line="360" w:lineRule="auto"/>
+        <w:jc w:val="both"/>
+        <w:rPr>
+          <w:rFonts w:ascii="Mangal" w:hAnsi="Mangal"/>
+          <w:b/>
+          <w:sz w:val="36"/>
+          <w:szCs w:val="36"/>
+        </w:rPr>
+      </w:pPr>
+      <w:proofErr w:type="spellStart"/>
+      <w:r>
+        <w:rPr>
+          <w:rFonts w:ascii="Mangal" w:hAnsi="Mangal"/>
+          <w:b/>
+          <w:sz w:val="32"/>
+          <w:szCs w:val="32"/>
+        </w:rPr>
+        <w:t>अध्यक्ष</w:t>
+      </w:r>
+      <w:proofErr w:type="spellEnd"/>
+    </w:p>
+    <w:p>
+      <w:pPr>
+        <w:jc w:val="center"/>
+        <w:rPr>
+          <w:rFonts w:ascii="Mangal" w:hAnsi="Mangal"/>
+          <w:b/>
+          <w:sz w:val="74"/>
+          <w:szCs w:val="8"/>
+        </w:rPr>
+      </w:pPr>
+      <w:r>
+        <w:rPr>
+          <w:rFonts w:ascii="Mangal" w:hAnsi="Mangal"/>
+          <w:b/>
+          <w:bCs/>
+          <w:sz w:val="74"/>
+          <w:szCs w:val="8"/>
+        </w:rPr>
+        <w:lastRenderedPageBreak/>
+        <w:t>{{</w:t>
+      </w:r>
+      <w:proofErr w:type="spellStart"/>
+      <w:r>
+        <w:rPr>
+          <w:rFonts w:ascii="Mangal" w:hAnsi="Mangal"/>
+          <w:b/>
+          <w:bCs/>
+          <w:sz w:val="74"/>
+          <w:szCs w:val="8"/>
+        </w:rPr>
+        <w:t>companyName</w:t>
+      </w:r>
+      <w:proofErr w:type="spellEnd"/>
+      <w:r>
+        <w:rPr>
+          <w:rFonts w:ascii="Mangal" w:hAnsi="Mangal"/>
+          <w:b/>
+          <w:bCs/>
+          <w:sz w:val="74"/>
+          <w:szCs w:val="8"/>
+        </w:rPr>
+        <w:t xml:space="preserve">}} </w:t>
+      </w:r>
+      <w:proofErr w:type="spellStart"/>
+      <w:r>
+        <w:rPr>
+          <w:rFonts w:ascii="Mangal" w:hAnsi="Mangal"/>
+          <w:b/>
+          <w:bCs/>
+          <w:sz w:val="74"/>
+          <w:szCs w:val="8"/>
+        </w:rPr>
+        <w:t>प्रा.लि</w:t>
+      </w:r>
+      <w:proofErr w:type="spellEnd"/>
+      <w:r>
+        <w:rPr>
+          <w:rFonts w:ascii="Mangal" w:hAnsi="Mangal"/>
+          <w:b/>
+          <w:bCs/>
+          <w:sz w:val="74"/>
+          <w:szCs w:val="8"/>
+        </w:rPr>
+        <w:t>.</w:t>
+      </w:r>
+    </w:p>
+    <w:p>
+      <w:pPr>
+        <w:ind w:left="2160" w:hanging="1080"/>
+        <w:rPr>
+          <w:rFonts w:ascii="Mangal" w:hAnsi="Mangal"/>
+          <w:sz w:val="36"/>
+          <w:szCs w:val="36"/>
+        </w:rPr>
+      </w:pPr>
+      <w:r>
+        <w:rPr>
+          <w:rFonts w:ascii="Mangal" w:hAnsi="Mangal"/>
+          <w:sz w:val="36"/>
+          <w:szCs w:val="36"/>
+        </w:rPr>
+        <w:t xml:space="preserve">                    </w:t>
+      </w:r>
+    </w:p>
+    <w:p>
+      <w:pPr>
+        <w:ind w:left="2160" w:hanging="1080"/>
+        <w:rPr>
+          <w:rFonts w:ascii="Mangal" w:hAnsi="Mangal"/>
+          <w:sz w:val="12"/>
+          <w:szCs w:val="12"/>
+        </w:rPr>
+      </w:pPr>
+      <w:r>
+        <w:rPr>
+          <w:rFonts w:ascii="Mangal" w:hAnsi="Mangal"/>
+          <w:sz w:val="36"/>
+          <w:szCs w:val="36"/>
+        </w:rPr>
+        <w:t xml:space="preserve">         </w:t>
+      </w:r>
+      <w:proofErr w:type="spellStart"/>
+      <w:proofErr w:type="gramStart"/>
+      <w:r>
+        <w:rPr>
+          <w:rFonts w:ascii="Mangal" w:hAnsi="Mangal"/>
+          <w:sz w:val="36"/>
+          <w:szCs w:val="36"/>
+        </w:rPr>
+        <w:t>प्रा.लि</w:t>
+      </w:r>
+      <w:proofErr w:type="spellEnd"/>
+      <w:proofErr w:type="gramEnd"/>
+      <w:r>
+        <w:rPr>
+          <w:rFonts w:ascii="Mangal" w:hAnsi="Mangal"/>
+          <w:sz w:val="36"/>
+          <w:szCs w:val="36"/>
+        </w:rPr>
+        <w:t xml:space="preserve"> </w:t>
+      </w:r>
+      <w:proofErr w:type="spellStart"/>
+      <w:r>
+        <w:rPr>
+          <w:rFonts w:ascii="Mangal" w:hAnsi="Mangal"/>
+          <w:sz w:val="36"/>
+          <w:szCs w:val="36"/>
+        </w:rPr>
+        <w:t>दर्ता</w:t>
+      </w:r>
+      <w:proofErr w:type="spellEnd"/>
+      <w:r>
+        <w:rPr>
+          <w:rFonts w:ascii="Mangal" w:hAnsi="Mangal"/>
+          <w:sz w:val="36"/>
+          <w:szCs w:val="36"/>
+        </w:rPr>
+        <w:t xml:space="preserve"> न</w:t>
+      </w:r>
+      <w:r>
+        <w:rPr>
+          <w:rFonts w:ascii="Mangal" w:hAnsi="Mangal"/>
+          <w:sz w:val="36"/>
+          <w:szCs w:val="36"/>
+        </w:rPr>
+        <w:t xml:space="preserve">      </w:t>
+      </w:r>
+      <w:r>
+        <w:rPr>
+          <w:rFonts w:ascii="Mangal" w:hAnsi="Mangal"/>
+          <w:sz w:val="36"/>
+          <w:szCs w:val="36"/>
+        </w:rPr>
+        <w:t xml:space="preserve"> {{</w:t>
+      </w:r>
+      <w:proofErr w:type="spellStart"/>
+      <w:r>
+        <w:rPr>
+          <w:rFonts w:ascii="Mangal" w:hAnsi="Mangal"/>
+          <w:sz w:val="36"/>
+          <w:szCs w:val="36"/>
+        </w:rPr>
+        <w:t>registrationNumber</w:t>
+      </w:r>
+      <w:proofErr w:type="spellEnd"/>
+      <w:r>
+        <w:rPr>
+          <w:rFonts w:ascii="Mangal" w:hAnsi="Mangal"/>
+          <w:sz w:val="36"/>
+          <w:szCs w:val="36"/>
+        </w:rPr>
+        <w:t xml:space="preserve">}} </w:t>
+      </w:r>
+    </w:p>
+    <w:p>
+      <w:pPr>
+        <w:ind w:left="2160" w:hanging="1080"/>
+        <w:rPr>
+          <w:rFonts w:ascii="Mangal" w:hAnsi="Mangal"/>
+          <w:sz w:val="12"/>
+          <w:szCs w:val="12"/>
+        </w:rPr>
+      </w:pPr>
+    </w:p>
+    <w:p>
+      <w:pPr>
+        <w:rPr>
+          <w:rFonts w:ascii="Mangal" w:hAnsi="Mangal"/>
+          <w:sz w:val="36"/>
+          <w:szCs w:val="36"/>
+        </w:rPr>
+      </w:pPr>
+    </w:p>
+    <w:p>
+      <w:pPr>
+        <w:ind w:left="6480" w:firstLine="720"/>
+        <w:rPr>
+          <w:rFonts w:ascii="Mangal" w:hAnsi="Mangal"/>
+          <w:sz w:val="36"/>
+          <w:szCs w:val="36"/>
+        </w:rPr>
+      </w:pPr>
+      <w:proofErr w:type="spellStart"/>
+      <w:r>
+        <w:rPr>
+          <w:rFonts w:ascii="Mangal" w:hAnsi="Mangal"/>
+          <w:sz w:val="32"/>
+          <w:szCs w:val="32"/>
+        </w:rPr>
+        <w:t>मिति</w:t>
+      </w:r>
+      <w:proofErr w:type="spellEnd"/>
+      <w:r>
+        <w:rPr>
+          <w:rFonts w:ascii="Mangal" w:hAnsi="Mangal"/>
+          <w:sz w:val="32"/>
+          <w:szCs w:val="32"/>
+        </w:rPr>
+        <w:t xml:space="preserve"> ः{{</w:t>
+      </w:r>
+      <w:proofErr w:type="spellStart"/>
+      <w:r>
+        <w:rPr>
+          <w:rFonts w:ascii="Mangal" w:hAnsi="Mangal"/>
+          <w:sz w:val="32"/>
+          <w:szCs w:val="32"/>
+        </w:rPr>
+        <w:t>letterDate</w:t>
+      </w:r>
+      <w:proofErr w:type="spellEnd"/>
+      <w:r>
+        <w:rPr>
+          <w:rFonts w:ascii="Mangal" w:hAnsi="Mangal"/>
+          <w:sz w:val="32"/>
+          <w:szCs w:val="32"/>
+        </w:rPr>
+        <w:t>}}</w:t>
+      </w:r>
+    </w:p>
+    <w:p>
+      <w:pPr>
+        <w:rPr>
+          <w:rFonts w:ascii="Mangal" w:hAnsi="Mangal"/>
+          <w:sz w:val="32"/>
+          <w:szCs w:val="32"/>
+        </w:rPr>
+      </w:pPr>
+    </w:p>
+    <w:p>
+      <w:pPr>
+        <w:rPr>
+          <w:rFonts w:ascii="Mangal" w:hAnsi="Mangal"/>
+          <w:sz w:val="32"/>
+          <w:szCs w:val="32"/>
+        </w:rPr>
+      </w:pPr>
+      <w:r>
+        <w:rPr>
+          <w:rFonts w:ascii="Mangal" w:hAnsi="Mangal"/>
+          <w:sz w:val="32"/>
+          <w:szCs w:val="32"/>
+        </w:rPr>
+        <w:t>श्रीमानकम्पनी रजिष्ट्रारज्यू,</w:t>
+      </w:r>
+    </w:p>
+    <w:p>
+      <w:pPr>
+        <w:rPr>
+          <w:rFonts w:ascii="Mangal" w:hAnsi="Mangal"/>
+          <w:sz w:val="32"/>
+          <w:szCs w:val="32"/>
+        </w:rPr>
+      </w:pPr>
+      <w:r>
+        <w:rPr>
+          <w:rFonts w:ascii="Mangal" w:hAnsi="Mangal"/>
+          <w:sz w:val="32"/>
+          <w:szCs w:val="32"/>
+        </w:rPr>
+        <w:t>कम्पनी रजिष्ट्रारको कार्यालय</w:t>
+      </w:r>
+    </w:p>
+    <w:p>
+      <w:pPr>
+        <w:rPr>
+          <w:rFonts w:ascii="Mangal" w:hAnsi="Mangal"/>
+          <w:sz w:val="32"/>
+          <w:szCs w:val="32"/>
+        </w:rPr>
+      </w:pPr>
+      <w:r>
+        <w:rPr>
+          <w:rFonts w:ascii="Mangal" w:hAnsi="Mangal"/>
+          <w:sz w:val="32"/>
+          <w:szCs w:val="32"/>
+        </w:rPr>
+        <w:t>त्रिपुरेश्वर, काठमाणडौ .</w:t>
+      </w:r>
+    </w:p>
+    <w:p>
+      <w:pPr>
+        <w:rPr>
+          <w:rFonts w:ascii="Mangal" w:hAnsi="Mangal"/>
+          <w:sz w:val="32"/>
+          <w:szCs w:val="32"/>
+        </w:rPr>
+      </w:pPr>
+    </w:p>
+    <w:p>
+      <w:pPr>
+        <w:rPr>
+          <w:rFonts w:ascii="Mangal" w:hAnsi="Mangal"/>
+          <w:sz w:val="32"/>
+          <w:szCs w:val="32"/>
+        </w:rPr>
+      </w:pPr>
+      <w:proofErr w:type="spellStart"/>
+      <w:r>
+        <w:rPr>
+          <w:rFonts w:ascii="Mangal" w:hAnsi="Mangal"/>
+          <w:sz w:val="32"/>
+          <w:szCs w:val="32"/>
+        </w:rPr>
+        <w:t>विषयःकम्पनीको</w:t>
+      </w:r>
+      <w:proofErr w:type="spellEnd"/>
+      <w:r>
+        <w:rPr>
+          <w:rFonts w:ascii="Mangal" w:hAnsi="Mangal"/>
+          <w:sz w:val="32"/>
+          <w:szCs w:val="32"/>
+        </w:rPr>
+        <w:t xml:space="preserve"> </w:t>
+      </w:r>
+      <w:proofErr w:type="spellStart"/>
+      <w:r>
+        <w:rPr>
+          <w:rFonts w:ascii="Mangal" w:hAnsi="Mangal"/>
+          <w:sz w:val="32"/>
+          <w:szCs w:val="32"/>
+        </w:rPr>
+        <w:t>साधरणा</w:t>
+      </w:r>
+      <w:proofErr w:type="spellEnd"/>
+      <w:r>
+        <w:rPr>
+          <w:rFonts w:ascii="Mangal" w:hAnsi="Mangal"/>
+          <w:sz w:val="32"/>
+          <w:szCs w:val="32"/>
+        </w:rPr>
+        <w:t xml:space="preserve"> </w:t>
+      </w:r>
+      <w:proofErr w:type="spellStart"/>
+      <w:r>
+        <w:rPr>
+          <w:rFonts w:ascii="Mangal" w:hAnsi="Mangal"/>
+          <w:sz w:val="32"/>
+          <w:szCs w:val="32"/>
+        </w:rPr>
+        <w:t>सभाको</w:t>
+      </w:r>
+      <w:proofErr w:type="spellEnd"/>
+      <w:r>
+        <w:rPr>
+          <w:rFonts w:ascii="Mangal" w:hAnsi="Mangal"/>
+          <w:sz w:val="32"/>
+          <w:szCs w:val="32"/>
+        </w:rPr>
+        <w:t xml:space="preserve"> </w:t>
+      </w:r>
+      <w:proofErr w:type="spellStart"/>
+      <w:r>
+        <w:rPr>
+          <w:rFonts w:ascii="Mangal" w:hAnsi="Mangal"/>
+          <w:sz w:val="32"/>
+          <w:szCs w:val="32"/>
+        </w:rPr>
+        <w:t>जानकारी</w:t>
+      </w:r>
+      <w:proofErr w:type="spellEnd"/>
+      <w:r>
+        <w:rPr>
+          <w:rFonts w:ascii="Mangal" w:hAnsi="Mangal"/>
+          <w:sz w:val="32"/>
+          <w:szCs w:val="32"/>
+        </w:rPr>
+        <w:t xml:space="preserve"> </w:t>
+      </w:r>
+      <w:proofErr w:type="gramStart"/>
+      <w:r>
+        <w:rPr>
+          <w:rFonts w:ascii="Mangal" w:hAnsi="Mangal"/>
+          <w:sz w:val="32"/>
+          <w:szCs w:val="32"/>
+        </w:rPr>
+        <w:t>बारे .</w:t>
+      </w:r>
+      <w:proofErr w:type="gramEnd"/>
+    </w:p>
+    <w:p>
+      <w:pPr>
+        <w:rPr>
+          <w:rFonts w:ascii="Mangal" w:hAnsi="Mangal"/>
+          <w:sz w:val="32"/>
+          <w:szCs w:val="32"/>
+        </w:rPr>
+      </w:pPr>
+    </w:p>
+    <w:p>
+      <w:pPr>
+        <w:rPr>
+          <w:rFonts w:ascii="Mangal" w:hAnsi="Mangal"/>
+          <w:sz w:val="32"/>
+          <w:szCs w:val="32"/>
+        </w:rPr>
+      </w:pPr>
+    </w:p>
+    <w:p>
+      <w:pPr>
+        <w:rPr>
+          <w:rFonts w:ascii="Mangal" w:hAnsi="Mangal"/>
+          <w:sz w:val="32"/>
+          <w:szCs w:val="32"/>
+        </w:rPr>
+      </w:pPr>
+      <w:proofErr w:type="spellStart"/>
+      <w:r>
+        <w:rPr>
+          <w:rFonts w:ascii="Mangal" w:hAnsi="Mangal"/>
+          <w:sz w:val="32"/>
+          <w:szCs w:val="32"/>
+        </w:rPr>
+        <w:t>महोदय</w:t>
+      </w:r>
+      <w:proofErr w:type="spellEnd"/>
+      <w:r>
+        <w:rPr>
+          <w:rFonts w:ascii="Mangal" w:hAnsi="Mangal"/>
+          <w:sz w:val="32"/>
+          <w:szCs w:val="32"/>
+        </w:rPr>
+        <w:t>,</w:t>
+      </w:r>
+    </w:p>
+    <w:p>
+      <w:pPr>
+        <w:rPr>
+          <w:rFonts w:ascii="Mangal" w:hAnsi="Mangal"/>
+          <w:sz w:val="32"/>
+          <w:szCs w:val="32"/>
+        </w:rPr>
+      </w:pPr>
+      <w:proofErr w:type="spellStart"/>
+      <w:r>
+        <w:rPr>
+          <w:rFonts w:ascii="Mangal" w:eastAsia="PMingLiU" w:hAnsi="Mangal"/>
+          <w:sz w:val="32"/>
+          <w:szCs w:val="32"/>
+          <w:lang w:eastAsia="zh-HK"/>
+        </w:rPr>
+        <w:t>उपरोक्त</w:t>
+      </w:r>
+      <w:proofErr w:type="spellEnd"/>
+      <w:r>
+        <w:rPr>
+          <w:rFonts w:ascii="Mangal" w:eastAsia="PMingLiU" w:hAnsi="Mangal"/>
+          <w:sz w:val="32"/>
+          <w:szCs w:val="32"/>
+          <w:lang w:eastAsia="zh-HK"/>
+        </w:rPr>
+        <w:t xml:space="preserve"> </w:t>
+      </w:r>
+      <w:proofErr w:type="spellStart"/>
+      <w:r>
+        <w:rPr>
+          <w:rFonts w:ascii="Mangal" w:eastAsia="PMingLiU" w:hAnsi="Mangal"/>
+          <w:sz w:val="32"/>
+          <w:szCs w:val="32"/>
+          <w:lang w:eastAsia="zh-HK"/>
+        </w:rPr>
+        <w:t>सम्वन्धमायस</w:t>
+      </w:r>
+      <w:proofErr w:type="spellEnd"/>
+      <w:r>
+        <w:rPr>
+          <w:rFonts w:ascii="Mangal" w:eastAsia="PMingLiU" w:hAnsi="Mangal"/>
+          <w:sz w:val="32"/>
+          <w:szCs w:val="32"/>
+          <w:lang w:eastAsia="zh-HK"/>
+        </w:rPr>
+        <w:t xml:space="preserve"> {{</w:t>
+      </w:r>
+      <w:proofErr w:type="spellStart"/>
+      <w:r>
+        <w:rPr>
+          <w:rFonts w:ascii="Mangal" w:eastAsia="PMingLiU" w:hAnsi="Mangal"/>
+          <w:sz w:val="32"/>
+          <w:szCs w:val="32"/>
+          <w:lang w:eastAsia="zh-HK"/>
+        </w:rPr>
+        <w:t>companyName</w:t>
+      </w:r>
+      <w:proofErr w:type="spellEnd"/>
+      <w:r>
+        <w:rPr>
+          <w:rFonts w:ascii="Mangal" w:eastAsia="PMingLiU" w:hAnsi="Mangal"/>
+          <w:sz w:val="32"/>
+          <w:szCs w:val="32"/>
+          <w:lang w:eastAsia="zh-HK"/>
+        </w:rPr>
+        <w:t xml:space="preserve">}} </w:t>
+      </w:r>
+      <w:proofErr w:type="spellStart"/>
+      <w:r>
+        <w:rPr>
+          <w:rFonts w:ascii="Mangal" w:eastAsia="PMingLiU" w:hAnsi="Mangal"/>
+          <w:sz w:val="32"/>
+          <w:szCs w:val="32"/>
+          <w:lang w:eastAsia="zh-HK"/>
+        </w:rPr>
+        <w:t>प्रा.लि</w:t>
+      </w:r>
+      <w:proofErr w:type="spellEnd"/>
+      <w:r>
+        <w:rPr>
+          <w:rFonts w:ascii="Mangal" w:hAnsi="Mangal"/>
+          <w:b/>
+          <w:sz w:val="74"/>
+          <w:szCs w:val="8"/>
+        </w:rPr>
+        <w:t>.</w:t>
+      </w:r>
+    </w:p>
+    <w:p>
+      <w:pPr>
+        <w:rPr>
+          <w:rFonts w:ascii="Mangal" w:hAnsi="Mangal"/>
+          <w:sz w:val="32"/>
+          <w:szCs w:val="32"/>
+        </w:rPr>
+      </w:pPr>
+      <w:proofErr w:type="spellStart"/>
+      <w:r>
+        <w:rPr>
+          <w:rFonts w:ascii="Mangal" w:hAnsi="Mangal"/>
+          <w:sz w:val="32"/>
+          <w:szCs w:val="32"/>
+        </w:rPr>
+        <w:t>को</w:t>
+      </w:r>
+      <w:proofErr w:type="spellEnd"/>
+      <w:r>
+        <w:rPr>
+          <w:rFonts w:ascii="Mangal" w:hAnsi="Mangal"/>
+          <w:sz w:val="32"/>
+          <w:szCs w:val="32"/>
+        </w:rPr>
+        <w:t xml:space="preserve"> </w:t>
+      </w:r>
+      <w:proofErr w:type="spellStart"/>
+      <w:r>
+        <w:rPr>
+          <w:rFonts w:ascii="Mangal" w:hAnsi="Mangal"/>
+          <w:sz w:val="32"/>
+          <w:szCs w:val="32"/>
+        </w:rPr>
+        <w:t>आ.व</w:t>
+      </w:r>
+      <w:proofErr w:type="spellEnd"/>
+      <w:r>
+        <w:rPr>
+          <w:rFonts w:ascii="Mangal" w:hAnsi="Mangal"/>
+          <w:sz w:val="32"/>
+          <w:szCs w:val="32"/>
+        </w:rPr>
+        <w:t xml:space="preserve"> {{</w:t>
+      </w:r>
+      <w:proofErr w:type="spellStart"/>
+      <w:r>
+        <w:rPr>
+          <w:rFonts w:ascii="Mangal" w:hAnsi="Mangal"/>
+          <w:sz w:val="32"/>
+          <w:szCs w:val="32"/>
+        </w:rPr>
+        <w:t>fiscalYear</w:t>
+      </w:r>
+      <w:proofErr w:type="spellEnd"/>
+      <w:r>
+        <w:rPr>
+          <w:rFonts w:ascii="Mangal" w:hAnsi="Mangal"/>
+          <w:sz w:val="32"/>
+          <w:szCs w:val="32"/>
+        </w:rPr>
+        <w:t xml:space="preserve">}} </w:t>
+      </w:r>
+      <w:proofErr w:type="spellStart"/>
+      <w:r>
+        <w:rPr>
+          <w:rFonts w:ascii="Mangal" w:hAnsi="Mangal"/>
+          <w:sz w:val="32"/>
+          <w:szCs w:val="32"/>
+        </w:rPr>
+        <w:t>को</w:t>
+      </w:r>
+      <w:proofErr w:type="spellEnd"/>
+      <w:r>
+        <w:rPr>
+          <w:rFonts w:ascii="Mangal" w:hAnsi="Mangal"/>
+          <w:sz w:val="32"/>
+          <w:szCs w:val="32"/>
+        </w:rPr>
+        <w:t xml:space="preserve"> साधारण सभा र लेखापरीक्षण प्रतिबेदन सहितदफा ५१ सहितयोनिवेदन पेश गरेको </w:t>
+      </w:r>
+      <w:proofErr w:type="gramStart"/>
+      <w:r>
+        <w:rPr>
+          <w:rFonts w:ascii="Mangal" w:hAnsi="Mangal"/>
+          <w:sz w:val="32"/>
+          <w:szCs w:val="32"/>
+        </w:rPr>
+        <w:t>छु .</w:t>
+      </w:r>
+      <w:proofErr w:type="gramEnd"/>
+    </w:p>
+    <w:p>
+      <w:pPr>
+        <w:autoSpaceDE w:val="0"/>
+        <w:autoSpaceDN w:val="0"/>
+        <w:adjustRightInd w:val="0"/>
+        <w:rPr>
+          <w:rFonts w:ascii="Mangal" w:hAnsi="Mangal"/>
+          <w:sz w:val="36"/>
+          <w:szCs w:val="36"/>
+          <w:u w:val="single"/>
+          <w:lang w:val="sv-SE"/>
+        </w:rPr>
+      </w:pPr>
+      <w:r>
+        <w:rPr>
+          <w:rFonts w:ascii="Mangal" w:hAnsi="Mangal"/>
+          <w:sz w:val="36"/>
+          <w:szCs w:val="36"/>
+          <w:u w:val="single"/>
+          <w:lang w:val="sv-SE"/>
+        </w:rPr>
+        <w:t>संलग्न कागजातहरूः</w:t>
+      </w:r>
+    </w:p>
+    <w:p>
+      <w:pPr>
+        <w:autoSpaceDE w:val="0"/>
+        <w:autoSpaceDN w:val="0"/>
+        <w:adjustRightInd w:val="0"/>
+        <w:rPr>
+          <w:rFonts w:ascii="Mangal" w:hAnsi="Mangal"/>
+          <w:sz w:val="36"/>
+          <w:szCs w:val="36"/>
+          <w:u w:val="single"/>
+          <w:lang w:val="sv-SE"/>
+        </w:rPr>
+      </w:pPr>
+      <w:r>
+        <w:rPr>
+          <w:rFonts w:ascii="Mangal" w:hAnsi="Mangal"/>
+          <w:sz w:val="36"/>
+          <w:szCs w:val="36"/>
+          <w:lang w:val="sv-SE"/>
+        </w:rPr>
+        <w:t xml:space="preserve">१.कम्पनीको लेखा परीक्षणा प्रतिवेदन </w:t>
+      </w:r>
+    </w:p>
+    <w:p>
+      <w:pPr>
+        <w:pStyle w:val="BodyTextIndent"/>
+        <w:tabs>
+          <w:tab w:val="left" w:pos="896"/>
+        </w:tabs>
+        <w:ind w:left="896" w:hanging="336"/>
+        <w:rPr>
+          <w:rFonts w:ascii="Mangal" w:hAnsi="Mangal"/>
+          <w:sz w:val="36"/>
+          <w:szCs w:val="36"/>
+          <w:lang w:val="sv-SE"/>
+        </w:rPr>
+      </w:pPr>
+      <w:r>
+        <w:rPr>
+          <w:rFonts w:ascii="Mangal" w:hAnsi="Mangal"/>
+          <w:sz w:val="36"/>
+          <w:szCs w:val="36"/>
+          <w:lang w:val="sv-SE"/>
+        </w:rPr>
+        <w:lastRenderedPageBreak/>
+        <w:t>२.कम्पनीको संचालक समितिको निर्णय</w:t>
+      </w:r>
+    </w:p>
+    <w:p>
+      <w:pPr>
+        <w:pStyle w:val="BodyTextIndent"/>
+        <w:tabs>
+          <w:tab w:val="left" w:pos="896"/>
+        </w:tabs>
+        <w:ind w:left="896" w:hanging="336"/>
+        <w:rPr>
+          <w:rFonts w:ascii="Mangal" w:hAnsi="Mangal"/>
+          <w:sz w:val="36"/>
+          <w:szCs w:val="36"/>
+          <w:lang w:val="sv-SE"/>
+        </w:rPr>
+      </w:pPr>
+      <w:r>
+        <w:rPr>
+          <w:rFonts w:ascii="Mangal" w:hAnsi="Mangal"/>
+          <w:sz w:val="36"/>
+          <w:szCs w:val="36"/>
+          <w:lang w:val="sv-SE"/>
+        </w:rPr>
+        <w:t>३.कम्पनीको वार्षिक साधारण सभाको निर्णय</w:t>
+      </w:r>
+    </w:p>
+    <w:p>
+      <w:pPr>
+        <w:pStyle w:val="BodyTextIndent"/>
+        <w:tabs>
+          <w:tab w:val="left" w:pos="896"/>
+        </w:tabs>
+        <w:ind w:left="896" w:hanging="336"/>
+        <w:rPr>
+          <w:rFonts w:ascii="Mangal" w:hAnsi="Mangal"/>
+          <w:sz w:val="36"/>
+          <w:szCs w:val="36"/>
+          <w:lang w:val="sv-SE"/>
+        </w:rPr>
+      </w:pPr>
+      <w:r>
+        <w:rPr>
+          <w:rFonts w:ascii="Mangal" w:hAnsi="Mangal"/>
+          <w:sz w:val="36"/>
+          <w:szCs w:val="36"/>
+          <w:lang w:val="sv-SE"/>
+        </w:rPr>
+        <w:t xml:space="preserve">४.कम्पनी ऐनको दफा ५१ नं. बमोजिमको विवरणा </w:t>
+      </w:r>
+    </w:p>
+    <w:p>
+      <w:pPr>
+        <w:pStyle w:val="BodyTextIndent"/>
+        <w:tabs>
+          <w:tab w:val="left" w:pos="896"/>
+        </w:tabs>
+        <w:rPr>
+          <w:rFonts w:ascii="Mangal" w:eastAsia="PMingLiU" w:hAnsi="Mangal" w:cs="Mangal"/>
+          <w:sz w:val="32"/>
+          <w:szCs w:val="32"/>
+          <w:lang w:eastAsia="zh-HK"/>
+        </w:rPr>
+      </w:pPr>
+    </w:p>
+    <w:p>
+      <w:pPr>
+        <w:jc w:val="right"/>
+        <w:rPr>
+          <w:rFonts w:ascii="Mangal" w:eastAsia="PMingLiU" w:hAnsi="Mangal" w:cs="Mangal"/>
+          <w:sz w:val="32"/>
+          <w:szCs w:val="32"/>
+          <w:lang w:eastAsia="zh-HK"/>
+        </w:rPr>
+      </w:pPr>
+      <w:r>
+        <w:rPr>
+          <w:rFonts w:ascii="Mangal" w:eastAsia="PMingLiU" w:hAnsi="Mangal"/>
+          <w:sz w:val="32"/>
+          <w:szCs w:val="32"/>
+          <w:lang w:eastAsia="zh-HK"/>
+        </w:rPr>
+        <w:t>.............................</w:t>
       </w:r>
     </w:p>
     <w:p>
@@ -2963,32 +3718,56 @@
         <w:rPr>
           <w:rFonts w:ascii="Mangal" w:hAnsi="Mangal"/>
           <w:b/>
-          <w:color w:val="000000" w:themeColor="text1"/>
-          <w:sz w:val="32"/>
-          <w:szCs w:val="32"/>
-        </w:rPr>
-      </w:pPr>
-      <w:r>
-        <w:rPr>
-          <w:rFonts w:ascii="Mangal" w:hAnsi="Mangal"/>
-          <w:b/>
-          <w:sz w:val="32"/>
-          <w:szCs w:val="32"/>
-        </w:rPr>
-        <w:t xml:space="preserve">अध्यक्ष</w:t>
-      </w:r>
-    </w:p>
-    <w:p>
-      <w:pPr>
+          <w:sz w:val="32"/>
+          <w:szCs w:val="32"/>
+        </w:rPr>
+      </w:pPr>
+      <w:r>
+        <w:rPr>
+          <w:rFonts w:ascii="Mangal" w:hAnsi="Mangal"/>
+          <w:b/>
+          <w:sz w:val="36"/>
+          <w:szCs w:val="36"/>
+        </w:rPr>
+        <w:t xml:space="preserve">                                                                  {{chairmanName}}</w:t>
+      </w:r>
+      <w:r>
+        <w:rPr>
+          <w:rFonts w:ascii="Mangal" w:hAnsi="Mangal"/>
+          <w:b/>
+          <w:sz w:val="32"/>
+          <w:szCs w:val="32"/>
+        </w:rPr>
+        <w:t>अध्यक्ष</w:t>
+      </w:r>
+    </w:p>
+    <w:p>
+      <w:pPr>
+        <w:spacing w:line="360" w:lineRule="atLeast"/>
         <w:jc w:val="center"/>
         <w:rPr>
           <w:rFonts w:ascii="Mangal" w:hAnsi="Mangal"/>
           <w:b/>
-          <w:sz w:val="74"/>
-          <w:szCs w:val="8"/>
-        </w:rPr>
-      </w:pPr>
-      <w:r>
+          <w:sz w:val="34"/>
+          <w:szCs w:val="34"/>
+        </w:rPr>
+      </w:pPr>
+    </w:p>
+    <w:p>
+      <w:pPr>
+        <w:spacing w:line="360" w:lineRule="atLeast"/>
+        <w:jc w:val="center"/>
+        <w:rPr>
+          <w:rFonts w:ascii="Mangal" w:hAnsi="Mangal"/>
+          <w:b/>
+          <w:sz w:val="34"/>
+          <w:szCs w:val="34"/>
+        </w:rPr>
+      </w:pPr>
+    </w:p>
+    <w:p>
+      <w:pPr>
+        <w:jc w:val="center"/>
         <w:rPr>
           <w:rFonts w:ascii="Mangal" w:hAnsi="Mangal"/>
           <w:b/>
@@ -2996,520 +3775,6 @@
           <w:sz w:val="74"/>
           <w:szCs w:val="8"/>
         </w:rPr>
-        <w:t xml:space="preserve">{{companyName}} प्रा.लि.</w:t>
-      </w:r>
-    </w:p>
-    <w:p>
-      <w:pPr>
-        <w:ind w:left="2160" w:hanging="1080"/>
-        <w:rPr>
-          <w:rFonts w:ascii="Mangal" w:hAnsi="Mangal"/>
-          <w:sz w:val="36"/>
-          <w:szCs w:val="36"/>
-        </w:rPr>
-      </w:pPr>
-      <w:r>
-        <w:rPr>
-          <w:rFonts w:ascii="Mangal" w:hAnsi="Mangal"/>
-          <w:sz w:val="36"/>
-          <w:szCs w:val="36"/>
-        </w:rPr>
-        <w:t xml:space="preserve">                    </w:t>
-      </w:r>
-    </w:p>
-    <w:p>
-      <w:pPr>
-        <w:ind w:left="2160" w:hanging="1080"/>
-        <w:rPr>
-          <w:rFonts w:ascii="Mangal" w:hAnsi="Mangal"/>
-          <w:sz w:val="12"/>
-          <w:szCs w:val="12"/>
-        </w:rPr>
-      </w:pPr>
-      <w:r>
-        <w:rPr>
-          <w:rFonts w:ascii="Mangal" w:hAnsi="Mangal"/>
-          <w:sz w:val="36"/>
-          <w:szCs w:val="36"/>
-        </w:rPr>
-        <w:t xml:space="preserve">                प्रा.लि दर्ता न {{registrationNumber}} </w:t>
-      </w:r>
-    </w:p>
-    <w:p>
-      <w:pPr>
-        <w:ind w:left="2160" w:hanging="1080"/>
-        <w:rPr>
-          <w:rFonts w:ascii="Mangal" w:hAnsi="Mangal"/>
-          <w:sz w:val="12"/>
-          <w:szCs w:val="12"/>
-        </w:rPr>
-      </w:pPr>
-    </w:p>
-    <w:p>
-      <w:pPr>
-        <w:rPr>
-          <w:rFonts w:ascii="Mangal" w:hAnsi="Mangal"/>
-          <w:sz w:val="36"/>
-          <w:szCs w:val="36"/>
-        </w:rPr>
-      </w:pPr>
-    </w:p>
-    <w:p>
-      <w:pPr>
-        <w:ind w:left="6480" w:firstLine="720"/>
-        <w:jc w:val="center"/>
-        <w:rPr>
-          <w:rFonts w:ascii="Mangal" w:hAnsi="Mangal"/>
-          <w:sz w:val="36"/>
-          <w:szCs w:val="36"/>
-        </w:rPr>
-      </w:pPr>
-      <w:r>
-        <w:rPr>
-          <w:rFonts w:ascii="Mangal" w:hAnsi="Mangal"/>
-          <w:sz w:val="32"/>
-          <w:szCs w:val="32"/>
-        </w:rPr>
-        <w:t xml:space="preserve">मिति ः{{letterDate}}</w:t>
-      </w:r>
-    </w:p>
-    <w:p>
-      <w:pPr>
-        <w:rPr>
-          <w:rFonts w:ascii="Mangal" w:hAnsi="Mangal"/>
-          <w:sz w:val="32"/>
-          <w:szCs w:val="32"/>
-        </w:rPr>
-      </w:pPr>
-    </w:p>
-    <w:p>
-      <w:pPr>
-        <w:rPr>
-          <w:rFonts w:ascii="Mangal" w:hAnsi="Mangal"/>
-          <w:sz w:val="32"/>
-          <w:szCs w:val="32"/>
-        </w:rPr>
-      </w:pPr>
-      <w:r>
-        <w:rPr>
-          <w:rFonts w:ascii="Mangal" w:hAnsi="Mangal"/>
-          <w:sz w:val="32"/>
-          <w:szCs w:val="32"/>
-        </w:rPr>
-        <w:t xml:space="preserve">श्रीमानकम्पनी रजिष्ट्रारज्यू,</w:t>
-      </w:r>
-    </w:p>
-    <w:p>
-      <w:pPr>
-        <w:rPr>
-          <w:rFonts w:ascii="Mangal" w:hAnsi="Mangal"/>
-          <w:sz w:val="32"/>
-          <w:szCs w:val="32"/>
-        </w:rPr>
-      </w:pPr>
-      <w:r>
-        <w:rPr>
-          <w:rFonts w:ascii="Mangal" w:hAnsi="Mangal"/>
-          <w:sz w:val="32"/>
-          <w:szCs w:val="32"/>
-        </w:rPr>
-        <w:t xml:space="preserve">कम्पनी रजिष्ट्रारको कार्यालय</w:t>
-      </w:r>
-    </w:p>
-    <w:p>
-      <w:pPr>
-        <w:rPr>
-          <w:rFonts w:ascii="Mangal" w:hAnsi="Mangal"/>
-          <w:sz w:val="32"/>
-          <w:szCs w:val="32"/>
-        </w:rPr>
-      </w:pPr>
-      <w:r>
-        <w:rPr>
-          <w:rFonts w:ascii="Mangal" w:hAnsi="Mangal"/>
-          <w:sz w:val="32"/>
-          <w:szCs w:val="32"/>
-        </w:rPr>
-        <w:t xml:space="preserve">त्रिपुरेश्वर, काठमाणडौ .</w:t>
-      </w:r>
-    </w:p>
-    <w:p>
-      <w:pPr>
-        <w:rPr>
-          <w:rFonts w:ascii="Mangal" w:hAnsi="Mangal"/>
-          <w:sz w:val="32"/>
-          <w:szCs w:val="32"/>
-        </w:rPr>
-      </w:pPr>
-    </w:p>
-    <w:p>
-      <w:pPr>
-        <w:rPr>
-          <w:rFonts w:ascii="Mangal" w:hAnsi="Mangal"/>
-          <w:sz w:val="32"/>
-          <w:szCs w:val="32"/>
-        </w:rPr>
-      </w:pPr>
-    </w:p>
-    <w:p>
-      <w:pPr>
-        <w:rPr>
-          <w:rFonts w:ascii="Mangal" w:hAnsi="Mangal"/>
-          <w:sz w:val="32"/>
-          <w:szCs w:val="32"/>
-        </w:rPr>
-      </w:pPr>
-      <w:r>
-        <w:rPr>
-          <w:rFonts w:ascii="Mangal" w:hAnsi="Mangal"/>
-          <w:sz w:val="32"/>
-          <w:szCs w:val="32"/>
-        </w:rPr>
-        <w:t xml:space="preserve">विषयःकम्पनीको साधरणा सभाको जानकारी बारे .</w:t>
-      </w:r>
-    </w:p>
-    <w:p>
-      <w:pPr>
-        <w:rPr>
-          <w:rFonts w:ascii="Mangal" w:hAnsi="Mangal"/>
-          <w:sz w:val="32"/>
-          <w:szCs w:val="32"/>
-        </w:rPr>
-      </w:pPr>
-    </w:p>
-    <w:p>
-      <w:pPr>
-        <w:rPr>
-          <w:rFonts w:ascii="Mangal" w:hAnsi="Mangal"/>
-          <w:sz w:val="32"/>
-          <w:szCs w:val="32"/>
-        </w:rPr>
-      </w:pPr>
-    </w:p>
-    <w:p>
-      <w:pPr>
-        <w:rPr>
-          <w:rFonts w:ascii="Mangal" w:hAnsi="Mangal"/>
-          <w:sz w:val="32"/>
-          <w:szCs w:val="32"/>
-        </w:rPr>
-      </w:pPr>
-      <w:r>
-        <w:rPr>
-          <w:rFonts w:ascii="Mangal" w:hAnsi="Mangal"/>
-          <w:sz w:val="32"/>
-          <w:szCs w:val="32"/>
-        </w:rPr>
-        <w:t xml:space="preserve">महोदय,</w:t>
-      </w:r>
-    </w:p>
-    <w:p>
-      <w:pPr>
-        <w:rPr>
-          <w:rFonts w:ascii="Mangal" w:hAnsi="Mangal"/>
-          <w:b/>
-          <w:sz w:val="74"/>
-          <w:szCs w:val="8"/>
-        </w:rPr>
-      </w:pPr>
-      <w:r>
-        <w:rPr>
-          <w:rFonts w:ascii="Mangal" w:eastAsia="PMingLiU" w:hAnsi="Mangal"/>
-          <w:sz w:val="32"/>
-          <w:szCs w:val="32"/>
-          <w:lang w:eastAsia="zh-HK"/>
-        </w:rPr>
-        <w:t xml:space="preserve">उपरोक्त सम्वन्धमायस {{companyName}} प्रा.लि</w:t>
-      </w:r>
-      <w:r>
-        <w:rPr>
-          <w:rFonts w:ascii="Mangal" w:hAnsi="Mangal"/>
-          <w:b/>
-          <w:sz w:val="74"/>
-          <w:szCs w:val="8"/>
-        </w:rPr>
-        <w:t xml:space="preserve">.</w:t>
-      </w:r>
-    </w:p>
-    <w:p>
-      <w:pPr>
-        <w:rPr>
-          <w:rFonts w:ascii="Mangal" w:hAnsi="Mangal"/>
-          <w:b/>
-          <w:bCs/>
-          <w:w w:val="110"/>
-          <w:sz w:val="44"/>
-          <w:szCs w:val="44"/>
-        </w:rPr>
-      </w:pPr>
-      <w:r>
-        <w:rPr>
-          <w:rFonts w:ascii="Mangal" w:hAnsi="Mangal"/>
-          <w:sz w:val="32"/>
-          <w:szCs w:val="32"/>
-        </w:rPr>
-        <w:t xml:space="preserve">को आ.व {{fiscalYear}} को साधारण सभा र लेखापरीक्षण प्रतिबेदन सहितदफा ५१ सहितयोनिवेदन पेश गरेको छु .</w:t>
-      </w:r>
-    </w:p>
-    <w:p>
-      <w:pPr>
-        <w:autoSpaceDE w:val="0"/>
-        <w:autoSpaceDN w:val="0"/>
-        <w:adjustRightInd w:val="0"/>
-        <w:jc w:val="both"/>
-        <w:rPr>
-          <w:rFonts w:ascii="Mangal" w:eastAsia="PMingLiU" w:hAnsi="Mangal" w:cs="Mangal"/>
-          <w:sz w:val="32"/>
-          <w:szCs w:val="32"/>
-          <w:lang w:eastAsia="zh-HK"/>
-        </w:rPr>
-      </w:pPr>
-    </w:p>
-    <w:p>
-      <w:pPr>
-        <w:autoSpaceDE w:val="0"/>
-        <w:autoSpaceDN w:val="0"/>
-        <w:adjustRightInd w:val="0"/>
-        <w:rPr>
-          <w:rFonts w:ascii="Mangal" w:hAnsi="Mangal"/>
-          <w:sz w:val="36"/>
-          <w:szCs w:val="36"/>
-          <w:u w:val="single"/>
-          <w:lang w:val="sv-SE"/>
-        </w:rPr>
-      </w:pPr>
-      <w:r>
-        <w:rPr>
-          <w:rFonts w:ascii="Mangal" w:hAnsi="Mangal"/>
-          <w:sz w:val="36"/>
-          <w:szCs w:val="36"/>
-          <w:u w:val="single"/>
-          <w:lang w:val="sv-SE"/>
-        </w:rPr>
-        <w:t xml:space="preserve">संलग्न कागजातहरूः</w:t>
-      </w:r>
-    </w:p>
-    <w:p>
-      <w:pPr>
-        <w:autoSpaceDE w:val="0"/>
-        <w:autoSpaceDN w:val="0"/>
-        <w:adjustRightInd w:val="0"/>
-        <w:rPr>
-          <w:rFonts w:ascii="Mangal" w:eastAsia="PMingLiU" w:hAnsi="Mangal" w:cs="Mangal"/>
-          <w:sz w:val="32"/>
-          <w:szCs w:val="32"/>
-          <w:lang w:eastAsia="zh-HK"/>
-        </w:rPr>
-      </w:pPr>
-    </w:p>
-    <w:p>
-      <w:pPr>
-        <w:pStyle w:val="BodyTextIndent"/>
-        <w:tabs>
-          <w:tab w:val="left" w:pos="896"/>
-        </w:tabs>
-        <w:ind w:left="896" w:hanging="336"/>
-        <w:jc w:val="both"/>
-        <w:rPr>
-          <w:rFonts w:ascii="Mangal" w:hAnsi="Mangal"/>
-          <w:sz w:val="36"/>
-          <w:szCs w:val="36"/>
-          <w:lang w:val="sv-SE"/>
-        </w:rPr>
-      </w:pPr>
-      <w:r>
-        <w:rPr>
-          <w:rFonts w:ascii="Mangal" w:hAnsi="Mangal"/>
-          <w:sz w:val="36"/>
-          <w:szCs w:val="36"/>
-          <w:lang w:val="sv-SE"/>
-        </w:rPr>
-        <w:t xml:space="preserve">१.कम्पनीको लेखा परीक्षणा प्रतिवेदन </w:t>
-      </w:r>
-    </w:p>
-    <w:p>
-      <w:pPr>
-        <w:pStyle w:val="BodyTextIndent"/>
-        <w:tabs>
-          <w:tab w:val="left" w:pos="896"/>
-        </w:tabs>
-        <w:ind w:left="896" w:hanging="336"/>
-        <w:rPr>
-          <w:rFonts w:ascii="Mangal" w:hAnsi="Mangal"/>
-          <w:sz w:val="36"/>
-          <w:szCs w:val="36"/>
-          <w:lang w:val="sv-SE"/>
-        </w:rPr>
-      </w:pPr>
-      <w:r>
-        <w:rPr>
-          <w:rFonts w:ascii="Mangal" w:hAnsi="Mangal"/>
-          <w:sz w:val="36"/>
-          <w:szCs w:val="36"/>
-          <w:lang w:val="sv-SE"/>
-        </w:rPr>
-        <w:t xml:space="preserve">२.कम्पनीको संचालक समितिको निर्णय</w:t>
-      </w:r>
-    </w:p>
-    <w:p>
-      <w:pPr>
-        <w:pStyle w:val="BodyTextIndent"/>
-        <w:tabs>
-          <w:tab w:val="left" w:pos="896"/>
-        </w:tabs>
-        <w:ind w:left="896" w:hanging="336"/>
-        <w:rPr>
-          <w:rFonts w:ascii="Mangal" w:hAnsi="Mangal"/>
-          <w:sz w:val="36"/>
-          <w:szCs w:val="36"/>
-          <w:lang w:val="sv-SE"/>
-        </w:rPr>
-      </w:pPr>
-      <w:r>
-        <w:rPr>
-          <w:rFonts w:ascii="Mangal" w:hAnsi="Mangal"/>
-          <w:sz w:val="36"/>
-          <w:szCs w:val="36"/>
-          <w:lang w:val="sv-SE"/>
-        </w:rPr>
-        <w:t xml:space="preserve">३.कम्पनीको वार्षिक साधारण सभाको निर्णय</w:t>
-      </w:r>
-    </w:p>
-    <w:p>
-      <w:pPr>
-        <w:pStyle w:val="BodyTextIndent"/>
-        <w:tabs>
-          <w:tab w:val="left" w:pos="896"/>
-        </w:tabs>
-        <w:ind w:left="896" w:hanging="336"/>
-        <w:rPr>
-          <w:rFonts w:ascii="Mangal" w:hAnsi="Mangal"/>
-          <w:sz w:val="36"/>
-          <w:szCs w:val="36"/>
-          <w:lang w:val="sv-SE"/>
-        </w:rPr>
-      </w:pPr>
-      <w:r>
-        <w:rPr>
-          <w:rFonts w:ascii="Mangal" w:hAnsi="Mangal"/>
-          <w:sz w:val="36"/>
-          <w:szCs w:val="36"/>
-          <w:lang w:val="sv-SE"/>
-        </w:rPr>
-        <w:t xml:space="preserve">४.कम्पनी ऐनको दफा ५१ नं. बमोजिमको विवरणा </w:t>
-      </w:r>
-    </w:p>
-    <w:p>
-      <w:pPr>
-        <w:pStyle w:val="BodyTextIndent"/>
-        <w:tabs>
-          <w:tab w:val="left" w:pos="896"/>
-        </w:tabs>
-        <w:rPr>
-          <w:rFonts w:ascii="Mangal" w:eastAsia="PMingLiU" w:hAnsi="Mangal" w:cs="Mangal"/>
-          <w:sz w:val="32"/>
-          <w:szCs w:val="32"/>
-          <w:lang w:eastAsia="zh-HK"/>
-        </w:rPr>
-      </w:pPr>
-    </w:p>
-    <w:p>
-      <w:pPr>
-        <w:ind w:left="360"/>
-        <w:rPr>
-          <w:rFonts w:ascii="Mangal" w:eastAsia="PMingLiU" w:hAnsi="Mangal" w:cs="Mangal"/>
-          <w:sz w:val="32"/>
-          <w:szCs w:val="32"/>
-          <w:lang w:eastAsia="zh-HK"/>
-        </w:rPr>
-      </w:pPr>
-    </w:p>
-    <w:p>
-      <w:pPr>
-        <w:ind w:left="360"/>
-        <w:rPr>
-          <w:rFonts w:ascii="Mangal" w:eastAsia="PMingLiU" w:hAnsi="Mangal" w:cs="Mangal"/>
-          <w:sz w:val="32"/>
-          <w:szCs w:val="32"/>
-          <w:lang w:eastAsia="zh-HK"/>
-        </w:rPr>
-      </w:pPr>
-    </w:p>
-    <w:p>
-      <w:pPr>
-        <w:jc w:val="right"/>
-        <w:rPr>
-          <w:rFonts w:ascii="Mangal" w:eastAsia="PMingLiU" w:hAnsi="Mangal" w:cs="Mangal"/>
-          <w:sz w:val="32"/>
-          <w:szCs w:val="32"/>
-          <w:lang w:eastAsia="zh-HK"/>
-        </w:rPr>
-      </w:pPr>
-      <w:r>
-        <w:rPr>
-          <w:rFonts w:ascii="Mangal" w:eastAsia="PMingLiU" w:hAnsi="Mangal"/>
-          <w:sz w:val="32"/>
-          <w:szCs w:val="32"/>
-          <w:lang w:eastAsia="zh-HK"/>
-        </w:rPr>
-        <w:t xml:space="preserve">.............................</w:t>
-      </w:r>
-    </w:p>
-    <w:p>
-      <w:pPr>
-        <w:tabs>
-          <w:tab w:val="left" w:pos="720"/>
-        </w:tabs>
-        <w:spacing w:line="360" w:lineRule="auto"/>
-        <w:jc w:val="right"/>
-        <w:rPr>
-          <w:rFonts w:ascii="Mangal" w:hAnsi="Mangal"/>
-          <w:b/>
-          <w:sz w:val="32"/>
-          <w:szCs w:val="32"/>
-        </w:rPr>
-      </w:pPr>
-      <w:r>
-        <w:rPr>
-          <w:rFonts w:ascii="Mangal" w:hAnsi="Mangal"/>
-          <w:b/>
-          <w:sz w:val="36"/>
-          <w:szCs w:val="36"/>
-        </w:rPr>
-        <w:t xml:space="preserve">                                                                  {{chairmanName}}</w:t>
-      </w:r>
-      <w:r>
-        <w:rPr>
-          <w:rFonts w:ascii="Mangal" w:hAnsi="Mangal"/>
-          <w:b/>
-          <w:sz w:val="32"/>
-          <w:szCs w:val="32"/>
-        </w:rPr>
-        <w:t xml:space="preserve">अध्यक्ष</w:t>
-      </w:r>
-    </w:p>
-    <w:p>
-      <w:pPr>
-        <w:spacing w:line="360" w:lineRule="atLeast"/>
-        <w:jc w:val="center"/>
-        <w:rPr>
-          <w:rFonts w:ascii="Mangal" w:hAnsi="Mangal"/>
-          <w:b/>
-          <w:sz w:val="34"/>
-          <w:szCs w:val="34"/>
-        </w:rPr>
-      </w:pPr>
-    </w:p>
-    <w:p>
-      <w:pPr>
-        <w:spacing w:line="360" w:lineRule="atLeast"/>
-        <w:jc w:val="center"/>
-        <w:rPr>
-          <w:rFonts w:ascii="Mangal" w:hAnsi="Mangal"/>
-          <w:b/>
-          <w:sz w:val="34"/>
-          <w:szCs w:val="34"/>
-        </w:rPr>
       </w:pPr>
     </w:p>
     <w:p>
@@ -3530,19 +3795,100 @@
         <w:rPr>
           <w:rFonts w:ascii="Mangal" w:hAnsi="Mangal"/>
           <w:b/>
-          <w:sz w:val="74"/>
-          <w:szCs w:val="8"/>
-        </w:rPr>
-      </w:pPr>
-      <w:r>
-        <w:rPr>
-          <w:rFonts w:ascii="Mangal" w:hAnsi="Mangal"/>
-          <w:b/>
           <w:bCs/>
           <w:sz w:val="74"/>
           <w:szCs w:val="8"/>
         </w:rPr>
-        <w:t xml:space="preserve">{{companyName}} प्रा.लि.</w:t>
+      </w:pPr>
+    </w:p>
+    <w:p>
+      <w:pPr>
+        <w:jc w:val="center"/>
+        <w:rPr>
+          <w:rFonts w:ascii="Mangal" w:hAnsi="Mangal"/>
+          <w:b/>
+          <w:bCs/>
+          <w:sz w:val="74"/>
+          <w:szCs w:val="8"/>
+        </w:rPr>
+      </w:pPr>
+    </w:p>
+    <w:p>
+      <w:pPr>
+        <w:jc w:val="center"/>
+        <w:rPr>
+          <w:rFonts w:ascii="Mangal" w:hAnsi="Mangal"/>
+          <w:b/>
+          <w:bCs/>
+          <w:sz w:val="74"/>
+          <w:szCs w:val="8"/>
+        </w:rPr>
+      </w:pPr>
+    </w:p>
+    <w:p>
+      <w:pPr>
+        <w:jc w:val="center"/>
+        <w:rPr>
+          <w:rFonts w:ascii="Mangal" w:hAnsi="Mangal"/>
+          <w:b/>
+          <w:sz w:val="74"/>
+          <w:szCs w:val="8"/>
+        </w:rPr>
+      </w:pPr>
+      <w:r>
+        <w:rPr>
+          <w:rFonts w:ascii="Mangal" w:hAnsi="Mangal"/>
+          <w:b/>
+          <w:bCs/>
+          <w:sz w:val="74"/>
+          <w:szCs w:val="8"/>
+        </w:rPr>
+        <w:lastRenderedPageBreak/>
+        <w:t>{{</w:t>
+      </w:r>
+      <w:proofErr w:type="spellStart"/>
+      <w:r>
+        <w:rPr>
+          <w:rFonts w:ascii="Mangal" w:hAnsi="Mangal"/>
+          <w:b/>
+          <w:bCs/>
+          <w:sz w:val="74"/>
+          <w:szCs w:val="8"/>
+        </w:rPr>
+        <w:t>companyName</w:t>
+      </w:r>
+      <w:proofErr w:type="spellEnd"/>
+      <w:r>
+        <w:rPr>
+          <w:rFonts w:ascii="Mangal" w:hAnsi="Mangal"/>
+          <w:b/>
+          <w:bCs/>
+          <w:sz w:val="74"/>
+          <w:szCs w:val="8"/>
+        </w:rPr>
+        <w:t xml:space="preserve">}} </w:t>
+      </w:r>
+      <w:proofErr w:type="spellStart"/>
+      <w:r>
+        <w:rPr>
+          <w:rFonts w:ascii="Mangal" w:hAnsi="Mangal"/>
+          <w:b/>
+          <w:bCs/>
+          <w:sz w:val="74"/>
+          <w:szCs w:val="8"/>
+        </w:rPr>
+        <w:t>प्रा.लि</w:t>
+      </w:r>
+      <w:proofErr w:type="spellEnd"/>
+      <w:r>
+        <w:rPr>
+          <w:rFonts w:ascii="Mangal" w:hAnsi="Mangal"/>
+          <w:b/>
+          <w:bCs/>
+          <w:sz w:val="74"/>
+          <w:szCs w:val="8"/>
+        </w:rPr>
+        <w:t>.</w:t>
       </w:r>
     </w:p>
     <w:p>
@@ -3592,41 +3938,41 @@
           <w:sz w:val="32"/>
           <w:szCs w:val="32"/>
         </w:rPr>
-        <w:t xml:space="preserve">मितिः– {{letterDate}}</w:t>
-      </w:r>
-    </w:p>
-    <w:p>
-      <w:pPr>
-        <w:rPr>
-          <w:rFonts w:ascii="Mangal" w:hAnsi="Mangal"/>
-          <w:sz w:val="32"/>
-          <w:szCs w:val="32"/>
-        </w:rPr>
-      </w:pPr>
-      <w:r>
-        <w:rPr>
-          <w:rFonts w:ascii="Mangal" w:hAnsi="Mangal"/>
-          <w:sz w:val="32"/>
-          <w:szCs w:val="32"/>
-        </w:rPr>
-        <w:t xml:space="preserve">श्रीमान् रजिष्ट्ार ज्यू,</w:t>
-      </w:r>
-    </w:p>
-    <w:p>
-      <w:pPr>
-        <w:rPr>
-          <w:rFonts w:ascii="Mangal" w:hAnsi="Mangal"/>
-          <w:sz w:val="32"/>
-          <w:szCs w:val="32"/>
-        </w:rPr>
-      </w:pPr>
-      <w:r>
-        <w:rPr>
-          <w:rFonts w:ascii="Mangal" w:hAnsi="Mangal"/>
-          <w:sz w:val="32"/>
-          <w:szCs w:val="32"/>
-        </w:rPr>
-        <w:t xml:space="preserve">कम्पनी रजिष्ट्ार कार्यालय</w:t>
+        <w:t>मितिः– {{letterDate}}</w:t>
+      </w:r>
+    </w:p>
+    <w:p>
+      <w:pPr>
+        <w:rPr>
+          <w:rFonts w:ascii="Mangal" w:hAnsi="Mangal"/>
+          <w:sz w:val="32"/>
+          <w:szCs w:val="32"/>
+        </w:rPr>
+      </w:pPr>
+      <w:r>
+        <w:rPr>
+          <w:rFonts w:ascii="Mangal" w:hAnsi="Mangal"/>
+          <w:sz w:val="32"/>
+          <w:szCs w:val="32"/>
+        </w:rPr>
+        <w:t>श्रीमान् रजिष्ट्ार ज्यू,</w:t>
+      </w:r>
+    </w:p>
+    <w:p>
+      <w:pPr>
+        <w:rPr>
+          <w:rFonts w:ascii="Mangal" w:hAnsi="Mangal"/>
+          <w:sz w:val="32"/>
+          <w:szCs w:val="32"/>
+        </w:rPr>
+      </w:pPr>
+      <w:r>
+        <w:rPr>
+          <w:rFonts w:ascii="Mangal" w:hAnsi="Mangal"/>
+          <w:sz w:val="32"/>
+          <w:szCs w:val="32"/>
+        </w:rPr>
+        <w:t>कम्पनी रजिष्ट्ार कार्यालय</w:t>
       </w:r>
     </w:p>
     <w:p>
@@ -3679,7 +4025,7 @@
           <w:sz w:val="32"/>
           <w:szCs w:val="32"/>
         </w:rPr>
-        <w:t xml:space="preserve">महोदय ,</w:t>
+        <w:t>महोदय ,</w:t>
       </w:r>
     </w:p>
     <w:p>
@@ -3699,36 +4045,6 @@
         </w:rPr>
         <w:t xml:space="preserve">उपरोक्त सम्बन्धमा यस प्रा. लि को आ. ब. {{fiscalYear}} को लेखापरीक्षण कार्यका निमित्त {{auditFirmName}} का {{auditorTitle}} {{auditorName}} लाई  नियुक्त गरीएको र पारीश्रमीक रू {{auditFee}} कायम हुने गरी पारीश्रमीक निर्धारणा गरीएको यस पत्रका साथ निबेदन गर्न चाहान्छु . </w:t>
       </w:r>
-    </w:p>
-    <w:p>
-      <w:pPr>
-        <w:ind w:firstLine="720"/>
-        <w:rPr>
-          <w:rFonts w:ascii="Mangal" w:hAnsi="Mangal"/>
-          <w:sz w:val="32"/>
-          <w:szCs w:val="32"/>
-        </w:rPr>
-      </w:pPr>
-    </w:p>
-    <w:p>
-      <w:pPr>
-        <w:ind w:firstLine="720"/>
-        <w:rPr>
-          <w:rFonts w:ascii="Mangal" w:hAnsi="Mangal"/>
-          <w:sz w:val="32"/>
-          <w:szCs w:val="32"/>
-        </w:rPr>
-      </w:pPr>
-    </w:p>
-    <w:p>
-      <w:pPr>
-        <w:ind w:firstLine="720"/>
-        <w:rPr>
-          <w:rFonts w:ascii="Mangal" w:hAnsi="Mangal"/>
-          <w:sz w:val="32"/>
-          <w:szCs w:val="32"/>
-        </w:rPr>
-      </w:pPr>
     </w:p>
     <w:p>
       <w:pPr>
@@ -3748,8 +4064,25 @@
           <w:sz w:val="32"/>
           <w:szCs w:val="32"/>
         </w:rPr>
-        <w:t xml:space="preserve">                                                                  </w:t>
-      </w:r>
+        <w:t xml:space="preserve">                                                        </w:t>
+      </w:r>
+      <w:r>
+        <w:rPr>
+          <w:rFonts w:ascii="Mangal" w:hAnsi="Mangal"/>
+          <w:sz w:val="32"/>
+          <w:szCs w:val="32"/>
+        </w:rPr>
+        <w:t xml:space="preserve">      </w:t>
+      </w:r>
+      <w:r>
+        <w:rPr>
+          <w:rFonts w:ascii="Mangal" w:hAnsi="Mangal"/>
+          <w:sz w:val="32"/>
+          <w:szCs w:val="32"/>
+        </w:rPr>
+        <w:t xml:space="preserve">                      </w:t>
+      </w:r>
+      <w:proofErr w:type="spellStart"/>
       <w:r>
         <w:rPr>
           <w:rFonts w:ascii="Mangal" w:hAnsi="Mangal"/>
@@ -3757,7 +4090,57 @@
           <w:szCs w:val="32"/>
           <w:u w:val="single"/>
         </w:rPr>
-        <w:t xml:space="preserve">निवेदक</w:t>
+        <w:t>निवेदक</w:t>
+      </w:r>
+      <w:proofErr w:type="spellEnd"/>
+    </w:p>
+    <w:p>
+      <w:pPr>
+        <w:tabs>
+          <w:tab w:val="left" w:pos="1035"/>
+        </w:tabs>
+        <w:rPr>
+          <w:rFonts w:ascii="Mangal" w:hAnsi="Mangal"/>
+          <w:sz w:val="32"/>
+          <w:szCs w:val="32"/>
+          <w:u w:val="single"/>
+        </w:rPr>
+      </w:pPr>
+      <w:proofErr w:type="spellStart"/>
+      <w:r>
+        <w:rPr>
+          <w:rFonts w:ascii="Mangal" w:hAnsi="Mangal"/>
+          <w:sz w:val="32"/>
+          <w:szCs w:val="32"/>
+        </w:rPr>
+        <w:t>श्री</w:t>
+      </w:r>
+      <w:proofErr w:type="spellEnd"/>
+      <w:r>
+        <w:rPr>
+          <w:rFonts w:ascii="Mangal" w:hAnsi="Mangal"/>
+          <w:sz w:val="32"/>
+          <w:szCs w:val="32"/>
+        </w:rPr>
+        <w:t xml:space="preserve"> {{</w:t>
+      </w:r>
+      <w:proofErr w:type="spellStart"/>
+      <w:r>
+        <w:rPr>
+          <w:rFonts w:ascii="Mangal" w:hAnsi="Mangal"/>
+          <w:sz w:val="32"/>
+          <w:szCs w:val="32"/>
+        </w:rPr>
+        <w:t>chairmanName</w:t>
+      </w:r>
+      <w:proofErr w:type="spellEnd"/>
+      <w:r>
+        <w:rPr>
+          <w:rFonts w:ascii="Mangal" w:hAnsi="Mangal"/>
+          <w:sz w:val="32"/>
+          <w:szCs w:val="32"/>
+        </w:rPr>
+        <w:t>}}</w:t>
       </w:r>
     </w:p>
     <w:p>
@@ -3769,51 +4152,13 @@
           <w:szCs w:val="32"/>
         </w:rPr>
       </w:pPr>
-    </w:p>
-    <w:p>
-      <w:pPr>
-        <w:ind w:firstLine="720"/>
-        <w:rPr>
-          <w:rFonts w:ascii="Mangal" w:hAnsi="Mangal"/>
-          <w:sz w:val="32"/>
-          <w:szCs w:val="32"/>
-        </w:rPr>
-      </w:pPr>
-    </w:p>
-    <w:p>
-      <w:pPr>
-        <w:ind w:firstLine="720"/>
-        <w:rPr>
-          <w:rFonts w:ascii="Mangal" w:hAnsi="Mangal"/>
-          <w:sz w:val="32"/>
-          <w:szCs w:val="32"/>
-        </w:rPr>
-      </w:pPr>
-      <w:r>
-        <w:rPr>
-          <w:rFonts w:ascii="Mangal" w:hAnsi="Mangal"/>
-          <w:sz w:val="32"/>
-          <w:szCs w:val="32"/>
-        </w:rPr>
-        <w:t xml:space="preserve">      श्री {{chairmanName}}</w:t>
-      </w:r>
-    </w:p>
-    <w:p>
-      <w:pPr>
-        <w:ind w:firstLine="720"/>
-        <w:rPr>
-          <w:rFonts w:ascii="Mangal" w:hAnsi="Mangal"/>
-          <w:sz w:val="32"/>
-          <w:szCs w:val="32"/>
-        </w:rPr>
-      </w:pPr>
-      <w:r>
-        <w:rPr>
-          <w:rFonts w:ascii="Mangal" w:hAnsi="Mangal"/>
-          <w:sz w:val="32"/>
-          <w:szCs w:val="32"/>
-        </w:rPr>
-        <w:t xml:space="preserve">       अध्यक्ष </w:t>
+      <w:r>
+        <w:rPr>
+          <w:rFonts w:ascii="Mangal" w:hAnsi="Mangal"/>
+          <w:sz w:val="32"/>
+          <w:szCs w:val="32"/>
+        </w:rPr>
+        <w:t xml:space="preserve"> अध्यक्ष </w:t>
       </w:r>
     </w:p>
     <w:p>
@@ -3856,86 +4201,65 @@
           <w:tab w:val="left" w:pos="6480"/>
           <w:tab w:val="left" w:pos="8110"/>
         </w:tabs>
-        <w:ind w:firstLine="720"/>
-        <w:rPr>
-          <w:rFonts w:ascii="Mangal" w:hAnsi="Mangal"/>
-          <w:sz w:val="32"/>
-          <w:szCs w:val="32"/>
-        </w:rPr>
-      </w:pPr>
-      <w:r>
-        <w:rPr>
-          <w:rFonts w:ascii="Mangal" w:hAnsi="Mangal"/>
-          <w:sz w:val="32"/>
-          <w:szCs w:val="32"/>
-        </w:rPr>
-        <w:tab/>
-      </w:r>
-      <w:r>
-        <w:rPr>
-          <w:rFonts w:ascii="Mangal" w:hAnsi="Mangal"/>
-          <w:sz w:val="32"/>
-          <w:szCs w:val="32"/>
-        </w:rPr>
-        <w:tab/>
-      </w:r>
-      <w:r>
-        <w:rPr>
-          <w:rFonts w:ascii="Mangal" w:hAnsi="Mangal"/>
-          <w:sz w:val="32"/>
-          <w:szCs w:val="32"/>
-        </w:rPr>
-        <w:tab/>
-      </w:r>
-    </w:p>
-    <w:p>
-      <w:pPr>
-        <w:tabs>
-          <w:tab w:val="left" w:pos="720"/>
-          <w:tab w:val="left" w:pos="1440"/>
-          <w:tab w:val="left" w:pos="2160"/>
-          <w:tab w:val="left" w:pos="2880"/>
-          <w:tab w:val="left" w:pos="3600"/>
-          <w:tab w:val="left" w:pos="4320"/>
-          <w:tab w:val="left" w:pos="5040"/>
-          <w:tab w:val="left" w:pos="5760"/>
-          <w:tab w:val="left" w:pos="6480"/>
-          <w:tab w:val="left" w:pos="8110"/>
-        </w:tabs>
-        <w:rPr>
-          <w:rFonts w:ascii="Mangal" w:hAnsi="Mangal"/>
-          <w:sz w:val="32"/>
-          <w:szCs w:val="32"/>
-        </w:rPr>
-      </w:pPr>
-    </w:p>
-    <w:p>
-      <w:pPr>
-        <w:tabs>
-          <w:tab w:val="left" w:pos="720"/>
-          <w:tab w:val="left" w:pos="1440"/>
-          <w:tab w:val="left" w:pos="2160"/>
-          <w:tab w:val="left" w:pos="2880"/>
-          <w:tab w:val="left" w:pos="3600"/>
-          <w:tab w:val="left" w:pos="4320"/>
-          <w:tab w:val="left" w:pos="5040"/>
-          <w:tab w:val="left" w:pos="5760"/>
-          <w:tab w:val="left" w:pos="6480"/>
-          <w:tab w:val="left" w:pos="8110"/>
-        </w:tabs>
-        <w:rPr>
-          <w:rFonts w:ascii="Mangal" w:hAnsi="Mangal"/>
-          <w:sz w:val="32"/>
-          <w:szCs w:val="32"/>
-        </w:rPr>
-      </w:pPr>
-      <w:r>
-        <w:rPr>
-          <w:rFonts w:ascii="Mangal" w:hAnsi="Mangal"/>
-          <w:sz w:val="32"/>
-          <w:szCs w:val="32"/>
-        </w:rPr>
-        <w:t xml:space="preserve">बोधार्थ ः श्री {{auditFirmName}}</w:t>
+        <w:rPr>
+          <w:rFonts w:ascii="Mangal" w:hAnsi="Mangal"/>
+          <w:sz w:val="32"/>
+          <w:szCs w:val="32"/>
+        </w:rPr>
+      </w:pPr>
+      <w:proofErr w:type="spellStart"/>
+      <w:r>
+        <w:rPr>
+          <w:rFonts w:ascii="Mangal" w:hAnsi="Mangal"/>
+          <w:sz w:val="32"/>
+          <w:szCs w:val="32"/>
+        </w:rPr>
+        <w:t>बोधार्थ</w:t>
+      </w:r>
+      <w:proofErr w:type="spellEnd"/>
+      <w:r>
+        <w:rPr>
+          <w:rFonts w:ascii="Mangal" w:hAnsi="Mangal"/>
+          <w:sz w:val="32"/>
+          <w:szCs w:val="32"/>
+        </w:rPr>
+        <w:t xml:space="preserve"> ः </w:t>
+      </w:r>
+      <w:proofErr w:type="spellStart"/>
+      <w:r>
+        <w:rPr>
+          <w:rFonts w:ascii="Mangal" w:hAnsi="Mangal"/>
+          <w:sz w:val="32"/>
+          <w:szCs w:val="32"/>
+        </w:rPr>
+        <w:t>श्री</w:t>
+      </w:r>
+      <w:proofErr w:type="spellEnd"/>
+      <w:r>
+        <w:rPr>
+          <w:rFonts w:ascii="Mangal" w:hAnsi="Mangal"/>
+          <w:sz w:val="32"/>
+          <w:szCs w:val="32"/>
+        </w:rPr>
+        <w:t xml:space="preserve"> {{</w:t>
+      </w:r>
+      <w:proofErr w:type="spellStart"/>
+      <w:r>
+        <w:rPr>
+          <w:rFonts w:ascii="Mangal" w:hAnsi="Mangal"/>
+          <w:sz w:val="32"/>
+          <w:szCs w:val="32"/>
+        </w:rPr>
+        <w:t>auditFirmName</w:t>
+      </w:r>
+      <w:proofErr w:type="spellEnd"/>
+      <w:r>
+        <w:rPr>
+          <w:rFonts w:ascii="Mangal" w:hAnsi="Mangal"/>
+          <w:sz w:val="32"/>
+          <w:szCs w:val="32"/>
+        </w:rPr>
+        <w:t>}}</w:t>
       </w:r>
     </w:p>
     <w:p>
@@ -5049,4 +5373,16 @@
   <a:objectDefaults/>
   <a:extraClrSchemeLst/>
 </a:theme>
+</file>
+
+<file path=customXml/item1.xml><?xml version="1.0" encoding="utf-8"?>
+<b:Sources xmlns:b="http://schemas.openxmlformats.org/officeDocument/2006/bibliography" xmlns="http://schemas.openxmlformats.org/officeDocument/2006/bibliography" SelectedStyle="\APASixthEditionOfficeOnline.xsl" StyleName="APA" Version="6"/>
+</file>
+
+<file path=customXml/itemProps1.xml><?xml version="1.0" encoding="utf-8"?>
+<ds:datastoreItem xmlns:ds="http://schemas.openxmlformats.org/officeDocument/2006/customXml" ds:itemID="{E6C3A7A0-D640-41DE-A4C4-81E5F83E7B6E}">
+  <ds:schemaRefs>
+    <ds:schemaRef ds:uri="http://schemas.openxmlformats.org/officeDocument/2006/bibliography"/>
+  </ds:schemaRefs>
+</ds:datastoreItem>
 </file>
--- a/assets/templates/bm-agm-minutes.docx
+++ b/assets/templates/bm-agm-minutes.docx
@@ -691,6 +691,9 @@
         </w:rPr>
       </w:pPr>
       <w:r>
+        <w:br w:type="page"/>
+      </w:r>
+      <w:r>
         <w:rPr>
           <w:rFonts w:ascii="Mangal" w:hAnsi="Mangal"/>
           <w:b/>
@@ -1442,6 +1445,9 @@
           <w:szCs w:val="8"/>
         </w:rPr>
       </w:pPr>
+      <w:r>
+        <w:br w:type="page"/>
+      </w:r>
       <w:r>
         <w:rPr>
           <w:rFonts w:ascii="Mangal" w:hAnsi="Mangal"/>
@@ -2941,6 +2947,9 @@
         </w:rPr>
       </w:pPr>
       <w:r>
+        <w:br w:type="page"/>
+      </w:r>
+      <w:r>
         <w:rPr>
           <w:rFonts w:ascii="Mangal" w:hAnsi="Mangal"/>
           <w:b/>
@@ -3835,6 +3844,9 @@
           <w:szCs w:val="8"/>
         </w:rPr>
       </w:pPr>
+      <w:r>
+        <w:br w:type="page"/>
+      </w:r>
       <w:r>
         <w:rPr>
           <w:rFonts w:ascii="Mangal" w:hAnsi="Mangal"/>

--- a/assets/templates/bm-agm-minutes.docx
+++ b/assets/templates/bm-agm-minutes.docx
@@ -9,7 +9,7 @@
           <w:rFonts w:ascii="Mangal" w:hAnsi="Mangal"/>
           <w:b/>
           <w:sz w:val="74"/>
-          <w:szCs w:val="8"/>
+          <w:szCs w:val="74"/>
         </w:rPr>
       </w:pPr>
       <w:r>
@@ -18,7 +18,7 @@
           <w:b/>
           <w:bCs/>
           <w:sz w:val="74"/>
-          <w:szCs w:val="8"/>
+          <w:szCs w:val="74"/>
         </w:rPr>
         <w:t>{{companyName}} प्रा.लि.</w:t>
       </w:r>
@@ -117,7 +117,7 @@
           <w:b/>
           <w:bCs/>
           <w:sz w:val="48"/>
-          <w:szCs w:val="8"/>
+          <w:szCs w:val="48"/>
         </w:rPr>
         <w:t xml:space="preserve">{{companyName}} प्रा.लि. </w:t>
       </w:r>
@@ -687,7 +687,7 @@
           <w:rFonts w:ascii="Mangal" w:hAnsi="Mangal"/>
           <w:b/>
           <w:sz w:val="74"/>
-          <w:szCs w:val="8"/>
+          <w:szCs w:val="74"/>
         </w:rPr>
       </w:pPr>
       <w:r>
@@ -699,10 +699,10 @@
           <w:b/>
           <w:bCs/>
           <w:sz w:val="74"/>
-          <w:szCs w:val="8"/>
+          <w:szCs w:val="74"/>
         </w:rPr>
         <w:lastRenderedPageBreak/>
-        <w:t>{{companyName}}प्रा.लि.</w:t>
+        <w:t>{{companyName}} प्रा.लि.</w:t>
       </w:r>
     </w:p>
     <w:p>
@@ -787,7 +787,7 @@
           <w:b/>
           <w:bCs/>
           <w:sz w:val="48"/>
-          <w:szCs w:val="8"/>
+          <w:szCs w:val="48"/>
         </w:rPr>
         <w:t>{{companyName}} प्रा.लि.</w:t>
       </w:r>
@@ -1442,7 +1442,7 @@
           <w:rFonts w:ascii="Mangal" w:hAnsi="Mangal"/>
           <w:b/>
           <w:sz w:val="74"/>
-          <w:szCs w:val="8"/>
+          <w:szCs w:val="74"/>
         </w:rPr>
       </w:pPr>
       <w:r>
@@ -1454,7 +1454,7 @@
           <w:b/>
           <w:bCs/>
           <w:sz w:val="74"/>
-          <w:szCs w:val="8"/>
+          <w:szCs w:val="74"/>
         </w:rPr>
         <w:lastRenderedPageBreak/>
         <w:t>{{</w:t>
@@ -1466,7 +1466,7 @@
           <w:b/>
           <w:bCs/>
           <w:sz w:val="74"/>
-          <w:szCs w:val="8"/>
+          <w:szCs w:val="74"/>
         </w:rPr>
         <w:t>companyName</w:t>
       </w:r>
@@ -1478,7 +1478,7 @@
           <w:b/>
           <w:bCs/>
           <w:sz w:val="74"/>
-          <w:szCs w:val="8"/>
+          <w:szCs w:val="74"/>
         </w:rPr>
         <w:t>}}</w:t>
       </w:r>
@@ -1489,9 +1489,9 @@
           <w:b/>
           <w:bCs/>
           <w:sz w:val="74"/>
-          <w:szCs w:val="8"/>
-        </w:rPr>
-        <w:t>प्रा</w:t>
+          <w:szCs w:val="74"/>
+        </w:rPr>
+        <w:t xml:space="preserve"> प्रा</w:t>
       </w:r>
       <w:proofErr w:type="gramEnd"/>
       <w:r>
@@ -1500,7 +1500,7 @@
           <w:b/>
           <w:bCs/>
           <w:sz w:val="74"/>
-          <w:szCs w:val="8"/>
+          <w:szCs w:val="74"/>
         </w:rPr>
         <w:t>.लि</w:t>
       </w:r>
@@ -1511,7 +1511,7 @@
           <w:b/>
           <w:bCs/>
           <w:sz w:val="74"/>
-          <w:szCs w:val="8"/>
+          <w:szCs w:val="74"/>
         </w:rPr>
         <w:t>.</w:t>
       </w:r>
@@ -2369,6 +2369,32 @@
           </w:p>
         </w:tc>
       </w:tr>
+    </w:tbl>
+    <w:p>
+      <w:r>
+        <w:br w:type="page"/>
+      </w:r>
+    </w:p>
+    <w:tbl>
+      <w:tblPr>
+        <w:tblW w:w="0" w:type="auto"/>
+        <w:tblInd w:w="108" w:type="dxa"/>
+        <w:tblBorders>
+          <w:top w:val="single" w:sz="4" w:space="0" w:color="auto"/>
+          <w:left w:val="single" w:sz="4" w:space="0" w:color="auto"/>
+          <w:bottom w:val="single" w:sz="4" w:space="0" w:color="auto"/>
+          <w:right w:val="single" w:sz="4" w:space="0" w:color="auto"/>
+          <w:insideH w:val="single" w:sz="4" w:space="0" w:color="auto"/>
+          <w:insideV w:val="single" w:sz="4" w:space="0" w:color="auto"/>
+        </w:tblBorders>
+        <w:tblLook w:val="01E0" w:firstRow="1" w:lastRow="1" w:firstColumn="1" w:lastColumn="1" w:noHBand="0" w:noVBand="0"/>
+      </w:tblPr>
+      <w:tblGrid>
+        <w:gridCol w:w="871"/>
+        <w:gridCol w:w="3832"/>
+        <w:gridCol w:w="936"/>
+        <w:gridCol w:w="3603"/>
+      </w:tblGrid>
       <w:tr>
         <w:trPr>
           <w:trHeight w:val="259"/>
@@ -2943,7 +2969,7 @@
           <w:rFonts w:ascii="Mangal" w:hAnsi="Mangal"/>
           <w:b/>
           <w:sz w:val="74"/>
-          <w:szCs w:val="8"/>
+          <w:szCs w:val="74"/>
         </w:rPr>
       </w:pPr>
       <w:r>
@@ -2955,7 +2981,7 @@
           <w:b/>
           <w:bCs/>
           <w:sz w:val="74"/>
-          <w:szCs w:val="8"/>
+          <w:szCs w:val="74"/>
         </w:rPr>
         <w:lastRenderedPageBreak/>
         <w:t>{{</w:t>
@@ -2967,7 +2993,7 @@
           <w:b/>
           <w:bCs/>
           <w:sz w:val="74"/>
-          <w:szCs w:val="8"/>
+          <w:szCs w:val="74"/>
         </w:rPr>
         <w:t>companyName</w:t>
       </w:r>
@@ -2978,7 +3004,7 @@
           <w:b/>
           <w:bCs/>
           <w:sz w:val="74"/>
-          <w:szCs w:val="8"/>
+          <w:szCs w:val="74"/>
         </w:rPr>
         <w:t xml:space="preserve">}} </w:t>
       </w:r>
@@ -2989,7 +3015,7 @@
           <w:b/>
           <w:bCs/>
           <w:sz w:val="74"/>
-          <w:szCs w:val="8"/>
+          <w:szCs w:val="74"/>
         </w:rPr>
         <w:t>प्रा.लि</w:t>
       </w:r>
@@ -3000,7 +3026,7 @@
           <w:b/>
           <w:bCs/>
           <w:sz w:val="74"/>
-          <w:szCs w:val="8"/>
+          <w:szCs w:val="74"/>
         </w:rPr>
         <w:t>.</w:t>
       </w:r>
@@ -3467,7 +3493,7 @@
           <w:rFonts w:ascii="Mangal" w:hAnsi="Mangal"/>
           <w:b/>
           <w:sz w:val="74"/>
-          <w:szCs w:val="8"/>
+          <w:szCs w:val="74"/>
         </w:rPr>
         <w:t>.</w:t>
       </w:r>
@@ -3738,7 +3764,7 @@
           <w:sz w:val="36"/>
           <w:szCs w:val="36"/>
         </w:rPr>
-        <w:t xml:space="preserve">                                                                  {{chairmanName}}</w:t>
+        <w:t xml:space="preserve">                                                                  {{chairmanName}} </w:t>
       </w:r>
       <w:r>
         <w:rPr>
@@ -3782,7 +3808,7 @@
           <w:b/>
           <w:bCs/>
           <w:sz w:val="74"/>
-          <w:szCs w:val="8"/>
+          <w:szCs w:val="74"/>
         </w:rPr>
       </w:pPr>
     </w:p>
@@ -3794,7 +3820,7 @@
           <w:b/>
           <w:bCs/>
           <w:sz w:val="74"/>
-          <w:szCs w:val="8"/>
+          <w:szCs w:val="74"/>
         </w:rPr>
       </w:pPr>
     </w:p>
@@ -3806,7 +3832,7 @@
           <w:b/>
           <w:bCs/>
           <w:sz w:val="74"/>
-          <w:szCs w:val="8"/>
+          <w:szCs w:val="74"/>
         </w:rPr>
       </w:pPr>
     </w:p>
@@ -3818,7 +3844,7 @@
           <w:b/>
           <w:bCs/>
           <w:sz w:val="74"/>
-          <w:szCs w:val="8"/>
+          <w:szCs w:val="74"/>
         </w:rPr>
       </w:pPr>
     </w:p>
@@ -3830,7 +3856,7 @@
           <w:b/>
           <w:bCs/>
           <w:sz w:val="74"/>
-          <w:szCs w:val="8"/>
+          <w:szCs w:val="74"/>
         </w:rPr>
       </w:pPr>
     </w:p>
@@ -3841,7 +3867,7 @@
           <w:rFonts w:ascii="Mangal" w:hAnsi="Mangal"/>
           <w:b/>
           <w:sz w:val="74"/>
-          <w:szCs w:val="8"/>
+          <w:szCs w:val="74"/>
         </w:rPr>
       </w:pPr>
       <w:r>
@@ -3853,7 +3879,7 @@
           <w:b/>
           <w:bCs/>
           <w:sz w:val="74"/>
-          <w:szCs w:val="8"/>
+          <w:szCs w:val="74"/>
         </w:rPr>
         <w:lastRenderedPageBreak/>
         <w:t>{{</w:t>
@@ -3865,7 +3891,7 @@
           <w:b/>
           <w:bCs/>
           <w:sz w:val="74"/>
-          <w:szCs w:val="8"/>
+          <w:szCs w:val="74"/>
         </w:rPr>
         <w:t>companyName</w:t>
       </w:r>
@@ -3876,7 +3902,7 @@
           <w:b/>
           <w:bCs/>
           <w:sz w:val="74"/>
-          <w:szCs w:val="8"/>
+          <w:szCs w:val="74"/>
         </w:rPr>
         <w:t xml:space="preserve">}} </w:t>
       </w:r>
@@ -3887,7 +3913,7 @@
           <w:b/>
           <w:bCs/>
           <w:sz w:val="74"/>
-          <w:szCs w:val="8"/>
+          <w:szCs w:val="74"/>
         </w:rPr>
         <w:t>प्रा.लि</w:t>
       </w:r>
@@ -3898,7 +3924,7 @@
           <w:b/>
           <w:bCs/>
           <w:sz w:val="74"/>
-          <w:szCs w:val="8"/>
+          <w:szCs w:val="74"/>
         </w:rPr>
         <w:t>.</w:t>
       </w:r>

--- a/assets/templates/bm-agm-minutes.docx
+++ b/assets/templates/bm-agm-minutes.docx
@@ -2369,32 +2369,6 @@
           </w:p>
         </w:tc>
       </w:tr>
-    </w:tbl>
-    <w:p>
-      <w:r>
-        <w:br w:type="page"/>
-      </w:r>
-    </w:p>
-    <w:tbl>
-      <w:tblPr>
-        <w:tblW w:w="0" w:type="auto"/>
-        <w:tblInd w:w="108" w:type="dxa"/>
-        <w:tblBorders>
-          <w:top w:val="single" w:sz="4" w:space="0" w:color="auto"/>
-          <w:left w:val="single" w:sz="4" w:space="0" w:color="auto"/>
-          <w:bottom w:val="single" w:sz="4" w:space="0" w:color="auto"/>
-          <w:right w:val="single" w:sz="4" w:space="0" w:color="auto"/>
-          <w:insideH w:val="single" w:sz="4" w:space="0" w:color="auto"/>
-          <w:insideV w:val="single" w:sz="4" w:space="0" w:color="auto"/>
-        </w:tblBorders>
-        <w:tblLook w:val="01E0" w:firstRow="1" w:lastRow="1" w:firstColumn="1" w:lastColumn="1" w:noHBand="0" w:noVBand="0"/>
-      </w:tblPr>
-      <w:tblGrid>
-        <w:gridCol w:w="871"/>
-        <w:gridCol w:w="3832"/>
-        <w:gridCol w:w="936"/>
-        <w:gridCol w:w="3603"/>
-      </w:tblGrid>
       <w:tr>
         <w:trPr>
           <w:trHeight w:val="259"/>

--- a/assets/templates/bm-agm-minutes.docx
+++ b/assets/templates/bm-agm-minutes.docx
@@ -4060,9 +4060,7 @@
     </w:p>
     <w:p>
       <w:pPr>
-        <w:tabs>
-          <w:tab w:val="left" w:pos="1035"/>
-        </w:tabs>
+        <w:jc w:val="left"/>
         <w:rPr>
           <w:rFonts w:ascii="Mangal" w:hAnsi="Mangal"/>
           <w:sz w:val="32"/>
@@ -4070,30 +4068,6 @@
           <w:u w:val="single"/>
         </w:rPr>
       </w:pPr>
-      <w:r>
-        <w:rPr>
-          <w:rFonts w:ascii="Mangal" w:hAnsi="Mangal"/>
-          <w:sz w:val="32"/>
-          <w:szCs w:val="32"/>
-        </w:rPr>
-        <w:t xml:space="preserve">                                                        </w:t>
-      </w:r>
-      <w:r>
-        <w:rPr>
-          <w:rFonts w:ascii="Mangal" w:hAnsi="Mangal"/>
-          <w:sz w:val="32"/>
-          <w:szCs w:val="32"/>
-        </w:rPr>
-        <w:t xml:space="preserve">      </w:t>
-      </w:r>
-      <w:r>
-        <w:rPr>
-          <w:rFonts w:ascii="Mangal" w:hAnsi="Mangal"/>
-          <w:sz w:val="32"/>
-          <w:szCs w:val="32"/>
-        </w:rPr>
-        <w:t xml:space="preserve">                      </w:t>
-      </w:r>
       <w:proofErr w:type="spellStart"/>
       <w:r>
         <w:rPr>

--- a/assets/templates/bm-agm-minutes.docx
+++ b/assets/templates/bm-agm-minutes.docx
@@ -4060,7 +4060,9 @@
     </w:p>
     <w:p>
       <w:pPr>
-        <w:jc w:val="left"/>
+        <w:tabs>
+          <w:tab w:val="left" w:pos="1035"/>
+        </w:tabs>
         <w:rPr>
           <w:rFonts w:ascii="Mangal" w:hAnsi="Mangal"/>
           <w:sz w:val="32"/>
@@ -4068,6 +4070,30 @@
           <w:u w:val="single"/>
         </w:rPr>
       </w:pPr>
+      <w:r>
+        <w:rPr>
+          <w:rFonts w:ascii="Mangal" w:hAnsi="Mangal"/>
+          <w:sz w:val="32"/>
+          <w:szCs w:val="32"/>
+        </w:rPr>
+        <w:t xml:space="preserve">                                                        </w:t>
+      </w:r>
+      <w:r>
+        <w:rPr>
+          <w:rFonts w:ascii="Mangal" w:hAnsi="Mangal"/>
+          <w:sz w:val="32"/>
+          <w:szCs w:val="32"/>
+        </w:rPr>
+        <w:t xml:space="preserve">      </w:t>
+      </w:r>
+      <w:r>
+        <w:rPr>
+          <w:rFonts w:ascii="Mangal" w:hAnsi="Mangal"/>
+          <w:sz w:val="32"/>
+          <w:szCs w:val="32"/>
+        </w:rPr>
+        <w:t xml:space="preserve">                      </w:t>
+      </w:r>
       <w:proofErr w:type="spellStart"/>
       <w:r>
         <w:rPr>

--- a/assets/templates/bm-agm-minutes.docx
+++ b/assets/templates/bm-agm-minutes.docx
@@ -25,7 +25,7 @@
     </w:p>
     <w:p>
       <w:pPr>
-        <w:ind w:left="2160" w:hanging="1080"/>
+        <w:jc w:val="center"/>
         <w:rPr>
           <w:rFonts w:ascii="Mangal" w:hAnsi="Mangal"/>
           <w:sz w:val="12"/>
@@ -38,7 +38,7 @@
           <w:sz w:val="36"/>
           <w:szCs w:val="36"/>
         </w:rPr>
-        <w:t xml:space="preserve">               प्रा.लि दर्ता न {{registrationNumber}} </w:t>
+        <w:t xml:space="preserve">प्रा.लि दर्ता न {{registrationNumber}}</w:t>
       </w:r>
     </w:p>
     <w:p>
@@ -707,7 +707,7 @@
     </w:p>
     <w:p>
       <w:pPr>
-        <w:ind w:left="2160" w:hanging="1080"/>
+        <w:jc w:val="center"/>
         <w:rPr>
           <w:rFonts w:ascii="Mangal" w:hAnsi="Mangal"/>
           <w:sz w:val="12"/>
@@ -720,7 +720,7 @@
           <w:sz w:val="36"/>
           <w:szCs w:val="36"/>
         </w:rPr>
-        <w:t xml:space="preserve">                    प्रा.लि दर्ता न {{registrationNumber}} </w:t>
+        <w:t xml:space="preserve">प्रा.लि दर्ता न {{registrationNumber}}</w:t>
       </w:r>
     </w:p>
     <w:p>
@@ -853,7 +853,7 @@
           <w:szCs w:val="32"/>
           <w:lang w:eastAsia="zh-HK"/>
         </w:rPr>
-        <w:t>उपस्थितिःः श्री</w:t>
+        <w:t xml:space="preserve">उपस्थितिः श्री </w:t>
       </w:r>
       <w:r>
         <w:rPr>
@@ -1438,6 +1438,7 @@
     </w:p>
     <w:p>
       <w:pPr>
+        <w:jc w:val="center"/>
         <w:rPr>
           <w:rFonts w:ascii="Mangal" w:hAnsi="Mangal"/>
           <w:b/>
@@ -3025,7 +3026,7 @@
     </w:p>
     <w:p>
       <w:pPr>
-        <w:ind w:left="2160" w:hanging="1080"/>
+        <w:jc w:val="center"/>
         <w:rPr>
           <w:rFonts w:ascii="Mangal" w:hAnsi="Mangal"/>
           <w:sz w:val="12"/>
@@ -3038,7 +3039,7 @@
           <w:sz w:val="36"/>
           <w:szCs w:val="36"/>
         </w:rPr>
-        <w:t xml:space="preserve">         </w:t>
+        <w:t xml:space="preserve"/>
       </w:r>
       <w:proofErr w:type="spellStart"/>
       <w:proofErr w:type="gramStart"/>
@@ -3084,7 +3085,7 @@
           <w:sz w:val="36"/>
           <w:szCs w:val="36"/>
         </w:rPr>
-        <w:t xml:space="preserve">      </w:t>
+        <w:t xml:space="preserve"/>
       </w:r>
       <w:r>
         <w:rPr>
@@ -3134,7 +3135,7 @@
     </w:p>
     <w:p>
       <w:pPr>
-        <w:ind w:left="6480" w:firstLine="720"/>
+        <w:jc w:val="right"/>
         <w:rPr>
           <w:rFonts w:ascii="Mangal" w:hAnsi="Mangal"/>
           <w:sz w:val="36"/>
@@ -3905,7 +3906,7 @@
     </w:p>
     <w:p>
       <w:pPr>
-        <w:ind w:left="2160" w:hanging="1080"/>
+        <w:jc w:val="center"/>
         <w:rPr>
           <w:rFonts w:ascii="Mangal" w:hAnsi="Mangal"/>
           <w:sz w:val="12"/>
@@ -3918,7 +3919,7 @@
           <w:sz w:val="36"/>
           <w:szCs w:val="36"/>
         </w:rPr>
-        <w:t xml:space="preserve">                      प्रा.लि दर्ता न {{registrationNumber}} </w:t>
+        <w:t xml:space="preserve">प्रा.लि दर्ता न {{registrationNumber}}</w:t>
       </w:r>
     </w:p>
     <w:p>

--- a/assets/templates/bm-agm-minutes.docx
+++ b/assets/templates/bm-agm-minutes.docx
@@ -38,7 +38,7 @@
           <w:sz w:val="36"/>
           <w:szCs w:val="36"/>
         </w:rPr>
-        <w:t xml:space="preserve">प्रा.लि दर्ता न {{registrationNumber}}</w:t>
+        <w:t xml:space="preserve">प्रा.लि. दर्ता नं. {{registrationNumber}}</w:t>
       </w:r>
     </w:p>
     <w:p>
@@ -73,7 +73,7 @@
           <w:sz w:val="36"/>
           <w:szCs w:val="36"/>
         </w:rPr>
-        <w:t>संचालक समितिको बैठक</w:t>
+        <w:t>सञ्चालक समितिको बैठक</w:t>
       </w:r>
     </w:p>
     <w:p>
@@ -109,7 +109,7 @@
           <w:szCs w:val="32"/>
           <w:lang w:eastAsia="zh-HK"/>
         </w:rPr>
-        <w:t xml:space="preserve">आजमिति {{bmYear}} साल {{bmMonthName}} महिनाको {{bmDay}} गतेका दिन कम्पनीको कार्यालय </w:t>
+        <w:t xml:space="preserve">आज मिति {{bmYear}} साल {{bmMonthName}} महिनाको {{bmDay}} गतेका दिन कम्पनीको कार्यालय </w:t>
       </w:r>
       <w:r>
         <w:rPr>
@@ -158,7 +158,7 @@
           <w:szCs w:val="32"/>
           <w:lang w:eastAsia="zh-HK"/>
         </w:rPr>
-        <w:t>को अध्यक्षतामा कम्पनीको संचालक समितिको बैठक बसी निम्नानुसारको प्रस्ताव उपर छलफल गरि निम्नानुसारको निर्णय गरियो .</w:t>
+        <w:t>को अध्यक्षतामा कम्पनीको सञ्चालक समितिको बैठक बसी निम्नानुसारको प्रस्ताव उपर छलफल गरी निम्नानुसारको निर्णय गरियो ।</w:t>
       </w:r>
     </w:p>
     <w:p>
@@ -183,7 +183,7 @@
           <w:szCs w:val="32"/>
           <w:lang w:eastAsia="zh-HK"/>
         </w:rPr>
-        <w:t xml:space="preserve">उपस्थिति ः </w:t>
+        <w:t xml:space="preserve">उपस्थितिः </w:t>
       </w:r>
       <w:r>
         <w:rPr>
@@ -295,7 +295,7 @@
           <w:szCs w:val="32"/>
           <w:lang w:val="pt-BR"/>
         </w:rPr>
-        <w:t xml:space="preserve"> ः–</w:t>
+        <w:t xml:space="preserve">ः–</w:t>
       </w:r>
     </w:p>
     <w:p>
@@ -319,7 +319,7 @@
           <w:szCs w:val="32"/>
           <w:lang w:val="pl-PL"/>
         </w:rPr>
-        <w:t>१.कम्पनीको वार्षिक साधारण सभाको मिति, स्थान र छलफलका विषय निश्चित गर्ने सम्बन्धमा,</w:t>
+        <w:t>१. कम्पनीको वार्षिक साधारण सभाको मिति, स्थान र छलफलका विषय निश्चित गर्ने सम्बन्धमा ।</w:t>
       </w:r>
     </w:p>
     <w:p>
@@ -344,7 +344,7 @@
           <w:lang w:val="pl-PL"/>
         </w:rPr>
         <w:lastRenderedPageBreak/>
-        <w:t>२.विविध .</w:t>
+        <w:t>२. विविध ।</w:t>
       </w:r>
     </w:p>
     <w:p>
@@ -404,7 +404,7 @@
           <w:szCs w:val="32"/>
           <w:lang w:val="pl-PL"/>
         </w:rPr>
-        <w:t>१.कम्पनीको वार्षिक साधारण सभा बस्ने सम्बन्धमा ः–</w:t>
+        <w:t>१. कम्पनीको वार्षिक साधारण सभा बस्ने सम्बन्धमाः–</w:t>
       </w:r>
     </w:p>
     <w:p>
@@ -430,7 +430,7 @@
           <w:szCs w:val="32"/>
           <w:lang w:val="pl-PL"/>
         </w:rPr>
-        <w:t>क_यस कम्पनीको प्रबन्ध पत्र, तथा नियमावली बमोजिम बोलाउनु पर्ने कम्पनीको वार्षिक साधारण सभा बोलाउन आवश्यक भएकोले आगामी {{agmDateFull}} गते दिनको {{agmTime}} बजे कम्पनीको कार्यालयमा कम्पनीको वार्षिक साधारण सभा बोलाउने निर्णय गरिएको छ .</w:t>
+        <w:t>क) यस कम्पनीको प्रबन्ध पत्र तथा नियमावली बमोजिम बोलाउनु पर्ने कम्पनीको वार्षिक साधारण सभा बोलाउन आवश्यक भएकोले आगामी {{agmDateFull}} गते दिनको {{agmTime}} बजे कम्पनीको कार्यालयमा कम्पनीको वार्षिक साधारण सभा बोलाउने निर्णय गरिएको छ ।</w:t>
       </w:r>
     </w:p>
     <w:p>
@@ -456,7 +456,7 @@
           <w:szCs w:val="32"/>
           <w:lang w:val="pl-PL"/>
         </w:rPr>
-        <w:t>ख_माथि खणड -क_ बमोजिम बस्ने वार्षिक साधारण सभामा छलफलको निमित्त देहायका विषयहरू समावेश गर्ने निर्णय गरिएको छ ः–</w:t>
+        <w:t>ख) माथि खण्ड (क) बमोजिम बस्ने वार्षिक साधारण सभामा छलफलको निमित्त देहायका विषयहरू समावेश गर्ने निर्णय गरिएको छः–</w:t>
       </w:r>
     </w:p>
     <w:p>
@@ -481,7 +481,7 @@
           <w:szCs w:val="32"/>
           <w:lang w:val="pl-PL"/>
         </w:rPr>
-        <w:t>१_अध्यक्षज्यूको प्रतिवेदन सम्बन्धमा .</w:t>
+        <w:t>१) अध्यक्षज्यूको प्रतिवेदन सम्बन्धमा ।</w:t>
       </w:r>
     </w:p>
     <w:p>
@@ -506,7 +506,7 @@
           <w:szCs w:val="32"/>
           <w:lang w:val="pl-PL"/>
         </w:rPr>
-        <w:t>२_आ.व.{{fiscalYear}} को लेखापरीक्षण प्रतिवेदन सम्बन्धमा .</w:t>
+        <w:t>२) आ.व. {{fiscalYear}} को लेखापरीक्षण प्रतिवेदन सम्बन्धमा ।</w:t>
       </w:r>
     </w:p>
     <w:p>
@@ -531,7 +531,7 @@
           <w:szCs w:val="32"/>
           <w:lang w:val="pl-PL"/>
         </w:rPr>
-        <w:t>३_आ.व. {{nextFiscalYear}} को निमित्त लेखापरीक्षक नियुक्ति र पारिश्रमिक तय गर्ने सम्बन्धमा .</w:t>
+        <w:t>३) आ.व. {{nextFiscalYear}} को निमित्त लेखापरीक्षक नियुक्ति र पारिश्रमिक तय गर्ने सम्बन्धमा ।</w:t>
       </w:r>
     </w:p>
     <w:p>
@@ -556,7 +556,7 @@
           <w:szCs w:val="32"/>
           <w:lang w:val="pl-PL"/>
         </w:rPr>
-        <w:t>४_विविध .</w:t>
+        <w:t>४) विविध ।</w:t>
       </w:r>
     </w:p>
     <w:p>
@@ -597,7 +597,7 @@
           <w:szCs w:val="32"/>
           <w:lang w:val="pl-PL"/>
         </w:rPr>
-        <w:t xml:space="preserve">२. उपरोक्त बमोजिम भएका छलफल र निर्णयहरू पश्चात अन्य विषय बाँकी नभएकोले आजको बैठक अध्यक्ष ज्यूको निर्णय बमोजिम यहि बिसर्जन गरिएको छ . </w:t>
+        <w:t xml:space="preserve">२. उपरोक्त बमोजिम भएका छलफल र निर्णयहरू पश्चात अन्य विषय बाँकी नभएकोले आजको बैठक अध्यक्ष ज्यूको निर्णय बमोजिम यही विसर्जन गरिएको छ । </w:t>
       </w:r>
     </w:p>
     <w:p>
@@ -720,7 +720,7 @@
           <w:sz w:val="36"/>
           <w:szCs w:val="36"/>
         </w:rPr>
-        <w:t xml:space="preserve">प्रा.लि दर्ता न {{registrationNumber}}</w:t>
+        <w:t xml:space="preserve">प्रा.लि. दर्ता नं. {{registrationNumber}}</w:t>
       </w:r>
     </w:p>
     <w:p>
@@ -809,7 +809,7 @@
           <w:sz w:val="30"/>
           <w:szCs w:val="32"/>
         </w:rPr>
-        <w:t xml:space="preserve">श्री </w:t>
+        <w:t xml:space="preserve"/>
       </w:r>
       <w:r>
         <w:rPr>
@@ -828,7 +828,7 @@
           <w:szCs w:val="32"/>
           <w:lang w:eastAsia="zh-HK"/>
         </w:rPr>
-        <w:t xml:space="preserve">को अध्यक्षतामा कम्पनीको वार्षिक साधारण सभा बसी निम्नानुसारको प्रस्ताव उपर छलफल गरि निम्नानुसारको निर्णय गरियो . </w:t>
+        <w:t xml:space="preserve">को अध्यक्षतामा कम्पनीको वार्षिक साधारण सभा बसी निम्नानुसारको प्रस्ताव उपर छलफल गरी निम्नानुसारको निर्णय गरियो । </w:t>
       </w:r>
     </w:p>
     <w:p>
@@ -1042,7 +1042,7 @@
           <w:szCs w:val="32"/>
           <w:lang w:eastAsia="zh-HK"/>
         </w:rPr>
-        <w:t xml:space="preserve">धानिकता माथि छलफछ गर्दा कम्पनी ऐन २०६३ र अन्य नियममा भएका व्यवस्था अनुसार नै साधारण सभा वोलाइएवाट र  </w:t>
+        <w:t xml:space="preserve">धानिकता माथि छलफल गर्दा कम्पनी ऐन २०६३ र अन्य नियममा भएका व्यवस्था अनुसार नै साधारण सभा बोलाइएबाट र  </w:t>
       </w:r>
       <w:r>
         <w:rPr>
@@ -1052,7 +1052,7 @@
           <w:lang w:eastAsia="zh-HK"/>
         </w:rPr>
         <w:lastRenderedPageBreak/>
-        <w:t xml:space="preserve">गणापुरक संख्या पनि भएवाट सभा संचालन गर्न वैधानिक हुने ठहर गरियो . </w:t>
+        <w:t xml:space="preserve">गणपूरक संख्या पनि भएबाट सभा सञ्चालन गर्न वैधानिक हुने ठहर गरियो । </w:t>
       </w:r>
     </w:p>
     <w:p>
@@ -1119,7 +1119,7 @@
           <w:szCs w:val="32"/>
           <w:lang w:eastAsia="zh-HK"/>
         </w:rPr>
-        <w:t>प्रस्ताव नं. १ः अध्यक्षज्यूको प्रतिवेदन सम्बन्धमा .</w:t>
+        <w:t>प्रस्ताव नं. १ ः अध्यक्षज्यूको प्रतिवेदन सम्बन्धमा ।</w:t>
       </w:r>
     </w:p>
     <w:p>
@@ -1144,7 +1144,7 @@
           <w:szCs w:val="32"/>
           <w:lang w:eastAsia="zh-HK"/>
         </w:rPr>
-        <w:t>प्रस्ताव नं. २ ः आर्थिक वर्ष {{fiscalYear}} को लेखा परीक्षक प्रतिवेदन अनुमोदन सम्बन्धमा.</w:t>
+        <w:t>प्रस्ताव नं. २ ः आर्थिक वर्ष {{fiscalYear}} को लेखापरीक्षण प्रतिवेदन अनुमोदन सम्बन्धमा ।</w:t>
       </w:r>
     </w:p>
     <w:p>
@@ -1168,7 +1168,7 @@
           <w:szCs w:val="32"/>
           <w:lang w:eastAsia="zh-HK"/>
         </w:rPr>
-        <w:t>प्रस्ताव नं. ३ ः आर्थिक वर्ष {{nextFiscalYear}} को लागि लेखापरीक्षक नियुक्ति सम्बन्धमा.</w:t>
+        <w:t>प्रस्ताव नं. ३ ः आर्थिक वर्ष {{nextFiscalYear}} को लागि लेखापरीक्षक नियुक्ति सम्बन्धमा ।</w:t>
       </w:r>
     </w:p>
     <w:p>
@@ -1192,7 +1192,7 @@
           <w:szCs w:val="32"/>
           <w:lang w:eastAsia="zh-HK"/>
         </w:rPr>
-        <w:t>प्रस्ताव नं. ४ ः विविध .</w:t>
+        <w:t>प्रस्ताव नं. ४ ः विविध ।</w:t>
       </w:r>
     </w:p>
     <w:p>
@@ -1240,7 +1240,7 @@
           <w:szCs w:val="32"/>
           <w:lang w:eastAsia="zh-HK"/>
         </w:rPr>
-        <w:t>निर्णय नं.१ः यस कम्पनीको गतवर्ष भएको वार्षिक साधारण सभा पश्चात हालसम्म कम्पनीको तर्फबाट भए गरिएका नियमित कार्यहरूको सम्बन्धमा संचालक समितिको तर्फबाट अध्यक्षज्यूले तयार गरी पेश गर्नु भएको कम्पनीको हालसम्मको प्रगति प्रतिवेदन उपर छलफल गरी सो प्रगति प्रतिवेदन यस सभाबाट सर्वसम्मतिले अनुमोदन गरिएको छ .</w:t>
+        <w:t>निर्णय नं. १ः यस कम्पनीको गतवर्ष भएको वार्षिक साधारण सभा पश्चात हालसम्म कम्पनीको तर्फबाट भए गरिएका नियमित कार्यहरूको सम्बन्धमा सञ्चालक समितिको तर्फबाट अध्यक्षज्यूले तयार गरी पेश गर्नु भएको कम्पनीको हालसम्मको प्रगति प्रतिवेदन उपर छलफल गरी सो प्रगति प्रतिवेदन यस सभाबाट सर्वसम्मतिले अनुमोदन गरिएको छ ।</w:t>
       </w:r>
     </w:p>
     <w:p>
@@ -1297,7 +1297,7 @@
           <w:szCs w:val="32"/>
           <w:lang w:eastAsia="zh-HK"/>
         </w:rPr>
-        <w:t>निर्णय नं. २ः प्रस्ताव नं. २ माथि छलफछ गर्दा आ. व. २{{fiscalYear}} को लेखापरीक्षण प्रतिवेदनले कम्पनीको वास्तविक आर्थिक अवस्थाको चित्रण गरेको हुदा उक्त प्रतिवेदनलाई अनुमोदन गर्ने निर्णय गरियो .</w:t>
+        <w:t>निर्णय नं. २ः प्रस्ताव नं. २ माथि छलफल गर्दा आ.व. {{fiscalYear}} को लेखापरीक्षण प्रतिवेदनले कम्पनीको वास्तविक आर्थिक अवस्थाको चित्रण गरेको हुँदा उक्त प्रतिवेदनलाई अनुमोदन गर्ने निर्णय गरियो ।</w:t>
       </w:r>
     </w:p>
     <w:p>
@@ -1337,16 +1337,16 @@
           <w:szCs w:val="32"/>
           <w:lang w:eastAsia="zh-HK"/>
         </w:rPr>
-        <w:t xml:space="preserve">निर्णय नं. ३ः प्रस्ताव नं. ३ माथि छलफछ गर्दा आ. व. २{{nextFiscalYear}} को लेखा परीक्षण गर्नको लागिलेखापरीक्षक </w:t>
-      </w:r>
-      <w:r>
-        <w:rPr>
-          <w:rFonts w:ascii="Mangal" w:hAnsi="Mangal"/>
-          <w:b/>
-          <w:sz w:val="32"/>
-          <w:szCs w:val="32"/>
-        </w:rPr>
-        <w:t>श्री {{auditorName}}लाई</w:t>
+        <w:t xml:space="preserve">निर्णय नं. ३ः प्रस्ताव नं. ३ माथि छलफल गर्दा आ.व. {{nextFiscalYear}} को लेखापरीक्षण गर्नको लागि लेखापरीक्षक </w:t>
+      </w:r>
+      <w:r>
+        <w:rPr>
+          <w:rFonts w:ascii="Mangal" w:hAnsi="Mangal"/>
+          <w:b/>
+          <w:sz w:val="32"/>
+          <w:szCs w:val="32"/>
+        </w:rPr>
+        <w:t>श्री {{auditorName}} लाई</w:t>
       </w:r>
       <w:r>
         <w:rPr>
@@ -1355,7 +1355,7 @@
           <w:szCs w:val="32"/>
           <w:lang w:eastAsia="zh-HK"/>
         </w:rPr>
-        <w:t xml:space="preserve"> नियुक्ति गर्ने निर्णय गरियो साथै निजको पारिश्रमिक रू {{auditFee}} तोक्ने भन्ने वारेमा पनि निर्णय गरियो .</w:t>
+        <w:t xml:space="preserve"> नियुक्ति गर्ने निर्णय गरियो साथै निजको पारिश्रमिक रू {{auditFee}} तोक्ने भन्ने बारेमा पनि निर्णय गरियो ।</w:t>
       </w:r>
     </w:p>
     <w:p>
@@ -1396,7 +1396,7 @@
           <w:szCs w:val="32"/>
           <w:lang w:eastAsia="zh-HK"/>
         </w:rPr>
-        <w:t>निर्णय नं. ४ ः प्रस्ताव नं. ४ माथि छलफल गर्दा अन्य छलफलको विषय नभएकोले आजको साधारण सभा विर्सजन गरियो .</w:t>
+        <w:t>निर्णय नं. ४ः प्रस्ताव नं. ४ माथि छलफल गर्दा अन्य छलफलको विषय नभएकोले आजको साधारण सभा विसर्जन गरियो ।</w:t>
       </w:r>
     </w:p>
     <w:p>
@@ -1539,7 +1539,7 @@
           <w:szCs w:val="32"/>
           <w:lang w:eastAsia="zh-HK"/>
         </w:rPr>
-        <w:t>कम्पनीऐन २०६३ को दफा ५१ कावमोजिम पेश गरेको प्रतिवेदन</w:t>
+        <w:t>कम्पनी ऐन २०६३ को दफा ५१ को बमोजिम पेश गरेको प्रतिवेदन</w:t>
       </w:r>
     </w:p>
     <w:p>
@@ -1598,7 +1598,7 @@
                 <w:szCs w:val="32"/>
                 <w:lang w:eastAsia="zh-HK"/>
               </w:rPr>
-              <w:t>-क_</w:t>
+              <w:t>-क)</w:t>
             </w:r>
           </w:p>
         </w:tc>
@@ -1656,7 +1656,7 @@
                 <w:szCs w:val="32"/>
                 <w:lang w:eastAsia="zh-HK"/>
               </w:rPr>
-              <w:t>-क_</w:t>
+              <w:t>-क)</w:t>
             </w:r>
           </w:p>
         </w:tc>
@@ -1680,7 +1680,7 @@
                 <w:szCs w:val="32"/>
                 <w:lang w:eastAsia="zh-HK"/>
               </w:rPr>
-              <w:t>अधिकृत पुँजी रू{{authorizedCapital}}र शेयर संख्या२,००,०००थान</w:t>
+              <w:t>अधिकृत पुँजी रू {{authorizedCapital}} र शेयर संख्या २,००,००० थान</w:t>
             </w:r>
           </w:p>
         </w:tc>
@@ -1709,7 +1709,7 @@
                 <w:szCs w:val="32"/>
                 <w:lang w:eastAsia="zh-HK"/>
               </w:rPr>
-              <w:t>-ख_</w:t>
+              <w:t>-ख)</w:t>
             </w:r>
           </w:p>
         </w:tc>
@@ -1767,7 +1767,7 @@
                 <w:szCs w:val="32"/>
                 <w:lang w:eastAsia="zh-HK"/>
               </w:rPr>
-              <w:t>-ख_</w:t>
+              <w:t>-ख)</w:t>
             </w:r>
           </w:p>
         </w:tc>
@@ -1820,7 +1820,7 @@
                 <w:szCs w:val="32"/>
                 <w:lang w:eastAsia="zh-HK"/>
               </w:rPr>
-              <w:t xml:space="preserve">-ग_ </w:t>
+              <w:t xml:space="preserve">-ग) </w:t>
             </w:r>
           </w:p>
         </w:tc>
@@ -1878,7 +1878,7 @@
                 <w:szCs w:val="32"/>
                 <w:lang w:eastAsia="zh-HK"/>
               </w:rPr>
-              <w:t>-ग_</w:t>
+              <w:t>-ग)</w:t>
             </w:r>
           </w:p>
         </w:tc>
@@ -1931,7 +1931,7 @@
                 <w:szCs w:val="32"/>
                 <w:lang w:eastAsia="zh-HK"/>
               </w:rPr>
-              <w:t>-घ_</w:t>
+              <w:t>-घ)</w:t>
             </w:r>
           </w:p>
         </w:tc>
@@ -1955,7 +1955,7 @@
                 <w:szCs w:val="32"/>
                 <w:lang w:eastAsia="zh-HK"/>
               </w:rPr>
-              <w:t>शेयर पिच्छे मागभएको रकम</w:t>
+              <w:t>शेयर पिच्छे माग भएको रकम</w:t>
             </w:r>
           </w:p>
           <w:p>
@@ -1989,7 +1989,7 @@
                 <w:szCs w:val="32"/>
                 <w:lang w:eastAsia="zh-HK"/>
               </w:rPr>
-              <w:t>-घ_</w:t>
+              <w:t>-घ)</w:t>
             </w:r>
           </w:p>
         </w:tc>
@@ -2042,7 +2042,7 @@
                 <w:szCs w:val="32"/>
                 <w:lang w:eastAsia="zh-HK"/>
               </w:rPr>
-              <w:t>-ङ_</w:t>
+              <w:t>-ङ)</w:t>
             </w:r>
           </w:p>
         </w:tc>
@@ -2066,7 +2066,7 @@
                 <w:szCs w:val="32"/>
                 <w:lang w:eastAsia="zh-HK"/>
               </w:rPr>
-              <w:t>किस्ताअसुलभएको जम्मा रकम</w:t>
+              <w:t>किस्ता असुल भएको जम्मा रकम</w:t>
             </w:r>
           </w:p>
           <w:p>
@@ -2100,7 +2100,7 @@
                 <w:szCs w:val="32"/>
                 <w:lang w:eastAsia="zh-HK"/>
               </w:rPr>
-              <w:t>-ङ_</w:t>
+              <w:t>-ङ)</w:t>
             </w:r>
           </w:p>
         </w:tc>
@@ -2153,7 +2153,7 @@
                 <w:szCs w:val="32"/>
                 <w:lang w:eastAsia="zh-HK"/>
               </w:rPr>
-              <w:t>-च_</w:t>
+              <w:t>-च)</w:t>
             </w:r>
           </w:p>
         </w:tc>
@@ -2211,7 +2211,7 @@
                 <w:szCs w:val="32"/>
                 <w:lang w:eastAsia="zh-HK"/>
               </w:rPr>
-              <w:t>-च_</w:t>
+              <w:t>-च)</w:t>
             </w:r>
           </w:p>
         </w:tc>
@@ -2235,7 +2235,7 @@
                 <w:szCs w:val="32"/>
                 <w:lang w:eastAsia="zh-HK"/>
               </w:rPr>
-              <w:t>छैन .</w:t>
+              <w:t>छैन ।</w:t>
             </w:r>
           </w:p>
         </w:tc>
@@ -2264,7 +2264,7 @@
                 <w:szCs w:val="32"/>
                 <w:lang w:eastAsia="zh-HK"/>
               </w:rPr>
-              <w:t>-छ_</w:t>
+              <w:t>-छ)</w:t>
             </w:r>
           </w:p>
         </w:tc>
@@ -2341,7 +2341,7 @@
                 <w:szCs w:val="32"/>
                 <w:lang w:eastAsia="zh-HK"/>
               </w:rPr>
-              <w:t>-छ_</w:t>
+              <w:t>-छ)</w:t>
             </w:r>
           </w:p>
         </w:tc>
@@ -2365,7 +2365,7 @@
                 <w:szCs w:val="32"/>
                 <w:lang w:eastAsia="zh-HK"/>
               </w:rPr>
-              <w:t>छैन .</w:t>
+              <w:t>छैन ।</w:t>
             </w:r>
           </w:p>
         </w:tc>
@@ -2395,7 +2395,7 @@
                 <w:lang w:eastAsia="zh-HK"/>
               </w:rPr>
               <w:lastRenderedPageBreak/>
-              <w:t>-ज_</w:t>
+              <w:t>-ज)</w:t>
             </w:r>
           </w:p>
         </w:tc>
@@ -2453,7 +2453,7 @@
                 <w:szCs w:val="32"/>
                 <w:lang w:eastAsia="zh-HK"/>
               </w:rPr>
-              <w:t>-ज_</w:t>
+              <w:t>-ज)</w:t>
             </w:r>
           </w:p>
         </w:tc>
@@ -2477,7 +2477,7 @@
                 <w:szCs w:val="32"/>
                 <w:lang w:eastAsia="zh-HK"/>
               </w:rPr>
-              <w:t>छैन .</w:t>
+              <w:t>छैन ।</w:t>
             </w:r>
           </w:p>
         </w:tc>
@@ -2506,7 +2506,7 @@
                 <w:szCs w:val="32"/>
                 <w:lang w:eastAsia="zh-HK"/>
               </w:rPr>
-              <w:t>-झ_</w:t>
+              <w:t>-झ)</w:t>
             </w:r>
           </w:p>
         </w:tc>
@@ -2530,7 +2530,7 @@
                 <w:szCs w:val="32"/>
                 <w:lang w:eastAsia="zh-HK"/>
               </w:rPr>
-              <w:t>बैक,वित्तिय संस्था वा अन्य कुनै व्यक्तिबाट लिएको ऋणा वा कम्पनीले दिएको जमानत</w:t>
+              <w:t>बैंक, वित्तीय संस्था वा अन्य कुनै व्यक्तिबाट लिएको ऋण वा कम्पनीले दिएको जमानत</w:t>
             </w:r>
           </w:p>
         </w:tc>
@@ -2554,7 +2554,7 @@
                 <w:szCs w:val="32"/>
                 <w:lang w:eastAsia="zh-HK"/>
               </w:rPr>
-              <w:t>-झ_</w:t>
+              <w:t>-झ)</w:t>
             </w:r>
           </w:p>
         </w:tc>
@@ -2606,7 +2606,7 @@
                 <w:szCs w:val="32"/>
                 <w:lang w:eastAsia="zh-HK"/>
               </w:rPr>
-              <w:t>-झ_१</w:t>
+              <w:t>-झ)१</w:t>
             </w:r>
           </w:p>
         </w:tc>
@@ -2629,7 +2629,7 @@
                 <w:sz w:val="34"/>
                 <w:szCs w:val="40"/>
               </w:rPr>
-              <w:t>अन्य कम्पनीको शेयर वा डिवेञ्चरमा लगानी गरेको भए त्यस्तो कम्पनीको नाम र दर्ता नं. तथा शेयर वा डिवेञ्चरमा गरेको लगानी रकम</w:t>
+              <w:t>अन्य कम्पनीको शेयर वा डिबेञ्चरमा लगानी गरेको भए त्यस्तो कम्पनीको नाम र दर्ता नं. तथा शेयर वा डिबेञ्चरमा गरेको लगानी रकम</w:t>
             </w:r>
           </w:p>
         </w:tc>
@@ -2653,7 +2653,7 @@
                 <w:szCs w:val="32"/>
                 <w:lang w:eastAsia="zh-HK"/>
               </w:rPr>
-              <w:t>-झ_१</w:t>
+              <w:t>-झ)१</w:t>
             </w:r>
           </w:p>
         </w:tc>
@@ -2677,7 +2677,7 @@
                 <w:szCs w:val="32"/>
                 <w:lang w:eastAsia="zh-HK"/>
               </w:rPr>
-              <w:t>छैन .</w:t>
+              <w:t>छैन ।</w:t>
             </w:r>
           </w:p>
         </w:tc>
@@ -2706,7 +2706,7 @@
                 <w:szCs w:val="32"/>
                 <w:lang w:eastAsia="zh-HK"/>
               </w:rPr>
-              <w:t>-ञ_</w:t>
+              <w:t>-ञ)</w:t>
             </w:r>
           </w:p>
         </w:tc>
@@ -2754,7 +2754,7 @@
                 <w:szCs w:val="32"/>
                 <w:lang w:eastAsia="zh-HK"/>
               </w:rPr>
-              <w:t xml:space="preserve">-ञ_ </w:t>
+              <w:t xml:space="preserve">-ञ) </w:t>
             </w:r>
           </w:p>
         </w:tc>
@@ -3049,7 +3049,7 @@
           <w:sz w:val="36"/>
           <w:szCs w:val="36"/>
         </w:rPr>
-        <w:t>प्रा.लि</w:t>
+        <w:t>प्रा.लि.</w:t>
       </w:r>
       <w:proofErr w:type="spellEnd"/>
       <w:proofErr w:type="gramEnd"/>
@@ -3077,7 +3077,7 @@
           <w:sz w:val="36"/>
           <w:szCs w:val="36"/>
         </w:rPr>
-        <w:t xml:space="preserve"> न</w:t>
+        <w:t xml:space="preserve"> नं.</w:t>
       </w:r>
       <w:r>
         <w:rPr>
@@ -3158,7 +3158,7 @@
           <w:sz w:val="32"/>
           <w:szCs w:val="32"/>
         </w:rPr>
-        <w:t xml:space="preserve"> ः{{</w:t>
+        <w:t xml:space="preserve"> ः {{</w:t>
       </w:r>
       <w:proofErr w:type="spellStart"/>
       <w:r>
@@ -3202,7 +3202,7 @@
           <w:sz w:val="32"/>
           <w:szCs w:val="32"/>
         </w:rPr>
-        <w:t>श्रीमानकम्पनी रजिष्ट्रारज्यू,</w:t>
+        <w:t>श्रीमान् कम्पनी रजिष्ट्रार ज्यू,</w:t>
       </w:r>
     </w:p>
     <w:p>
@@ -3236,7 +3236,7 @@
           <w:sz w:val="32"/>
           <w:szCs w:val="32"/>
         </w:rPr>
-        <w:t>त्रिपुरेश्वर, काठमाणडौ .</w:t>
+        <w:t>त्रिपुरेश्वर, काठमाडौं ।</w:t>
       </w:r>
     </w:p>
     <w:p>
@@ -3263,7 +3263,7 @@
           <w:sz w:val="32"/>
           <w:szCs w:val="32"/>
         </w:rPr>
-        <w:t>विषयःकम्पनीको</w:t>
+        <w:t>विषयः कम्पनीको</w:t>
       </w:r>
       <w:proofErr w:type="spellEnd"/>
       <w:r>
@@ -3281,7 +3281,7 @@
           <w:sz w:val="32"/>
           <w:szCs w:val="32"/>
         </w:rPr>
-        <w:t>साधरणा</w:t>
+        <w:t>साधारण</w:t>
       </w:r>
       <w:proofErr w:type="spellEnd"/>
       <w:r>
@@ -3335,7 +3335,7 @@
           <w:sz w:val="32"/>
           <w:szCs w:val="32"/>
         </w:rPr>
-        <w:t>बारे .</w:t>
+        <w:t>बारे ।</w:t>
       </w:r>
       <w:proofErr w:type="gramEnd"/>
     </w:p>
@@ -3420,7 +3420,7 @@
           <w:szCs w:val="32"/>
           <w:lang w:eastAsia="zh-HK"/>
         </w:rPr>
-        <w:t>सम्वन्धमायस</w:t>
+        <w:t>सम्बन्धमा यस</w:t>
       </w:r>
       <w:proofErr w:type="spellEnd"/>
       <w:r>
@@ -3506,7 +3506,7 @@
           <w:sz w:val="32"/>
           <w:szCs w:val="32"/>
         </w:rPr>
-        <w:t>आ.व</w:t>
+        <w:t>आ.व.</w:t>
       </w:r>
       <w:proofErr w:type="spellEnd"/>
       <w:r>
@@ -3551,7 +3551,7 @@
           <w:sz w:val="32"/>
           <w:szCs w:val="32"/>
         </w:rPr>
-        <w:t xml:space="preserve"> साधारण सभा र लेखापरीक्षण प्रतिबेदन सहितदफा ५१ सहितयोनिवेदन पेश गरेको </w:t>
+        <w:t xml:space="preserve"> साधारण सभा र लेखापरीक्षण प्रतिवेदन सहित दफा ५१ सहित यो निवेदन पेश गरेको </w:t>
       </w:r>
       <w:proofErr w:type="gramStart"/>
       <w:r>
@@ -3560,7 +3560,7 @@
           <w:sz w:val="32"/>
           <w:szCs w:val="32"/>
         </w:rPr>
-        <w:t>छु .</w:t>
+        <w:t>छु ।</w:t>
       </w:r>
       <w:proofErr w:type="gramEnd"/>
     </w:p>
@@ -3608,7 +3608,7 @@
           <w:szCs w:val="36"/>
           <w:lang w:val="sv-SE"/>
         </w:rPr>
-        <w:t xml:space="preserve">१.कम्पनीको लेखा परीक्षणा प्रतिवेदन </w:t>
+        <w:t xml:space="preserve">१. कम्पनीको लेखापरीक्षण प्रतिवेदन </w:t>
       </w:r>
     </w:p>
     <w:p>
@@ -3633,7 +3633,7 @@
           <w:lang w:val="sv-SE"/>
         </w:rPr>
         <w:lastRenderedPageBreak/>
-        <w:t>२.कम्पनीको संचालक समितिको निर्णय</w:t>
+        <w:t>२. कम्पनीको सञ्चालक समितिको निर्णय</w:t>
       </w:r>
     </w:p>
     <w:p>
@@ -3657,7 +3657,7 @@
           <w:szCs w:val="36"/>
           <w:lang w:val="sv-SE"/>
         </w:rPr>
-        <w:t>३.कम्पनीको वार्षिक साधारण सभाको निर्णय</w:t>
+        <w:t>३. कम्पनीको वार्षिक साधारण सभाको निर्णय</w:t>
       </w:r>
     </w:p>
     <w:p>
@@ -3681,7 +3681,7 @@
           <w:szCs w:val="36"/>
           <w:lang w:val="sv-SE"/>
         </w:rPr>
-        <w:t xml:space="preserve">४.कम्पनी ऐनको दफा ५१ नं. बमोजिमको विवरणा </w:t>
+        <w:t xml:space="preserve">४. कम्पनी ऐनको दफा ५१ नं. बमोजिमको विवरण </w:t>
       </w:r>
     </w:p>
     <w:p>
@@ -3919,7 +3919,7 @@
           <w:sz w:val="36"/>
           <w:szCs w:val="36"/>
         </w:rPr>
-        <w:t xml:space="preserve">प्रा.लि दर्ता न {{registrationNumber}}</w:t>
+        <w:t xml:space="preserve">प्रा.लि. दर्ता नं. {{registrationNumber}}</w:t>
       </w:r>
     </w:p>
     <w:p>
@@ -3951,58 +3951,58 @@
           <w:sz w:val="32"/>
           <w:szCs w:val="32"/>
         </w:rPr>
-        <w:t>मितिः– {{letterDate}}</w:t>
-      </w:r>
-    </w:p>
-    <w:p>
-      <w:pPr>
-        <w:rPr>
-          <w:rFonts w:ascii="Mangal" w:hAnsi="Mangal"/>
-          <w:sz w:val="32"/>
-          <w:szCs w:val="32"/>
-        </w:rPr>
-      </w:pPr>
-      <w:r>
-        <w:rPr>
-          <w:rFonts w:ascii="Mangal" w:hAnsi="Mangal"/>
-          <w:sz w:val="32"/>
-          <w:szCs w:val="32"/>
-        </w:rPr>
-        <w:t>श्रीमान् रजिष्ट्ार ज्यू,</w:t>
-      </w:r>
-    </w:p>
-    <w:p>
-      <w:pPr>
-        <w:rPr>
-          <w:rFonts w:ascii="Mangal" w:hAnsi="Mangal"/>
-          <w:sz w:val="32"/>
-          <w:szCs w:val="32"/>
-        </w:rPr>
-      </w:pPr>
-      <w:r>
-        <w:rPr>
-          <w:rFonts w:ascii="Mangal" w:hAnsi="Mangal"/>
-          <w:sz w:val="32"/>
-          <w:szCs w:val="32"/>
-        </w:rPr>
-        <w:t>कम्पनी रजिष्ट्ार कार्यालय</w:t>
-      </w:r>
-    </w:p>
-    <w:p>
-      <w:pPr>
-        <w:rPr>
-          <w:rFonts w:ascii="Mangal" w:hAnsi="Mangal"/>
-          <w:sz w:val="32"/>
-          <w:szCs w:val="32"/>
-        </w:rPr>
-      </w:pPr>
-      <w:r>
-        <w:rPr>
-          <w:rFonts w:ascii="Mangal" w:hAnsi="Mangal"/>
-          <w:sz w:val="32"/>
-          <w:szCs w:val="32"/>
-        </w:rPr>
-        <w:t xml:space="preserve">त्रिपुरेश्वर , काठमाडौं . </w:t>
+        <w:t>मिति ः {{letterDate}}</w:t>
+      </w:r>
+    </w:p>
+    <w:p>
+      <w:pPr>
+        <w:rPr>
+          <w:rFonts w:ascii="Mangal" w:hAnsi="Mangal"/>
+          <w:sz w:val="32"/>
+          <w:szCs w:val="32"/>
+        </w:rPr>
+      </w:pPr>
+      <w:r>
+        <w:rPr>
+          <w:rFonts w:ascii="Mangal" w:hAnsi="Mangal"/>
+          <w:sz w:val="32"/>
+          <w:szCs w:val="32"/>
+        </w:rPr>
+        <w:t>श्रीमान् रजिष्ट्रार ज्यू,</w:t>
+      </w:r>
+    </w:p>
+    <w:p>
+      <w:pPr>
+        <w:rPr>
+          <w:rFonts w:ascii="Mangal" w:hAnsi="Mangal"/>
+          <w:sz w:val="32"/>
+          <w:szCs w:val="32"/>
+        </w:rPr>
+      </w:pPr>
+      <w:r>
+        <w:rPr>
+          <w:rFonts w:ascii="Mangal" w:hAnsi="Mangal"/>
+          <w:sz w:val="32"/>
+          <w:szCs w:val="32"/>
+        </w:rPr>
+        <w:t>कम्पनी रजिष्ट्रारको कार्यालय</w:t>
+      </w:r>
+    </w:p>
+    <w:p>
+      <w:pPr>
+        <w:rPr>
+          <w:rFonts w:ascii="Mangal" w:hAnsi="Mangal"/>
+          <w:sz w:val="32"/>
+          <w:szCs w:val="32"/>
+        </w:rPr>
+      </w:pPr>
+      <w:r>
+        <w:rPr>
+          <w:rFonts w:ascii="Mangal" w:hAnsi="Mangal"/>
+          <w:sz w:val="32"/>
+          <w:szCs w:val="32"/>
+        </w:rPr>
+        <w:t xml:space="preserve">त्रिपुरेश्वर, काठमाडौं । </w:t>
       </w:r>
     </w:p>
     <w:p>
@@ -4020,7 +4020,7 @@
           <w:sz w:val="32"/>
           <w:szCs w:val="32"/>
         </w:rPr>
-        <w:t xml:space="preserve">                विषयः– लेखापरीक्षकको नियुक्तीको जानकारी पेश गरेको वारे .</w:t>
+        <w:t xml:space="preserve">                विषयः लेखापरीक्षकको नियुक्तिको जानकारी पेश गरेको बारे ।</w:t>
       </w:r>
     </w:p>
     <w:p>
@@ -4038,7 +4038,7 @@
           <w:sz w:val="32"/>
           <w:szCs w:val="32"/>
         </w:rPr>
-        <w:t>महोदय ,</w:t>
+        <w:t>महोदय,</w:t>
       </w:r>
     </w:p>
     <w:p>
@@ -4056,7 +4056,7 @@
           <w:sz w:val="32"/>
           <w:szCs w:val="32"/>
         </w:rPr>
-        <w:t xml:space="preserve">उपरोक्त सम्बन्धमा यस प्रा. लि को आ. ब. {{fiscalYear}} को लेखापरीक्षण कार्यका निमित्त {{auditFirmName}} का {{auditorTitle}} {{auditorName}} लाई  नियुक्त गरीएको र पारीश्रमीक रू {{auditFee}} कायम हुने गरी पारीश्रमीक निर्धारणा गरीएको यस पत्रका साथ निबेदन गर्न चाहान्छु . </w:t>
+        <w:t xml:space="preserve">उपरोक्त सम्बन्धमा यस प्रा.लि. को आ.व. {{fiscalYear}} को लेखापरीक्षण कार्यका निमित्त {{auditFirmName}} का {{auditorTitle}} {{auditorName}} लाई नियुक्त गरिएको र पारिश्रमिक रू {{auditFee}} कायम हुने गरी पारिश्रमिक निर्धारण गरिएको यस पत्रका साथ निवेदन गर्न चाहन्छु । </w:t>
       </w:r>
     </w:p>
     <w:p>

--- a/assets/templates/bm-agm-minutes.docx
+++ b/assets/templates/bm-agm-minutes.docx
@@ -980,27 +980,7 @@
           <w:szCs w:val="32"/>
           <w:lang w:eastAsia="zh-HK"/>
         </w:rPr>
-        <w:t>सभाको व</w:t>
-      </w:r>
-      <w:r>
-        <w:rPr>
-          <w:rFonts w:ascii="Mangal" w:eastAsia="PMingLiU" w:hAnsi="Mangal"/>
-          <w:b/>
-          <w:bCs/>
-          <w:sz w:val="32"/>
-          <w:szCs w:val="32"/>
-          <w:lang w:eastAsia="zh-HK"/>
-        </w:rPr>
-        <w:t>ै</w:t>
-      </w:r>
-      <w:r>
-        <w:rPr>
-          <w:rFonts w:ascii="Mangal" w:eastAsia="PMingLiU" w:hAnsi="Mangal"/>
-          <w:sz w:val="32"/>
-          <w:szCs w:val="32"/>
-          <w:lang w:eastAsia="zh-HK"/>
-        </w:rPr>
-        <w:t>धानिकता</w:t>
+        <w:t>सभाको वैधानिकता</w:t>
       </w:r>
     </w:p>
     <w:p>
@@ -1022,27 +1002,7 @@
           <w:szCs w:val="32"/>
           <w:lang w:eastAsia="zh-HK"/>
         </w:rPr>
-        <w:t>सभाको व</w:t>
-      </w:r>
-      <w:r>
-        <w:rPr>
-          <w:rFonts w:ascii="Mangal" w:eastAsia="PMingLiU" w:hAnsi="Mangal"/>
-          <w:b/>
-          <w:bCs/>
-          <w:sz w:val="32"/>
-          <w:szCs w:val="32"/>
-          <w:lang w:eastAsia="zh-HK"/>
-        </w:rPr>
-        <w:t>ै</w:t>
-      </w:r>
-      <w:r>
-        <w:rPr>
-          <w:rFonts w:ascii="Mangal" w:eastAsia="PMingLiU" w:hAnsi="Mangal"/>
-          <w:sz w:val="32"/>
-          <w:szCs w:val="32"/>
-          <w:lang w:eastAsia="zh-HK"/>
-        </w:rPr>
-        <w:t xml:space="preserve">धानिकता माथि छलफल गर्दा कम्पनी ऐन २०६३ र अन्य नियममा भएका व्यवस्था अनुसार नै साधारण सभा बोलाइएबाट र  </w:t>
+        <w:t xml:space="preserve">सभाको वैधानिकता माथि छलफल गर्दा कम्पनी ऐन २०६३ र अन्य नियममा भएका व्यवस्था अनुसार नै साधारण सभा बोलाइएबाट र  </w:t>
       </w:r>
       <w:r>
         <w:rPr>

--- a/assets/templates/bm-agm-minutes.docx
+++ b/assets/templates/bm-agm-minutes.docx
@@ -28,11 +28,11 @@
       </w:pPr>
       <w:r>
         <w:rPr>
-          <w:b/>
-          <w:bCs/>
-          <w:rFonts w:ascii="Mangal" w:hAnsi="Mangal"/>
-          <w:sz w:val="36"/>
-          <w:szCs w:val="32"/>
+          <w:rFonts w:ascii="Mangal" w:hAnsi="Mangal"/>
+          <w:b/>
+          <w:color w:val="000000"/>
+          <w:sz w:val="44"/>
+          <w:szCs w:val="44"/>
         </w:rPr>
         <w:t xml:space="preserve">{{companyName}}</w:t>
       </w:r>
@@ -114,41 +114,51 @@
           <w:sz w:val="30"/>
           <w:szCs w:val="30"/>
         </w:rPr>
-        <w:t xml:space="preserve">आज मिति </w:t>
-      </w:r>
-      <w:r>
-        <w:rPr>
-          <w:rFonts w:ascii="Mangal" w:hAnsi="Mangal"/>
-          <w:sz w:val="30"/>
-          <w:szCs w:val="30"/>
-        </w:rPr>
-        <w:t xml:space="preserve">{{bmDate}}</w:t>
-      </w:r>
-      <w:r>
-        <w:rPr>
-          <w:rFonts w:ascii="Mangal" w:hAnsi="Mangal"/>
-          <w:sz w:val="30"/>
-          <w:szCs w:val="30"/>
-        </w:rPr>
-        <w:t xml:space="preserve"> गते यस कम्पनी को संचालक समितिको बैठक श्री </w:t>
-      </w:r>
-      <w:r>
-        <w:rPr>
+        <w:tab/>
+        <w:tab/>
+        <w:t xml:space="preserve">आज मिति {{bmDate}} गते यस </w:t>
+      </w:r>
+      <w:r>
+        <w:rPr>
+          <w:rFonts w:ascii="Mangal" w:hAnsi="Mangal"/>
           <w:b/>
           <w:bCs/>
-          <w:rFonts w:ascii="Mangal" w:hAnsi="Mangal"/>
-          <w:sz w:val="30"/>
-          <w:szCs w:val="30"/>
-        </w:rPr>
-        <w:t xml:space="preserve">{{chairmanName}}</w:t>
-      </w:r>
-      <w:r>
-        <w:rPr>
-          <w:rFonts w:ascii="Mangal" w:hAnsi="Mangal"/>
-          <w:sz w:val="30"/>
-          <w:szCs w:val="30"/>
-        </w:rPr>
-        <w:t xml:space="preserve"> को अध्यक्षतामा कम्पनीको रजिष्टर्ड कार्यालयमा निम्नलिखित बमोजिमको उपस्थितिमा बसी निम्नानुसारका प्रस्तावहरु छलफलका लागि प्रस्तुत गरिएकोमा निम्नानुसार निर्णय गरियो ः</w:t>
+          <w:sz w:val="30"/>
+          <w:szCs w:val="30"/>
+        </w:rPr>
+        <w:t xml:space="preserve">कम्पनी </w:t>
+      </w:r>
+      <w:r>
+        <w:rPr>
+          <w:rFonts w:ascii="Mangal" w:hAnsi="Mangal"/>
+          <w:sz w:val="30"/>
+          <w:szCs w:val="30"/>
+        </w:rPr>
+        <w:t xml:space="preserve">को संचालक समितिको बैठक श्री </w:t>
+      </w:r>
+      <w:r>
+        <w:rPr>
+          <w:rFonts w:ascii="Mangal" w:hAnsi="Mangal"/>
+          <w:b/>
+          <w:bCs/>
+          <w:sz w:val="32"/>
+        </w:rPr>
+        <w:t xml:space="preserve">{{chairmanName}} </w:t>
+      </w:r>
+      <w:r>
+        <w:rPr>
+          <w:rFonts w:ascii="Mangal" w:hAnsi="Mangal"/>
+          <w:sz w:val="32"/>
+        </w:rPr>
+        <w:t xml:space="preserve"> </w:t>
+      </w:r>
+      <w:r>
+        <w:rPr>
+          <w:rFonts w:ascii="Mangal" w:hAnsi="Mangal"/>
+          <w:sz w:val="30"/>
+          <w:szCs w:val="30"/>
+        </w:rPr>
+        <w:t xml:space="preserve">को अध्यक्षतामा कम्पनीको रजिष्टर्ड कार्यालयमा निम्नलिखित बमोजिमको उपस्थितिमा बसी निम्नानुसारका प्रस्तावहरु छलफलका लागि प्रस्तुत गरिएकोमा निम्नानुसार निर्णय गरियो ः</w:t>
       </w:r>
     </w:p>
     <w:p>
@@ -181,19 +191,11 @@
           <w:szCs w:val="30"/>
           <w:u w:val="single"/>
         </w:rPr>
-        <w:t xml:space="preserve">उपस्थित</w:t>
-      </w:r>
-    </w:p>
-    <w:p>
-      <w:pPr>
-        <w:rPr/>
-      </w:pPr>
-      <w:r>
-        <w:rPr>
-          <w:rFonts w:ascii="Mangal" w:hAnsi="Mangal"/>
-          <w:sz w:val="32"/>
-          <w:szCs w:val="32"/>
-        </w:rPr>
+        <w:t xml:space="preserve">उपस्थिति</w:t>
+      </w:r>
+    </w:p>
+    <w:p>
+      <w:r>
         <w:t>{{#attendees}}</w:t>
       </w:r>
     </w:p>
@@ -201,7 +203,6 @@
       <w:pPr>
         <w:tabs>
           <w:tab w:val="left" w:pos="360"/>
-          <w:tab w:val="left" w:pos="3600"/>
         </w:tabs>
         <w:spacing w:after="0"/>
         <w:ind w:left="360"/>
@@ -218,51 +219,14 @@
           <w:sz w:val="32"/>
           <w:szCs w:val="32"/>
         </w:rPr>
-        <w:t xml:space="preserve">{{num}}</w:t>
-      </w:r>
-      <w:r>
-        <w:rPr>
-          <w:rFonts w:ascii="Mangal" w:hAnsi="Mangal"/>
-          <w:sz w:val="32"/>
-          <w:szCs w:val="32"/>
-        </w:rPr>
-        <w:t xml:space="preserve">) </w:t>
-      </w:r>
-      <w:r>
-        <w:rPr>
-          <w:rFonts w:ascii="Mangal" w:hAnsi="Mangal"/>
-          <w:sz w:val="32"/>
-          <w:szCs w:val="32"/>
-        </w:rPr>
-        <w:t xml:space="preserve">{{name}}</w:t>
-      </w:r>
-      <w:r>
-        <w:rPr>
-          <w:rFonts w:ascii="Mangal" w:hAnsi="Mangal"/>
-          <w:sz w:val="32"/>
-          <w:szCs w:val="32"/>
-        </w:rPr>
-        <w:tab/>
-      </w:r>
-      <w:r>
-        <w:rPr>
-          <w:rFonts w:ascii="Mangal" w:hAnsi="Mangal"/>
-          <w:sz w:val="32"/>
-          <w:szCs w:val="32"/>
-        </w:rPr>
+        <w:t xml:space="preserve">{{num}}) {{name}}    </w:t>
+        <w:tab/>
+        <w:tab/>
         <w:t xml:space="preserve">{{role}}</w:t>
       </w:r>
     </w:p>
     <w:p>
-      <w:pPr>
-        <w:rPr/>
-      </w:pPr>
-      <w:r>
-        <w:rPr>
-          <w:rFonts w:ascii="Mangal" w:hAnsi="Mangal"/>
-          <w:sz w:val="32"/>
-          <w:szCs w:val="32"/>
-        </w:rPr>
+      <w:r>
         <w:t>{{/attendees}}</w:t>
       </w:r>
     </w:p>
@@ -332,15 +296,7 @@
           <w:sz w:val="32"/>
           <w:szCs w:val="32"/>
         </w:rPr>
-        <w:t xml:space="preserve">२) </w:t>
-      </w:r>
-      <w:r>
-        <w:rPr>
-          <w:rFonts w:ascii="Mangal" w:hAnsi="Mangal"/>
-          <w:sz w:val="32"/>
-          <w:szCs w:val="32"/>
-        </w:rPr>
-        <w:t xml:space="preserve">{{bmExtraProposalTitle}}</w:t>
+        <w:t xml:space="preserve">२)  {{bmExtraProposalTitle}}</w:t>
       </w:r>
     </w:p>
     <w:p>
@@ -416,42 +372,20 @@
       <w:r>
         <w:rPr>
           <w:rFonts w:ascii="Mangal" w:hAnsi="Mangal"/>
-          <w:sz w:val="32"/>
-          <w:szCs w:val="32"/>
-        </w:rPr>
-        <w:t xml:space="preserve">प्रस्ताव नं. १ मा बैठकमा छलफलगर्दा यस कम्पनीको आ. ब. </w:t>
-      </w:r>
-      <w:r>
-        <w:rPr>
-          <w:rFonts w:ascii="Mangal" w:hAnsi="Mangal"/>
-          <w:sz w:val="32"/>
-          <w:szCs w:val="32"/>
-        </w:rPr>
-        <w:t xml:space="preserve">{{fiscalYear}}</w:t>
-      </w:r>
-      <w:r>
-        <w:rPr>
-          <w:rFonts w:ascii="Mangal" w:hAnsi="Mangal"/>
-          <w:sz w:val="32"/>
-          <w:szCs w:val="32"/>
-        </w:rPr>
-        <w:t xml:space="preserve"> को वार्षिक साधारण सभा यहि मिति </w:t>
-      </w:r>
-      <w:r>
-        <w:rPr>
-          <w:rFonts w:ascii="Mangal" w:hAnsi="Mangal"/>
-          <w:sz w:val="32"/>
-          <w:szCs w:val="32"/>
-        </w:rPr>
-        <w:t xml:space="preserve">{{agmDate}}</w:t>
-      </w:r>
-      <w:r>
-        <w:rPr>
-          <w:rFonts w:ascii="Mangal" w:hAnsi="Mangal"/>
-          <w:sz w:val="32"/>
-          <w:szCs w:val="32"/>
-        </w:rPr>
-        <w:t xml:space="preserve"> बिहान ०९.०० बजे कम्पनीकै रजिष्टर्ड कार्यालयमा बस्ने भएकाले र सम्पूर्ण शेयर सदस्यहरु यसै बैठकमा उपस्थित रहेकाले यसैलाई सूचना मानी उपस्थित रहने प्रस्ताव पारित गर्ने निर्णय गरियो ।</w:t>
+          <w:b/>
+          <w:sz w:val="30"/>
+          <w:szCs w:val="30"/>
+        </w:rPr>
+        <w:tab/>
+        <w:tab/>
+      </w:r>
+      <w:r>
+        <w:rPr>
+          <w:rFonts w:ascii="Mangal" w:hAnsi="Mangal"/>
+          <w:sz w:val="32"/>
+          <w:szCs w:val="32"/>
+        </w:rPr>
+        <w:t xml:space="preserve">प्रस्ताव नं. १ मा बैठकमा छलफलगर्दा यस कम्पनीको आ. ब. {{fiscalYear}} को वार्षिक साधारण सभा यहि मिति {{agmDate}}  बिहान ०९.०० बजे कम्पनीकै रजिष्टर्ड कार्यालयमा बस्ने भएकाले र सम्पुर्ण शेयर सदस्यहरु यसै बैठकमा उपस्थित रहेकाले यसैलाई सुचना मानी उपस्थित रहने प्रस्ताव पारित गर्ने निर्णय गरियो ।</w:t>
       </w:r>
     </w:p>
     <w:p>
@@ -499,7 +433,7 @@
       </w:pPr>
       <w:r>
         <w:rPr>
-          <w:rFonts w:ascii="Mangal" w:hAnsi="Mangal"/>
+          <w:rFonts w:ascii="Arial" w:hAnsi="Arial" w:cs="Arial"/>
           <w:sz w:val="30"/>
           <w:szCs w:val="30"/>
         </w:rPr>
@@ -551,107 +485,23 @@
       <w:r>
         <w:rPr>
           <w:rFonts w:ascii="Mangal" w:hAnsi="Mangal"/>
-          <w:sz w:val="30"/>
-          <w:szCs w:val="30"/>
-        </w:rPr>
-        <w:t xml:space="preserve">विविध प्रस्ताव उपर छलफल गर्न विषय बाँकी नरहेको हुँदा आजको बैठक अध्यक्षज्युको अनुमतिले समापन गरियो ।</w:t>
-      </w:r>
-    </w:p>
-    <w:p>
-      <w:pPr>
-        <w:spacing w:after="0"/>
-        <w:ind w:firstLine="90"/>
-        <w:rPr>
-          <w:rFonts w:ascii="Mangal" w:hAnsi="Mangal"/>
-          <w:sz w:val="30"/>
-          <w:szCs w:val="30"/>
-        </w:rPr>
-      </w:pPr>
-    </w:p>
-    <w:p>
-      <w:pPr>
-        <w:ind w:firstLine="720"/>
-        <w:rPr>
-          <w:rFonts w:ascii="Mangal" w:hAnsi="Mangal"/>
-          <w:sz w:val="32"/>
-          <w:szCs w:val="32"/>
-        </w:rPr>
-      </w:pPr>
-    </w:p>
-    <w:p>
-      <w:pPr>
-        <w:ind w:firstLine="720"/>
-        <w:rPr>
-          <w:rFonts w:ascii="Mangal" w:hAnsi="Mangal"/>
-          <w:sz w:val="32"/>
-          <w:szCs w:val="32"/>
-        </w:rPr>
-      </w:pPr>
-    </w:p>
-    <w:p>
-      <w:pPr>
-        <w:ind w:firstLine="720"/>
-        <w:rPr>
-          <w:rFonts w:ascii="Mangal" w:hAnsi="Mangal"/>
-          <w:sz w:val="32"/>
-          <w:szCs w:val="32"/>
-        </w:rPr>
-      </w:pPr>
-    </w:p>
-    <w:p>
-      <w:pPr>
-        <w:ind w:firstLine="720"/>
-        <w:rPr>
-          <w:rFonts w:ascii="Mangal" w:hAnsi="Mangal"/>
-          <w:sz w:val="32"/>
-          <w:szCs w:val="32"/>
-        </w:rPr>
-      </w:pPr>
-    </w:p>
-    <w:p>
-      <w:pPr>
-        <w:ind w:firstLine="720"/>
-        <w:rPr>
-          <w:rFonts w:ascii="Mangal" w:hAnsi="Mangal"/>
-          <w:sz w:val="32"/>
-          <w:szCs w:val="32"/>
-        </w:rPr>
-      </w:pPr>
-    </w:p>
-    <w:p>
-      <w:pPr>
-        <w:ind w:firstLine="720"/>
-        <w:rPr>
-          <w:rFonts w:ascii="Mangal" w:hAnsi="Mangal"/>
-          <w:sz w:val="32"/>
-          <w:szCs w:val="32"/>
-        </w:rPr>
-      </w:pPr>
-    </w:p>
-    <w:p>
-      <w:pPr>
-        <w:rPr>
-          <w:rFonts w:ascii="Mangal" w:hAnsi="Mangal"/>
-          <w:b/>
-          <w:bCs/>
-          <w:sz w:val="40"/>
-          <w:szCs w:val="40"/>
-        </w:rPr>
-      </w:pPr>
-    </w:p>
-    <w:p>
-      <w:pPr>
-        <w:rPr>
-          <w:rFonts w:ascii="Mangal" w:hAnsi="Mangal"/>
-          <w:b/>
-          <w:bCs/>
-          <w:sz w:val="40"/>
-          <w:szCs w:val="40"/>
-        </w:rPr>
-      </w:pPr>
-    </w:p>
-    <w:p>
-      <w:pPr>
+          <w:sz w:val="32"/>
+          <w:szCs w:val="32"/>
+        </w:rPr>
+        <w:t xml:space="preserve">विविध</w:t>
+      </w:r>
+      <w:r>
+        <w:rPr>
+          <w:rFonts w:ascii="Mangal" w:hAnsi="Mangal"/>
+          <w:sz w:val="30"/>
+          <w:szCs w:val="30"/>
+        </w:rPr>
+        <w:t xml:space="preserve"> प्रस्ताव उपर छलफल गर्ने विषय बाँकी नरहेको हुँदा आजको बैठक अध्यक्षज्युको अनुमतिले समापन गरियो ।</w:t>
+      </w:r>
+    </w:p>
+    <w:p>
+      <w:pPr>
+        <w:pStyle w:val="BmPageStart"/>
         <w:spacing w:after="0"/>
         <w:ind w:left="-142"/>
         <w:jc w:val="center"/>
@@ -665,11 +515,11 @@
       </w:pPr>
       <w:r>
         <w:rPr>
-          <w:b/>
-          <w:bCs/>
-          <w:rFonts w:ascii="Mangal" w:hAnsi="Mangal"/>
-          <w:sz w:val="36"/>
-          <w:szCs w:val="32"/>
+          <w:rFonts w:ascii="Mangal" w:hAnsi="Mangal"/>
+          <w:b/>
+          <w:color w:val="000000"/>
+          <w:sz w:val="44"/>
+          <w:szCs w:val="44"/>
         </w:rPr>
         <w:t xml:space="preserve">{{companyName}}</w:t>
       </w:r>
@@ -735,41 +585,52 @@
           <w:sz w:val="30"/>
           <w:szCs w:val="30"/>
         </w:rPr>
-        <w:t xml:space="preserve">आज मिति </w:t>
-      </w:r>
-      <w:r>
-        <w:rPr>
-          <w:rFonts w:ascii="Mangal" w:hAnsi="Mangal"/>
-          <w:sz w:val="30"/>
-          <w:szCs w:val="30"/>
-        </w:rPr>
-        <w:t xml:space="preserve">{{agmDate}}</w:t>
-      </w:r>
-      <w:r>
-        <w:rPr>
-          <w:rFonts w:ascii="Mangal" w:hAnsi="Mangal"/>
-          <w:sz w:val="30"/>
-          <w:szCs w:val="30"/>
-        </w:rPr>
-        <w:t xml:space="preserve"> गते विहान ०९.०० बजे यस कम्पनीको वार्षिक साधारण सभा संचालक समितिका अध्यक्ष श्री </w:t>
-      </w:r>
-      <w:r>
-        <w:rPr>
+        <w:t xml:space="preserve">आज मिति {{agmDate}} गते विहान ९ः०० बजे यस </w:t>
+      </w:r>
+      <w:r>
+        <w:rPr>
+          <w:rFonts w:ascii="Mangal" w:hAnsi="Mangal"/>
           <w:b/>
           <w:bCs/>
-          <w:rFonts w:ascii="Mangal" w:hAnsi="Mangal"/>
-          <w:sz w:val="30"/>
-          <w:szCs w:val="30"/>
+          <w:sz w:val="30"/>
+          <w:szCs w:val="30"/>
+        </w:rPr>
+        <w:t xml:space="preserve">कम्पनी</w:t>
+      </w:r>
+      <w:r>
+        <w:rPr>
+          <w:rFonts w:ascii="Mangal" w:hAnsi="Mangal"/>
+          <w:sz w:val="30"/>
+          <w:szCs w:val="30"/>
+        </w:rPr>
+        <w:t xml:space="preserve">को वार्षिक साधारण सभा संचालक समितिका अध्यक्ष श्री </w:t>
+      </w:r>
+      <w:r>
+        <w:rPr>
+          <w:rFonts w:ascii="Mangal" w:hAnsi="Mangal"/>
+          <w:b/>
+          <w:bCs/>
+          <w:sz w:val="32"/>
         </w:rPr>
         <w:t xml:space="preserve">{{chairmanName}}</w:t>
       </w:r>
       <w:r>
         <w:rPr>
           <w:rFonts w:ascii="Mangal" w:hAnsi="Mangal"/>
-          <w:sz w:val="30"/>
-          <w:szCs w:val="30"/>
-        </w:rPr>
-        <w:t xml:space="preserve"> को अध्यक्षतामा कम्पनीको रजिष्टर्ड कार्यालयमा निम्नलिखित बमोजिमको उपस्थितिमा बसी निम्नानुसारका प्रस्तावहरु छलफलका लागि प्रस्तुत गरिएकोमा निम्नानुसार निर्णय गरियो ः</w:t>
+          <w:b/>
+          <w:bCs/>
+          <w:sz w:val="30"/>
+          <w:szCs w:val="30"/>
+        </w:rPr>
+        <w:t xml:space="preserve">क</w:t>
+      </w:r>
+      <w:r>
+        <w:rPr>
+          <w:rFonts w:ascii="Mangal" w:hAnsi="Mangal"/>
+          <w:sz w:val="30"/>
+          <w:szCs w:val="30"/>
+        </w:rPr>
+        <w:t xml:space="preserve">ो अध्यक्षतामा कम्पनीको रजिष्टर्ड कार्यालयमा निम्नलिखित बमोजिमको उपस्थितिमा बसी निम्नानुसारका प्रस्तावहरु छलफलका लागि प्रस्तुत गरिएकोमा निम्नानुसार निर्णय गरियो ः</w:t>
       </w:r>
     </w:p>
     <w:p>
@@ -803,19 +664,11 @@
           <w:szCs w:val="30"/>
           <w:u w:val="single"/>
         </w:rPr>
-        <w:t xml:space="preserve">उपस्थित</w:t>
-      </w:r>
-    </w:p>
-    <w:p>
-      <w:pPr>
-        <w:rPr/>
-      </w:pPr>
-      <w:r>
-        <w:rPr>
-          <w:rFonts w:ascii="Mangal" w:hAnsi="Mangal"/>
-          <w:sz w:val="32"/>
-          <w:szCs w:val="32"/>
-        </w:rPr>
+        <w:t xml:space="preserve">उपस्थिति</w:t>
+      </w:r>
+    </w:p>
+    <w:p>
+      <w:r>
         <w:t>{{#attendees}}</w:t>
       </w:r>
     </w:p>
@@ -823,7 +676,6 @@
       <w:pPr>
         <w:tabs>
           <w:tab w:val="left" w:pos="360"/>
-          <w:tab w:val="left" w:pos="3600"/>
         </w:tabs>
         <w:spacing w:after="0"/>
         <w:ind w:left="360"/>
@@ -840,51 +692,14 @@
           <w:sz w:val="32"/>
           <w:szCs w:val="32"/>
         </w:rPr>
-        <w:t xml:space="preserve">{{num}}</w:t>
-      </w:r>
-      <w:r>
-        <w:rPr>
-          <w:rFonts w:ascii="Mangal" w:hAnsi="Mangal"/>
-          <w:sz w:val="32"/>
-          <w:szCs w:val="32"/>
-        </w:rPr>
-        <w:t xml:space="preserve">) </w:t>
-      </w:r>
-      <w:r>
-        <w:rPr>
-          <w:rFonts w:ascii="Mangal" w:hAnsi="Mangal"/>
-          <w:sz w:val="32"/>
-          <w:szCs w:val="32"/>
-        </w:rPr>
-        <w:t xml:space="preserve">{{name}}</w:t>
-      </w:r>
-      <w:r>
-        <w:rPr>
-          <w:rFonts w:ascii="Mangal" w:hAnsi="Mangal"/>
-          <w:sz w:val="32"/>
-          <w:szCs w:val="32"/>
-        </w:rPr>
-        <w:tab/>
-      </w:r>
-      <w:r>
-        <w:rPr>
-          <w:rFonts w:ascii="Mangal" w:hAnsi="Mangal"/>
-          <w:sz w:val="32"/>
-          <w:szCs w:val="32"/>
-        </w:rPr>
+        <w:t xml:space="preserve">{{num}}) {{name}}    </w:t>
+        <w:tab/>
+        <w:tab/>
         <w:t xml:space="preserve">{{role}}</w:t>
       </w:r>
     </w:p>
     <w:p>
-      <w:pPr>
-        <w:rPr/>
-      </w:pPr>
-      <w:r>
-        <w:rPr>
-          <w:rFonts w:ascii="Mangal" w:hAnsi="Mangal"/>
-          <w:sz w:val="32"/>
-          <w:szCs w:val="32"/>
-        </w:rPr>
+      <w:r>
         <w:t>{{/attendees}}</w:t>
       </w:r>
     </w:p>
@@ -973,23 +788,7 @@
           <w:sz w:val="32"/>
           <w:szCs w:val="32"/>
         </w:rPr>
-        <w:t xml:space="preserve">१) आ.ब. </w:t>
-      </w:r>
-      <w:r>
-        <w:rPr>
-          <w:rFonts w:ascii="Mangal" w:hAnsi="Mangal"/>
-          <w:sz w:val="32"/>
-          <w:szCs w:val="32"/>
-        </w:rPr>
-        <w:t xml:space="preserve">{{fiscalYear}}</w:t>
-      </w:r>
-      <w:r>
-        <w:rPr>
-          <w:rFonts w:ascii="Mangal" w:hAnsi="Mangal"/>
-          <w:sz w:val="32"/>
-          <w:szCs w:val="32"/>
-        </w:rPr>
-        <w:t xml:space="preserve"> को वार्षिक लेखापरीक्षण प्रतिवेदन सम्बन्धमा ।</w:t>
+        <w:t xml:space="preserve">१) आ.ब. {{fiscalYear}} को वार्षिक लेखापरीक्षण प्रतिवेदन सम्बन्धमा ।</w:t>
       </w:r>
     </w:p>
     <w:p>
@@ -1027,23 +826,7 @@
           <w:sz w:val="32"/>
           <w:szCs w:val="32"/>
         </w:rPr>
-        <w:t xml:space="preserve">३) आ. ब. </w:t>
-      </w:r>
-      <w:r>
-        <w:rPr>
-          <w:rFonts w:ascii="Mangal" w:hAnsi="Mangal"/>
-          <w:sz w:val="32"/>
-          <w:szCs w:val="32"/>
-        </w:rPr>
-        <w:t xml:space="preserve">{{nextFiscalYear}}</w:t>
-      </w:r>
-      <w:r>
-        <w:rPr>
-          <w:rFonts w:ascii="Mangal" w:hAnsi="Mangal"/>
-          <w:sz w:val="32"/>
-          <w:szCs w:val="32"/>
-        </w:rPr>
-        <w:t xml:space="preserve"> को लेखापरीक्षकको नियुक्ति सम्बन्धमा ।</w:t>
+        <w:t xml:space="preserve">३) आ. ब. {{nextFiscalYear}} को लेखापरीक्षकको नियुक्ति सम्बन्धमा ।</w:t>
       </w:r>
     </w:p>
     <w:p>
@@ -1087,15 +870,7 @@
           <w:sz w:val="32"/>
           <w:szCs w:val="32"/>
         </w:rPr>
-        <w:t xml:space="preserve">५) </w:t>
-      </w:r>
-      <w:r>
-        <w:rPr>
-          <w:rFonts w:ascii="Mangal" w:hAnsi="Mangal"/>
-          <w:sz w:val="32"/>
-          <w:szCs w:val="32"/>
-        </w:rPr>
-        <w:t xml:space="preserve">{{agmExtraProposalTitle}}</w:t>
+        <w:t xml:space="preserve">५) {{agmExtraProposalTitle}}</w:t>
       </w:r>
     </w:p>
     <w:p>
@@ -1191,46 +966,17 @@
       </w:pPr>
       <w:r>
         <w:rPr>
-          <w:rFonts w:ascii="Mangal" w:eastAsia="PMingLiU" w:hAnsi="Mangal" w:cs="Mangal"/>
+          <w:rFonts w:ascii="Mangal" w:eastAsia="PMingLiU" w:hAnsi="Mangal"/>
           <w:sz w:val="32"/>
           <w:szCs w:val="32"/>
           <w:lang w:eastAsia="zh-HK"/>
         </w:rPr>
-        <w:t xml:space="preserve">प्रस्ताव नं. १ माथि छलफल गर्दा आ. व. </w:t>
-      </w:r>
-      <w:r>
-        <w:rPr>
-          <w:rFonts w:ascii="Mangal" w:eastAsia="PMingLiU" w:hAnsi="Mangal" w:cs="Mangal"/>
-          <w:sz w:val="32"/>
-          <w:szCs w:val="32"/>
-          <w:lang w:eastAsia="zh-HK"/>
-        </w:rPr>
-        <w:t xml:space="preserve">{{fiscalYear}}</w:t>
-      </w:r>
-      <w:r>
-        <w:rPr>
-          <w:rFonts w:ascii="Mangal" w:eastAsia="PMingLiU" w:hAnsi="Mangal" w:cs="Mangal"/>
-          <w:sz w:val="32"/>
-          <w:szCs w:val="32"/>
-          <w:lang w:eastAsia="zh-HK"/>
-        </w:rPr>
-        <w:t xml:space="preserve"> को लेखापरीक्षण प्रतिवेदनले कम्पनीको वास्तविक आर्थिक अवस्थाको चित्रण गरेको हुँदा उक्त प्रतिवेदनलाई अनुमोदन गर्ने निर्णय गरियो ।</w:t>
-      </w:r>
-    </w:p>
-    <w:p>
-      <w:pPr>
-        <w:spacing w:after="0"/>
-        <w:ind w:left="360" w:hanging="360"/>
-        <w:rPr>
-          <w:rFonts w:ascii="Mangal" w:hAnsi="Mangal"/>
-          <w:b/>
-          <w:sz w:val="30"/>
-          <w:szCs w:val="30"/>
-        </w:rPr>
-      </w:pPr>
-    </w:p>
-    <w:p>
-      <w:pPr>
+        <w:t xml:space="preserve">प्रस्ताव नं. १ माथि छलफल गर्दा आ. व. {{fiscalYear}} को लेखापरिक्षण प्रतिवेदनले कम्पनीको वास्तविक आर्थिक अवस्थाको चित्रण गरेको हुँदा उक्त प्रतिवेदनलाई अनुमोदन गर्ने निर्णय गरियो ।</w:t>
+      </w:r>
+    </w:p>
+    <w:p>
+      <w:pPr>
+        <w:pStyle w:val="BmPageStart"/>
         <w:spacing w:after="0"/>
         <w:ind w:left="360" w:hanging="360"/>
         <w:rPr>
@@ -1266,9 +1012,10 @@
       </w:pPr>
       <w:r>
         <w:rPr>
-          <w:rFonts w:ascii="Mangal" w:hAnsi="Mangal"/>
-          <w:sz w:val="32"/>
-          <w:szCs w:val="32"/>
+          <w:rFonts w:ascii="Mangal" w:eastAsia="PMingLiU" w:hAnsi="Mangal"/>
+          <w:sz w:val="32"/>
+          <w:szCs w:val="32"/>
+          <w:lang w:eastAsia="zh-HK"/>
         </w:rPr>
         <w:t xml:space="preserve">प्रस्ताव नं. २ यस कम्पनीको गतवर्ष भएको वार्षिक साधारण सभा पश्चात हाल सम्म कम्पनीको तर्फबाट भए गरिएका नियमित कार्यहरुको सम्बन्धमा संचालक समितिको तर्फबाट अध्यक्षज्यूले तयार गरी पेश गर्नु भएको कम्पनीको हालसम्मको प्रगति प्रतिवेदन उपर छलफल गरी सो प्रगति प्रतिवेदन यस सभाबाट सर्वसम्मतिले अनुमोदन गरिएको छ ।</w:t>
       </w:r>
@@ -1319,44 +1066,37 @@
       <w:r>
         <w:rPr>
           <w:rFonts w:ascii="Mangal" w:hAnsi="Mangal"/>
-          <w:sz w:val="32"/>
-          <w:szCs w:val="32"/>
-        </w:rPr>
-        <w:t xml:space="preserve">प्रस्ताव नं. ३, उपर छलफल हुँदा यस प्रा. लि. को आ. ब. </w:t>
-      </w:r>
-      <w:r>
-        <w:rPr>
-          <w:rFonts w:ascii="Mangal" w:hAnsi="Mangal"/>
-          <w:sz w:val="32"/>
-          <w:szCs w:val="32"/>
-        </w:rPr>
-        <w:t xml:space="preserve">{{nextFiscalYear}}</w:t>
-      </w:r>
-      <w:r>
-        <w:rPr>
-          <w:rFonts w:ascii="Mangal" w:hAnsi="Mangal"/>
-          <w:sz w:val="32"/>
-          <w:szCs w:val="32"/>
-        </w:rPr>
-        <w:t xml:space="preserve"> को लेखापरीक्षण कार्य गर्नका लागि श्री </w:t>
-      </w:r>
-      <w:r>
-        <w:rPr>
+          <w:b/>
+          <w:sz w:val="30"/>
+          <w:szCs w:val="30"/>
+        </w:rPr>
+        <w:tab/>
+      </w:r>
+      <w:r>
+        <w:rPr>
+          <w:rFonts w:ascii="Mangal" w:hAnsi="Mangal"/>
+          <w:sz w:val="32"/>
+          <w:szCs w:val="32"/>
+        </w:rPr>
+        <w:t xml:space="preserve">प्रस्ताव नं. ३, उपर छलफल हुँदा यस प्रा. लि को आ. ब. {{nextFiscalYear}} को लेखापरीक्षण कार्य गर्नका लागी </w:t>
+      </w:r>
+      <w:r>
+        <w:rPr>
+          <w:rFonts w:ascii="Mangal" w:hAnsi="Mangal"/>
           <w:b/>
           <w:bCs/>
-          <w:rFonts w:ascii="Mangal" w:hAnsi="Mangal"/>
-          <w:sz w:val="32"/>
-          <w:szCs w:val="32"/>
-        </w:rPr>
-        <w:t xml:space="preserve">{{auditorName}}</w:t>
-      </w:r>
-      <w:r>
-        <w:rPr>
-          <w:rFonts w:ascii="Mangal" w:hAnsi="Mangal"/>
-          <w:sz w:val="32"/>
-          <w:szCs w:val="32"/>
-        </w:rPr>
-        <w:t xml:space="preserve"> लाई नियुक्ति गर्ने सर्वसम्मत निर्णय गरियो र लेखापरीक्षण शुल्क संचालक समिति र लेखापरीक्षकको आपसी सहमतीमा निर्धारण गर्ने निर्णय गरियो ।</w:t>
+          <w:sz w:val="32"/>
+          <w:szCs w:val="32"/>
+        </w:rPr>
+        <w:t xml:space="preserve">श्री {{auditorName}}</w:t>
+      </w:r>
+      <w:r>
+        <w:rPr>
+          <w:rFonts w:ascii="Mangal" w:hAnsi="Mangal"/>
+          <w:sz w:val="32"/>
+          <w:szCs w:val="32"/>
+        </w:rPr>
+        <w:t xml:space="preserve"> लाई नियुक्ति गर्ने सर्वसम्मत निर्णय गरियो र लेखापरीक्षण शुल्क  सञ्चालक समिती र लेखापरीक्षकको आपसी सहमती निर्धारण गर्ने निर्णय गरियो ।</w:t>
       </w:r>
     </w:p>
     <w:p>
@@ -1408,42 +1148,19 @@
       <w:r>
         <w:rPr>
           <w:rFonts w:ascii="Mangal" w:hAnsi="Mangal"/>
-          <w:sz w:val="32"/>
-          <w:szCs w:val="32"/>
-        </w:rPr>
-        <w:t xml:space="preserve">प्रस्ताव नं. ४ उपर छलफल हुँदा यस प्रा. लिका संचालकहरु </w:t>
-      </w:r>
-      <w:r>
-        <w:rPr>
-          <w:rFonts w:ascii="Mangal" w:hAnsi="Mangal"/>
-          <w:sz w:val="32"/>
-          <w:szCs w:val="32"/>
-        </w:rPr>
-        <w:t xml:space="preserve">{{attendeeNamesJoined}}</w:t>
-      </w:r>
-      <w:r>
-        <w:rPr>
-          <w:rFonts w:ascii="Mangal" w:hAnsi="Mangal"/>
-          <w:sz w:val="32"/>
-          <w:szCs w:val="32"/>
-        </w:rPr>
-        <w:t xml:space="preserve">को कार्यकाल समाप्त भएकाले </w:t>
-      </w:r>
-      <w:r>
-        <w:rPr>
-          <w:rFonts w:ascii="Mangal" w:hAnsi="Mangal"/>
-          <w:sz w:val="32"/>
-          <w:szCs w:val="32"/>
-        </w:rPr>
-        <w:t xml:space="preserve">{{directorTermYears}}</w:t>
-      </w:r>
-      <w:r>
-        <w:rPr>
-          <w:rFonts w:ascii="Mangal" w:hAnsi="Mangal"/>
-          <w:sz w:val="32"/>
-          <w:szCs w:val="32"/>
-        </w:rPr>
-        <w:t xml:space="preserve"> वर्षका लागि पुनर्नियुक्ति गर्ने निर्णय गरियो ।</w:t>
+          <w:b/>
+          <w:sz w:val="30"/>
+          <w:szCs w:val="30"/>
+        </w:rPr>
+        <w:tab/>
+      </w:r>
+      <w:r>
+        <w:rPr>
+          <w:rFonts w:ascii="Mangal" w:hAnsi="Mangal"/>
+          <w:sz w:val="32"/>
+          <w:szCs w:val="32"/>
+        </w:rPr>
+        <w:t xml:space="preserve">प्रस्ताव नं. ४ उपर छलफल हुँदा यस प्रा. लिका संचालकहरु {{attendeeNamesJoined}}को  कार्यकाल समाप्त भएकाले {{directorTermYears}} वर्षका लागि पुनर्नियुक्ति गर्ने निर्णय गरियो ।</w:t>
       </w:r>
     </w:p>
     <w:p>
@@ -1480,18 +1197,19 @@
       <w:r>
         <w:rPr>
           <w:rFonts w:ascii="Mangal" w:hAnsi="Mangal"/>
-          <w:sz w:val="30"/>
-          <w:szCs w:val="30"/>
-        </w:rPr>
-        <w:t xml:space="preserve">निर्णय नं. ५ ः </w:t>
-      </w:r>
-      <w:r>
-        <w:rPr>
-          <w:rFonts w:ascii="Mangal" w:hAnsi="Mangal"/>
-          <w:sz w:val="30"/>
-          <w:szCs w:val="30"/>
-        </w:rPr>
-        <w:t xml:space="preserve">{{agmExtraProposalDecision}}</w:t>
+          <w:b/>
+          <w:sz w:val="30"/>
+          <w:szCs w:val="30"/>
+        </w:rPr>
+        <w:t xml:space="preserve">निर्णय नं. ५ ः</w:t>
+      </w:r>
+      <w:r>
+        <w:rPr>
+          <w:rFonts w:ascii="Arial" w:hAnsi="Arial" w:cs="Arial"/>
+          <w:sz w:val="30"/>
+          <w:szCs w:val="30"/>
+        </w:rPr>
+        <w:t xml:space="preserve"> {{agmExtraProposalDecision}}</w:t>
       </w:r>
     </w:p>
     <w:p>
@@ -1559,132 +1277,24 @@
       <w:r>
         <w:rPr>
           <w:rFonts w:ascii="Mangal" w:hAnsi="Mangal"/>
-          <w:sz w:val="30"/>
-          <w:szCs w:val="30"/>
+          <w:b/>
+          <w:sz w:val="30"/>
+          <w:szCs w:val="30"/>
+        </w:rPr>
+        <w:tab/>
+      </w:r>
+      <w:r>
+        <w:rPr>
+          <w:rFonts w:ascii="Mangal" w:hAnsi="Mangal"/>
+          <w:sz w:val="32"/>
+          <w:szCs w:val="32"/>
         </w:rPr>
         <w:t xml:space="preserve">विविध प्रस्ताव उपर बैठकमा छलफलगर्न अन्य प्रस्तावहरु बाँकी नरहेकाले आजको बैठक अध्यक्षको अनुमतिले समापन गर्ने निर्णय गरियो ।</w:t>
       </w:r>
     </w:p>
     <w:p>
       <w:pPr>
-        <w:ind w:firstLine="720"/>
-        <w:rPr>
-          <w:rFonts w:ascii="Mangal" w:hAnsi="Mangal"/>
-          <w:sz w:val="32"/>
-          <w:szCs w:val="32"/>
-        </w:rPr>
-      </w:pPr>
-    </w:p>
-    <w:p>
-      <w:pPr>
-        <w:ind w:firstLine="720"/>
-        <w:rPr>
-          <w:rFonts w:ascii="Mangal" w:hAnsi="Mangal"/>
-          <w:sz w:val="32"/>
-          <w:szCs w:val="32"/>
-        </w:rPr>
-      </w:pPr>
-    </w:p>
-    <w:p>
-      <w:pPr>
-        <w:ind w:firstLine="720"/>
-        <w:rPr>
-          <w:rFonts w:ascii="Mangal" w:hAnsi="Mangal"/>
-          <w:sz w:val="32"/>
-          <w:szCs w:val="32"/>
-        </w:rPr>
-      </w:pPr>
-    </w:p>
-    <w:p>
-      <w:pPr>
-        <w:ind w:firstLine="720"/>
-        <w:rPr>
-          <w:rFonts w:ascii="Mangal" w:hAnsi="Mangal"/>
-          <w:sz w:val="32"/>
-          <w:szCs w:val="32"/>
-        </w:rPr>
-      </w:pPr>
-    </w:p>
-    <w:p>
-      <w:pPr>
-        <w:ind w:firstLine="720"/>
-        <w:rPr>
-          <w:rFonts w:ascii="Mangal" w:hAnsi="Mangal"/>
-          <w:sz w:val="32"/>
-          <w:szCs w:val="32"/>
-        </w:rPr>
-      </w:pPr>
-    </w:p>
-    <w:p>
-      <w:pPr>
-        <w:ind w:firstLine="720"/>
-        <w:rPr>
-          <w:rFonts w:ascii="Mangal" w:hAnsi="Mangal"/>
-          <w:sz w:val="32"/>
-          <w:szCs w:val="32"/>
-        </w:rPr>
-      </w:pPr>
-    </w:p>
-    <w:p>
-      <w:pPr>
-        <w:ind w:firstLine="720"/>
-        <w:rPr>
-          <w:rFonts w:ascii="Mangal" w:hAnsi="Mangal"/>
-          <w:sz w:val="32"/>
-          <w:szCs w:val="32"/>
-        </w:rPr>
-      </w:pPr>
-    </w:p>
-    <w:p>
-      <w:pPr>
-        <w:ind w:firstLine="720"/>
-        <w:rPr>
-          <w:rFonts w:ascii="Mangal" w:hAnsi="Mangal"/>
-          <w:sz w:val="32"/>
-          <w:szCs w:val="32"/>
-        </w:rPr>
-      </w:pPr>
-    </w:p>
-    <w:p>
-      <w:pPr>
-        <w:ind w:firstLine="720"/>
-        <w:rPr>
-          <w:rFonts w:ascii="Mangal" w:hAnsi="Mangal"/>
-          <w:sz w:val="32"/>
-          <w:szCs w:val="32"/>
-        </w:rPr>
-      </w:pPr>
-    </w:p>
-    <w:p>
-      <w:pPr>
-        <w:rPr>
-          <w:rFonts w:ascii="Mangal" w:hAnsi="Mangal"/>
-          <w:sz w:val="32"/>
-          <w:szCs w:val="32"/>
-        </w:rPr>
-      </w:pPr>
-    </w:p>
-    <w:p>
-      <w:pPr>
-        <w:rPr>
-          <w:rFonts w:ascii="Mangal" w:hAnsi="Mangal"/>
-          <w:sz w:val="32"/>
-          <w:szCs w:val="32"/>
-        </w:rPr>
-      </w:pPr>
-    </w:p>
-    <w:p>
-      <w:pPr>
-        <w:ind w:firstLine="720"/>
-        <w:rPr>
-          <w:rFonts w:ascii="Mangal" w:hAnsi="Mangal"/>
-          <w:sz w:val="32"/>
-          <w:szCs w:val="32"/>
-        </w:rPr>
-      </w:pPr>
-    </w:p>
-    <w:p>
-      <w:pPr>
+        <w:pStyle w:val="BmPageStart"/>
         <w:spacing w:after="0"/>
         <w:ind w:left="-142"/>
         <w:jc w:val="center"/>
@@ -1698,11 +1308,11 @@
       </w:pPr>
       <w:r>
         <w:rPr>
-          <w:b/>
-          <w:bCs/>
-          <w:rFonts w:ascii="Mangal" w:hAnsi="Mangal"/>
-          <w:sz w:val="36"/>
-          <w:szCs w:val="32"/>
+          <w:rFonts w:ascii="Mangal" w:hAnsi="Mangal"/>
+          <w:b/>
+          <w:color w:val="000000"/>
+          <w:sz w:val="44"/>
+          <w:szCs w:val="44"/>
         </w:rPr>
         <w:t xml:space="preserve">{{companyName}}</w:t>
       </w:r>
@@ -1723,12 +1333,13 @@
       <w:r>
         <w:rPr>
           <w:rFonts w:ascii="Mangal" w:eastAsia="SimSun" w:hAnsi="Mangal" w:cs="Times New Roman"/>
+          <w:b/>
           <w:color w:val="000000" w:themeColor="text1"/>
           <w:sz w:val="32"/>
           <w:szCs w:val="32"/>
           <w:lang w:eastAsia="zh-CN"/>
         </w:rPr>
-        <w:t xml:space="preserve">कम्पनी ऐन, २०६३ को दफा ५१ बमोजिम पेश गरेको प्रतिवेदन</w:t>
+        <w:t xml:space="preserve">. कम्पनी ऐन २०६३ को दफा ५१ बमोजिम पेश गरेको प्रतिवेदन</w:t>
       </w:r>
     </w:p>
     <w:p>
@@ -1744,1063 +1355,1296 @@
         </w:rPr>
       </w:pPr>
     </w:p>
-    <w:p>
-      <w:pPr>
-        <w:spacing w:after="0" w:line="240" w:lineRule="auto"/>
-        <w:rPr>
-          <w:rFonts w:ascii="Mangal" w:eastAsia="PMingLiU" w:hAnsi="Mangal" w:cs="Times New Roman"/>
-          <w:sz w:val="32"/>
-          <w:szCs w:val="32"/>
-          <w:lang w:eastAsia="zh-HK"/>
-        </w:rPr>
-      </w:pPr>
-      <w:r>
-        <w:rPr>
-          <w:rFonts w:ascii="Mangal" w:eastAsia="PMingLiU" w:hAnsi="Mangal" w:cs="Times New Roman"/>
-          <w:sz w:val="32"/>
-          <w:szCs w:val="32"/>
-          <w:lang w:eastAsia="zh-HK"/>
-        </w:rPr>
-        <w:t xml:space="preserve">(क)</w:t>
-      </w:r>
-    </w:p>
-    <w:p>
-      <w:pPr>
-        <w:spacing w:after="0" w:line="240" w:lineRule="auto"/>
-        <w:rPr>
-          <w:rFonts w:ascii="Mangal" w:eastAsia="PMingLiU" w:hAnsi="Mangal" w:cs="Times New Roman"/>
-          <w:sz w:val="32"/>
-          <w:szCs w:val="32"/>
-          <w:lang w:eastAsia="zh-HK"/>
-        </w:rPr>
-      </w:pPr>
-      <w:r>
-        <w:rPr>
-          <w:rFonts w:ascii="Mangal" w:eastAsia="PMingLiU" w:hAnsi="Mangal" w:cs="Times New Roman"/>
-          <w:sz w:val="32"/>
-          <w:szCs w:val="32"/>
-          <w:lang w:eastAsia="zh-HK"/>
-        </w:rPr>
-        <w:t xml:space="preserve">कम्पनीको अधिकृत पुँजी र शेयरको संख्या</w:t>
-      </w:r>
-    </w:p>
-    <w:p>
-      <w:pPr>
-        <w:spacing w:after="0" w:line="240" w:lineRule="auto"/>
-        <w:rPr>
-          <w:rFonts w:ascii="Mangal" w:eastAsia="PMingLiU" w:hAnsi="Mangal" w:cs="Times New Roman"/>
-          <w:sz w:val="32"/>
-          <w:szCs w:val="32"/>
-          <w:lang w:eastAsia="zh-HK"/>
-        </w:rPr>
-      </w:pPr>
-    </w:p>
-    <w:p>
-      <w:pPr>
-        <w:spacing w:after="0" w:line="240" w:lineRule="auto"/>
-        <w:rPr>
-          <w:rFonts w:ascii="Mangal" w:eastAsia="PMingLiU" w:hAnsi="Mangal" w:cs="Times New Roman"/>
-          <w:sz w:val="32"/>
-          <w:szCs w:val="32"/>
-          <w:lang w:eastAsia="zh-HK"/>
-        </w:rPr>
-      </w:pPr>
-      <w:r>
-        <w:rPr>
-          <w:rFonts w:ascii="Mangal" w:eastAsia="PMingLiU" w:hAnsi="Mangal" w:cs="Times New Roman"/>
-          <w:sz w:val="32"/>
-          <w:szCs w:val="32"/>
-          <w:lang w:eastAsia="zh-HK"/>
-        </w:rPr>
-        <w:t xml:space="preserve">(क)</w:t>
-      </w:r>
-    </w:p>
-    <w:p>
-      <w:pPr>
-        <w:spacing w:after="0" w:line="240" w:lineRule="auto"/>
-        <w:rPr>
-          <w:rFonts w:ascii="Mangal" w:eastAsia="PMingLiU" w:hAnsi="Mangal" w:cs="Times New Roman"/>
-          <w:sz w:val="32"/>
-          <w:szCs w:val="32"/>
-          <w:lang w:eastAsia="zh-HK"/>
-        </w:rPr>
-      </w:pPr>
-      <w:r>
-        <w:rPr>
-          <w:rFonts w:ascii="Mangal" w:eastAsia="PMingLiU" w:hAnsi="Mangal" w:cs="Times New Roman"/>
-          <w:sz w:val="32"/>
-          <w:szCs w:val="32"/>
-          <w:lang w:eastAsia="zh-HK"/>
-        </w:rPr>
-        <w:t xml:space="preserve">रु </w:t>
-      </w:r>
-      <w:r>
-        <w:rPr>
-          <w:rFonts w:ascii="Mangal" w:eastAsia="PMingLiU" w:hAnsi="Mangal" w:cs="Times New Roman"/>
-          <w:sz w:val="32"/>
-          <w:szCs w:val="32"/>
-          <w:lang w:eastAsia="zh-HK"/>
-        </w:rPr>
-        <w:t xml:space="preserve">{{authorizedCapital}}</w:t>
-      </w:r>
-      <w:r>
-        <w:rPr>
-          <w:rFonts w:ascii="Mangal" w:eastAsia="PMingLiU" w:hAnsi="Mangal" w:cs="Times New Roman"/>
-          <w:sz w:val="32"/>
-          <w:szCs w:val="32"/>
-          <w:lang w:eastAsia="zh-HK"/>
-        </w:rPr>
-        <w:t xml:space="preserve"> र शेयर संख्या २५,००० थान</w:t>
-      </w:r>
-    </w:p>
-    <w:p>
-      <w:pPr>
-        <w:spacing w:after="0" w:line="240" w:lineRule="auto"/>
-        <w:rPr>
-          <w:rFonts w:ascii="Mangal" w:eastAsia="PMingLiU" w:hAnsi="Mangal" w:cs="Times New Roman"/>
-          <w:sz w:val="32"/>
-          <w:szCs w:val="32"/>
-          <w:lang w:eastAsia="zh-HK"/>
-        </w:rPr>
-      </w:pPr>
-      <w:r>
-        <w:rPr>
-          <w:rFonts w:ascii="Mangal" w:eastAsia="PMingLiU" w:hAnsi="Mangal" w:cs="Times New Roman"/>
-          <w:sz w:val="32"/>
-          <w:szCs w:val="32"/>
-          <w:lang w:eastAsia="zh-HK"/>
-        </w:rPr>
-        <w:t xml:space="preserve">(ख)</w:t>
-      </w:r>
-    </w:p>
-    <w:p>
-      <w:pPr>
-        <w:spacing w:after="0" w:line="240" w:lineRule="auto"/>
-        <w:rPr>
-          <w:rFonts w:ascii="Mangal" w:eastAsia="PMingLiU" w:hAnsi="Mangal" w:cs="Times New Roman"/>
-          <w:sz w:val="32"/>
-          <w:szCs w:val="32"/>
-          <w:lang w:eastAsia="zh-HK"/>
-        </w:rPr>
-      </w:pPr>
-      <w:r>
-        <w:rPr>
-          <w:rFonts w:ascii="Mangal" w:eastAsia="PMingLiU" w:hAnsi="Mangal" w:cs="Times New Roman"/>
-          <w:sz w:val="32"/>
-          <w:szCs w:val="32"/>
-          <w:lang w:eastAsia="zh-HK"/>
-        </w:rPr>
-        <w:t xml:space="preserve">कम्पनीको जारी शेयर पुँजी</w:t>
-      </w:r>
-    </w:p>
-    <w:p>
-      <w:pPr>
-        <w:spacing w:after="0" w:line="240" w:lineRule="auto"/>
-        <w:rPr>
-          <w:rFonts w:ascii="Mangal" w:eastAsia="PMingLiU" w:hAnsi="Mangal" w:cs="Times New Roman"/>
-          <w:sz w:val="32"/>
-          <w:szCs w:val="32"/>
-          <w:lang w:eastAsia="zh-HK"/>
-        </w:rPr>
-      </w:pPr>
-    </w:p>
-    <w:p>
-      <w:pPr>
-        <w:spacing w:after="0" w:line="240" w:lineRule="auto"/>
-        <w:rPr>
-          <w:rFonts w:ascii="Mangal" w:eastAsia="PMingLiU" w:hAnsi="Mangal" w:cs="Times New Roman"/>
-          <w:sz w:val="32"/>
-          <w:szCs w:val="32"/>
-          <w:lang w:eastAsia="zh-HK"/>
-        </w:rPr>
-      </w:pPr>
-      <w:r>
-        <w:rPr>
-          <w:rFonts w:ascii="Mangal" w:eastAsia="PMingLiU" w:hAnsi="Mangal" w:cs="Times New Roman"/>
-          <w:sz w:val="32"/>
-          <w:szCs w:val="32"/>
-          <w:lang w:eastAsia="zh-HK"/>
-        </w:rPr>
-        <w:t xml:space="preserve">(ख)</w:t>
-      </w:r>
-    </w:p>
-    <w:p>
-      <w:pPr>
-        <w:spacing w:after="0" w:line="240" w:lineRule="auto"/>
-        <w:rPr>
-          <w:rFonts w:ascii="Mangal" w:eastAsia="PMingLiU" w:hAnsi="Mangal" w:cs="Times New Roman"/>
-          <w:sz w:val="32"/>
-          <w:szCs w:val="32"/>
-          <w:lang w:eastAsia="zh-HK"/>
-        </w:rPr>
-      </w:pPr>
-      <w:r>
-        <w:rPr>
-          <w:rFonts w:ascii="Mangal" w:eastAsia="PMingLiU" w:hAnsi="Mangal" w:cs="Times New Roman"/>
-          <w:sz w:val="32"/>
-          <w:szCs w:val="32"/>
-          <w:lang w:eastAsia="zh-HK"/>
-        </w:rPr>
-        <w:t xml:space="preserve">रु </w:t>
-      </w:r>
-      <w:r>
-        <w:rPr>
-          <w:rFonts w:ascii="Mangal" w:eastAsia="PMingLiU" w:hAnsi="Mangal" w:cs="Times New Roman"/>
-          <w:sz w:val="32"/>
-          <w:szCs w:val="32"/>
-          <w:lang w:eastAsia="zh-HK"/>
-        </w:rPr>
-        <w:t xml:space="preserve">{{issuedCapital}}</w:t>
-      </w:r>
-      <w:r>
-        <w:rPr>
-          <w:rFonts w:ascii="Mangal" w:eastAsia="PMingLiU" w:hAnsi="Mangal" w:cs="Times New Roman"/>
-          <w:sz w:val="32"/>
-          <w:szCs w:val="32"/>
-          <w:lang w:eastAsia="zh-HK"/>
-        </w:rPr>
-        <w:t xml:space="preserve"> र शेयर संख्या २५,००० थान</w:t>
-      </w:r>
-    </w:p>
-    <w:p>
-      <w:pPr>
-        <w:spacing w:after="0" w:line="240" w:lineRule="auto"/>
-        <w:rPr>
-          <w:rFonts w:ascii="Mangal" w:eastAsia="PMingLiU" w:hAnsi="Mangal" w:cs="Times New Roman"/>
-          <w:sz w:val="32"/>
-          <w:szCs w:val="32"/>
-          <w:lang w:eastAsia="zh-HK"/>
-        </w:rPr>
-      </w:pPr>
-      <w:r>
-        <w:rPr>
-          <w:rFonts w:ascii="Mangal" w:eastAsia="PMingLiU" w:hAnsi="Mangal" w:cs="Times New Roman"/>
-          <w:sz w:val="32"/>
-          <w:szCs w:val="32"/>
-          <w:lang w:eastAsia="zh-HK"/>
-        </w:rPr>
-        <w:t xml:space="preserve">(ग) </w:t>
-      </w:r>
-    </w:p>
-    <w:p>
-      <w:pPr>
-        <w:spacing w:after="0" w:line="240" w:lineRule="auto"/>
-        <w:rPr>
-          <w:rFonts w:ascii="Mangal" w:eastAsia="PMingLiU" w:hAnsi="Mangal" w:cs="Times New Roman"/>
-          <w:sz w:val="32"/>
-          <w:szCs w:val="32"/>
-          <w:lang w:eastAsia="zh-HK"/>
-        </w:rPr>
-      </w:pPr>
-      <w:r>
-        <w:rPr>
-          <w:rFonts w:ascii="Mangal" w:eastAsia="PMingLiU" w:hAnsi="Mangal" w:cs="Times New Roman"/>
-          <w:sz w:val="32"/>
-          <w:szCs w:val="32"/>
-          <w:lang w:eastAsia="zh-HK"/>
-        </w:rPr>
-        <w:t xml:space="preserve">कम्पनीको चुक्तापूँजी</w:t>
-      </w:r>
-    </w:p>
-    <w:p>
-      <w:pPr>
-        <w:spacing w:after="0" w:line="240" w:lineRule="auto"/>
-        <w:rPr>
-          <w:rFonts w:ascii="Mangal" w:eastAsia="PMingLiU" w:hAnsi="Mangal" w:cs="Times New Roman"/>
-          <w:sz w:val="32"/>
-          <w:szCs w:val="32"/>
-          <w:lang w:eastAsia="zh-HK"/>
-        </w:rPr>
-      </w:pPr>
-    </w:p>
-    <w:p>
-      <w:pPr>
-        <w:spacing w:after="0" w:line="240" w:lineRule="auto"/>
-        <w:rPr>
-          <w:rFonts w:ascii="Mangal" w:eastAsia="PMingLiU" w:hAnsi="Mangal" w:cs="Times New Roman"/>
-          <w:sz w:val="32"/>
-          <w:szCs w:val="32"/>
-          <w:lang w:eastAsia="zh-HK"/>
-        </w:rPr>
-      </w:pPr>
-      <w:r>
-        <w:rPr>
-          <w:rFonts w:ascii="Mangal" w:eastAsia="PMingLiU" w:hAnsi="Mangal" w:cs="Times New Roman"/>
-          <w:sz w:val="32"/>
-          <w:szCs w:val="32"/>
-          <w:lang w:eastAsia="zh-HK"/>
-        </w:rPr>
-        <w:t xml:space="preserve">(ग)</w:t>
-      </w:r>
-    </w:p>
-    <w:p>
-      <w:pPr>
-        <w:spacing w:after="0" w:line="240" w:lineRule="auto"/>
-        <w:rPr>
-          <w:rFonts w:ascii="Mangal" w:eastAsia="PMingLiU" w:hAnsi="Mangal" w:cs="Times New Roman"/>
-          <w:sz w:val="32"/>
-          <w:szCs w:val="32"/>
-          <w:lang w:eastAsia="zh-HK"/>
-        </w:rPr>
-      </w:pPr>
-      <w:r>
-        <w:rPr>
-          <w:rFonts w:ascii="Mangal" w:eastAsia="PMingLiU" w:hAnsi="Mangal" w:cs="Times New Roman"/>
-          <w:sz w:val="32"/>
-          <w:szCs w:val="32"/>
-          <w:lang w:eastAsia="zh-HK"/>
-        </w:rPr>
-        <w:t xml:space="preserve">रु </w:t>
-      </w:r>
-      <w:r>
-        <w:rPr>
-          <w:rFonts w:ascii="Mangal" w:eastAsia="PMingLiU" w:hAnsi="Mangal" w:cs="Times New Roman"/>
-          <w:sz w:val="32"/>
-          <w:szCs w:val="32"/>
-          <w:lang w:eastAsia="zh-HK"/>
-        </w:rPr>
-        <w:t xml:space="preserve">{{paidUpCapital}}</w:t>
-      </w:r>
-      <w:r>
-        <w:rPr>
-          <w:rFonts w:ascii="Mangal" w:eastAsia="PMingLiU" w:hAnsi="Mangal" w:cs="Times New Roman"/>
-          <w:sz w:val="32"/>
-          <w:szCs w:val="32"/>
-          <w:lang w:eastAsia="zh-HK"/>
-        </w:rPr>
-        <w:t xml:space="preserve"> र शेयर संख्या २५,००० थान</w:t>
-      </w:r>
-    </w:p>
-    <w:p>
-      <w:pPr>
-        <w:spacing w:after="0" w:line="240" w:lineRule="auto"/>
-        <w:rPr>
-          <w:rFonts w:ascii="Mangal" w:eastAsia="PMingLiU" w:hAnsi="Mangal" w:cs="Times New Roman"/>
-          <w:sz w:val="32"/>
-          <w:szCs w:val="32"/>
-          <w:lang w:eastAsia="zh-HK"/>
-        </w:rPr>
-      </w:pPr>
-      <w:r>
-        <w:rPr>
-          <w:rFonts w:ascii="Mangal" w:eastAsia="PMingLiU" w:hAnsi="Mangal" w:cs="Times New Roman"/>
-          <w:sz w:val="32"/>
-          <w:szCs w:val="32"/>
-          <w:lang w:eastAsia="zh-HK"/>
-        </w:rPr>
-        <w:t xml:space="preserve">(घ)</w:t>
-      </w:r>
-    </w:p>
-    <w:p>
-      <w:pPr>
-        <w:spacing w:after="0" w:line="240" w:lineRule="auto"/>
-        <w:rPr>
-          <w:rFonts w:ascii="Mangal" w:eastAsia="PMingLiU" w:hAnsi="Mangal" w:cs="Times New Roman"/>
-          <w:sz w:val="32"/>
-          <w:szCs w:val="32"/>
-          <w:lang w:eastAsia="zh-HK"/>
-        </w:rPr>
-      </w:pPr>
-      <w:r>
-        <w:rPr>
-          <w:rFonts w:ascii="Mangal" w:eastAsia="PMingLiU" w:hAnsi="Mangal" w:cs="Times New Roman"/>
-          <w:sz w:val="32"/>
-          <w:szCs w:val="32"/>
-          <w:lang w:eastAsia="zh-HK"/>
-        </w:rPr>
-        <w:t xml:space="preserve">शेयर पिच्छे माग भएको रकम</w:t>
-      </w:r>
-    </w:p>
-    <w:p>
-      <w:pPr>
-        <w:spacing w:after="0" w:line="240" w:lineRule="auto"/>
-        <w:rPr>
-          <w:rFonts w:ascii="Mangal" w:eastAsia="PMingLiU" w:hAnsi="Mangal" w:cs="Times New Roman"/>
-          <w:sz w:val="32"/>
-          <w:szCs w:val="32"/>
-          <w:lang w:eastAsia="zh-HK"/>
-        </w:rPr>
-      </w:pPr>
-    </w:p>
-    <w:p>
-      <w:pPr>
-        <w:spacing w:after="0" w:line="240" w:lineRule="auto"/>
-        <w:rPr>
-          <w:rFonts w:ascii="Mangal" w:eastAsia="PMingLiU" w:hAnsi="Mangal" w:cs="Times New Roman"/>
-          <w:sz w:val="32"/>
-          <w:szCs w:val="32"/>
-          <w:lang w:eastAsia="zh-HK"/>
-        </w:rPr>
-      </w:pPr>
-      <w:r>
-        <w:rPr>
-          <w:rFonts w:ascii="Mangal" w:eastAsia="PMingLiU" w:hAnsi="Mangal" w:cs="Times New Roman"/>
-          <w:sz w:val="32"/>
-          <w:szCs w:val="32"/>
-          <w:lang w:eastAsia="zh-HK"/>
-        </w:rPr>
-        <w:t xml:space="preserve">(घ)</w:t>
-      </w:r>
-    </w:p>
-    <w:p>
-      <w:pPr>
-        <w:spacing w:after="0" w:line="240" w:lineRule="auto"/>
-        <w:rPr>
-          <w:rFonts w:ascii="Mangal" w:eastAsia="PMingLiU" w:hAnsi="Mangal" w:cs="Times New Roman"/>
-          <w:sz w:val="32"/>
-          <w:szCs w:val="32"/>
-          <w:lang w:eastAsia="zh-HK"/>
-        </w:rPr>
-      </w:pPr>
-      <w:r>
-        <w:rPr>
-          <w:rFonts w:ascii="Mangal" w:eastAsia="PMingLiU" w:hAnsi="Mangal" w:cs="Times New Roman"/>
-          <w:sz w:val="32"/>
-          <w:szCs w:val="32"/>
-          <w:lang w:eastAsia="zh-HK"/>
-        </w:rPr>
-        <w:t xml:space="preserve">रु १००।–</w:t>
-      </w:r>
-    </w:p>
-    <w:p>
-      <w:pPr>
-        <w:spacing w:after="0" w:line="240" w:lineRule="auto"/>
-        <w:rPr>
-          <w:rFonts w:ascii="Mangal" w:eastAsia="PMingLiU" w:hAnsi="Mangal" w:cs="Times New Roman"/>
-          <w:sz w:val="32"/>
-          <w:szCs w:val="32"/>
-          <w:lang w:eastAsia="zh-HK"/>
-        </w:rPr>
-      </w:pPr>
-      <w:r>
-        <w:rPr>
-          <w:rFonts w:ascii="Mangal" w:eastAsia="PMingLiU" w:hAnsi="Mangal" w:cs="Times New Roman"/>
-          <w:sz w:val="32"/>
-          <w:szCs w:val="32"/>
-          <w:lang w:eastAsia="zh-HK"/>
-        </w:rPr>
-        <w:t xml:space="preserve">(ङ)</w:t>
-      </w:r>
-    </w:p>
-    <w:p>
-      <w:pPr>
-        <w:spacing w:after="0" w:line="240" w:lineRule="auto"/>
-        <w:rPr>
-          <w:rFonts w:ascii="Mangal" w:eastAsia="PMingLiU" w:hAnsi="Mangal" w:cs="Times New Roman"/>
-          <w:sz w:val="32"/>
-          <w:szCs w:val="32"/>
-          <w:lang w:eastAsia="zh-HK"/>
-        </w:rPr>
-      </w:pPr>
-      <w:r>
-        <w:rPr>
-          <w:rFonts w:ascii="Mangal" w:eastAsia="PMingLiU" w:hAnsi="Mangal" w:cs="Times New Roman"/>
-          <w:sz w:val="32"/>
-          <w:szCs w:val="32"/>
-          <w:lang w:eastAsia="zh-HK"/>
-        </w:rPr>
-        <w:t xml:space="preserve">किस्ता असुल भएको जम्मा रकम</w:t>
-      </w:r>
-    </w:p>
-    <w:p>
-      <w:pPr>
-        <w:spacing w:after="0" w:line="240" w:lineRule="auto"/>
-        <w:rPr>
-          <w:rFonts w:ascii="Mangal" w:eastAsia="PMingLiU" w:hAnsi="Mangal" w:cs="Times New Roman"/>
-          <w:sz w:val="32"/>
-          <w:szCs w:val="32"/>
-          <w:lang w:eastAsia="zh-HK"/>
-        </w:rPr>
-      </w:pPr>
-    </w:p>
-    <w:p>
-      <w:pPr>
-        <w:spacing w:after="0" w:line="240" w:lineRule="auto"/>
-        <w:rPr>
-          <w:rFonts w:ascii="Mangal" w:eastAsia="PMingLiU" w:hAnsi="Mangal" w:cs="Times New Roman"/>
-          <w:sz w:val="32"/>
-          <w:szCs w:val="32"/>
-          <w:lang w:eastAsia="zh-HK"/>
-        </w:rPr>
-      </w:pPr>
-      <w:r>
-        <w:rPr>
-          <w:rFonts w:ascii="Mangal" w:eastAsia="PMingLiU" w:hAnsi="Mangal" w:cs="Times New Roman"/>
-          <w:sz w:val="32"/>
-          <w:szCs w:val="32"/>
-          <w:lang w:eastAsia="zh-HK"/>
-        </w:rPr>
-        <w:t xml:space="preserve">(ङ)</w:t>
-      </w:r>
-    </w:p>
-    <w:p>
-      <w:pPr>
-        <w:spacing w:after="0" w:line="240" w:lineRule="auto"/>
-        <w:rPr>
-          <w:rFonts w:ascii="Mangal" w:eastAsia="PMingLiU" w:hAnsi="Mangal" w:cs="Times New Roman"/>
-          <w:sz w:val="32"/>
-          <w:szCs w:val="32"/>
-          <w:lang w:eastAsia="zh-HK"/>
-        </w:rPr>
-      </w:pPr>
-      <w:r>
-        <w:rPr>
-          <w:rFonts w:ascii="Mangal" w:eastAsia="PMingLiU" w:hAnsi="Mangal" w:cs="Times New Roman"/>
-          <w:sz w:val="32"/>
-          <w:szCs w:val="32"/>
-          <w:lang w:eastAsia="zh-HK"/>
-        </w:rPr>
-        <w:t xml:space="preserve">रु </w:t>
-      </w:r>
-      <w:r>
-        <w:rPr>
-          <w:rFonts w:ascii="Mangal" w:eastAsia="PMingLiU" w:hAnsi="Mangal" w:cs="Times New Roman"/>
-          <w:sz w:val="32"/>
-          <w:szCs w:val="32"/>
-          <w:lang w:eastAsia="zh-HK"/>
-        </w:rPr>
-        <w:t xml:space="preserve">{{paidUpCapital}}</w:t>
-      </w:r>
-    </w:p>
-    <w:p>
-      <w:pPr>
-        <w:spacing w:after="0" w:line="240" w:lineRule="auto"/>
-        <w:rPr>
-          <w:rFonts w:ascii="Mangal" w:eastAsia="PMingLiU" w:hAnsi="Mangal" w:cs="Times New Roman"/>
-          <w:sz w:val="32"/>
-          <w:szCs w:val="32"/>
-          <w:lang w:eastAsia="zh-HK"/>
-        </w:rPr>
-      </w:pPr>
-      <w:r>
-        <w:rPr>
-          <w:rFonts w:ascii="Mangal" w:eastAsia="PMingLiU" w:hAnsi="Mangal" w:cs="Times New Roman"/>
-          <w:sz w:val="32"/>
-          <w:szCs w:val="32"/>
-          <w:lang w:eastAsia="zh-HK"/>
-        </w:rPr>
-        <w:t xml:space="preserve">(च)</w:t>
-      </w:r>
-    </w:p>
-    <w:p>
-      <w:pPr>
-        <w:spacing w:after="0" w:line="240" w:lineRule="auto"/>
-        <w:rPr>
-          <w:rFonts w:ascii="Mangal" w:eastAsia="PMingLiU" w:hAnsi="Mangal" w:cs="Times New Roman"/>
-          <w:sz w:val="32"/>
-          <w:szCs w:val="32"/>
-          <w:lang w:eastAsia="zh-HK"/>
-        </w:rPr>
-      </w:pPr>
-      <w:r>
-        <w:rPr>
-          <w:rFonts w:ascii="Mangal" w:eastAsia="PMingLiU" w:hAnsi="Mangal" w:cs="Times New Roman"/>
-          <w:sz w:val="32"/>
-          <w:szCs w:val="32"/>
-          <w:lang w:eastAsia="zh-HK"/>
-        </w:rPr>
-        <w:t xml:space="preserve">असुल हुन बाँकी रहेको जम्मा रकम</w:t>
-      </w:r>
-    </w:p>
-    <w:p>
-      <w:pPr>
-        <w:spacing w:after="0" w:line="240" w:lineRule="auto"/>
-        <w:rPr>
-          <w:rFonts w:ascii="Mangal" w:eastAsia="PMingLiU" w:hAnsi="Mangal" w:cs="Times New Roman"/>
-          <w:sz w:val="32"/>
-          <w:szCs w:val="32"/>
-          <w:lang w:eastAsia="zh-HK"/>
-        </w:rPr>
-      </w:pPr>
-    </w:p>
-    <w:p>
-      <w:pPr>
-        <w:spacing w:after="0" w:line="240" w:lineRule="auto"/>
-        <w:rPr>
-          <w:rFonts w:ascii="Mangal" w:eastAsia="PMingLiU" w:hAnsi="Mangal" w:cs="Times New Roman"/>
-          <w:sz w:val="32"/>
-          <w:szCs w:val="32"/>
-          <w:lang w:eastAsia="zh-HK"/>
-        </w:rPr>
-      </w:pPr>
-      <w:r>
-        <w:rPr>
-          <w:rFonts w:ascii="Mangal" w:eastAsia="PMingLiU" w:hAnsi="Mangal" w:cs="Times New Roman"/>
-          <w:sz w:val="32"/>
-          <w:szCs w:val="32"/>
-          <w:lang w:eastAsia="zh-HK"/>
-        </w:rPr>
-        <w:t xml:space="preserve">(च)</w:t>
-      </w:r>
-    </w:p>
-    <w:p>
-      <w:pPr>
-        <w:spacing w:after="0" w:line="240" w:lineRule="auto"/>
-        <w:rPr>
-          <w:rFonts w:ascii="Mangal" w:eastAsia="PMingLiU" w:hAnsi="Mangal" w:cs="Times New Roman"/>
-          <w:sz w:val="32"/>
-          <w:szCs w:val="32"/>
-          <w:lang w:eastAsia="zh-HK"/>
-        </w:rPr>
-      </w:pPr>
-      <w:r>
-        <w:rPr>
-          <w:rFonts w:ascii="Mangal" w:eastAsia="PMingLiU" w:hAnsi="Mangal" w:cs="Times New Roman"/>
-          <w:sz w:val="32"/>
-          <w:szCs w:val="32"/>
-          <w:lang w:eastAsia="zh-HK"/>
-        </w:rPr>
-        <w:t xml:space="preserve">छैन ।</w:t>
-      </w:r>
-    </w:p>
-    <w:p>
-      <w:pPr>
-        <w:spacing w:after="0" w:line="240" w:lineRule="auto"/>
-        <w:rPr>
-          <w:rFonts w:ascii="Mangal" w:eastAsia="PMingLiU" w:hAnsi="Mangal" w:cs="Times New Roman"/>
-          <w:sz w:val="32"/>
-          <w:szCs w:val="32"/>
-          <w:lang w:eastAsia="zh-HK"/>
-        </w:rPr>
-      </w:pPr>
-      <w:r>
-        <w:rPr>
-          <w:rFonts w:ascii="Mangal" w:eastAsia="PMingLiU" w:hAnsi="Mangal" w:cs="Times New Roman"/>
-          <w:sz w:val="32"/>
-          <w:szCs w:val="32"/>
-          <w:lang w:eastAsia="zh-HK"/>
-        </w:rPr>
-        <w:t xml:space="preserve">(छ)</w:t>
-      </w:r>
-    </w:p>
-    <w:p>
-      <w:pPr>
-        <w:spacing w:after="0" w:line="240" w:lineRule="auto"/>
-        <w:rPr>
-          <w:rFonts w:ascii="Mangal" w:eastAsia="PMingLiU" w:hAnsi="Mangal" w:cs="Times New Roman"/>
-          <w:sz w:val="32"/>
-          <w:szCs w:val="32"/>
-          <w:lang w:eastAsia="zh-HK"/>
-        </w:rPr>
-      </w:pPr>
-      <w:r>
-        <w:rPr>
-          <w:rFonts w:ascii="Mangal" w:eastAsia="PMingLiU" w:hAnsi="Mangal" w:cs="Times New Roman"/>
-          <w:sz w:val="32"/>
-          <w:szCs w:val="32"/>
-          <w:lang w:eastAsia="zh-HK"/>
-        </w:rPr>
-        <w:t xml:space="preserve">शेयर र डिबेञ्चरमा दलाली दस्तुर बापत</w:t>
-      </w:r>
-    </w:p>
-    <w:p>
-      <w:pPr>
-        <w:spacing w:after="0" w:line="240" w:lineRule="auto"/>
-        <w:rPr>
-          <w:rFonts w:ascii="Mangal" w:eastAsia="PMingLiU" w:hAnsi="Mangal" w:cs="Times New Roman"/>
-          <w:sz w:val="32"/>
-          <w:szCs w:val="32"/>
-          <w:lang w:eastAsia="zh-HK"/>
-        </w:rPr>
-      </w:pPr>
-      <w:r>
-        <w:rPr>
-          <w:rFonts w:ascii="Mangal" w:eastAsia="PMingLiU" w:hAnsi="Mangal" w:cs="Times New Roman"/>
-          <w:sz w:val="32"/>
-          <w:szCs w:val="32"/>
-          <w:lang w:eastAsia="zh-HK"/>
-        </w:rPr>
-        <w:t xml:space="preserve">दिएको जम्मा रकम</w:t>
-      </w:r>
-    </w:p>
-    <w:p>
-      <w:pPr>
-        <w:spacing w:after="0" w:line="240" w:lineRule="auto"/>
-        <w:rPr>
-          <w:rFonts w:ascii="Mangal" w:eastAsia="PMingLiU" w:hAnsi="Mangal" w:cs="Times New Roman"/>
-          <w:sz w:val="32"/>
-          <w:szCs w:val="32"/>
-          <w:lang w:eastAsia="zh-HK"/>
-        </w:rPr>
-      </w:pPr>
-    </w:p>
-    <w:p>
-      <w:pPr>
-        <w:spacing w:after="0" w:line="240" w:lineRule="auto"/>
-        <w:rPr>
-          <w:rFonts w:ascii="Mangal" w:eastAsia="PMingLiU" w:hAnsi="Mangal" w:cs="Times New Roman"/>
-          <w:sz w:val="32"/>
-          <w:szCs w:val="32"/>
-          <w:lang w:eastAsia="zh-HK"/>
-        </w:rPr>
-      </w:pPr>
-      <w:r>
-        <w:rPr>
-          <w:rFonts w:ascii="Mangal" w:eastAsia="PMingLiU" w:hAnsi="Mangal" w:cs="Times New Roman"/>
-          <w:sz w:val="32"/>
-          <w:szCs w:val="32"/>
-          <w:lang w:eastAsia="zh-HK"/>
-        </w:rPr>
-        <w:t xml:space="preserve">(छ)</w:t>
-      </w:r>
-    </w:p>
-    <w:p>
-      <w:pPr>
-        <w:spacing w:after="0" w:line="240" w:lineRule="auto"/>
-        <w:rPr>
-          <w:rFonts w:ascii="Mangal" w:eastAsia="PMingLiU" w:hAnsi="Mangal" w:cs="Times New Roman"/>
-          <w:sz w:val="32"/>
-          <w:szCs w:val="32"/>
-          <w:lang w:eastAsia="zh-HK"/>
-        </w:rPr>
-      </w:pPr>
-      <w:r>
-        <w:rPr>
-          <w:rFonts w:ascii="Mangal" w:eastAsia="PMingLiU" w:hAnsi="Mangal" w:cs="Times New Roman"/>
-          <w:sz w:val="32"/>
-          <w:szCs w:val="32"/>
-          <w:lang w:eastAsia="zh-HK"/>
-        </w:rPr>
-        <w:t xml:space="preserve">छैन ।</w:t>
-      </w:r>
-    </w:p>
-    <w:p>
-      <w:pPr>
-        <w:spacing w:after="0" w:line="240" w:lineRule="auto"/>
-        <w:rPr>
-          <w:rFonts w:ascii="Mangal" w:eastAsia="PMingLiU" w:hAnsi="Mangal" w:cs="Times New Roman"/>
-          <w:sz w:val="32"/>
-          <w:szCs w:val="32"/>
-          <w:lang w:eastAsia="zh-HK"/>
-        </w:rPr>
-      </w:pPr>
-      <w:r>
-        <w:rPr>
-          <w:rFonts w:ascii="Mangal" w:eastAsia="PMingLiU" w:hAnsi="Mangal" w:cs="Times New Roman"/>
-          <w:sz w:val="32"/>
-          <w:szCs w:val="32"/>
-          <w:lang w:eastAsia="zh-HK"/>
-        </w:rPr>
-        <w:t xml:space="preserve">(ज)</w:t>
-      </w:r>
-    </w:p>
-    <w:p>
-      <w:pPr>
-        <w:spacing w:after="0" w:line="240" w:lineRule="auto"/>
-        <w:rPr>
-          <w:rFonts w:ascii="Mangal" w:eastAsia="PMingLiU" w:hAnsi="Mangal" w:cs="Times New Roman"/>
-          <w:sz w:val="32"/>
-          <w:szCs w:val="32"/>
-          <w:lang w:eastAsia="zh-HK"/>
-        </w:rPr>
-      </w:pPr>
-      <w:r>
-        <w:rPr>
-          <w:rFonts w:ascii="Mangal" w:eastAsia="PMingLiU" w:hAnsi="Mangal" w:cs="Times New Roman"/>
-          <w:sz w:val="32"/>
-          <w:szCs w:val="32"/>
-          <w:lang w:eastAsia="zh-HK"/>
-        </w:rPr>
-        <w:t xml:space="preserve">कुनै शेयर जफत गरिएकोमा त्यस्तो शेयरको जम्मा संख्या, जफत भएको कारण र मिति</w:t>
-      </w:r>
-    </w:p>
-    <w:p>
-      <w:pPr>
-        <w:spacing w:after="0" w:line="240" w:lineRule="auto"/>
-        <w:rPr>
-          <w:rFonts w:ascii="Mangal" w:eastAsia="PMingLiU" w:hAnsi="Mangal" w:cs="Times New Roman"/>
-          <w:sz w:val="32"/>
-          <w:szCs w:val="32"/>
-          <w:lang w:eastAsia="zh-HK"/>
-        </w:rPr>
-      </w:pPr>
-    </w:p>
-    <w:p>
-      <w:pPr>
-        <w:spacing w:after="0" w:line="240" w:lineRule="auto"/>
-        <w:rPr>
-          <w:rFonts w:ascii="Mangal" w:eastAsia="PMingLiU" w:hAnsi="Mangal" w:cs="Times New Roman"/>
-          <w:sz w:val="32"/>
-          <w:szCs w:val="32"/>
-          <w:lang w:eastAsia="zh-HK"/>
-        </w:rPr>
-      </w:pPr>
-      <w:r>
-        <w:rPr>
-          <w:rFonts w:ascii="Mangal" w:eastAsia="PMingLiU" w:hAnsi="Mangal" w:cs="Times New Roman"/>
-          <w:sz w:val="32"/>
-          <w:szCs w:val="32"/>
-          <w:lang w:eastAsia="zh-HK"/>
-        </w:rPr>
-        <w:t xml:space="preserve">(ज)</w:t>
-      </w:r>
-    </w:p>
-    <w:p>
-      <w:pPr>
-        <w:spacing w:after="0" w:line="240" w:lineRule="auto"/>
-        <w:rPr>
-          <w:rFonts w:ascii="Mangal" w:eastAsia="PMingLiU" w:hAnsi="Mangal" w:cs="Times New Roman"/>
-          <w:sz w:val="32"/>
-          <w:szCs w:val="32"/>
-          <w:lang w:eastAsia="zh-HK"/>
-        </w:rPr>
-      </w:pPr>
-      <w:r>
-        <w:rPr>
-          <w:rFonts w:ascii="Mangal" w:eastAsia="PMingLiU" w:hAnsi="Mangal" w:cs="Times New Roman"/>
-          <w:sz w:val="32"/>
-          <w:szCs w:val="32"/>
-          <w:lang w:eastAsia="zh-HK"/>
-        </w:rPr>
-        <w:t xml:space="preserve">छैन ।</w:t>
-      </w:r>
-    </w:p>
-    <w:p>
-      <w:pPr>
-        <w:spacing w:after="0" w:line="240" w:lineRule="auto"/>
-        <w:rPr>
-          <w:rFonts w:ascii="Mangal" w:eastAsia="PMingLiU" w:hAnsi="Mangal" w:cs="Times New Roman"/>
-          <w:sz w:val="32"/>
-          <w:szCs w:val="32"/>
-          <w:lang w:eastAsia="zh-HK"/>
-        </w:rPr>
-      </w:pPr>
-      <w:r>
-        <w:rPr>
-          <w:rFonts w:ascii="Mangal" w:eastAsia="PMingLiU" w:hAnsi="Mangal" w:cs="Times New Roman"/>
-          <w:sz w:val="32"/>
-          <w:szCs w:val="32"/>
-          <w:lang w:eastAsia="zh-HK"/>
-        </w:rPr>
-        <w:t xml:space="preserve">(झ)</w:t>
-      </w:r>
-    </w:p>
-    <w:p>
-      <w:pPr>
-        <w:spacing w:after="0" w:line="240" w:lineRule="auto"/>
-        <w:rPr>
-          <w:rFonts w:ascii="Mangal" w:eastAsia="PMingLiU" w:hAnsi="Mangal" w:cs="Times New Roman"/>
-          <w:sz w:val="32"/>
-          <w:szCs w:val="32"/>
-          <w:lang w:eastAsia="zh-HK"/>
-        </w:rPr>
-      </w:pPr>
-      <w:r>
-        <w:rPr>
-          <w:rFonts w:ascii="Mangal" w:eastAsia="PMingLiU" w:hAnsi="Mangal" w:cs="Times New Roman"/>
-          <w:sz w:val="32"/>
-          <w:szCs w:val="32"/>
-          <w:lang w:eastAsia="zh-HK"/>
-        </w:rPr>
-        <w:t xml:space="preserve">बैंक, वित्तीय संस्था वा अन्य कुनै व्यक्तिबाट लिएको ऋण वा कम्पनीले दिएको जमानत</w:t>
-      </w:r>
-    </w:p>
-    <w:p>
-      <w:pPr>
-        <w:spacing w:after="0" w:line="240" w:lineRule="auto"/>
-        <w:rPr>
-          <w:rFonts w:ascii="Mangal" w:eastAsia="PMingLiU" w:hAnsi="Mangal" w:cs="Times New Roman"/>
-          <w:sz w:val="32"/>
-          <w:szCs w:val="32"/>
-          <w:lang w:eastAsia="zh-HK"/>
-        </w:rPr>
-      </w:pPr>
-      <w:r>
-        <w:rPr>
-          <w:rFonts w:ascii="Mangal" w:eastAsia="PMingLiU" w:hAnsi="Mangal" w:cs="Times New Roman"/>
-          <w:sz w:val="32"/>
-          <w:szCs w:val="32"/>
-          <w:lang w:eastAsia="zh-HK"/>
-        </w:rPr>
-        <w:t xml:space="preserve">(झ)</w:t>
-      </w:r>
-    </w:p>
-    <w:p>
-      <w:pPr>
-        <w:spacing w:after="0" w:line="240" w:lineRule="auto"/>
-        <w:rPr>
-          <w:rFonts w:ascii="Mangal" w:eastAsia="PMingLiU" w:hAnsi="Mangal" w:cs="Times New Roman"/>
-          <w:sz w:val="32"/>
-          <w:szCs w:val="32"/>
-          <w:lang w:eastAsia="zh-HK"/>
-        </w:rPr>
-      </w:pPr>
-      <w:r>
-        <w:rPr>
-          <w:rFonts w:ascii="Mangal" w:eastAsia="PMingLiU" w:hAnsi="Mangal" w:cs="Times New Roman"/>
-          <w:sz w:val="32"/>
-          <w:szCs w:val="32"/>
-          <w:lang w:eastAsia="zh-HK"/>
-        </w:rPr>
-        <w:t xml:space="preserve">आय व्यय विवरणमा उल्लेख भए बमोजिम</w:t>
-      </w:r>
-    </w:p>
-    <w:p>
-      <w:pPr>
-        <w:spacing w:after="0" w:line="240" w:lineRule="auto"/>
-        <w:rPr>
-          <w:rFonts w:ascii="Mangal" w:eastAsia="PMingLiU" w:hAnsi="Mangal" w:cs="Times New Roman"/>
-          <w:sz w:val="28"/>
-          <w:szCs w:val="28"/>
-          <w:lang w:eastAsia="zh-HK"/>
-        </w:rPr>
-      </w:pPr>
-      <w:r>
-        <w:rPr>
-          <w:rFonts w:ascii="Mangal" w:eastAsia="PMingLiU" w:hAnsi="Mangal" w:cs="Times New Roman"/>
-          <w:sz w:val="28"/>
-          <w:szCs w:val="28"/>
-          <w:lang w:eastAsia="zh-HK"/>
-        </w:rPr>
-        <w:t xml:space="preserve">(झ)१</w:t>
-      </w:r>
-    </w:p>
-    <w:p>
-      <w:pPr>
-        <w:spacing w:after="0" w:line="240" w:lineRule="auto"/>
-        <w:rPr>
-          <w:rFonts w:ascii="Mangal" w:eastAsia="PMingLiU" w:hAnsi="Mangal" w:cs="Times New Roman"/>
-          <w:sz w:val="28"/>
-          <w:szCs w:val="28"/>
-          <w:lang w:eastAsia="zh-HK"/>
-        </w:rPr>
-      </w:pPr>
-      <w:r>
-        <w:rPr>
-          <w:rFonts w:ascii="Mangal" w:eastAsia="PMingLiU" w:hAnsi="Mangal" w:cs="Times New Roman"/>
-          <w:sz w:val="28"/>
-          <w:szCs w:val="28"/>
-          <w:lang w:eastAsia="zh-HK"/>
-        </w:rPr>
-        <w:t xml:space="preserve">अन्य कम्पनीको शेयर वा डिवेञ्चरमा लगानी गरेको भए त्यस्तो कम्पनीको नाम र दर्ता नं. तथा शेयर वा डिवेञ्चरमा गरेको लगानी रकम</w:t>
-      </w:r>
-    </w:p>
-    <w:p>
-      <w:pPr>
-        <w:spacing w:after="0" w:line="240" w:lineRule="auto"/>
-        <w:rPr>
-          <w:rFonts w:ascii="Mangal" w:eastAsia="PMingLiU" w:hAnsi="Mangal" w:cs="Times New Roman"/>
-          <w:sz w:val="28"/>
-          <w:szCs w:val="28"/>
-          <w:lang w:eastAsia="zh-HK"/>
-        </w:rPr>
-      </w:pPr>
-      <w:r>
-        <w:rPr>
-          <w:rFonts w:ascii="Mangal" w:eastAsia="PMingLiU" w:hAnsi="Mangal" w:cs="Times New Roman"/>
-          <w:sz w:val="28"/>
-          <w:szCs w:val="28"/>
-          <w:lang w:eastAsia="zh-HK"/>
-        </w:rPr>
-        <w:t xml:space="preserve">(झ)</w:t>
-      </w:r>
-    </w:p>
-    <w:p>
-      <w:pPr>
-        <w:spacing w:after="0" w:line="240" w:lineRule="auto"/>
-        <w:rPr>
-          <w:rFonts w:ascii="Mangal" w:eastAsia="PMingLiU" w:hAnsi="Mangal" w:cs="Times New Roman"/>
-          <w:sz w:val="28"/>
-          <w:szCs w:val="28"/>
-          <w:lang w:eastAsia="zh-HK"/>
-        </w:rPr>
-      </w:pPr>
-      <w:r>
-        <w:rPr>
-          <w:rFonts w:ascii="Mangal" w:eastAsia="PMingLiU" w:hAnsi="Mangal" w:cs="Times New Roman"/>
-          <w:sz w:val="28"/>
-          <w:szCs w:val="28"/>
-          <w:lang w:eastAsia="zh-HK"/>
-        </w:rPr>
-        <w:t xml:space="preserve">छैन ।</w:t>
-      </w:r>
-    </w:p>
-    <w:p>
-      <w:pPr>
-        <w:spacing w:after="0" w:line="240" w:lineRule="auto"/>
-        <w:rPr>
-          <w:rFonts w:ascii="Mangal" w:eastAsia="PMingLiU" w:hAnsi="Mangal" w:cs="Times New Roman"/>
-          <w:sz w:val="32"/>
-          <w:szCs w:val="32"/>
-          <w:lang w:eastAsia="zh-HK"/>
-        </w:rPr>
-      </w:pPr>
-      <w:r>
-        <w:rPr>
-          <w:rFonts w:ascii="Mangal" w:eastAsia="PMingLiU" w:hAnsi="Mangal" w:cs="Times New Roman"/>
-          <w:sz w:val="32"/>
-          <w:szCs w:val="32"/>
-          <w:lang w:eastAsia="zh-HK"/>
-        </w:rPr>
-        <w:t xml:space="preserve">(ञ)</w:t>
-      </w:r>
-    </w:p>
-    <w:p>
-      <w:pPr>
-        <w:spacing w:after="0" w:line="240" w:lineRule="auto"/>
-        <w:rPr>
-          <w:rFonts w:ascii="Mangal" w:eastAsia="PMingLiU" w:hAnsi="Mangal" w:cs="Times New Roman"/>
-          <w:sz w:val="32"/>
-          <w:szCs w:val="32"/>
-          <w:lang w:eastAsia="zh-HK"/>
-        </w:rPr>
-      </w:pPr>
-      <w:r>
-        <w:rPr>
-          <w:rFonts w:ascii="Mangal" w:eastAsia="PMingLiU" w:hAnsi="Mangal" w:cs="Times New Roman"/>
-          <w:sz w:val="32"/>
-          <w:szCs w:val="32"/>
-          <w:lang w:eastAsia="zh-HK"/>
-        </w:rPr>
-        <w:t xml:space="preserve">बहालवाला सञ्चालकको नाम र ठेगाना</w:t>
-      </w:r>
-    </w:p>
-    <w:p>
-      <w:pPr>
-        <w:spacing w:after="0" w:line="240" w:lineRule="auto"/>
-        <w:rPr>
-          <w:rFonts w:ascii="Mangal" w:eastAsia="PMingLiU" w:hAnsi="Mangal" w:cs="Times New Roman"/>
-          <w:sz w:val="32"/>
-          <w:szCs w:val="32"/>
-          <w:lang w:eastAsia="zh-HK"/>
-        </w:rPr>
-      </w:pPr>
-      <w:r>
-        <w:rPr>
-          <w:rFonts w:ascii="Mangal" w:eastAsia="PMingLiU" w:hAnsi="Mangal" w:cs="Times New Roman"/>
-          <w:sz w:val="32"/>
-          <w:szCs w:val="32"/>
-          <w:lang w:eastAsia="zh-HK"/>
-        </w:rPr>
-        <w:t xml:space="preserve">(ञ) </w:t>
-      </w:r>
-    </w:p>
-    <w:p>
-      <w:pPr>
-        <w:tabs>
-          <w:tab w:val="left" w:pos="720"/>
-        </w:tabs>
-        <w:spacing w:after="0" w:line="360" w:lineRule="auto"/>
-        <w:jc w:val="both"/>
-        <w:rPr>
-          <w:rFonts w:ascii="Mangal" w:eastAsia="SimSun" w:hAnsi="Mangal" w:cs="Times New Roman"/>
-          <w:color w:val="000000" w:themeColor="text1"/>
-          <w:sz w:val="32"/>
-          <w:szCs w:val="32"/>
-          <w:lang w:eastAsia="zh-CN"/>
-        </w:rPr>
-      </w:pPr>
-      <w:r>
-        <w:rPr>
-          <w:rFonts w:ascii="Mangal" w:eastAsia="SimSun" w:hAnsi="Mangal" w:cs="Times New Roman"/>
-          <w:color w:val="000000" w:themeColor="text1"/>
-          <w:sz w:val="32"/>
-          <w:szCs w:val="32"/>
-          <w:lang w:eastAsia="zh-CN"/>
-        </w:rPr>
-        <w:t xml:space="preserve">शेयर लगत अनुसार</w:t>
-      </w:r>
-    </w:p>
+    <w:tbl>
+      <w:tblPr>
+        <w:tblW w:w="0" w:type="auto"/>
+        <w:tblInd w:w="348" w:type="dxa"/>
+        <w:tblBorders>
+          <w:top w:val="single" w:sz="4" w:space="0" w:color="auto"/>
+          <w:left w:val="single" w:sz="4" w:space="0" w:color="auto"/>
+          <w:bottom w:val="single" w:sz="4" w:space="0" w:color="auto"/>
+          <w:right w:val="single" w:sz="4" w:space="0" w:color="auto"/>
+          <w:insideH w:val="single" w:sz="4" w:space="0" w:color="auto"/>
+          <w:insideV w:val="single" w:sz="4" w:space="0" w:color="auto"/>
+        </w:tblBorders>
+        <w:tblLook w:val="01E0" w:firstRow="1" w:lastRow="1" w:firstColumn="1" w:lastColumn="1" w:noHBand="0" w:noVBand="0"/>
+      </w:tblPr>
+      <w:tblGrid>
+        <w:gridCol w:w="610"/>
+        <w:gridCol w:w="4310"/>
+        <w:gridCol w:w="960"/>
+        <w:gridCol w:w="3000"/>
+      </w:tblGrid>
+      <w:tr>
+        <w:trPr>
+          <w:trHeight w:val="71"/>
+        </w:trPr>
+        <w:tc>
+          <w:tcPr>
+            <w:tcW w:w="610" w:type="dxa"/>
+          </w:tcPr>
+          <w:p>
+            <w:pPr>
+              <w:spacing w:after="0" w:line="240" w:lineRule="auto"/>
+              <w:rPr>
+                <w:rFonts w:ascii="Mangal" w:eastAsia="PMingLiU" w:hAnsi="Mangal" w:cs="Times New Roman"/>
+                <w:sz w:val="32"/>
+                <w:szCs w:val="32"/>
+                <w:lang w:eastAsia="zh-HK"/>
+              </w:rPr>
+            </w:pPr>
+            <w:r>
+              <w:rPr>
+                <w:rFonts w:ascii="Mangal" w:eastAsia="PMingLiU" w:hAnsi="Mangal" w:cs="Times New Roman"/>
+                <w:sz w:val="32"/>
+                <w:szCs w:val="32"/>
+                <w:lang w:eastAsia="zh-HK"/>
+              </w:rPr>
+              <w:t xml:space="preserve">(क)</w:t>
+            </w:r>
+          </w:p>
+        </w:tc>
+        <w:tc>
+          <w:tcPr>
+            <w:tcW w:w="4310" w:type="dxa"/>
+          </w:tcPr>
+          <w:p>
+            <w:pPr>
+              <w:spacing w:after="0" w:line="240" w:lineRule="auto"/>
+              <w:rPr>
+                <w:rFonts w:ascii="Mangal" w:eastAsia="PMingLiU" w:hAnsi="Mangal" w:cs="Times New Roman"/>
+                <w:sz w:val="32"/>
+                <w:szCs w:val="32"/>
+                <w:lang w:eastAsia="zh-HK"/>
+              </w:rPr>
+            </w:pPr>
+            <w:r>
+              <w:rPr>
+                <w:rFonts w:ascii="Mangal" w:eastAsia="PMingLiU" w:hAnsi="Mangal" w:cs="Times New Roman"/>
+                <w:sz w:val="32"/>
+                <w:szCs w:val="32"/>
+                <w:lang w:eastAsia="zh-HK"/>
+              </w:rPr>
+              <w:t xml:space="preserve">कम्पनीको अधिकृत पुँजी र शेयरको संख्या</w:t>
+            </w:r>
+          </w:p>
+          <w:p>
+            <w:pPr>
+              <w:spacing w:after="0" w:line="240" w:lineRule="auto"/>
+              <w:rPr>
+                <w:rFonts w:ascii="Mangal" w:eastAsia="PMingLiU" w:hAnsi="Mangal" w:cs="Times New Roman"/>
+                <w:sz w:val="32"/>
+                <w:szCs w:val="32"/>
+                <w:lang w:eastAsia="zh-HK"/>
+              </w:rPr>
+            </w:pPr>
+          </w:p>
+        </w:tc>
+        <w:tc>
+          <w:tcPr>
+            <w:tcW w:w="960" w:type="dxa"/>
+          </w:tcPr>
+          <w:p>
+            <w:pPr>
+              <w:spacing w:after="0" w:line="240" w:lineRule="auto"/>
+              <w:rPr>
+                <w:rFonts w:ascii="Mangal" w:eastAsia="PMingLiU" w:hAnsi="Mangal" w:cs="Times New Roman"/>
+                <w:sz w:val="32"/>
+                <w:szCs w:val="32"/>
+                <w:lang w:eastAsia="zh-HK"/>
+              </w:rPr>
+            </w:pPr>
+            <w:r>
+              <w:rPr>
+                <w:rFonts w:ascii="Mangal" w:eastAsia="PMingLiU" w:hAnsi="Mangal" w:cs="Times New Roman"/>
+                <w:sz w:val="32"/>
+                <w:szCs w:val="32"/>
+                <w:lang w:eastAsia="zh-HK"/>
+              </w:rPr>
+              <w:t xml:space="preserve">(क)</w:t>
+            </w:r>
+          </w:p>
+        </w:tc>
+        <w:tc>
+          <w:tcPr>
+            <w:tcW w:w="3000" w:type="dxa"/>
+          </w:tcPr>
+          <w:p>
+            <w:pPr>
+              <w:spacing w:after="0" w:line="240" w:lineRule="auto"/>
+              <w:rPr>
+                <w:rFonts w:ascii="Mangal" w:eastAsia="PMingLiU" w:hAnsi="Mangal" w:cs="Times New Roman"/>
+                <w:sz w:val="32"/>
+                <w:szCs w:val="32"/>
+                <w:lang w:eastAsia="zh-HK"/>
+              </w:rPr>
+            </w:pPr>
+            <w:r>
+              <w:rPr>
+                <w:rFonts w:ascii="Mangal" w:eastAsia="PMingLiU" w:hAnsi="Mangal" w:cs="Times New Roman"/>
+                <w:sz w:val="32"/>
+                <w:szCs w:val="32"/>
+                <w:lang w:eastAsia="zh-HK"/>
+              </w:rPr>
+              <w:t xml:space="preserve">अधिकृत पुँजी रु {{authorizedCapital}} र शेयर संख्या २५,००० थान</w:t>
+            </w:r>
+          </w:p>
+        </w:tc>
+      </w:tr>
+      <w:tr>
+        <w:trPr>
+          <w:trHeight w:val="259"/>
+        </w:trPr>
+        <w:tc>
+          <w:tcPr>
+            <w:tcW w:w="610" w:type="dxa"/>
+          </w:tcPr>
+          <w:p>
+            <w:pPr>
+              <w:spacing w:after="0" w:line="240" w:lineRule="auto"/>
+              <w:rPr>
+                <w:rFonts w:ascii="Mangal" w:eastAsia="PMingLiU" w:hAnsi="Mangal" w:cs="Times New Roman"/>
+                <w:sz w:val="32"/>
+                <w:szCs w:val="32"/>
+                <w:lang w:eastAsia="zh-HK"/>
+              </w:rPr>
+            </w:pPr>
+            <w:r>
+              <w:rPr>
+                <w:rFonts w:ascii="Mangal" w:eastAsia="PMingLiU" w:hAnsi="Mangal" w:cs="Times New Roman"/>
+                <w:sz w:val="32"/>
+                <w:szCs w:val="32"/>
+                <w:lang w:eastAsia="zh-HK"/>
+              </w:rPr>
+              <w:t xml:space="preserve">(ख)</w:t>
+            </w:r>
+          </w:p>
+        </w:tc>
+        <w:tc>
+          <w:tcPr>
+            <w:tcW w:w="4310" w:type="dxa"/>
+          </w:tcPr>
+          <w:p>
+            <w:pPr>
+              <w:spacing w:after="0" w:line="240" w:lineRule="auto"/>
+              <w:rPr>
+                <w:rFonts w:ascii="Mangal" w:eastAsia="PMingLiU" w:hAnsi="Mangal" w:cs="Times New Roman"/>
+                <w:sz w:val="32"/>
+                <w:szCs w:val="32"/>
+                <w:lang w:eastAsia="zh-HK"/>
+              </w:rPr>
+            </w:pPr>
+            <w:r>
+              <w:rPr>
+                <w:rFonts w:ascii="Mangal" w:eastAsia="PMingLiU" w:hAnsi="Mangal" w:cs="Times New Roman"/>
+                <w:sz w:val="32"/>
+                <w:szCs w:val="32"/>
+                <w:lang w:eastAsia="zh-HK"/>
+              </w:rPr>
+              <w:t xml:space="preserve">कम्पनीको जारी शेयर पुँजी</w:t>
+            </w:r>
+          </w:p>
+          <w:p>
+            <w:pPr>
+              <w:spacing w:after="0" w:line="240" w:lineRule="auto"/>
+              <w:rPr>
+                <w:rFonts w:ascii="Mangal" w:eastAsia="PMingLiU" w:hAnsi="Mangal" w:cs="Times New Roman"/>
+                <w:sz w:val="32"/>
+                <w:szCs w:val="32"/>
+                <w:lang w:eastAsia="zh-HK"/>
+              </w:rPr>
+            </w:pPr>
+          </w:p>
+        </w:tc>
+        <w:tc>
+          <w:tcPr>
+            <w:tcW w:w="960" w:type="dxa"/>
+          </w:tcPr>
+          <w:p>
+            <w:pPr>
+              <w:spacing w:after="0" w:line="240" w:lineRule="auto"/>
+              <w:rPr>
+                <w:rFonts w:ascii="Mangal" w:eastAsia="PMingLiU" w:hAnsi="Mangal" w:cs="Times New Roman"/>
+                <w:sz w:val="32"/>
+                <w:szCs w:val="32"/>
+                <w:lang w:eastAsia="zh-HK"/>
+              </w:rPr>
+            </w:pPr>
+            <w:r>
+              <w:rPr>
+                <w:rFonts w:ascii="Mangal" w:eastAsia="PMingLiU" w:hAnsi="Mangal" w:cs="Times New Roman"/>
+                <w:sz w:val="32"/>
+                <w:szCs w:val="32"/>
+                <w:lang w:eastAsia="zh-HK"/>
+              </w:rPr>
+              <w:t xml:space="preserve">(ख)</w:t>
+            </w:r>
+          </w:p>
+        </w:tc>
+        <w:tc>
+          <w:tcPr>
+            <w:tcW w:w="3000" w:type="dxa"/>
+          </w:tcPr>
+          <w:p>
+            <w:pPr>
+              <w:spacing w:after="0" w:line="240" w:lineRule="auto"/>
+              <w:rPr>
+                <w:rFonts w:ascii="Mangal" w:eastAsia="PMingLiU" w:hAnsi="Mangal" w:cs="Times New Roman"/>
+                <w:sz w:val="32"/>
+                <w:szCs w:val="32"/>
+                <w:lang w:eastAsia="zh-HK"/>
+              </w:rPr>
+            </w:pPr>
+            <w:r>
+              <w:rPr>
+                <w:rFonts w:ascii="Mangal" w:eastAsia="PMingLiU" w:hAnsi="Mangal" w:cs="Times New Roman"/>
+                <w:sz w:val="32"/>
+                <w:szCs w:val="32"/>
+                <w:lang w:eastAsia="zh-HK"/>
+              </w:rPr>
+              <w:t xml:space="preserve">रु {{issuedCapital}} र शेयर संख्या २५,००० थान</w:t>
+            </w:r>
+          </w:p>
+        </w:tc>
+      </w:tr>
+      <w:tr>
+        <w:trPr>
+          <w:trHeight w:val="259"/>
+        </w:trPr>
+        <w:tc>
+          <w:tcPr>
+            <w:tcW w:w="610" w:type="dxa"/>
+          </w:tcPr>
+          <w:p>
+            <w:pPr>
+              <w:spacing w:after="0" w:line="240" w:lineRule="auto"/>
+              <w:rPr>
+                <w:rFonts w:ascii="Mangal" w:eastAsia="PMingLiU" w:hAnsi="Mangal" w:cs="Times New Roman"/>
+                <w:sz w:val="32"/>
+                <w:szCs w:val="32"/>
+                <w:lang w:eastAsia="zh-HK"/>
+              </w:rPr>
+            </w:pPr>
+            <w:r>
+              <w:rPr>
+                <w:rFonts w:ascii="Mangal" w:eastAsia="PMingLiU" w:hAnsi="Mangal" w:cs="Times New Roman"/>
+                <w:sz w:val="32"/>
+                <w:szCs w:val="32"/>
+                <w:lang w:eastAsia="zh-HK"/>
+              </w:rPr>
+              <w:t xml:space="preserve">(ग) </w:t>
+            </w:r>
+          </w:p>
+        </w:tc>
+        <w:tc>
+          <w:tcPr>
+            <w:tcW w:w="4310" w:type="dxa"/>
+          </w:tcPr>
+          <w:p>
+            <w:pPr>
+              <w:spacing w:after="0" w:line="240" w:lineRule="auto"/>
+              <w:rPr>
+                <w:rFonts w:ascii="Mangal" w:eastAsia="PMingLiU" w:hAnsi="Mangal" w:cs="Times New Roman"/>
+                <w:sz w:val="32"/>
+                <w:szCs w:val="32"/>
+                <w:lang w:eastAsia="zh-HK"/>
+              </w:rPr>
+            </w:pPr>
+            <w:r>
+              <w:rPr>
+                <w:rFonts w:ascii="Mangal" w:eastAsia="PMingLiU" w:hAnsi="Mangal" w:cs="Times New Roman"/>
+                <w:sz w:val="32"/>
+                <w:szCs w:val="32"/>
+                <w:lang w:eastAsia="zh-HK"/>
+              </w:rPr>
+              <w:t xml:space="preserve">कम्पनीको चुक्तापूँजी</w:t>
+            </w:r>
+          </w:p>
+          <w:p>
+            <w:pPr>
+              <w:spacing w:after="0" w:line="240" w:lineRule="auto"/>
+              <w:rPr>
+                <w:rFonts w:ascii="Mangal" w:eastAsia="PMingLiU" w:hAnsi="Mangal" w:cs="Times New Roman"/>
+                <w:sz w:val="32"/>
+                <w:szCs w:val="32"/>
+                <w:lang w:eastAsia="zh-HK"/>
+              </w:rPr>
+            </w:pPr>
+          </w:p>
+        </w:tc>
+        <w:tc>
+          <w:tcPr>
+            <w:tcW w:w="960" w:type="dxa"/>
+          </w:tcPr>
+          <w:p>
+            <w:pPr>
+              <w:spacing w:after="0" w:line="240" w:lineRule="auto"/>
+              <w:rPr>
+                <w:rFonts w:ascii="Mangal" w:eastAsia="PMingLiU" w:hAnsi="Mangal" w:cs="Times New Roman"/>
+                <w:sz w:val="32"/>
+                <w:szCs w:val="32"/>
+                <w:lang w:eastAsia="zh-HK"/>
+              </w:rPr>
+            </w:pPr>
+            <w:r>
+              <w:rPr>
+                <w:rFonts w:ascii="Mangal" w:eastAsia="PMingLiU" w:hAnsi="Mangal" w:cs="Times New Roman"/>
+                <w:sz w:val="32"/>
+                <w:szCs w:val="32"/>
+                <w:lang w:eastAsia="zh-HK"/>
+              </w:rPr>
+              <w:t xml:space="preserve">(ग)</w:t>
+            </w:r>
+          </w:p>
+        </w:tc>
+        <w:tc>
+          <w:tcPr>
+            <w:tcW w:w="3000" w:type="dxa"/>
+          </w:tcPr>
+          <w:p>
+            <w:pPr>
+              <w:spacing w:after="0" w:line="240" w:lineRule="auto"/>
+              <w:rPr>
+                <w:rFonts w:ascii="Mangal" w:eastAsia="PMingLiU" w:hAnsi="Mangal" w:cs="Times New Roman"/>
+                <w:sz w:val="32"/>
+                <w:szCs w:val="32"/>
+                <w:lang w:eastAsia="zh-HK"/>
+              </w:rPr>
+            </w:pPr>
+            <w:r>
+              <w:rPr>
+                <w:rFonts w:ascii="Mangal" w:eastAsia="PMingLiU" w:hAnsi="Mangal" w:cs="Times New Roman"/>
+                <w:sz w:val="32"/>
+                <w:szCs w:val="32"/>
+                <w:lang w:eastAsia="zh-HK"/>
+              </w:rPr>
+              <w:t xml:space="preserve">रु {{paidUpCapital}} र शेयर संख्या २५,००० थान</w:t>
+            </w:r>
+          </w:p>
+        </w:tc>
+      </w:tr>
+      <w:tr>
+        <w:trPr>
+          <w:trHeight w:val="260"/>
+        </w:trPr>
+        <w:tc>
+          <w:tcPr>
+            <w:tcW w:w="610" w:type="dxa"/>
+          </w:tcPr>
+          <w:p>
+            <w:pPr>
+              <w:spacing w:after="0" w:line="240" w:lineRule="auto"/>
+              <w:rPr>
+                <w:rFonts w:ascii="Mangal" w:eastAsia="PMingLiU" w:hAnsi="Mangal" w:cs="Times New Roman"/>
+                <w:sz w:val="32"/>
+                <w:szCs w:val="32"/>
+                <w:lang w:eastAsia="zh-HK"/>
+              </w:rPr>
+            </w:pPr>
+            <w:r>
+              <w:rPr>
+                <w:rFonts w:ascii="Mangal" w:eastAsia="PMingLiU" w:hAnsi="Mangal" w:cs="Times New Roman"/>
+                <w:sz w:val="32"/>
+                <w:szCs w:val="32"/>
+                <w:lang w:eastAsia="zh-HK"/>
+              </w:rPr>
+              <w:t xml:space="preserve">(घ)</w:t>
+            </w:r>
+          </w:p>
+        </w:tc>
+        <w:tc>
+          <w:tcPr>
+            <w:tcW w:w="4310" w:type="dxa"/>
+          </w:tcPr>
+          <w:p>
+            <w:pPr>
+              <w:spacing w:after="0" w:line="240" w:lineRule="auto"/>
+              <w:rPr>
+                <w:rFonts w:ascii="Mangal" w:eastAsia="PMingLiU" w:hAnsi="Mangal" w:cs="Times New Roman"/>
+                <w:sz w:val="32"/>
+                <w:szCs w:val="32"/>
+                <w:lang w:eastAsia="zh-HK"/>
+              </w:rPr>
+            </w:pPr>
+            <w:r>
+              <w:rPr>
+                <w:rFonts w:ascii="Mangal" w:eastAsia="PMingLiU" w:hAnsi="Mangal" w:cs="Times New Roman"/>
+                <w:sz w:val="32"/>
+                <w:szCs w:val="32"/>
+                <w:lang w:eastAsia="zh-HK"/>
+              </w:rPr>
+              <w:t xml:space="preserve">शेयर पिच्छे माग भएको रकम</w:t>
+            </w:r>
+          </w:p>
+          <w:p>
+            <w:pPr>
+              <w:spacing w:after="0" w:line="240" w:lineRule="auto"/>
+              <w:rPr>
+                <w:rFonts w:ascii="Mangal" w:eastAsia="PMingLiU" w:hAnsi="Mangal" w:cs="Times New Roman"/>
+                <w:sz w:val="32"/>
+                <w:szCs w:val="32"/>
+                <w:lang w:eastAsia="zh-HK"/>
+              </w:rPr>
+            </w:pPr>
+          </w:p>
+        </w:tc>
+        <w:tc>
+          <w:tcPr>
+            <w:tcW w:w="960" w:type="dxa"/>
+          </w:tcPr>
+          <w:p>
+            <w:pPr>
+              <w:spacing w:after="0" w:line="240" w:lineRule="auto"/>
+              <w:rPr>
+                <w:rFonts w:ascii="Mangal" w:eastAsia="PMingLiU" w:hAnsi="Mangal" w:cs="Times New Roman"/>
+                <w:sz w:val="32"/>
+                <w:szCs w:val="32"/>
+                <w:lang w:eastAsia="zh-HK"/>
+              </w:rPr>
+            </w:pPr>
+            <w:r>
+              <w:rPr>
+                <w:rFonts w:ascii="Mangal" w:eastAsia="PMingLiU" w:hAnsi="Mangal" w:cs="Times New Roman"/>
+                <w:sz w:val="32"/>
+                <w:szCs w:val="32"/>
+                <w:lang w:eastAsia="zh-HK"/>
+              </w:rPr>
+              <w:t xml:space="preserve">(घ)</w:t>
+            </w:r>
+          </w:p>
+        </w:tc>
+        <w:tc>
+          <w:tcPr>
+            <w:tcW w:w="3000" w:type="dxa"/>
+          </w:tcPr>
+          <w:p>
+            <w:pPr>
+              <w:spacing w:after="0" w:line="240" w:lineRule="auto"/>
+              <w:rPr>
+                <w:rFonts w:ascii="Mangal" w:eastAsia="PMingLiU" w:hAnsi="Mangal" w:cs="Times New Roman"/>
+                <w:sz w:val="32"/>
+                <w:szCs w:val="32"/>
+                <w:lang w:eastAsia="zh-HK"/>
+              </w:rPr>
+            </w:pPr>
+            <w:r>
+              <w:rPr>
+                <w:rFonts w:ascii="Mangal" w:eastAsia="PMingLiU" w:hAnsi="Mangal" w:cs="Times New Roman"/>
+                <w:sz w:val="32"/>
+                <w:szCs w:val="32"/>
+                <w:lang w:eastAsia="zh-HK"/>
+              </w:rPr>
+              <w:t xml:space="preserve">रु १००।–</w:t>
+            </w:r>
+          </w:p>
+        </w:tc>
+      </w:tr>
+      <w:tr>
+        <w:trPr>
+          <w:trHeight w:val="259"/>
+        </w:trPr>
+        <w:tc>
+          <w:tcPr>
+            <w:tcW w:w="610" w:type="dxa"/>
+          </w:tcPr>
+          <w:p>
+            <w:pPr>
+              <w:spacing w:after="0" w:line="240" w:lineRule="auto"/>
+              <w:rPr>
+                <w:rFonts w:ascii="Mangal" w:eastAsia="PMingLiU" w:hAnsi="Mangal" w:cs="Times New Roman"/>
+                <w:sz w:val="32"/>
+                <w:szCs w:val="32"/>
+                <w:lang w:eastAsia="zh-HK"/>
+              </w:rPr>
+            </w:pPr>
+            <w:r>
+              <w:rPr>
+                <w:rFonts w:ascii="Mangal" w:eastAsia="PMingLiU" w:hAnsi="Mangal" w:cs="Times New Roman"/>
+                <w:sz w:val="32"/>
+                <w:szCs w:val="32"/>
+                <w:lang w:eastAsia="zh-HK"/>
+              </w:rPr>
+              <w:t xml:space="preserve">(ङ)</w:t>
+            </w:r>
+          </w:p>
+        </w:tc>
+        <w:tc>
+          <w:tcPr>
+            <w:tcW w:w="4310" w:type="dxa"/>
+          </w:tcPr>
+          <w:p>
+            <w:pPr>
+              <w:spacing w:after="0" w:line="240" w:lineRule="auto"/>
+              <w:rPr>
+                <w:rFonts w:ascii="Mangal" w:eastAsia="PMingLiU" w:hAnsi="Mangal" w:cs="Times New Roman"/>
+                <w:sz w:val="32"/>
+                <w:szCs w:val="32"/>
+                <w:lang w:eastAsia="zh-HK"/>
+              </w:rPr>
+            </w:pPr>
+            <w:r>
+              <w:rPr>
+                <w:rFonts w:ascii="Mangal" w:eastAsia="PMingLiU" w:hAnsi="Mangal" w:cs="Times New Roman"/>
+                <w:sz w:val="32"/>
+                <w:szCs w:val="32"/>
+                <w:lang w:eastAsia="zh-HK"/>
+              </w:rPr>
+              <w:t xml:space="preserve">किस्ता असुल भएको जम्मा रकम</w:t>
+            </w:r>
+          </w:p>
+          <w:p>
+            <w:pPr>
+              <w:spacing w:after="0" w:line="240" w:lineRule="auto"/>
+              <w:rPr>
+                <w:rFonts w:ascii="Mangal" w:eastAsia="PMingLiU" w:hAnsi="Mangal" w:cs="Times New Roman"/>
+                <w:sz w:val="32"/>
+                <w:szCs w:val="32"/>
+                <w:lang w:eastAsia="zh-HK"/>
+              </w:rPr>
+            </w:pPr>
+          </w:p>
+        </w:tc>
+        <w:tc>
+          <w:tcPr>
+            <w:tcW w:w="960" w:type="dxa"/>
+          </w:tcPr>
+          <w:p>
+            <w:pPr>
+              <w:spacing w:after="0" w:line="240" w:lineRule="auto"/>
+              <w:rPr>
+                <w:rFonts w:ascii="Mangal" w:eastAsia="PMingLiU" w:hAnsi="Mangal" w:cs="Times New Roman"/>
+                <w:sz w:val="32"/>
+                <w:szCs w:val="32"/>
+                <w:lang w:eastAsia="zh-HK"/>
+              </w:rPr>
+            </w:pPr>
+            <w:r>
+              <w:rPr>
+                <w:rFonts w:ascii="Mangal" w:eastAsia="PMingLiU" w:hAnsi="Mangal" w:cs="Times New Roman"/>
+                <w:sz w:val="32"/>
+                <w:szCs w:val="32"/>
+                <w:lang w:eastAsia="zh-HK"/>
+              </w:rPr>
+              <w:t xml:space="preserve">(ङ)</w:t>
+            </w:r>
+          </w:p>
+        </w:tc>
+        <w:tc>
+          <w:tcPr>
+            <w:tcW w:w="3000" w:type="dxa"/>
+          </w:tcPr>
+          <w:p>
+            <w:pPr>
+              <w:spacing w:after="0" w:line="240" w:lineRule="auto"/>
+              <w:rPr>
+                <w:rFonts w:ascii="Mangal" w:eastAsia="PMingLiU" w:hAnsi="Mangal" w:cs="Times New Roman"/>
+                <w:sz w:val="32"/>
+                <w:szCs w:val="32"/>
+                <w:lang w:eastAsia="zh-HK"/>
+              </w:rPr>
+            </w:pPr>
+            <w:r>
+              <w:rPr>
+                <w:rFonts w:ascii="Mangal" w:eastAsia="PMingLiU" w:hAnsi="Mangal" w:cs="Times New Roman"/>
+                <w:sz w:val="32"/>
+                <w:szCs w:val="32"/>
+                <w:lang w:eastAsia="zh-HK"/>
+              </w:rPr>
+              <w:t xml:space="preserve">रु {{paidUpCapital}}</w:t>
+            </w:r>
+          </w:p>
+        </w:tc>
+      </w:tr>
+      <w:tr>
+        <w:trPr>
+          <w:trHeight w:val="275"/>
+        </w:trPr>
+        <w:tc>
+          <w:tcPr>
+            <w:tcW w:w="610" w:type="dxa"/>
+          </w:tcPr>
+          <w:p>
+            <w:pPr>
+              <w:spacing w:after="0" w:line="240" w:lineRule="auto"/>
+              <w:rPr>
+                <w:rFonts w:ascii="Mangal" w:eastAsia="PMingLiU" w:hAnsi="Mangal" w:cs="Times New Roman"/>
+                <w:sz w:val="32"/>
+                <w:szCs w:val="32"/>
+                <w:lang w:eastAsia="zh-HK"/>
+              </w:rPr>
+            </w:pPr>
+            <w:r>
+              <w:rPr>
+                <w:rFonts w:ascii="Mangal" w:eastAsia="PMingLiU" w:hAnsi="Mangal" w:cs="Times New Roman"/>
+                <w:sz w:val="32"/>
+                <w:szCs w:val="32"/>
+                <w:lang w:eastAsia="zh-HK"/>
+              </w:rPr>
+              <w:t xml:space="preserve">(च)</w:t>
+            </w:r>
+          </w:p>
+        </w:tc>
+        <w:tc>
+          <w:tcPr>
+            <w:tcW w:w="4310" w:type="dxa"/>
+          </w:tcPr>
+          <w:p>
+            <w:pPr>
+              <w:spacing w:after="0" w:line="240" w:lineRule="auto"/>
+              <w:rPr>
+                <w:rFonts w:ascii="Mangal" w:eastAsia="PMingLiU" w:hAnsi="Mangal" w:cs="Times New Roman"/>
+                <w:sz w:val="32"/>
+                <w:szCs w:val="32"/>
+                <w:lang w:eastAsia="zh-HK"/>
+              </w:rPr>
+            </w:pPr>
+            <w:r>
+              <w:rPr>
+                <w:rFonts w:ascii="Mangal" w:eastAsia="PMingLiU" w:hAnsi="Mangal" w:cs="Times New Roman"/>
+                <w:sz w:val="32"/>
+                <w:szCs w:val="32"/>
+                <w:lang w:eastAsia="zh-HK"/>
+              </w:rPr>
+              <w:t xml:space="preserve">असुल हुन बाँकी रहेको जम्मा रकम</w:t>
+            </w:r>
+          </w:p>
+          <w:p>
+            <w:pPr>
+              <w:spacing w:after="0" w:line="240" w:lineRule="auto"/>
+              <w:rPr>
+                <w:rFonts w:ascii="Mangal" w:eastAsia="PMingLiU" w:hAnsi="Mangal" w:cs="Times New Roman"/>
+                <w:sz w:val="32"/>
+                <w:szCs w:val="32"/>
+                <w:lang w:eastAsia="zh-HK"/>
+              </w:rPr>
+            </w:pPr>
+          </w:p>
+        </w:tc>
+        <w:tc>
+          <w:tcPr>
+            <w:tcW w:w="960" w:type="dxa"/>
+          </w:tcPr>
+          <w:p>
+            <w:pPr>
+              <w:spacing w:after="0" w:line="240" w:lineRule="auto"/>
+              <w:rPr>
+                <w:rFonts w:ascii="Mangal" w:eastAsia="PMingLiU" w:hAnsi="Mangal" w:cs="Times New Roman"/>
+                <w:sz w:val="32"/>
+                <w:szCs w:val="32"/>
+                <w:lang w:eastAsia="zh-HK"/>
+              </w:rPr>
+            </w:pPr>
+            <w:r>
+              <w:rPr>
+                <w:rFonts w:ascii="Mangal" w:eastAsia="PMingLiU" w:hAnsi="Mangal" w:cs="Times New Roman"/>
+                <w:sz w:val="32"/>
+                <w:szCs w:val="32"/>
+                <w:lang w:eastAsia="zh-HK"/>
+              </w:rPr>
+              <w:t xml:space="preserve">(च)</w:t>
+            </w:r>
+          </w:p>
+        </w:tc>
+        <w:tc>
+          <w:tcPr>
+            <w:tcW w:w="3000" w:type="dxa"/>
+          </w:tcPr>
+          <w:p>
+            <w:pPr>
+              <w:spacing w:after="0" w:line="240" w:lineRule="auto"/>
+              <w:rPr>
+                <w:rFonts w:ascii="Mangal" w:eastAsia="PMingLiU" w:hAnsi="Mangal" w:cs="Times New Roman"/>
+                <w:sz w:val="32"/>
+                <w:szCs w:val="32"/>
+                <w:lang w:eastAsia="zh-HK"/>
+              </w:rPr>
+            </w:pPr>
+            <w:r>
+              <w:rPr>
+                <w:rFonts w:ascii="Mangal" w:eastAsia="PMingLiU" w:hAnsi="Mangal" w:cs="Times New Roman"/>
+                <w:sz w:val="32"/>
+                <w:szCs w:val="32"/>
+                <w:lang w:eastAsia="zh-HK"/>
+              </w:rPr>
+              <w:t xml:space="preserve">छैन ।</w:t>
+            </w:r>
+          </w:p>
+        </w:tc>
+      </w:tr>
+      <w:tr>
+        <w:trPr>
+          <w:trHeight w:val="692"/>
+        </w:trPr>
+        <w:tc>
+          <w:tcPr>
+            <w:tcW w:w="610" w:type="dxa"/>
+          </w:tcPr>
+          <w:p>
+            <w:pPr>
+              <w:spacing w:after="0" w:line="240" w:lineRule="auto"/>
+              <w:rPr>
+                <w:rFonts w:ascii="Mangal" w:eastAsia="PMingLiU" w:hAnsi="Mangal" w:cs="Times New Roman"/>
+                <w:sz w:val="32"/>
+                <w:szCs w:val="32"/>
+                <w:lang w:eastAsia="zh-HK"/>
+              </w:rPr>
+            </w:pPr>
+            <w:r>
+              <w:rPr>
+                <w:rFonts w:ascii="Mangal" w:eastAsia="PMingLiU" w:hAnsi="Mangal" w:cs="Times New Roman"/>
+                <w:sz w:val="32"/>
+                <w:szCs w:val="32"/>
+                <w:lang w:eastAsia="zh-HK"/>
+              </w:rPr>
+              <w:t xml:space="preserve">(छ)</w:t>
+            </w:r>
+          </w:p>
+        </w:tc>
+        <w:tc>
+          <w:tcPr>
+            <w:tcW w:w="4310" w:type="dxa"/>
+          </w:tcPr>
+          <w:p>
+            <w:pPr>
+              <w:spacing w:after="0" w:line="240" w:lineRule="auto"/>
+              <w:rPr>
+                <w:rFonts w:ascii="Mangal" w:eastAsia="PMingLiU" w:hAnsi="Mangal" w:cs="Times New Roman"/>
+                <w:sz w:val="32"/>
+                <w:szCs w:val="32"/>
+                <w:lang w:eastAsia="zh-HK"/>
+              </w:rPr>
+            </w:pPr>
+            <w:r>
+              <w:rPr>
+                <w:rFonts w:ascii="Mangal" w:eastAsia="PMingLiU" w:hAnsi="Mangal" w:cs="Times New Roman"/>
+                <w:sz w:val="32"/>
+                <w:szCs w:val="32"/>
+                <w:lang w:eastAsia="zh-HK"/>
+              </w:rPr>
+              <w:t xml:space="preserve">शेयर र डिबेञ्चरमा दलाली दस्तुर बापत</w:t>
+            </w:r>
+          </w:p>
+          <w:p>
+            <w:pPr>
+              <w:spacing w:after="0" w:line="240" w:lineRule="auto"/>
+              <w:rPr>
+                <w:rFonts w:ascii="Mangal" w:eastAsia="PMingLiU" w:hAnsi="Mangal" w:cs="Times New Roman"/>
+                <w:sz w:val="32"/>
+                <w:szCs w:val="32"/>
+                <w:lang w:eastAsia="zh-HK"/>
+              </w:rPr>
+            </w:pPr>
+            <w:r>
+              <w:rPr>
+                <w:rFonts w:ascii="Mangal" w:eastAsia="PMingLiU" w:hAnsi="Mangal" w:cs="Times New Roman"/>
+                <w:sz w:val="32"/>
+                <w:szCs w:val="32"/>
+                <w:lang w:eastAsia="zh-HK"/>
+              </w:rPr>
+              <w:t xml:space="preserve">दिएको जम्मा रकम</w:t>
+            </w:r>
+          </w:p>
+          <w:p>
+            <w:pPr>
+              <w:spacing w:after="0" w:line="240" w:lineRule="auto"/>
+              <w:rPr>
+                <w:rFonts w:ascii="Mangal" w:eastAsia="PMingLiU" w:hAnsi="Mangal" w:cs="Times New Roman"/>
+                <w:sz w:val="32"/>
+                <w:szCs w:val="32"/>
+                <w:lang w:eastAsia="zh-HK"/>
+              </w:rPr>
+            </w:pPr>
+          </w:p>
+        </w:tc>
+        <w:tc>
+          <w:tcPr>
+            <w:tcW w:w="960" w:type="dxa"/>
+          </w:tcPr>
+          <w:p>
+            <w:pPr>
+              <w:spacing w:after="0" w:line="240" w:lineRule="auto"/>
+              <w:rPr>
+                <w:rFonts w:ascii="Mangal" w:eastAsia="PMingLiU" w:hAnsi="Mangal" w:cs="Times New Roman"/>
+                <w:sz w:val="32"/>
+                <w:szCs w:val="32"/>
+                <w:lang w:eastAsia="zh-HK"/>
+              </w:rPr>
+            </w:pPr>
+            <w:r>
+              <w:rPr>
+                <w:rFonts w:ascii="Mangal" w:eastAsia="PMingLiU" w:hAnsi="Mangal" w:cs="Times New Roman"/>
+                <w:sz w:val="32"/>
+                <w:szCs w:val="32"/>
+                <w:lang w:eastAsia="zh-HK"/>
+              </w:rPr>
+              <w:t xml:space="preserve">(छ)</w:t>
+            </w:r>
+          </w:p>
+        </w:tc>
+        <w:tc>
+          <w:tcPr>
+            <w:tcW w:w="3000" w:type="dxa"/>
+          </w:tcPr>
+          <w:p>
+            <w:pPr>
+              <w:spacing w:after="0" w:line="240" w:lineRule="auto"/>
+              <w:rPr>
+                <w:rFonts w:ascii="Mangal" w:eastAsia="PMingLiU" w:hAnsi="Mangal" w:cs="Times New Roman"/>
+                <w:sz w:val="32"/>
+                <w:szCs w:val="32"/>
+                <w:lang w:eastAsia="zh-HK"/>
+              </w:rPr>
+            </w:pPr>
+            <w:r>
+              <w:rPr>
+                <w:rFonts w:ascii="Mangal" w:eastAsia="PMingLiU" w:hAnsi="Mangal" w:cs="Times New Roman"/>
+                <w:sz w:val="32"/>
+                <w:szCs w:val="32"/>
+                <w:lang w:eastAsia="zh-HK"/>
+              </w:rPr>
+              <w:t xml:space="preserve">छैन ।</w:t>
+            </w:r>
+          </w:p>
+        </w:tc>
+      </w:tr>
+      <w:tr>
+        <w:trPr>
+          <w:trHeight w:val="710"/>
+        </w:trPr>
+        <w:tc>
+          <w:tcPr>
+            <w:tcW w:w="610" w:type="dxa"/>
+          </w:tcPr>
+          <w:p>
+            <w:pPr>
+              <w:spacing w:after="0" w:line="240" w:lineRule="auto"/>
+              <w:rPr>
+                <w:rFonts w:ascii="Mangal" w:eastAsia="PMingLiU" w:hAnsi="Mangal" w:cs="Times New Roman"/>
+                <w:sz w:val="32"/>
+                <w:szCs w:val="32"/>
+                <w:lang w:eastAsia="zh-HK"/>
+              </w:rPr>
+            </w:pPr>
+            <w:r>
+              <w:rPr>
+                <w:rFonts w:ascii="Mangal" w:eastAsia="PMingLiU" w:hAnsi="Mangal" w:cs="Times New Roman"/>
+                <w:sz w:val="32"/>
+                <w:szCs w:val="32"/>
+                <w:lang w:eastAsia="zh-HK"/>
+              </w:rPr>
+              <w:t xml:space="preserve">(ज)</w:t>
+            </w:r>
+          </w:p>
+        </w:tc>
+        <w:tc>
+          <w:tcPr>
+            <w:tcW w:w="4310" w:type="dxa"/>
+          </w:tcPr>
+          <w:p>
+            <w:pPr>
+              <w:spacing w:after="0" w:line="240" w:lineRule="auto"/>
+              <w:rPr>
+                <w:rFonts w:ascii="Mangal" w:eastAsia="PMingLiU" w:hAnsi="Mangal" w:cs="Times New Roman"/>
+                <w:sz w:val="32"/>
+                <w:szCs w:val="32"/>
+                <w:lang w:eastAsia="zh-HK"/>
+              </w:rPr>
+            </w:pPr>
+            <w:r>
+              <w:rPr>
+                <w:rFonts w:ascii="Mangal" w:eastAsia="PMingLiU" w:hAnsi="Mangal" w:cs="Times New Roman"/>
+                <w:sz w:val="32"/>
+                <w:szCs w:val="32"/>
+                <w:lang w:eastAsia="zh-HK"/>
+              </w:rPr>
+              <w:t xml:space="preserve">कुनै शेयर जफत गरिएकोमा त्यस्तो शेयरको जम्मा संख्या, जफत भएको कारण र मिति</w:t>
+            </w:r>
+          </w:p>
+          <w:p>
+            <w:pPr>
+              <w:spacing w:after="0" w:line="240" w:lineRule="auto"/>
+              <w:rPr>
+                <w:rFonts w:ascii="Mangal" w:eastAsia="PMingLiU" w:hAnsi="Mangal" w:cs="Times New Roman"/>
+                <w:sz w:val="32"/>
+                <w:szCs w:val="32"/>
+                <w:lang w:eastAsia="zh-HK"/>
+              </w:rPr>
+            </w:pPr>
+          </w:p>
+        </w:tc>
+        <w:tc>
+          <w:tcPr>
+            <w:tcW w:w="960" w:type="dxa"/>
+          </w:tcPr>
+          <w:p>
+            <w:pPr>
+              <w:spacing w:after="0" w:line="240" w:lineRule="auto"/>
+              <w:rPr>
+                <w:rFonts w:ascii="Mangal" w:eastAsia="PMingLiU" w:hAnsi="Mangal" w:cs="Times New Roman"/>
+                <w:sz w:val="32"/>
+                <w:szCs w:val="32"/>
+                <w:lang w:eastAsia="zh-HK"/>
+              </w:rPr>
+            </w:pPr>
+            <w:r>
+              <w:rPr>
+                <w:rFonts w:ascii="Mangal" w:eastAsia="PMingLiU" w:hAnsi="Mangal" w:cs="Times New Roman"/>
+                <w:sz w:val="32"/>
+                <w:szCs w:val="32"/>
+                <w:lang w:eastAsia="zh-HK"/>
+              </w:rPr>
+              <w:t xml:space="preserve">(ज)</w:t>
+            </w:r>
+          </w:p>
+        </w:tc>
+        <w:tc>
+          <w:tcPr>
+            <w:tcW w:w="3000" w:type="dxa"/>
+          </w:tcPr>
+          <w:p>
+            <w:pPr>
+              <w:spacing w:after="0" w:line="240" w:lineRule="auto"/>
+              <w:rPr>
+                <w:rFonts w:ascii="Mangal" w:eastAsia="PMingLiU" w:hAnsi="Mangal" w:cs="Times New Roman"/>
+                <w:sz w:val="32"/>
+                <w:szCs w:val="32"/>
+                <w:lang w:eastAsia="zh-HK"/>
+              </w:rPr>
+            </w:pPr>
+            <w:r>
+              <w:rPr>
+                <w:rFonts w:ascii="Mangal" w:eastAsia="PMingLiU" w:hAnsi="Mangal" w:cs="Times New Roman"/>
+                <w:sz w:val="32"/>
+                <w:szCs w:val="32"/>
+                <w:lang w:eastAsia="zh-HK"/>
+              </w:rPr>
+              <w:t xml:space="preserve">छैन ।</w:t>
+            </w:r>
+          </w:p>
+        </w:tc>
+      </w:tr>
+      <w:tr>
+        <w:trPr>
+          <w:trHeight w:val="259"/>
+        </w:trPr>
+        <w:tc>
+          <w:tcPr>
+            <w:tcW w:w="610" w:type="dxa"/>
+          </w:tcPr>
+          <w:p>
+            <w:pPr>
+              <w:spacing w:after="0" w:line="240" w:lineRule="auto"/>
+              <w:rPr>
+                <w:rFonts w:ascii="Mangal" w:eastAsia="PMingLiU" w:hAnsi="Mangal" w:cs="Times New Roman"/>
+                <w:sz w:val="32"/>
+                <w:szCs w:val="32"/>
+                <w:lang w:eastAsia="zh-HK"/>
+              </w:rPr>
+            </w:pPr>
+            <w:r>
+              <w:rPr>
+                <w:rFonts w:ascii="Mangal" w:eastAsia="PMingLiU" w:hAnsi="Mangal" w:cs="Times New Roman"/>
+                <w:sz w:val="32"/>
+                <w:szCs w:val="32"/>
+                <w:lang w:eastAsia="zh-HK"/>
+              </w:rPr>
+              <w:t xml:space="preserve">(झ)</w:t>
+            </w:r>
+          </w:p>
+        </w:tc>
+        <w:tc>
+          <w:tcPr>
+            <w:tcW w:w="4310" w:type="dxa"/>
+          </w:tcPr>
+          <w:p>
+            <w:pPr>
+              <w:spacing w:after="0" w:line="240" w:lineRule="auto"/>
+              <w:rPr>
+                <w:rFonts w:ascii="Mangal" w:eastAsia="PMingLiU" w:hAnsi="Mangal" w:cs="Times New Roman"/>
+                <w:sz w:val="32"/>
+                <w:szCs w:val="32"/>
+                <w:lang w:eastAsia="zh-HK"/>
+              </w:rPr>
+            </w:pPr>
+            <w:r>
+              <w:rPr>
+                <w:rFonts w:ascii="Mangal" w:eastAsia="PMingLiU" w:hAnsi="Mangal" w:cs="Times New Roman"/>
+                <w:sz w:val="32"/>
+                <w:szCs w:val="32"/>
+                <w:lang w:eastAsia="zh-HK"/>
+              </w:rPr>
+              <w:t xml:space="preserve">बैंक, वित्तीय संस्था वा अन्य कुनै व्यक्तिबाट लिएको ऋण वा कम्पनीले दिएको जमानत</w:t>
+            </w:r>
+          </w:p>
+        </w:tc>
+        <w:tc>
+          <w:tcPr>
+            <w:tcW w:w="960" w:type="dxa"/>
+          </w:tcPr>
+          <w:p>
+            <w:pPr>
+              <w:spacing w:after="0" w:line="240" w:lineRule="auto"/>
+              <w:rPr>
+                <w:rFonts w:ascii="Mangal" w:eastAsia="PMingLiU" w:hAnsi="Mangal" w:cs="Times New Roman"/>
+                <w:sz w:val="32"/>
+                <w:szCs w:val="32"/>
+                <w:lang w:eastAsia="zh-HK"/>
+              </w:rPr>
+            </w:pPr>
+            <w:r>
+              <w:rPr>
+                <w:rFonts w:ascii="Mangal" w:eastAsia="PMingLiU" w:hAnsi="Mangal" w:cs="Times New Roman"/>
+                <w:sz w:val="32"/>
+                <w:szCs w:val="32"/>
+                <w:lang w:eastAsia="zh-HK"/>
+              </w:rPr>
+              <w:t xml:space="preserve">(झ)</w:t>
+            </w:r>
+          </w:p>
+        </w:tc>
+        <w:tc>
+          <w:tcPr>
+            <w:tcW w:w="3000" w:type="dxa"/>
+          </w:tcPr>
+          <w:p>
+            <w:pPr>
+              <w:spacing w:after="0" w:line="240" w:lineRule="auto"/>
+              <w:rPr>
+                <w:rFonts w:ascii="Mangal" w:eastAsia="PMingLiU" w:hAnsi="Mangal" w:cs="Times New Roman"/>
+                <w:sz w:val="32"/>
+                <w:szCs w:val="32"/>
+                <w:lang w:eastAsia="zh-HK"/>
+              </w:rPr>
+            </w:pPr>
+            <w:r>
+              <w:rPr>
+                <w:rFonts w:ascii="Mangal" w:eastAsia="PMingLiU" w:hAnsi="Mangal" w:cs="Times New Roman"/>
+                <w:sz w:val="32"/>
+                <w:szCs w:val="32"/>
+                <w:lang w:eastAsia="zh-HK"/>
+              </w:rPr>
+              <w:t xml:space="preserve">आय व्यय विवरणमा उल्लेख भए बमोजिम</w:t>
+            </w:r>
+          </w:p>
+        </w:tc>
+      </w:tr>
+      <w:tr>
+        <w:trPr>
+          <w:trHeight w:val="259"/>
+        </w:trPr>
+        <w:tc>
+          <w:tcPr>
+            <w:tcW w:w="610" w:type="dxa"/>
+          </w:tcPr>
+          <w:p>
+            <w:pPr>
+              <w:spacing w:after="0" w:line="240" w:lineRule="auto"/>
+              <w:rPr>
+                <w:rFonts w:ascii="Mangal" w:eastAsia="PMingLiU" w:hAnsi="Mangal" w:cs="Times New Roman"/>
+                <w:sz w:val="28"/>
+                <w:szCs w:val="28"/>
+                <w:lang w:eastAsia="zh-HK"/>
+              </w:rPr>
+            </w:pPr>
+            <w:r>
+              <w:rPr>
+                <w:rFonts w:ascii="Mangal" w:eastAsia="PMingLiU" w:hAnsi="Mangal" w:cs="Times New Roman"/>
+                <w:sz w:val="28"/>
+                <w:szCs w:val="28"/>
+                <w:lang w:eastAsia="zh-HK"/>
+              </w:rPr>
+              <w:t xml:space="preserve">(झ)१</w:t>
+            </w:r>
+          </w:p>
+        </w:tc>
+        <w:tc>
+          <w:tcPr>
+            <w:tcW w:w="4310" w:type="dxa"/>
+          </w:tcPr>
+          <w:p>
+            <w:pPr>
+              <w:spacing w:after="0" w:line="240" w:lineRule="auto"/>
+              <w:rPr>
+                <w:rFonts w:ascii="Mangal" w:eastAsia="PMingLiU" w:hAnsi="Mangal" w:cs="Times New Roman"/>
+                <w:sz w:val="28"/>
+                <w:szCs w:val="28"/>
+                <w:lang w:eastAsia="zh-HK"/>
+              </w:rPr>
+            </w:pPr>
+            <w:r>
+              <w:rPr>
+                <w:rFonts w:ascii="Mangal" w:eastAsia="SimSun" w:hAnsi="Mangal" w:cs="Times New Roman"/>
+                <w:sz w:val="28"/>
+                <w:szCs w:val="28"/>
+                <w:lang w:eastAsia="zh-CN"/>
+              </w:rPr>
+              <w:t xml:space="preserve">अन्य कम्पनीको शेयर वा डिवेञ्चरमा लगानी गरेको भए त्यस्तो कम्पनीको नाम र दर्ता नं. तथा शेयर वा डिवेञ्चरमा गरेको लगानी रकम</w:t>
+            </w:r>
+          </w:p>
+        </w:tc>
+        <w:tc>
+          <w:tcPr>
+            <w:tcW w:w="960" w:type="dxa"/>
+          </w:tcPr>
+          <w:p>
+            <w:pPr>
+              <w:spacing w:after="0" w:line="240" w:lineRule="auto"/>
+              <w:rPr>
+                <w:rFonts w:ascii="Mangal" w:eastAsia="PMingLiU" w:hAnsi="Mangal" w:cs="Times New Roman"/>
+                <w:sz w:val="28"/>
+                <w:szCs w:val="28"/>
+                <w:lang w:eastAsia="zh-HK"/>
+              </w:rPr>
+            </w:pPr>
+            <w:r>
+              <w:rPr>
+                <w:rFonts w:ascii="Mangal" w:eastAsia="PMingLiU" w:hAnsi="Mangal" w:cs="Times New Roman"/>
+                <w:sz w:val="28"/>
+                <w:szCs w:val="28"/>
+                <w:lang w:eastAsia="zh-HK"/>
+              </w:rPr>
+              <w:t xml:space="preserve">(झ)</w:t>
+            </w:r>
+          </w:p>
+        </w:tc>
+        <w:tc>
+          <w:tcPr>
+            <w:tcW w:w="3000" w:type="dxa"/>
+          </w:tcPr>
+          <w:p>
+            <w:pPr>
+              <w:spacing w:after="0" w:line="240" w:lineRule="auto"/>
+              <w:rPr>
+                <w:rFonts w:ascii="Mangal" w:eastAsia="PMingLiU" w:hAnsi="Mangal" w:cs="Times New Roman"/>
+                <w:sz w:val="28"/>
+                <w:szCs w:val="28"/>
+                <w:lang w:eastAsia="zh-HK"/>
+              </w:rPr>
+            </w:pPr>
+            <w:r>
+              <w:rPr>
+                <w:rFonts w:ascii="Mangal" w:eastAsia="PMingLiU" w:hAnsi="Mangal" w:cs="Times New Roman"/>
+                <w:sz w:val="28"/>
+                <w:szCs w:val="28"/>
+                <w:lang w:eastAsia="zh-HK"/>
+              </w:rPr>
+              <w:t xml:space="preserve">छैन ।</w:t>
+            </w:r>
+          </w:p>
+        </w:tc>
+      </w:tr>
+      <w:tr>
+        <w:trPr>
+          <w:trHeight w:val="259"/>
+        </w:trPr>
+        <w:tc>
+          <w:tcPr>
+            <w:tcW w:w="610" w:type="dxa"/>
+          </w:tcPr>
+          <w:p>
+            <w:pPr>
+              <w:spacing w:after="0" w:line="240" w:lineRule="auto"/>
+              <w:rPr>
+                <w:rFonts w:ascii="Mangal" w:eastAsia="PMingLiU" w:hAnsi="Mangal" w:cs="Times New Roman"/>
+                <w:sz w:val="32"/>
+                <w:szCs w:val="32"/>
+                <w:lang w:eastAsia="zh-HK"/>
+              </w:rPr>
+            </w:pPr>
+            <w:r>
+              <w:rPr>
+                <w:rFonts w:ascii="Mangal" w:eastAsia="PMingLiU" w:hAnsi="Mangal" w:cs="Times New Roman"/>
+                <w:sz w:val="32"/>
+                <w:szCs w:val="32"/>
+                <w:lang w:eastAsia="zh-HK"/>
+              </w:rPr>
+              <w:t xml:space="preserve">(ञ)</w:t>
+            </w:r>
+          </w:p>
+        </w:tc>
+        <w:tc>
+          <w:tcPr>
+            <w:tcW w:w="4310" w:type="dxa"/>
+          </w:tcPr>
+          <w:p>
+            <w:pPr>
+              <w:spacing w:after="0" w:line="240" w:lineRule="auto"/>
+              <w:rPr>
+                <w:rFonts w:ascii="Mangal" w:eastAsia="PMingLiU" w:hAnsi="Mangal" w:cs="Times New Roman"/>
+                <w:sz w:val="32"/>
+                <w:szCs w:val="32"/>
+                <w:lang w:eastAsia="zh-HK"/>
+              </w:rPr>
+            </w:pPr>
+            <w:r>
+              <w:rPr>
+                <w:rFonts w:ascii="Mangal" w:eastAsia="PMingLiU" w:hAnsi="Mangal" w:cs="Times New Roman"/>
+                <w:sz w:val="32"/>
+                <w:szCs w:val="32"/>
+                <w:lang w:eastAsia="zh-HK"/>
+              </w:rPr>
+              <w:t xml:space="preserve">बहालवाला सञ्चालकको नाम र ठेगाना</w:t>
+            </w:r>
+          </w:p>
+        </w:tc>
+        <w:tc>
+          <w:tcPr>
+            <w:tcW w:w="960" w:type="dxa"/>
+          </w:tcPr>
+          <w:p>
+            <w:pPr>
+              <w:spacing w:after="0" w:line="240" w:lineRule="auto"/>
+              <w:rPr>
+                <w:rFonts w:ascii="Mangal" w:eastAsia="PMingLiU" w:hAnsi="Mangal" w:cs="Times New Roman"/>
+                <w:sz w:val="32"/>
+                <w:szCs w:val="32"/>
+                <w:lang w:eastAsia="zh-HK"/>
+              </w:rPr>
+            </w:pPr>
+            <w:r>
+              <w:rPr>
+                <w:rFonts w:ascii="Mangal" w:eastAsia="PMingLiU" w:hAnsi="Mangal" w:cs="Times New Roman"/>
+                <w:sz w:val="32"/>
+                <w:szCs w:val="32"/>
+                <w:lang w:eastAsia="zh-HK"/>
+              </w:rPr>
+              <w:t xml:space="preserve">(ञ) </w:t>
+            </w:r>
+          </w:p>
+        </w:tc>
+        <w:tc>
+          <w:tcPr>
+            <w:tcW w:w="3000" w:type="dxa"/>
+          </w:tcPr>
+          <w:p>
+            <w:pPr>
+              <w:tabs>
+                <w:tab w:val="left" w:pos="720"/>
+              </w:tabs>
+              <w:spacing w:after="0" w:line="360" w:lineRule="auto"/>
+              <w:jc w:val="both"/>
+              <w:rPr>
+                <w:rFonts w:ascii="Mangal" w:eastAsia="SimSun" w:hAnsi="Mangal" w:cs="Times New Roman"/>
+                <w:color w:val="000000" w:themeColor="text1"/>
+                <w:sz w:val="32"/>
+                <w:szCs w:val="32"/>
+                <w:lang w:eastAsia="zh-CN"/>
+              </w:rPr>
+            </w:pPr>
+            <w:r>
+              <w:rPr>
+                <w:rFonts w:ascii="Mangal" w:eastAsia="SimSun" w:hAnsi="Mangal" w:cs="Times New Roman"/>
+                <w:color w:val="000000" w:themeColor="text1"/>
+                <w:sz w:val="32"/>
+                <w:szCs w:val="32"/>
+                <w:lang w:eastAsia="zh-CN"/>
+              </w:rPr>
+              <w:t xml:space="preserve">शेयर लगत अनुसार</w:t>
+            </w:r>
+          </w:p>
+        </w:tc>
+      </w:tr>
+    </w:tbl>
     <w:p>
       <w:pPr>
         <w:tabs>
@@ -2878,11 +2722,10 @@
       </w:pPr>
       <w:r>
         <w:rPr>
-          <w:rFonts w:ascii="Mangal" w:eastAsia="SimSun" w:hAnsi="Mangal" w:cs="Times New Roman"/>
-          <w:color w:val="000000" w:themeColor="text1"/>
-          <w:sz w:val="30"/>
-          <w:szCs w:val="30"/>
-          <w:lang w:eastAsia="zh-CN"/>
+          <w:rFonts w:ascii="Mangal" w:eastAsia="PMingLiU" w:hAnsi="Mangal" w:cs="Times New Roman"/>
+          <w:sz w:val="30"/>
+          <w:szCs w:val="30"/>
+          <w:lang w:eastAsia="zh-HK"/>
         </w:rPr>
         <w:t xml:space="preserve">                                                             ..............................</w:t>
       </w:r>
@@ -2902,12 +2745,10 @@
       </w:pPr>
       <w:r>
         <w:rPr>
-          <w:rFonts w:ascii="Mangal" w:eastAsia="SimSun" w:hAnsi="Mangal" w:cs="Times New Roman"/>
-          <w:sz w:val="32"/>
-          <w:szCs w:val="32"/>
-          <w:lang w:eastAsia="zh-CN"/>
-        </w:rPr>
-        <w:t xml:space="preserve">{{chairmanName}}</w:t>
+          <w:rFonts w:ascii="Mangal" w:hAnsi="Mangal"/>
+          <w:sz w:val="32"/>
+        </w:rPr>
+        <w:t xml:space="preserve">                                                                        {{chairmanName}}                          </w:t>
       </w:r>
     </w:p>
     <w:p>
@@ -2928,7 +2769,6 @@
       <w:r>
         <w:rPr>
           <w:rFonts w:ascii="Mangal" w:eastAsia="SimSun" w:hAnsi="Mangal" w:cs="Times New Roman"/>
-          <w:color w:val="000000" w:themeColor="text1"/>
           <w:sz w:val="32"/>
           <w:szCs w:val="32"/>
           <w:lang w:eastAsia="zh-CN"/>
@@ -2938,7 +2778,17 @@
     </w:p>
     <w:p>
       <w:pPr>
+        <w:pStyle w:val="BmPageStart"/>
         <w:jc w:val="center"/>
+        <w:rPr>
+          <w:rFonts w:ascii="Mangal" w:hAnsi="Mangal"/>
+          <w:b/>
+          <w:bCs/>
+          <w:sz w:val="40"/>
+          <w:szCs w:val="40"/>
+        </w:rPr>
+      </w:pPr>
+      <w:r>
         <w:rPr>
           <w:rFonts w:ascii="Mangal" w:hAnsi="Mangal"/>
           <w:b/>
@@ -2946,30 +2796,8 @@
           <w:sz w:val="48"/>
           <w:szCs w:val="44"/>
         </w:rPr>
-      </w:pPr>
-    </w:p>
-    <w:p>
-      <w:pPr>
-        <w:rPr>
-          <w:rFonts w:ascii="Mangal" w:hAnsi="Mangal"/>
-          <w:b/>
-          <w:color w:val="000000"/>
-          <w:sz w:val="48"/>
-          <w:szCs w:val="44"/>
-        </w:rPr>
-      </w:pPr>
-    </w:p>
-    <w:p>
-      <w:pPr>
-        <w:jc w:val="center"/>
-        <w:rPr>
-          <w:rFonts w:ascii="Mangal" w:hAnsi="Mangal"/>
-          <w:b/>
-          <w:color w:val="000000"/>
-          <w:sz w:val="48"/>
-          <w:szCs w:val="44"/>
-        </w:rPr>
-      </w:pPr>
+        <w:t xml:space="preserve">{{companyName}}</w:t>
+      </w:r>
     </w:p>
     <w:p>
       <w:pPr>
@@ -2984,13 +2812,11 @@
       </w:pPr>
       <w:r>
         <w:rPr>
-          <w:b/>
-          <w:bCs/>
-          <w:rFonts w:ascii="Mangal" w:hAnsi="Mangal"/>
-          <w:sz w:val="40"/>
-          <w:szCs w:val="40"/>
-        </w:rPr>
-        <w:t xml:space="preserve">{{companyName}}</w:t>
+          <w:rFonts w:ascii="Mangal" w:hAnsi="Mangal"/>
+          <w:sz w:val="32"/>
+          <w:szCs w:val="32"/>
+        </w:rPr>
+        <w:t xml:space="preserve">दर्ता नं. {{registrationNumber}}</w:t>
       </w:r>
     </w:p>
     <w:p>
@@ -3004,26 +2830,6 @@
           <w:szCs w:val="40"/>
         </w:rPr>
       </w:pPr>
-      <w:r>
-        <w:rPr>
-          <w:rFonts w:ascii="Mangal" w:hAnsi="Mangal"/>
-          <w:sz w:val="40"/>
-          <w:szCs w:val="40"/>
-        </w:rPr>
-        <w:t xml:space="preserve">{{registrationNumber}}</w:t>
-      </w:r>
-    </w:p>
-    <w:p>
-      <w:pPr>
-        <w:jc w:val="center"/>
-        <w:rPr>
-          <w:rFonts w:ascii="Mangal" w:hAnsi="Mangal"/>
-          <w:b/>
-          <w:bCs/>
-          <w:sz w:val="40"/>
-          <w:szCs w:val="40"/>
-        </w:rPr>
-      </w:pPr>
     </w:p>
     <w:p>
       <w:pPr>
@@ -3042,15 +2848,11 @@
           <w:sz w:val="32"/>
           <w:szCs w:val="32"/>
         </w:rPr>
-        <w:t xml:space="preserve">मितिः– </w:t>
-      </w:r>
-      <w:r>
-        <w:rPr>
-          <w:rFonts w:ascii="Mangal" w:hAnsi="Mangal"/>
-          <w:sz w:val="32"/>
-          <w:szCs w:val="32"/>
-        </w:rPr>
-        <w:t xml:space="preserve">{{letterDate}}</w:t>
+        <w:tab/>
+        <w:tab/>
+        <w:tab/>
+        <w:tab/>
+        <w:t xml:space="preserve">मितिः– {{letterDate}}</w:t>
       </w:r>
     </w:p>
     <w:p>
@@ -3155,39 +2957,7 @@
           <w:sz w:val="32"/>
           <w:szCs w:val="32"/>
         </w:rPr>
-        <w:t xml:space="preserve">उपरोक्त सम्बन्धमा यस प्रा. लि. को आ. ब. </w:t>
-      </w:r>
-      <w:r>
-        <w:rPr>
-          <w:rFonts w:ascii="Mangal" w:hAnsi="Mangal"/>
-          <w:sz w:val="32"/>
-          <w:szCs w:val="32"/>
-        </w:rPr>
-        <w:t xml:space="preserve">{{nextFiscalYear}}</w:t>
-      </w:r>
-      <w:r>
-        <w:rPr>
-          <w:rFonts w:ascii="Mangal" w:hAnsi="Mangal"/>
-          <w:sz w:val="32"/>
-          <w:szCs w:val="32"/>
-        </w:rPr>
-        <w:t xml:space="preserve"> को लेखापरीक्षण कार्यका निमित्त </w:t>
-      </w:r>
-      <w:r>
-        <w:rPr>
-          <w:rFonts w:ascii="Mangal" w:hAnsi="Mangal"/>
-          <w:sz w:val="32"/>
-          <w:szCs w:val="32"/>
-        </w:rPr>
-        <w:t xml:space="preserve">{{auditorName}}</w:t>
-      </w:r>
-      <w:r>
-        <w:rPr>
-          <w:rFonts w:ascii="Mangal" w:hAnsi="Mangal"/>
-          <w:sz w:val="32"/>
-          <w:szCs w:val="32"/>
-        </w:rPr>
-        <w:t xml:space="preserve"> लाई नियुक्ति गरिएको र पारिश्रमिक संचालक समिति र लेखापरीक्षकको आपसी सहमतीबाट कायम हुनेगरी पारिश्रमिक निर्धारण गरिएको यस पत्रका साथ निवेदन गर्न चाहान्छु ।</w:t>
+        <w:t xml:space="preserve">उपरोक्त सम्बन्धमा यस प्रा. लि को आ. ब. {{nextFiscalYear}} को लेखापरीक्षण कार्यका निमित्त {{auditorName}} लाई  नियुक्ति गरीएको र पारिश्रमिक सञ्चालक समिति र लेखापरीक्षकको आपसी सहमती बाट कायम हुनेगरी पारिश्रमिक निर्धारण गरीएको यस पत्रका साथ निवेदन गर्न चाहान्छु । </w:t>
       </w:r>
     </w:p>
     <w:p>
@@ -3219,9 +2989,17 @@
           <w:rFonts w:ascii="Mangal" w:hAnsi="Mangal"/>
           <w:sz w:val="32"/>
           <w:szCs w:val="32"/>
+        </w:rPr>
+        <w:t xml:space="preserve">                                                                       </w:t>
+      </w:r>
+      <w:r>
+        <w:rPr>
+          <w:rFonts w:ascii="Mangal" w:hAnsi="Mangal"/>
+          <w:sz w:val="32"/>
+          <w:szCs w:val="32"/>
           <w:u w:val="single"/>
         </w:rPr>
-        <w:t xml:space="preserve">                                                                       निवेदक</w:t>
+        <w:t xml:space="preserve">निवेदक</w:t>
       </w:r>
     </w:p>
     <w:p>
@@ -3239,7 +3017,7 @@
           <w:sz w:val="32"/>
           <w:szCs w:val="32"/>
         </w:rPr>
-        <w:t xml:space="preserve">{{chairmanName}}</w:t>
+        <w:t xml:space="preserve">                                                           {{chairmanName}}                          </w:t>
       </w:r>
     </w:p>
     <w:p>
@@ -3259,7 +3037,6 @@
           <w:rFonts w:ascii="Mangal" w:hAnsi="Mangal"/>
           <w:sz w:val="32"/>
           <w:szCs w:val="32"/>
-          <w:u w:val="single"/>
         </w:rPr>
         <w:tab/>
         <w:tab/>
@@ -3366,36 +3143,22 @@
           <w:sz w:val="32"/>
           <w:szCs w:val="32"/>
         </w:rPr>
-        <w:t xml:space="preserve">बोधार्थ ः </w:t>
-      </w:r>
-      <w:r>
-        <w:rPr>
-          <w:rFonts w:ascii="Mangal" w:hAnsi="Mangal"/>
-          <w:sz w:val="32"/>
-          <w:szCs w:val="32"/>
-        </w:rPr>
-        <w:t xml:space="preserve">{{auditorName}}</w:t>
-      </w:r>
-      <w:r>
-        <w:rPr>
-          <w:rFonts w:ascii="Mangal" w:hAnsi="Mangal"/>
-          <w:sz w:val="32"/>
-          <w:szCs w:val="32"/>
-        </w:rPr>
-        <w:t xml:space="preserve">, </w:t>
-      </w:r>
-      <w:r>
-        <w:rPr>
-          <w:rFonts w:ascii="Mangal" w:hAnsi="Mangal"/>
-          <w:sz w:val="32"/>
-          <w:szCs w:val="32"/>
-        </w:rPr>
-        <w:t xml:space="preserve">{{auditorAddress}}</w:t>
-      </w:r>
-    </w:p>
-    <w:p>
-      <w:pPr>
+        <w:t xml:space="preserve">बोधार्थ ः {{auditorName}}, {{auditorAddress}}</w:t>
+      </w:r>
+    </w:p>
+    <w:p>
+      <w:pPr>
+        <w:pStyle w:val="BmPageStart"/>
         <w:jc w:val="center"/>
+        <w:rPr>
+          <w:rFonts w:ascii="Mangal" w:hAnsi="Mangal"/>
+          <w:b/>
+          <w:bCs/>
+          <w:sz w:val="40"/>
+          <w:szCs w:val="40"/>
+        </w:rPr>
+      </w:pPr>
+      <w:r>
         <w:rPr>
           <w:rFonts w:ascii="Mangal" w:hAnsi="Mangal"/>
           <w:b/>
@@ -3403,7 +3166,8 @@
           <w:sz w:val="48"/>
           <w:szCs w:val="44"/>
         </w:rPr>
-      </w:pPr>
+        <w:t xml:space="preserve">{{companyName}}</w:t>
+      </w:r>
     </w:p>
     <w:p>
       <w:pPr>
@@ -3418,13 +3182,11 @@
       </w:pPr>
       <w:r>
         <w:rPr>
-          <w:b/>
-          <w:bCs/>
-          <w:rFonts w:ascii="Mangal" w:hAnsi="Mangal"/>
-          <w:sz w:val="40"/>
-          <w:szCs w:val="40"/>
-        </w:rPr>
-        <w:t xml:space="preserve">{{companyName}}</w:t>
+          <w:rFonts w:ascii="Mangal" w:hAnsi="Mangal"/>
+          <w:sz w:val="32"/>
+          <w:szCs w:val="32"/>
+        </w:rPr>
+        <w:t xml:space="preserve">दर्ता नं. {{registrationNumber}}</w:t>
       </w:r>
     </w:p>
     <w:p>
@@ -3438,17 +3200,382 @@
           <w:szCs w:val="40"/>
         </w:rPr>
       </w:pPr>
-      <w:r>
-        <w:rPr>
-          <w:rFonts w:ascii="Mangal" w:hAnsi="Mangal"/>
-          <w:sz w:val="40"/>
-          <w:szCs w:val="40"/>
-        </w:rPr>
-        <w:t xml:space="preserve">{{registrationNumber}}</w:t>
-      </w:r>
-    </w:p>
-    <w:p>
-      <w:pPr>
+    </w:p>
+    <w:p>
+      <w:pPr>
+        <w:tabs>
+          <w:tab w:val="left" w:pos="7035"/>
+        </w:tabs>
+        <w:rPr>
+          <w:rFonts w:ascii="Mangal" w:hAnsi="Mangal"/>
+          <w:sz w:val="32"/>
+          <w:szCs w:val="32"/>
+        </w:rPr>
+      </w:pPr>
+      <w:r>
+        <w:rPr>
+          <w:rFonts w:ascii="Mangal" w:hAnsi="Mangal"/>
+          <w:sz w:val="32"/>
+          <w:szCs w:val="32"/>
+        </w:rPr>
+        <w:tab/>
+        <w:t xml:space="preserve">मितिः– {{letterDate}}</w:t>
+      </w:r>
+    </w:p>
+    <w:p>
+      <w:pPr>
+        <w:rPr>
+          <w:rFonts w:ascii="Mangal" w:hAnsi="Mangal"/>
+          <w:sz w:val="32"/>
+          <w:szCs w:val="32"/>
+        </w:rPr>
+      </w:pPr>
+      <w:r>
+        <w:rPr>
+          <w:rFonts w:ascii="Mangal" w:hAnsi="Mangal"/>
+          <w:sz w:val="32"/>
+          <w:szCs w:val="32"/>
+        </w:rPr>
+        <w:t xml:space="preserve">श्रीमान् रजिष्टर ज्यू,</w:t>
+      </w:r>
+    </w:p>
+    <w:p>
+      <w:pPr>
+        <w:rPr>
+          <w:rFonts w:ascii="Mangal" w:hAnsi="Mangal"/>
+          <w:sz w:val="32"/>
+          <w:szCs w:val="32"/>
+        </w:rPr>
+      </w:pPr>
+      <w:r>
+        <w:rPr>
+          <w:rFonts w:ascii="Mangal" w:hAnsi="Mangal"/>
+          <w:sz w:val="32"/>
+          <w:szCs w:val="32"/>
+        </w:rPr>
+        <w:t xml:space="preserve">कम्पनी रजिष्टर कार्यालय</w:t>
+      </w:r>
+    </w:p>
+    <w:p>
+      <w:pPr>
+        <w:rPr>
+          <w:rFonts w:ascii="Mangal" w:hAnsi="Mangal"/>
+          <w:sz w:val="32"/>
+          <w:szCs w:val="32"/>
+        </w:rPr>
+      </w:pPr>
+      <w:r>
+        <w:rPr>
+          <w:rFonts w:ascii="Mangal" w:hAnsi="Mangal"/>
+          <w:sz w:val="32"/>
+          <w:szCs w:val="32"/>
+        </w:rPr>
+        <w:t xml:space="preserve">त्रिपुरेश्वर , काठमाडौं । </w:t>
+      </w:r>
+    </w:p>
+    <w:p>
+      <w:pPr>
+        <w:ind w:firstLine="720"/>
+        <w:rPr>
+          <w:rFonts w:ascii="Mangal" w:hAnsi="Mangal"/>
+          <w:sz w:val="32"/>
+          <w:szCs w:val="32"/>
+        </w:rPr>
+      </w:pPr>
+      <w:r>
+        <w:rPr>
+          <w:rFonts w:ascii="Mangal" w:hAnsi="Mangal"/>
+          <w:sz w:val="32"/>
+          <w:szCs w:val="32"/>
+        </w:rPr>
+        <w:t xml:space="preserve">                विषयः– वार्षिक विवरण  पेश गरेको बारे ।                 </w:t>
+      </w:r>
+    </w:p>
+    <w:p>
+      <w:pPr>
+        <w:ind w:firstLine="720"/>
+        <w:rPr>
+          <w:rFonts w:ascii="Mangal" w:hAnsi="Mangal"/>
+          <w:sz w:val="32"/>
+          <w:szCs w:val="32"/>
+        </w:rPr>
+      </w:pPr>
+      <w:r>
+        <w:rPr>
+          <w:rFonts w:ascii="Mangal" w:hAnsi="Mangal"/>
+          <w:sz w:val="32"/>
+          <w:szCs w:val="32"/>
+        </w:rPr>
+        <w:t xml:space="preserve">महोदय ,</w:t>
+      </w:r>
+    </w:p>
+    <w:p>
+      <w:pPr>
+        <w:jc w:val="both"/>
+        <w:rPr>
+          <w:rFonts w:ascii="Mangal" w:hAnsi="Mangal"/>
+          <w:sz w:val="32"/>
+          <w:szCs w:val="32"/>
+        </w:rPr>
+      </w:pPr>
+      <w:r>
+        <w:rPr>
+          <w:rFonts w:ascii="Mangal" w:hAnsi="Mangal"/>
+          <w:sz w:val="32"/>
+          <w:szCs w:val="32"/>
+        </w:rPr>
+        <w:t xml:space="preserve">उपरोक्त सम्बन्धमा यस प्रा.लि.को आ.ब. {{fiscalYear}} सालको त्यस कार्यालयमा पेश गर्नुपर्ने तपसिलका विवरणहरु पेश दाखीला गरेको छु , सो विवरण पेश दाखीला गरीपाउँ ।</w:t>
+      </w:r>
+    </w:p>
+    <w:p>
+      <w:pPr>
+        <w:jc w:val="center"/>
+        <w:rPr>
+          <w:rFonts w:ascii="Mangal" w:hAnsi="Mangal"/>
+          <w:sz w:val="32"/>
+          <w:szCs w:val="32"/>
+        </w:rPr>
+      </w:pPr>
+      <w:r>
+        <w:rPr>
+          <w:rFonts w:ascii="Mangal" w:hAnsi="Mangal" w:cs="Times New Roman"/>
+          <w:sz w:val="32"/>
+          <w:szCs w:val="32"/>
+        </w:rPr>
+        <w:t xml:space="preserve">तपसिल</w:t>
+      </w:r>
+    </w:p>
+    <w:p>
+      <w:pPr>
+        <w:ind w:firstLine="720"/>
+        <w:rPr>
+          <w:rFonts w:ascii="Mangal" w:hAnsi="Mangal"/>
+          <w:sz w:val="32"/>
+          <w:szCs w:val="32"/>
+        </w:rPr>
+      </w:pPr>
+      <w:r>
+        <w:rPr>
+          <w:rFonts w:ascii="Mangal" w:hAnsi="Mangal"/>
+          <w:sz w:val="32"/>
+          <w:szCs w:val="32"/>
+        </w:rPr>
+        <w:t xml:space="preserve">१. आ.ब. {{fiscalYear}} को लेखापरीक्षण प्रतिवेदन ।</w:t>
+      </w:r>
+    </w:p>
+    <w:p>
+      <w:pPr>
+        <w:ind w:firstLine="720"/>
+        <w:rPr>
+          <w:rFonts w:ascii="Mangal" w:hAnsi="Mangal"/>
+          <w:sz w:val="32"/>
+          <w:szCs w:val="32"/>
+        </w:rPr>
+      </w:pPr>
+      <w:r>
+        <w:rPr>
+          <w:rFonts w:ascii="Mangal" w:hAnsi="Mangal"/>
+          <w:sz w:val="32"/>
+          <w:szCs w:val="32"/>
+        </w:rPr>
+        <w:t xml:space="preserve">२. आ.ब. {{fiscalYear}} को वार्षिक साधारण सभाको निर्णयको प्रतिलिपि ।  </w:t>
+      </w:r>
+    </w:p>
+    <w:p>
+      <w:pPr>
+        <w:ind w:firstLine="720"/>
+        <w:rPr>
+          <w:rFonts w:ascii="Mangal" w:hAnsi="Mangal"/>
+          <w:bCs/>
+          <w:sz w:val="32"/>
+          <w:szCs w:val="32"/>
+        </w:rPr>
+      </w:pPr>
+      <w:r>
+        <w:rPr>
+          <w:rFonts w:ascii="Mangal" w:hAnsi="Mangal"/>
+          <w:sz w:val="32"/>
+          <w:szCs w:val="32"/>
+        </w:rPr>
+        <w:t xml:space="preserve">३. दफा ५१, को विवरण ।</w:t>
+      </w:r>
+    </w:p>
+    <w:p>
+      <w:pPr>
+        <w:ind w:firstLine="720"/>
+        <w:rPr>
+          <w:rFonts w:ascii="Mangal" w:hAnsi="Mangal"/>
+          <w:sz w:val="32"/>
+          <w:szCs w:val="32"/>
+        </w:rPr>
+      </w:pPr>
+      <w:r>
+        <w:rPr>
+          <w:rFonts w:ascii="Mangal" w:hAnsi="Mangal"/>
+          <w:bCs/>
+          <w:sz w:val="32"/>
+          <w:szCs w:val="32"/>
+        </w:rPr>
+        <w:t xml:space="preserve">४. आ.ब. {{nextFiscalYear}} को लेखापरीक्षक नियुक्ति । </w:t>
+      </w:r>
+    </w:p>
+    <w:p>
+      <w:r>
+        <w:t>{{#boardChanged}}</w:t>
+      </w:r>
+    </w:p>
+    <w:p>
+      <w:pPr>
+        <w:ind w:firstLine="720"/>
+        <w:rPr>
+          <w:rFonts w:ascii="Mangal" w:hAnsi="Mangal"/>
+          <w:sz w:val="32"/>
+          <w:szCs w:val="32"/>
+        </w:rPr>
+      </w:pPr>
+      <w:r>
+        <w:rPr>
+          <w:rFonts w:ascii="Mangal" w:hAnsi="Mangal"/>
+          <w:sz w:val="32"/>
+          <w:szCs w:val="32"/>
+        </w:rPr>
+        <w:t xml:space="preserve">५. संचालकको पुननियुक्ति सम्बन्धमा</w:t>
+      </w:r>
+    </w:p>
+    <w:p>
+      <w:r>
+        <w:t>{{/boardChanged}}</w:t>
+      </w:r>
+    </w:p>
+    <w:p>
+      <w:pPr>
+        <w:ind w:firstLine="720"/>
+        <w:rPr>
+          <w:rFonts w:ascii="Mangal" w:hAnsi="Mangal"/>
+          <w:sz w:val="32"/>
+          <w:szCs w:val="32"/>
+        </w:rPr>
+      </w:pPr>
+      <w:r>
+        <w:rPr>
+          <w:rFonts w:ascii="Mangal" w:hAnsi="Mangal"/>
+          <w:sz w:val="32"/>
+          <w:szCs w:val="32"/>
+        </w:rPr>
+        <w:t xml:space="preserve">६. दफा ९२, को विवरण ।</w:t>
+      </w:r>
+    </w:p>
+    <w:p>
+      <w:pPr>
+        <w:tabs>
+          <w:tab w:val="left" w:pos="1035"/>
+        </w:tabs>
+        <w:rPr>
+          <w:rFonts w:ascii="Mangal" w:hAnsi="Mangal"/>
+          <w:sz w:val="32"/>
+          <w:szCs w:val="32"/>
+        </w:rPr>
+      </w:pPr>
+    </w:p>
+    <w:p>
+      <w:pPr>
+        <w:tabs>
+          <w:tab w:val="left" w:pos="1035"/>
+        </w:tabs>
+        <w:rPr>
+          <w:rFonts w:ascii="Mangal" w:hAnsi="Mangal"/>
+          <w:sz w:val="32"/>
+          <w:szCs w:val="32"/>
+          <w:u w:val="single"/>
+        </w:rPr>
+      </w:pPr>
+      <w:r>
+        <w:rPr>
+          <w:rFonts w:ascii="Mangal" w:hAnsi="Mangal"/>
+          <w:sz w:val="32"/>
+          <w:szCs w:val="32"/>
+        </w:rPr>
+        <w:t xml:space="preserve"> </w:t>
+        <w:tab/>
+        <w:tab/>
+        <w:tab/>
+        <w:tab/>
+        <w:tab/>
+        <w:tab/>
+        <w:tab/>
+        <w:tab/>
+        <w:tab/>
+        <w:tab/>
+        <w:tab/>
+      </w:r>
+      <w:r>
+        <w:rPr>
+          <w:rFonts w:ascii="Mangal" w:hAnsi="Mangal"/>
+          <w:sz w:val="32"/>
+          <w:szCs w:val="32"/>
+          <w:u w:val="single"/>
+        </w:rPr>
+        <w:t xml:space="preserve">निवेदक</w:t>
+      </w:r>
+    </w:p>
+    <w:p>
+      <w:pPr>
+        <w:ind w:firstLine="720"/>
+        <w:rPr>
+          <w:rFonts w:ascii="Mangal" w:hAnsi="Mangal"/>
+          <w:sz w:val="32"/>
+          <w:szCs w:val="32"/>
+        </w:rPr>
+      </w:pPr>
+      <w:r>
+        <w:rPr>
+          <w:rFonts w:ascii="Mangal" w:hAnsi="Mangal"/>
+          <w:sz w:val="32"/>
+          <w:szCs w:val="32"/>
+        </w:rPr>
+        <w:tab/>
+        <w:tab/>
+        <w:tab/>
+        <w:tab/>
+        <w:tab/>
+        <w:tab/>
+        <w:tab/>
+        <w:tab/>
+        <w:tab/>
+        <w:t xml:space="preserve">     {{chairmanName}}                                                                                  </w:t>
+      </w:r>
+    </w:p>
+    <w:p>
+      <w:pPr>
+        <w:ind w:firstLine="720"/>
+        <w:rPr>
+          <w:rFonts w:ascii="Mangal" w:hAnsi="Mangal"/>
+          <w:sz w:val="32"/>
+          <w:szCs w:val="32"/>
+        </w:rPr>
+      </w:pPr>
+      <w:r>
+        <w:rPr>
+          <w:rFonts w:ascii="Mangal" w:hAnsi="Mangal"/>
+          <w:sz w:val="32"/>
+          <w:szCs w:val="32"/>
+        </w:rPr>
+        <w:tab/>
+        <w:tab/>
+        <w:tab/>
+        <w:tab/>
+        <w:tab/>
+        <w:tab/>
+        <w:tab/>
+        <w:tab/>
+        <w:tab/>
+        <w:tab/>
+        <w:t xml:space="preserve">अध्यक्ष </w:t>
+      </w:r>
+    </w:p>
+    <w:p>
+      <w:pPr>
+        <w:pStyle w:val="BmPageStart"/>
         <w:jc w:val="center"/>
         <w:rPr>
           <w:rFonts w:ascii="Mangal" w:hAnsi="Mangal"/>
@@ -3458,474 +3585,20 @@
           <w:szCs w:val="40"/>
         </w:rPr>
       </w:pPr>
-    </w:p>
-    <w:p>
-      <w:pPr>
-        <w:tabs>
-          <w:tab w:val="left" w:pos="7035"/>
-        </w:tabs>
-        <w:rPr>
-          <w:rFonts w:ascii="Mangal" w:hAnsi="Mangal"/>
-          <w:sz w:val="32"/>
-          <w:szCs w:val="32"/>
-        </w:rPr>
-      </w:pPr>
-      <w:r>
-        <w:rPr>
-          <w:rFonts w:ascii="Mangal" w:hAnsi="Mangal"/>
-          <w:sz w:val="32"/>
-          <w:szCs w:val="32"/>
-        </w:rPr>
-        <w:t xml:space="preserve">मितिः– </w:t>
-      </w:r>
-      <w:r>
-        <w:rPr>
-          <w:rFonts w:ascii="Mangal" w:hAnsi="Mangal"/>
-          <w:sz w:val="32"/>
-          <w:szCs w:val="32"/>
-        </w:rPr>
-        <w:t xml:space="preserve">{{letterDate}}</w:t>
-      </w:r>
-    </w:p>
-    <w:p>
-      <w:pPr>
-        <w:rPr>
-          <w:rFonts w:ascii="Mangal" w:hAnsi="Mangal"/>
-          <w:sz w:val="32"/>
-          <w:szCs w:val="32"/>
-        </w:rPr>
-      </w:pPr>
-      <w:r>
-        <w:rPr>
-          <w:rFonts w:ascii="Mangal" w:hAnsi="Mangal"/>
-          <w:sz w:val="32"/>
-          <w:szCs w:val="32"/>
-        </w:rPr>
-        <w:t xml:space="preserve">श्रीमान् रजिष्टर ज्यू,</w:t>
-      </w:r>
-    </w:p>
-    <w:p>
-      <w:pPr>
-        <w:rPr>
-          <w:rFonts w:ascii="Mangal" w:hAnsi="Mangal"/>
-          <w:sz w:val="32"/>
-          <w:szCs w:val="32"/>
-        </w:rPr>
-      </w:pPr>
-      <w:r>
-        <w:rPr>
-          <w:rFonts w:ascii="Mangal" w:hAnsi="Mangal"/>
-          <w:sz w:val="32"/>
-          <w:szCs w:val="32"/>
-        </w:rPr>
-        <w:t xml:space="preserve">कम्पनी रजिष्टर कार्यालय</w:t>
-      </w:r>
-    </w:p>
-    <w:p>
-      <w:pPr>
-        <w:rPr>
-          <w:rFonts w:ascii="Mangal" w:hAnsi="Mangal"/>
-          <w:sz w:val="32"/>
-          <w:szCs w:val="32"/>
-        </w:rPr>
-      </w:pPr>
-      <w:r>
-        <w:rPr>
-          <w:rFonts w:ascii="Mangal" w:hAnsi="Mangal"/>
-          <w:sz w:val="32"/>
-          <w:szCs w:val="32"/>
-        </w:rPr>
-        <w:t xml:space="preserve">त्रिपुरेश्वर , काठमाडौं । </w:t>
-      </w:r>
-    </w:p>
-    <w:p>
-      <w:pPr>
-        <w:ind w:firstLine="720"/>
-        <w:rPr>
-          <w:rFonts w:ascii="Mangal" w:hAnsi="Mangal"/>
-          <w:sz w:val="32"/>
-          <w:szCs w:val="32"/>
-        </w:rPr>
-      </w:pPr>
-      <w:r>
-        <w:rPr>
-          <w:rFonts w:ascii="Mangal" w:hAnsi="Mangal"/>
-          <w:sz w:val="32"/>
-          <w:szCs w:val="32"/>
-        </w:rPr>
-        <w:t xml:space="preserve">                विषयः– वार्षिक विवरण  पेश गरेको बारे ।                 </w:t>
-      </w:r>
-    </w:p>
-    <w:p>
-      <w:pPr>
-        <w:ind w:firstLine="720"/>
-        <w:rPr>
-          <w:rFonts w:ascii="Mangal" w:hAnsi="Mangal"/>
-          <w:sz w:val="32"/>
-          <w:szCs w:val="32"/>
-        </w:rPr>
-      </w:pPr>
-      <w:r>
-        <w:rPr>
-          <w:rFonts w:ascii="Mangal" w:hAnsi="Mangal"/>
-          <w:sz w:val="32"/>
-          <w:szCs w:val="32"/>
-        </w:rPr>
-        <w:t xml:space="preserve">महोदय ,</w:t>
-      </w:r>
-    </w:p>
-    <w:p>
-      <w:pPr>
-        <w:jc w:val="both"/>
-        <w:rPr>
-          <w:rFonts w:ascii="Mangal" w:hAnsi="Mangal"/>
-          <w:sz w:val="32"/>
-          <w:szCs w:val="32"/>
-        </w:rPr>
-      </w:pPr>
-      <w:r>
-        <w:rPr>
-          <w:rFonts w:ascii="Mangal" w:hAnsi="Mangal"/>
-          <w:sz w:val="32"/>
-          <w:szCs w:val="32"/>
-        </w:rPr>
-        <w:t xml:space="preserve">उपरोक्त सम्बन्धमा यस प्रा.लि.को आ.ब. </w:t>
-      </w:r>
-      <w:r>
-        <w:rPr>
-          <w:rFonts w:ascii="Mangal" w:hAnsi="Mangal"/>
-          <w:sz w:val="32"/>
-          <w:szCs w:val="32"/>
-        </w:rPr>
-        <w:t xml:space="preserve">{{fiscalYear}}</w:t>
-      </w:r>
-      <w:r>
-        <w:rPr>
-          <w:rFonts w:ascii="Mangal" w:hAnsi="Mangal"/>
-          <w:sz w:val="32"/>
-          <w:szCs w:val="32"/>
-        </w:rPr>
-        <w:t xml:space="preserve"> सालको त्यस कार्यालयमा पेश गर्नुपर्ने तपसिलका विवरणहरु पेश दाखिला गरेको छु, सो विवरण पेश दाखिला गरिपाउँ ।</w:t>
+      <w:r>
+        <w:rPr>
+          <w:rFonts w:ascii="Mangal" w:hAnsi="Mangal"/>
+          <w:b/>
+          <w:color w:val="000000"/>
+          <w:sz w:val="48"/>
+          <w:szCs w:val="44"/>
+        </w:rPr>
+        <w:t xml:space="preserve">{{companyName}}</w:t>
       </w:r>
     </w:p>
     <w:p>
       <w:pPr>
         <w:jc w:val="center"/>
-        <w:rPr>
-          <w:rFonts w:ascii="Mangal" w:hAnsi="Mangal"/>
-          <w:sz w:val="32"/>
-          <w:szCs w:val="32"/>
-        </w:rPr>
-      </w:pPr>
-      <w:r>
-        <w:rPr>
-          <w:rFonts w:ascii="Mangal" w:hAnsi="Mangal"/>
-          <w:sz w:val="32"/>
-          <w:szCs w:val="32"/>
-        </w:rPr>
-        <w:t xml:space="preserve">तपसिल</w:t>
-      </w:r>
-    </w:p>
-    <w:p>
-      <w:pPr>
-        <w:ind w:firstLine="720"/>
-        <w:rPr>
-          <w:rFonts w:ascii="Mangal" w:hAnsi="Mangal"/>
-          <w:sz w:val="32"/>
-          <w:szCs w:val="32"/>
-        </w:rPr>
-      </w:pPr>
-      <w:r>
-        <w:rPr>
-          <w:rFonts w:ascii="Mangal" w:hAnsi="Mangal"/>
-          <w:sz w:val="32"/>
-          <w:szCs w:val="32"/>
-        </w:rPr>
-        <w:t xml:space="preserve">१. आ.ब. </w:t>
-      </w:r>
-      <w:r>
-        <w:rPr>
-          <w:rFonts w:ascii="Mangal" w:hAnsi="Mangal"/>
-          <w:sz w:val="32"/>
-          <w:szCs w:val="32"/>
-        </w:rPr>
-        <w:t xml:space="preserve">{{fiscalYear}}</w:t>
-      </w:r>
-      <w:r>
-        <w:rPr>
-          <w:rFonts w:ascii="Mangal" w:hAnsi="Mangal"/>
-          <w:sz w:val="32"/>
-          <w:szCs w:val="32"/>
-        </w:rPr>
-        <w:t xml:space="preserve"> को लेखापरीक्षण प्रतिवेदन ।</w:t>
-      </w:r>
-    </w:p>
-    <w:p>
-      <w:pPr>
-        <w:ind w:firstLine="720"/>
-        <w:rPr>
-          <w:rFonts w:ascii="Mangal" w:hAnsi="Mangal"/>
-          <w:sz w:val="32"/>
-          <w:szCs w:val="32"/>
-        </w:rPr>
-      </w:pPr>
-      <w:r>
-        <w:rPr>
-          <w:rFonts w:ascii="Mangal" w:hAnsi="Mangal"/>
-          <w:sz w:val="32"/>
-          <w:szCs w:val="32"/>
-        </w:rPr>
-        <w:t xml:space="preserve">२. आ.ब. </w:t>
-      </w:r>
-      <w:r>
-        <w:rPr>
-          <w:rFonts w:ascii="Mangal" w:hAnsi="Mangal"/>
-          <w:sz w:val="32"/>
-          <w:szCs w:val="32"/>
-        </w:rPr>
-        <w:t xml:space="preserve">{{fiscalYear}}</w:t>
-      </w:r>
-      <w:r>
-        <w:rPr>
-          <w:rFonts w:ascii="Mangal" w:hAnsi="Mangal"/>
-          <w:sz w:val="32"/>
-          <w:szCs w:val="32"/>
-        </w:rPr>
-        <w:t xml:space="preserve"> को वार्षिक साधारण सभाको निर्णयको प्रतिलिपि ।</w:t>
-      </w:r>
-    </w:p>
-    <w:p>
-      <w:pPr>
-        <w:ind w:firstLine="720"/>
-        <w:rPr>
-          <w:rFonts w:ascii="Mangal" w:hAnsi="Mangal"/>
-          <w:bCs/>
-          <w:sz w:val="32"/>
-          <w:szCs w:val="32"/>
-        </w:rPr>
-      </w:pPr>
-      <w:r>
-        <w:rPr>
-          <w:rFonts w:ascii="Mangal" w:hAnsi="Mangal"/>
-          <w:bCs/>
-          <w:sz w:val="32"/>
-          <w:szCs w:val="32"/>
-        </w:rPr>
-        <w:t xml:space="preserve">३. दफा ५१, को विवरण ।</w:t>
-      </w:r>
-    </w:p>
-    <w:p>
-      <w:pPr>
-        <w:ind w:firstLine="720"/>
-        <w:rPr>
-          <w:rFonts w:ascii="Mangal" w:hAnsi="Mangal"/>
-          <w:sz w:val="32"/>
-          <w:szCs w:val="32"/>
-        </w:rPr>
-      </w:pPr>
-      <w:r>
-        <w:rPr>
-          <w:rFonts w:ascii="Mangal" w:hAnsi="Mangal"/>
-          <w:sz w:val="32"/>
-          <w:szCs w:val="32"/>
-        </w:rPr>
-        <w:t xml:space="preserve">४. आ.ब. </w:t>
-      </w:r>
-      <w:r>
-        <w:rPr>
-          <w:rFonts w:ascii="Mangal" w:hAnsi="Mangal"/>
-          <w:sz w:val="32"/>
-          <w:szCs w:val="32"/>
-        </w:rPr>
-        <w:t xml:space="preserve">{{nextFiscalYear}}</w:t>
-      </w:r>
-      <w:r>
-        <w:rPr>
-          <w:rFonts w:ascii="Mangal" w:hAnsi="Mangal"/>
-          <w:sz w:val="32"/>
-          <w:szCs w:val="32"/>
-        </w:rPr>
-        <w:t xml:space="preserve"> को लेखापरीक्षक नियुक्ति ।</w:t>
-      </w:r>
-    </w:p>
-    <w:p>
-      <w:pPr>
-        <w:rPr/>
-      </w:pPr>
-      <w:r>
-        <w:rPr>
-          <w:rFonts w:ascii="Mangal" w:hAnsi="Mangal"/>
-          <w:sz w:val="32"/>
-          <w:szCs w:val="32"/>
-        </w:rPr>
-        <w:t>{{#boardChanged}}</w:t>
-      </w:r>
-    </w:p>
-    <w:p>
-      <w:pPr>
-        <w:ind w:firstLine="720"/>
-        <w:rPr>
-          <w:rFonts w:ascii="Mangal" w:hAnsi="Mangal"/>
-          <w:sz w:val="32"/>
-          <w:szCs w:val="32"/>
-        </w:rPr>
-      </w:pPr>
-      <w:r>
-        <w:rPr>
-          <w:rFonts w:ascii="Mangal" w:hAnsi="Mangal"/>
-          <w:sz w:val="32"/>
-          <w:szCs w:val="32"/>
-        </w:rPr>
-        <w:t xml:space="preserve">५. संचालकको पुनर्नियुक्ति सम्बन्धमा</w:t>
-      </w:r>
-    </w:p>
-    <w:p>
-      <w:pPr>
-        <w:rPr/>
-      </w:pPr>
-      <w:r>
-        <w:rPr>
-          <w:rFonts w:ascii="Mangal" w:hAnsi="Mangal"/>
-          <w:sz w:val="32"/>
-          <w:szCs w:val="32"/>
-        </w:rPr>
-        <w:t>{{/boardChanged}}</w:t>
-      </w:r>
-    </w:p>
-    <w:p>
-      <w:pPr>
-        <w:ind w:firstLine="720"/>
-        <w:rPr>
-          <w:rFonts w:ascii="Mangal" w:hAnsi="Mangal"/>
-          <w:sz w:val="32"/>
-          <w:szCs w:val="32"/>
-        </w:rPr>
-      </w:pPr>
-      <w:r>
-        <w:rPr>
-          <w:rFonts w:ascii="Mangal" w:hAnsi="Mangal"/>
-          <w:sz w:val="32"/>
-          <w:szCs w:val="32"/>
-        </w:rPr>
-        <w:t xml:space="preserve">६. दफा ९२, को विवरण ।</w:t>
-      </w:r>
-    </w:p>
-    <w:p>
-      <w:pPr>
-        <w:tabs>
-          <w:tab w:val="left" w:pos="1035"/>
-        </w:tabs>
-        <w:rPr>
-          <w:rFonts w:ascii="Mangal" w:hAnsi="Mangal"/>
-          <w:sz w:val="32"/>
-          <w:szCs w:val="32"/>
-        </w:rPr>
-      </w:pPr>
-    </w:p>
-    <w:p>
-      <w:pPr>
-        <w:tabs>
-          <w:tab w:val="left" w:pos="1035"/>
-        </w:tabs>
-        <w:rPr>
-          <w:rFonts w:ascii="Mangal" w:hAnsi="Mangal"/>
-          <w:sz w:val="32"/>
-          <w:szCs w:val="32"/>
-          <w:u w:val="single"/>
-        </w:rPr>
-      </w:pPr>
-      <w:r>
-        <w:rPr>
-          <w:rFonts w:ascii="Mangal" w:hAnsi="Mangal"/>
-          <w:sz w:val="32"/>
-          <w:szCs w:val="32"/>
-          <w:u w:val="single"/>
-        </w:rPr>
-        <w:t xml:space="preserve"> </w:t>
-        <w:tab/>
-        <w:tab/>
-        <w:tab/>
-        <w:tab/>
-        <w:tab/>
-        <w:tab/>
-        <w:tab/>
-        <w:tab/>
-        <w:tab/>
-        <w:tab/>
-        <w:tab/>
-        <w:t xml:space="preserve">निवेदक</w:t>
-      </w:r>
-    </w:p>
-    <w:p>
-      <w:pPr>
-        <w:ind w:firstLine="720"/>
-        <w:rPr>
-          <w:rFonts w:ascii="Mangal" w:hAnsi="Mangal"/>
-          <w:sz w:val="32"/>
-          <w:szCs w:val="32"/>
-        </w:rPr>
-      </w:pPr>
-      <w:r>
-        <w:rPr>
-          <w:rFonts w:ascii="Mangal" w:hAnsi="Mangal"/>
-          <w:sz w:val="32"/>
-          <w:szCs w:val="32"/>
-        </w:rPr>
-        <w:t xml:space="preserve">{{chairmanName}}</w:t>
-      </w:r>
-    </w:p>
-    <w:p>
-      <w:pPr>
-        <w:ind w:firstLine="720"/>
-        <w:rPr>
-          <w:rFonts w:ascii="Mangal" w:hAnsi="Mangal"/>
-          <w:sz w:val="32"/>
-          <w:szCs w:val="32"/>
-        </w:rPr>
-      </w:pPr>
-      <w:r>
-        <w:rPr>
-          <w:rFonts w:ascii="Mangal" w:hAnsi="Mangal"/>
-          <w:sz w:val="32"/>
-          <w:szCs w:val="32"/>
-        </w:rPr>
-        <w:tab/>
-        <w:tab/>
-        <w:tab/>
-        <w:tab/>
-        <w:tab/>
-        <w:tab/>
-        <w:tab/>
-        <w:tab/>
-        <w:tab/>
-        <w:tab/>
-        <w:t xml:space="preserve">अध्यक्ष </w:t>
-      </w:r>
-    </w:p>
-    <w:p>
-      <w:pPr>
-        <w:tabs>
-          <w:tab w:val="left" w:pos="720"/>
-          <w:tab w:val="left" w:pos="1440"/>
-          <w:tab w:val="left" w:pos="2160"/>
-          <w:tab w:val="left" w:pos="2880"/>
-          <w:tab w:val="left" w:pos="3600"/>
-          <w:tab w:val="left" w:pos="4320"/>
-          <w:tab w:val="left" w:pos="5040"/>
-          <w:tab w:val="left" w:pos="5760"/>
-          <w:tab w:val="left" w:pos="6480"/>
-          <w:tab w:val="left" w:pos="8110"/>
-        </w:tabs>
-        <w:ind w:firstLine="720"/>
-        <w:rPr>
-          <w:rFonts w:ascii="Mangal" w:hAnsi="Mangal"/>
-          <w:sz w:val="32"/>
-          <w:szCs w:val="32"/>
-        </w:rPr>
-      </w:pPr>
-    </w:p>
-    <w:p>
-      <w:pPr>
         <w:rPr>
           <w:rFonts w:ascii="Mangal" w:hAnsi="Mangal"/>
           <w:b/>
@@ -3934,56 +3607,29 @@
           <w:szCs w:val="40"/>
         </w:rPr>
       </w:pPr>
-    </w:p>
-    <w:p>
-      <w:pPr>
+      <w:r>
+        <w:rPr>
+          <w:rFonts w:ascii="Mangal" w:hAnsi="Mangal"/>
+          <w:sz w:val="32"/>
+          <w:szCs w:val="32"/>
+        </w:rPr>
+        <w:t xml:space="preserve">दर्ता नं. {{registrationNumber}}</w:t>
+      </w:r>
+    </w:p>
+    <w:p/>
+    <w:p>
+      <w:pPr>
+        <w:spacing w:before="200" w:after="150"/>
         <w:jc w:val="center"/>
-        <w:rPr>
-          <w:rFonts w:ascii="Mangal" w:hAnsi="Mangal"/>
+      </w:pPr>
+      <w:r>
+        <w:rPr>
+          <w:rFonts w:ascii="Nirmala UI" w:eastAsia="Nirmala UI" w:hAnsi="Nirmala UI" w:cs="Nirmala UI"/>
           <w:b/>
           <w:bCs/>
           <w:sz w:val="40"/>
           <w:szCs w:val="40"/>
         </w:rPr>
-      </w:pPr>
-      <w:r>
-        <w:rPr>
-          <w:b/>
-          <w:bCs/>
-          <w:rFonts w:ascii="Mangal" w:hAnsi="Mangal"/>
-          <w:sz w:val="40"/>
-          <w:szCs w:val="40"/>
-        </w:rPr>
-        <w:t xml:space="preserve">{{companyName}}</w:t>
-      </w:r>
-    </w:p>
-    <w:p>
-      <w:pPr>
-        <w:jc w:val="center"/>
-        <w:rPr>
-          <w:rFonts w:ascii="Mangal" w:hAnsi="Mangal"/>
-          <w:b/>
-          <w:bCs/>
-          <w:sz w:val="40"/>
-          <w:szCs w:val="40"/>
-        </w:rPr>
-      </w:pPr>
-      <w:r>
-        <w:rPr>
-          <w:rFonts w:ascii="Mangal" w:hAnsi="Mangal"/>
-          <w:sz w:val="40"/>
-          <w:szCs w:val="40"/>
-        </w:rPr>
-        <w:t xml:space="preserve">{{registrationNumber}}</w:t>
-      </w:r>
-    </w:p>
-    <w:p>
-      <w:pPr>
-        <w:spacing w:before="200" w:after="150"/>
-        <w:jc w:val="center"/>
-      </w:pPr>
-      <w:r>
-        <w:rPr/>
         <w:t xml:space="preserve">वास्तविक धनी (Beneficiary Owner) सम्बन्धी विवरण</w:t>
       </w:r>
     </w:p>
@@ -3993,10 +3639,13 @@
         <w:jc w:val="center"/>
       </w:pPr>
       <w:r>
-        <w:rPr/>
+        <w:rPr>
+          <w:rFonts w:ascii="Nirmala UI" w:eastAsia="Nirmala UI" w:hAnsi="Nirmala UI" w:cs="Nirmala UI"/>
+        </w:rPr>
         <w:t xml:space="preserve">(कम्पनी ऐन, २०६३ तथा सम्पत्ति शुद्धीकरण (मनि ल्याण्डरिङ) निवारण ऐन, २०६४ को व्यवस्था अनुसार)</w:t>
       </w:r>
     </w:p>
+    <w:p/>
     <w:p>
       <w:pPr>
         <w:tabs>
@@ -4004,10 +3653,49 @@
         </w:tabs>
       </w:pPr>
       <w:r>
-        <w:rPr/>
-        <w:t xml:space="preserve">१) कम्पनीका कुन शेयरधनीको अन्य वास्तविक धनी नभएको भनी सो शेयरधनीले स्वघोषणा गरेको भएमा सो उल्लेख गर्नुहोस् </w:t>
-      </w:r>
-    </w:p>
+        <w:rPr>
+          <w:rFonts w:ascii="Nirmala UI" w:eastAsia="Nirmala UI" w:hAnsi="Nirmala UI" w:cs="Nirmala UI"/>
+          <w:b/>
+          <w:bCs/>
+        </w:rPr>
+        <w:t xml:space="preserve">१) कम्पनीका कुन शेयरधनीको अन्य वास्तविक धनी </w:t>
+      </w:r>
+      <w:r>
+        <w:rPr>
+          <w:rFonts w:ascii="Nirmala UI" w:eastAsia="Nirmala UI" w:hAnsi="Nirmala UI" w:cs="Nirmala UI"/>
+          <w:b/>
+          <w:bCs/>
+          <w:u w:val="single"/>
+        </w:rPr>
+        <w:t xml:space="preserve">नभएको</w:t>
+      </w:r>
+      <w:r>
+        <w:rPr>
+          <w:rFonts w:ascii="Nirmala UI" w:eastAsia="Nirmala UI" w:hAnsi="Nirmala UI" w:cs="Nirmala UI"/>
+          <w:b/>
+          <w:bCs/>
+        </w:rPr>
+        <w:t xml:space="preserve"> भनी सो शेयरधनीले </w:t>
+      </w:r>
+      <w:r>
+        <w:rPr>
+          <w:rFonts w:ascii="Nirmala UI" w:eastAsia="Nirmala UI" w:hAnsi="Nirmala UI" w:cs="Nirmala UI"/>
+          <w:b/>
+          <w:bCs/>
+          <w:u w:val="single"/>
+        </w:rPr>
+        <w:t xml:space="preserve">स्वघोषणा</w:t>
+      </w:r>
+      <w:r>
+        <w:rPr>
+          <w:rFonts w:ascii="Nirmala UI" w:eastAsia="Nirmala UI" w:hAnsi="Nirmala UI" w:cs="Nirmala UI"/>
+          <w:b/>
+          <w:bCs/>
+        </w:rPr>
+        <w:t xml:space="preserve"> गरेको भएमा सो उल्लेख गर्नुहोस् </w:t>
+      </w:r>
+    </w:p>
+    <w:p/>
     <w:p>
       <w:pPr>
         <w:pStyle w:val="ListParagraph"/>
@@ -4017,8 +3705,29 @@
         </w:numPr>
       </w:pPr>
       <w:r>
-        <w:rPr/>
-        <w:t xml:space="preserve">शेयरधनीको अन्य वास्तविक धनी नभएको  स्वघोषणा गर्दछौं </w:t>
+        <w:rPr>
+          <w:rFonts w:ascii="Nirmala UI" w:eastAsia="Nirmala UI" w:hAnsi="Nirmala UI" w:cs="Nirmala UI"/>
+          <w:b/>
+          <w:bCs/>
+        </w:rPr>
+        <w:t xml:space="preserve">शेयरधनीको अन्य वास्तविक धनी</w:t>
+      </w:r>
+      <w:r>
+        <w:rPr>
+          <w:rFonts w:ascii="Nirmala UI" w:eastAsia="Nirmala UI" w:hAnsi="Nirmala UI" w:cs="Nirmala UI"/>
+          <w:b/>
+          <w:bCs/>
+          <w:u w:val="single"/>
+        </w:rPr>
+        <w:t xml:space="preserve"> </w:t>
+      </w:r>
+      <w:r>
+        <w:rPr>
+          <w:rFonts w:ascii="Nirmala UI" w:eastAsia="Nirmala UI" w:hAnsi="Nirmala UI" w:cs="Nirmala UI"/>
+          <w:b/>
+          <w:bCs/>
+        </w:rPr>
+        <w:t xml:space="preserve">नभएको  स्वघोषणा गर्दछौं </w:t>
       </w:r>
     </w:p>
     <w:p>
@@ -4043,15 +3752,7 @@
       </w:pPr>
     </w:p>
     <w:p>
-      <w:pPr>
-        <w:rPr/>
-      </w:pPr>
-      <w:r>
-        <w:rPr>
-          <w:rFonts w:ascii="Mangal" w:hAnsi="Mangal"/>
-          <w:sz w:val="32"/>
-          <w:szCs w:val="32"/>
-        </w:rPr>
+      <w:r>
         <w:t>{{#attendees}}</w:t>
       </w:r>
     </w:p>
@@ -4059,7 +3760,6 @@
       <w:pPr>
         <w:tabs>
           <w:tab w:val="left" w:pos="360"/>
-          <w:tab w:val="left" w:pos="3600"/>
         </w:tabs>
         <w:spacing w:after="0"/>
         <w:ind w:left="360"/>
@@ -4067,162 +3767,30 @@
         <w:rPr>
           <w:rFonts w:ascii="Mangal" w:hAnsi="Mangal"/>
           <w:sz w:val="32"/>
-          <w:szCs w:val="32"/>
-        </w:rPr>
-      </w:pPr>
-      <w:r>
-        <w:rPr>
-          <w:rFonts w:ascii="Mangal" w:hAnsi="Mangal"/>
-          <w:sz w:val="32"/>
-          <w:szCs w:val="32"/>
-        </w:rPr>
-        <w:t xml:space="preserve">{{num}}</w:t>
-      </w:r>
-      <w:r>
-        <w:rPr>
-          <w:rFonts w:ascii="Mangal" w:hAnsi="Mangal"/>
-          <w:sz w:val="32"/>
-          <w:szCs w:val="32"/>
-        </w:rPr>
-        <w:t xml:space="preserve">) </w:t>
-      </w:r>
-      <w:r>
-        <w:rPr>
-          <w:rFonts w:ascii="Mangal" w:hAnsi="Mangal"/>
-          <w:sz w:val="32"/>
-          <w:szCs w:val="32"/>
-        </w:rPr>
-        <w:t xml:space="preserve">{{name}}</w:t>
-      </w:r>
-    </w:p>
-    <w:p>
-      <w:pPr>
-        <w:rPr/>
-      </w:pPr>
-      <w:r>
-        <w:rPr>
-          <w:rFonts w:ascii="Mangal" w:hAnsi="Mangal"/>
-          <w:sz w:val="32"/>
-          <w:szCs w:val="32"/>
-        </w:rPr>
+        </w:rPr>
+      </w:pPr>
+      <w:r>
+        <w:rPr>
+          <w:rFonts w:ascii="Mangal" w:hAnsi="Mangal"/>
+          <w:sz w:val="32"/>
+          <w:szCs w:val="32"/>
+        </w:rPr>
+        <w:t xml:space="preserve">{{num}}) {{name}} </w:t>
+      </w:r>
+    </w:p>
+    <w:p>
+      <w:r>
         <w:t>{{/attendees}}</w:t>
       </w:r>
     </w:p>
     <w:p>
-      <w:pPr>
-        <w:ind w:firstLine="720"/>
-        <w:rPr>
-          <w:rFonts w:ascii="Mangal" w:hAnsi="Mangal"/>
-          <w:sz w:val="32"/>
-          <w:szCs w:val="32"/>
-        </w:rPr>
-      </w:pPr>
-    </w:p>
-    <w:p>
-      <w:pPr>
-        <w:ind w:firstLine="720"/>
-        <w:rPr>
-          <w:rFonts w:ascii="Mangal" w:hAnsi="Mangal"/>
-          <w:sz w:val="32"/>
-          <w:szCs w:val="32"/>
-        </w:rPr>
-      </w:pPr>
-    </w:p>
-    <w:p>
-      <w:pPr>
-        <w:ind w:firstLine="720"/>
-        <w:rPr>
-          <w:rFonts w:ascii="Mangal" w:hAnsi="Mangal"/>
-          <w:sz w:val="32"/>
-          <w:szCs w:val="32"/>
-        </w:rPr>
-      </w:pPr>
-    </w:p>
-    <w:p>
-      <w:pPr>
-        <w:ind w:firstLine="720"/>
-        <w:rPr>
-          <w:rFonts w:ascii="Mangal" w:hAnsi="Mangal"/>
-          <w:sz w:val="32"/>
-          <w:szCs w:val="32"/>
-        </w:rPr>
-      </w:pPr>
-    </w:p>
-    <w:p>
-      <w:pPr>
-        <w:ind w:firstLine="720"/>
-        <w:rPr>
-          <w:rFonts w:ascii="Mangal" w:hAnsi="Mangal"/>
-          <w:sz w:val="32"/>
-          <w:szCs w:val="32"/>
-        </w:rPr>
-      </w:pPr>
-    </w:p>
-    <w:p>
-      <w:pPr>
-        <w:ind w:firstLine="720"/>
-        <w:rPr>
-          <w:rFonts w:ascii="Mangal" w:hAnsi="Mangal"/>
-          <w:sz w:val="32"/>
-          <w:szCs w:val="32"/>
-        </w:rPr>
-      </w:pPr>
-    </w:p>
-    <w:p>
-      <w:pPr>
-        <w:ind w:firstLine="720"/>
-        <w:rPr>
-          <w:rFonts w:ascii="Mangal" w:hAnsi="Mangal"/>
-          <w:sz w:val="32"/>
-          <w:szCs w:val="32"/>
-        </w:rPr>
-      </w:pPr>
-    </w:p>
-    <w:p>
-      <w:pPr>
-        <w:ind w:firstLine="720"/>
-        <w:rPr>
-          <w:rFonts w:ascii="Mangal" w:hAnsi="Mangal"/>
-          <w:sz w:val="32"/>
-          <w:szCs w:val="32"/>
-        </w:rPr>
-      </w:pPr>
-    </w:p>
-    <w:p>
-      <w:pPr>
-        <w:ind w:firstLine="720"/>
-        <w:rPr>
-          <w:rFonts w:ascii="Mangal" w:hAnsi="Mangal"/>
-          <w:sz w:val="32"/>
-          <w:szCs w:val="32"/>
-        </w:rPr>
-      </w:pPr>
-    </w:p>
-    <w:p>
-      <w:pPr>
-        <w:ind w:firstLine="720"/>
-        <w:rPr>
-          <w:rFonts w:ascii="Mangal" w:hAnsi="Mangal"/>
-          <w:sz w:val="32"/>
-          <w:szCs w:val="32"/>
-        </w:rPr>
-      </w:pPr>
-    </w:p>
-    <w:p>
-      <w:pPr>
-        <w:rPr/>
-      </w:pPr>
-      <w:r>
-        <w:rPr>
-          <w:rFonts w:ascii="Arial" w:hAnsi="Arial" w:cs="Arial"/>
-          <w:sz w:val="32"/>
-          <w:szCs w:val="32"/>
-        </w:rPr>
+      <w:r>
         <w:t>{{#boardChanged}}</w:t>
       </w:r>
     </w:p>
     <w:p>
       <w:pPr>
+        <w:pStyle w:val="BmPageStart"/>
         <w:ind w:firstLine="720"/>
         <w:rPr>
           <w:rFonts w:ascii="Arial" w:hAnsi="Arial" w:cs="Arial"/>
@@ -4252,11 +3820,11 @@
       </w:pPr>
       <w:r>
         <w:rPr>
-          <w:b/>
-          <w:bCs/>
-          <w:rFonts w:ascii="Mangal" w:hAnsi="Mangal"/>
-          <w:sz w:val="40"/>
-          <w:szCs w:val="40"/>
+          <w:rFonts w:ascii="Mangal" w:hAnsi="Mangal"/>
+          <w:b/>
+          <w:color w:val="000000"/>
+          <w:sz w:val="48"/>
+          <w:szCs w:val="44"/>
         </w:rPr>
         <w:t xml:space="preserve">{{companyName}}</w:t>
       </w:r>
@@ -4338,27 +3906,15 @@
           <w:sz w:val="30"/>
           <w:szCs w:val="30"/>
         </w:rPr>
-        <w:t xml:space="preserve">आज मिति </w:t>
-      </w:r>
-      <w:r>
-        <w:rPr>
-          <w:rFonts w:ascii="Mangal" w:hAnsi="Mangal"/>
-          <w:sz w:val="30"/>
-          <w:szCs w:val="30"/>
-        </w:rPr>
-        <w:t xml:space="preserve">{{boardChangeDate}}</w:t>
-      </w:r>
-      <w:r>
-        <w:rPr>
-          <w:rFonts w:ascii="Mangal" w:hAnsi="Mangal"/>
-          <w:sz w:val="30"/>
-          <w:szCs w:val="30"/>
-        </w:rPr>
-        <w:t xml:space="preserve"> गते बिहान ९ः३० बजे यस </w:t>
-      </w:r>
-      <w:r>
-        <w:rPr>
-          <w:rFonts w:ascii="Mangal" w:hAnsi="Mangal"/>
+        <w:tab/>
+        <w:tab/>
+        <w:t xml:space="preserve">आज मिति {{boardChangeDate}}  गते बिहान ९ः३० बजे यस </w:t>
+      </w:r>
+      <w:r>
+        <w:rPr>
+          <w:rFonts w:ascii="Mangal" w:hAnsi="Mangal"/>
+          <w:b/>
+          <w:bCs/>
           <w:sz w:val="30"/>
           <w:szCs w:val="30"/>
         </w:rPr>
@@ -4370,23 +3926,7 @@
           <w:sz w:val="30"/>
           <w:szCs w:val="30"/>
         </w:rPr>
-        <w:t xml:space="preserve">को संचालक समितिको बैठक श्री </w:t>
-      </w:r>
-      <w:r>
-        <w:rPr>
-          <w:rFonts w:ascii="Mangal" w:hAnsi="Mangal"/>
-          <w:sz w:val="30"/>
-          <w:szCs w:val="30"/>
-        </w:rPr>
-        <w:t xml:space="preserve">{{chairmanName}}</w:t>
-      </w:r>
-      <w:r>
-        <w:rPr>
-          <w:rFonts w:ascii="Mangal" w:hAnsi="Mangal"/>
-          <w:sz w:val="30"/>
-          <w:szCs w:val="30"/>
-        </w:rPr>
-        <w:t xml:space="preserve"> को अध्यक्षतामा कम्पनीको रजिष्टर्ड कार्यालयमा निम्नलिखित बमोजिमको उपस्थितिमा बसी निम्नानुसारका प्रस्तावहरु छलफलका लागि प्रस्तुत गरिएकोमा निम्नानुसार निर्णय गरियो ः</w:t>
+        <w:t xml:space="preserve">को संचालक समितिको बैठक श्री {{chairmanName}}को अध्यक्षतामा कम्पनीको रजिष्टर्ड कार्यालयमा निम्नलिखित बमोजिमको उपस्थितिमा बसी निम्नानुसारका प्रस्तावहरु छलफलका लागि प्रस्तुत गरिएकोमा निम्नानुसार निर्णय गरियो ः</w:t>
       </w:r>
     </w:p>
     <w:p>
@@ -4419,19 +3959,11 @@
           <w:szCs w:val="30"/>
           <w:u w:val="single"/>
         </w:rPr>
-        <w:t xml:space="preserve">उपस्थित</w:t>
-      </w:r>
-    </w:p>
-    <w:p>
-      <w:pPr>
-        <w:rPr/>
-      </w:pPr>
-      <w:r>
-        <w:rPr>
-          <w:rFonts w:ascii="Mangal" w:hAnsi="Mangal"/>
-          <w:sz w:val="32"/>
-          <w:szCs w:val="32"/>
-        </w:rPr>
+        <w:t xml:space="preserve">उपस्थिति</w:t>
+      </w:r>
+    </w:p>
+    <w:p>
+      <w:r>
         <w:t>{{#attendees}}</w:t>
       </w:r>
     </w:p>
@@ -4439,7 +3971,6 @@
       <w:pPr>
         <w:tabs>
           <w:tab w:val="left" w:pos="360"/>
-          <w:tab w:val="left" w:pos="3600"/>
         </w:tabs>
         <w:spacing w:after="0"/>
         <w:ind w:left="360"/>
@@ -4447,60 +3978,22 @@
         <w:rPr>
           <w:rFonts w:ascii="Mangal" w:hAnsi="Mangal"/>
           <w:sz w:val="32"/>
-          <w:szCs w:val="32"/>
-        </w:rPr>
-      </w:pPr>
-      <w:r>
-        <w:rPr>
-          <w:rFonts w:ascii="Mangal" w:hAnsi="Mangal"/>
-          <w:sz w:val="32"/>
-          <w:szCs w:val="32"/>
-        </w:rPr>
-        <w:t xml:space="preserve">{{num}}</w:t>
-      </w:r>
-      <w:r>
-        <w:rPr>
-          <w:rFonts w:ascii="Mangal" w:hAnsi="Mangal"/>
-          <w:sz w:val="32"/>
-          <w:szCs w:val="32"/>
-        </w:rPr>
-        <w:t xml:space="preserve">) </w:t>
-      </w:r>
-      <w:r>
-        <w:rPr>
-          <w:rFonts w:ascii="Mangal" w:hAnsi="Mangal"/>
-          <w:sz w:val="32"/>
-          <w:szCs w:val="32"/>
-        </w:rPr>
-        <w:t xml:space="preserve">{{name}}</w:t>
-      </w:r>
-      <w:r>
-        <w:rPr>
-          <w:rFonts w:ascii="Mangal" w:hAnsi="Mangal"/>
-          <w:sz w:val="32"/>
-          <w:szCs w:val="32"/>
-        </w:rPr>
-        <w:tab/>
-      </w:r>
-      <w:r>
-        <w:rPr>
-          <w:rFonts w:ascii="Mangal" w:hAnsi="Mangal"/>
-          <w:sz w:val="32"/>
-          <w:szCs w:val="32"/>
-        </w:rPr>
+        </w:rPr>
+      </w:pPr>
+      <w:r>
+        <w:rPr>
+          <w:rFonts w:ascii="Mangal" w:hAnsi="Mangal"/>
+          <w:sz w:val="32"/>
+          <w:szCs w:val="32"/>
+        </w:rPr>
+        <w:t xml:space="preserve">{{num}}) {{name}} </w:t>
+        <w:tab/>
+        <w:tab/>
         <w:t xml:space="preserve">{{role}}</w:t>
       </w:r>
     </w:p>
     <w:p>
-      <w:pPr>
-        <w:rPr/>
-      </w:pPr>
-      <w:r>
-        <w:rPr>
-          <w:rFonts w:ascii="Mangal" w:hAnsi="Mangal"/>
-          <w:sz w:val="32"/>
-          <w:szCs w:val="32"/>
-        </w:rPr>
+      <w:r>
         <w:t>{{/attendees}}</w:t>
       </w:r>
     </w:p>
@@ -4630,39 +4123,23 @@
           <w:sz w:val="32"/>
           <w:szCs w:val="32"/>
         </w:rPr>
-        <w:t xml:space="preserve">प्रस्ताव नं. १ मा बैठकमा छलफल गर्दा कम्पनीका संचालकहरु क्रमशः संचालकहरु </w:t>
-      </w:r>
-      <w:r>
-        <w:rPr>
-          <w:rFonts w:ascii="Mangal" w:hAnsi="Mangal"/>
-          <w:sz w:val="32"/>
-          <w:szCs w:val="32"/>
-        </w:rPr>
-        <w:t xml:space="preserve">{{attendeeNamesJoined}}</w:t>
-      </w:r>
-      <w:r>
-        <w:rPr>
-          <w:rFonts w:ascii="Mangal" w:hAnsi="Mangal"/>
-          <w:sz w:val="32"/>
-          <w:szCs w:val="32"/>
-        </w:rPr>
-        <w:t xml:space="preserve">हरुको कार्यकाल समाप्त भई मिति आज बिहान ०९.०० बजे बसेको वार्षिक साधारण सभाको बैठकमा निजहरु पुन संचालक पदमा नयाँ कार्यकालको लागि पुनर्नियुक्ति हुनुभएको र संचालक </w:t>
-      </w:r>
-      <w:r>
-        <w:rPr>
-          <w:rFonts w:ascii="Mangal" w:hAnsi="Mangal"/>
-          <w:sz w:val="32"/>
-          <w:szCs w:val="32"/>
-        </w:rPr>
-        <w:t xml:space="preserve">{{chairmanName}}</w:t>
-      </w:r>
-      <w:r>
-        <w:rPr>
-          <w:rFonts w:ascii="Mangal" w:hAnsi="Mangal"/>
-          <w:sz w:val="32"/>
-          <w:szCs w:val="32"/>
-        </w:rPr>
-        <w:t xml:space="preserve"> पुन अध्यक्ष संचालक भई कार्य गर्न इच्छुक हुनुभएको हुँदा निजलाई अध्यक्ष संचालक चयन गर्ने सर्वसम्मतिले निर्णय गरियो ।</w:t>
+        <w:t xml:space="preserve">प्रस्ताव नं. १ मा बैठकमा छलफल गर्दा कम्पनीका सञ्चालकहरु क्रमशः संचालकहरु {{attendeeNamesJoined}}हरुको कार्यकाल समाप्त भई मिति आज बिहान ९ः०० बजे बसेको वार्षिक साधारण सभाको बैठकमा निजहरु पुन  सञ्चालक पदमा नयाँ कार्यकालको लागी पुनर्नियुक्ति हुनुभएको र सञ्चालक {{chairmanName}}</w:t>
+      </w:r>
+      <w:r>
+        <w:rPr>
+          <w:rFonts w:ascii="Mangal" w:hAnsi="Mangal"/>
+          <w:sz w:val="28"/>
+          <w:szCs w:val="28"/>
+        </w:rPr>
+        <w:t xml:space="preserve"> </w:t>
+      </w:r>
+      <w:r>
+        <w:rPr>
+          <w:rFonts w:ascii="Mangal" w:hAnsi="Mangal"/>
+          <w:sz w:val="32"/>
+          <w:szCs w:val="32"/>
+        </w:rPr>
+        <w:t xml:space="preserve"> पुन अध्यक्ष सञ्चालक भई कार्य गर्न इच्छुक हुनुभएको हुँदा निजलाई अध्यक्ष सञ्चालक चयनगर्ने सर्वसम्मतिले निर्णय गरियो ।</w:t>
       </w:r>
     </w:p>
     <w:p>
@@ -4684,125 +4161,57 @@
       </w:r>
     </w:p>
     <w:p>
-      <w:pPr>
+      <w:r>
+        <w:t>{{#attendees}}</w:t>
+      </w:r>
+    </w:p>
+    <w:p>
+      <w:pPr>
+        <w:pStyle w:val="BmPageStart"/>
         <w:ind w:firstLine="720"/>
         <w:rPr>
-          <w:rFonts w:ascii="Mangal" w:hAnsi="Mangal"/>
-          <w:sz w:val="32"/>
-          <w:szCs w:val="32"/>
-        </w:rPr>
-      </w:pPr>
-    </w:p>
-    <w:p>
-      <w:pPr>
-        <w:ind w:firstLine="720"/>
-        <w:rPr>
-          <w:rFonts w:ascii="Mangal" w:hAnsi="Mangal"/>
-          <w:sz w:val="32"/>
-          <w:szCs w:val="32"/>
-        </w:rPr>
-      </w:pPr>
-    </w:p>
-    <w:p>
-      <w:pPr>
-        <w:ind w:firstLine="720"/>
-        <w:rPr>
-          <w:rFonts w:ascii="Mangal" w:hAnsi="Mangal"/>
-          <w:sz w:val="32"/>
-          <w:szCs w:val="32"/>
-        </w:rPr>
-      </w:pPr>
-    </w:p>
-    <w:p>
-      <w:pPr>
-        <w:ind w:firstLine="720"/>
-        <w:rPr>
-          <w:rFonts w:ascii="Mangal" w:hAnsi="Mangal"/>
-          <w:sz w:val="32"/>
-          <w:szCs w:val="32"/>
-        </w:rPr>
-      </w:pPr>
-    </w:p>
-    <w:p>
-      <w:pPr>
-        <w:ind w:firstLine="720"/>
-        <w:rPr>
-          <w:rFonts w:ascii="Mangal" w:hAnsi="Mangal"/>
-          <w:sz w:val="32"/>
-          <w:szCs w:val="32"/>
-        </w:rPr>
-      </w:pPr>
-    </w:p>
-    <w:p>
-      <w:pPr>
-        <w:ind w:firstLine="720"/>
-        <w:rPr>
-          <w:rFonts w:ascii="Mangal" w:hAnsi="Mangal"/>
-          <w:sz w:val="32"/>
-          <w:szCs w:val="32"/>
-        </w:rPr>
-      </w:pPr>
-    </w:p>
-    <w:p>
-      <w:pPr>
-        <w:rPr/>
-      </w:pPr>
-      <w:r>
-        <w:rPr>
           <w:rFonts w:ascii="Arial" w:hAnsi="Arial" w:cs="Arial"/>
           <w:sz w:val="32"/>
           <w:szCs w:val="32"/>
         </w:rPr>
-        <w:t>{{#attendees}}</w:t>
-      </w:r>
-    </w:p>
-    <w:p>
-      <w:pPr/>
-      <w:r>
-        <w:rPr>
-          <w:rFonts w:ascii="Arial" w:hAnsi="Arial" w:cs="Arial"/>
-          <w:sz w:val="32"/>
-          <w:szCs w:val="32"/>
-        </w:rPr>
-        <w:br w:type="page"/>
-      </w:r>
-    </w:p>
-    <w:p>
-      <w:pPr>
-        <w:ind w:firstLine="720"/>
-        <w:rPr>
-          <w:rFonts w:ascii="Arial" w:hAnsi="Arial" w:cs="Arial"/>
-          <w:sz w:val="32"/>
-          <w:szCs w:val="32"/>
-        </w:rPr>
-      </w:pPr>
-      <w:r>
-        <w:rPr>
-          <w:rFonts w:ascii="Arial" w:hAnsi="Arial" w:cs="Arial"/>
-          <w:sz w:val="32"/>
-          <w:szCs w:val="32"/>
-        </w:rPr>
-        <w:t xml:space="preserve">       In case of Change of Board of Director</w:t>
-      </w:r>
-    </w:p>
-    <w:p>
-      <w:pPr>
-        <w:rPr>
-          <w:rFonts w:ascii="Mangal" w:hAnsi="Mangal"/>
-          <w:b/>
+      </w:pPr>
+      <w:r>
+        <w:rPr>
+          <w:rFonts w:ascii="Mangal" w:hAnsi="Mangal"/>
+          <w:b/>
+          <w:bCs/>
           <w:sz w:val="68"/>
           <w:szCs w:val="68"/>
         </w:rPr>
-      </w:pPr>
-      <w:r>
-        <w:rPr>
-          <w:b/>
-          <w:bCs/>
-          <w:rFonts w:ascii="Mangal" w:hAnsi="Mangal"/>
+        <w:t xml:space="preserve">       </w:t>
+      </w:r>
+      <w:r>
+        <w:rPr>
+          <w:rFonts w:ascii="Arial" w:hAnsi="Arial" w:cs="Arial"/>
+          <w:sz w:val="32"/>
+          <w:szCs w:val="32"/>
+        </w:rPr>
+        <w:t xml:space="preserve">In case of Change of Board of Director</w:t>
+      </w:r>
+    </w:p>
+    <w:p>
+      <w:pPr>
+        <w:rPr>
+          <w:rFonts w:ascii="Mangal" w:hAnsi="Mangal"/>
+          <w:b/>
           <w:sz w:val="68"/>
           <w:szCs w:val="68"/>
         </w:rPr>
-        <w:t xml:space="preserve">{{companyName}}</w:t>
+      </w:pPr>
+      <w:r>
+        <w:rPr>
+          <w:rFonts w:ascii="Mangal" w:hAnsi="Mangal"/>
+          <w:b/>
+          <w:bCs/>
+          <w:sz w:val="68"/>
+          <w:szCs w:val="68"/>
+        </w:rPr>
+        <w:t xml:space="preserve">            {{companyNameShort}}  </w:t>
       </w:r>
     </w:p>
     <w:p>
@@ -4817,63 +4226,83 @@
       <w:r>
         <w:rPr>
           <w:rFonts w:ascii="Mangal" w:hAnsi="Mangal"/>
+          <w:sz w:val="36"/>
+          <w:szCs w:val="36"/>
+        </w:rPr>
+        <w:t xml:space="preserve">                    {{registrationNumberSlash}}</w:t>
+      </w:r>
+    </w:p>
+    <w:p>
+      <w:pPr>
+        <w:rPr>
+          <w:rFonts w:ascii="Mangal" w:hAnsi="Mangal"/>
+          <w:b/>
+          <w:sz w:val="36"/>
+          <w:szCs w:val="32"/>
+        </w:rPr>
+      </w:pPr>
+      <w:r>
+        <w:rPr>
+          <w:rFonts w:ascii="Mangal" w:hAnsi="Mangal"/>
+          <w:b/>
           <w:sz w:val="12"/>
           <w:szCs w:val="12"/>
         </w:rPr>
-        <w:t xml:space="preserve">{{registrationNumber}}</w:t>
-      </w:r>
-    </w:p>
-    <w:p>
-      <w:pPr>
+        <w:t xml:space="preserve">                            </w:t>
+      </w:r>
+      <w:r>
         <w:rPr>
           <w:rFonts w:ascii="Mangal" w:hAnsi="Mangal"/>
           <w:b/>
           <w:sz w:val="36"/>
-          <w:szCs w:val="32"/>
-        </w:rPr>
-      </w:pPr>
-      <w:r>
-        <w:rPr>
-          <w:b/>
-          <w:bCs/>
+          <w:szCs w:val="16"/>
+        </w:rPr>
+        <w:t xml:space="preserve">      {{companyAddress}}</w:t>
+      </w:r>
+    </w:p>
+    <w:p>
+      <w:pPr>
+        <w:rPr>
           <w:rFonts w:ascii="Mangal" w:hAnsi="Mangal"/>
           <w:sz w:val="36"/>
           <w:szCs w:val="32"/>
         </w:rPr>
-        <w:t xml:space="preserve">{{companyAddress}}</w:t>
-      </w:r>
-    </w:p>
-    <w:p>
-      <w:pPr>
+      </w:pPr>
+      <w:r>
         <w:rPr>
           <w:rFonts w:ascii="Mangal" w:hAnsi="Mangal"/>
           <w:sz w:val="36"/>
           <w:szCs w:val="32"/>
         </w:rPr>
-      </w:pPr>
-      <w:r>
-        <w:rPr>
-          <w:rFonts w:ascii="Mangal" w:hAnsi="Mangal"/>
-          <w:sz w:val="36"/>
-          <w:szCs w:val="32"/>
-        </w:rPr>
-        <w:t xml:space="preserve">          कम्पनी ऐन , २०६३ को दफा ९२(१) बमोजिमको</w:t>
-      </w:r>
-    </w:p>
-    <w:p>
-      <w:pPr>
-        <w:spacing w:line="360" w:lineRule="auto"/>
-        <w:rPr>
-          <w:rFonts w:ascii="Mangal" w:hAnsi="Mangal"/>
+        <w:t xml:space="preserve">          </w:t>
+      </w:r>
+      <w:r>
+        <w:rPr>
+          <w:rFonts w:ascii="Mangal" w:hAnsi="Mangal"/>
+          <w:b/>
           <w:sz w:val="36"/>
           <w:szCs w:val="36"/>
-        </w:rPr>
-      </w:pPr>
-      <w:r>
+          <w:lang w:val="es-CO"/>
+        </w:rPr>
+        <w:t xml:space="preserve">कम्पनी ऐन , २०६३ को दफा ९२(१) बमोजिमको</w:t>
+      </w:r>
+    </w:p>
+    <w:p>
+      <w:pPr>
+        <w:spacing w:line="360" w:lineRule="auto"/>
         <w:rPr>
           <w:rFonts w:ascii="Mangal" w:hAnsi="Mangal"/>
           <w:sz w:val="36"/>
           <w:szCs w:val="36"/>
+        </w:rPr>
+      </w:pPr>
+      <w:r>
+        <w:rPr>
+          <w:rFonts w:ascii="Mangal" w:hAnsi="Mangal"/>
+          <w:b/>
+          <w:sz w:val="36"/>
+          <w:szCs w:val="36"/>
+          <w:lang w:val="es-CO"/>
         </w:rPr>
         <w:t xml:space="preserve">                      संचालकले पेश गर्नु पर्ने विवरण</w:t>
       </w:r>
@@ -4996,39 +4425,7 @@
           <w:sz w:val="36"/>
           <w:szCs w:val="36"/>
         </w:rPr>
-        <w:t>{{#isChairman}}</w:t>
-      </w:r>
-      <w:r>
-        <w:rPr>
-          <w:rFonts w:ascii="Mangal" w:hAnsi="Mangal"/>
-          <w:sz w:val="36"/>
-          <w:szCs w:val="36"/>
-        </w:rPr>
-        <w:t xml:space="preserve">अध्यक्षको सही</w:t>
-      </w:r>
-      <w:r>
-        <w:rPr>
-          <w:rFonts w:ascii="Mangal" w:hAnsi="Mangal"/>
-          <w:sz w:val="36"/>
-          <w:szCs w:val="36"/>
-        </w:rPr>
-        <w:t>{{/isChairman}}{{^isChairman}}</w:t>
-      </w:r>
-      <w:r>
-        <w:rPr>
-          <w:rFonts w:ascii="Mangal" w:hAnsi="Mangal"/>
-          <w:sz w:val="36"/>
-          <w:szCs w:val="36"/>
-        </w:rPr>
-        <w:t xml:space="preserve">संचालक/ सही</w:t>
-      </w:r>
-      <w:r>
-        <w:rPr>
-          <w:rFonts w:ascii="Mangal" w:hAnsi="Mangal"/>
-          <w:sz w:val="36"/>
-          <w:szCs w:val="36"/>
-        </w:rPr>
-        <w:t>{{/isChairman}}</w:t>
+        <w:t xml:space="preserve">{{#isChairman}}{{#isChairman}}{{#isChairman}}{{#isChairman}}{{#isChairman}}{{#isChairman}}{{#isChairman}}{{#isChairman}}{{#isChairman}}{{#isChairman}}{{#isChairman}}{{#isChairman}}{{#isChairman}}{{#isChairman}}{{#isChairman}}{{#isChairman}}{{#isChairman}}{{#isChairman}}{{#isChairman}}{{#isChairman}}{{#isChairman}}{{#isChairman}}{{#isChairman}}{{#isChairman}}{{#isChairman}}{{#isChairman}}{{#isChairman}}{{#isChairman}}{{#isChairman}}{{#isChairman}}{{#isChairman}}{{#isChairman}}{{#isChairman}}{{#isChairman}}{{#isChairman}}{{#isChairman}}{{#isChairman}}{{#isChairman}}{{#isChairman}}{{#isChairman}}{{#isChairman}}{{#isChairman}}{{#isChairman}}{{#isChairman}}{{#isChairman}}{{#isChairman}}{{#isChairman}}{{#isChairman}}{{#isChairman}}{{#isChairman}} अध्यक्षको सहि{{/isChairman}}{{^isChairman}}संचालक/  सहि{{/isChairman}}{{/isChairman}}{{^isChairman}}संचालक/  सहि{{/isChairman}}{{/isChairman}}{{^isChairman}}संचालक/  सहि{{/isChairman}}{{/isChairman}}{{^isChairman}}संचालक/  सहि{{/isChairman}}{{/isChairman}}{{^isChairman}}संचालक/  सहि{{/isChairman}}{{/isChairman}}{{^isChairman}}संचालक/  सहि{{/isChairman}}{{/isChairman}}{{^isChairman}}संचालक/  सहि{{/isChairman}}{{/isChairman}}{{^isChairman}}संचालक/  सहि{{/isChairman}}{{/isChairman}}{{^isChairman}}संचालक/  सहि{{/isChairman}}{{/isChairman}}{{^isChairman}}संचालक/  सहि{{/isChairman}}{{/isChairman}}{{^isChairman}}संचालक/  सहि{{/isChairman}}{{/isChairman}}{{^isChairman}}संचालक/  सहि{{/isChairman}}{{/isChairman}}{{^isChairman}}संचालक/  सहि{{/isChairman}}{{/isChairman}}{{^isChairman}}संचालक/  सहि{{/isChairman}}{{/isChairman}}{{^isChairman}}संचालक/  सहि{{/isChairman}}{{/isChairman}}{{^isChairman}}संचालक/  सहि{{/isChairman}}{{/isChairman}}{{^isChairman}}संचालक/  सहि{{/isChairman}}{{/isChairman}}{{^isChairman}}संचालक/  सहि{{/isChairman}}{{/isChairman}}{{^isChairman}}संचालक/  सहि{{/isChairman}}{{/isChairman}}{{^isChairman}}संचालक/  सहि{{/isChairman}}{{/isChairman}}{{^isChairman}}संचालक/  सहि{{/isChairman}}{{/isChairman}}{{^isChairman}}संचालक/  सहि{{/isChairman}}{{/isChairman}}{{^isChairman}}संचालक/  सहि{{/isChairman}}{{/isChairman}}{{^isChairman}}संचालक/  सहि{{/isChairman}}{{/isChairman}}{{^isChairman}}संचालक/  सहि{{/isChairman}}{{/isChairman}}{{^isChairman}}संचालक/  सहि{{/isChairman}}{{/isChairman}}{{^isChairman}}संचालक/  सहि{{/isChairman}}{{/isChairman}}{{^isChairman}}संचालक/  सहि{{/isChairman}}{{/isChairman}}{{^isChairman}}संचालक/  सहि{{/isChairman}}{{/isChairman}}{{^isChairman}}संचालक/  सहि{{/isChairman}}{{/isChairman}}{{^isChairman}}संचालक/  सहि{{/isChairman}}{{/isChairman}}{{^isChairman}}संचालक/  सहि{{/isChairman}}{{/isChairman}}{{^isChairman}}संचालक/  सहि{{/isChairman}}{{/isChairman}}{{^isChairman}}संचालक/  सहि{{/isChairman}}{{/isChairman}}{{^isChairman}}संचालक/  सहि{{/isChairman}}{{/isChairman}}{{^isChairman}}संचालक/  सहि{{/isChairman}}{{/isChairman}}{{^isChairman}}संचालक/  सहि{{/isChairman}}{{/isChairman}}{{^isChairman}}संचालक/  सहि{{/isChairman}}{{/isChairman}}{{^isChairman}}संचालक/  सहि{{/isChairman}}{{/isChairman}}{{^isChairman}}संचालक/  सहि{{/isChairman}}{{/isChairman}}{{^isChairman}}संचालक/  सहि{{/isChairman}}{{/isChairman}}{{^isChairman}}संचालक/  सहि{{/isChairman}}{{/isChairman}}{{^isChairman}}संचालक/  सहि{{/isChairman}}{{/isChairman}}{{^isChairman}}संचालक/  सहि{{/isChairman}}{{/isChairman}}{{^isChairman}}संचालक/  सहि{{/isChairman}}{{/isChairman}}{{^isChairman}}संचालक/  सहि{{/isChairman}}{{/isChairman}}{{^isChairman}}संचालक/  सहि{{/isChairman}}{{/isChairman}}{{^isChairman}}संचालक/  सहि{{/isChairman}}{{/isChairman}}{{^isChairman}}संचालक/  सहि{{/isChairman}}{{/isChairman}}{{^isChairman}}संचालक/  सहि{{/isChairman}}</w:t>
       </w:r>
     </w:p>
     <w:p>
@@ -5048,13 +4445,24 @@
           <w:sz w:val="36"/>
           <w:szCs w:val="36"/>
         </w:rPr>
+        <w:tab/>
+        <w:tab/>
+        <w:tab/>
+        <w:tab/>
+        <w:tab/>
+        <w:tab/>
+        <w:tab/>
+        <w:tab/>
+        <w:tab/>
         <w:t xml:space="preserve">नाम ः– </w:t>
       </w:r>
       <w:r>
         <w:rPr>
           <w:rFonts w:ascii="Mangal" w:hAnsi="Mangal"/>
-          <w:sz w:val="36"/>
-          <w:szCs w:val="36"/>
+          <w:color w:val="000000"/>
+          <w:sz w:val="32"/>
+          <w:szCs w:val="32"/>
+          <w:lang w:val="de-DE" w:eastAsia="x-none"/>
         </w:rPr>
         <w:t xml:space="preserve">{{name}}</w:t>
       </w:r>
@@ -5076,124 +4484,27 @@
           <w:sz w:val="36"/>
           <w:szCs w:val="36"/>
         </w:rPr>
-        <w:t xml:space="preserve">पद ः– </w:t>
-      </w:r>
-      <w:r>
-        <w:rPr>
-          <w:rFonts w:ascii="Mangal" w:hAnsi="Mangal"/>
-          <w:sz w:val="36"/>
-          <w:szCs w:val="36"/>
-        </w:rPr>
-        <w:t>{{#isChairman}}</w:t>
-      </w:r>
-      <w:r>
-        <w:rPr>
-          <w:rFonts w:ascii="Mangal" w:hAnsi="Mangal"/>
-          <w:sz w:val="36"/>
-          <w:szCs w:val="36"/>
-        </w:rPr>
-        <w:t xml:space="preserve">संचालक अध्यक्ष</w:t>
-      </w:r>
-      <w:r>
-        <w:rPr>
-          <w:rFonts w:ascii="Mangal" w:hAnsi="Mangal"/>
-          <w:sz w:val="36"/>
-          <w:szCs w:val="36"/>
-        </w:rPr>
-        <w:t>{{/isChairman}}{{^isChairman}}</w:t>
-      </w:r>
-      <w:r>
-        <w:rPr>
-          <w:rFonts w:ascii="Mangal" w:hAnsi="Mangal"/>
-          <w:sz w:val="36"/>
-          <w:szCs w:val="36"/>
-        </w:rPr>
-        <w:t xml:space="preserve">संचालक सदस्य</w:t>
-      </w:r>
-      <w:r>
-        <w:rPr>
-          <w:rFonts w:ascii="Mangal" w:hAnsi="Mangal"/>
-          <w:sz w:val="36"/>
-          <w:szCs w:val="36"/>
-        </w:rPr>
-        <w:t>{{/isChairman}}</w:t>
-      </w:r>
-    </w:p>
-    <w:p>
-      <w:pPr>
-        <w:rPr/>
-      </w:pPr>
-      <w:r>
-        <w:rPr>
-          <w:rFonts w:ascii="Mangal" w:hAnsi="Mangal"/>
-          <w:sz w:val="36"/>
-          <w:szCs w:val="36"/>
-        </w:rPr>
+        <w:tab/>
+        <w:tab/>
+        <w:tab/>
+        <w:tab/>
+        <w:tab/>
+        <w:tab/>
+        <w:tab/>
+        <w:tab/>
+        <w:tab/>
+        <w:t xml:space="preserve">पद ः– {{#isChairman}}संचालक अध्यक्ष{{/isChairman}}{{^isChairman}}संचालक सदस्य{{/isChairman}}</w:t>
+      </w:r>
+    </w:p>
+    <w:p>
+      <w:r>
         <w:t>{{/attendees}}</w:t>
       </w:r>
     </w:p>
     <w:p>
-      <w:pPr>
-        <w:rPr/>
-      </w:pPr>
-      <w:r>
-        <w:rPr>
-          <w:rFonts w:ascii="Mangal" w:hAnsi="Mangal"/>
-          <w:sz w:val="36"/>
-          <w:szCs w:val="36"/>
-        </w:rPr>
+      <w:r>
         <w:t>{{/boardChanged}}</w:t>
       </w:r>
-    </w:p>
-    <w:p>
-      <w:pPr>
-        <w:ind w:firstLine="720"/>
-        <w:rPr>
-          <w:rFonts w:ascii="Mangal" w:hAnsi="Mangal"/>
-          <w:sz w:val="32"/>
-          <w:szCs w:val="32"/>
-        </w:rPr>
-      </w:pPr>
-    </w:p>
-    <w:p>
-      <w:pPr>
-        <w:ind w:firstLine="720"/>
-        <w:rPr>
-          <w:rFonts w:ascii="Mangal" w:hAnsi="Mangal"/>
-          <w:sz w:val="32"/>
-          <w:szCs w:val="32"/>
-        </w:rPr>
-      </w:pPr>
-    </w:p>
-    <w:p>
-      <w:pPr>
-        <w:ind w:firstLine="720"/>
-        <w:rPr>
-          <w:rFonts w:ascii="Mangal" w:hAnsi="Mangal"/>
-          <w:sz w:val="32"/>
-          <w:szCs w:val="32"/>
-        </w:rPr>
-      </w:pPr>
-    </w:p>
-    <w:p>
-      <w:pPr>
-        <w:ind w:firstLine="720"/>
-        <w:rPr>
-          <w:rFonts w:ascii="Mangal" w:hAnsi="Mangal"/>
-          <w:sz w:val="32"/>
-          <w:szCs w:val="32"/>
-        </w:rPr>
-      </w:pPr>
-    </w:p>
-    <w:p>
-      <w:pPr>
-        <w:ind w:firstLine="720"/>
-        <w:rPr>
-          <w:rFonts w:ascii="Mangal" w:hAnsi="Mangal"/>
-          <w:sz w:val="32"/>
-          <w:szCs w:val="32"/>
-        </w:rPr>
-      </w:pPr>
     </w:p>
     <w:sectPr>
       <w:pgSz w:w="12240" w:h="15840"/>
@@ -6255,6 +5566,14 @@
       </w:tblCellMar>
     </w:tblPr>
   </w:style>
+  <w:style w:type="paragraph" w:customStyle="1" w:styleId="BmPageStart">
+    <w:name w:val="BM Page Start"/>
+    <w:basedOn w:val="Normal"/>
+    <w:qFormat/>
+    <w:pPr>
+      <w:pageBreakBefore/>
+    </w:pPr>
+  </w:style>
 </w:styles>
 </file>
 

--- a/assets/templates/bm-agm-minutes.docx
+++ b/assets/templates/bm-agm-minutes.docx
@@ -433,7 +433,7 @@
       </w:pPr>
       <w:r>
         <w:rPr>
-          <w:rFonts w:ascii="Arial" w:hAnsi="Arial" w:cs="Arial"/>
+          <w:rFonts w:ascii="Mangal" w:hAnsi="Mangal"/>
           <w:sz w:val="30"/>
           <w:szCs w:val="30"/>
         </w:rPr>
@@ -1205,7 +1205,7 @@
       </w:r>
       <w:r>
         <w:rPr>
-          <w:rFonts w:ascii="Arial" w:hAnsi="Arial" w:cs="Arial"/>
+          <w:rFonts w:ascii="Mangal" w:hAnsi="Mangal"/>
           <w:sz w:val="30"/>
           <w:szCs w:val="30"/>
         </w:rPr>
@@ -1367,6 +1367,12 @@
           <w:insideH w:val="single" w:sz="4" w:space="0" w:color="auto"/>
           <w:insideV w:val="single" w:sz="4" w:space="0" w:color="auto"/>
         </w:tblBorders>
+        <w:tblCellMar>
+          <w:top w:w="40" w:type="dxa"/>
+          <w:left w:w="108" w:type="dxa"/>
+          <w:bottom w:w="40" w:type="dxa"/>
+          <w:right w:w="108" w:type="dxa"/>
+        </w:tblCellMar>
         <w:tblLook w:val="01E0" w:firstRow="1" w:lastRow="1" w:firstColumn="1" w:lastColumn="1" w:noHBand="0" w:noVBand="0"/>
       </w:tblPr>
       <w:tblGrid>
@@ -2711,6 +2717,7 @@
           <w:tab w:val="left" w:pos="720"/>
         </w:tabs>
         <w:spacing w:after="0" w:line="360" w:lineRule="auto"/>
+        <w:ind w:left="5400" w:right="0"/>
         <w:jc w:val="center"/>
         <w:rPr>
           <w:rFonts w:ascii="Mangal" w:eastAsia="SimSun" w:hAnsi="Mangal" w:cs="Times New Roman"/>
@@ -2727,7 +2734,7 @@
           <w:szCs w:val="30"/>
           <w:lang w:eastAsia="zh-HK"/>
         </w:rPr>
-        <w:t xml:space="preserve">                                                             ..............................</w:t>
+        <w:t xml:space="preserve">..............................</w:t>
       </w:r>
     </w:p>
     <w:p>
@@ -2736,6 +2743,8 @@
           <w:tab w:val="left" w:pos="720"/>
         </w:tabs>
         <w:spacing w:after="0" w:line="360" w:lineRule="auto"/>
+        <w:ind w:left="5400" w:right="0"/>
+        <w:jc w:val="center"/>
         <w:rPr>
           <w:rFonts w:ascii="Mangal" w:eastAsia="SimSun" w:hAnsi="Mangal" w:cs="Times New Roman"/>
           <w:sz w:val="32"/>
@@ -2748,7 +2757,7 @@
           <w:rFonts w:ascii="Mangal" w:hAnsi="Mangal"/>
           <w:sz w:val="32"/>
         </w:rPr>
-        <w:t xml:space="preserve">                                                                        {{chairmanName}}                          </w:t>
+        <w:t xml:space="preserve">{{chairmanName}}</w:t>
       </w:r>
     </w:p>
     <w:p>
@@ -2757,6 +2766,7 @@
           <w:tab w:val="left" w:pos="720"/>
         </w:tabs>
         <w:spacing w:after="0" w:line="360" w:lineRule="auto"/>
+        <w:ind w:left="5400" w:right="0"/>
         <w:jc w:val="center"/>
         <w:rPr>
           <w:rFonts w:ascii="Mangal" w:eastAsia="SimSun" w:hAnsi="Mangal" w:cs="Times New Roman"/>
@@ -2773,7 +2783,7 @@
           <w:szCs w:val="32"/>
           <w:lang w:eastAsia="zh-CN"/>
         </w:rPr>
-        <w:t xml:space="preserve">                                                             अध्यक्ष</w:t>
+        <w:t xml:space="preserve">अध्यक्ष</w:t>
       </w:r>
     </w:p>
     <w:p>
@@ -2849,9 +2859,6 @@
           <w:szCs w:val="32"/>
         </w:rPr>
         <w:tab/>
-        <w:tab/>
-        <w:tab/>
-        <w:tab/>
         <w:t xml:space="preserve">मितिः– {{letterDate}}</w:t>
       </w:r>
     </w:p>
@@ -2974,9 +2981,8 @@
     </w:p>
     <w:p>
       <w:pPr>
-        <w:tabs>
-          <w:tab w:val="left" w:pos="1035"/>
-        </w:tabs>
+        <w:ind w:left="5400" w:right="0"/>
+        <w:jc w:val="center"/>
         <w:rPr>
           <w:rFonts w:ascii="Mangal" w:hAnsi="Mangal"/>
           <w:sz w:val="32"/>
@@ -2989,14 +2995,6 @@
           <w:rFonts w:ascii="Mangal" w:hAnsi="Mangal"/>
           <w:sz w:val="32"/>
           <w:szCs w:val="32"/>
-        </w:rPr>
-        <w:t xml:space="preserve">                                                                       </w:t>
-      </w:r>
-      <w:r>
-        <w:rPr>
-          <w:rFonts w:ascii="Mangal" w:hAnsi="Mangal"/>
-          <w:sz w:val="32"/>
-          <w:szCs w:val="32"/>
           <w:u w:val="single"/>
         </w:rPr>
         <w:t xml:space="preserve">निवेदक</w:t>
@@ -3004,51 +3002,40 @@
     </w:p>
     <w:p>
       <w:pPr>
-        <w:ind w:firstLine="720"/>
-        <w:rPr>
-          <w:rFonts w:ascii="Mangal" w:hAnsi="Mangal"/>
-          <w:sz w:val="32"/>
-          <w:szCs w:val="32"/>
-        </w:rPr>
-      </w:pPr>
-      <w:r>
-        <w:rPr>
-          <w:rFonts w:ascii="Mangal" w:hAnsi="Mangal"/>
-          <w:sz w:val="32"/>
-          <w:szCs w:val="32"/>
-        </w:rPr>
-        <w:t xml:space="preserve">                                                           {{chairmanName}}                          </w:t>
-      </w:r>
-    </w:p>
-    <w:p>
-      <w:pPr>
-        <w:tabs>
-          <w:tab w:val="left" w:pos="1035"/>
-        </w:tabs>
-        <w:rPr>
-          <w:rFonts w:ascii="Mangal" w:hAnsi="Mangal"/>
-          <w:sz w:val="32"/>
-          <w:szCs w:val="32"/>
-          <w:u w:val="single"/>
-        </w:rPr>
-      </w:pPr>
-      <w:r>
-        <w:rPr>
-          <w:rFonts w:ascii="Mangal" w:hAnsi="Mangal"/>
-          <w:sz w:val="32"/>
-          <w:szCs w:val="32"/>
-        </w:rPr>
-        <w:tab/>
-        <w:tab/>
-        <w:tab/>
-        <w:tab/>
-        <w:tab/>
-        <w:tab/>
-        <w:tab/>
-        <w:tab/>
-        <w:tab/>
-        <w:tab/>
-        <w:t xml:space="preserve">अध्यक्ष सञ्चालक  </w:t>
+        <w:ind w:left="5400" w:right="0"/>
+        <w:jc w:val="center"/>
+        <w:rPr>
+          <w:rFonts w:ascii="Mangal" w:hAnsi="Mangal"/>
+          <w:sz w:val="32"/>
+          <w:szCs w:val="32"/>
+        </w:rPr>
+      </w:pPr>
+      <w:r>
+        <w:rPr>
+          <w:rFonts w:ascii="Mangal" w:hAnsi="Mangal"/>
+          <w:sz w:val="32"/>
+          <w:szCs w:val="32"/>
+        </w:rPr>
+        <w:t xml:space="preserve">{{chairmanName}}</w:t>
+      </w:r>
+    </w:p>
+    <w:p>
+      <w:pPr>
+        <w:ind w:left="5400" w:right="0"/>
+        <w:jc w:val="center"/>
+        <w:rPr>
+          <w:rFonts w:ascii="Mangal" w:hAnsi="Mangal"/>
+          <w:sz w:val="32"/>
+          <w:szCs w:val="32"/>
+        </w:rPr>
+      </w:pPr>
+      <w:r>
+        <w:rPr>
+          <w:rFonts w:ascii="Mangal" w:hAnsi="Mangal"/>
+          <w:sz w:val="32"/>
+          <w:szCs w:val="32"/>
+        </w:rPr>
+        <w:t xml:space="preserve">अध्यक्ष सञ्चालक</w:t>
       </w:r>
     </w:p>
     <w:p>
@@ -3479,9 +3466,8 @@
     </w:p>
     <w:p>
       <w:pPr>
-        <w:tabs>
-          <w:tab w:val="left" w:pos="1035"/>
-        </w:tabs>
+        <w:ind w:left="5400" w:right="0"/>
+        <w:jc w:val="center"/>
         <w:rPr>
           <w:rFonts w:ascii="Mangal" w:hAnsi="Mangal"/>
           <w:sz w:val="32"/>
@@ -3494,25 +3480,6 @@
           <w:rFonts w:ascii="Mangal" w:hAnsi="Mangal"/>
           <w:sz w:val="32"/>
           <w:szCs w:val="32"/>
-        </w:rPr>
-        <w:t xml:space="preserve"> </w:t>
-        <w:tab/>
-        <w:tab/>
-        <w:tab/>
-        <w:tab/>
-        <w:tab/>
-        <w:tab/>
-        <w:tab/>
-        <w:tab/>
-        <w:tab/>
-        <w:tab/>
-        <w:tab/>
-      </w:r>
-      <w:r>
-        <w:rPr>
-          <w:rFonts w:ascii="Mangal" w:hAnsi="Mangal"/>
-          <w:sz w:val="32"/>
-          <w:szCs w:val="32"/>
           <w:u w:val="single"/>
         </w:rPr>
         <w:t xml:space="preserve">निवेदक</w:t>
@@ -3520,57 +3487,40 @@
     </w:p>
     <w:p>
       <w:pPr>
-        <w:ind w:firstLine="720"/>
-        <w:rPr>
-          <w:rFonts w:ascii="Mangal" w:hAnsi="Mangal"/>
-          <w:sz w:val="32"/>
-          <w:szCs w:val="32"/>
-        </w:rPr>
-      </w:pPr>
-      <w:r>
-        <w:rPr>
-          <w:rFonts w:ascii="Mangal" w:hAnsi="Mangal"/>
-          <w:sz w:val="32"/>
-          <w:szCs w:val="32"/>
-        </w:rPr>
-        <w:tab/>
-        <w:tab/>
-        <w:tab/>
-        <w:tab/>
-        <w:tab/>
-        <w:tab/>
-        <w:tab/>
-        <w:tab/>
-        <w:tab/>
-        <w:t xml:space="preserve">     {{chairmanName}}                                                                                  </w:t>
-      </w:r>
-    </w:p>
-    <w:p>
-      <w:pPr>
-        <w:ind w:firstLine="720"/>
-        <w:rPr>
-          <w:rFonts w:ascii="Mangal" w:hAnsi="Mangal"/>
-          <w:sz w:val="32"/>
-          <w:szCs w:val="32"/>
-        </w:rPr>
-      </w:pPr>
-      <w:r>
-        <w:rPr>
-          <w:rFonts w:ascii="Mangal" w:hAnsi="Mangal"/>
-          <w:sz w:val="32"/>
-          <w:szCs w:val="32"/>
-        </w:rPr>
-        <w:tab/>
-        <w:tab/>
-        <w:tab/>
-        <w:tab/>
-        <w:tab/>
-        <w:tab/>
-        <w:tab/>
-        <w:tab/>
-        <w:tab/>
-        <w:tab/>
-        <w:t xml:space="preserve">अध्यक्ष </w:t>
+        <w:ind w:left="5400" w:right="0"/>
+        <w:jc w:val="center"/>
+        <w:rPr>
+          <w:rFonts w:ascii="Mangal" w:hAnsi="Mangal"/>
+          <w:sz w:val="32"/>
+          <w:szCs w:val="32"/>
+        </w:rPr>
+      </w:pPr>
+      <w:r>
+        <w:rPr>
+          <w:rFonts w:ascii="Mangal" w:hAnsi="Mangal"/>
+          <w:sz w:val="32"/>
+          <w:szCs w:val="32"/>
+        </w:rPr>
+        <w:t xml:space="preserve">{{chairmanName}}</w:t>
+      </w:r>
+    </w:p>
+    <w:p>
+      <w:pPr>
+        <w:ind w:left="5400" w:right="0"/>
+        <w:jc w:val="center"/>
+        <w:rPr>
+          <w:rFonts w:ascii="Mangal" w:hAnsi="Mangal"/>
+          <w:sz w:val="32"/>
+          <w:szCs w:val="32"/>
+        </w:rPr>
+      </w:pPr>
+      <w:r>
+        <w:rPr>
+          <w:rFonts w:ascii="Mangal" w:hAnsi="Mangal"/>
+          <w:sz w:val="32"/>
+          <w:szCs w:val="32"/>
+        </w:rPr>
+        <w:t xml:space="preserve">अध्यक्ष</w:t>
       </w:r>
     </w:p>
     <w:p>
@@ -3697,13 +3647,7 @@
     </w:p>
     <w:p/>
     <w:p>
-      <w:pPr>
-        <w:pStyle w:val="ListParagraph"/>
-        <w:numPr>
-          <w:ilvl w:val="0"/>
-          <w:numId w:val="3"/>
-        </w:numPr>
-      </w:pPr>
+      <w:pPr/>
       <w:r>
         <w:rPr>
           <w:rFonts w:ascii="Nirmala UI" w:eastAsia="Nirmala UI" w:hAnsi="Nirmala UI" w:cs="Nirmala UI"/>
@@ -3798,14 +3742,6 @@
           <w:szCs w:val="32"/>
         </w:rPr>
       </w:pPr>
-      <w:r>
-        <w:rPr>
-          <w:rFonts w:ascii="Arial" w:hAnsi="Arial" w:cs="Arial"/>
-          <w:sz w:val="32"/>
-          <w:szCs w:val="32"/>
-        </w:rPr>
-        <w:t xml:space="preserve">In case of Change of Board of Director</w:t>
-      </w:r>
     </w:p>
     <w:p>
       <w:pPr>
@@ -4175,6 +4111,16 @@
           <w:szCs w:val="32"/>
         </w:rPr>
       </w:pPr>
+    </w:p>
+    <w:p>
+      <w:pPr>
+        <w:rPr>
+          <w:rFonts w:ascii="Mangal" w:hAnsi="Mangal"/>
+          <w:b/>
+          <w:sz w:val="68"/>
+          <w:szCs w:val="68"/>
+        </w:rPr>
+      </w:pPr>
       <w:r>
         <w:rPr>
           <w:rFonts w:ascii="Mangal" w:hAnsi="Mangal"/>
@@ -4183,40 +4129,12 @@
           <w:sz w:val="68"/>
           <w:szCs w:val="68"/>
         </w:rPr>
-        <w:t xml:space="preserve">       </w:t>
-      </w:r>
-      <w:r>
-        <w:rPr>
-          <w:rFonts w:ascii="Arial" w:hAnsi="Arial" w:cs="Arial"/>
-          <w:sz w:val="32"/>
-          <w:szCs w:val="32"/>
-        </w:rPr>
-        <w:t xml:space="preserve">In case of Change of Board of Director</w:t>
-      </w:r>
-    </w:p>
-    <w:p>
-      <w:pPr>
-        <w:rPr>
-          <w:rFonts w:ascii="Mangal" w:hAnsi="Mangal"/>
-          <w:b/>
-          <w:sz w:val="68"/>
-          <w:szCs w:val="68"/>
-        </w:rPr>
-      </w:pPr>
-      <w:r>
-        <w:rPr>
-          <w:rFonts w:ascii="Mangal" w:hAnsi="Mangal"/>
-          <w:b/>
-          <w:bCs/>
-          <w:sz w:val="68"/>
-          <w:szCs w:val="68"/>
-        </w:rPr>
         <w:t xml:space="preserve">            {{companyNameShort}}  </w:t>
       </w:r>
     </w:p>
     <w:p>
       <w:pPr>
-        <w:ind w:left="2160" w:hanging="1080"/>
+        <w:jc w:val="center"/>
         <w:rPr>
           <w:rFonts w:ascii="Mangal" w:hAnsi="Mangal"/>
           <w:sz w:val="12"/>
@@ -4229,11 +4147,12 @@
           <w:sz w:val="36"/>
           <w:szCs w:val="36"/>
         </w:rPr>
-        <w:t xml:space="preserve">                    {{registrationNumberSlash}}</w:t>
-      </w:r>
-    </w:p>
-    <w:p>
-      <w:pPr>
+        <w:t xml:space="preserve">{{registrationNumberSlash}}</w:t>
+      </w:r>
+    </w:p>
+    <w:p>
+      <w:pPr>
+        <w:jc w:val="center"/>
         <w:rPr>
           <w:rFonts w:ascii="Mangal" w:hAnsi="Mangal"/>
           <w:b/>
@@ -4241,15 +4160,6 @@
           <w:szCs w:val="32"/>
         </w:rPr>
       </w:pPr>
-      <w:r>
-        <w:rPr>
-          <w:rFonts w:ascii="Mangal" w:hAnsi="Mangal"/>
-          <w:b/>
-          <w:sz w:val="12"/>
-          <w:szCs w:val="12"/>
-        </w:rPr>
-        <w:t xml:space="preserve">                            </w:t>
-      </w:r>
       <w:r>
         <w:rPr>
           <w:rFonts w:ascii="Mangal" w:hAnsi="Mangal"/>
@@ -4257,25 +4167,18 @@
           <w:sz w:val="36"/>
           <w:szCs w:val="16"/>
         </w:rPr>
-        <w:t xml:space="preserve">      {{companyAddress}}</w:t>
-      </w:r>
-    </w:p>
-    <w:p>
-      <w:pPr>
+        <w:t xml:space="preserve">{{companyAddress}}</w:t>
+      </w:r>
+    </w:p>
+    <w:p>
+      <w:pPr>
+        <w:jc w:val="center"/>
         <w:rPr>
           <w:rFonts w:ascii="Mangal" w:hAnsi="Mangal"/>
           <w:sz w:val="36"/>
           <w:szCs w:val="32"/>
         </w:rPr>
       </w:pPr>
-      <w:r>
-        <w:rPr>
-          <w:rFonts w:ascii="Mangal" w:hAnsi="Mangal"/>
-          <w:sz w:val="36"/>
-          <w:szCs w:val="32"/>
-        </w:rPr>
-        <w:t xml:space="preserve">          </w:t>
-      </w:r>
       <w:r>
         <w:rPr>
           <w:rFonts w:ascii="Mangal" w:hAnsi="Mangal"/>
@@ -4290,6 +4193,7 @@
     <w:p>
       <w:pPr>
         <w:spacing w:line="360" w:lineRule="auto"/>
+        <w:jc w:val="center"/>
         <w:rPr>
           <w:rFonts w:ascii="Mangal" w:hAnsi="Mangal"/>
           <w:sz w:val="36"/>
@@ -4304,7 +4208,7 @@
           <w:szCs w:val="36"/>
           <w:lang w:val="es-CO"/>
         </w:rPr>
-        <w:t xml:space="preserve">                      संचालकले पेश गर्नु पर्ने विवरण</w:t>
+        <w:t xml:space="preserve">संचालकले पेश गर्नु पर्ने विवरण</w:t>
       </w:r>
     </w:p>
     <w:p>
@@ -4411,8 +4315,8 @@
     </w:p>
     <w:p>
       <w:pPr>
-        <w:ind w:left="6480" w:hanging="720"/>
-        <w:jc w:val="both"/>
+        <w:ind w:left="6480" w:right="0"/>
+        <w:jc w:val="center"/>
         <w:rPr>
           <w:rFonts w:ascii="Mangal" w:hAnsi="Mangal"/>
           <w:sz w:val="36"/>
@@ -4425,14 +4329,14 @@
           <w:sz w:val="36"/>
           <w:szCs w:val="36"/>
         </w:rPr>
-        <w:t xml:space="preserve">{{#isChairman}}{{#isChairman}}{{#isChairman}}{{#isChairman}}{{#isChairman}}{{#isChairman}}{{#isChairman}}{{#isChairman}}{{#isChairman}}{{#isChairman}}{{#isChairman}}{{#isChairman}}{{#isChairman}}{{#isChairman}}{{#isChairman}}{{#isChairman}}{{#isChairman}}{{#isChairman}}{{#isChairman}}{{#isChairman}}{{#isChairman}}{{#isChairman}}{{#isChairman}}{{#isChairman}}{{#isChairman}}{{#isChairman}}{{#isChairman}}{{#isChairman}}{{#isChairman}}{{#isChairman}}{{#isChairman}}{{#isChairman}}{{#isChairman}}{{#isChairman}}{{#isChairman}}{{#isChairman}}{{#isChairman}}{{#isChairman}}{{#isChairman}}{{#isChairman}}{{#isChairman}}{{#isChairman}}{{#isChairman}}{{#isChairman}}{{#isChairman}}{{#isChairman}}{{#isChairman}}{{#isChairman}}{{#isChairman}}{{#isChairman}} अध्यक्षको सहि{{/isChairman}}{{^isChairman}}संचालक/  सहि{{/isChairman}}{{/isChairman}}{{^isChairman}}संचालक/  सहि{{/isChairman}}{{/isChairman}}{{^isChairman}}संचालक/  सहि{{/isChairman}}{{/isChairman}}{{^isChairman}}संचालक/  सहि{{/isChairman}}{{/isChairman}}{{^isChairman}}संचालक/  सहि{{/isChairman}}{{/isChairman}}{{^isChairman}}संचालक/  सहि{{/isChairman}}{{/isChairman}}{{^isChairman}}संचालक/  सहि{{/isChairman}}{{/isChairman}}{{^isChairman}}संचालक/  सहि{{/isChairman}}{{/isChairman}}{{^isChairman}}संचालक/  सहि{{/isChairman}}{{/isChairman}}{{^isChairman}}संचालक/  सहि{{/isChairman}}{{/isChairman}}{{^isChairman}}संचालक/  सहि{{/isChairman}}{{/isChairman}}{{^isChairman}}संचालक/  सहि{{/isChairman}}{{/isChairman}}{{^isChairman}}संचालक/  सहि{{/isChairman}}{{/isChairman}}{{^isChairman}}संचालक/  सहि{{/isChairman}}{{/isChairman}}{{^isChairman}}संचालक/  सहि{{/isChairman}}{{/isChairman}}{{^isChairman}}संचालक/  सहि{{/isChairman}}{{/isChairman}}{{^isChairman}}संचालक/  सहि{{/isChairman}}{{/isChairman}}{{^isChairman}}संचालक/  सहि{{/isChairman}}{{/isChairman}}{{^isChairman}}संचालक/  सहि{{/isChairman}}{{/isChairman}}{{^isChairman}}संचालक/  सहि{{/isChairman}}{{/isChairman}}{{^isChairman}}संचालक/  सहि{{/isChairman}}{{/isChairman}}{{^isChairman}}संचालक/  सहि{{/isChairman}}{{/isChairman}}{{^isChairman}}संचालक/  सहि{{/isChairman}}{{/isChairman}}{{^isChairman}}संचालक/  सहि{{/isChairman}}{{/isChairman}}{{^isChairman}}संचालक/  सहि{{/isChairman}}{{/isChairman}}{{^isChairman}}संचालक/  सहि{{/isChairman}}{{/isChairman}}{{^isChairman}}संचालक/  सहि{{/isChairman}}{{/isChairman}}{{^isChairman}}संचालक/  सहि{{/isChairman}}{{/isChairman}}{{^isChairman}}संचालक/  सहि{{/isChairman}}{{/isChairman}}{{^isChairman}}संचालक/  सहि{{/isChairman}}{{/isChairman}}{{^isChairman}}संचालक/  सहि{{/isChairman}}{{/isChairman}}{{^isChairman}}संचालक/  सहि{{/isChairman}}{{/isChairman}}{{^isChairman}}संचालक/  सहि{{/isChairman}}{{/isChairman}}{{^isChairman}}संचालक/  सहि{{/isChairman}}{{/isChairman}}{{^isChairman}}संचालक/  सहि{{/isChairman}}{{/isChairman}}{{^isChairman}}संचालक/  सहि{{/isChairman}}{{/isChairman}}{{^isChairman}}संचालक/  सहि{{/isChairman}}{{/isChairman}}{{^isChairman}}संचालक/  सहि{{/isChairman}}{{/isChairman}}{{^isChairman}}संचालक/  सहि{{/isChairman}}{{/isChairman}}{{^isChairman}}संचालक/  सहि{{/isChairman}}{{/isChairman}}{{^isChairman}}संचालक/  सहि{{/isChairman}}{{/isChairman}}{{^isChairman}}संचालक/  सहि{{/isChairman}}{{/isChairman}}{{^isChairman}}संचालक/  सहि{{/isChairman}}{{/isChairman}}{{^isChairman}}संचालक/  सहि{{/isChairman}}{{/isChairman}}{{^isChairman}}संचालक/  सहि{{/isChairman}}{{/isChairman}}{{^isChairman}}संचालक/  सहि{{/isChairman}}{{/isChairman}}{{^isChairman}}संचालक/  सहि{{/isChairman}}{{/isChairman}}{{^isChairman}}संचालक/  सहि{{/isChairman}}{{/isChairman}}{{^isChairman}}संचालक/  सहि{{/isChairman}}{{/isChairman}}{{^isChairman}}संचालक/  सहि{{/isChairman}}</w:t>
+        <w:t xml:space="preserve">{{#isChairman}} अध्यक्षको सहि{{/isChairman}}{{^isChairman}}संचालक/  सहि{{/isChairman}}</w:t>
       </w:r>
     </w:p>
     <w:p>
       <w:pPr>
         <w:spacing w:line="362" w:lineRule="auto"/>
-        <w:ind w:left="-18"/>
-        <w:jc w:val="both"/>
+        <w:ind w:left="6480" w:right="0"/>
+        <w:jc w:val="center"/>
         <w:rPr>
           <w:rFonts w:ascii="Mangal" w:hAnsi="Mangal"/>
           <w:sz w:val="36"/>
@@ -4445,15 +4349,6 @@
           <w:sz w:val="36"/>
           <w:szCs w:val="36"/>
         </w:rPr>
-        <w:tab/>
-        <w:tab/>
-        <w:tab/>
-        <w:tab/>
-        <w:tab/>
-        <w:tab/>
-        <w:tab/>
-        <w:tab/>
-        <w:tab/>
         <w:t xml:space="preserve">नाम ः– </w:t>
       </w:r>
       <w:r>
@@ -4469,9 +4364,8 @@
     </w:p>
     <w:p>
       <w:pPr>
-        <w:tabs>
-          <w:tab w:val="left" w:pos="680"/>
-        </w:tabs>
+        <w:ind w:left="6480" w:right="0"/>
+        <w:jc w:val="center"/>
         <w:rPr>
           <w:rFonts w:ascii="Mangal" w:hAnsi="Mangal"/>
           <w:sz w:val="36"/>
@@ -4484,15 +4378,6 @@
           <w:sz w:val="36"/>
           <w:szCs w:val="36"/>
         </w:rPr>
-        <w:tab/>
-        <w:tab/>
-        <w:tab/>
-        <w:tab/>
-        <w:tab/>
-        <w:tab/>
-        <w:tab/>
-        <w:tab/>
-        <w:tab/>
         <w:t xml:space="preserve">पद ः– {{#isChairman}}संचालक अध्यक्ष{{/isChairman}}{{^isChairman}}संचालक सदस्य{{/isChairman}}</w:t>
       </w:r>
     </w:p>

--- a/assets/templates/bm-agm-minutes.docx
+++ b/assets/templates/bm-agm-minutes.docx
@@ -158,7 +158,7 @@
           <w:sz w:val="30"/>
           <w:szCs w:val="30"/>
         </w:rPr>
-        <w:t xml:space="preserve">को अध्यक्षतामा कम्पनीको रजिष्टर्ड कार्यालयमा निम्नलिखित बमोजिमको उपस्थितिमा बसी निम्नानुसारका प्रस्तावहरु छलफलका लागि प्रस्तुत गरिएकोमा निम्नानुसार निर्णय गरियो ः</w:t>
+        <w:t xml:space="preserve">को अध्यक्षतामा कम्पनीको रजिष्टर्ड कार्यालयमा निम्नलिखित बमोजिमको उपस्थितिमा बसी निम्नानुसारका प्रस्तावहरु छलफलका लागि प्रस्तुत गरिएकोमा निम्नानुसार निर्णय गरियो :</w:t>
       </w:r>
     </w:p>
     <w:p>
@@ -260,7 +260,7 @@
           <w:szCs w:val="36"/>
           <w:u w:val="single"/>
         </w:rPr>
-        <w:t xml:space="preserve">सभामा प्रस्तुत प्रस्तावहरु ः</w:t>
+        <w:t xml:space="preserve">सभामा प्रस्तुत प्रस्तावहरु :</w:t>
       </w:r>
     </w:p>
     <w:p>
@@ -335,7 +335,7 @@
           <w:sz w:val="30"/>
           <w:szCs w:val="30"/>
         </w:rPr>
-        <w:t xml:space="preserve">छलफलमै पारित निर्णयहरु ः</w:t>
+        <w:t xml:space="preserve">छलफलमै पारित निर्णयहरु :</w:t>
       </w:r>
     </w:p>
     <w:p>
@@ -356,7 +356,7 @@
           <w:sz w:val="30"/>
           <w:szCs w:val="30"/>
         </w:rPr>
-        <w:t xml:space="preserve">निर्णय नं. १ ः</w:t>
+        <w:t xml:space="preserve">निर्णय नं. १ :</w:t>
       </w:r>
     </w:p>
     <w:p>
@@ -418,7 +418,7 @@
           <w:sz w:val="30"/>
           <w:szCs w:val="30"/>
         </w:rPr>
-        <w:t xml:space="preserve">निर्णय नं. २ ः</w:t>
+        <w:t xml:space="preserve">निर्णय नं. २ :</w:t>
       </w:r>
     </w:p>
     <w:p>
@@ -469,7 +469,7 @@
           <w:sz w:val="30"/>
           <w:szCs w:val="30"/>
         </w:rPr>
-        <w:t xml:space="preserve">निर्णय नं. ३ ः</w:t>
+        <w:t xml:space="preserve">निर्णय नं. ३ :</w:t>
       </w:r>
     </w:p>
     <w:p>
@@ -585,7 +585,7 @@
           <w:sz w:val="30"/>
           <w:szCs w:val="30"/>
         </w:rPr>
-        <w:t xml:space="preserve">आज मिति {{agmDate}} गते विहान ९ः०० बजे यस </w:t>
+        <w:t xml:space="preserve">आज मिति {{agmDate}} गते विहान ९:०० बजे यस </w:t>
       </w:r>
       <w:r>
         <w:rPr>
@@ -630,7 +630,7 @@
           <w:sz w:val="30"/>
           <w:szCs w:val="30"/>
         </w:rPr>
-        <w:t xml:space="preserve">ो अध्यक्षतामा कम्पनीको रजिष्टर्ड कार्यालयमा निम्नलिखित बमोजिमको उपस्थितिमा बसी निम्नानुसारका प्रस्तावहरु छलफलका लागि प्रस्तुत गरिएकोमा निम्नानुसार निर्णय गरियो ः</w:t>
+        <w:t xml:space="preserve">ो अध्यक्षतामा कम्पनीको रजिष्टर्ड कार्यालयमा निम्नलिखित बमोजिमको उपस्थितिमा बसी निम्नानुसारका प्रस्तावहरु छलफलका लागि प्रस्तुत गरिएकोमा निम्नानुसार निर्णय गरियो :</w:t>
       </w:r>
     </w:p>
     <w:p>
@@ -769,7 +769,7 @@
           <w:szCs w:val="36"/>
           <w:u w:val="single"/>
         </w:rPr>
-        <w:t xml:space="preserve">सभामा प्रस्तुत प्रस्तावहरु ः</w:t>
+        <w:t xml:space="preserve">सभामा प्रस्तुत प्रस्तावहरु :</w:t>
       </w:r>
     </w:p>
     <w:p>
@@ -925,7 +925,7 @@
           <w:sz w:val="30"/>
           <w:szCs w:val="30"/>
         </w:rPr>
-        <w:t xml:space="preserve">छलफलमै पारित निर्णयहरु ः</w:t>
+        <w:t xml:space="preserve">छलफलमै पारित निर्णयहरु :</w:t>
       </w:r>
     </w:p>
     <w:p>
@@ -946,7 +946,7 @@
           <w:sz w:val="30"/>
           <w:szCs w:val="30"/>
         </w:rPr>
-        <w:t xml:space="preserve">निर्णय नं. १ ः</w:t>
+        <w:t xml:space="preserve">निर्णय नं. १ :</w:t>
       </w:r>
     </w:p>
     <w:p>
@@ -993,7 +993,7 @@
           <w:sz w:val="30"/>
           <w:szCs w:val="30"/>
         </w:rPr>
-        <w:t xml:space="preserve">निर्णय नं. २ ः</w:t>
+        <w:t xml:space="preserve">निर्णय नं. २ :</w:t>
       </w:r>
     </w:p>
     <w:p>
@@ -1050,7 +1050,7 @@
           <w:sz w:val="30"/>
           <w:szCs w:val="30"/>
         </w:rPr>
-        <w:t xml:space="preserve">निर्णय नं. ३ ः</w:t>
+        <w:t xml:space="preserve">निर्णय नं. ३ :</w:t>
       </w:r>
     </w:p>
     <w:p>
@@ -1128,7 +1128,7 @@
           <w:sz w:val="30"/>
           <w:szCs w:val="30"/>
         </w:rPr>
-        <w:t xml:space="preserve">निर्णय नं. ४ ः</w:t>
+        <w:t xml:space="preserve">निर्णय नं. ४ :</w:t>
       </w:r>
     </w:p>
     <w:p>
@@ -1201,7 +1201,7 @@
           <w:sz w:val="30"/>
           <w:szCs w:val="30"/>
         </w:rPr>
-        <w:t xml:space="preserve">निर्णय नं. ५ ः</w:t>
+        <w:t xml:space="preserve">निर्णय नं. ५ :</w:t>
       </w:r>
       <w:r>
         <w:rPr>
@@ -1260,7 +1260,7 @@
           <w:sz w:val="30"/>
           <w:szCs w:val="30"/>
         </w:rPr>
-        <w:t xml:space="preserve">निर्णय नं. ६ ः</w:t>
+        <w:t xml:space="preserve">निर्णय नं. ६ :</w:t>
       </w:r>
     </w:p>
     <w:p>
@@ -2859,7 +2859,7 @@
           <w:szCs w:val="32"/>
         </w:rPr>
         <w:tab/>
-        <w:t xml:space="preserve">मितिः– {{letterDate}}</w:t>
+        <w:t xml:space="preserve">मिति:– {{letterDate}}</w:t>
       </w:r>
     </w:p>
     <w:p>
@@ -2928,7 +2928,7 @@
           <w:sz w:val="32"/>
           <w:szCs w:val="32"/>
         </w:rPr>
-        <w:t xml:space="preserve">                विषयः– लेखापरीक्षकको नियुक्तिको जानकारी पेश गरेको बारे ।</w:t>
+        <w:t xml:space="preserve">                विषय:– लेखापरीक्षकको नियुक्तिको जानकारी पेश गरेको बारे ।</w:t>
       </w:r>
     </w:p>
     <w:p>
@@ -3130,7 +3130,7 @@
           <w:sz w:val="32"/>
           <w:szCs w:val="32"/>
         </w:rPr>
-        <w:t xml:space="preserve">बोधार्थ ः {{auditorName}}, {{auditorAddress}}</w:t>
+        <w:t xml:space="preserve">बोधार्थ : {{auditorName}}, {{auditorAddress}}</w:t>
       </w:r>
     </w:p>
     <w:p>
@@ -3206,7 +3206,7 @@
           <w:szCs w:val="32"/>
         </w:rPr>
         <w:tab/>
-        <w:t xml:space="preserve">मितिः– {{letterDate}}</w:t>
+        <w:t xml:space="preserve">मिति:– {{letterDate}}</w:t>
       </w:r>
     </w:p>
     <w:p>
@@ -3275,7 +3275,7 @@
           <w:sz w:val="32"/>
           <w:szCs w:val="32"/>
         </w:rPr>
-        <w:t xml:space="preserve">                विषयः– वार्षिक विवरण  पेश गरेको बारे ।                 </w:t>
+        <w:t xml:space="preserve">                विषय:– वार्षिक विवरण  पेश गरेको बारे ।                 </w:t>
       </w:r>
     </w:p>
     <w:p>
@@ -3844,7 +3844,7 @@
         </w:rPr>
         <w:tab/>
         <w:tab/>
-        <w:t xml:space="preserve">आज मिति {{boardChangeDate}}  गते बिहान ९ः३० बजे यस </w:t>
+        <w:t xml:space="preserve">आज मिति {{boardChangeDate}}  गते बिहान ९:३० बजे यस </w:t>
       </w:r>
       <w:r>
         <w:rPr>
@@ -3862,7 +3862,7 @@
           <w:sz w:val="30"/>
           <w:szCs w:val="30"/>
         </w:rPr>
-        <w:t xml:space="preserve">को संचालक समितिको बैठक श्री {{chairmanName}}को अध्यक्षतामा कम्पनीको रजिष्टर्ड कार्यालयमा निम्नलिखित बमोजिमको उपस्थितिमा बसी निम्नानुसारका प्रस्तावहरु छलफलका लागि प्रस्तुत गरिएकोमा निम्नानुसार निर्णय गरियो ः</w:t>
+        <w:t xml:space="preserve">को संचालक समितिको बैठक श्री {{chairmanName}}को अध्यक्षतामा कम्पनीको रजिष्टर्ड कार्यालयमा निम्नलिखित बमोजिमको उपस्थितिमा बसी निम्नानुसारका प्रस्तावहरु छलफलका लागि प्रस्तुत गरिएकोमा निम्नानुसार निर्णय गरियो :</w:t>
       </w:r>
     </w:p>
     <w:p>
@@ -3963,7 +3963,7 @@
           <w:szCs w:val="36"/>
           <w:u w:val="single"/>
         </w:rPr>
-        <w:t xml:space="preserve">सभामा प्रस्तुत प्रस्तावहरु ः</w:t>
+        <w:t xml:space="preserve">सभामा प्रस्तुत प्रस्तावहरु :</w:t>
       </w:r>
     </w:p>
     <w:p>
@@ -4020,7 +4020,7 @@
           <w:sz w:val="30"/>
           <w:szCs w:val="30"/>
         </w:rPr>
-        <w:t xml:space="preserve">छलफलमै पारित निर्णयहरु ः</w:t>
+        <w:t xml:space="preserve">छलफलमै पारित निर्णयहरु :</w:t>
       </w:r>
     </w:p>
     <w:p>
@@ -4041,7 +4041,7 @@
           <w:sz w:val="30"/>
           <w:szCs w:val="30"/>
         </w:rPr>
-        <w:t xml:space="preserve">निर्णय नं. १ ः</w:t>
+        <w:t xml:space="preserve">निर्णय नं. १ :</w:t>
       </w:r>
     </w:p>
     <w:p>
@@ -4059,7 +4059,7 @@
           <w:sz w:val="32"/>
           <w:szCs w:val="32"/>
         </w:rPr>
-        <w:t xml:space="preserve">प्रस्ताव नं. १ मा बैठकमा छलफल गर्दा कम्पनीका सञ्चालकहरु क्रमशः संचालकहरु {{attendeeNamesJoined}}हरुको कार्यकाल समाप्त भई मिति आज बिहान ९ः०० बजे बसेको वार्षिक साधारण सभाको बैठकमा निजहरु पुन  सञ्चालक पदमा नयाँ कार्यकालको लागी पुनर्नियुक्ति हुनुभएको र सञ्चालक {{chairmanName}}</w:t>
+        <w:t xml:space="preserve">प्रस्ताव नं. १ मा बैठकमा छलफल गर्दा कम्पनीका सञ्चालकहरु क्रमशः संचालकहरु {{attendeeNamesJoined}}हरुको कार्यकाल समाप्त भई मिति आज बिहान ९:०० बजे बसेको वार्षिक साधारण सभाको बैठकमा निजहरु पुन  सञ्चालक पदमा नयाँ कार्यकालको लागी पुनर्नियुक्ति हुनुभएको र सञ्चालक {{chairmanName}}</w:t>
       </w:r>
       <w:r>
         <w:rPr>
@@ -4228,7 +4228,7 @@
           <w:sz w:val="36"/>
           <w:szCs w:val="36"/>
         </w:rPr>
-        <w:t xml:space="preserve">(क)  कम्पनीको कारोवारसँग सम्बन्धीत कुनै प्रकारको खरिद बिक्रि वा अन्य प्रकारको ठेक्का पट्टामा आफै वा आफ्नो नजिकको नातेदारको प्रत्यक्ष संलग्नता भएमा वा कुनै किसिमको निजी स्वार्थ भए, नभएको ः– नभएको ।</w:t>
+        <w:t xml:space="preserve">(क)  कम्पनीको कारोवारसँग सम्बन्धीत कुनै प्रकारको खरिद बिक्रि वा अन्य प्रकारको ठेक्का पट्टामा आफै वा आफ्नो नजिकको नातेदारको प्रत्यक्ष संलग्नता भएमा वा कुनै किसिमको निजी स्वार्थ भए, नभएको :– नभएको ।</w:t>
       </w:r>
     </w:p>
     <w:p>
@@ -4248,7 +4248,7 @@
           <w:sz w:val="36"/>
           <w:szCs w:val="36"/>
         </w:rPr>
-        <w:t xml:space="preserve">(ख)  कम्पनीको प्रबन्ध संचालक,कम्पनी सचिव, पदाधिकारीको नियुक्तिको सम्बन्धमा कुनै प्रकारको स्वार्थ भए नभएको ः–  नभएको ।</w:t>
+        <w:t xml:space="preserve">(ख)  कम्पनीको प्रबन्ध संचालक,कम्पनी सचिव, पदाधिकारीको नियुक्तिको सम्बन्धमा कुनै प्रकारको स्वार्थ भए नभएको :–  नभएको ।</w:t>
       </w:r>
     </w:p>
     <w:p>
@@ -4268,7 +4268,7 @@
           <w:sz w:val="36"/>
           <w:szCs w:val="36"/>
         </w:rPr>
-        <w:t xml:space="preserve">(ग)   अन्य कुनै कम्पनीको संचालक रहे, नरहेको ः– नरहेको ।</w:t>
+        <w:t xml:space="preserve">(ग)   अन्य कुनै कम्पनीको संचालक रहे, नरहेको :– नरहेको ।</w:t>
       </w:r>
     </w:p>
     <w:p>
@@ -4288,7 +4288,7 @@
           <w:sz w:val="36"/>
           <w:szCs w:val="36"/>
         </w:rPr>
-        <w:t xml:space="preserve">(घ)  कम्पनी वा त्यस्तो कुनै कम्पनीको मुख्य वा सहायक कम्पनीको शेयर वा डिवेन्चरको कारोवार गरेको भएमा त्यस्तो कारोवारको विषय भएको, नभएको ः– नभएको ।</w:t>
+        <w:t xml:space="preserve">(घ)  कम्पनी वा त्यस्तो कुनै कम्पनीको मुख्य वा सहायक कम्पनीको शेयर वा डिवेन्चरको कारोवार गरेको भएमा त्यस्तो कारोवारको विषय भएको, नभएको :– नभएको ।</w:t>
       </w:r>
     </w:p>
     <w:p>
@@ -4349,7 +4349,7 @@
           <w:sz w:val="36"/>
           <w:szCs w:val="36"/>
         </w:rPr>
-        <w:t xml:space="preserve">नाम ः– </w:t>
+        <w:t xml:space="preserve">नाम :– </w:t>
       </w:r>
       <w:r>
         <w:rPr>
@@ -4378,7 +4378,7 @@
           <w:sz w:val="36"/>
           <w:szCs w:val="36"/>
         </w:rPr>
-        <w:t xml:space="preserve">पद ः– {{#isChairman}}संचालक अध्यक्ष{{/isChairman}}{{^isChairman}}संचालक सदस्य{{/isChairman}}</w:t>
+        <w:t xml:space="preserve">पद :– {{#isChairman}}संचालक अध्यक्ष{{/isChairman}}{{^isChairman}}संचालक सदस्य{{/isChairman}}</w:t>
       </w:r>
     </w:p>
     <w:p>

--- a/assets/templates/bm-agm-minutes.docx
+++ b/assets/templates/bm-agm-minutes.docx
@@ -282,6 +282,11 @@
       </w:r>
     </w:p>
     <w:p>
+      <w:r>
+        <w:t>{{#bmHasExtra}}</w:t>
+      </w:r>
+    </w:p>
+    <w:p>
       <w:pPr>
         <w:ind w:firstLine="720"/>
         <w:rPr>
@@ -300,6 +305,11 @@
       </w:r>
     </w:p>
     <w:p>
+      <w:r>
+        <w:t>{{/bmHasExtra}}</w:t>
+      </w:r>
+    </w:p>
+    <w:p>
       <w:pPr>
         <w:ind w:firstLine="720"/>
         <w:rPr>
@@ -314,7 +324,7 @@
           <w:sz w:val="32"/>
           <w:szCs w:val="32"/>
         </w:rPr>
-        <w:t xml:space="preserve">३) विविध</w:t>
+        <w:t xml:space="preserve">{{bmMiscItemNum}}) विविध</w:t>
       </w:r>
     </w:p>
     <w:p>
@@ -401,6 +411,11 @@
       </w:pPr>
     </w:p>
     <w:p>
+      <w:r>
+        <w:t>{{#bmHasExtra}}</w:t>
+      </w:r>
+    </w:p>
+    <w:p>
       <w:pPr>
         <w:spacing w:after="0"/>
         <w:ind w:firstLine="90"/>
@@ -441,6 +456,11 @@
       </w:r>
     </w:p>
     <w:p>
+      <w:r>
+        <w:t>{{/bmHasExtra}}</w:t>
+      </w:r>
+    </w:p>
+    <w:p>
       <w:pPr>
         <w:spacing w:after="0"/>
         <w:ind w:firstLine="90"/>
@@ -469,7 +489,7 @@
           <w:sz w:val="30"/>
           <w:szCs w:val="30"/>
         </w:rPr>
-        <w:t xml:space="preserve">निर्णय नं. ३ :</w:t>
+        <w:t xml:space="preserve">निर्णय नं. {{bmMiscDecisionNum}} :</w:t>
       </w:r>
     </w:p>
     <w:p>
@@ -852,6 +872,11 @@
       </w:r>
     </w:p>
     <w:p>
+      <w:r>
+        <w:t>{{#agmHasExtra}}</w:t>
+      </w:r>
+    </w:p>
+    <w:p>
       <w:pPr>
         <w:tabs>
           <w:tab w:val="left" w:pos="8505"/>
@@ -874,6 +899,11 @@
       </w:r>
     </w:p>
     <w:p>
+      <w:r>
+        <w:t>{{/agmHasExtra}}</w:t>
+      </w:r>
+    </w:p>
+    <w:p>
       <w:pPr>
         <w:tabs>
           <w:tab w:val="left" w:pos="8505"/>
@@ -892,7 +922,7 @@
           <w:sz w:val="32"/>
           <w:szCs w:val="32"/>
         </w:rPr>
-        <w:t xml:space="preserve">६) विविध</w:t>
+        <w:t xml:space="preserve">{{agmMiscItemNum}}) विविध</w:t>
       </w:r>
     </w:p>
     <w:p>
@@ -1185,6 +1215,11 @@
       </w:pPr>
     </w:p>
     <w:p>
+      <w:r>
+        <w:t>{{#agmHasExtra}}</w:t>
+      </w:r>
+    </w:p>
+    <w:p>
       <w:pPr>
         <w:spacing w:after="0"/>
         <w:ind w:firstLine="90"/>
@@ -1213,6 +1248,11 @@
       </w:r>
     </w:p>
     <w:p>
+      <w:r>
+        <w:t>{{/agmHasExtra}}</w:t>
+      </w:r>
+    </w:p>
+    <w:p>
       <w:pPr>
         <w:spacing w:after="0"/>
         <w:rPr>
@@ -1260,7 +1300,7 @@
           <w:sz w:val="30"/>
           <w:szCs w:val="30"/>
         </w:rPr>
-        <w:t xml:space="preserve">निर्णय नं. ६ :</w:t>
+        <w:t xml:space="preserve">निर्णय नं. {{agmMiscDecisionNum}} :</w:t>
       </w:r>
     </w:p>
     <w:p>

--- a/assets/templates/bm-agm-minutes.docx
+++ b/assets/templates/bm-agm-minutes.docx
@@ -850,6 +850,11 @@
       </w:r>
     </w:p>
     <w:p>
+      <w:r>
+        <w:t>{{#boardChanged}}</w:t>
+      </w:r>
+    </w:p>
+    <w:p>
       <w:pPr>
         <w:tabs>
           <w:tab w:val="left" w:pos="8505"/>
@@ -873,6 +878,11 @@
     </w:p>
     <w:p>
       <w:r>
+        <w:t>{{/boardChanged}}</w:t>
+      </w:r>
+    </w:p>
+    <w:p>
+      <w:r>
         <w:t>{{#agmHasExtra}}</w:t>
       </w:r>
     </w:p>
@@ -895,7 +905,7 @@
           <w:sz w:val="32"/>
           <w:szCs w:val="32"/>
         </w:rPr>
-        <w:t xml:space="preserve">५) {{agmExtraProposalTitle}}</w:t>
+        <w:t xml:space="preserve">{{agmExtraItemNum}}) {{agmExtraProposalTitle}}</w:t>
       </w:r>
     </w:p>
     <w:p>
@@ -1141,6 +1151,11 @@
       </w:pPr>
     </w:p>
     <w:p>
+      <w:r>
+        <w:t>{{#boardChanged}}</w:t>
+      </w:r>
+    </w:p>
+    <w:p>
       <w:pPr>
         <w:spacing w:after="0"/>
         <w:ind w:left="360" w:hanging="360"/>
@@ -1194,6 +1209,11 @@
       </w:r>
     </w:p>
     <w:p>
+      <w:r>
+        <w:t>{{/boardChanged}}</w:t>
+      </w:r>
+    </w:p>
+    <w:p>
       <w:pPr>
         <w:spacing w:after="0"/>
         <w:rPr>
@@ -1236,7 +1256,7 @@
           <w:sz w:val="30"/>
           <w:szCs w:val="30"/>
         </w:rPr>
-        <w:t xml:space="preserve">निर्णय नं. ५ :</w:t>
+        <w:t xml:space="preserve">निर्णय नं. {{agmExtraDecisionNum}} :</w:t>
       </w:r>
       <w:r>
         <w:rPr>

--- a/assets/templates/bm-agm-minutes.docx
+++ b/assets/templates/bm-agm-minutes.docx
@@ -3490,26 +3490,26 @@
       </w:r>
     </w:p>
     <w:p>
+      <w:pPr>
+        <w:ind w:firstLine="720"/>
+        <w:rPr>
+          <w:rFonts w:ascii="Mangal" w:hAnsi="Mangal"/>
+          <w:sz w:val="32"/>
+          <w:szCs w:val="32"/>
+        </w:rPr>
+      </w:pPr>
+      <w:r>
+        <w:rPr>
+          <w:rFonts w:ascii="Mangal" w:hAnsi="Mangal"/>
+          <w:sz w:val="32"/>
+          <w:szCs w:val="32"/>
+        </w:rPr>
+        <w:t xml:space="preserve">६. दफा ९२, को विवरण ।</w:t>
+      </w:r>
+    </w:p>
+    <w:p>
       <w:r>
         <w:t>{{/boardChanged}}</w:t>
-      </w:r>
-    </w:p>
-    <w:p>
-      <w:pPr>
-        <w:ind w:firstLine="720"/>
-        <w:rPr>
-          <w:rFonts w:ascii="Mangal" w:hAnsi="Mangal"/>
-          <w:sz w:val="32"/>
-          <w:szCs w:val="32"/>
-        </w:rPr>
-      </w:pPr>
-      <w:r>
-        <w:rPr>
-          <w:rFonts w:ascii="Mangal" w:hAnsi="Mangal"/>
-          <w:sz w:val="32"/>
-          <w:szCs w:val="32"/>
-        </w:rPr>
-        <w:t xml:space="preserve">६. दफा ९२, को विवरण ।</w:t>
       </w:r>
     </w:p>
     <w:p>

--- a/assets/templates/bm-agm-minutes.docx
+++ b/assets/templates/bm-agm-minutes.docx
@@ -7,8 +7,8 @@
         <w:rPr>
           <w:rFonts w:ascii="Mangal" w:hAnsi="Mangal"/>
           <w:b/>
-          <w:sz w:val="40"/>
-          <w:szCs w:val="40"/>
+          <w:sz w:val="36"/>
+          <w:szCs w:val="36"/>
           <w:lang w:val="en-GB"/>
         </w:rPr>
       </w:pPr>
@@ -22,8 +22,8 @@
           <w:rFonts w:ascii="Mangal" w:hAnsi="Mangal"/>
           <w:b/>
           <w:bCs/>
-          <w:sz w:val="36"/>
-          <w:szCs w:val="32"/>
+          <w:sz w:val="32"/>
+          <w:szCs w:val="29"/>
         </w:rPr>
       </w:pPr>
       <w:r>
@@ -31,8 +31,8 @@
           <w:rFonts w:ascii="Mangal" w:hAnsi="Mangal"/>
           <w:b/>
           <w:color w:val="000000"/>
-          <w:sz w:val="44"/>
-          <w:szCs w:val="44"/>
+          <w:sz w:val="40"/>
+          <w:szCs w:val="40"/>
         </w:rPr>
         <w:t xml:space="preserve">{{companyName}}</w:t>
       </w:r>
@@ -46,8 +46,8 @@
           <w:rFonts w:ascii="Mangal" w:hAnsi="Mangal"/>
           <w:b/>
           <w:bCs/>
-          <w:sz w:val="36"/>
-          <w:szCs w:val="32"/>
+          <w:sz w:val="32"/>
+          <w:szCs w:val="29"/>
         </w:rPr>
       </w:pPr>
       <w:r>
@@ -55,8 +55,8 @@
           <w:rFonts w:ascii="Mangal" w:hAnsi="Mangal"/>
           <w:b/>
           <w:bCs/>
-          <w:sz w:val="36"/>
-          <w:szCs w:val="32"/>
+          <w:sz w:val="32"/>
+          <w:szCs w:val="29"/>
         </w:rPr>
         <w:t xml:space="preserve">को</w:t>
       </w:r>
@@ -69,16 +69,16 @@
         <w:rPr>
           <w:rFonts w:ascii="Mangal" w:hAnsi="Mangal"/>
           <w:b/>
-          <w:sz w:val="32"/>
-          <w:szCs w:val="32"/>
-        </w:rPr>
-      </w:pPr>
-      <w:r>
-        <w:rPr>
-          <w:rFonts w:ascii="Mangal" w:hAnsi="Mangal"/>
-          <w:b/>
-          <w:sz w:val="32"/>
-          <w:szCs w:val="32"/>
+          <w:sz w:val="29"/>
+          <w:szCs w:val="29"/>
+        </w:rPr>
+      </w:pPr>
+      <w:r>
+        <w:rPr>
+          <w:rFonts w:ascii="Mangal" w:hAnsi="Mangal"/>
+          <w:b/>
+          <w:sz w:val="29"/>
+          <w:szCs w:val="29"/>
         </w:rPr>
         <w:t xml:space="preserve">संचालक समितिको माइन्युट</w:t>
       </w:r>
@@ -90,8 +90,8 @@
         <w:jc w:val="both"/>
         <w:rPr>
           <w:rFonts w:ascii="Mangal" w:hAnsi="Mangal"/>
-          <w:sz w:val="32"/>
-          <w:szCs w:val="32"/>
+          <w:sz w:val="29"/>
+          <w:szCs w:val="29"/>
         </w:rPr>
       </w:pPr>
     </w:p>
@@ -104,15 +104,15 @@
           <w:rFonts w:ascii="Mangal" w:hAnsi="Mangal"/>
           <w:b/>
           <w:bCs/>
-          <w:sz w:val="30"/>
-          <w:szCs w:val="30"/>
-        </w:rPr>
-      </w:pPr>
-      <w:r>
-        <w:rPr>
-          <w:rFonts w:ascii="Mangal" w:hAnsi="Mangal"/>
-          <w:sz w:val="30"/>
-          <w:szCs w:val="30"/>
+          <w:sz w:val="27"/>
+          <w:szCs w:val="27"/>
+        </w:rPr>
+      </w:pPr>
+      <w:r>
+        <w:rPr>
+          <w:rFonts w:ascii="Mangal" w:hAnsi="Mangal"/>
+          <w:sz w:val="27"/>
+          <w:szCs w:val="27"/>
         </w:rPr>
         <w:tab/>
         <w:tab/>
@@ -123,16 +123,16 @@
           <w:rFonts w:ascii="Mangal" w:hAnsi="Mangal"/>
           <w:b/>
           <w:bCs/>
-          <w:sz w:val="30"/>
-          <w:szCs w:val="30"/>
+          <w:sz w:val="27"/>
+          <w:szCs w:val="27"/>
         </w:rPr>
         <w:t xml:space="preserve">कम्पनी </w:t>
       </w:r>
       <w:r>
         <w:rPr>
           <w:rFonts w:ascii="Mangal" w:hAnsi="Mangal"/>
-          <w:sz w:val="30"/>
-          <w:szCs w:val="30"/>
+          <w:sz w:val="27"/>
+          <w:szCs w:val="27"/>
         </w:rPr>
         <w:t xml:space="preserve">को संचालक समितिको बैठक श्री </w:t>
       </w:r>
@@ -141,22 +141,22 @@
           <w:rFonts w:ascii="Mangal" w:hAnsi="Mangal"/>
           <w:b/>
           <w:bCs/>
-          <w:sz w:val="32"/>
+          <w:sz w:val="29"/>
         </w:rPr>
         <w:t xml:space="preserve">{{chairmanName}} </w:t>
       </w:r>
       <w:r>
         <w:rPr>
           <w:rFonts w:ascii="Mangal" w:hAnsi="Mangal"/>
-          <w:sz w:val="32"/>
+          <w:sz w:val="29"/>
         </w:rPr>
         <w:t xml:space="preserve"> </w:t>
       </w:r>
       <w:r>
         <w:rPr>
           <w:rFonts w:ascii="Mangal" w:hAnsi="Mangal"/>
-          <w:sz w:val="30"/>
-          <w:szCs w:val="30"/>
+          <w:sz w:val="27"/>
+          <w:szCs w:val="27"/>
         </w:rPr>
         <w:t xml:space="preserve">को अध्यक्षतामा कम्पनीको रजिष्टर्ड कार्यालयमा निम्नलिखित बमोजिमको उपस्थितिमा बसी निम्नानुसारका प्रस्तावहरु छलफलका लागि प्रस्तुत गरिएकोमा निम्नानुसार निर्णय गरियो :</w:t>
       </w:r>
@@ -167,8 +167,8 @@
         <w:ind w:firstLine="450"/>
         <w:rPr>
           <w:rFonts w:ascii="Mangal" w:hAnsi="Mangal"/>
-          <w:sz w:val="30"/>
-          <w:szCs w:val="30"/>
+          <w:sz w:val="27"/>
+          <w:szCs w:val="27"/>
         </w:rPr>
       </w:pPr>
     </w:p>
@@ -178,8 +178,8 @@
         <w:rPr>
           <w:rFonts w:ascii="Mangal" w:hAnsi="Mangal"/>
           <w:b/>
-          <w:sz w:val="30"/>
-          <w:szCs w:val="30"/>
+          <w:sz w:val="27"/>
+          <w:szCs w:val="27"/>
           <w:u w:val="single"/>
         </w:rPr>
       </w:pPr>
@@ -187,8 +187,8 @@
         <w:rPr>
           <w:rFonts w:ascii="Mangal" w:hAnsi="Mangal"/>
           <w:b/>
-          <w:sz w:val="30"/>
-          <w:szCs w:val="30"/>
+          <w:sz w:val="27"/>
+          <w:szCs w:val="27"/>
           <w:u w:val="single"/>
         </w:rPr>
         <w:t xml:space="preserve">उपस्थिति</w:t>
@@ -209,15 +209,15 @@
         <w:jc w:val="both"/>
         <w:rPr>
           <w:rFonts w:ascii="Mangal" w:hAnsi="Mangal"/>
-          <w:sz w:val="32"/>
-          <w:szCs w:val="32"/>
-        </w:rPr>
-      </w:pPr>
-      <w:r>
-        <w:rPr>
-          <w:rFonts w:ascii="Mangal" w:hAnsi="Mangal"/>
-          <w:sz w:val="32"/>
-          <w:szCs w:val="32"/>
+          <w:sz w:val="29"/>
+          <w:szCs w:val="29"/>
+        </w:rPr>
+      </w:pPr>
+      <w:r>
+        <w:rPr>
+          <w:rFonts w:ascii="Mangal" w:hAnsi="Mangal"/>
+          <w:sz w:val="29"/>
+          <w:szCs w:val="29"/>
         </w:rPr>
         <w:t xml:space="preserve">{{num}}) {{name}}    </w:t>
         <w:tab/>
@@ -235,10 +235,97 @@
         <w:ind w:firstLine="720"/>
         <w:rPr>
           <w:rFonts w:ascii="Mangal" w:hAnsi="Mangal"/>
+          <w:sz w:val="29"/>
+          <w:szCs w:val="29"/>
+        </w:rPr>
+      </w:pPr>
+    </w:p>
+    <w:p>
+      <w:pPr>
+        <w:spacing w:after="0"/>
+        <w:ind w:left="360" w:hanging="360"/>
+        <w:rPr>
+          <w:rFonts w:ascii="Mangal" w:hAnsi="Mangal"/>
+          <w:b/>
           <w:sz w:val="32"/>
           <w:szCs w:val="32"/>
-        </w:rPr>
-      </w:pPr>
+          <w:u w:val="single"/>
+        </w:rPr>
+      </w:pPr>
+      <w:r>
+        <w:rPr>
+          <w:rFonts w:ascii="Mangal" w:hAnsi="Mangal"/>
+          <w:b/>
+          <w:sz w:val="32"/>
+          <w:szCs w:val="32"/>
+          <w:u w:val="single"/>
+        </w:rPr>
+        <w:t xml:space="preserve">सभामा प्रस्तुत प्रस्तावहरु :</w:t>
+      </w:r>
+    </w:p>
+    <w:p>
+      <w:pPr>
+        <w:ind w:firstLine="720"/>
+        <w:rPr>
+          <w:rFonts w:ascii="Mangal" w:hAnsi="Mangal"/>
+          <w:sz w:val="29"/>
+          <w:szCs w:val="29"/>
+        </w:rPr>
+      </w:pPr>
+      <w:r>
+        <w:rPr>
+          <w:rFonts w:ascii="Mangal" w:hAnsi="Mangal"/>
+          <w:sz w:val="29"/>
+          <w:szCs w:val="29"/>
+        </w:rPr>
+        <w:t xml:space="preserve">१) वार्षिक साधारण सभा आमन्त्रण गर्ने सम्बन्धमा</w:t>
+      </w:r>
+    </w:p>
+    <w:p>
+      <w:r>
+        <w:t>{{#bmHasExtra}}</w:t>
+      </w:r>
+    </w:p>
+    <w:p>
+      <w:pPr>
+        <w:ind w:firstLine="720"/>
+        <w:rPr>
+          <w:rFonts w:ascii="Mangal" w:hAnsi="Mangal"/>
+          <w:sz w:val="29"/>
+          <w:szCs w:val="29"/>
+        </w:rPr>
+      </w:pPr>
+      <w:r>
+        <w:rPr>
+          <w:rFonts w:ascii="Mangal" w:hAnsi="Mangal"/>
+          <w:sz w:val="29"/>
+          <w:szCs w:val="29"/>
+        </w:rPr>
+        <w:t xml:space="preserve">२)  {{bmExtraProposalTitle}}</w:t>
+      </w:r>
+    </w:p>
+    <w:p>
+      <w:r>
+        <w:t>{{/bmHasExtra}}</w:t>
+      </w:r>
+    </w:p>
+    <w:p>
+      <w:pPr>
+        <w:ind w:firstLine="720"/>
+        <w:rPr>
+          <w:rFonts w:ascii="Mangal" w:hAnsi="Mangal"/>
+          <w:sz w:val="29"/>
+          <w:szCs w:val="29"/>
+        </w:rPr>
+      </w:pPr>
+      <w:r>
+        <w:rPr>
+          <w:rFonts w:ascii="Mangal" w:hAnsi="Mangal"/>
+          <w:sz w:val="29"/>
+          <w:szCs w:val="29"/>
+        </w:rPr>
+        <w:t xml:space="preserve">{{bmMiscItemNum}}) विविध</w:t>
+      </w:r>
     </w:p>
     <w:p>
       <w:pPr>
@@ -247,84 +334,18 @@
         <w:rPr>
           <w:rFonts w:ascii="Mangal" w:hAnsi="Mangal"/>
           <w:b/>
-          <w:sz w:val="36"/>
-          <w:szCs w:val="36"/>
-          <w:u w:val="single"/>
-        </w:rPr>
-      </w:pPr>
-      <w:r>
-        <w:rPr>
-          <w:rFonts w:ascii="Mangal" w:hAnsi="Mangal"/>
-          <w:b/>
-          <w:sz w:val="36"/>
-          <w:szCs w:val="36"/>
-          <w:u w:val="single"/>
-        </w:rPr>
-        <w:t xml:space="preserve">सभामा प्रस्तुत प्रस्तावहरु :</w:t>
-      </w:r>
-    </w:p>
-    <w:p>
-      <w:pPr>
-        <w:ind w:firstLine="720"/>
-        <w:rPr>
-          <w:rFonts w:ascii="Mangal" w:hAnsi="Mangal"/>
-          <w:sz w:val="32"/>
-          <w:szCs w:val="32"/>
-        </w:rPr>
-      </w:pPr>
-      <w:r>
-        <w:rPr>
-          <w:rFonts w:ascii="Mangal" w:hAnsi="Mangal"/>
-          <w:sz w:val="32"/>
-          <w:szCs w:val="32"/>
-        </w:rPr>
-        <w:t xml:space="preserve">१) वार्षिक साधारण सभा आमन्त्रण गर्ने सम्बन्धमा</w:t>
-      </w:r>
-    </w:p>
-    <w:p>
-      <w:r>
-        <w:t>{{#bmHasExtra}}</w:t>
-      </w:r>
-    </w:p>
-    <w:p>
-      <w:pPr>
-        <w:ind w:firstLine="720"/>
-        <w:rPr>
-          <w:rFonts w:ascii="Mangal" w:hAnsi="Mangal"/>
-          <w:sz w:val="32"/>
-          <w:szCs w:val="32"/>
-        </w:rPr>
-      </w:pPr>
-      <w:r>
-        <w:rPr>
-          <w:rFonts w:ascii="Mangal" w:hAnsi="Mangal"/>
-          <w:sz w:val="32"/>
-          <w:szCs w:val="32"/>
-        </w:rPr>
-        <w:t xml:space="preserve">२)  {{bmExtraProposalTitle}}</w:t>
-      </w:r>
-    </w:p>
-    <w:p>
-      <w:r>
-        <w:t>{{/bmHasExtra}}</w:t>
-      </w:r>
-    </w:p>
-    <w:p>
-      <w:pPr>
-        <w:ind w:firstLine="720"/>
-        <w:rPr>
-          <w:rFonts w:ascii="Mangal" w:hAnsi="Mangal"/>
-          <w:sz w:val="32"/>
-          <w:szCs w:val="32"/>
-        </w:rPr>
-      </w:pPr>
-      <w:r>
-        <w:rPr>
-          <w:rFonts w:ascii="Mangal" w:hAnsi="Mangal"/>
-          <w:sz w:val="32"/>
-          <w:szCs w:val="32"/>
-        </w:rPr>
-        <w:t xml:space="preserve">{{bmMiscItemNum}}) विविध</w:t>
+          <w:sz w:val="27"/>
+          <w:szCs w:val="27"/>
+        </w:rPr>
+      </w:pPr>
+      <w:r>
+        <w:rPr>
+          <w:rFonts w:ascii="Mangal" w:hAnsi="Mangal"/>
+          <w:b/>
+          <w:sz w:val="27"/>
+          <w:szCs w:val="27"/>
+        </w:rPr>
+        <w:t xml:space="preserve">छलफलमै पारित निर्णयहरु :</w:t>
       </w:r>
     </w:p>
     <w:p>
@@ -334,37 +355,16 @@
         <w:rPr>
           <w:rFonts w:ascii="Mangal" w:hAnsi="Mangal"/>
           <w:b/>
-          <w:sz w:val="30"/>
-          <w:szCs w:val="30"/>
-        </w:rPr>
-      </w:pPr>
-      <w:r>
-        <w:rPr>
-          <w:rFonts w:ascii="Mangal" w:hAnsi="Mangal"/>
-          <w:b/>
-          <w:sz w:val="30"/>
-          <w:szCs w:val="30"/>
-        </w:rPr>
-        <w:t xml:space="preserve">छलफलमै पारित निर्णयहरु :</w:t>
-      </w:r>
-    </w:p>
-    <w:p>
-      <w:pPr>
-        <w:spacing w:after="0"/>
-        <w:ind w:left="360" w:hanging="360"/>
-        <w:rPr>
-          <w:rFonts w:ascii="Mangal" w:hAnsi="Mangal"/>
-          <w:b/>
-          <w:sz w:val="30"/>
-          <w:szCs w:val="30"/>
-        </w:rPr>
-      </w:pPr>
-      <w:r>
-        <w:rPr>
-          <w:rFonts w:ascii="Mangal" w:hAnsi="Mangal"/>
-          <w:b/>
-          <w:sz w:val="30"/>
-          <w:szCs w:val="30"/>
+          <w:sz w:val="27"/>
+          <w:szCs w:val="27"/>
+        </w:rPr>
+      </w:pPr>
+      <w:r>
+        <w:rPr>
+          <w:rFonts w:ascii="Mangal" w:hAnsi="Mangal"/>
+          <w:b/>
+          <w:sz w:val="27"/>
+          <w:szCs w:val="27"/>
         </w:rPr>
         <w:t xml:space="preserve">निर्णय नं. १ :</w:t>
       </w:r>
@@ -375,16 +375,16 @@
         <w:ind w:hanging="360"/>
         <w:rPr>
           <w:rFonts w:ascii="Mangal" w:hAnsi="Mangal"/>
-          <w:sz w:val="32"/>
-          <w:szCs w:val="32"/>
-        </w:rPr>
-      </w:pPr>
-      <w:r>
-        <w:rPr>
-          <w:rFonts w:ascii="Mangal" w:hAnsi="Mangal"/>
-          <w:b/>
-          <w:sz w:val="30"/>
-          <w:szCs w:val="30"/>
+          <w:sz w:val="29"/>
+          <w:szCs w:val="29"/>
+        </w:rPr>
+      </w:pPr>
+      <w:r>
+        <w:rPr>
+          <w:rFonts w:ascii="Mangal" w:hAnsi="Mangal"/>
+          <w:b/>
+          <w:sz w:val="27"/>
+          <w:szCs w:val="27"/>
         </w:rPr>
         <w:tab/>
         <w:tab/>
@@ -392,8 +392,8 @@
       <w:r>
         <w:rPr>
           <w:rFonts w:ascii="Mangal" w:hAnsi="Mangal"/>
-          <w:sz w:val="32"/>
-          <w:szCs w:val="32"/>
+          <w:sz w:val="29"/>
+          <w:szCs w:val="29"/>
         </w:rPr>
         <w:t xml:space="preserve">प्रस्ताव नं. १ मा बैठकमा छलफलगर्दा यस कम्पनीको आ. ब. {{fiscalYear}} को वार्षिक साधारण सभा यहि मिति {{agmDate}}  बिहान ०९.०० बजे कम्पनीकै रजिष्टर्ड कार्यालयमा बस्ने भएकाले र सम्पुर्ण शेयर सदस्यहरु यसै बैठकमा उपस्थित रहेकाले यसैलाई सुचना मानी उपस्थित रहने प्रस्ताव पारित गर्ने निर्णय गरियो ।</w:t>
       </w:r>
@@ -405,8 +405,8 @@
         <w:rPr>
           <w:rFonts w:ascii="Mangal" w:hAnsi="Mangal"/>
           <w:b/>
-          <w:sz w:val="30"/>
-          <w:szCs w:val="30"/>
+          <w:sz w:val="27"/>
+          <w:szCs w:val="27"/>
         </w:rPr>
       </w:pPr>
     </w:p>
@@ -422,16 +422,16 @@
         <w:rPr>
           <w:rFonts w:ascii="Mangal" w:hAnsi="Mangal"/>
           <w:b/>
-          <w:sz w:val="30"/>
-          <w:szCs w:val="30"/>
-        </w:rPr>
-      </w:pPr>
-      <w:r>
-        <w:rPr>
-          <w:rFonts w:ascii="Mangal" w:hAnsi="Mangal"/>
-          <w:b/>
-          <w:sz w:val="30"/>
-          <w:szCs w:val="30"/>
+          <w:sz w:val="27"/>
+          <w:szCs w:val="27"/>
+        </w:rPr>
+      </w:pPr>
+      <w:r>
+        <w:rPr>
+          <w:rFonts w:ascii="Mangal" w:hAnsi="Mangal"/>
+          <w:b/>
+          <w:sz w:val="27"/>
+          <w:szCs w:val="27"/>
         </w:rPr>
         <w:t xml:space="preserve">निर्णय नं. २ :</w:t>
       </w:r>
@@ -442,15 +442,15 @@
         <w:ind w:firstLine="90"/>
         <w:rPr>
           <w:rFonts w:ascii="Mangal" w:hAnsi="Mangal"/>
-          <w:sz w:val="30"/>
-          <w:szCs w:val="30"/>
-        </w:rPr>
-      </w:pPr>
-      <w:r>
-        <w:rPr>
-          <w:rFonts w:ascii="Mangal" w:hAnsi="Mangal"/>
-          <w:sz w:val="30"/>
-          <w:szCs w:val="30"/>
+          <w:sz w:val="27"/>
+          <w:szCs w:val="27"/>
+        </w:rPr>
+      </w:pPr>
+      <w:r>
+        <w:rPr>
+          <w:rFonts w:ascii="Mangal" w:hAnsi="Mangal"/>
+          <w:sz w:val="27"/>
+          <w:szCs w:val="27"/>
         </w:rPr>
         <w:t xml:space="preserve">{{bmExtraProposalDecision}}</w:t>
       </w:r>
@@ -466,8 +466,8 @@
         <w:ind w:firstLine="90"/>
         <w:rPr>
           <w:rFonts w:ascii="Mangal" w:hAnsi="Mangal"/>
-          <w:sz w:val="30"/>
-          <w:szCs w:val="30"/>
+          <w:sz w:val="27"/>
+          <w:szCs w:val="27"/>
         </w:rPr>
       </w:pPr>
     </w:p>
@@ -478,16 +478,16 @@
         <w:rPr>
           <w:rFonts w:ascii="Mangal" w:hAnsi="Mangal"/>
           <w:b/>
-          <w:sz w:val="30"/>
-          <w:szCs w:val="30"/>
-        </w:rPr>
-      </w:pPr>
-      <w:r>
-        <w:rPr>
-          <w:rFonts w:ascii="Mangal" w:hAnsi="Mangal"/>
-          <w:b/>
-          <w:sz w:val="30"/>
-          <w:szCs w:val="30"/>
+          <w:sz w:val="27"/>
+          <w:szCs w:val="27"/>
+        </w:rPr>
+      </w:pPr>
+      <w:r>
+        <w:rPr>
+          <w:rFonts w:ascii="Mangal" w:hAnsi="Mangal"/>
+          <w:b/>
+          <w:sz w:val="27"/>
+          <w:szCs w:val="27"/>
         </w:rPr>
         <w:t xml:space="preserve">निर्णय नं. {{bmMiscDecisionNum}} :</w:t>
       </w:r>
@@ -498,23 +498,23 @@
         <w:ind w:firstLine="90"/>
         <w:rPr>
           <w:rFonts w:ascii="Mangal" w:hAnsi="Mangal"/>
-          <w:sz w:val="30"/>
-          <w:szCs w:val="30"/>
-        </w:rPr>
-      </w:pPr>
-      <w:r>
-        <w:rPr>
-          <w:rFonts w:ascii="Mangal" w:hAnsi="Mangal"/>
-          <w:sz w:val="32"/>
-          <w:szCs w:val="32"/>
+          <w:sz w:val="27"/>
+          <w:szCs w:val="27"/>
+        </w:rPr>
+      </w:pPr>
+      <w:r>
+        <w:rPr>
+          <w:rFonts w:ascii="Mangal" w:hAnsi="Mangal"/>
+          <w:sz w:val="29"/>
+          <w:szCs w:val="29"/>
         </w:rPr>
         <w:t xml:space="preserve">विविध</w:t>
       </w:r>
       <w:r>
         <w:rPr>
           <w:rFonts w:ascii="Mangal" w:hAnsi="Mangal"/>
-          <w:sz w:val="30"/>
-          <w:szCs w:val="30"/>
+          <w:sz w:val="27"/>
+          <w:szCs w:val="27"/>
         </w:rPr>
         <w:t xml:space="preserve"> प्रस्ताव उपर छलफल गर्ने विषय बाँकी नरहेको हुँदा आजको बैठक अध्यक्षज्युको अनुमतिले समापन गरियो ।</w:t>
       </w:r>
@@ -529,8 +529,8 @@
           <w:rFonts w:ascii="Mangal" w:hAnsi="Mangal"/>
           <w:b/>
           <w:bCs/>
-          <w:sz w:val="36"/>
-          <w:szCs w:val="32"/>
+          <w:sz w:val="32"/>
+          <w:szCs w:val="29"/>
         </w:rPr>
       </w:pPr>
       <w:r>
@@ -538,8 +538,8 @@
           <w:rFonts w:ascii="Mangal" w:hAnsi="Mangal"/>
           <w:b/>
           <w:color w:val="000000"/>
-          <w:sz w:val="44"/>
-          <w:szCs w:val="44"/>
+          <w:sz w:val="40"/>
+          <w:szCs w:val="40"/>
         </w:rPr>
         <w:t xml:space="preserve">{{companyName}}</w:t>
       </w:r>
@@ -551,8 +551,8 @@
           <w:rFonts w:ascii="Mangal" w:hAnsi="Mangal"/>
           <w:b/>
           <w:bCs/>
-          <w:sz w:val="36"/>
-          <w:szCs w:val="32"/>
+          <w:sz w:val="32"/>
+          <w:szCs w:val="29"/>
         </w:rPr>
       </w:pPr>
       <w:r>
@@ -560,8 +560,8 @@
           <w:rFonts w:ascii="Mangal" w:hAnsi="Mangal"/>
           <w:b/>
           <w:bCs/>
-          <w:sz w:val="36"/>
-          <w:szCs w:val="32"/>
+          <w:sz w:val="32"/>
+          <w:szCs w:val="29"/>
         </w:rPr>
         <w:t xml:space="preserve">को</w:t>
       </w:r>
@@ -573,8 +573,8 @@
           <w:rFonts w:ascii="Mangal" w:hAnsi="Mangal"/>
           <w:b/>
           <w:bCs/>
-          <w:sz w:val="36"/>
-          <w:szCs w:val="32"/>
+          <w:sz w:val="32"/>
+          <w:szCs w:val="29"/>
         </w:rPr>
       </w:pPr>
       <w:r>
@@ -582,8 +582,8 @@
           <w:rFonts w:ascii="Mangal" w:hAnsi="Mangal"/>
           <w:b/>
           <w:bCs/>
-          <w:sz w:val="36"/>
-          <w:szCs w:val="32"/>
+          <w:sz w:val="32"/>
+          <w:szCs w:val="29"/>
         </w:rPr>
         <w:t xml:space="preserve">वार्षिक साधारण सभा</w:t>
       </w:r>
@@ -595,15 +595,15 @@
         <w:jc w:val="both"/>
         <w:rPr>
           <w:rFonts w:ascii="Mangal" w:hAnsi="Mangal"/>
-          <w:sz w:val="30"/>
-          <w:szCs w:val="30"/>
-        </w:rPr>
-      </w:pPr>
-      <w:r>
-        <w:rPr>
-          <w:rFonts w:ascii="Mangal" w:hAnsi="Mangal"/>
-          <w:sz w:val="30"/>
-          <w:szCs w:val="30"/>
+          <w:sz w:val="27"/>
+          <w:szCs w:val="27"/>
+        </w:rPr>
+      </w:pPr>
+      <w:r>
+        <w:rPr>
+          <w:rFonts w:ascii="Mangal" w:hAnsi="Mangal"/>
+          <w:sz w:val="27"/>
+          <w:szCs w:val="27"/>
         </w:rPr>
         <w:t xml:space="preserve">आज मिति {{agmDate}} गते विहान ९:०० बजे यस </w:t>
       </w:r>
@@ -612,16 +612,16 @@
           <w:rFonts w:ascii="Mangal" w:hAnsi="Mangal"/>
           <w:b/>
           <w:bCs/>
-          <w:sz w:val="30"/>
-          <w:szCs w:val="30"/>
+          <w:sz w:val="27"/>
+          <w:szCs w:val="27"/>
         </w:rPr>
         <w:t xml:space="preserve">कम्पनी</w:t>
       </w:r>
       <w:r>
         <w:rPr>
           <w:rFonts w:ascii="Mangal" w:hAnsi="Mangal"/>
-          <w:sz w:val="30"/>
-          <w:szCs w:val="30"/>
+          <w:sz w:val="27"/>
+          <w:szCs w:val="27"/>
         </w:rPr>
         <w:t xml:space="preserve">को वार्षिक साधारण सभा संचालक समितिका अध्यक्ष श्री </w:t>
       </w:r>
@@ -630,7 +630,7 @@
           <w:rFonts w:ascii="Mangal" w:hAnsi="Mangal"/>
           <w:b/>
           <w:bCs/>
-          <w:sz w:val="32"/>
+          <w:sz w:val="29"/>
         </w:rPr>
         <w:t xml:space="preserve">{{chairmanName}}</w:t>
       </w:r>
@@ -639,16 +639,16 @@
           <w:rFonts w:ascii="Mangal" w:hAnsi="Mangal"/>
           <w:b/>
           <w:bCs/>
-          <w:sz w:val="30"/>
-          <w:szCs w:val="30"/>
+          <w:sz w:val="27"/>
+          <w:szCs w:val="27"/>
         </w:rPr>
         <w:t xml:space="preserve">क</w:t>
       </w:r>
       <w:r>
         <w:rPr>
           <w:rFonts w:ascii="Mangal" w:hAnsi="Mangal"/>
-          <w:sz w:val="30"/>
-          <w:szCs w:val="30"/>
+          <w:sz w:val="27"/>
+          <w:szCs w:val="27"/>
         </w:rPr>
         <w:t xml:space="preserve">ो अध्यक्षतामा कम्पनीको रजिष्टर्ड कार्यालयमा निम्नलिखित बमोजिमको उपस्थितिमा बसी निम्नानुसारका प्रस्तावहरु छलफलका लागि प्रस्तुत गरिएकोमा निम्नानुसार निर्णय गरियो :</w:t>
       </w:r>
@@ -660,8 +660,8 @@
         <w:jc w:val="both"/>
         <w:rPr>
           <w:rFonts w:ascii="Mangal" w:hAnsi="Mangal"/>
-          <w:sz w:val="30"/>
-          <w:szCs w:val="30"/>
+          <w:sz w:val="27"/>
+          <w:szCs w:val="27"/>
         </w:rPr>
       </w:pPr>
     </w:p>
@@ -671,8 +671,8 @@
         <w:rPr>
           <w:rFonts w:ascii="Mangal" w:hAnsi="Mangal"/>
           <w:b/>
-          <w:sz w:val="30"/>
-          <w:szCs w:val="30"/>
+          <w:sz w:val="27"/>
+          <w:szCs w:val="27"/>
           <w:u w:val="single"/>
         </w:rPr>
       </w:pPr>
@@ -680,8 +680,8 @@
         <w:rPr>
           <w:rFonts w:ascii="Mangal" w:hAnsi="Mangal"/>
           <w:b/>
-          <w:sz w:val="30"/>
-          <w:szCs w:val="30"/>
+          <w:sz w:val="27"/>
+          <w:szCs w:val="27"/>
           <w:u w:val="single"/>
         </w:rPr>
         <w:t xml:space="preserve">उपस्थिति</w:t>
@@ -702,15 +702,15 @@
         <w:jc w:val="both"/>
         <w:rPr>
           <w:rFonts w:ascii="Mangal" w:hAnsi="Mangal"/>
-          <w:sz w:val="32"/>
-          <w:szCs w:val="32"/>
-        </w:rPr>
-      </w:pPr>
-      <w:r>
-        <w:rPr>
-          <w:rFonts w:ascii="Mangal" w:hAnsi="Mangal"/>
-          <w:sz w:val="32"/>
-          <w:szCs w:val="32"/>
+          <w:sz w:val="29"/>
+          <w:szCs w:val="29"/>
+        </w:rPr>
+      </w:pPr>
+      <w:r>
+        <w:rPr>
+          <w:rFonts w:ascii="Mangal" w:hAnsi="Mangal"/>
+          <w:sz w:val="29"/>
+          <w:szCs w:val="29"/>
         </w:rPr>
         <w:t xml:space="preserve">{{num}}) {{name}}    </w:t>
         <w:tab/>
@@ -728,65 +728,65 @@
         <w:ind w:firstLine="720"/>
         <w:rPr>
           <w:rFonts w:ascii="Mangal" w:hAnsi="Mangal"/>
+          <w:sz w:val="29"/>
+          <w:szCs w:val="29"/>
+        </w:rPr>
+      </w:pPr>
+    </w:p>
+    <w:p>
+      <w:pPr>
+        <w:ind w:firstLine="720"/>
+        <w:rPr>
+          <w:rFonts w:ascii="Mangal" w:hAnsi="Mangal"/>
+          <w:sz w:val="29"/>
+          <w:szCs w:val="29"/>
+        </w:rPr>
+      </w:pPr>
+      <w:r>
+        <w:rPr>
+          <w:rFonts w:ascii="Mangal" w:hAnsi="Mangal"/>
+          <w:sz w:val="29"/>
+          <w:szCs w:val="29"/>
+        </w:rPr>
+        <w:t xml:space="preserve">सभाको वैधानिकता </w:t>
+      </w:r>
+    </w:p>
+    <w:p>
+      <w:pPr>
+        <w:ind w:firstLine="720"/>
+        <w:rPr>
+          <w:rFonts w:ascii="Mangal" w:hAnsi="Mangal"/>
+          <w:sz w:val="29"/>
+          <w:szCs w:val="29"/>
+        </w:rPr>
+      </w:pPr>
+      <w:r>
+        <w:rPr>
+          <w:rFonts w:ascii="Mangal" w:hAnsi="Mangal"/>
+          <w:sz w:val="29"/>
+          <w:szCs w:val="29"/>
+        </w:rPr>
+        <w:t xml:space="preserve">यस कम्पनीको नियमावलीको नियम बमोजिम वार्षिक साधारण सभाको लागी वैधता प्राप्त भएकाले नियमावलीको कार्यबिधि अनुरुप यो सभा शुरु हुन्छ ।</w:t>
+      </w:r>
+    </w:p>
+    <w:p>
+      <w:pPr>
+        <w:spacing w:after="0"/>
+        <w:ind w:left="360" w:hanging="360"/>
+        <w:rPr>
+          <w:rFonts w:ascii="Mangal" w:hAnsi="Mangal"/>
+          <w:b/>
           <w:sz w:val="32"/>
           <w:szCs w:val="32"/>
-        </w:rPr>
-      </w:pPr>
-    </w:p>
-    <w:p>
-      <w:pPr>
-        <w:ind w:firstLine="720"/>
-        <w:rPr>
-          <w:rFonts w:ascii="Mangal" w:hAnsi="Mangal"/>
+          <w:u w:val="single"/>
+        </w:rPr>
+      </w:pPr>
+      <w:r>
+        <w:rPr>
+          <w:rFonts w:ascii="Mangal" w:hAnsi="Mangal"/>
+          <w:b/>
           <w:sz w:val="32"/>
           <w:szCs w:val="32"/>
-        </w:rPr>
-      </w:pPr>
-      <w:r>
-        <w:rPr>
-          <w:rFonts w:ascii="Mangal" w:hAnsi="Mangal"/>
-          <w:sz w:val="32"/>
-          <w:szCs w:val="32"/>
-        </w:rPr>
-        <w:t xml:space="preserve">सभाको वैधानिकता </w:t>
-      </w:r>
-    </w:p>
-    <w:p>
-      <w:pPr>
-        <w:ind w:firstLine="720"/>
-        <w:rPr>
-          <w:rFonts w:ascii="Mangal" w:hAnsi="Mangal"/>
-          <w:sz w:val="32"/>
-          <w:szCs w:val="32"/>
-        </w:rPr>
-      </w:pPr>
-      <w:r>
-        <w:rPr>
-          <w:rFonts w:ascii="Mangal" w:hAnsi="Mangal"/>
-          <w:sz w:val="32"/>
-          <w:szCs w:val="32"/>
-        </w:rPr>
-        <w:t xml:space="preserve">यस कम्पनीको नियमावलीको नियम बमोजिम वार्षिक साधारण सभाको लागी वैधता प्राप्त भएकाले नियमावलीको कार्यबिधि अनुरुप यो सभा शुरु हुन्छ ।</w:t>
-      </w:r>
-    </w:p>
-    <w:p>
-      <w:pPr>
-        <w:spacing w:after="0"/>
-        <w:ind w:left="360" w:hanging="360"/>
-        <w:rPr>
-          <w:rFonts w:ascii="Mangal" w:hAnsi="Mangal"/>
-          <w:b/>
-          <w:sz w:val="36"/>
-          <w:szCs w:val="36"/>
-          <w:u w:val="single"/>
-        </w:rPr>
-      </w:pPr>
-      <w:r>
-        <w:rPr>
-          <w:rFonts w:ascii="Mangal" w:hAnsi="Mangal"/>
-          <w:b/>
-          <w:sz w:val="36"/>
-          <w:szCs w:val="36"/>
           <w:u w:val="single"/>
         </w:rPr>
         <w:t xml:space="preserve">सभामा प्रस्तुत प्रस्तावहरु :</w:t>
@@ -798,15 +798,15 @@
         <w:ind w:firstLine="720"/>
         <w:rPr>
           <w:rFonts w:ascii="Mangal" w:hAnsi="Mangal"/>
-          <w:sz w:val="32"/>
-          <w:szCs w:val="32"/>
-        </w:rPr>
-      </w:pPr>
-      <w:r>
-        <w:rPr>
-          <w:rFonts w:ascii="Mangal" w:hAnsi="Mangal"/>
-          <w:sz w:val="32"/>
-          <w:szCs w:val="32"/>
+          <w:sz w:val="29"/>
+          <w:szCs w:val="29"/>
+        </w:rPr>
+      </w:pPr>
+      <w:r>
+        <w:rPr>
+          <w:rFonts w:ascii="Mangal" w:hAnsi="Mangal"/>
+          <w:sz w:val="29"/>
+          <w:szCs w:val="29"/>
         </w:rPr>
         <w:t xml:space="preserve">१) आ.ब. {{fiscalYear}} को वार्षिक लेखापरीक्षण प्रतिवेदन सम्बन्धमा ।</w:t>
       </w:r>
@@ -817,15 +817,15 @@
         <w:ind w:firstLine="720"/>
         <w:rPr>
           <w:rFonts w:ascii="Mangal" w:hAnsi="Mangal"/>
-          <w:sz w:val="32"/>
-          <w:szCs w:val="32"/>
-        </w:rPr>
-      </w:pPr>
-      <w:r>
-        <w:rPr>
-          <w:rFonts w:ascii="Mangal" w:hAnsi="Mangal"/>
-          <w:sz w:val="32"/>
-          <w:szCs w:val="32"/>
+          <w:sz w:val="29"/>
+          <w:szCs w:val="29"/>
+        </w:rPr>
+      </w:pPr>
+      <w:r>
+        <w:rPr>
+          <w:rFonts w:ascii="Mangal" w:hAnsi="Mangal"/>
+          <w:sz w:val="29"/>
+          <w:szCs w:val="29"/>
         </w:rPr>
         <w:t xml:space="preserve">२) अध्यक्षद्वारा प्रस्तुत संचालक समितिको वार्षिक प्रतिवेदन सम्बन्धमा ।</w:t>
       </w:r>
@@ -836,15 +836,15 @@
         <w:ind w:firstLine="720"/>
         <w:rPr>
           <w:rFonts w:ascii="Mangal" w:hAnsi="Mangal"/>
-          <w:sz w:val="32"/>
-          <w:szCs w:val="32"/>
-        </w:rPr>
-      </w:pPr>
-      <w:r>
-        <w:rPr>
-          <w:rFonts w:ascii="Mangal" w:hAnsi="Mangal"/>
-          <w:sz w:val="32"/>
-          <w:szCs w:val="32"/>
+          <w:sz w:val="29"/>
+          <w:szCs w:val="29"/>
+        </w:rPr>
+      </w:pPr>
+      <w:r>
+        <w:rPr>
+          <w:rFonts w:ascii="Mangal" w:hAnsi="Mangal"/>
+          <w:sz w:val="29"/>
+          <w:szCs w:val="29"/>
         </w:rPr>
         <w:t xml:space="preserve">३) आ. ब. {{nextFiscalYear}} को लेखापरीक्षकको नियुक्ति सम्बन्धमा ।</w:t>
       </w:r>
@@ -863,15 +863,15 @@
         <w:ind w:firstLine="720"/>
         <w:rPr>
           <w:rFonts w:ascii="Mangal" w:hAnsi="Mangal"/>
-          <w:sz w:val="32"/>
-          <w:szCs w:val="32"/>
-        </w:rPr>
-      </w:pPr>
-      <w:r>
-        <w:rPr>
-          <w:rFonts w:ascii="Mangal" w:hAnsi="Mangal"/>
-          <w:sz w:val="32"/>
-          <w:szCs w:val="32"/>
+          <w:sz w:val="29"/>
+          <w:szCs w:val="29"/>
+        </w:rPr>
+      </w:pPr>
+      <w:r>
+        <w:rPr>
+          <w:rFonts w:ascii="Mangal" w:hAnsi="Mangal"/>
+          <w:sz w:val="29"/>
+          <w:szCs w:val="29"/>
         </w:rPr>
         <w:t xml:space="preserve">४) संचालकहरुको पुनर्नियुक्ति </w:t>
       </w:r>
@@ -895,15 +895,15 @@
         <w:ind w:firstLine="720"/>
         <w:rPr>
           <w:rFonts w:ascii="Mangal" w:hAnsi="Mangal"/>
-          <w:sz w:val="32"/>
-          <w:szCs w:val="32"/>
-        </w:rPr>
-      </w:pPr>
-      <w:r>
-        <w:rPr>
-          <w:rFonts w:ascii="Mangal" w:hAnsi="Mangal"/>
-          <w:sz w:val="32"/>
-          <w:szCs w:val="32"/>
+          <w:sz w:val="29"/>
+          <w:szCs w:val="29"/>
+        </w:rPr>
+      </w:pPr>
+      <w:r>
+        <w:rPr>
+          <w:rFonts w:ascii="Mangal" w:hAnsi="Mangal"/>
+          <w:sz w:val="29"/>
+          <w:szCs w:val="29"/>
         </w:rPr>
         <w:t xml:space="preserve">{{agmExtraItemNum}}) {{agmExtraProposalTitle}}</w:t>
       </w:r>
@@ -922,15 +922,15 @@
         <w:ind w:firstLine="720"/>
         <w:rPr>
           <w:rFonts w:ascii="Mangal" w:hAnsi="Mangal"/>
-          <w:sz w:val="32"/>
-          <w:szCs w:val="32"/>
-        </w:rPr>
-      </w:pPr>
-      <w:r>
-        <w:rPr>
-          <w:rFonts w:ascii="Mangal" w:hAnsi="Mangal"/>
-          <w:sz w:val="32"/>
-          <w:szCs w:val="32"/>
+          <w:sz w:val="29"/>
+          <w:szCs w:val="29"/>
+        </w:rPr>
+      </w:pPr>
+      <w:r>
+        <w:rPr>
+          <w:rFonts w:ascii="Mangal" w:hAnsi="Mangal"/>
+          <w:sz w:val="29"/>
+          <w:szCs w:val="29"/>
         </w:rPr>
         <w:t xml:space="preserve">{{agmMiscItemNum}}) विविध</w:t>
       </w:r>
@@ -942,8 +942,8 @@
         <w:rPr>
           <w:rFonts w:ascii="Mangal" w:hAnsi="Mangal"/>
           <w:b/>
-          <w:sz w:val="30"/>
-          <w:szCs w:val="30"/>
+          <w:sz w:val="27"/>
+          <w:szCs w:val="27"/>
         </w:rPr>
       </w:pPr>
     </w:p>
@@ -954,16 +954,16 @@
         <w:rPr>
           <w:rFonts w:ascii="Mangal" w:hAnsi="Mangal"/>
           <w:b/>
-          <w:sz w:val="30"/>
-          <w:szCs w:val="30"/>
-        </w:rPr>
-      </w:pPr>
-      <w:r>
-        <w:rPr>
-          <w:rFonts w:ascii="Mangal" w:hAnsi="Mangal"/>
-          <w:b/>
-          <w:sz w:val="30"/>
-          <w:szCs w:val="30"/>
+          <w:sz w:val="27"/>
+          <w:szCs w:val="27"/>
+        </w:rPr>
+      </w:pPr>
+      <w:r>
+        <w:rPr>
+          <w:rFonts w:ascii="Mangal" w:hAnsi="Mangal"/>
+          <w:b/>
+          <w:sz w:val="27"/>
+          <w:szCs w:val="27"/>
         </w:rPr>
         <w:t xml:space="preserve">छलफलमै पारित निर्णयहरु :</w:t>
       </w:r>
@@ -975,16 +975,16 @@
         <w:rPr>
           <w:rFonts w:ascii="Mangal" w:hAnsi="Mangal"/>
           <w:b/>
-          <w:sz w:val="30"/>
-          <w:szCs w:val="30"/>
-        </w:rPr>
-      </w:pPr>
-      <w:r>
-        <w:rPr>
-          <w:rFonts w:ascii="Mangal" w:hAnsi="Mangal"/>
-          <w:b/>
-          <w:sz w:val="30"/>
-          <w:szCs w:val="30"/>
+          <w:sz w:val="27"/>
+          <w:szCs w:val="27"/>
+        </w:rPr>
+      </w:pPr>
+      <w:r>
+        <w:rPr>
+          <w:rFonts w:ascii="Mangal" w:hAnsi="Mangal"/>
+          <w:b/>
+          <w:sz w:val="27"/>
+          <w:szCs w:val="27"/>
         </w:rPr>
         <w:t xml:space="preserve">निर्णय नं. १ :</w:t>
       </w:r>
@@ -999,16 +999,16 @@
         <w:jc w:val="both"/>
         <w:rPr>
           <w:rFonts w:ascii="Mangal" w:eastAsia="PMingLiU" w:hAnsi="Mangal" w:cs="Mangal"/>
-          <w:sz w:val="32"/>
-          <w:szCs w:val="32"/>
+          <w:sz w:val="29"/>
+          <w:szCs w:val="29"/>
           <w:lang w:eastAsia="zh-HK"/>
         </w:rPr>
       </w:pPr>
       <w:r>
         <w:rPr>
           <w:rFonts w:ascii="Mangal" w:eastAsia="PMingLiU" w:hAnsi="Mangal"/>
-          <w:sz w:val="32"/>
-          <w:szCs w:val="32"/>
+          <w:sz w:val="29"/>
+          <w:szCs w:val="29"/>
           <w:lang w:eastAsia="zh-HK"/>
         </w:rPr>
         <w:t xml:space="preserve">प्रस्ताव नं. १ माथि छलफल गर्दा आ. व. {{fiscalYear}} को लेखापरिक्षण प्रतिवेदनले कम्पनीको वास्तविक आर्थिक अवस्थाको चित्रण गरेको हुँदा उक्त प्रतिवेदनलाई अनुमोदन गर्ने निर्णय गरियो ।</w:t>
@@ -1022,16 +1022,16 @@
         <w:rPr>
           <w:rFonts w:ascii="Mangal" w:hAnsi="Mangal"/>
           <w:b/>
-          <w:sz w:val="30"/>
-          <w:szCs w:val="30"/>
-        </w:rPr>
-      </w:pPr>
-      <w:r>
-        <w:rPr>
-          <w:rFonts w:ascii="Mangal" w:hAnsi="Mangal"/>
-          <w:b/>
-          <w:sz w:val="30"/>
-          <w:szCs w:val="30"/>
+          <w:sz w:val="27"/>
+          <w:szCs w:val="27"/>
+        </w:rPr>
+      </w:pPr>
+      <w:r>
+        <w:rPr>
+          <w:rFonts w:ascii="Mangal" w:hAnsi="Mangal"/>
+          <w:b/>
+          <w:sz w:val="27"/>
+          <w:szCs w:val="27"/>
         </w:rPr>
         <w:t xml:space="preserve">निर्णय नं. २ :</w:t>
       </w:r>
@@ -1046,15 +1046,15 @@
         <w:jc w:val="both"/>
         <w:rPr>
           <w:rFonts w:ascii="Mangal" w:hAnsi="Mangal"/>
-          <w:sz w:val="32"/>
-          <w:szCs w:val="32"/>
+          <w:sz w:val="29"/>
+          <w:szCs w:val="29"/>
         </w:rPr>
       </w:pPr>
       <w:r>
         <w:rPr>
           <w:rFonts w:ascii="Mangal" w:eastAsia="PMingLiU" w:hAnsi="Mangal"/>
-          <w:sz w:val="32"/>
-          <w:szCs w:val="32"/>
+          <w:sz w:val="29"/>
+          <w:szCs w:val="29"/>
           <w:lang w:eastAsia="zh-HK"/>
         </w:rPr>
         <w:t xml:space="preserve">प्रस्ताव नं. २ यस कम्पनीको गतवर्ष भएको वार्षिक साधारण सभा पश्चात हाल सम्म कम्पनीको तर्फबाट भए गरिएका नियमित कार्यहरुको सम्बन्धमा संचालक समितिको तर्फबाट अध्यक्षज्यूले तयार गरी पेश गर्नु भएको कम्पनीको हालसम्मको प्रगति प्रतिवेदन उपर छलफल गरी सो प्रगति प्रतिवेदन यस सभाबाट सर्वसम्मतिले अनुमोदन गरिएको छ ।</w:t>
@@ -1067,8 +1067,8 @@
         <w:rPr>
           <w:rFonts w:ascii="Mangal" w:hAnsi="Mangal"/>
           <w:b/>
-          <w:sz w:val="30"/>
-          <w:szCs w:val="30"/>
+          <w:sz w:val="27"/>
+          <w:szCs w:val="27"/>
         </w:rPr>
       </w:pPr>
     </w:p>
@@ -1079,16 +1079,16 @@
         <w:rPr>
           <w:rFonts w:ascii="Mangal" w:hAnsi="Mangal"/>
           <w:b/>
-          <w:sz w:val="30"/>
-          <w:szCs w:val="30"/>
-        </w:rPr>
-      </w:pPr>
-      <w:r>
-        <w:rPr>
-          <w:rFonts w:ascii="Mangal" w:hAnsi="Mangal"/>
-          <w:b/>
-          <w:sz w:val="30"/>
-          <w:szCs w:val="30"/>
+          <w:sz w:val="27"/>
+          <w:szCs w:val="27"/>
+        </w:rPr>
+      </w:pPr>
+      <w:r>
+        <w:rPr>
+          <w:rFonts w:ascii="Mangal" w:hAnsi="Mangal"/>
+          <w:b/>
+          <w:sz w:val="27"/>
+          <w:szCs w:val="27"/>
         </w:rPr>
         <w:t xml:space="preserve">निर्णय नं. ३ :</w:t>
       </w:r>
@@ -1099,24 +1099,24 @@
         <w:ind w:left="360" w:hanging="360"/>
         <w:rPr>
           <w:rFonts w:ascii="Mangal" w:hAnsi="Mangal"/>
-          <w:sz w:val="32"/>
-          <w:szCs w:val="32"/>
-        </w:rPr>
-      </w:pPr>
-      <w:r>
-        <w:rPr>
-          <w:rFonts w:ascii="Mangal" w:hAnsi="Mangal"/>
-          <w:b/>
-          <w:sz w:val="30"/>
-          <w:szCs w:val="30"/>
+          <w:sz w:val="29"/>
+          <w:szCs w:val="29"/>
+        </w:rPr>
+      </w:pPr>
+      <w:r>
+        <w:rPr>
+          <w:rFonts w:ascii="Mangal" w:hAnsi="Mangal"/>
+          <w:b/>
+          <w:sz w:val="27"/>
+          <w:szCs w:val="27"/>
         </w:rPr>
         <w:tab/>
       </w:r>
       <w:r>
         <w:rPr>
           <w:rFonts w:ascii="Mangal" w:hAnsi="Mangal"/>
-          <w:sz w:val="32"/>
-          <w:szCs w:val="32"/>
+          <w:sz w:val="29"/>
+          <w:szCs w:val="29"/>
         </w:rPr>
         <w:t xml:space="preserve">प्रस्ताव नं. ३, उपर छलफल हुँदा यस प्रा. लि को आ. ब. {{nextFiscalYear}} को लेखापरीक्षण कार्य गर्नका लागी </w:t>
       </w:r>
@@ -1125,16 +1125,16 @@
           <w:rFonts w:ascii="Mangal" w:hAnsi="Mangal"/>
           <w:b/>
           <w:bCs/>
-          <w:sz w:val="32"/>
-          <w:szCs w:val="32"/>
+          <w:sz w:val="29"/>
+          <w:szCs w:val="29"/>
         </w:rPr>
         <w:t xml:space="preserve">श्री {{auditorName}}</w:t>
       </w:r>
       <w:r>
         <w:rPr>
           <w:rFonts w:ascii="Mangal" w:hAnsi="Mangal"/>
-          <w:sz w:val="32"/>
-          <w:szCs w:val="32"/>
+          <w:sz w:val="29"/>
+          <w:szCs w:val="29"/>
         </w:rPr>
         <w:t xml:space="preserve"> लाई नियुक्ति गर्ने सर्वसम्मत निर्णय गरियो र लेखापरीक्षण शुल्क  सञ्चालक समिती र लेखापरीक्षकको आपसी सहमती निर्धारण गर्ने निर्णय गरियो ।</w:t>
       </w:r>
@@ -1145,8 +1145,8 @@
         <w:ind w:left="360" w:hanging="360"/>
         <w:rPr>
           <w:rFonts w:ascii="Mangal" w:hAnsi="Mangal"/>
-          <w:sz w:val="32"/>
-          <w:szCs w:val="32"/>
+          <w:sz w:val="29"/>
+          <w:szCs w:val="29"/>
         </w:rPr>
       </w:pPr>
     </w:p>
@@ -1162,16 +1162,16 @@
         <w:rPr>
           <w:rFonts w:ascii="Mangal" w:hAnsi="Mangal"/>
           <w:b/>
-          <w:sz w:val="30"/>
-          <w:szCs w:val="30"/>
-        </w:rPr>
-      </w:pPr>
-      <w:r>
-        <w:rPr>
-          <w:rFonts w:ascii="Mangal" w:hAnsi="Mangal"/>
-          <w:b/>
-          <w:sz w:val="30"/>
-          <w:szCs w:val="30"/>
+          <w:sz w:val="27"/>
+          <w:szCs w:val="27"/>
+        </w:rPr>
+      </w:pPr>
+      <w:r>
+        <w:rPr>
+          <w:rFonts w:ascii="Mangal" w:hAnsi="Mangal"/>
+          <w:b/>
+          <w:sz w:val="27"/>
+          <w:szCs w:val="27"/>
         </w:rPr>
         <w:t xml:space="preserve">निर्णय नं. ४ :</w:t>
       </w:r>
@@ -1186,24 +1186,24 @@
         <w:jc w:val="both"/>
         <w:rPr>
           <w:rFonts w:ascii="Mangal" w:hAnsi="Mangal"/>
-          <w:sz w:val="32"/>
-          <w:szCs w:val="32"/>
-        </w:rPr>
-      </w:pPr>
-      <w:r>
-        <w:rPr>
-          <w:rFonts w:ascii="Mangal" w:hAnsi="Mangal"/>
-          <w:b/>
-          <w:sz w:val="30"/>
-          <w:szCs w:val="30"/>
+          <w:sz w:val="29"/>
+          <w:szCs w:val="29"/>
+        </w:rPr>
+      </w:pPr>
+      <w:r>
+        <w:rPr>
+          <w:rFonts w:ascii="Mangal" w:hAnsi="Mangal"/>
+          <w:b/>
+          <w:sz w:val="27"/>
+          <w:szCs w:val="27"/>
         </w:rPr>
         <w:tab/>
       </w:r>
       <w:r>
         <w:rPr>
           <w:rFonts w:ascii="Mangal" w:hAnsi="Mangal"/>
-          <w:sz w:val="32"/>
-          <w:szCs w:val="32"/>
+          <w:sz w:val="29"/>
+          <w:szCs w:val="29"/>
         </w:rPr>
         <w:t xml:space="preserve">प्रस्ताव नं. ४ उपर छलफल हुँदा यस प्रा. लिका संचालकहरु {{attendeeNamesJoined}}को  कार्यकाल समाप्त भएकाले {{directorTermYears}} वर्षका लागि पुनर्नियुक्ति गर्ने निर्णय गरियो ।</w:t>
       </w:r>
@@ -1218,8 +1218,8 @@
         <w:spacing w:after="0"/>
         <w:rPr>
           <w:rFonts w:ascii="Mangal" w:hAnsi="Mangal"/>
-          <w:sz w:val="32"/>
-          <w:szCs w:val="32"/>
+          <w:sz w:val="29"/>
+          <w:szCs w:val="29"/>
         </w:rPr>
       </w:pPr>
     </w:p>
@@ -1229,8 +1229,8 @@
         <w:ind w:left="360" w:hanging="360"/>
         <w:rPr>
           <w:rFonts w:ascii="Mangal" w:hAnsi="Mangal"/>
-          <w:sz w:val="32"/>
-          <w:szCs w:val="32"/>
+          <w:sz w:val="29"/>
+          <w:szCs w:val="29"/>
         </w:rPr>
       </w:pPr>
     </w:p>
@@ -1245,24 +1245,24 @@
         <w:ind w:firstLine="90"/>
         <w:rPr>
           <w:rFonts w:ascii="Mangal" w:hAnsi="Mangal"/>
-          <w:sz w:val="30"/>
-          <w:szCs w:val="30"/>
-        </w:rPr>
-      </w:pPr>
-      <w:r>
-        <w:rPr>
-          <w:rFonts w:ascii="Mangal" w:hAnsi="Mangal"/>
-          <w:b/>
-          <w:sz w:val="30"/>
-          <w:szCs w:val="30"/>
+          <w:sz w:val="27"/>
+          <w:szCs w:val="27"/>
+        </w:rPr>
+      </w:pPr>
+      <w:r>
+        <w:rPr>
+          <w:rFonts w:ascii="Mangal" w:hAnsi="Mangal"/>
+          <w:b/>
+          <w:sz w:val="27"/>
+          <w:szCs w:val="27"/>
         </w:rPr>
         <w:t xml:space="preserve">निर्णय नं. {{agmExtraDecisionNum}} :</w:t>
       </w:r>
       <w:r>
         <w:rPr>
           <w:rFonts w:ascii="Mangal" w:hAnsi="Mangal"/>
-          <w:sz w:val="30"/>
-          <w:szCs w:val="30"/>
+          <w:sz w:val="27"/>
+          <w:szCs w:val="27"/>
         </w:rPr>
         <w:t xml:space="preserve"> {{agmExtraProposalDecision}}</w:t>
       </w:r>
@@ -1278,16 +1278,16 @@
         <w:rPr>
           <w:rFonts w:ascii="Mangal" w:hAnsi="Mangal"/>
           <w:b/>
-          <w:sz w:val="30"/>
-          <w:szCs w:val="30"/>
-        </w:rPr>
-      </w:pPr>
-      <w:r>
-        <w:rPr>
-          <w:rFonts w:ascii="Mangal" w:hAnsi="Mangal"/>
-          <w:b/>
-          <w:sz w:val="30"/>
-          <w:szCs w:val="30"/>
+          <w:sz w:val="27"/>
+          <w:szCs w:val="27"/>
+        </w:rPr>
+      </w:pPr>
+      <w:r>
+        <w:rPr>
+          <w:rFonts w:ascii="Mangal" w:hAnsi="Mangal"/>
+          <w:b/>
+          <w:sz w:val="27"/>
+          <w:szCs w:val="27"/>
         </w:rPr>
         <w:tab/>
       </w:r>
@@ -1297,8 +1297,8 @@
         <w:ind w:firstLine="720"/>
         <w:rPr>
           <w:rFonts w:ascii="Mangal" w:hAnsi="Mangal"/>
-          <w:sz w:val="32"/>
-          <w:szCs w:val="32"/>
+          <w:sz w:val="29"/>
+          <w:szCs w:val="29"/>
         </w:rPr>
       </w:pPr>
     </w:p>
@@ -1309,16 +1309,16 @@
         <w:rPr>
           <w:rFonts w:ascii="Mangal" w:hAnsi="Mangal"/>
           <w:b/>
-          <w:sz w:val="30"/>
-          <w:szCs w:val="30"/>
-        </w:rPr>
-      </w:pPr>
-      <w:r>
-        <w:rPr>
-          <w:rFonts w:ascii="Mangal" w:hAnsi="Mangal"/>
-          <w:b/>
-          <w:sz w:val="30"/>
-          <w:szCs w:val="30"/>
+          <w:sz w:val="27"/>
+          <w:szCs w:val="27"/>
+        </w:rPr>
+      </w:pPr>
+      <w:r>
+        <w:rPr>
+          <w:rFonts w:ascii="Mangal" w:hAnsi="Mangal"/>
+          <w:b/>
+          <w:sz w:val="27"/>
+          <w:szCs w:val="27"/>
         </w:rPr>
         <w:t xml:space="preserve">निर्णय नं. {{agmMiscDecisionNum}} :</w:t>
       </w:r>
@@ -1330,24 +1330,24 @@
         <w:rPr>
           <w:rFonts w:ascii="Mangal" w:hAnsi="Mangal"/>
           <w:b/>
-          <w:sz w:val="30"/>
-          <w:szCs w:val="30"/>
-        </w:rPr>
-      </w:pPr>
-      <w:r>
-        <w:rPr>
-          <w:rFonts w:ascii="Mangal" w:hAnsi="Mangal"/>
-          <w:b/>
-          <w:sz w:val="30"/>
-          <w:szCs w:val="30"/>
+          <w:sz w:val="27"/>
+          <w:szCs w:val="27"/>
+        </w:rPr>
+      </w:pPr>
+      <w:r>
+        <w:rPr>
+          <w:rFonts w:ascii="Mangal" w:hAnsi="Mangal"/>
+          <w:b/>
+          <w:sz w:val="27"/>
+          <w:szCs w:val="27"/>
         </w:rPr>
         <w:tab/>
       </w:r>
       <w:r>
         <w:rPr>
           <w:rFonts w:ascii="Mangal" w:hAnsi="Mangal"/>
-          <w:sz w:val="32"/>
-          <w:szCs w:val="32"/>
+          <w:sz w:val="29"/>
+          <w:szCs w:val="29"/>
         </w:rPr>
         <w:t xml:space="preserve">विविध प्रस्ताव उपर बैठकमा छलफलगर्न अन्य प्रस्तावहरु बाँकी नरहेकाले आजको बैठक अध्यक्षको अनुमतिले समापन गर्ने निर्णय गरियो ।</w:t>
       </w:r>
@@ -1362,8 +1362,8 @@
           <w:rFonts w:ascii="Mangal" w:hAnsi="Mangal"/>
           <w:b/>
           <w:bCs/>
-          <w:sz w:val="36"/>
-          <w:szCs w:val="32"/>
+          <w:sz w:val="32"/>
+          <w:szCs w:val="29"/>
         </w:rPr>
       </w:pPr>
       <w:r>
@@ -1371,8 +1371,8 @@
           <w:rFonts w:ascii="Mangal" w:hAnsi="Mangal"/>
           <w:b/>
           <w:color w:val="000000"/>
-          <w:sz w:val="44"/>
-          <w:szCs w:val="44"/>
+          <w:sz w:val="40"/>
+          <w:szCs w:val="40"/>
         </w:rPr>
         <w:t xml:space="preserve">{{companyName}}</w:t>
       </w:r>
@@ -1385,8 +1385,8 @@
           <w:rFonts w:ascii="Mangal" w:eastAsia="SimSun" w:hAnsi="Mangal" w:cs="Times New Roman"/>
           <w:b/>
           <w:color w:val="000000" w:themeColor="text1"/>
-          <w:sz w:val="32"/>
-          <w:szCs w:val="32"/>
+          <w:sz w:val="29"/>
+          <w:szCs w:val="29"/>
           <w:lang w:eastAsia="zh-CN"/>
         </w:rPr>
       </w:pPr>
@@ -1395,8 +1395,8 @@
           <w:rFonts w:ascii="Mangal" w:eastAsia="SimSun" w:hAnsi="Mangal" w:cs="Times New Roman"/>
           <w:b/>
           <w:color w:val="000000" w:themeColor="text1"/>
-          <w:sz w:val="32"/>
-          <w:szCs w:val="32"/>
+          <w:sz w:val="29"/>
+          <w:szCs w:val="29"/>
           <w:lang w:eastAsia="zh-CN"/>
         </w:rPr>
         <w:t xml:space="preserve">. कम्पनी ऐन २०६३ को दफा ५१ बमोजिम पेश गरेको प्रतिवेदन</w:t>
@@ -1409,8 +1409,8 @@
           <w:rFonts w:ascii="Mangal" w:eastAsia="PMingLiU" w:hAnsi="Mangal" w:cs="Times New Roman"/>
           <w:b/>
           <w:bCs/>
-          <w:sz w:val="32"/>
-          <w:szCs w:val="32"/>
+          <w:sz w:val="29"/>
+          <w:szCs w:val="29"/>
           <w:lang w:eastAsia="zh-HK"/>
         </w:rPr>
       </w:pPr>
@@ -1454,16 +1454,16 @@
               <w:spacing w:after="0" w:line="240" w:lineRule="auto"/>
               <w:rPr>
                 <w:rFonts w:ascii="Mangal" w:eastAsia="PMingLiU" w:hAnsi="Mangal" w:cs="Times New Roman"/>
-                <w:sz w:val="32"/>
-                <w:szCs w:val="32"/>
+                <w:sz w:val="29"/>
+                <w:szCs w:val="29"/>
                 <w:lang w:eastAsia="zh-HK"/>
               </w:rPr>
             </w:pPr>
             <w:r>
               <w:rPr>
                 <w:rFonts w:ascii="Mangal" w:eastAsia="PMingLiU" w:hAnsi="Mangal" w:cs="Times New Roman"/>
-                <w:sz w:val="32"/>
-                <w:szCs w:val="32"/>
+                <w:sz w:val="29"/>
+                <w:szCs w:val="29"/>
                 <w:lang w:eastAsia="zh-HK"/>
               </w:rPr>
               <w:t xml:space="preserve">(क)</w:t>
@@ -1479,16 +1479,16 @@
               <w:spacing w:after="0" w:line="240" w:lineRule="auto"/>
               <w:rPr>
                 <w:rFonts w:ascii="Mangal" w:eastAsia="PMingLiU" w:hAnsi="Mangal" w:cs="Times New Roman"/>
-                <w:sz w:val="32"/>
-                <w:szCs w:val="32"/>
+                <w:sz w:val="29"/>
+                <w:szCs w:val="29"/>
                 <w:lang w:eastAsia="zh-HK"/>
               </w:rPr>
             </w:pPr>
             <w:r>
               <w:rPr>
                 <w:rFonts w:ascii="Mangal" w:eastAsia="PMingLiU" w:hAnsi="Mangal" w:cs="Times New Roman"/>
-                <w:sz w:val="32"/>
-                <w:szCs w:val="32"/>
+                <w:sz w:val="29"/>
+                <w:szCs w:val="29"/>
                 <w:lang w:eastAsia="zh-HK"/>
               </w:rPr>
               <w:t xml:space="preserve">कम्पनीको अधिकृत पुँजी र शेयरको संख्या</w:t>
@@ -1499,8 +1499,8 @@
               <w:spacing w:after="0" w:line="240" w:lineRule="auto"/>
               <w:rPr>
                 <w:rFonts w:ascii="Mangal" w:eastAsia="PMingLiU" w:hAnsi="Mangal" w:cs="Times New Roman"/>
-                <w:sz w:val="32"/>
-                <w:szCs w:val="32"/>
+                <w:sz w:val="29"/>
+                <w:szCs w:val="29"/>
                 <w:lang w:eastAsia="zh-HK"/>
               </w:rPr>
             </w:pPr>
@@ -1515,16 +1515,16 @@
               <w:spacing w:after="0" w:line="240" w:lineRule="auto"/>
               <w:rPr>
                 <w:rFonts w:ascii="Mangal" w:eastAsia="PMingLiU" w:hAnsi="Mangal" w:cs="Times New Roman"/>
-                <w:sz w:val="32"/>
-                <w:szCs w:val="32"/>
+                <w:sz w:val="29"/>
+                <w:szCs w:val="29"/>
                 <w:lang w:eastAsia="zh-HK"/>
               </w:rPr>
             </w:pPr>
             <w:r>
               <w:rPr>
                 <w:rFonts w:ascii="Mangal" w:eastAsia="PMingLiU" w:hAnsi="Mangal" w:cs="Times New Roman"/>
-                <w:sz w:val="32"/>
-                <w:szCs w:val="32"/>
+                <w:sz w:val="29"/>
+                <w:szCs w:val="29"/>
                 <w:lang w:eastAsia="zh-HK"/>
               </w:rPr>
               <w:t xml:space="preserve">(क)</w:t>
@@ -1540,16 +1540,16 @@
               <w:spacing w:after="0" w:line="240" w:lineRule="auto"/>
               <w:rPr>
                 <w:rFonts w:ascii="Mangal" w:eastAsia="PMingLiU" w:hAnsi="Mangal" w:cs="Times New Roman"/>
-                <w:sz w:val="32"/>
-                <w:szCs w:val="32"/>
+                <w:sz w:val="29"/>
+                <w:szCs w:val="29"/>
                 <w:lang w:eastAsia="zh-HK"/>
               </w:rPr>
             </w:pPr>
             <w:r>
               <w:rPr>
                 <w:rFonts w:ascii="Mangal" w:eastAsia="PMingLiU" w:hAnsi="Mangal" w:cs="Times New Roman"/>
-                <w:sz w:val="32"/>
-                <w:szCs w:val="32"/>
+                <w:sz w:val="29"/>
+                <w:szCs w:val="29"/>
                 <w:lang w:eastAsia="zh-HK"/>
               </w:rPr>
               <w:t xml:space="preserve">अधिकृत पुँजी रु {{authorizedCapital}} र शेयर संख्या २५,००० थान</w:t>
@@ -1570,16 +1570,16 @@
               <w:spacing w:after="0" w:line="240" w:lineRule="auto"/>
               <w:rPr>
                 <w:rFonts w:ascii="Mangal" w:eastAsia="PMingLiU" w:hAnsi="Mangal" w:cs="Times New Roman"/>
-                <w:sz w:val="32"/>
-                <w:szCs w:val="32"/>
+                <w:sz w:val="29"/>
+                <w:szCs w:val="29"/>
                 <w:lang w:eastAsia="zh-HK"/>
               </w:rPr>
             </w:pPr>
             <w:r>
               <w:rPr>
                 <w:rFonts w:ascii="Mangal" w:eastAsia="PMingLiU" w:hAnsi="Mangal" w:cs="Times New Roman"/>
-                <w:sz w:val="32"/>
-                <w:szCs w:val="32"/>
+                <w:sz w:val="29"/>
+                <w:szCs w:val="29"/>
                 <w:lang w:eastAsia="zh-HK"/>
               </w:rPr>
               <w:t xml:space="preserve">(ख)</w:t>
@@ -1595,16 +1595,16 @@
               <w:spacing w:after="0" w:line="240" w:lineRule="auto"/>
               <w:rPr>
                 <w:rFonts w:ascii="Mangal" w:eastAsia="PMingLiU" w:hAnsi="Mangal" w:cs="Times New Roman"/>
-                <w:sz w:val="32"/>
-                <w:szCs w:val="32"/>
+                <w:sz w:val="29"/>
+                <w:szCs w:val="29"/>
                 <w:lang w:eastAsia="zh-HK"/>
               </w:rPr>
             </w:pPr>
             <w:r>
               <w:rPr>
                 <w:rFonts w:ascii="Mangal" w:eastAsia="PMingLiU" w:hAnsi="Mangal" w:cs="Times New Roman"/>
-                <w:sz w:val="32"/>
-                <w:szCs w:val="32"/>
+                <w:sz w:val="29"/>
+                <w:szCs w:val="29"/>
                 <w:lang w:eastAsia="zh-HK"/>
               </w:rPr>
               <w:t xml:space="preserve">कम्पनीको जारी शेयर पुँजी</w:t>
@@ -1615,8 +1615,8 @@
               <w:spacing w:after="0" w:line="240" w:lineRule="auto"/>
               <w:rPr>
                 <w:rFonts w:ascii="Mangal" w:eastAsia="PMingLiU" w:hAnsi="Mangal" w:cs="Times New Roman"/>
-                <w:sz w:val="32"/>
-                <w:szCs w:val="32"/>
+                <w:sz w:val="29"/>
+                <w:szCs w:val="29"/>
                 <w:lang w:eastAsia="zh-HK"/>
               </w:rPr>
             </w:pPr>
@@ -1631,16 +1631,16 @@
               <w:spacing w:after="0" w:line="240" w:lineRule="auto"/>
               <w:rPr>
                 <w:rFonts w:ascii="Mangal" w:eastAsia="PMingLiU" w:hAnsi="Mangal" w:cs="Times New Roman"/>
-                <w:sz w:val="32"/>
-                <w:szCs w:val="32"/>
+                <w:sz w:val="29"/>
+                <w:szCs w:val="29"/>
                 <w:lang w:eastAsia="zh-HK"/>
               </w:rPr>
             </w:pPr>
             <w:r>
               <w:rPr>
                 <w:rFonts w:ascii="Mangal" w:eastAsia="PMingLiU" w:hAnsi="Mangal" w:cs="Times New Roman"/>
-                <w:sz w:val="32"/>
-                <w:szCs w:val="32"/>
+                <w:sz w:val="29"/>
+                <w:szCs w:val="29"/>
                 <w:lang w:eastAsia="zh-HK"/>
               </w:rPr>
               <w:t xml:space="preserve">(ख)</w:t>
@@ -1656,16 +1656,16 @@
               <w:spacing w:after="0" w:line="240" w:lineRule="auto"/>
               <w:rPr>
                 <w:rFonts w:ascii="Mangal" w:eastAsia="PMingLiU" w:hAnsi="Mangal" w:cs="Times New Roman"/>
-                <w:sz w:val="32"/>
-                <w:szCs w:val="32"/>
+                <w:sz w:val="29"/>
+                <w:szCs w:val="29"/>
                 <w:lang w:eastAsia="zh-HK"/>
               </w:rPr>
             </w:pPr>
             <w:r>
               <w:rPr>
                 <w:rFonts w:ascii="Mangal" w:eastAsia="PMingLiU" w:hAnsi="Mangal" w:cs="Times New Roman"/>
-                <w:sz w:val="32"/>
-                <w:szCs w:val="32"/>
+                <w:sz w:val="29"/>
+                <w:szCs w:val="29"/>
                 <w:lang w:eastAsia="zh-HK"/>
               </w:rPr>
               <w:t xml:space="preserve">रु {{issuedCapital}} र शेयर संख्या २५,००० थान</w:t>
@@ -1686,16 +1686,16 @@
               <w:spacing w:after="0" w:line="240" w:lineRule="auto"/>
               <w:rPr>
                 <w:rFonts w:ascii="Mangal" w:eastAsia="PMingLiU" w:hAnsi="Mangal" w:cs="Times New Roman"/>
-                <w:sz w:val="32"/>
-                <w:szCs w:val="32"/>
+                <w:sz w:val="29"/>
+                <w:szCs w:val="29"/>
                 <w:lang w:eastAsia="zh-HK"/>
               </w:rPr>
             </w:pPr>
             <w:r>
               <w:rPr>
                 <w:rFonts w:ascii="Mangal" w:eastAsia="PMingLiU" w:hAnsi="Mangal" w:cs="Times New Roman"/>
-                <w:sz w:val="32"/>
-                <w:szCs w:val="32"/>
+                <w:sz w:val="29"/>
+                <w:szCs w:val="29"/>
                 <w:lang w:eastAsia="zh-HK"/>
               </w:rPr>
               <w:t xml:space="preserve">(ग) </w:t>
@@ -1711,16 +1711,16 @@
               <w:spacing w:after="0" w:line="240" w:lineRule="auto"/>
               <w:rPr>
                 <w:rFonts w:ascii="Mangal" w:eastAsia="PMingLiU" w:hAnsi="Mangal" w:cs="Times New Roman"/>
-                <w:sz w:val="32"/>
-                <w:szCs w:val="32"/>
+                <w:sz w:val="29"/>
+                <w:szCs w:val="29"/>
                 <w:lang w:eastAsia="zh-HK"/>
               </w:rPr>
             </w:pPr>
             <w:r>
               <w:rPr>
                 <w:rFonts w:ascii="Mangal" w:eastAsia="PMingLiU" w:hAnsi="Mangal" w:cs="Times New Roman"/>
-                <w:sz w:val="32"/>
-                <w:szCs w:val="32"/>
+                <w:sz w:val="29"/>
+                <w:szCs w:val="29"/>
                 <w:lang w:eastAsia="zh-HK"/>
               </w:rPr>
               <w:t xml:space="preserve">कम्पनीको चुक्तापूँजी</w:t>
@@ -1731,8 +1731,8 @@
               <w:spacing w:after="0" w:line="240" w:lineRule="auto"/>
               <w:rPr>
                 <w:rFonts w:ascii="Mangal" w:eastAsia="PMingLiU" w:hAnsi="Mangal" w:cs="Times New Roman"/>
-                <w:sz w:val="32"/>
-                <w:szCs w:val="32"/>
+                <w:sz w:val="29"/>
+                <w:szCs w:val="29"/>
                 <w:lang w:eastAsia="zh-HK"/>
               </w:rPr>
             </w:pPr>
@@ -1747,16 +1747,16 @@
               <w:spacing w:after="0" w:line="240" w:lineRule="auto"/>
               <w:rPr>
                 <w:rFonts w:ascii="Mangal" w:eastAsia="PMingLiU" w:hAnsi="Mangal" w:cs="Times New Roman"/>
-                <w:sz w:val="32"/>
-                <w:szCs w:val="32"/>
+                <w:sz w:val="29"/>
+                <w:szCs w:val="29"/>
                 <w:lang w:eastAsia="zh-HK"/>
               </w:rPr>
             </w:pPr>
             <w:r>
               <w:rPr>
                 <w:rFonts w:ascii="Mangal" w:eastAsia="PMingLiU" w:hAnsi="Mangal" w:cs="Times New Roman"/>
-                <w:sz w:val="32"/>
-                <w:szCs w:val="32"/>
+                <w:sz w:val="29"/>
+                <w:szCs w:val="29"/>
                 <w:lang w:eastAsia="zh-HK"/>
               </w:rPr>
               <w:t xml:space="preserve">(ग)</w:t>
@@ -1772,16 +1772,16 @@
               <w:spacing w:after="0" w:line="240" w:lineRule="auto"/>
               <w:rPr>
                 <w:rFonts w:ascii="Mangal" w:eastAsia="PMingLiU" w:hAnsi="Mangal" w:cs="Times New Roman"/>
-                <w:sz w:val="32"/>
-                <w:szCs w:val="32"/>
+                <w:sz w:val="29"/>
+                <w:szCs w:val="29"/>
                 <w:lang w:eastAsia="zh-HK"/>
               </w:rPr>
             </w:pPr>
             <w:r>
               <w:rPr>
                 <w:rFonts w:ascii="Mangal" w:eastAsia="PMingLiU" w:hAnsi="Mangal" w:cs="Times New Roman"/>
-                <w:sz w:val="32"/>
-                <w:szCs w:val="32"/>
+                <w:sz w:val="29"/>
+                <w:szCs w:val="29"/>
                 <w:lang w:eastAsia="zh-HK"/>
               </w:rPr>
               <w:t xml:space="preserve">रु {{paidUpCapital}} र शेयर संख्या २५,००० थान</w:t>
@@ -1802,16 +1802,16 @@
               <w:spacing w:after="0" w:line="240" w:lineRule="auto"/>
               <w:rPr>
                 <w:rFonts w:ascii="Mangal" w:eastAsia="PMingLiU" w:hAnsi="Mangal" w:cs="Times New Roman"/>
-                <w:sz w:val="32"/>
-                <w:szCs w:val="32"/>
+                <w:sz w:val="29"/>
+                <w:szCs w:val="29"/>
                 <w:lang w:eastAsia="zh-HK"/>
               </w:rPr>
             </w:pPr>
             <w:r>
               <w:rPr>
                 <w:rFonts w:ascii="Mangal" w:eastAsia="PMingLiU" w:hAnsi="Mangal" w:cs="Times New Roman"/>
-                <w:sz w:val="32"/>
-                <w:szCs w:val="32"/>
+                <w:sz w:val="29"/>
+                <w:szCs w:val="29"/>
                 <w:lang w:eastAsia="zh-HK"/>
               </w:rPr>
               <w:t xml:space="preserve">(घ)</w:t>
@@ -1827,16 +1827,16 @@
               <w:spacing w:after="0" w:line="240" w:lineRule="auto"/>
               <w:rPr>
                 <w:rFonts w:ascii="Mangal" w:eastAsia="PMingLiU" w:hAnsi="Mangal" w:cs="Times New Roman"/>
-                <w:sz w:val="32"/>
-                <w:szCs w:val="32"/>
+                <w:sz w:val="29"/>
+                <w:szCs w:val="29"/>
                 <w:lang w:eastAsia="zh-HK"/>
               </w:rPr>
             </w:pPr>
             <w:r>
               <w:rPr>
                 <w:rFonts w:ascii="Mangal" w:eastAsia="PMingLiU" w:hAnsi="Mangal" w:cs="Times New Roman"/>
-                <w:sz w:val="32"/>
-                <w:szCs w:val="32"/>
+                <w:sz w:val="29"/>
+                <w:szCs w:val="29"/>
                 <w:lang w:eastAsia="zh-HK"/>
               </w:rPr>
               <w:t xml:space="preserve">शेयर पिच्छे माग भएको रकम</w:t>
@@ -1847,8 +1847,8 @@
               <w:spacing w:after="0" w:line="240" w:lineRule="auto"/>
               <w:rPr>
                 <w:rFonts w:ascii="Mangal" w:eastAsia="PMingLiU" w:hAnsi="Mangal" w:cs="Times New Roman"/>
-                <w:sz w:val="32"/>
-                <w:szCs w:val="32"/>
+                <w:sz w:val="29"/>
+                <w:szCs w:val="29"/>
                 <w:lang w:eastAsia="zh-HK"/>
               </w:rPr>
             </w:pPr>
@@ -1863,16 +1863,16 @@
               <w:spacing w:after="0" w:line="240" w:lineRule="auto"/>
               <w:rPr>
                 <w:rFonts w:ascii="Mangal" w:eastAsia="PMingLiU" w:hAnsi="Mangal" w:cs="Times New Roman"/>
-                <w:sz w:val="32"/>
-                <w:szCs w:val="32"/>
+                <w:sz w:val="29"/>
+                <w:szCs w:val="29"/>
                 <w:lang w:eastAsia="zh-HK"/>
               </w:rPr>
             </w:pPr>
             <w:r>
               <w:rPr>
                 <w:rFonts w:ascii="Mangal" w:eastAsia="PMingLiU" w:hAnsi="Mangal" w:cs="Times New Roman"/>
-                <w:sz w:val="32"/>
-                <w:szCs w:val="32"/>
+                <w:sz w:val="29"/>
+                <w:szCs w:val="29"/>
                 <w:lang w:eastAsia="zh-HK"/>
               </w:rPr>
               <w:t xml:space="preserve">(घ)</w:t>
@@ -1888,16 +1888,16 @@
               <w:spacing w:after="0" w:line="240" w:lineRule="auto"/>
               <w:rPr>
                 <w:rFonts w:ascii="Mangal" w:eastAsia="PMingLiU" w:hAnsi="Mangal" w:cs="Times New Roman"/>
-                <w:sz w:val="32"/>
-                <w:szCs w:val="32"/>
+                <w:sz w:val="29"/>
+                <w:szCs w:val="29"/>
                 <w:lang w:eastAsia="zh-HK"/>
               </w:rPr>
             </w:pPr>
             <w:r>
               <w:rPr>
                 <w:rFonts w:ascii="Mangal" w:eastAsia="PMingLiU" w:hAnsi="Mangal" w:cs="Times New Roman"/>
-                <w:sz w:val="32"/>
-                <w:szCs w:val="32"/>
+                <w:sz w:val="29"/>
+                <w:szCs w:val="29"/>
                 <w:lang w:eastAsia="zh-HK"/>
               </w:rPr>
               <w:t xml:space="preserve">रु १००।–</w:t>
@@ -1918,16 +1918,16 @@
               <w:spacing w:after="0" w:line="240" w:lineRule="auto"/>
               <w:rPr>
                 <w:rFonts w:ascii="Mangal" w:eastAsia="PMingLiU" w:hAnsi="Mangal" w:cs="Times New Roman"/>
-                <w:sz w:val="32"/>
-                <w:szCs w:val="32"/>
+                <w:sz w:val="29"/>
+                <w:szCs w:val="29"/>
                 <w:lang w:eastAsia="zh-HK"/>
               </w:rPr>
             </w:pPr>
             <w:r>
               <w:rPr>
                 <w:rFonts w:ascii="Mangal" w:eastAsia="PMingLiU" w:hAnsi="Mangal" w:cs="Times New Roman"/>
-                <w:sz w:val="32"/>
-                <w:szCs w:val="32"/>
+                <w:sz w:val="29"/>
+                <w:szCs w:val="29"/>
                 <w:lang w:eastAsia="zh-HK"/>
               </w:rPr>
               <w:t xml:space="preserve">(ङ)</w:t>
@@ -1943,16 +1943,16 @@
               <w:spacing w:after="0" w:line="240" w:lineRule="auto"/>
               <w:rPr>
                 <w:rFonts w:ascii="Mangal" w:eastAsia="PMingLiU" w:hAnsi="Mangal" w:cs="Times New Roman"/>
-                <w:sz w:val="32"/>
-                <w:szCs w:val="32"/>
+                <w:sz w:val="29"/>
+                <w:szCs w:val="29"/>
                 <w:lang w:eastAsia="zh-HK"/>
               </w:rPr>
             </w:pPr>
             <w:r>
               <w:rPr>
                 <w:rFonts w:ascii="Mangal" w:eastAsia="PMingLiU" w:hAnsi="Mangal" w:cs="Times New Roman"/>
-                <w:sz w:val="32"/>
-                <w:szCs w:val="32"/>
+                <w:sz w:val="29"/>
+                <w:szCs w:val="29"/>
                 <w:lang w:eastAsia="zh-HK"/>
               </w:rPr>
               <w:t xml:space="preserve">किस्ता असुल भएको जम्मा रकम</w:t>
@@ -1963,8 +1963,8 @@
               <w:spacing w:after="0" w:line="240" w:lineRule="auto"/>
               <w:rPr>
                 <w:rFonts w:ascii="Mangal" w:eastAsia="PMingLiU" w:hAnsi="Mangal" w:cs="Times New Roman"/>
-                <w:sz w:val="32"/>
-                <w:szCs w:val="32"/>
+                <w:sz w:val="29"/>
+                <w:szCs w:val="29"/>
                 <w:lang w:eastAsia="zh-HK"/>
               </w:rPr>
             </w:pPr>
@@ -1979,16 +1979,16 @@
               <w:spacing w:after="0" w:line="240" w:lineRule="auto"/>
               <w:rPr>
                 <w:rFonts w:ascii="Mangal" w:eastAsia="PMingLiU" w:hAnsi="Mangal" w:cs="Times New Roman"/>
-                <w:sz w:val="32"/>
-                <w:szCs w:val="32"/>
+                <w:sz w:val="29"/>
+                <w:szCs w:val="29"/>
                 <w:lang w:eastAsia="zh-HK"/>
               </w:rPr>
             </w:pPr>
             <w:r>
               <w:rPr>
                 <w:rFonts w:ascii="Mangal" w:eastAsia="PMingLiU" w:hAnsi="Mangal" w:cs="Times New Roman"/>
-                <w:sz w:val="32"/>
-                <w:szCs w:val="32"/>
+                <w:sz w:val="29"/>
+                <w:szCs w:val="29"/>
                 <w:lang w:eastAsia="zh-HK"/>
               </w:rPr>
               <w:t xml:space="preserve">(ङ)</w:t>
@@ -2004,16 +2004,16 @@
               <w:spacing w:after="0" w:line="240" w:lineRule="auto"/>
               <w:rPr>
                 <w:rFonts w:ascii="Mangal" w:eastAsia="PMingLiU" w:hAnsi="Mangal" w:cs="Times New Roman"/>
-                <w:sz w:val="32"/>
-                <w:szCs w:val="32"/>
+                <w:sz w:val="29"/>
+                <w:szCs w:val="29"/>
                 <w:lang w:eastAsia="zh-HK"/>
               </w:rPr>
             </w:pPr>
             <w:r>
               <w:rPr>
                 <w:rFonts w:ascii="Mangal" w:eastAsia="PMingLiU" w:hAnsi="Mangal" w:cs="Times New Roman"/>
-                <w:sz w:val="32"/>
-                <w:szCs w:val="32"/>
+                <w:sz w:val="29"/>
+                <w:szCs w:val="29"/>
                 <w:lang w:eastAsia="zh-HK"/>
               </w:rPr>
               <w:t xml:space="preserve">रु {{paidUpCapital}}</w:t>
@@ -2034,16 +2034,16 @@
               <w:spacing w:after="0" w:line="240" w:lineRule="auto"/>
               <w:rPr>
                 <w:rFonts w:ascii="Mangal" w:eastAsia="PMingLiU" w:hAnsi="Mangal" w:cs="Times New Roman"/>
-                <w:sz w:val="32"/>
-                <w:szCs w:val="32"/>
+                <w:sz w:val="29"/>
+                <w:szCs w:val="29"/>
                 <w:lang w:eastAsia="zh-HK"/>
               </w:rPr>
             </w:pPr>
             <w:r>
               <w:rPr>
                 <w:rFonts w:ascii="Mangal" w:eastAsia="PMingLiU" w:hAnsi="Mangal" w:cs="Times New Roman"/>
-                <w:sz w:val="32"/>
-                <w:szCs w:val="32"/>
+                <w:sz w:val="29"/>
+                <w:szCs w:val="29"/>
                 <w:lang w:eastAsia="zh-HK"/>
               </w:rPr>
               <w:t xml:space="preserve">(च)</w:t>
@@ -2059,16 +2059,16 @@
               <w:spacing w:after="0" w:line="240" w:lineRule="auto"/>
               <w:rPr>
                 <w:rFonts w:ascii="Mangal" w:eastAsia="PMingLiU" w:hAnsi="Mangal" w:cs="Times New Roman"/>
-                <w:sz w:val="32"/>
-                <w:szCs w:val="32"/>
+                <w:sz w:val="29"/>
+                <w:szCs w:val="29"/>
                 <w:lang w:eastAsia="zh-HK"/>
               </w:rPr>
             </w:pPr>
             <w:r>
               <w:rPr>
                 <w:rFonts w:ascii="Mangal" w:eastAsia="PMingLiU" w:hAnsi="Mangal" w:cs="Times New Roman"/>
-                <w:sz w:val="32"/>
-                <w:szCs w:val="32"/>
+                <w:sz w:val="29"/>
+                <w:szCs w:val="29"/>
                 <w:lang w:eastAsia="zh-HK"/>
               </w:rPr>
               <w:t xml:space="preserve">असुल हुन बाँकी रहेको जम्मा रकम</w:t>
@@ -2079,8 +2079,8 @@
               <w:spacing w:after="0" w:line="240" w:lineRule="auto"/>
               <w:rPr>
                 <w:rFonts w:ascii="Mangal" w:eastAsia="PMingLiU" w:hAnsi="Mangal" w:cs="Times New Roman"/>
-                <w:sz w:val="32"/>
-                <w:szCs w:val="32"/>
+                <w:sz w:val="29"/>
+                <w:szCs w:val="29"/>
                 <w:lang w:eastAsia="zh-HK"/>
               </w:rPr>
             </w:pPr>
@@ -2095,16 +2095,16 @@
               <w:spacing w:after="0" w:line="240" w:lineRule="auto"/>
               <w:rPr>
                 <w:rFonts w:ascii="Mangal" w:eastAsia="PMingLiU" w:hAnsi="Mangal" w:cs="Times New Roman"/>
-                <w:sz w:val="32"/>
-                <w:szCs w:val="32"/>
+                <w:sz w:val="29"/>
+                <w:szCs w:val="29"/>
                 <w:lang w:eastAsia="zh-HK"/>
               </w:rPr>
             </w:pPr>
             <w:r>
               <w:rPr>
                 <w:rFonts w:ascii="Mangal" w:eastAsia="PMingLiU" w:hAnsi="Mangal" w:cs="Times New Roman"/>
-                <w:sz w:val="32"/>
-                <w:szCs w:val="32"/>
+                <w:sz w:val="29"/>
+                <w:szCs w:val="29"/>
                 <w:lang w:eastAsia="zh-HK"/>
               </w:rPr>
               <w:t xml:space="preserve">(च)</w:t>
@@ -2120,16 +2120,16 @@
               <w:spacing w:after="0" w:line="240" w:lineRule="auto"/>
               <w:rPr>
                 <w:rFonts w:ascii="Mangal" w:eastAsia="PMingLiU" w:hAnsi="Mangal" w:cs="Times New Roman"/>
-                <w:sz w:val="32"/>
-                <w:szCs w:val="32"/>
+                <w:sz w:val="29"/>
+                <w:szCs w:val="29"/>
                 <w:lang w:eastAsia="zh-HK"/>
               </w:rPr>
             </w:pPr>
             <w:r>
               <w:rPr>
                 <w:rFonts w:ascii="Mangal" w:eastAsia="PMingLiU" w:hAnsi="Mangal" w:cs="Times New Roman"/>
-                <w:sz w:val="32"/>
-                <w:szCs w:val="32"/>
+                <w:sz w:val="29"/>
+                <w:szCs w:val="29"/>
                 <w:lang w:eastAsia="zh-HK"/>
               </w:rPr>
               <w:t xml:space="preserve">छैन ।</w:t>
@@ -2150,16 +2150,16 @@
               <w:spacing w:after="0" w:line="240" w:lineRule="auto"/>
               <w:rPr>
                 <w:rFonts w:ascii="Mangal" w:eastAsia="PMingLiU" w:hAnsi="Mangal" w:cs="Times New Roman"/>
-                <w:sz w:val="32"/>
-                <w:szCs w:val="32"/>
+                <w:sz w:val="29"/>
+                <w:szCs w:val="29"/>
                 <w:lang w:eastAsia="zh-HK"/>
               </w:rPr>
             </w:pPr>
             <w:r>
               <w:rPr>
                 <w:rFonts w:ascii="Mangal" w:eastAsia="PMingLiU" w:hAnsi="Mangal" w:cs="Times New Roman"/>
-                <w:sz w:val="32"/>
-                <w:szCs w:val="32"/>
+                <w:sz w:val="29"/>
+                <w:szCs w:val="29"/>
                 <w:lang w:eastAsia="zh-HK"/>
               </w:rPr>
               <w:t xml:space="preserve">(छ)</w:t>
@@ -2175,16 +2175,16 @@
               <w:spacing w:after="0" w:line="240" w:lineRule="auto"/>
               <w:rPr>
                 <w:rFonts w:ascii="Mangal" w:eastAsia="PMingLiU" w:hAnsi="Mangal" w:cs="Times New Roman"/>
-                <w:sz w:val="32"/>
-                <w:szCs w:val="32"/>
+                <w:sz w:val="29"/>
+                <w:szCs w:val="29"/>
                 <w:lang w:eastAsia="zh-HK"/>
               </w:rPr>
             </w:pPr>
             <w:r>
               <w:rPr>
                 <w:rFonts w:ascii="Mangal" w:eastAsia="PMingLiU" w:hAnsi="Mangal" w:cs="Times New Roman"/>
-                <w:sz w:val="32"/>
-                <w:szCs w:val="32"/>
+                <w:sz w:val="29"/>
+                <w:szCs w:val="29"/>
                 <w:lang w:eastAsia="zh-HK"/>
               </w:rPr>
               <w:t xml:space="preserve">शेयर र डिबेञ्चरमा दलाली दस्तुर बापत</w:t>
@@ -2195,16 +2195,16 @@
               <w:spacing w:after="0" w:line="240" w:lineRule="auto"/>
               <w:rPr>
                 <w:rFonts w:ascii="Mangal" w:eastAsia="PMingLiU" w:hAnsi="Mangal" w:cs="Times New Roman"/>
-                <w:sz w:val="32"/>
-                <w:szCs w:val="32"/>
+                <w:sz w:val="29"/>
+                <w:szCs w:val="29"/>
                 <w:lang w:eastAsia="zh-HK"/>
               </w:rPr>
             </w:pPr>
             <w:r>
               <w:rPr>
                 <w:rFonts w:ascii="Mangal" w:eastAsia="PMingLiU" w:hAnsi="Mangal" w:cs="Times New Roman"/>
-                <w:sz w:val="32"/>
-                <w:szCs w:val="32"/>
+                <w:sz w:val="29"/>
+                <w:szCs w:val="29"/>
                 <w:lang w:eastAsia="zh-HK"/>
               </w:rPr>
               <w:t xml:space="preserve">दिएको जम्मा रकम</w:t>
@@ -2215,8 +2215,8 @@
               <w:spacing w:after="0" w:line="240" w:lineRule="auto"/>
               <w:rPr>
                 <w:rFonts w:ascii="Mangal" w:eastAsia="PMingLiU" w:hAnsi="Mangal" w:cs="Times New Roman"/>
-                <w:sz w:val="32"/>
-                <w:szCs w:val="32"/>
+                <w:sz w:val="29"/>
+                <w:szCs w:val="29"/>
                 <w:lang w:eastAsia="zh-HK"/>
               </w:rPr>
             </w:pPr>
@@ -2231,16 +2231,16 @@
               <w:spacing w:after="0" w:line="240" w:lineRule="auto"/>
               <w:rPr>
                 <w:rFonts w:ascii="Mangal" w:eastAsia="PMingLiU" w:hAnsi="Mangal" w:cs="Times New Roman"/>
-                <w:sz w:val="32"/>
-                <w:szCs w:val="32"/>
+                <w:sz w:val="29"/>
+                <w:szCs w:val="29"/>
                 <w:lang w:eastAsia="zh-HK"/>
               </w:rPr>
             </w:pPr>
             <w:r>
               <w:rPr>
                 <w:rFonts w:ascii="Mangal" w:eastAsia="PMingLiU" w:hAnsi="Mangal" w:cs="Times New Roman"/>
-                <w:sz w:val="32"/>
-                <w:szCs w:val="32"/>
+                <w:sz w:val="29"/>
+                <w:szCs w:val="29"/>
                 <w:lang w:eastAsia="zh-HK"/>
               </w:rPr>
               <w:t xml:space="preserve">(छ)</w:t>
@@ -2256,16 +2256,16 @@
               <w:spacing w:after="0" w:line="240" w:lineRule="auto"/>
               <w:rPr>
                 <w:rFonts w:ascii="Mangal" w:eastAsia="PMingLiU" w:hAnsi="Mangal" w:cs="Times New Roman"/>
-                <w:sz w:val="32"/>
-                <w:szCs w:val="32"/>
+                <w:sz w:val="29"/>
+                <w:szCs w:val="29"/>
                 <w:lang w:eastAsia="zh-HK"/>
               </w:rPr>
             </w:pPr>
             <w:r>
               <w:rPr>
                 <w:rFonts w:ascii="Mangal" w:eastAsia="PMingLiU" w:hAnsi="Mangal" w:cs="Times New Roman"/>
-                <w:sz w:val="32"/>
-                <w:szCs w:val="32"/>
+                <w:sz w:val="29"/>
+                <w:szCs w:val="29"/>
                 <w:lang w:eastAsia="zh-HK"/>
               </w:rPr>
               <w:t xml:space="preserve">छैन ।</w:t>
@@ -2286,16 +2286,16 @@
               <w:spacing w:after="0" w:line="240" w:lineRule="auto"/>
               <w:rPr>
                 <w:rFonts w:ascii="Mangal" w:eastAsia="PMingLiU" w:hAnsi="Mangal" w:cs="Times New Roman"/>
-                <w:sz w:val="32"/>
-                <w:szCs w:val="32"/>
+                <w:sz w:val="29"/>
+                <w:szCs w:val="29"/>
                 <w:lang w:eastAsia="zh-HK"/>
               </w:rPr>
             </w:pPr>
             <w:r>
               <w:rPr>
                 <w:rFonts w:ascii="Mangal" w:eastAsia="PMingLiU" w:hAnsi="Mangal" w:cs="Times New Roman"/>
-                <w:sz w:val="32"/>
-                <w:szCs w:val="32"/>
+                <w:sz w:val="29"/>
+                <w:szCs w:val="29"/>
                 <w:lang w:eastAsia="zh-HK"/>
               </w:rPr>
               <w:t xml:space="preserve">(ज)</w:t>
@@ -2311,16 +2311,16 @@
               <w:spacing w:after="0" w:line="240" w:lineRule="auto"/>
               <w:rPr>
                 <w:rFonts w:ascii="Mangal" w:eastAsia="PMingLiU" w:hAnsi="Mangal" w:cs="Times New Roman"/>
-                <w:sz w:val="32"/>
-                <w:szCs w:val="32"/>
+                <w:sz w:val="29"/>
+                <w:szCs w:val="29"/>
                 <w:lang w:eastAsia="zh-HK"/>
               </w:rPr>
             </w:pPr>
             <w:r>
               <w:rPr>
                 <w:rFonts w:ascii="Mangal" w:eastAsia="PMingLiU" w:hAnsi="Mangal" w:cs="Times New Roman"/>
-                <w:sz w:val="32"/>
-                <w:szCs w:val="32"/>
+                <w:sz w:val="29"/>
+                <w:szCs w:val="29"/>
                 <w:lang w:eastAsia="zh-HK"/>
               </w:rPr>
               <w:t xml:space="preserve">कुनै शेयर जफत गरिएकोमा त्यस्तो शेयरको जम्मा संख्या, जफत भएको कारण र मिति</w:t>
@@ -2331,8 +2331,8 @@
               <w:spacing w:after="0" w:line="240" w:lineRule="auto"/>
               <w:rPr>
                 <w:rFonts w:ascii="Mangal" w:eastAsia="PMingLiU" w:hAnsi="Mangal" w:cs="Times New Roman"/>
-                <w:sz w:val="32"/>
-                <w:szCs w:val="32"/>
+                <w:sz w:val="29"/>
+                <w:szCs w:val="29"/>
                 <w:lang w:eastAsia="zh-HK"/>
               </w:rPr>
             </w:pPr>
@@ -2347,16 +2347,16 @@
               <w:spacing w:after="0" w:line="240" w:lineRule="auto"/>
               <w:rPr>
                 <w:rFonts w:ascii="Mangal" w:eastAsia="PMingLiU" w:hAnsi="Mangal" w:cs="Times New Roman"/>
-                <w:sz w:val="32"/>
-                <w:szCs w:val="32"/>
+                <w:sz w:val="29"/>
+                <w:szCs w:val="29"/>
                 <w:lang w:eastAsia="zh-HK"/>
               </w:rPr>
             </w:pPr>
             <w:r>
               <w:rPr>
                 <w:rFonts w:ascii="Mangal" w:eastAsia="PMingLiU" w:hAnsi="Mangal" w:cs="Times New Roman"/>
-                <w:sz w:val="32"/>
-                <w:szCs w:val="32"/>
+                <w:sz w:val="29"/>
+                <w:szCs w:val="29"/>
                 <w:lang w:eastAsia="zh-HK"/>
               </w:rPr>
               <w:t xml:space="preserve">(ज)</w:t>
@@ -2372,16 +2372,16 @@
               <w:spacing w:after="0" w:line="240" w:lineRule="auto"/>
               <w:rPr>
                 <w:rFonts w:ascii="Mangal" w:eastAsia="PMingLiU" w:hAnsi="Mangal" w:cs="Times New Roman"/>
-                <w:sz w:val="32"/>
-                <w:szCs w:val="32"/>
+                <w:sz w:val="29"/>
+                <w:szCs w:val="29"/>
                 <w:lang w:eastAsia="zh-HK"/>
               </w:rPr>
             </w:pPr>
             <w:r>
               <w:rPr>
                 <w:rFonts w:ascii="Mangal" w:eastAsia="PMingLiU" w:hAnsi="Mangal" w:cs="Times New Roman"/>
-                <w:sz w:val="32"/>
-                <w:szCs w:val="32"/>
+                <w:sz w:val="29"/>
+                <w:szCs w:val="29"/>
                 <w:lang w:eastAsia="zh-HK"/>
               </w:rPr>
               <w:t xml:space="preserve">छैन ।</w:t>
@@ -2402,16 +2402,16 @@
               <w:spacing w:after="0" w:line="240" w:lineRule="auto"/>
               <w:rPr>
                 <w:rFonts w:ascii="Mangal" w:eastAsia="PMingLiU" w:hAnsi="Mangal" w:cs="Times New Roman"/>
-                <w:sz w:val="32"/>
-                <w:szCs w:val="32"/>
+                <w:sz w:val="29"/>
+                <w:szCs w:val="29"/>
                 <w:lang w:eastAsia="zh-HK"/>
               </w:rPr>
             </w:pPr>
             <w:r>
               <w:rPr>
                 <w:rFonts w:ascii="Mangal" w:eastAsia="PMingLiU" w:hAnsi="Mangal" w:cs="Times New Roman"/>
-                <w:sz w:val="32"/>
-                <w:szCs w:val="32"/>
+                <w:sz w:val="29"/>
+                <w:szCs w:val="29"/>
                 <w:lang w:eastAsia="zh-HK"/>
               </w:rPr>
               <w:t xml:space="preserve">(झ)</w:t>
@@ -2427,16 +2427,16 @@
               <w:spacing w:after="0" w:line="240" w:lineRule="auto"/>
               <w:rPr>
                 <w:rFonts w:ascii="Mangal" w:eastAsia="PMingLiU" w:hAnsi="Mangal" w:cs="Times New Roman"/>
-                <w:sz w:val="32"/>
-                <w:szCs w:val="32"/>
+                <w:sz w:val="29"/>
+                <w:szCs w:val="29"/>
                 <w:lang w:eastAsia="zh-HK"/>
               </w:rPr>
             </w:pPr>
             <w:r>
               <w:rPr>
                 <w:rFonts w:ascii="Mangal" w:eastAsia="PMingLiU" w:hAnsi="Mangal" w:cs="Times New Roman"/>
-                <w:sz w:val="32"/>
-                <w:szCs w:val="32"/>
+                <w:sz w:val="29"/>
+                <w:szCs w:val="29"/>
                 <w:lang w:eastAsia="zh-HK"/>
               </w:rPr>
               <w:t xml:space="preserve">बैंक, वित्तीय संस्था वा अन्य कुनै व्यक्तिबाट लिएको ऋण वा कम्पनीले दिएको जमानत</w:t>
@@ -2452,16 +2452,16 @@
               <w:spacing w:after="0" w:line="240" w:lineRule="auto"/>
               <w:rPr>
                 <w:rFonts w:ascii="Mangal" w:eastAsia="PMingLiU" w:hAnsi="Mangal" w:cs="Times New Roman"/>
-                <w:sz w:val="32"/>
-                <w:szCs w:val="32"/>
+                <w:sz w:val="29"/>
+                <w:szCs w:val="29"/>
                 <w:lang w:eastAsia="zh-HK"/>
               </w:rPr>
             </w:pPr>
             <w:r>
               <w:rPr>
                 <w:rFonts w:ascii="Mangal" w:eastAsia="PMingLiU" w:hAnsi="Mangal" w:cs="Times New Roman"/>
-                <w:sz w:val="32"/>
-                <w:szCs w:val="32"/>
+                <w:sz w:val="29"/>
+                <w:szCs w:val="29"/>
                 <w:lang w:eastAsia="zh-HK"/>
               </w:rPr>
               <w:t xml:space="preserve">(झ)</w:t>
@@ -2477,16 +2477,16 @@
               <w:spacing w:after="0" w:line="240" w:lineRule="auto"/>
               <w:rPr>
                 <w:rFonts w:ascii="Mangal" w:eastAsia="PMingLiU" w:hAnsi="Mangal" w:cs="Times New Roman"/>
-                <w:sz w:val="32"/>
-                <w:szCs w:val="32"/>
+                <w:sz w:val="29"/>
+                <w:szCs w:val="29"/>
                 <w:lang w:eastAsia="zh-HK"/>
               </w:rPr>
             </w:pPr>
             <w:r>
               <w:rPr>
                 <w:rFonts w:ascii="Mangal" w:eastAsia="PMingLiU" w:hAnsi="Mangal" w:cs="Times New Roman"/>
-                <w:sz w:val="32"/>
-                <w:szCs w:val="32"/>
+                <w:sz w:val="29"/>
+                <w:szCs w:val="29"/>
                 <w:lang w:eastAsia="zh-HK"/>
               </w:rPr>
               <w:t xml:space="preserve">आय व्यय विवरणमा उल्लेख भए बमोजिम</w:t>
@@ -2507,16 +2507,16 @@
               <w:spacing w:after="0" w:line="240" w:lineRule="auto"/>
               <w:rPr>
                 <w:rFonts w:ascii="Mangal" w:eastAsia="PMingLiU" w:hAnsi="Mangal" w:cs="Times New Roman"/>
-                <w:sz w:val="28"/>
-                <w:szCs w:val="28"/>
+                <w:sz w:val="25"/>
+                <w:szCs w:val="25"/>
                 <w:lang w:eastAsia="zh-HK"/>
               </w:rPr>
             </w:pPr>
             <w:r>
               <w:rPr>
                 <w:rFonts w:ascii="Mangal" w:eastAsia="PMingLiU" w:hAnsi="Mangal" w:cs="Times New Roman"/>
-                <w:sz w:val="28"/>
-                <w:szCs w:val="28"/>
+                <w:sz w:val="25"/>
+                <w:szCs w:val="25"/>
                 <w:lang w:eastAsia="zh-HK"/>
               </w:rPr>
               <w:t xml:space="preserve">(झ)१</w:t>
@@ -2532,16 +2532,16 @@
               <w:spacing w:after="0" w:line="240" w:lineRule="auto"/>
               <w:rPr>
                 <w:rFonts w:ascii="Mangal" w:eastAsia="PMingLiU" w:hAnsi="Mangal" w:cs="Times New Roman"/>
-                <w:sz w:val="28"/>
-                <w:szCs w:val="28"/>
+                <w:sz w:val="25"/>
+                <w:szCs w:val="25"/>
                 <w:lang w:eastAsia="zh-HK"/>
               </w:rPr>
             </w:pPr>
             <w:r>
               <w:rPr>
                 <w:rFonts w:ascii="Mangal" w:eastAsia="SimSun" w:hAnsi="Mangal" w:cs="Times New Roman"/>
-                <w:sz w:val="28"/>
-                <w:szCs w:val="28"/>
+                <w:sz w:val="25"/>
+                <w:szCs w:val="25"/>
                 <w:lang w:eastAsia="zh-CN"/>
               </w:rPr>
               <w:t xml:space="preserve">अन्य कम्पनीको शेयर वा डिवेञ्चरमा लगानी गरेको भए त्यस्तो कम्पनीको नाम र दर्ता नं. तथा शेयर वा डिवेञ्चरमा गरेको लगानी रकम</w:t>
@@ -2557,16 +2557,16 @@
               <w:spacing w:after="0" w:line="240" w:lineRule="auto"/>
               <w:rPr>
                 <w:rFonts w:ascii="Mangal" w:eastAsia="PMingLiU" w:hAnsi="Mangal" w:cs="Times New Roman"/>
-                <w:sz w:val="28"/>
-                <w:szCs w:val="28"/>
+                <w:sz w:val="25"/>
+                <w:szCs w:val="25"/>
                 <w:lang w:eastAsia="zh-HK"/>
               </w:rPr>
             </w:pPr>
             <w:r>
               <w:rPr>
                 <w:rFonts w:ascii="Mangal" w:eastAsia="PMingLiU" w:hAnsi="Mangal" w:cs="Times New Roman"/>
-                <w:sz w:val="28"/>
-                <w:szCs w:val="28"/>
+                <w:sz w:val="25"/>
+                <w:szCs w:val="25"/>
                 <w:lang w:eastAsia="zh-HK"/>
               </w:rPr>
               <w:t xml:space="preserve">(झ)</w:t>
@@ -2582,16 +2582,16 @@
               <w:spacing w:after="0" w:line="240" w:lineRule="auto"/>
               <w:rPr>
                 <w:rFonts w:ascii="Mangal" w:eastAsia="PMingLiU" w:hAnsi="Mangal" w:cs="Times New Roman"/>
-                <w:sz w:val="28"/>
-                <w:szCs w:val="28"/>
+                <w:sz w:val="25"/>
+                <w:szCs w:val="25"/>
                 <w:lang w:eastAsia="zh-HK"/>
               </w:rPr>
             </w:pPr>
             <w:r>
               <w:rPr>
                 <w:rFonts w:ascii="Mangal" w:eastAsia="PMingLiU" w:hAnsi="Mangal" w:cs="Times New Roman"/>
-                <w:sz w:val="28"/>
-                <w:szCs w:val="28"/>
+                <w:sz w:val="25"/>
+                <w:szCs w:val="25"/>
                 <w:lang w:eastAsia="zh-HK"/>
               </w:rPr>
               <w:t xml:space="preserve">छैन ।</w:t>
@@ -2612,16 +2612,16 @@
               <w:spacing w:after="0" w:line="240" w:lineRule="auto"/>
               <w:rPr>
                 <w:rFonts w:ascii="Mangal" w:eastAsia="PMingLiU" w:hAnsi="Mangal" w:cs="Times New Roman"/>
-                <w:sz w:val="32"/>
-                <w:szCs w:val="32"/>
+                <w:sz w:val="29"/>
+                <w:szCs w:val="29"/>
                 <w:lang w:eastAsia="zh-HK"/>
               </w:rPr>
             </w:pPr>
             <w:r>
               <w:rPr>
                 <w:rFonts w:ascii="Mangal" w:eastAsia="PMingLiU" w:hAnsi="Mangal" w:cs="Times New Roman"/>
-                <w:sz w:val="32"/>
-                <w:szCs w:val="32"/>
+                <w:sz w:val="29"/>
+                <w:szCs w:val="29"/>
                 <w:lang w:eastAsia="zh-HK"/>
               </w:rPr>
               <w:t xml:space="preserve">(ञ)</w:t>
@@ -2637,16 +2637,16 @@
               <w:spacing w:after="0" w:line="240" w:lineRule="auto"/>
               <w:rPr>
                 <w:rFonts w:ascii="Mangal" w:eastAsia="PMingLiU" w:hAnsi="Mangal" w:cs="Times New Roman"/>
-                <w:sz w:val="32"/>
-                <w:szCs w:val="32"/>
+                <w:sz w:val="29"/>
+                <w:szCs w:val="29"/>
                 <w:lang w:eastAsia="zh-HK"/>
               </w:rPr>
             </w:pPr>
             <w:r>
               <w:rPr>
                 <w:rFonts w:ascii="Mangal" w:eastAsia="PMingLiU" w:hAnsi="Mangal" w:cs="Times New Roman"/>
-                <w:sz w:val="32"/>
-                <w:szCs w:val="32"/>
+                <w:sz w:val="29"/>
+                <w:szCs w:val="29"/>
                 <w:lang w:eastAsia="zh-HK"/>
               </w:rPr>
               <w:t xml:space="preserve">बहालवाला सञ्चालकको नाम र ठेगाना</w:t>
@@ -2662,16 +2662,16 @@
               <w:spacing w:after="0" w:line="240" w:lineRule="auto"/>
               <w:rPr>
                 <w:rFonts w:ascii="Mangal" w:eastAsia="PMingLiU" w:hAnsi="Mangal" w:cs="Times New Roman"/>
-                <w:sz w:val="32"/>
-                <w:szCs w:val="32"/>
+                <w:sz w:val="29"/>
+                <w:szCs w:val="29"/>
                 <w:lang w:eastAsia="zh-HK"/>
               </w:rPr>
             </w:pPr>
             <w:r>
               <w:rPr>
                 <w:rFonts w:ascii="Mangal" w:eastAsia="PMingLiU" w:hAnsi="Mangal" w:cs="Times New Roman"/>
-                <w:sz w:val="32"/>
-                <w:szCs w:val="32"/>
+                <w:sz w:val="29"/>
+                <w:szCs w:val="29"/>
                 <w:lang w:eastAsia="zh-HK"/>
               </w:rPr>
               <w:t xml:space="preserve">(ञ) </w:t>
@@ -2692,8 +2692,8 @@
               <w:rPr>
                 <w:rFonts w:ascii="Mangal" w:eastAsia="SimSun" w:hAnsi="Mangal" w:cs="Times New Roman"/>
                 <w:color w:val="000000" w:themeColor="text1"/>
-                <w:sz w:val="32"/>
-                <w:szCs w:val="32"/>
+                <w:sz w:val="29"/>
+                <w:szCs w:val="29"/>
                 <w:lang w:eastAsia="zh-CN"/>
               </w:rPr>
             </w:pPr>
@@ -2701,8 +2701,8 @@
               <w:rPr>
                 <w:rFonts w:ascii="Mangal" w:eastAsia="SimSun" w:hAnsi="Mangal" w:cs="Times New Roman"/>
                 <w:color w:val="000000" w:themeColor="text1"/>
-                <w:sz w:val="32"/>
-                <w:szCs w:val="32"/>
+                <w:sz w:val="29"/>
+                <w:szCs w:val="29"/>
                 <w:lang w:eastAsia="zh-CN"/>
               </w:rPr>
               <w:t xml:space="preserve">शेयर लगत अनुसार</w:t>
@@ -2720,8 +2720,8 @@
         <w:jc w:val="center"/>
         <w:rPr>
           <w:rFonts w:ascii="Mangal" w:eastAsia="PMingLiU" w:hAnsi="Mangal" w:cs="Times New Roman"/>
-          <w:sz w:val="30"/>
-          <w:szCs w:val="30"/>
+          <w:sz w:val="27"/>
+          <w:szCs w:val="27"/>
           <w:lang w:eastAsia="zh-HK"/>
         </w:rPr>
       </w:pPr>
@@ -2735,8 +2735,8 @@
         <w:jc w:val="center"/>
         <w:rPr>
           <w:rFonts w:ascii="Mangal" w:eastAsia="PMingLiU" w:hAnsi="Mangal" w:cs="Times New Roman"/>
-          <w:sz w:val="30"/>
-          <w:szCs w:val="30"/>
+          <w:sz w:val="27"/>
+          <w:szCs w:val="27"/>
           <w:lang w:eastAsia="zh-HK"/>
         </w:rPr>
       </w:pPr>
@@ -2750,8 +2750,8 @@
         <w:jc w:val="center"/>
         <w:rPr>
           <w:rFonts w:ascii="Mangal" w:eastAsia="PMingLiU" w:hAnsi="Mangal" w:cs="Times New Roman"/>
-          <w:sz w:val="30"/>
-          <w:szCs w:val="30"/>
+          <w:sz w:val="27"/>
+          <w:szCs w:val="27"/>
           <w:lang w:eastAsia="zh-HK"/>
         </w:rPr>
       </w:pPr>
@@ -2765,8 +2765,8 @@
         <w:jc w:val="center"/>
         <w:rPr>
           <w:rFonts w:ascii="Mangal" w:eastAsia="PMingLiU" w:hAnsi="Mangal" w:cs="Times New Roman"/>
-          <w:sz w:val="30"/>
-          <w:szCs w:val="30"/>
+          <w:sz w:val="27"/>
+          <w:szCs w:val="27"/>
           <w:lang w:eastAsia="zh-HK"/>
         </w:rPr>
       </w:pPr>
@@ -2782,16 +2782,16 @@
         <w:rPr>
           <w:rFonts w:ascii="Mangal" w:eastAsia="SimSun" w:hAnsi="Mangal" w:cs="Times New Roman"/>
           <w:color w:val="000000" w:themeColor="text1"/>
-          <w:sz w:val="30"/>
-          <w:szCs w:val="30"/>
+          <w:sz w:val="27"/>
+          <w:szCs w:val="27"/>
           <w:lang w:eastAsia="zh-CN"/>
         </w:rPr>
       </w:pPr>
       <w:r>
         <w:rPr>
           <w:rFonts w:ascii="Mangal" w:eastAsia="PMingLiU" w:hAnsi="Mangal" w:cs="Times New Roman"/>
-          <w:sz w:val="30"/>
-          <w:szCs w:val="30"/>
+          <w:sz w:val="27"/>
+          <w:szCs w:val="27"/>
           <w:lang w:eastAsia="zh-HK"/>
         </w:rPr>
         <w:t xml:space="preserve">..............................</w:t>
@@ -2807,15 +2807,15 @@
         <w:jc w:val="center"/>
         <w:rPr>
           <w:rFonts w:ascii="Mangal" w:eastAsia="SimSun" w:hAnsi="Mangal" w:cs="Times New Roman"/>
-          <w:sz w:val="32"/>
-          <w:szCs w:val="32"/>
+          <w:sz w:val="29"/>
+          <w:szCs w:val="29"/>
           <w:lang w:eastAsia="zh-CN"/>
         </w:rPr>
       </w:pPr>
       <w:r>
         <w:rPr>
           <w:rFonts w:ascii="Mangal" w:hAnsi="Mangal"/>
-          <w:sz w:val="32"/>
+          <w:sz w:val="29"/>
         </w:rPr>
         <w:t xml:space="preserve">{{chairmanName}}</w:t>
       </w:r>
@@ -2831,16 +2831,16 @@
         <w:rPr>
           <w:rFonts w:ascii="Mangal" w:eastAsia="SimSun" w:hAnsi="Mangal" w:cs="Times New Roman"/>
           <w:color w:val="000000" w:themeColor="text1"/>
-          <w:sz w:val="32"/>
-          <w:szCs w:val="32"/>
+          <w:sz w:val="29"/>
+          <w:szCs w:val="29"/>
           <w:lang w:eastAsia="zh-CN"/>
         </w:rPr>
       </w:pPr>
       <w:r>
         <w:rPr>
           <w:rFonts w:ascii="Mangal" w:eastAsia="SimSun" w:hAnsi="Mangal" w:cs="Times New Roman"/>
-          <w:sz w:val="32"/>
-          <w:szCs w:val="32"/>
+          <w:sz w:val="29"/>
+          <w:szCs w:val="29"/>
           <w:lang w:eastAsia="zh-CN"/>
         </w:rPr>
         <w:t xml:space="preserve">अध्यक्ष</w:t>
@@ -2854,18 +2854,18 @@
           <w:rFonts w:ascii="Mangal" w:hAnsi="Mangal"/>
           <w:b/>
           <w:bCs/>
-          <w:sz w:val="40"/>
+          <w:sz w:val="36"/>
+          <w:szCs w:val="36"/>
+        </w:rPr>
+      </w:pPr>
+      <w:r>
+        <w:rPr>
+          <w:rFonts w:ascii="Mangal" w:hAnsi="Mangal"/>
+          <w:b/>
+          <w:color w:val="000000"/>
+          <w:sz w:val="43"/>
           <w:szCs w:val="40"/>
         </w:rPr>
-      </w:pPr>
-      <w:r>
-        <w:rPr>
-          <w:rFonts w:ascii="Mangal" w:hAnsi="Mangal"/>
-          <w:b/>
-          <w:color w:val="000000"/>
-          <w:sz w:val="48"/>
-          <w:szCs w:val="44"/>
-        </w:rPr>
         <w:t xml:space="preserve">{{companyName}}</w:t>
       </w:r>
     </w:p>
@@ -2876,15 +2876,15 @@
           <w:rFonts w:ascii="Mangal" w:hAnsi="Mangal"/>
           <w:b/>
           <w:bCs/>
-          <w:sz w:val="40"/>
-          <w:szCs w:val="40"/>
-        </w:rPr>
-      </w:pPr>
-      <w:r>
-        <w:rPr>
-          <w:rFonts w:ascii="Mangal" w:hAnsi="Mangal"/>
-          <w:sz w:val="32"/>
-          <w:szCs w:val="32"/>
+          <w:sz w:val="36"/>
+          <w:szCs w:val="36"/>
+        </w:rPr>
+      </w:pPr>
+      <w:r>
+        <w:rPr>
+          <w:rFonts w:ascii="Mangal" w:hAnsi="Mangal"/>
+          <w:sz w:val="29"/>
+          <w:szCs w:val="29"/>
         </w:rPr>
         <w:t xml:space="preserve">दर्ता नं. {{registrationNumber}}</w:t>
       </w:r>
@@ -2896,8 +2896,8 @@
           <w:rFonts w:ascii="Mangal" w:hAnsi="Mangal"/>
           <w:b/>
           <w:bCs/>
-          <w:sz w:val="40"/>
-          <w:szCs w:val="40"/>
+          <w:sz w:val="36"/>
+          <w:szCs w:val="36"/>
         </w:rPr>
       </w:pPr>
     </w:p>
@@ -2908,15 +2908,15 @@
         </w:tabs>
         <w:rPr>
           <w:rFonts w:ascii="Mangal" w:hAnsi="Mangal"/>
-          <w:sz w:val="32"/>
-          <w:szCs w:val="32"/>
-        </w:rPr>
-      </w:pPr>
-      <w:r>
-        <w:rPr>
-          <w:rFonts w:ascii="Mangal" w:hAnsi="Mangal"/>
-          <w:sz w:val="32"/>
-          <w:szCs w:val="32"/>
+          <w:sz w:val="29"/>
+          <w:szCs w:val="29"/>
+        </w:rPr>
+      </w:pPr>
+      <w:r>
+        <w:rPr>
+          <w:rFonts w:ascii="Mangal" w:hAnsi="Mangal"/>
+          <w:sz w:val="29"/>
+          <w:szCs w:val="29"/>
         </w:rPr>
         <w:tab/>
         <w:t xml:space="preserve">मिति:– {{letterDate}}</w:t>
@@ -2926,15 +2926,15 @@
       <w:pPr>
         <w:rPr>
           <w:rFonts w:ascii="Mangal" w:hAnsi="Mangal"/>
-          <w:sz w:val="32"/>
-          <w:szCs w:val="32"/>
-        </w:rPr>
-      </w:pPr>
-      <w:r>
-        <w:rPr>
-          <w:rFonts w:ascii="Mangal" w:hAnsi="Mangal"/>
-          <w:sz w:val="32"/>
-          <w:szCs w:val="32"/>
+          <w:sz w:val="29"/>
+          <w:szCs w:val="29"/>
+        </w:rPr>
+      </w:pPr>
+      <w:r>
+        <w:rPr>
+          <w:rFonts w:ascii="Mangal" w:hAnsi="Mangal"/>
+          <w:sz w:val="29"/>
+          <w:szCs w:val="29"/>
         </w:rPr>
         <w:t xml:space="preserve">श्रीमान् रजिष्टर ज्यू,</w:t>
       </w:r>
@@ -2943,15 +2943,15 @@
       <w:pPr>
         <w:rPr>
           <w:rFonts w:ascii="Mangal" w:hAnsi="Mangal"/>
-          <w:sz w:val="32"/>
-          <w:szCs w:val="32"/>
-        </w:rPr>
-      </w:pPr>
-      <w:r>
-        <w:rPr>
-          <w:rFonts w:ascii="Mangal" w:hAnsi="Mangal"/>
-          <w:sz w:val="32"/>
-          <w:szCs w:val="32"/>
+          <w:sz w:val="29"/>
+          <w:szCs w:val="29"/>
+        </w:rPr>
+      </w:pPr>
+      <w:r>
+        <w:rPr>
+          <w:rFonts w:ascii="Mangal" w:hAnsi="Mangal"/>
+          <w:sz w:val="29"/>
+          <w:szCs w:val="29"/>
         </w:rPr>
         <w:t xml:space="preserve">कम्पनी रजिष्टर कार्यालय</w:t>
       </w:r>
@@ -2960,15 +2960,15 @@
       <w:pPr>
         <w:rPr>
           <w:rFonts w:ascii="Mangal" w:hAnsi="Mangal"/>
-          <w:sz w:val="32"/>
-          <w:szCs w:val="32"/>
-        </w:rPr>
-      </w:pPr>
-      <w:r>
-        <w:rPr>
-          <w:rFonts w:ascii="Mangal" w:hAnsi="Mangal"/>
-          <w:sz w:val="32"/>
-          <w:szCs w:val="32"/>
+          <w:sz w:val="29"/>
+          <w:szCs w:val="29"/>
+        </w:rPr>
+      </w:pPr>
+      <w:r>
+        <w:rPr>
+          <w:rFonts w:ascii="Mangal" w:hAnsi="Mangal"/>
+          <w:sz w:val="29"/>
+          <w:szCs w:val="29"/>
         </w:rPr>
         <w:t xml:space="preserve">त्रिपुरेश्वर , काठमाडौं । </w:t>
       </w:r>
@@ -2978,15 +2978,15 @@
         <w:ind w:firstLine="720"/>
         <w:rPr>
           <w:rFonts w:ascii="Mangal" w:hAnsi="Mangal"/>
-          <w:sz w:val="32"/>
-          <w:szCs w:val="32"/>
-        </w:rPr>
-      </w:pPr>
-      <w:r>
-        <w:rPr>
-          <w:rFonts w:ascii="Mangal" w:hAnsi="Mangal"/>
-          <w:sz w:val="32"/>
-          <w:szCs w:val="32"/>
+          <w:sz w:val="29"/>
+          <w:szCs w:val="29"/>
+        </w:rPr>
+      </w:pPr>
+      <w:r>
+        <w:rPr>
+          <w:rFonts w:ascii="Mangal" w:hAnsi="Mangal"/>
+          <w:sz w:val="29"/>
+          <w:szCs w:val="29"/>
         </w:rPr>
         <w:t xml:space="preserve">                विषय:– लेखापरीक्षकको नियुक्तिको जानकारी पेश गरेको बारे ।</w:t>
       </w:r>
@@ -2996,15 +2996,15 @@
         <w:ind w:firstLine="720"/>
         <w:rPr>
           <w:rFonts w:ascii="Mangal" w:hAnsi="Mangal"/>
-          <w:sz w:val="32"/>
-          <w:szCs w:val="32"/>
-        </w:rPr>
-      </w:pPr>
-      <w:r>
-        <w:rPr>
-          <w:rFonts w:ascii="Mangal" w:hAnsi="Mangal"/>
-          <w:sz w:val="32"/>
-          <w:szCs w:val="32"/>
+          <w:sz w:val="29"/>
+          <w:szCs w:val="29"/>
+        </w:rPr>
+      </w:pPr>
+      <w:r>
+        <w:rPr>
+          <w:rFonts w:ascii="Mangal" w:hAnsi="Mangal"/>
+          <w:sz w:val="29"/>
+          <w:szCs w:val="29"/>
         </w:rPr>
         <w:t xml:space="preserve">महोदय ,</w:t>
       </w:r>
@@ -3014,15 +3014,15 @@
         <w:jc w:val="both"/>
         <w:rPr>
           <w:rFonts w:ascii="Mangal" w:hAnsi="Mangal"/>
-          <w:sz w:val="32"/>
-          <w:szCs w:val="32"/>
-        </w:rPr>
-      </w:pPr>
-      <w:r>
-        <w:rPr>
-          <w:rFonts w:ascii="Mangal" w:hAnsi="Mangal"/>
-          <w:sz w:val="32"/>
-          <w:szCs w:val="32"/>
+          <w:sz w:val="29"/>
+          <w:szCs w:val="29"/>
+        </w:rPr>
+      </w:pPr>
+      <w:r>
+        <w:rPr>
+          <w:rFonts w:ascii="Mangal" w:hAnsi="Mangal"/>
+          <w:sz w:val="29"/>
+          <w:szCs w:val="29"/>
         </w:rPr>
         <w:t xml:space="preserve">उपरोक्त सम्बन्धमा यस प्रा. लि को आ. ब. {{nextFiscalYear}} को लेखापरीक्षण कार्यका निमित्त {{auditorName}} लाई  नियुक्ति गरीएको र पारिश्रमिक सञ्चालक समिति र लेखापरीक्षकको आपसी सहमती बाट कायम हुनेगरी पारिश्रमिक निर्धारण गरीएको यस पत्रका साथ निवेदन गर्न चाहान्छु । </w:t>
       </w:r>
@@ -3034,8 +3034,8 @@
         </w:tabs>
         <w:rPr>
           <w:rFonts w:ascii="Mangal" w:hAnsi="Mangal"/>
-          <w:sz w:val="32"/>
-          <w:szCs w:val="32"/>
+          <w:sz w:val="29"/>
+          <w:szCs w:val="29"/>
         </w:rPr>
       </w:pPr>
     </w:p>
@@ -3045,16 +3045,16 @@
         <w:jc w:val="center"/>
         <w:rPr>
           <w:rFonts w:ascii="Mangal" w:hAnsi="Mangal"/>
-          <w:sz w:val="32"/>
-          <w:szCs w:val="32"/>
+          <w:sz w:val="29"/>
+          <w:szCs w:val="29"/>
           <w:u w:val="single"/>
         </w:rPr>
       </w:pPr>
       <w:r>
         <w:rPr>
           <w:rFonts w:ascii="Mangal" w:hAnsi="Mangal"/>
-          <w:sz w:val="32"/>
-          <w:szCs w:val="32"/>
+          <w:sz w:val="29"/>
+          <w:szCs w:val="29"/>
           <w:u w:val="single"/>
         </w:rPr>
         <w:t xml:space="preserve">निवेदक</w:t>
@@ -3066,15 +3066,15 @@
         <w:jc w:val="center"/>
         <w:rPr>
           <w:rFonts w:ascii="Mangal" w:hAnsi="Mangal"/>
-          <w:sz w:val="32"/>
-          <w:szCs w:val="32"/>
-        </w:rPr>
-      </w:pPr>
-      <w:r>
-        <w:rPr>
-          <w:rFonts w:ascii="Mangal" w:hAnsi="Mangal"/>
-          <w:sz w:val="32"/>
-          <w:szCs w:val="32"/>
+          <w:sz w:val="29"/>
+          <w:szCs w:val="29"/>
+        </w:rPr>
+      </w:pPr>
+      <w:r>
+        <w:rPr>
+          <w:rFonts w:ascii="Mangal" w:hAnsi="Mangal"/>
+          <w:sz w:val="29"/>
+          <w:szCs w:val="29"/>
         </w:rPr>
         <w:t xml:space="preserve">{{chairmanName}}</w:t>
       </w:r>
@@ -3085,15 +3085,15 @@
         <w:jc w:val="center"/>
         <w:rPr>
           <w:rFonts w:ascii="Mangal" w:hAnsi="Mangal"/>
-          <w:sz w:val="32"/>
-          <w:szCs w:val="32"/>
-        </w:rPr>
-      </w:pPr>
-      <w:r>
-        <w:rPr>
-          <w:rFonts w:ascii="Mangal" w:hAnsi="Mangal"/>
-          <w:sz w:val="32"/>
-          <w:szCs w:val="32"/>
+          <w:sz w:val="29"/>
+          <w:szCs w:val="29"/>
+        </w:rPr>
+      </w:pPr>
+      <w:r>
+        <w:rPr>
+          <w:rFonts w:ascii="Mangal" w:hAnsi="Mangal"/>
+          <w:sz w:val="29"/>
+          <w:szCs w:val="29"/>
         </w:rPr>
         <w:t xml:space="preserve">अध्यक्ष सञ्चालक</w:t>
       </w:r>
@@ -3105,8 +3105,8 @@
         </w:tabs>
         <w:rPr>
           <w:rFonts w:ascii="Mangal" w:hAnsi="Mangal"/>
-          <w:sz w:val="32"/>
-          <w:szCs w:val="32"/>
+          <w:sz w:val="29"/>
+          <w:szCs w:val="29"/>
           <w:u w:val="single"/>
         </w:rPr>
       </w:pPr>
@@ -3115,8 +3115,8 @@
       <w:pPr>
         <w:rPr>
           <w:rFonts w:ascii="Mangal" w:hAnsi="Mangal"/>
-          <w:sz w:val="32"/>
-          <w:szCs w:val="32"/>
+          <w:sz w:val="29"/>
+          <w:szCs w:val="29"/>
         </w:rPr>
       </w:pPr>
     </w:p>
@@ -3125,15 +3125,15 @@
         <w:ind w:firstLine="720"/>
         <w:rPr>
           <w:rFonts w:ascii="Mangal" w:hAnsi="Mangal"/>
-          <w:sz w:val="32"/>
-          <w:szCs w:val="32"/>
-        </w:rPr>
-      </w:pPr>
-      <w:r>
-        <w:rPr>
-          <w:rFonts w:ascii="Mangal" w:hAnsi="Mangal"/>
-          <w:sz w:val="32"/>
-          <w:szCs w:val="32"/>
+          <w:sz w:val="29"/>
+          <w:szCs w:val="29"/>
+        </w:rPr>
+      </w:pPr>
+      <w:r>
+        <w:rPr>
+          <w:rFonts w:ascii="Mangal" w:hAnsi="Mangal"/>
+          <w:sz w:val="29"/>
+          <w:szCs w:val="29"/>
         </w:rPr>
         <w:tab/>
         <w:tab/>
@@ -3151,15 +3151,15 @@
         <w:ind w:firstLine="720"/>
         <w:rPr>
           <w:rFonts w:ascii="Mangal" w:hAnsi="Mangal"/>
-          <w:sz w:val="32"/>
-          <w:szCs w:val="32"/>
-        </w:rPr>
-      </w:pPr>
-      <w:r>
-        <w:rPr>
-          <w:rFonts w:ascii="Mangal" w:hAnsi="Mangal"/>
-          <w:sz w:val="32"/>
-          <w:szCs w:val="32"/>
+          <w:sz w:val="29"/>
+          <w:szCs w:val="29"/>
+        </w:rPr>
+      </w:pPr>
+      <w:r>
+        <w:rPr>
+          <w:rFonts w:ascii="Mangal" w:hAnsi="Mangal"/>
+          <w:sz w:val="29"/>
+          <w:szCs w:val="29"/>
         </w:rPr>
         <w:t xml:space="preserve"> </w:t>
       </w:r>
@@ -3180,15 +3180,15 @@
         </w:tabs>
         <w:rPr>
           <w:rFonts w:ascii="Mangal" w:hAnsi="Mangal"/>
-          <w:sz w:val="32"/>
-          <w:szCs w:val="32"/>
-        </w:rPr>
-      </w:pPr>
-      <w:r>
-        <w:rPr>
-          <w:rFonts w:ascii="Mangal" w:hAnsi="Mangal"/>
-          <w:sz w:val="32"/>
-          <w:szCs w:val="32"/>
+          <w:sz w:val="29"/>
+          <w:szCs w:val="29"/>
+        </w:rPr>
+      </w:pPr>
+      <w:r>
+        <w:rPr>
+          <w:rFonts w:ascii="Mangal" w:hAnsi="Mangal"/>
+          <w:sz w:val="29"/>
+          <w:szCs w:val="29"/>
         </w:rPr>
         <w:t xml:space="preserve">बोधार्थ : {{auditorName}}, {{auditorAddress}}</w:t>
       </w:r>
@@ -3201,18 +3201,18 @@
           <w:rFonts w:ascii="Mangal" w:hAnsi="Mangal"/>
           <w:b/>
           <w:bCs/>
-          <w:sz w:val="40"/>
+          <w:sz w:val="36"/>
+          <w:szCs w:val="36"/>
+        </w:rPr>
+      </w:pPr>
+      <w:r>
+        <w:rPr>
+          <w:rFonts w:ascii="Mangal" w:hAnsi="Mangal"/>
+          <w:b/>
+          <w:color w:val="000000"/>
+          <w:sz w:val="43"/>
           <w:szCs w:val="40"/>
         </w:rPr>
-      </w:pPr>
-      <w:r>
-        <w:rPr>
-          <w:rFonts w:ascii="Mangal" w:hAnsi="Mangal"/>
-          <w:b/>
-          <w:color w:val="000000"/>
-          <w:sz w:val="48"/>
-          <w:szCs w:val="44"/>
-        </w:rPr>
         <w:t xml:space="preserve">{{companyName}}</w:t>
       </w:r>
     </w:p>
@@ -3223,15 +3223,15 @@
           <w:rFonts w:ascii="Mangal" w:hAnsi="Mangal"/>
           <w:b/>
           <w:bCs/>
-          <w:sz w:val="40"/>
-          <w:szCs w:val="40"/>
-        </w:rPr>
-      </w:pPr>
-      <w:r>
-        <w:rPr>
-          <w:rFonts w:ascii="Mangal" w:hAnsi="Mangal"/>
-          <w:sz w:val="32"/>
-          <w:szCs w:val="32"/>
+          <w:sz w:val="36"/>
+          <w:szCs w:val="36"/>
+        </w:rPr>
+      </w:pPr>
+      <w:r>
+        <w:rPr>
+          <w:rFonts w:ascii="Mangal" w:hAnsi="Mangal"/>
+          <w:sz w:val="29"/>
+          <w:szCs w:val="29"/>
         </w:rPr>
         <w:t xml:space="preserve">दर्ता नं. {{registrationNumber}}</w:t>
       </w:r>
@@ -3243,8 +3243,8 @@
           <w:rFonts w:ascii="Mangal" w:hAnsi="Mangal"/>
           <w:b/>
           <w:bCs/>
-          <w:sz w:val="40"/>
-          <w:szCs w:val="40"/>
+          <w:sz w:val="36"/>
+          <w:szCs w:val="36"/>
         </w:rPr>
       </w:pPr>
     </w:p>
@@ -3255,15 +3255,15 @@
         </w:tabs>
         <w:rPr>
           <w:rFonts w:ascii="Mangal" w:hAnsi="Mangal"/>
-          <w:sz w:val="32"/>
-          <w:szCs w:val="32"/>
-        </w:rPr>
-      </w:pPr>
-      <w:r>
-        <w:rPr>
-          <w:rFonts w:ascii="Mangal" w:hAnsi="Mangal"/>
-          <w:sz w:val="32"/>
-          <w:szCs w:val="32"/>
+          <w:sz w:val="29"/>
+          <w:szCs w:val="29"/>
+        </w:rPr>
+      </w:pPr>
+      <w:r>
+        <w:rPr>
+          <w:rFonts w:ascii="Mangal" w:hAnsi="Mangal"/>
+          <w:sz w:val="29"/>
+          <w:szCs w:val="29"/>
         </w:rPr>
         <w:tab/>
         <w:t xml:space="preserve">मिति:– {{letterDate}}</w:t>
@@ -3273,15 +3273,15 @@
       <w:pPr>
         <w:rPr>
           <w:rFonts w:ascii="Mangal" w:hAnsi="Mangal"/>
-          <w:sz w:val="32"/>
-          <w:szCs w:val="32"/>
-        </w:rPr>
-      </w:pPr>
-      <w:r>
-        <w:rPr>
-          <w:rFonts w:ascii="Mangal" w:hAnsi="Mangal"/>
-          <w:sz w:val="32"/>
-          <w:szCs w:val="32"/>
+          <w:sz w:val="29"/>
+          <w:szCs w:val="29"/>
+        </w:rPr>
+      </w:pPr>
+      <w:r>
+        <w:rPr>
+          <w:rFonts w:ascii="Mangal" w:hAnsi="Mangal"/>
+          <w:sz w:val="29"/>
+          <w:szCs w:val="29"/>
         </w:rPr>
         <w:t xml:space="preserve">श्रीमान् रजिष्टर ज्यू,</w:t>
       </w:r>
@@ -3290,15 +3290,15 @@
       <w:pPr>
         <w:rPr>
           <w:rFonts w:ascii="Mangal" w:hAnsi="Mangal"/>
-          <w:sz w:val="32"/>
-          <w:szCs w:val="32"/>
-        </w:rPr>
-      </w:pPr>
-      <w:r>
-        <w:rPr>
-          <w:rFonts w:ascii="Mangal" w:hAnsi="Mangal"/>
-          <w:sz w:val="32"/>
-          <w:szCs w:val="32"/>
+          <w:sz w:val="29"/>
+          <w:szCs w:val="29"/>
+        </w:rPr>
+      </w:pPr>
+      <w:r>
+        <w:rPr>
+          <w:rFonts w:ascii="Mangal" w:hAnsi="Mangal"/>
+          <w:sz w:val="29"/>
+          <w:szCs w:val="29"/>
         </w:rPr>
         <w:t xml:space="preserve">कम्पनी रजिष्टर कार्यालय</w:t>
       </w:r>
@@ -3307,15 +3307,15 @@
       <w:pPr>
         <w:rPr>
           <w:rFonts w:ascii="Mangal" w:hAnsi="Mangal"/>
-          <w:sz w:val="32"/>
-          <w:szCs w:val="32"/>
-        </w:rPr>
-      </w:pPr>
-      <w:r>
-        <w:rPr>
-          <w:rFonts w:ascii="Mangal" w:hAnsi="Mangal"/>
-          <w:sz w:val="32"/>
-          <w:szCs w:val="32"/>
+          <w:sz w:val="29"/>
+          <w:szCs w:val="29"/>
+        </w:rPr>
+      </w:pPr>
+      <w:r>
+        <w:rPr>
+          <w:rFonts w:ascii="Mangal" w:hAnsi="Mangal"/>
+          <w:sz w:val="29"/>
+          <w:szCs w:val="29"/>
         </w:rPr>
         <w:t xml:space="preserve">त्रिपुरेश्वर , काठमाडौं । </w:t>
       </w:r>
@@ -3325,15 +3325,15 @@
         <w:ind w:firstLine="720"/>
         <w:rPr>
           <w:rFonts w:ascii="Mangal" w:hAnsi="Mangal"/>
-          <w:sz w:val="32"/>
-          <w:szCs w:val="32"/>
-        </w:rPr>
-      </w:pPr>
-      <w:r>
-        <w:rPr>
-          <w:rFonts w:ascii="Mangal" w:hAnsi="Mangal"/>
-          <w:sz w:val="32"/>
-          <w:szCs w:val="32"/>
+          <w:sz w:val="29"/>
+          <w:szCs w:val="29"/>
+        </w:rPr>
+      </w:pPr>
+      <w:r>
+        <w:rPr>
+          <w:rFonts w:ascii="Mangal" w:hAnsi="Mangal"/>
+          <w:sz w:val="29"/>
+          <w:szCs w:val="29"/>
         </w:rPr>
         <w:t xml:space="preserve">                विषय:– वार्षिक विवरण  पेश गरेको बारे ।                 </w:t>
       </w:r>
@@ -3343,15 +3343,15 @@
         <w:ind w:firstLine="720"/>
         <w:rPr>
           <w:rFonts w:ascii="Mangal" w:hAnsi="Mangal"/>
-          <w:sz w:val="32"/>
-          <w:szCs w:val="32"/>
-        </w:rPr>
-      </w:pPr>
-      <w:r>
-        <w:rPr>
-          <w:rFonts w:ascii="Mangal" w:hAnsi="Mangal"/>
-          <w:sz w:val="32"/>
-          <w:szCs w:val="32"/>
+          <w:sz w:val="29"/>
+          <w:szCs w:val="29"/>
+        </w:rPr>
+      </w:pPr>
+      <w:r>
+        <w:rPr>
+          <w:rFonts w:ascii="Mangal" w:hAnsi="Mangal"/>
+          <w:sz w:val="29"/>
+          <w:szCs w:val="29"/>
         </w:rPr>
         <w:t xml:space="preserve">महोदय ,</w:t>
       </w:r>
@@ -3361,15 +3361,15 @@
         <w:jc w:val="both"/>
         <w:rPr>
           <w:rFonts w:ascii="Mangal" w:hAnsi="Mangal"/>
-          <w:sz w:val="32"/>
-          <w:szCs w:val="32"/>
-        </w:rPr>
-      </w:pPr>
-      <w:r>
-        <w:rPr>
-          <w:rFonts w:ascii="Mangal" w:hAnsi="Mangal"/>
-          <w:sz w:val="32"/>
-          <w:szCs w:val="32"/>
+          <w:sz w:val="29"/>
+          <w:szCs w:val="29"/>
+        </w:rPr>
+      </w:pPr>
+      <w:r>
+        <w:rPr>
+          <w:rFonts w:ascii="Mangal" w:hAnsi="Mangal"/>
+          <w:sz w:val="29"/>
+          <w:szCs w:val="29"/>
         </w:rPr>
         <w:t xml:space="preserve">उपरोक्त सम्बन्धमा यस प्रा.लि.को आ.ब. {{fiscalYear}} सालको त्यस कार्यालयमा पेश गर्नुपर्ने तपसिलका विवरणहरु पेश दाखीला गरेको छु , सो विवरण पेश दाखीला गरीपाउँ ।</w:t>
       </w:r>
@@ -3379,15 +3379,15 @@
         <w:jc w:val="center"/>
         <w:rPr>
           <w:rFonts w:ascii="Mangal" w:hAnsi="Mangal"/>
-          <w:sz w:val="32"/>
-          <w:szCs w:val="32"/>
+          <w:sz w:val="29"/>
+          <w:szCs w:val="29"/>
         </w:rPr>
       </w:pPr>
       <w:r>
         <w:rPr>
           <w:rFonts w:ascii="Mangal" w:hAnsi="Mangal" w:cs="Times New Roman"/>
-          <w:sz w:val="32"/>
-          <w:szCs w:val="32"/>
+          <w:sz w:val="29"/>
+          <w:szCs w:val="29"/>
         </w:rPr>
         <w:t xml:space="preserve">तपसिल</w:t>
       </w:r>
@@ -3397,15 +3397,15 @@
         <w:ind w:firstLine="720"/>
         <w:rPr>
           <w:rFonts w:ascii="Mangal" w:hAnsi="Mangal"/>
-          <w:sz w:val="32"/>
-          <w:szCs w:val="32"/>
-        </w:rPr>
-      </w:pPr>
-      <w:r>
-        <w:rPr>
-          <w:rFonts w:ascii="Mangal" w:hAnsi="Mangal"/>
-          <w:sz w:val="32"/>
-          <w:szCs w:val="32"/>
+          <w:sz w:val="29"/>
+          <w:szCs w:val="29"/>
+        </w:rPr>
+      </w:pPr>
+      <w:r>
+        <w:rPr>
+          <w:rFonts w:ascii="Mangal" w:hAnsi="Mangal"/>
+          <w:sz w:val="29"/>
+          <w:szCs w:val="29"/>
         </w:rPr>
         <w:t xml:space="preserve">१. आ.ब. {{fiscalYear}} को लेखापरीक्षण प्रतिवेदन ।</w:t>
       </w:r>
@@ -3415,15 +3415,15 @@
         <w:ind w:firstLine="720"/>
         <w:rPr>
           <w:rFonts w:ascii="Mangal" w:hAnsi="Mangal"/>
-          <w:sz w:val="32"/>
-          <w:szCs w:val="32"/>
-        </w:rPr>
-      </w:pPr>
-      <w:r>
-        <w:rPr>
-          <w:rFonts w:ascii="Mangal" w:hAnsi="Mangal"/>
-          <w:sz w:val="32"/>
-          <w:szCs w:val="32"/>
+          <w:sz w:val="29"/>
+          <w:szCs w:val="29"/>
+        </w:rPr>
+      </w:pPr>
+      <w:r>
+        <w:rPr>
+          <w:rFonts w:ascii="Mangal" w:hAnsi="Mangal"/>
+          <w:sz w:val="29"/>
+          <w:szCs w:val="29"/>
         </w:rPr>
         <w:t xml:space="preserve">२. आ.ब. {{fiscalYear}} को वार्षिक साधारण सभाको निर्णयको प्रतिलिपि ।  </w:t>
       </w:r>
@@ -3434,15 +3434,15 @@
         <w:rPr>
           <w:rFonts w:ascii="Mangal" w:hAnsi="Mangal"/>
           <w:bCs/>
-          <w:sz w:val="32"/>
-          <w:szCs w:val="32"/>
-        </w:rPr>
-      </w:pPr>
-      <w:r>
-        <w:rPr>
-          <w:rFonts w:ascii="Mangal" w:hAnsi="Mangal"/>
-          <w:sz w:val="32"/>
-          <w:szCs w:val="32"/>
+          <w:sz w:val="29"/>
+          <w:szCs w:val="29"/>
+        </w:rPr>
+      </w:pPr>
+      <w:r>
+        <w:rPr>
+          <w:rFonts w:ascii="Mangal" w:hAnsi="Mangal"/>
+          <w:sz w:val="29"/>
+          <w:szCs w:val="29"/>
         </w:rPr>
         <w:t xml:space="preserve">३. दफा ५१, को विवरण ।</w:t>
       </w:r>
@@ -3452,16 +3452,16 @@
         <w:ind w:firstLine="720"/>
         <w:rPr>
           <w:rFonts w:ascii="Mangal" w:hAnsi="Mangal"/>
-          <w:sz w:val="32"/>
-          <w:szCs w:val="32"/>
+          <w:sz w:val="29"/>
+          <w:szCs w:val="29"/>
         </w:rPr>
       </w:pPr>
       <w:r>
         <w:rPr>
           <w:rFonts w:ascii="Mangal" w:hAnsi="Mangal"/>
           <w:bCs/>
-          <w:sz w:val="32"/>
-          <w:szCs w:val="32"/>
+          <w:sz w:val="29"/>
+          <w:szCs w:val="29"/>
         </w:rPr>
         <w:t xml:space="preserve">४. आ.ब. {{nextFiscalYear}} को लेखापरीक्षक नियुक्ति । </w:t>
       </w:r>
@@ -3476,15 +3476,15 @@
         <w:ind w:firstLine="720"/>
         <w:rPr>
           <w:rFonts w:ascii="Mangal" w:hAnsi="Mangal"/>
-          <w:sz w:val="32"/>
-          <w:szCs w:val="32"/>
-        </w:rPr>
-      </w:pPr>
-      <w:r>
-        <w:rPr>
-          <w:rFonts w:ascii="Mangal" w:hAnsi="Mangal"/>
-          <w:sz w:val="32"/>
-          <w:szCs w:val="32"/>
+          <w:sz w:val="29"/>
+          <w:szCs w:val="29"/>
+        </w:rPr>
+      </w:pPr>
+      <w:r>
+        <w:rPr>
+          <w:rFonts w:ascii="Mangal" w:hAnsi="Mangal"/>
+          <w:sz w:val="29"/>
+          <w:szCs w:val="29"/>
         </w:rPr>
         <w:t xml:space="preserve">५. संचालकको पुननियुक्ति सम्बन्धमा</w:t>
       </w:r>
@@ -3494,15 +3494,15 @@
         <w:ind w:firstLine="720"/>
         <w:rPr>
           <w:rFonts w:ascii="Mangal" w:hAnsi="Mangal"/>
-          <w:sz w:val="32"/>
-          <w:szCs w:val="32"/>
-        </w:rPr>
-      </w:pPr>
-      <w:r>
-        <w:rPr>
-          <w:rFonts w:ascii="Mangal" w:hAnsi="Mangal"/>
-          <w:sz w:val="32"/>
-          <w:szCs w:val="32"/>
+          <w:sz w:val="29"/>
+          <w:szCs w:val="29"/>
+        </w:rPr>
+      </w:pPr>
+      <w:r>
+        <w:rPr>
+          <w:rFonts w:ascii="Mangal" w:hAnsi="Mangal"/>
+          <w:sz w:val="29"/>
+          <w:szCs w:val="29"/>
         </w:rPr>
         <w:t xml:space="preserve">६. दफा ९२, को विवरण ।</w:t>
       </w:r>
@@ -3519,8 +3519,8 @@
         </w:tabs>
         <w:rPr>
           <w:rFonts w:ascii="Mangal" w:hAnsi="Mangal"/>
-          <w:sz w:val="32"/>
-          <w:szCs w:val="32"/>
+          <w:sz w:val="29"/>
+          <w:szCs w:val="29"/>
         </w:rPr>
       </w:pPr>
     </w:p>
@@ -3530,16 +3530,16 @@
         <w:jc w:val="center"/>
         <w:rPr>
           <w:rFonts w:ascii="Mangal" w:hAnsi="Mangal"/>
-          <w:sz w:val="32"/>
-          <w:szCs w:val="32"/>
+          <w:sz w:val="29"/>
+          <w:szCs w:val="29"/>
           <w:u w:val="single"/>
         </w:rPr>
       </w:pPr>
       <w:r>
         <w:rPr>
           <w:rFonts w:ascii="Mangal" w:hAnsi="Mangal"/>
-          <w:sz w:val="32"/>
-          <w:szCs w:val="32"/>
+          <w:sz w:val="29"/>
+          <w:szCs w:val="29"/>
           <w:u w:val="single"/>
         </w:rPr>
         <w:t xml:space="preserve">निवेदक</w:t>
@@ -3551,15 +3551,15 @@
         <w:jc w:val="center"/>
         <w:rPr>
           <w:rFonts w:ascii="Mangal" w:hAnsi="Mangal"/>
-          <w:sz w:val="32"/>
-          <w:szCs w:val="32"/>
-        </w:rPr>
-      </w:pPr>
-      <w:r>
-        <w:rPr>
-          <w:rFonts w:ascii="Mangal" w:hAnsi="Mangal"/>
-          <w:sz w:val="32"/>
-          <w:szCs w:val="32"/>
+          <w:sz w:val="29"/>
+          <w:szCs w:val="29"/>
+        </w:rPr>
+      </w:pPr>
+      <w:r>
+        <w:rPr>
+          <w:rFonts w:ascii="Mangal" w:hAnsi="Mangal"/>
+          <w:sz w:val="29"/>
+          <w:szCs w:val="29"/>
         </w:rPr>
         <w:t xml:space="preserve">{{chairmanName}}</w:t>
       </w:r>
@@ -3570,15 +3570,15 @@
         <w:jc w:val="center"/>
         <w:rPr>
           <w:rFonts w:ascii="Mangal" w:hAnsi="Mangal"/>
-          <w:sz w:val="32"/>
-          <w:szCs w:val="32"/>
-        </w:rPr>
-      </w:pPr>
-      <w:r>
-        <w:rPr>
-          <w:rFonts w:ascii="Mangal" w:hAnsi="Mangal"/>
-          <w:sz w:val="32"/>
-          <w:szCs w:val="32"/>
+          <w:sz w:val="29"/>
+          <w:szCs w:val="29"/>
+        </w:rPr>
+      </w:pPr>
+      <w:r>
+        <w:rPr>
+          <w:rFonts w:ascii="Mangal" w:hAnsi="Mangal"/>
+          <w:sz w:val="29"/>
+          <w:szCs w:val="29"/>
         </w:rPr>
         <w:t xml:space="preserve">अध्यक्ष</w:t>
       </w:r>
@@ -3591,18 +3591,18 @@
           <w:rFonts w:ascii="Mangal" w:hAnsi="Mangal"/>
           <w:b/>
           <w:bCs/>
-          <w:sz w:val="40"/>
+          <w:sz w:val="36"/>
+          <w:szCs w:val="36"/>
+        </w:rPr>
+      </w:pPr>
+      <w:r>
+        <w:rPr>
+          <w:rFonts w:ascii="Mangal" w:hAnsi="Mangal"/>
+          <w:b/>
+          <w:color w:val="000000"/>
+          <w:sz w:val="43"/>
           <w:szCs w:val="40"/>
         </w:rPr>
-      </w:pPr>
-      <w:r>
-        <w:rPr>
-          <w:rFonts w:ascii="Mangal" w:hAnsi="Mangal"/>
-          <w:b/>
-          <w:color w:val="000000"/>
-          <w:sz w:val="48"/>
-          <w:szCs w:val="44"/>
-        </w:rPr>
         <w:t xml:space="preserve">{{companyName}}</w:t>
       </w:r>
     </w:p>
@@ -3613,15 +3613,15 @@
           <w:rFonts w:ascii="Mangal" w:hAnsi="Mangal"/>
           <w:b/>
           <w:bCs/>
-          <w:sz w:val="40"/>
-          <w:szCs w:val="40"/>
-        </w:rPr>
-      </w:pPr>
-      <w:r>
-        <w:rPr>
-          <w:rFonts w:ascii="Mangal" w:hAnsi="Mangal"/>
-          <w:sz w:val="32"/>
-          <w:szCs w:val="32"/>
+          <w:sz w:val="36"/>
+          <w:szCs w:val="36"/>
+        </w:rPr>
+      </w:pPr>
+      <w:r>
+        <w:rPr>
+          <w:rFonts w:ascii="Mangal" w:hAnsi="Mangal"/>
+          <w:sz w:val="29"/>
+          <w:szCs w:val="29"/>
         </w:rPr>
         <w:t xml:space="preserve">दर्ता नं. {{registrationNumber}}</w:t>
       </w:r>
@@ -3637,8 +3637,8 @@
           <w:rFonts w:ascii="Nirmala UI" w:eastAsia="Nirmala UI" w:hAnsi="Nirmala UI" w:cs="Nirmala UI"/>
           <w:b/>
           <w:bCs/>
-          <w:sz w:val="40"/>
-          <w:szCs w:val="40"/>
+          <w:sz w:val="36"/>
+          <w:szCs w:val="36"/>
         </w:rPr>
         <w:t xml:space="preserve">वास्तविक धनी (Beneficiary Owner) सम्बन्धी विवरण</w:t>
       </w:r>
@@ -3740,8 +3740,8 @@
           <w:rFonts w:ascii="Mangal" w:hAnsi="Mangal"/>
           <w:b/>
           <w:bCs/>
-          <w:sz w:val="40"/>
-          <w:szCs w:val="40"/>
+          <w:sz w:val="36"/>
+          <w:szCs w:val="36"/>
         </w:rPr>
       </w:pPr>
     </w:p>
@@ -3750,8 +3750,8 @@
         <w:ind w:firstLine="720"/>
         <w:rPr>
           <w:rFonts w:ascii="Mangal" w:hAnsi="Mangal"/>
-          <w:sz w:val="32"/>
-          <w:szCs w:val="32"/>
+          <w:sz w:val="29"/>
+          <w:szCs w:val="29"/>
         </w:rPr>
       </w:pPr>
     </w:p>
@@ -3770,14 +3770,14 @@
         <w:jc w:val="both"/>
         <w:rPr>
           <w:rFonts w:ascii="Mangal" w:hAnsi="Mangal"/>
-          <w:sz w:val="32"/>
-        </w:rPr>
-      </w:pPr>
-      <w:r>
-        <w:rPr>
-          <w:rFonts w:ascii="Mangal" w:hAnsi="Mangal"/>
-          <w:sz w:val="32"/>
-          <w:szCs w:val="32"/>
+          <w:sz w:val="29"/>
+        </w:rPr>
+      </w:pPr>
+      <w:r>
+        <w:rPr>
+          <w:rFonts w:ascii="Mangal" w:hAnsi="Mangal"/>
+          <w:sz w:val="29"/>
+          <w:szCs w:val="29"/>
         </w:rPr>
         <w:t xml:space="preserve">{{num}}) {{name}} </w:t>
       </w:r>
@@ -3798,8 +3798,8 @@
         <w:ind w:firstLine="720"/>
         <w:rPr>
           <w:rFonts w:ascii="Arial" w:hAnsi="Arial" w:cs="Arial"/>
-          <w:sz w:val="32"/>
-          <w:szCs w:val="32"/>
+          <w:sz w:val="29"/>
+          <w:szCs w:val="29"/>
         </w:rPr>
       </w:pPr>
     </w:p>
@@ -3810,17 +3810,17 @@
           <w:rFonts w:ascii="Mangal" w:hAnsi="Mangal"/>
           <w:b/>
           <w:bCs/>
-          <w:sz w:val="40"/>
+          <w:sz w:val="36"/>
+          <w:szCs w:val="36"/>
+        </w:rPr>
+      </w:pPr>
+      <w:r>
+        <w:rPr>
+          <w:rFonts w:ascii="Mangal" w:hAnsi="Mangal"/>
+          <w:b/>
+          <w:color w:val="000000"/>
+          <w:sz w:val="43"/>
           <w:szCs w:val="40"/>
-        </w:rPr>
-      </w:pPr>
-      <w:r>
-        <w:rPr>
-          <w:rFonts w:ascii="Mangal" w:hAnsi="Mangal"/>
-          <w:b/>
-          <w:color w:val="000000"/>
-          <w:sz w:val="48"/>
-          <w:szCs w:val="44"/>
         </w:rPr>
         <w:t xml:space="preserve">{{companyName}}</w:t>
       </w:r>
@@ -3834,8 +3834,8 @@
           <w:rFonts w:ascii="Mangal" w:hAnsi="Mangal"/>
           <w:b/>
           <w:bCs/>
-          <w:sz w:val="36"/>
-          <w:szCs w:val="32"/>
+          <w:sz w:val="32"/>
+          <w:szCs w:val="29"/>
         </w:rPr>
       </w:pPr>
       <w:r>
@@ -3843,8 +3843,8 @@
           <w:rFonts w:ascii="Mangal" w:hAnsi="Mangal"/>
           <w:b/>
           <w:bCs/>
-          <w:sz w:val="36"/>
-          <w:szCs w:val="32"/>
+          <w:sz w:val="32"/>
+          <w:szCs w:val="29"/>
         </w:rPr>
         <w:t xml:space="preserve">को</w:t>
       </w:r>
@@ -3857,16 +3857,16 @@
         <w:rPr>
           <w:rFonts w:ascii="Mangal" w:hAnsi="Mangal"/>
           <w:b/>
-          <w:sz w:val="32"/>
-          <w:szCs w:val="32"/>
-        </w:rPr>
-      </w:pPr>
-      <w:r>
-        <w:rPr>
-          <w:rFonts w:ascii="Mangal" w:hAnsi="Mangal"/>
-          <w:b/>
-          <w:sz w:val="32"/>
-          <w:szCs w:val="32"/>
+          <w:sz w:val="29"/>
+          <w:szCs w:val="29"/>
+        </w:rPr>
+      </w:pPr>
+      <w:r>
+        <w:rPr>
+          <w:rFonts w:ascii="Mangal" w:hAnsi="Mangal"/>
+          <w:b/>
+          <w:sz w:val="29"/>
+          <w:szCs w:val="29"/>
         </w:rPr>
         <w:t xml:space="preserve">संचालक समितिको माइन्युट</w:t>
       </w:r>
@@ -3878,8 +3878,8 @@
         <w:jc w:val="both"/>
         <w:rPr>
           <w:rFonts w:ascii="Mangal" w:hAnsi="Mangal"/>
-          <w:sz w:val="32"/>
-          <w:szCs w:val="32"/>
+          <w:sz w:val="29"/>
+          <w:szCs w:val="29"/>
         </w:rPr>
       </w:pPr>
     </w:p>
@@ -3892,15 +3892,15 @@
           <w:rFonts w:ascii="Mangal" w:hAnsi="Mangal"/>
           <w:b/>
           <w:bCs/>
-          <w:sz w:val="30"/>
-          <w:szCs w:val="30"/>
-        </w:rPr>
-      </w:pPr>
-      <w:r>
-        <w:rPr>
-          <w:rFonts w:ascii="Mangal" w:hAnsi="Mangal"/>
-          <w:sz w:val="30"/>
-          <w:szCs w:val="30"/>
+          <w:sz w:val="27"/>
+          <w:szCs w:val="27"/>
+        </w:rPr>
+      </w:pPr>
+      <w:r>
+        <w:rPr>
+          <w:rFonts w:ascii="Mangal" w:hAnsi="Mangal"/>
+          <w:sz w:val="27"/>
+          <w:szCs w:val="27"/>
         </w:rPr>
         <w:tab/>
         <w:tab/>
@@ -3911,16 +3911,16 @@
           <w:rFonts w:ascii="Mangal" w:hAnsi="Mangal"/>
           <w:b/>
           <w:bCs/>
-          <w:sz w:val="30"/>
-          <w:szCs w:val="30"/>
+          <w:sz w:val="27"/>
+          <w:szCs w:val="27"/>
         </w:rPr>
         <w:t xml:space="preserve">{{companyName}}</w:t>
       </w:r>
       <w:r>
         <w:rPr>
           <w:rFonts w:ascii="Mangal" w:hAnsi="Mangal"/>
-          <w:sz w:val="30"/>
-          <w:szCs w:val="30"/>
+          <w:sz w:val="27"/>
+          <w:szCs w:val="27"/>
         </w:rPr>
         <w:t xml:space="preserve">को संचालक समितिको बैठक श्री {{chairmanName}}को अध्यक्षतामा कम्पनीको रजिष्टर्ड कार्यालयमा निम्नलिखित बमोजिमको उपस्थितिमा बसी निम्नानुसारका प्रस्तावहरु छलफलका लागि प्रस्तुत गरिएकोमा निम्नानुसार निर्णय गरियो :</w:t>
       </w:r>
@@ -3931,8 +3931,8 @@
         <w:ind w:firstLine="450"/>
         <w:rPr>
           <w:rFonts w:ascii="Mangal" w:hAnsi="Mangal"/>
-          <w:sz w:val="30"/>
-          <w:szCs w:val="30"/>
+          <w:sz w:val="27"/>
+          <w:szCs w:val="27"/>
         </w:rPr>
       </w:pPr>
     </w:p>
@@ -3942,8 +3942,8 @@
         <w:rPr>
           <w:rFonts w:ascii="Mangal" w:hAnsi="Mangal"/>
           <w:b/>
-          <w:sz w:val="30"/>
-          <w:szCs w:val="30"/>
+          <w:sz w:val="27"/>
+          <w:szCs w:val="27"/>
           <w:u w:val="single"/>
         </w:rPr>
       </w:pPr>
@@ -3951,8 +3951,8 @@
         <w:rPr>
           <w:rFonts w:ascii="Mangal" w:hAnsi="Mangal"/>
           <w:b/>
-          <w:sz w:val="30"/>
-          <w:szCs w:val="30"/>
+          <w:sz w:val="27"/>
+          <w:szCs w:val="27"/>
           <w:u w:val="single"/>
         </w:rPr>
         <w:t xml:space="preserve">उपस्थिति</w:t>
@@ -3973,14 +3973,14 @@
         <w:jc w:val="both"/>
         <w:rPr>
           <w:rFonts w:ascii="Mangal" w:hAnsi="Mangal"/>
-          <w:sz w:val="32"/>
-        </w:rPr>
-      </w:pPr>
-      <w:r>
-        <w:rPr>
-          <w:rFonts w:ascii="Mangal" w:hAnsi="Mangal"/>
-          <w:sz w:val="32"/>
-          <w:szCs w:val="32"/>
+          <w:sz w:val="29"/>
+        </w:rPr>
+      </w:pPr>
+      <w:r>
+        <w:rPr>
+          <w:rFonts w:ascii="Mangal" w:hAnsi="Mangal"/>
+          <w:sz w:val="29"/>
+          <w:szCs w:val="29"/>
         </w:rPr>
         <w:t xml:space="preserve">{{num}}) {{name}} </w:t>
         <w:tab/>
@@ -3998,10 +3998,69 @@
         <w:ind w:firstLine="720"/>
         <w:rPr>
           <w:rFonts w:ascii="Mangal" w:hAnsi="Mangal"/>
+          <w:sz w:val="29"/>
+          <w:szCs w:val="29"/>
+        </w:rPr>
+      </w:pPr>
+    </w:p>
+    <w:p>
+      <w:pPr>
+        <w:spacing w:after="0"/>
+        <w:ind w:left="360" w:hanging="360"/>
+        <w:rPr>
+          <w:rFonts w:ascii="Mangal" w:hAnsi="Mangal"/>
+          <w:b/>
           <w:sz w:val="32"/>
           <w:szCs w:val="32"/>
-        </w:rPr>
-      </w:pPr>
+          <w:u w:val="single"/>
+        </w:rPr>
+      </w:pPr>
+      <w:r>
+        <w:rPr>
+          <w:rFonts w:ascii="Mangal" w:hAnsi="Mangal"/>
+          <w:b/>
+          <w:sz w:val="32"/>
+          <w:szCs w:val="32"/>
+          <w:u w:val="single"/>
+        </w:rPr>
+        <w:t xml:space="preserve">सभामा प्रस्तुत प्रस्तावहरु :</w:t>
+      </w:r>
+    </w:p>
+    <w:p>
+      <w:pPr>
+        <w:ind w:firstLine="720"/>
+        <w:rPr>
+          <w:rFonts w:ascii="Mangal" w:hAnsi="Mangal"/>
+          <w:sz w:val="29"/>
+          <w:szCs w:val="29"/>
+        </w:rPr>
+      </w:pPr>
+      <w:r>
+        <w:rPr>
+          <w:rFonts w:ascii="Mangal" w:hAnsi="Mangal"/>
+          <w:sz w:val="29"/>
+          <w:szCs w:val="29"/>
+        </w:rPr>
+        <w:t xml:space="preserve">१) कम्पनीको अध्यक्ष सञ्चालक नियुक्ति गर्ने सम्बन्धमा</w:t>
+      </w:r>
+    </w:p>
+    <w:p>
+      <w:pPr>
+        <w:ind w:firstLine="720"/>
+        <w:rPr>
+          <w:rFonts w:ascii="Mangal" w:hAnsi="Mangal"/>
+          <w:sz w:val="29"/>
+          <w:szCs w:val="29"/>
+        </w:rPr>
+      </w:pPr>
+      <w:r>
+        <w:rPr>
+          <w:rFonts w:ascii="Mangal" w:hAnsi="Mangal"/>
+          <w:sz w:val="29"/>
+          <w:szCs w:val="29"/>
+        </w:rPr>
+        <w:t xml:space="preserve">२) विविध</w:t>
+      </w:r>
     </w:p>
     <w:p>
       <w:pPr>
@@ -4010,43 +4069,191 @@
         <w:rPr>
           <w:rFonts w:ascii="Mangal" w:hAnsi="Mangal"/>
           <w:b/>
-          <w:sz w:val="36"/>
-          <w:szCs w:val="36"/>
-          <w:u w:val="single"/>
-        </w:rPr>
-      </w:pPr>
-      <w:r>
-        <w:rPr>
-          <w:rFonts w:ascii="Mangal" w:hAnsi="Mangal"/>
-          <w:b/>
-          <w:sz w:val="36"/>
-          <w:szCs w:val="36"/>
-          <w:u w:val="single"/>
-        </w:rPr>
-        <w:t xml:space="preserve">सभामा प्रस्तुत प्रस्तावहरु :</w:t>
+          <w:sz w:val="27"/>
+          <w:szCs w:val="27"/>
+        </w:rPr>
+      </w:pPr>
+      <w:r>
+        <w:rPr>
+          <w:rFonts w:ascii="Mangal" w:hAnsi="Mangal"/>
+          <w:b/>
+          <w:sz w:val="27"/>
+          <w:szCs w:val="27"/>
+        </w:rPr>
+        <w:t xml:space="preserve">छलफलमै पारित निर्णयहरु :</w:t>
+      </w:r>
+    </w:p>
+    <w:p>
+      <w:pPr>
+        <w:spacing w:after="0"/>
+        <w:ind w:left="360" w:hanging="360"/>
+        <w:rPr>
+          <w:rFonts w:ascii="Mangal" w:hAnsi="Mangal"/>
+          <w:b/>
+          <w:sz w:val="27"/>
+          <w:szCs w:val="27"/>
+        </w:rPr>
+      </w:pPr>
+      <w:r>
+        <w:rPr>
+          <w:rFonts w:ascii="Mangal" w:hAnsi="Mangal"/>
+          <w:b/>
+          <w:sz w:val="27"/>
+          <w:szCs w:val="27"/>
+        </w:rPr>
+        <w:t xml:space="preserve">निर्णय नं. १ :</w:t>
       </w:r>
     </w:p>
     <w:p>
       <w:pPr>
         <w:ind w:firstLine="720"/>
+        <w:rPr>
+          <w:rFonts w:ascii="Mangal" w:hAnsi="Mangal"/>
+          <w:sz w:val="29"/>
+          <w:szCs w:val="29"/>
+        </w:rPr>
+      </w:pPr>
+      <w:r>
+        <w:rPr>
+          <w:rFonts w:ascii="Mangal" w:hAnsi="Mangal"/>
+          <w:sz w:val="29"/>
+          <w:szCs w:val="29"/>
+        </w:rPr>
+        <w:t xml:space="preserve">प्रस्ताव नं. १ मा बैठकमा छलफल गर्दा कम्पनीका सञ्चालकहरु क्रमशः संचालकहरु {{attendeeNamesJoined}}हरुको कार्यकाल समाप्त भई मिति आज बिहान ९:०० बजे बसेको वार्षिक साधारण सभाको बैठकमा निजहरु पुन  सञ्चालक पदमा नयाँ कार्यकालको लागी पुनर्नियुक्ति हुनुभएको र सञ्चालक {{chairmanName}}</w:t>
+      </w:r>
+      <w:r>
+        <w:rPr>
+          <w:rFonts w:ascii="Mangal" w:hAnsi="Mangal"/>
+          <w:sz w:val="25"/>
+          <w:szCs w:val="25"/>
+        </w:rPr>
+        <w:t xml:space="preserve"> </w:t>
+      </w:r>
+      <w:r>
+        <w:rPr>
+          <w:rFonts w:ascii="Mangal" w:hAnsi="Mangal"/>
+          <w:sz w:val="29"/>
+          <w:szCs w:val="29"/>
+        </w:rPr>
+        <w:t xml:space="preserve"> पुन अध्यक्ष सञ्चालक भई कार्य गर्न इच्छुक हुनुभएको हुँदा निजलाई अध्यक्ष सञ्चालक चयनगर्ने सर्वसम्मतिले निर्णय गरियो ।</w:t>
+      </w:r>
+    </w:p>
+    <w:p>
+      <w:pPr>
+        <w:ind w:firstLine="720"/>
+        <w:rPr>
+          <w:rFonts w:ascii="Mangal" w:hAnsi="Mangal"/>
+          <w:sz w:val="29"/>
+          <w:szCs w:val="29"/>
+        </w:rPr>
+      </w:pPr>
+      <w:r>
+        <w:rPr>
+          <w:rFonts w:ascii="Mangal" w:hAnsi="Mangal"/>
+          <w:sz w:val="29"/>
+          <w:szCs w:val="29"/>
+        </w:rPr>
+        <w:t xml:space="preserve">२) विविध प्रस्ताव उपर बैठकमा छलफलगर्न अन्य प्रस्तावहरु बाँकी नरहेकाले आजको बैठक अध्यक्षको अनुमतिले विसर्जन गर्ने निर्णय गरियो ।</w:t>
+      </w:r>
+    </w:p>
+    <w:p>
+      <w:r>
+        <w:t>{{#attendees}}</w:t>
+      </w:r>
+    </w:p>
+    <w:p>
+      <w:pPr>
+        <w:pStyle w:val="BmPageStart"/>
+        <w:ind w:firstLine="720"/>
+        <w:rPr>
+          <w:rFonts w:ascii="Arial" w:hAnsi="Arial" w:cs="Arial"/>
+          <w:sz w:val="29"/>
+          <w:szCs w:val="29"/>
+        </w:rPr>
+      </w:pPr>
+    </w:p>
+    <w:p>
+      <w:pPr>
+        <w:rPr>
+          <w:rFonts w:ascii="Mangal" w:hAnsi="Mangal"/>
+          <w:b/>
+          <w:sz w:val="61"/>
+          <w:szCs w:val="61"/>
+        </w:rPr>
+      </w:pPr>
+      <w:r>
+        <w:rPr>
+          <w:rFonts w:ascii="Mangal" w:hAnsi="Mangal"/>
+          <w:b/>
+          <w:bCs/>
+          <w:sz w:val="61"/>
+          <w:szCs w:val="61"/>
+        </w:rPr>
+        <w:t xml:space="preserve">            {{companyNameShort}}  </w:t>
+      </w:r>
+    </w:p>
+    <w:p>
+      <w:pPr>
+        <w:jc w:val="center"/>
+        <w:rPr>
+          <w:rFonts w:ascii="Mangal" w:hAnsi="Mangal"/>
+          <w:sz w:val="11"/>
+          <w:szCs w:val="11"/>
+        </w:rPr>
+      </w:pPr>
+      <w:r>
         <w:rPr>
           <w:rFonts w:ascii="Mangal" w:hAnsi="Mangal"/>
           <w:sz w:val="32"/>
           <w:szCs w:val="32"/>
         </w:rPr>
-      </w:pPr>
-      <w:r>
-        <w:rPr>
-          <w:rFonts w:ascii="Mangal" w:hAnsi="Mangal"/>
+        <w:t xml:space="preserve">{{registrationNumberSlash}}</w:t>
+      </w:r>
+    </w:p>
+    <w:p>
+      <w:pPr>
+        <w:jc w:val="center"/>
+        <w:rPr>
+          <w:rFonts w:ascii="Mangal" w:hAnsi="Mangal"/>
+          <w:b/>
+          <w:sz w:val="32"/>
+          <w:szCs w:val="29"/>
+        </w:rPr>
+      </w:pPr>
+      <w:r>
+        <w:rPr>
+          <w:rFonts w:ascii="Mangal" w:hAnsi="Mangal"/>
+          <w:b/>
+          <w:sz w:val="32"/>
+          <w:szCs w:val="14"/>
+        </w:rPr>
+        <w:t xml:space="preserve">{{companyAddress}}</w:t>
+      </w:r>
+    </w:p>
+    <w:p>
+      <w:pPr>
+        <w:jc w:val="center"/>
+        <w:rPr>
+          <w:rFonts w:ascii="Mangal" w:hAnsi="Mangal"/>
+          <w:sz w:val="32"/>
+          <w:szCs w:val="29"/>
+        </w:rPr>
+      </w:pPr>
+      <w:r>
+        <w:rPr>
+          <w:rFonts w:ascii="Mangal" w:hAnsi="Mangal"/>
+          <w:b/>
           <w:sz w:val="32"/>
           <w:szCs w:val="32"/>
-        </w:rPr>
-        <w:t xml:space="preserve">१) कम्पनीको अध्यक्ष सञ्चालक नियुक्ति गर्ने सम्बन्धमा</w:t>
-      </w:r>
-    </w:p>
-    <w:p>
-      <w:pPr>
-        <w:ind w:firstLine="720"/>
+          <w:lang w:val="es-CO"/>
+        </w:rPr>
+        <w:t xml:space="preserve">कम्पनी ऐन , २०६३ को दफा ९२(१) बमोजिमको</w:t>
+      </w:r>
+    </w:p>
+    <w:p>
+      <w:pPr>
+        <w:spacing w:line="360" w:lineRule="auto"/>
+        <w:jc w:val="center"/>
         <w:rPr>
           <w:rFonts w:ascii="Mangal" w:hAnsi="Mangal"/>
           <w:sz w:val="32"/>
@@ -4056,216 +4263,9 @@
       <w:r>
         <w:rPr>
           <w:rFonts w:ascii="Mangal" w:hAnsi="Mangal"/>
+          <w:b/>
           <w:sz w:val="32"/>
           <w:szCs w:val="32"/>
-        </w:rPr>
-        <w:t xml:space="preserve">२) विविध</w:t>
-      </w:r>
-    </w:p>
-    <w:p>
-      <w:pPr>
-        <w:spacing w:after="0"/>
-        <w:ind w:left="360" w:hanging="360"/>
-        <w:rPr>
-          <w:rFonts w:ascii="Mangal" w:hAnsi="Mangal"/>
-          <w:b/>
-          <w:sz w:val="30"/>
-          <w:szCs w:val="30"/>
-        </w:rPr>
-      </w:pPr>
-      <w:r>
-        <w:rPr>
-          <w:rFonts w:ascii="Mangal" w:hAnsi="Mangal"/>
-          <w:b/>
-          <w:sz w:val="30"/>
-          <w:szCs w:val="30"/>
-        </w:rPr>
-        <w:t xml:space="preserve">छलफलमै पारित निर्णयहरु :</w:t>
-      </w:r>
-    </w:p>
-    <w:p>
-      <w:pPr>
-        <w:spacing w:after="0"/>
-        <w:ind w:left="360" w:hanging="360"/>
-        <w:rPr>
-          <w:rFonts w:ascii="Mangal" w:hAnsi="Mangal"/>
-          <w:b/>
-          <w:sz w:val="30"/>
-          <w:szCs w:val="30"/>
-        </w:rPr>
-      </w:pPr>
-      <w:r>
-        <w:rPr>
-          <w:rFonts w:ascii="Mangal" w:hAnsi="Mangal"/>
-          <w:b/>
-          <w:sz w:val="30"/>
-          <w:szCs w:val="30"/>
-        </w:rPr>
-        <w:t xml:space="preserve">निर्णय नं. १ :</w:t>
-      </w:r>
-    </w:p>
-    <w:p>
-      <w:pPr>
-        <w:ind w:firstLine="720"/>
-        <w:rPr>
-          <w:rFonts w:ascii="Mangal" w:hAnsi="Mangal"/>
-          <w:sz w:val="32"/>
-          <w:szCs w:val="32"/>
-        </w:rPr>
-      </w:pPr>
-      <w:r>
-        <w:rPr>
-          <w:rFonts w:ascii="Mangal" w:hAnsi="Mangal"/>
-          <w:sz w:val="32"/>
-          <w:szCs w:val="32"/>
-        </w:rPr>
-        <w:t xml:space="preserve">प्रस्ताव नं. १ मा बैठकमा छलफल गर्दा कम्पनीका सञ्चालकहरु क्रमशः संचालकहरु {{attendeeNamesJoined}}हरुको कार्यकाल समाप्त भई मिति आज बिहान ९:०० बजे बसेको वार्षिक साधारण सभाको बैठकमा निजहरु पुन  सञ्चालक पदमा नयाँ कार्यकालको लागी पुनर्नियुक्ति हुनुभएको र सञ्चालक {{chairmanName}}</w:t>
-      </w:r>
-      <w:r>
-        <w:rPr>
-          <w:rFonts w:ascii="Mangal" w:hAnsi="Mangal"/>
-          <w:sz w:val="28"/>
-          <w:szCs w:val="28"/>
-        </w:rPr>
-        <w:t xml:space="preserve"> </w:t>
-      </w:r>
-      <w:r>
-        <w:rPr>
-          <w:rFonts w:ascii="Mangal" w:hAnsi="Mangal"/>
-          <w:sz w:val="32"/>
-          <w:szCs w:val="32"/>
-        </w:rPr>
-        <w:t xml:space="preserve"> पुन अध्यक्ष सञ्चालक भई कार्य गर्न इच्छुक हुनुभएको हुँदा निजलाई अध्यक्ष सञ्चालक चयनगर्ने सर्वसम्मतिले निर्णय गरियो ।</w:t>
-      </w:r>
-    </w:p>
-    <w:p>
-      <w:pPr>
-        <w:ind w:firstLine="720"/>
-        <w:rPr>
-          <w:rFonts w:ascii="Mangal" w:hAnsi="Mangal"/>
-          <w:sz w:val="32"/>
-          <w:szCs w:val="32"/>
-        </w:rPr>
-      </w:pPr>
-      <w:r>
-        <w:rPr>
-          <w:rFonts w:ascii="Mangal" w:hAnsi="Mangal"/>
-          <w:sz w:val="32"/>
-          <w:szCs w:val="32"/>
-        </w:rPr>
-        <w:t xml:space="preserve">२) विविध प्रस्ताव उपर बैठकमा छलफलगर्न अन्य प्रस्तावहरु बाँकी नरहेकाले आजको बैठक अध्यक्षको अनुमतिले विसर्जन गर्ने निर्णय गरियो ।</w:t>
-      </w:r>
-    </w:p>
-    <w:p>
-      <w:r>
-        <w:t>{{#attendees}}</w:t>
-      </w:r>
-    </w:p>
-    <w:p>
-      <w:pPr>
-        <w:pStyle w:val="BmPageStart"/>
-        <w:ind w:firstLine="720"/>
-        <w:rPr>
-          <w:rFonts w:ascii="Arial" w:hAnsi="Arial" w:cs="Arial"/>
-          <w:sz w:val="32"/>
-          <w:szCs w:val="32"/>
-        </w:rPr>
-      </w:pPr>
-    </w:p>
-    <w:p>
-      <w:pPr>
-        <w:rPr>
-          <w:rFonts w:ascii="Mangal" w:hAnsi="Mangal"/>
-          <w:b/>
-          <w:sz w:val="68"/>
-          <w:szCs w:val="68"/>
-        </w:rPr>
-      </w:pPr>
-      <w:r>
-        <w:rPr>
-          <w:rFonts w:ascii="Mangal" w:hAnsi="Mangal"/>
-          <w:b/>
-          <w:bCs/>
-          <w:sz w:val="68"/>
-          <w:szCs w:val="68"/>
-        </w:rPr>
-        <w:t xml:space="preserve">            {{companyNameShort}}  </w:t>
-      </w:r>
-    </w:p>
-    <w:p>
-      <w:pPr>
-        <w:jc w:val="center"/>
-        <w:rPr>
-          <w:rFonts w:ascii="Mangal" w:hAnsi="Mangal"/>
-          <w:sz w:val="12"/>
-          <w:szCs w:val="12"/>
-        </w:rPr>
-      </w:pPr>
-      <w:r>
-        <w:rPr>
-          <w:rFonts w:ascii="Mangal" w:hAnsi="Mangal"/>
-          <w:sz w:val="36"/>
-          <w:szCs w:val="36"/>
-        </w:rPr>
-        <w:t xml:space="preserve">{{registrationNumberSlash}}</w:t>
-      </w:r>
-    </w:p>
-    <w:p>
-      <w:pPr>
-        <w:jc w:val="center"/>
-        <w:rPr>
-          <w:rFonts w:ascii="Mangal" w:hAnsi="Mangal"/>
-          <w:b/>
-          <w:sz w:val="36"/>
-          <w:szCs w:val="32"/>
-        </w:rPr>
-      </w:pPr>
-      <w:r>
-        <w:rPr>
-          <w:rFonts w:ascii="Mangal" w:hAnsi="Mangal"/>
-          <w:b/>
-          <w:sz w:val="36"/>
-          <w:szCs w:val="16"/>
-        </w:rPr>
-        <w:t xml:space="preserve">{{companyAddress}}</w:t>
-      </w:r>
-    </w:p>
-    <w:p>
-      <w:pPr>
-        <w:jc w:val="center"/>
-        <w:rPr>
-          <w:rFonts w:ascii="Mangal" w:hAnsi="Mangal"/>
-          <w:sz w:val="36"/>
-          <w:szCs w:val="32"/>
-        </w:rPr>
-      </w:pPr>
-      <w:r>
-        <w:rPr>
-          <w:rFonts w:ascii="Mangal" w:hAnsi="Mangal"/>
-          <w:b/>
-          <w:sz w:val="36"/>
-          <w:szCs w:val="36"/>
-          <w:lang w:val="es-CO"/>
-        </w:rPr>
-        <w:t xml:space="preserve">कम्पनी ऐन , २०६३ को दफा ९२(१) बमोजिमको</w:t>
-      </w:r>
-    </w:p>
-    <w:p>
-      <w:pPr>
-        <w:spacing w:line="360" w:lineRule="auto"/>
-        <w:jc w:val="center"/>
-        <w:rPr>
-          <w:rFonts w:ascii="Mangal" w:hAnsi="Mangal"/>
-          <w:sz w:val="36"/>
-          <w:szCs w:val="36"/>
-        </w:rPr>
-      </w:pPr>
-      <w:r>
-        <w:rPr>
-          <w:rFonts w:ascii="Mangal" w:hAnsi="Mangal"/>
-          <w:b/>
-          <w:sz w:val="36"/>
-          <w:szCs w:val="36"/>
           <w:lang w:val="es-CO"/>
         </w:rPr>
         <w:t xml:space="preserve">संचालकले पेश गर्नु पर्ने विवरण</w:t>
@@ -4278,15 +4278,15 @@
         <w:jc w:val="both"/>
         <w:rPr>
           <w:rFonts w:ascii="Mangal" w:hAnsi="Mangal"/>
-          <w:sz w:val="36"/>
-          <w:szCs w:val="36"/>
-        </w:rPr>
-      </w:pPr>
-      <w:r>
-        <w:rPr>
-          <w:rFonts w:ascii="Mangal" w:hAnsi="Mangal"/>
-          <w:sz w:val="36"/>
-          <w:szCs w:val="36"/>
+          <w:sz w:val="32"/>
+          <w:szCs w:val="32"/>
+        </w:rPr>
+      </w:pPr>
+      <w:r>
+        <w:rPr>
+          <w:rFonts w:ascii="Mangal" w:hAnsi="Mangal"/>
+          <w:sz w:val="32"/>
+          <w:szCs w:val="32"/>
         </w:rPr>
         <w:t xml:space="preserve">(क)  कम्पनीको कारोवारसँग सम्बन्धीत कुनै प्रकारको खरिद बिक्रि वा अन्य प्रकारको ठेक्का पट्टामा आफै वा आफ्नो नजिकको नातेदारको प्रत्यक्ष संलग्नता भएमा वा कुनै किसिमको निजी स्वार्थ भए, नभएको :– नभएको ।</w:t>
       </w:r>
@@ -4298,15 +4298,15 @@
         <w:jc w:val="both"/>
         <w:rPr>
           <w:rFonts w:ascii="Mangal" w:hAnsi="Mangal"/>
-          <w:sz w:val="36"/>
-          <w:szCs w:val="36"/>
-        </w:rPr>
-      </w:pPr>
-      <w:r>
-        <w:rPr>
-          <w:rFonts w:ascii="Mangal" w:hAnsi="Mangal"/>
-          <w:sz w:val="36"/>
-          <w:szCs w:val="36"/>
+          <w:sz w:val="32"/>
+          <w:szCs w:val="32"/>
+        </w:rPr>
+      </w:pPr>
+      <w:r>
+        <w:rPr>
+          <w:rFonts w:ascii="Mangal" w:hAnsi="Mangal"/>
+          <w:sz w:val="32"/>
+          <w:szCs w:val="32"/>
         </w:rPr>
         <w:t xml:space="preserve">(ख)  कम्पनीको प्रबन्ध संचालक,कम्पनी सचिव, पदाधिकारीको नियुक्तिको सम्बन्धमा कुनै प्रकारको स्वार्थ भए नभएको :–  नभएको ।</w:t>
       </w:r>
@@ -4318,15 +4318,15 @@
         <w:jc w:val="both"/>
         <w:rPr>
           <w:rFonts w:ascii="Mangal" w:hAnsi="Mangal"/>
-          <w:sz w:val="36"/>
-          <w:szCs w:val="36"/>
-        </w:rPr>
-      </w:pPr>
-      <w:r>
-        <w:rPr>
-          <w:rFonts w:ascii="Mangal" w:hAnsi="Mangal"/>
-          <w:sz w:val="36"/>
-          <w:szCs w:val="36"/>
+          <w:sz w:val="32"/>
+          <w:szCs w:val="32"/>
+        </w:rPr>
+      </w:pPr>
+      <w:r>
+        <w:rPr>
+          <w:rFonts w:ascii="Mangal" w:hAnsi="Mangal"/>
+          <w:sz w:val="32"/>
+          <w:szCs w:val="32"/>
         </w:rPr>
         <w:t xml:space="preserve">(ग)   अन्य कुनै कम्पनीको संचालक रहे, नरहेको :– नरहेको ।</w:t>
       </w:r>
@@ -4338,15 +4338,15 @@
         <w:jc w:val="both"/>
         <w:rPr>
           <w:rFonts w:ascii="Mangal" w:hAnsi="Mangal"/>
-          <w:sz w:val="36"/>
-          <w:szCs w:val="36"/>
-        </w:rPr>
-      </w:pPr>
-      <w:r>
-        <w:rPr>
-          <w:rFonts w:ascii="Mangal" w:hAnsi="Mangal"/>
-          <w:sz w:val="36"/>
-          <w:szCs w:val="36"/>
+          <w:sz w:val="32"/>
+          <w:szCs w:val="32"/>
+        </w:rPr>
+      </w:pPr>
+      <w:r>
+        <w:rPr>
+          <w:rFonts w:ascii="Mangal" w:hAnsi="Mangal"/>
+          <w:sz w:val="32"/>
+          <w:szCs w:val="32"/>
         </w:rPr>
         <w:t xml:space="preserve">(घ)  कम्पनी वा त्यस्तो कुनै कम्पनीको मुख्य वा सहायक कम्पनीको शेयर वा डिवेन्चरको कारोवार गरेको भएमा त्यस्तो कारोवारको विषय भएको, नभएको :– नभएको ।</w:t>
       </w:r>
@@ -4357,8 +4357,8 @@
         <w:jc w:val="both"/>
         <w:rPr>
           <w:rFonts w:ascii="Mangal" w:hAnsi="Mangal"/>
-          <w:sz w:val="36"/>
-          <w:szCs w:val="36"/>
+          <w:sz w:val="32"/>
+          <w:szCs w:val="32"/>
         </w:rPr>
       </w:pPr>
     </w:p>
@@ -4368,8 +4368,8 @@
         <w:jc w:val="both"/>
         <w:rPr>
           <w:rFonts w:ascii="Mangal" w:hAnsi="Mangal"/>
-          <w:sz w:val="36"/>
-          <w:szCs w:val="36"/>
+          <w:sz w:val="32"/>
+          <w:szCs w:val="32"/>
         </w:rPr>
       </w:pPr>
     </w:p>
@@ -4379,15 +4379,15 @@
         <w:jc w:val="center"/>
         <w:rPr>
           <w:rFonts w:ascii="Mangal" w:hAnsi="Mangal"/>
-          <w:sz w:val="36"/>
-          <w:szCs w:val="36"/>
-        </w:rPr>
-      </w:pPr>
-      <w:r>
-        <w:rPr>
-          <w:rFonts w:ascii="Mangal" w:hAnsi="Mangal"/>
-          <w:sz w:val="36"/>
-          <w:szCs w:val="36"/>
+          <w:sz w:val="32"/>
+          <w:szCs w:val="32"/>
+        </w:rPr>
+      </w:pPr>
+      <w:r>
+        <w:rPr>
+          <w:rFonts w:ascii="Mangal" w:hAnsi="Mangal"/>
+          <w:sz w:val="32"/>
+          <w:szCs w:val="32"/>
         </w:rPr>
         <w:t xml:space="preserve">{{#isChairman}} अध्यक्षको सहि{{/isChairman}}{{^isChairman}}संचालक/  सहि{{/isChairman}}</w:t>
       </w:r>
@@ -4399,24 +4399,24 @@
         <w:jc w:val="center"/>
         <w:rPr>
           <w:rFonts w:ascii="Mangal" w:hAnsi="Mangal"/>
-          <w:sz w:val="36"/>
-          <w:szCs w:val="36"/>
-        </w:rPr>
-      </w:pPr>
-      <w:r>
-        <w:rPr>
-          <w:rFonts w:ascii="Mangal" w:hAnsi="Mangal"/>
-          <w:sz w:val="36"/>
-          <w:szCs w:val="36"/>
-        </w:rPr>
-        <w:t xml:space="preserve">नाम :– </w:t>
-      </w:r>
-      <w:r>
-        <w:rPr>
-          <w:rFonts w:ascii="Mangal" w:hAnsi="Mangal"/>
-          <w:color w:val="000000"/>
           <w:sz w:val="32"/>
           <w:szCs w:val="32"/>
+        </w:rPr>
+      </w:pPr>
+      <w:r>
+        <w:rPr>
+          <w:rFonts w:ascii="Mangal" w:hAnsi="Mangal"/>
+          <w:sz w:val="32"/>
+          <w:szCs w:val="32"/>
+        </w:rPr>
+        <w:t xml:space="preserve">नाम :– </w:t>
+      </w:r>
+      <w:r>
+        <w:rPr>
+          <w:rFonts w:ascii="Mangal" w:hAnsi="Mangal"/>
+          <w:color w:val="000000"/>
+          <w:sz w:val="29"/>
+          <w:szCs w:val="29"/>
           <w:lang w:val="de-DE" w:eastAsia="x-none"/>
         </w:rPr>
         <w:t xml:space="preserve">{{name}}</w:t>
@@ -4428,15 +4428,15 @@
         <w:jc w:val="center"/>
         <w:rPr>
           <w:rFonts w:ascii="Mangal" w:hAnsi="Mangal"/>
-          <w:sz w:val="36"/>
-          <w:szCs w:val="36"/>
-        </w:rPr>
-      </w:pPr>
-      <w:r>
-        <w:rPr>
-          <w:rFonts w:ascii="Mangal" w:hAnsi="Mangal"/>
-          <w:sz w:val="36"/>
-          <w:szCs w:val="36"/>
+          <w:sz w:val="32"/>
+          <w:szCs w:val="32"/>
+        </w:rPr>
+      </w:pPr>
+      <w:r>
+        <w:rPr>
+          <w:rFonts w:ascii="Mangal" w:hAnsi="Mangal"/>
+          <w:sz w:val="32"/>
+          <w:szCs w:val="32"/>
         </w:rPr>
         <w:t xml:space="preserve">पद :– {{#isChairman}}संचालक अध्यक्ष{{/isChairman}}{{^isChairman}}संचालक सदस्य{{/isChairman}}</w:t>
       </w:r>
@@ -4906,8 +4906,8 @@
     <w:rPrDefault>
       <w:rPr>
         <w:rFonts w:asciiTheme="minorHAnsi" w:eastAsiaTheme="minorHAnsi" w:hAnsiTheme="minorHAnsi" w:cstheme="minorBidi"/>
-        <w:sz w:val="22"/>
-        <w:szCs w:val="22"/>
+        <w:sz w:val="20"/>
+        <w:szCs w:val="20"/>
         <w:lang w:val="en-US" w:eastAsia="en-US" w:bidi="ar-SA"/>
       </w:rPr>
     </w:rPrDefault>
@@ -5318,7 +5318,7 @@
     <w:rPr>
       <w:rFonts w:ascii="Mangal" w:eastAsia="Mangal" w:hAnsi="Mangal" w:cs="Mangal"/>
       <w:color w:val="000000"/>
-      <w:sz w:val="40"/>
+      <w:sz w:val="36"/>
       <w:u w:val="single" w:color="000000"/>
       <w:lang w:val="en-GB" w:eastAsia="en-GB"/>
     </w:rPr>
@@ -5431,8 +5431,8 @@
     </w:pPr>
     <w:rPr>
       <w:rFonts w:ascii="Segoe UI" w:hAnsi="Segoe UI" w:cs="Segoe UI"/>
-      <w:sz w:val="18"/>
-      <w:szCs w:val="18"/>
+      <w:sz w:val="16"/>
+      <w:szCs w:val="16"/>
     </w:rPr>
   </w:style>
   <w:style w:type="character" w:customStyle="1" w:styleId="BalloonTextChar">
@@ -5444,8 +5444,8 @@
     <w:rsid w:val="00876503"/>
     <w:rPr>
       <w:rFonts w:ascii="Segoe UI" w:hAnsi="Segoe UI" w:cs="Segoe UI"/>
-      <w:sz w:val="18"/>
-      <w:szCs w:val="18"/>
+      <w:sz w:val="16"/>
+      <w:szCs w:val="16"/>
     </w:rPr>
   </w:style>
   <w:style w:type="paragraph" w:styleId="ListParagraph">
@@ -5487,7 +5487,7 @@
     <w:rPr>
       <w:rFonts w:ascii="Mangal" w:eastAsia="Mangal" w:hAnsi="Mangal" w:cs="Mangal"/>
       <w:color w:val="000000"/>
-      <w:sz w:val="40"/>
+      <w:sz w:val="36"/>
       <w:u w:val="single" w:color="000000"/>
       <w:lang w:val="en-GB" w:eastAsia="en-GB"/>
     </w:rPr>

--- a/assets/templates/bm-agm-minutes.docx
+++ b/assets/templates/bm-agm-minutes.docx
@@ -3190,7 +3190,7 @@
           <w:sz w:val="29"/>
           <w:szCs w:val="29"/>
         </w:rPr>
-        <w:t xml:space="preserve">बोधार्थ : {{auditorName}}, {{auditorAddress}}</w:t>
+        <w:t xml:space="preserve">बोधार्थ : {{auditorName}}</w:t>
       </w:r>
     </w:p>
     <w:p>

--- a/assets/templates/bm-agm-minutes.docx
+++ b/assets/templates/bm-agm-minutes.docx
@@ -5,7 +5,7 @@
     <w:p>
       <w:pPr>
         <w:rPr>
-          <w:rFonts w:ascii="Mangal" w:hAnsi="Mangal"/>
+          <w:rFonts w:ascii="Nirmala UI" w:hAnsi="Nirmala UI"/>
           <w:b/>
           <w:sz w:val="36"/>
           <w:szCs w:val="36"/>
@@ -19,7 +19,7 @@
         <w:ind w:left="-142"/>
         <w:jc w:val="center"/>
         <w:rPr>
-          <w:rFonts w:ascii="Mangal" w:hAnsi="Mangal"/>
+          <w:rFonts w:ascii="Nirmala UI" w:hAnsi="Nirmala UI"/>
           <w:b/>
           <w:bCs/>
           <w:sz w:val="32"/>
@@ -28,7 +28,7 @@
       </w:pPr>
       <w:r>
         <w:rPr>
-          <w:rFonts w:ascii="Mangal" w:hAnsi="Mangal"/>
+          <w:rFonts w:ascii="Nirmala UI" w:hAnsi="Nirmala UI"/>
           <w:b/>
           <w:color w:val="000000"/>
           <w:sz w:val="40"/>
@@ -43,7 +43,7 @@
         <w:ind w:left="-142"/>
         <w:jc w:val="center"/>
         <w:rPr>
-          <w:rFonts w:ascii="Mangal" w:hAnsi="Mangal"/>
+          <w:rFonts w:ascii="Nirmala UI" w:hAnsi="Nirmala UI"/>
           <w:b/>
           <w:bCs/>
           <w:sz w:val="32"/>
@@ -52,7 +52,7 @@
       </w:pPr>
       <w:r>
         <w:rPr>
-          <w:rFonts w:ascii="Mangal" w:hAnsi="Mangal"/>
+          <w:rFonts w:ascii="Nirmala UI" w:hAnsi="Nirmala UI"/>
           <w:b/>
           <w:bCs/>
           <w:sz w:val="32"/>
@@ -67,15 +67,15 @@
         <w:ind w:left="-142"/>
         <w:jc w:val="center"/>
         <w:rPr>
-          <w:rFonts w:ascii="Mangal" w:hAnsi="Mangal"/>
-          <w:b/>
-          <w:sz w:val="29"/>
-          <w:szCs w:val="29"/>
-        </w:rPr>
-      </w:pPr>
-      <w:r>
-        <w:rPr>
-          <w:rFonts w:ascii="Mangal" w:hAnsi="Mangal"/>
+          <w:rFonts w:ascii="Nirmala UI" w:hAnsi="Nirmala UI"/>
+          <w:b/>
+          <w:sz w:val="29"/>
+          <w:szCs w:val="29"/>
+        </w:rPr>
+      </w:pPr>
+      <w:r>
+        <w:rPr>
+          <w:rFonts w:ascii="Nirmala UI" w:hAnsi="Nirmala UI"/>
           <w:b/>
           <w:sz w:val="29"/>
           <w:szCs w:val="29"/>
@@ -89,7 +89,7 @@
         <w:ind w:left="-142"/>
         <w:jc w:val="both"/>
         <w:rPr>
-          <w:rFonts w:ascii="Mangal" w:hAnsi="Mangal"/>
+          <w:rFonts w:ascii="Nirmala UI" w:hAnsi="Nirmala UI"/>
           <w:sz w:val="29"/>
           <w:szCs w:val="29"/>
         </w:rPr>
@@ -101,7 +101,7 @@
         <w:ind w:left="-180"/>
         <w:jc w:val="both"/>
         <w:rPr>
-          <w:rFonts w:ascii="Mangal" w:hAnsi="Mangal"/>
+          <w:rFonts w:ascii="Nirmala UI" w:hAnsi="Nirmala UI"/>
           <w:b/>
           <w:bCs/>
           <w:sz w:val="27"/>
@@ -110,7 +110,7 @@
       </w:pPr>
       <w:r>
         <w:rPr>
-          <w:rFonts w:ascii="Mangal" w:hAnsi="Mangal"/>
+          <w:rFonts w:ascii="Nirmala UI" w:hAnsi="Nirmala UI"/>
           <w:sz w:val="27"/>
           <w:szCs w:val="27"/>
         </w:rPr>
@@ -120,7 +120,7 @@
       </w:r>
       <w:r>
         <w:rPr>
-          <w:rFonts w:ascii="Mangal" w:hAnsi="Mangal"/>
+          <w:rFonts w:ascii="Nirmala UI" w:hAnsi="Nirmala UI"/>
           <w:b/>
           <w:bCs/>
           <w:sz w:val="27"/>
@@ -130,7 +130,7 @@
       </w:r>
       <w:r>
         <w:rPr>
-          <w:rFonts w:ascii="Mangal" w:hAnsi="Mangal"/>
+          <w:rFonts w:ascii="Nirmala UI" w:hAnsi="Nirmala UI"/>
           <w:sz w:val="27"/>
           <w:szCs w:val="27"/>
         </w:rPr>
@@ -138,7 +138,7 @@
       </w:r>
       <w:r>
         <w:rPr>
-          <w:rFonts w:ascii="Mangal" w:hAnsi="Mangal"/>
+          <w:rFonts w:ascii="Nirmala UI" w:hAnsi="Nirmala UI"/>
           <w:b/>
           <w:bCs/>
           <w:sz w:val="29"/>
@@ -147,14 +147,14 @@
       </w:r>
       <w:r>
         <w:rPr>
-          <w:rFonts w:ascii="Mangal" w:hAnsi="Mangal"/>
+          <w:rFonts w:ascii="Nirmala UI" w:hAnsi="Nirmala UI"/>
           <w:sz w:val="29"/>
         </w:rPr>
         <w:t xml:space="preserve"> </w:t>
       </w:r>
       <w:r>
         <w:rPr>
-          <w:rFonts w:ascii="Mangal" w:hAnsi="Mangal"/>
+          <w:rFonts w:ascii="Nirmala UI" w:hAnsi="Nirmala UI"/>
           <w:sz w:val="27"/>
           <w:szCs w:val="27"/>
         </w:rPr>
@@ -166,7 +166,7 @@
         <w:spacing w:after="0"/>
         <w:ind w:firstLine="450"/>
         <w:rPr>
-          <w:rFonts w:ascii="Mangal" w:hAnsi="Mangal"/>
+          <w:rFonts w:ascii="Nirmala UI" w:hAnsi="Nirmala UI"/>
           <w:sz w:val="27"/>
           <w:szCs w:val="27"/>
         </w:rPr>
@@ -176,7 +176,7 @@
       <w:pPr>
         <w:spacing w:after="0"/>
         <w:rPr>
-          <w:rFonts w:ascii="Mangal" w:hAnsi="Mangal"/>
+          <w:rFonts w:ascii="Nirmala UI" w:hAnsi="Nirmala UI"/>
           <w:b/>
           <w:sz w:val="27"/>
           <w:szCs w:val="27"/>
@@ -185,7 +185,7 @@
       </w:pPr>
       <w:r>
         <w:rPr>
-          <w:rFonts w:ascii="Mangal" w:hAnsi="Mangal"/>
+          <w:rFonts w:ascii="Nirmala UI" w:hAnsi="Nirmala UI"/>
           <w:b/>
           <w:sz w:val="27"/>
           <w:szCs w:val="27"/>
@@ -208,14 +208,14 @@
         <w:ind w:left="360"/>
         <w:jc w:val="both"/>
         <w:rPr>
-          <w:rFonts w:ascii="Mangal" w:hAnsi="Mangal"/>
-          <w:sz w:val="29"/>
-          <w:szCs w:val="29"/>
-        </w:rPr>
-      </w:pPr>
-      <w:r>
-        <w:rPr>
-          <w:rFonts w:ascii="Mangal" w:hAnsi="Mangal"/>
+          <w:rFonts w:ascii="Nirmala UI" w:hAnsi="Nirmala UI"/>
+          <w:sz w:val="29"/>
+          <w:szCs w:val="29"/>
+        </w:rPr>
+      </w:pPr>
+      <w:r>
+        <w:rPr>
+          <w:rFonts w:ascii="Nirmala UI" w:hAnsi="Nirmala UI"/>
           <w:sz w:val="29"/>
           <w:szCs w:val="29"/>
         </w:rPr>
@@ -234,7 +234,7 @@
       <w:pPr>
         <w:ind w:firstLine="720"/>
         <w:rPr>
-          <w:rFonts w:ascii="Mangal" w:hAnsi="Mangal"/>
+          <w:rFonts w:ascii="Nirmala UI" w:hAnsi="Nirmala UI"/>
           <w:sz w:val="29"/>
           <w:szCs w:val="29"/>
         </w:rPr>
@@ -245,7 +245,7 @@
         <w:spacing w:after="0"/>
         <w:ind w:left="360" w:hanging="360"/>
         <w:rPr>
-          <w:rFonts w:ascii="Mangal" w:hAnsi="Mangal"/>
+          <w:rFonts w:ascii="Nirmala UI" w:hAnsi="Nirmala UI"/>
           <w:b/>
           <w:sz w:val="32"/>
           <w:szCs w:val="32"/>
@@ -254,7 +254,7 @@
       </w:pPr>
       <w:r>
         <w:rPr>
-          <w:rFonts w:ascii="Mangal" w:hAnsi="Mangal"/>
+          <w:rFonts w:ascii="Nirmala UI" w:hAnsi="Nirmala UI"/>
           <w:b/>
           <w:sz w:val="32"/>
           <w:szCs w:val="32"/>
@@ -267,14 +267,14 @@
       <w:pPr>
         <w:ind w:firstLine="720"/>
         <w:rPr>
-          <w:rFonts w:ascii="Mangal" w:hAnsi="Mangal"/>
-          <w:sz w:val="29"/>
-          <w:szCs w:val="29"/>
-        </w:rPr>
-      </w:pPr>
-      <w:r>
-        <w:rPr>
-          <w:rFonts w:ascii="Mangal" w:hAnsi="Mangal"/>
+          <w:rFonts w:ascii="Nirmala UI" w:hAnsi="Nirmala UI"/>
+          <w:sz w:val="29"/>
+          <w:szCs w:val="29"/>
+        </w:rPr>
+      </w:pPr>
+      <w:r>
+        <w:rPr>
+          <w:rFonts w:ascii="Nirmala UI" w:hAnsi="Nirmala UI"/>
           <w:sz w:val="29"/>
           <w:szCs w:val="29"/>
         </w:rPr>
@@ -290,14 +290,14 @@
       <w:pPr>
         <w:ind w:firstLine="720"/>
         <w:rPr>
-          <w:rFonts w:ascii="Mangal" w:hAnsi="Mangal"/>
-          <w:sz w:val="29"/>
-          <w:szCs w:val="29"/>
-        </w:rPr>
-      </w:pPr>
-      <w:r>
-        <w:rPr>
-          <w:rFonts w:ascii="Mangal" w:hAnsi="Mangal"/>
+          <w:rFonts w:ascii="Nirmala UI" w:hAnsi="Nirmala UI"/>
+          <w:sz w:val="29"/>
+          <w:szCs w:val="29"/>
+        </w:rPr>
+      </w:pPr>
+      <w:r>
+        <w:rPr>
+          <w:rFonts w:ascii="Nirmala UI" w:hAnsi="Nirmala UI"/>
           <w:sz w:val="29"/>
           <w:szCs w:val="29"/>
         </w:rPr>
@@ -313,14 +313,14 @@
       <w:pPr>
         <w:ind w:firstLine="720"/>
         <w:rPr>
-          <w:rFonts w:ascii="Mangal" w:hAnsi="Mangal"/>
-          <w:sz w:val="29"/>
-          <w:szCs w:val="29"/>
-        </w:rPr>
-      </w:pPr>
-      <w:r>
-        <w:rPr>
-          <w:rFonts w:ascii="Mangal" w:hAnsi="Mangal"/>
+          <w:rFonts w:ascii="Nirmala UI" w:hAnsi="Nirmala UI"/>
+          <w:sz w:val="29"/>
+          <w:szCs w:val="29"/>
+        </w:rPr>
+      </w:pPr>
+      <w:r>
+        <w:rPr>
+          <w:rFonts w:ascii="Nirmala UI" w:hAnsi="Nirmala UI"/>
           <w:sz w:val="29"/>
           <w:szCs w:val="29"/>
         </w:rPr>
@@ -332,15 +332,15 @@
         <w:spacing w:after="0"/>
         <w:ind w:left="360" w:hanging="360"/>
         <w:rPr>
-          <w:rFonts w:ascii="Mangal" w:hAnsi="Mangal"/>
-          <w:b/>
-          <w:sz w:val="27"/>
-          <w:szCs w:val="27"/>
-        </w:rPr>
-      </w:pPr>
-      <w:r>
-        <w:rPr>
-          <w:rFonts w:ascii="Mangal" w:hAnsi="Mangal"/>
+          <w:rFonts w:ascii="Nirmala UI" w:hAnsi="Nirmala UI"/>
+          <w:b/>
+          <w:sz w:val="27"/>
+          <w:szCs w:val="27"/>
+        </w:rPr>
+      </w:pPr>
+      <w:r>
+        <w:rPr>
+          <w:rFonts w:ascii="Nirmala UI" w:hAnsi="Nirmala UI"/>
           <w:b/>
           <w:sz w:val="27"/>
           <w:szCs w:val="27"/>
@@ -353,15 +353,15 @@
         <w:spacing w:after="0"/>
         <w:ind w:left="360" w:hanging="360"/>
         <w:rPr>
-          <w:rFonts w:ascii="Mangal" w:hAnsi="Mangal"/>
-          <w:b/>
-          <w:sz w:val="27"/>
-          <w:szCs w:val="27"/>
-        </w:rPr>
-      </w:pPr>
-      <w:r>
-        <w:rPr>
-          <w:rFonts w:ascii="Mangal" w:hAnsi="Mangal"/>
+          <w:rFonts w:ascii="Nirmala UI" w:hAnsi="Nirmala UI"/>
+          <w:b/>
+          <w:sz w:val="27"/>
+          <w:szCs w:val="27"/>
+        </w:rPr>
+      </w:pPr>
+      <w:r>
+        <w:rPr>
+          <w:rFonts w:ascii="Nirmala UI" w:hAnsi="Nirmala UI"/>
           <w:b/>
           <w:sz w:val="27"/>
           <w:szCs w:val="27"/>
@@ -374,14 +374,14 @@
         <w:spacing w:after="0"/>
         <w:ind w:hanging="360"/>
         <w:rPr>
-          <w:rFonts w:ascii="Mangal" w:hAnsi="Mangal"/>
-          <w:sz w:val="29"/>
-          <w:szCs w:val="29"/>
-        </w:rPr>
-      </w:pPr>
-      <w:r>
-        <w:rPr>
-          <w:rFonts w:ascii="Mangal" w:hAnsi="Mangal"/>
+          <w:rFonts w:ascii="Nirmala UI" w:hAnsi="Nirmala UI"/>
+          <w:sz w:val="29"/>
+          <w:szCs w:val="29"/>
+        </w:rPr>
+      </w:pPr>
+      <w:r>
+        <w:rPr>
+          <w:rFonts w:ascii="Nirmala UI" w:hAnsi="Nirmala UI"/>
           <w:b/>
           <w:sz w:val="27"/>
           <w:szCs w:val="27"/>
@@ -391,7 +391,7 @@
       </w:r>
       <w:r>
         <w:rPr>
-          <w:rFonts w:ascii="Mangal" w:hAnsi="Mangal"/>
+          <w:rFonts w:ascii="Nirmala UI" w:hAnsi="Nirmala UI"/>
           <w:sz w:val="29"/>
           <w:szCs w:val="29"/>
         </w:rPr>
@@ -403,7 +403,7 @@
         <w:spacing w:after="0"/>
         <w:ind w:hanging="360"/>
         <w:rPr>
-          <w:rFonts w:ascii="Mangal" w:hAnsi="Mangal"/>
+          <w:rFonts w:ascii="Nirmala UI" w:hAnsi="Nirmala UI"/>
           <w:b/>
           <w:sz w:val="27"/>
           <w:szCs w:val="27"/>
@@ -420,15 +420,15 @@
         <w:spacing w:after="0"/>
         <w:ind w:firstLine="90"/>
         <w:rPr>
-          <w:rFonts w:ascii="Mangal" w:hAnsi="Mangal"/>
-          <w:b/>
-          <w:sz w:val="27"/>
-          <w:szCs w:val="27"/>
-        </w:rPr>
-      </w:pPr>
-      <w:r>
-        <w:rPr>
-          <w:rFonts w:ascii="Mangal" w:hAnsi="Mangal"/>
+          <w:rFonts w:ascii="Nirmala UI" w:hAnsi="Nirmala UI"/>
+          <w:b/>
+          <w:sz w:val="27"/>
+          <w:szCs w:val="27"/>
+        </w:rPr>
+      </w:pPr>
+      <w:r>
+        <w:rPr>
+          <w:rFonts w:ascii="Nirmala UI" w:hAnsi="Nirmala UI"/>
           <w:b/>
           <w:sz w:val="27"/>
           <w:szCs w:val="27"/>
@@ -441,14 +441,14 @@
         <w:spacing w:after="0"/>
         <w:ind w:firstLine="90"/>
         <w:rPr>
-          <w:rFonts w:ascii="Mangal" w:hAnsi="Mangal"/>
-          <w:sz w:val="27"/>
-          <w:szCs w:val="27"/>
-        </w:rPr>
-      </w:pPr>
-      <w:r>
-        <w:rPr>
-          <w:rFonts w:ascii="Mangal" w:hAnsi="Mangal"/>
+          <w:rFonts w:ascii="Nirmala UI" w:hAnsi="Nirmala UI"/>
+          <w:sz w:val="27"/>
+          <w:szCs w:val="27"/>
+        </w:rPr>
+      </w:pPr>
+      <w:r>
+        <w:rPr>
+          <w:rFonts w:ascii="Nirmala UI" w:hAnsi="Nirmala UI"/>
           <w:sz w:val="27"/>
           <w:szCs w:val="27"/>
         </w:rPr>
@@ -465,7 +465,7 @@
         <w:spacing w:after="0"/>
         <w:ind w:firstLine="90"/>
         <w:rPr>
-          <w:rFonts w:ascii="Mangal" w:hAnsi="Mangal"/>
+          <w:rFonts w:ascii="Nirmala UI" w:hAnsi="Nirmala UI"/>
           <w:sz w:val="27"/>
           <w:szCs w:val="27"/>
         </w:rPr>
@@ -476,15 +476,15 @@
         <w:spacing w:after="0"/>
         <w:ind w:firstLine="90"/>
         <w:rPr>
-          <w:rFonts w:ascii="Mangal" w:hAnsi="Mangal"/>
-          <w:b/>
-          <w:sz w:val="27"/>
-          <w:szCs w:val="27"/>
-        </w:rPr>
-      </w:pPr>
-      <w:r>
-        <w:rPr>
-          <w:rFonts w:ascii="Mangal" w:hAnsi="Mangal"/>
+          <w:rFonts w:ascii="Nirmala UI" w:hAnsi="Nirmala UI"/>
+          <w:b/>
+          <w:sz w:val="27"/>
+          <w:szCs w:val="27"/>
+        </w:rPr>
+      </w:pPr>
+      <w:r>
+        <w:rPr>
+          <w:rFonts w:ascii="Nirmala UI" w:hAnsi="Nirmala UI"/>
           <w:b/>
           <w:sz w:val="27"/>
           <w:szCs w:val="27"/>
@@ -497,14 +497,14 @@
         <w:spacing w:after="0"/>
         <w:ind w:firstLine="90"/>
         <w:rPr>
-          <w:rFonts w:ascii="Mangal" w:hAnsi="Mangal"/>
-          <w:sz w:val="27"/>
-          <w:szCs w:val="27"/>
-        </w:rPr>
-      </w:pPr>
-      <w:r>
-        <w:rPr>
-          <w:rFonts w:ascii="Mangal" w:hAnsi="Mangal"/>
+          <w:rFonts w:ascii="Nirmala UI" w:hAnsi="Nirmala UI"/>
+          <w:sz w:val="27"/>
+          <w:szCs w:val="27"/>
+        </w:rPr>
+      </w:pPr>
+      <w:r>
+        <w:rPr>
+          <w:rFonts w:ascii="Nirmala UI" w:hAnsi="Nirmala UI"/>
           <w:sz w:val="29"/>
           <w:szCs w:val="29"/>
         </w:rPr>
@@ -512,7 +512,7 @@
       </w:r>
       <w:r>
         <w:rPr>
-          <w:rFonts w:ascii="Mangal" w:hAnsi="Mangal"/>
+          <w:rFonts w:ascii="Nirmala UI" w:hAnsi="Nirmala UI"/>
           <w:sz w:val="27"/>
           <w:szCs w:val="27"/>
         </w:rPr>
@@ -526,7 +526,7 @@
         <w:ind w:left="-142"/>
         <w:jc w:val="center"/>
         <w:rPr>
-          <w:rFonts w:ascii="Mangal" w:hAnsi="Mangal"/>
+          <w:rFonts w:ascii="Nirmala UI" w:hAnsi="Nirmala UI"/>
           <w:b/>
           <w:bCs/>
           <w:sz w:val="32"/>
@@ -535,7 +535,7 @@
       </w:pPr>
       <w:r>
         <w:rPr>
-          <w:rFonts w:ascii="Mangal" w:hAnsi="Mangal"/>
+          <w:rFonts w:ascii="Nirmala UI" w:hAnsi="Nirmala UI"/>
           <w:b/>
           <w:color w:val="000000"/>
           <w:sz w:val="40"/>
@@ -548,7 +548,7 @@
       <w:pPr>
         <w:jc w:val="center"/>
         <w:rPr>
-          <w:rFonts w:ascii="Mangal" w:hAnsi="Mangal"/>
+          <w:rFonts w:ascii="Nirmala UI" w:hAnsi="Nirmala UI"/>
           <w:b/>
           <w:bCs/>
           <w:sz w:val="32"/>
@@ -557,7 +557,7 @@
       </w:pPr>
       <w:r>
         <w:rPr>
-          <w:rFonts w:ascii="Mangal" w:hAnsi="Mangal"/>
+          <w:rFonts w:ascii="Nirmala UI" w:hAnsi="Nirmala UI"/>
           <w:b/>
           <w:bCs/>
           <w:sz w:val="32"/>
@@ -570,7 +570,7 @@
       <w:pPr>
         <w:jc w:val="center"/>
         <w:rPr>
-          <w:rFonts w:ascii="Mangal" w:hAnsi="Mangal"/>
+          <w:rFonts w:ascii="Nirmala UI" w:hAnsi="Nirmala UI"/>
           <w:b/>
           <w:bCs/>
           <w:sz w:val="32"/>
@@ -579,7 +579,7 @@
       </w:pPr>
       <w:r>
         <w:rPr>
-          <w:rFonts w:ascii="Mangal" w:hAnsi="Mangal"/>
+          <w:rFonts w:ascii="Nirmala UI" w:hAnsi="Nirmala UI"/>
           <w:b/>
           <w:bCs/>
           <w:sz w:val="32"/>
@@ -594,14 +594,14 @@
         <w:ind w:left="-180"/>
         <w:jc w:val="both"/>
         <w:rPr>
-          <w:rFonts w:ascii="Mangal" w:hAnsi="Mangal"/>
-          <w:sz w:val="27"/>
-          <w:szCs w:val="27"/>
-        </w:rPr>
-      </w:pPr>
-      <w:r>
-        <w:rPr>
-          <w:rFonts w:ascii="Mangal" w:hAnsi="Mangal"/>
+          <w:rFonts w:ascii="Nirmala UI" w:hAnsi="Nirmala UI"/>
+          <w:sz w:val="27"/>
+          <w:szCs w:val="27"/>
+        </w:rPr>
+      </w:pPr>
+      <w:r>
+        <w:rPr>
+          <w:rFonts w:ascii="Nirmala UI" w:hAnsi="Nirmala UI"/>
           <w:sz w:val="27"/>
           <w:szCs w:val="27"/>
         </w:rPr>
@@ -609,7 +609,7 @@
       </w:r>
       <w:r>
         <w:rPr>
-          <w:rFonts w:ascii="Mangal" w:hAnsi="Mangal"/>
+          <w:rFonts w:ascii="Nirmala UI" w:hAnsi="Nirmala UI"/>
           <w:b/>
           <w:bCs/>
           <w:sz w:val="27"/>
@@ -619,7 +619,7 @@
       </w:r>
       <w:r>
         <w:rPr>
-          <w:rFonts w:ascii="Mangal" w:hAnsi="Mangal"/>
+          <w:rFonts w:ascii="Nirmala UI" w:hAnsi="Nirmala UI"/>
           <w:sz w:val="27"/>
           <w:szCs w:val="27"/>
         </w:rPr>
@@ -627,7 +627,7 @@
       </w:r>
       <w:r>
         <w:rPr>
-          <w:rFonts w:ascii="Mangal" w:hAnsi="Mangal"/>
+          <w:rFonts w:ascii="Nirmala UI" w:hAnsi="Nirmala UI"/>
           <w:b/>
           <w:bCs/>
           <w:sz w:val="29"/>
@@ -636,7 +636,7 @@
       </w:r>
       <w:r>
         <w:rPr>
-          <w:rFonts w:ascii="Mangal" w:hAnsi="Mangal"/>
+          <w:rFonts w:ascii="Nirmala UI" w:hAnsi="Nirmala UI"/>
           <w:b/>
           <w:bCs/>
           <w:sz w:val="27"/>
@@ -646,7 +646,7 @@
       </w:r>
       <w:r>
         <w:rPr>
-          <w:rFonts w:ascii="Mangal" w:hAnsi="Mangal"/>
+          <w:rFonts w:ascii="Nirmala UI" w:hAnsi="Nirmala UI"/>
           <w:sz w:val="27"/>
           <w:szCs w:val="27"/>
         </w:rPr>
@@ -659,7 +659,7 @@
         <w:ind w:left="-180"/>
         <w:jc w:val="both"/>
         <w:rPr>
-          <w:rFonts w:ascii="Mangal" w:hAnsi="Mangal"/>
+          <w:rFonts w:ascii="Nirmala UI" w:hAnsi="Nirmala UI"/>
           <w:sz w:val="27"/>
           <w:szCs w:val="27"/>
         </w:rPr>
@@ -669,7 +669,7 @@
       <w:pPr>
         <w:spacing w:after="0"/>
         <w:rPr>
-          <w:rFonts w:ascii="Mangal" w:hAnsi="Mangal"/>
+          <w:rFonts w:ascii="Nirmala UI" w:hAnsi="Nirmala UI"/>
           <w:b/>
           <w:sz w:val="27"/>
           <w:szCs w:val="27"/>
@@ -678,7 +678,7 @@
       </w:pPr>
       <w:r>
         <w:rPr>
-          <w:rFonts w:ascii="Mangal" w:hAnsi="Mangal"/>
+          <w:rFonts w:ascii="Nirmala UI" w:hAnsi="Nirmala UI"/>
           <w:b/>
           <w:sz w:val="27"/>
           <w:szCs w:val="27"/>
@@ -701,14 +701,14 @@
         <w:ind w:left="360"/>
         <w:jc w:val="both"/>
         <w:rPr>
-          <w:rFonts w:ascii="Mangal" w:hAnsi="Mangal"/>
-          <w:sz w:val="29"/>
-          <w:szCs w:val="29"/>
-        </w:rPr>
-      </w:pPr>
-      <w:r>
-        <w:rPr>
-          <w:rFonts w:ascii="Mangal" w:hAnsi="Mangal"/>
+          <w:rFonts w:ascii="Nirmala UI" w:hAnsi="Nirmala UI"/>
+          <w:sz w:val="29"/>
+          <w:szCs w:val="29"/>
+        </w:rPr>
+      </w:pPr>
+      <w:r>
+        <w:rPr>
+          <w:rFonts w:ascii="Nirmala UI" w:hAnsi="Nirmala UI"/>
           <w:sz w:val="29"/>
           <w:szCs w:val="29"/>
         </w:rPr>
@@ -727,7 +727,7 @@
       <w:pPr>
         <w:ind w:firstLine="720"/>
         <w:rPr>
-          <w:rFonts w:ascii="Mangal" w:hAnsi="Mangal"/>
+          <w:rFonts w:ascii="Nirmala UI" w:hAnsi="Nirmala UI"/>
           <w:sz w:val="29"/>
           <w:szCs w:val="29"/>
         </w:rPr>
@@ -737,14 +737,14 @@
       <w:pPr>
         <w:ind w:firstLine="720"/>
         <w:rPr>
-          <w:rFonts w:ascii="Mangal" w:hAnsi="Mangal"/>
-          <w:sz w:val="29"/>
-          <w:szCs w:val="29"/>
-        </w:rPr>
-      </w:pPr>
-      <w:r>
-        <w:rPr>
-          <w:rFonts w:ascii="Mangal" w:hAnsi="Mangal"/>
+          <w:rFonts w:ascii="Nirmala UI" w:hAnsi="Nirmala UI"/>
+          <w:sz w:val="29"/>
+          <w:szCs w:val="29"/>
+        </w:rPr>
+      </w:pPr>
+      <w:r>
+        <w:rPr>
+          <w:rFonts w:ascii="Nirmala UI" w:hAnsi="Nirmala UI"/>
           <w:sz w:val="29"/>
           <w:szCs w:val="29"/>
         </w:rPr>
@@ -755,14 +755,14 @@
       <w:pPr>
         <w:ind w:firstLine="720"/>
         <w:rPr>
-          <w:rFonts w:ascii="Mangal" w:hAnsi="Mangal"/>
-          <w:sz w:val="29"/>
-          <w:szCs w:val="29"/>
-        </w:rPr>
-      </w:pPr>
-      <w:r>
-        <w:rPr>
-          <w:rFonts w:ascii="Mangal" w:hAnsi="Mangal"/>
+          <w:rFonts w:ascii="Nirmala UI" w:hAnsi="Nirmala UI"/>
+          <w:sz w:val="29"/>
+          <w:szCs w:val="29"/>
+        </w:rPr>
+      </w:pPr>
+      <w:r>
+        <w:rPr>
+          <w:rFonts w:ascii="Nirmala UI" w:hAnsi="Nirmala UI"/>
           <w:sz w:val="29"/>
           <w:szCs w:val="29"/>
         </w:rPr>
@@ -774,7 +774,7 @@
         <w:spacing w:after="0"/>
         <w:ind w:left="360" w:hanging="360"/>
         <w:rPr>
-          <w:rFonts w:ascii="Mangal" w:hAnsi="Mangal"/>
+          <w:rFonts w:ascii="Nirmala UI" w:hAnsi="Nirmala UI"/>
           <w:b/>
           <w:sz w:val="32"/>
           <w:szCs w:val="32"/>
@@ -783,7 +783,7 @@
       </w:pPr>
       <w:r>
         <w:rPr>
-          <w:rFonts w:ascii="Mangal" w:hAnsi="Mangal"/>
+          <w:rFonts w:ascii="Nirmala UI" w:hAnsi="Nirmala UI"/>
           <w:b/>
           <w:sz w:val="32"/>
           <w:szCs w:val="32"/>
@@ -797,14 +797,14 @@
         <w:spacing w:after="0"/>
         <w:ind w:firstLine="720"/>
         <w:rPr>
-          <w:rFonts w:ascii="Mangal" w:hAnsi="Mangal"/>
-          <w:sz w:val="29"/>
-          <w:szCs w:val="29"/>
-        </w:rPr>
-      </w:pPr>
-      <w:r>
-        <w:rPr>
-          <w:rFonts w:ascii="Mangal" w:hAnsi="Mangal"/>
+          <w:rFonts w:ascii="Nirmala UI" w:hAnsi="Nirmala UI"/>
+          <w:sz w:val="29"/>
+          <w:szCs w:val="29"/>
+        </w:rPr>
+      </w:pPr>
+      <w:r>
+        <w:rPr>
+          <w:rFonts w:ascii="Nirmala UI" w:hAnsi="Nirmala UI"/>
           <w:sz w:val="29"/>
           <w:szCs w:val="29"/>
         </w:rPr>
@@ -816,14 +816,14 @@
         <w:spacing w:after="0"/>
         <w:ind w:firstLine="720"/>
         <w:rPr>
-          <w:rFonts w:ascii="Mangal" w:hAnsi="Mangal"/>
-          <w:sz w:val="29"/>
-          <w:szCs w:val="29"/>
-        </w:rPr>
-      </w:pPr>
-      <w:r>
-        <w:rPr>
-          <w:rFonts w:ascii="Mangal" w:hAnsi="Mangal"/>
+          <w:rFonts w:ascii="Nirmala UI" w:hAnsi="Nirmala UI"/>
+          <w:sz w:val="29"/>
+          <w:szCs w:val="29"/>
+        </w:rPr>
+      </w:pPr>
+      <w:r>
+        <w:rPr>
+          <w:rFonts w:ascii="Nirmala UI" w:hAnsi="Nirmala UI"/>
           <w:sz w:val="29"/>
           <w:szCs w:val="29"/>
         </w:rPr>
@@ -835,14 +835,14 @@
         <w:spacing w:after="0"/>
         <w:ind w:firstLine="720"/>
         <w:rPr>
-          <w:rFonts w:ascii="Mangal" w:hAnsi="Mangal"/>
-          <w:sz w:val="29"/>
-          <w:szCs w:val="29"/>
-        </w:rPr>
-      </w:pPr>
-      <w:r>
-        <w:rPr>
-          <w:rFonts w:ascii="Mangal" w:hAnsi="Mangal"/>
+          <w:rFonts w:ascii="Nirmala UI" w:hAnsi="Nirmala UI"/>
+          <w:sz w:val="29"/>
+          <w:szCs w:val="29"/>
+        </w:rPr>
+      </w:pPr>
+      <w:r>
+        <w:rPr>
+          <w:rFonts w:ascii="Nirmala UI" w:hAnsi="Nirmala UI"/>
           <w:sz w:val="29"/>
           <w:szCs w:val="29"/>
         </w:rPr>
@@ -862,14 +862,14 @@
         <w:spacing w:after="0"/>
         <w:ind w:firstLine="720"/>
         <w:rPr>
-          <w:rFonts w:ascii="Mangal" w:hAnsi="Mangal"/>
-          <w:sz w:val="29"/>
-          <w:szCs w:val="29"/>
-        </w:rPr>
-      </w:pPr>
-      <w:r>
-        <w:rPr>
-          <w:rFonts w:ascii="Mangal" w:hAnsi="Mangal"/>
+          <w:rFonts w:ascii="Nirmala UI" w:hAnsi="Nirmala UI"/>
+          <w:sz w:val="29"/>
+          <w:szCs w:val="29"/>
+        </w:rPr>
+      </w:pPr>
+      <w:r>
+        <w:rPr>
+          <w:rFonts w:ascii="Nirmala UI" w:hAnsi="Nirmala UI"/>
           <w:sz w:val="29"/>
           <w:szCs w:val="29"/>
         </w:rPr>
@@ -894,14 +894,14 @@
         <w:spacing w:after="0"/>
         <w:ind w:firstLine="720"/>
         <w:rPr>
-          <w:rFonts w:ascii="Mangal" w:hAnsi="Mangal"/>
-          <w:sz w:val="29"/>
-          <w:szCs w:val="29"/>
-        </w:rPr>
-      </w:pPr>
-      <w:r>
-        <w:rPr>
-          <w:rFonts w:ascii="Mangal" w:hAnsi="Mangal"/>
+          <w:rFonts w:ascii="Nirmala UI" w:hAnsi="Nirmala UI"/>
+          <w:sz w:val="29"/>
+          <w:szCs w:val="29"/>
+        </w:rPr>
+      </w:pPr>
+      <w:r>
+        <w:rPr>
+          <w:rFonts w:ascii="Nirmala UI" w:hAnsi="Nirmala UI"/>
           <w:sz w:val="29"/>
           <w:szCs w:val="29"/>
         </w:rPr>
@@ -921,14 +921,14 @@
         <w:spacing w:after="0"/>
         <w:ind w:firstLine="720"/>
         <w:rPr>
-          <w:rFonts w:ascii="Mangal" w:hAnsi="Mangal"/>
-          <w:sz w:val="29"/>
-          <w:szCs w:val="29"/>
-        </w:rPr>
-      </w:pPr>
-      <w:r>
-        <w:rPr>
-          <w:rFonts w:ascii="Mangal" w:hAnsi="Mangal"/>
+          <w:rFonts w:ascii="Nirmala UI" w:hAnsi="Nirmala UI"/>
+          <w:sz w:val="29"/>
+          <w:szCs w:val="29"/>
+        </w:rPr>
+      </w:pPr>
+      <w:r>
+        <w:rPr>
+          <w:rFonts w:ascii="Nirmala UI" w:hAnsi="Nirmala UI"/>
           <w:sz w:val="29"/>
           <w:szCs w:val="29"/>
         </w:rPr>
@@ -940,7 +940,7 @@
         <w:spacing w:after="0"/>
         <w:ind w:left="360" w:hanging="360"/>
         <w:rPr>
-          <w:rFonts w:ascii="Mangal" w:hAnsi="Mangal"/>
+          <w:rFonts w:ascii="Nirmala UI" w:hAnsi="Nirmala UI"/>
           <w:b/>
           <w:sz w:val="27"/>
           <w:szCs w:val="27"/>
@@ -952,15 +952,15 @@
         <w:spacing w:after="0"/>
         <w:ind w:left="360" w:hanging="360"/>
         <w:rPr>
-          <w:rFonts w:ascii="Mangal" w:hAnsi="Mangal"/>
-          <w:b/>
-          <w:sz w:val="27"/>
-          <w:szCs w:val="27"/>
-        </w:rPr>
-      </w:pPr>
-      <w:r>
-        <w:rPr>
-          <w:rFonts w:ascii="Mangal" w:hAnsi="Mangal"/>
+          <w:rFonts w:ascii="Nirmala UI" w:hAnsi="Nirmala UI"/>
+          <w:b/>
+          <w:sz w:val="27"/>
+          <w:szCs w:val="27"/>
+        </w:rPr>
+      </w:pPr>
+      <w:r>
+        <w:rPr>
+          <w:rFonts w:ascii="Nirmala UI" w:hAnsi="Nirmala UI"/>
           <w:b/>
           <w:sz w:val="27"/>
           <w:szCs w:val="27"/>
@@ -973,15 +973,15 @@
         <w:spacing w:after="0"/>
         <w:ind w:left="360" w:hanging="360"/>
         <w:rPr>
-          <w:rFonts w:ascii="Mangal" w:hAnsi="Mangal"/>
-          <w:b/>
-          <w:sz w:val="27"/>
-          <w:szCs w:val="27"/>
-        </w:rPr>
-      </w:pPr>
-      <w:r>
-        <w:rPr>
-          <w:rFonts w:ascii="Mangal" w:hAnsi="Mangal"/>
+          <w:rFonts w:ascii="Nirmala UI" w:hAnsi="Nirmala UI"/>
+          <w:b/>
+          <w:sz w:val="27"/>
+          <w:szCs w:val="27"/>
+        </w:rPr>
+      </w:pPr>
+      <w:r>
+        <w:rPr>
+          <w:rFonts w:ascii="Nirmala UI" w:hAnsi="Nirmala UI"/>
           <w:b/>
           <w:sz w:val="27"/>
           <w:szCs w:val="27"/>
@@ -998,7 +998,7 @@
         <w:ind w:left="720"/>
         <w:jc w:val="both"/>
         <w:rPr>
-          <w:rFonts w:ascii="Mangal" w:eastAsia="PMingLiU" w:hAnsi="Mangal" w:cs="Mangal"/>
+          <w:rFonts w:ascii="Nirmala UI" w:eastAsia="PMingLiU" w:hAnsi="Nirmala UI" w:cs="Nirmala UI"/>
           <w:sz w:val="29"/>
           <w:szCs w:val="29"/>
           <w:lang w:eastAsia="zh-HK"/>
@@ -1006,7 +1006,7 @@
       </w:pPr>
       <w:r>
         <w:rPr>
-          <w:rFonts w:ascii="Mangal" w:eastAsia="PMingLiU" w:hAnsi="Mangal"/>
+          <w:rFonts w:ascii="Nirmala UI" w:eastAsia="PMingLiU" w:hAnsi="Nirmala UI"/>
           <w:sz w:val="29"/>
           <w:szCs w:val="29"/>
           <w:lang w:eastAsia="zh-HK"/>
@@ -1020,15 +1020,15 @@
         <w:spacing w:after="0"/>
         <w:ind w:left="360" w:hanging="360"/>
         <w:rPr>
-          <w:rFonts w:ascii="Mangal" w:hAnsi="Mangal"/>
-          <w:b/>
-          <w:sz w:val="27"/>
-          <w:szCs w:val="27"/>
-        </w:rPr>
-      </w:pPr>
-      <w:r>
-        <w:rPr>
-          <w:rFonts w:ascii="Mangal" w:hAnsi="Mangal"/>
+          <w:rFonts w:ascii="Nirmala UI" w:hAnsi="Nirmala UI"/>
+          <w:b/>
+          <w:sz w:val="27"/>
+          <w:szCs w:val="27"/>
+        </w:rPr>
+      </w:pPr>
+      <w:r>
+        <w:rPr>
+          <w:rFonts w:ascii="Nirmala UI" w:hAnsi="Nirmala UI"/>
           <w:b/>
           <w:sz w:val="27"/>
           <w:szCs w:val="27"/>
@@ -1045,14 +1045,14 @@
         <w:ind w:left="720"/>
         <w:jc w:val="both"/>
         <w:rPr>
-          <w:rFonts w:ascii="Mangal" w:hAnsi="Mangal"/>
-          <w:sz w:val="29"/>
-          <w:szCs w:val="29"/>
-        </w:rPr>
-      </w:pPr>
-      <w:r>
-        <w:rPr>
-          <w:rFonts w:ascii="Mangal" w:eastAsia="PMingLiU" w:hAnsi="Mangal"/>
+          <w:rFonts w:ascii="Nirmala UI" w:hAnsi="Nirmala UI"/>
+          <w:sz w:val="29"/>
+          <w:szCs w:val="29"/>
+        </w:rPr>
+      </w:pPr>
+      <w:r>
+        <w:rPr>
+          <w:rFonts w:ascii="Nirmala UI" w:eastAsia="PMingLiU" w:hAnsi="Nirmala UI"/>
           <w:sz w:val="29"/>
           <w:szCs w:val="29"/>
           <w:lang w:eastAsia="zh-HK"/>
@@ -1065,7 +1065,7 @@
         <w:spacing w:after="0"/>
         <w:ind w:left="360" w:hanging="360"/>
         <w:rPr>
-          <w:rFonts w:ascii="Mangal" w:hAnsi="Mangal"/>
+          <w:rFonts w:ascii="Nirmala UI" w:hAnsi="Nirmala UI"/>
           <w:b/>
           <w:sz w:val="27"/>
           <w:szCs w:val="27"/>
@@ -1077,15 +1077,15 @@
         <w:spacing w:after="0"/>
         <w:ind w:left="360" w:hanging="360"/>
         <w:rPr>
-          <w:rFonts w:ascii="Mangal" w:hAnsi="Mangal"/>
-          <w:b/>
-          <w:sz w:val="27"/>
-          <w:szCs w:val="27"/>
-        </w:rPr>
-      </w:pPr>
-      <w:r>
-        <w:rPr>
-          <w:rFonts w:ascii="Mangal" w:hAnsi="Mangal"/>
+          <w:rFonts w:ascii="Nirmala UI" w:hAnsi="Nirmala UI"/>
+          <w:b/>
+          <w:sz w:val="27"/>
+          <w:szCs w:val="27"/>
+        </w:rPr>
+      </w:pPr>
+      <w:r>
+        <w:rPr>
+          <w:rFonts w:ascii="Nirmala UI" w:hAnsi="Nirmala UI"/>
           <w:b/>
           <w:sz w:val="27"/>
           <w:szCs w:val="27"/>
@@ -1098,14 +1098,14 @@
         <w:spacing w:after="0"/>
         <w:ind w:left="360" w:hanging="360"/>
         <w:rPr>
-          <w:rFonts w:ascii="Mangal" w:hAnsi="Mangal"/>
-          <w:sz w:val="29"/>
-          <w:szCs w:val="29"/>
-        </w:rPr>
-      </w:pPr>
-      <w:r>
-        <w:rPr>
-          <w:rFonts w:ascii="Mangal" w:hAnsi="Mangal"/>
+          <w:rFonts w:ascii="Nirmala UI" w:hAnsi="Nirmala UI"/>
+          <w:sz w:val="29"/>
+          <w:szCs w:val="29"/>
+        </w:rPr>
+      </w:pPr>
+      <w:r>
+        <w:rPr>
+          <w:rFonts w:ascii="Nirmala UI" w:hAnsi="Nirmala UI"/>
           <w:b/>
           <w:sz w:val="27"/>
           <w:szCs w:val="27"/>
@@ -1114,7 +1114,7 @@
       </w:r>
       <w:r>
         <w:rPr>
-          <w:rFonts w:ascii="Mangal" w:hAnsi="Mangal"/>
+          <w:rFonts w:ascii="Nirmala UI" w:hAnsi="Nirmala UI"/>
           <w:sz w:val="29"/>
           <w:szCs w:val="29"/>
         </w:rPr>
@@ -1122,7 +1122,7 @@
       </w:r>
       <w:r>
         <w:rPr>
-          <w:rFonts w:ascii="Mangal" w:hAnsi="Mangal"/>
+          <w:rFonts w:ascii="Nirmala UI" w:hAnsi="Nirmala UI"/>
           <w:b/>
           <w:bCs/>
           <w:sz w:val="29"/>
@@ -1132,7 +1132,7 @@
       </w:r>
       <w:r>
         <w:rPr>
-          <w:rFonts w:ascii="Mangal" w:hAnsi="Mangal"/>
+          <w:rFonts w:ascii="Nirmala UI" w:hAnsi="Nirmala UI"/>
           <w:sz w:val="29"/>
           <w:szCs w:val="29"/>
         </w:rPr>
@@ -1144,7 +1144,7 @@
         <w:spacing w:after="0"/>
         <w:ind w:left="360" w:hanging="360"/>
         <w:rPr>
-          <w:rFonts w:ascii="Mangal" w:hAnsi="Mangal"/>
+          <w:rFonts w:ascii="Nirmala UI" w:hAnsi="Nirmala UI"/>
           <w:sz w:val="29"/>
           <w:szCs w:val="29"/>
         </w:rPr>
@@ -1160,15 +1160,15 @@
         <w:spacing w:after="0"/>
         <w:ind w:left="360" w:hanging="360"/>
         <w:rPr>
-          <w:rFonts w:ascii="Mangal" w:hAnsi="Mangal"/>
-          <w:b/>
-          <w:sz w:val="27"/>
-          <w:szCs w:val="27"/>
-        </w:rPr>
-      </w:pPr>
-      <w:r>
-        <w:rPr>
-          <w:rFonts w:ascii="Mangal" w:hAnsi="Mangal"/>
+          <w:rFonts w:ascii="Nirmala UI" w:hAnsi="Nirmala UI"/>
+          <w:b/>
+          <w:sz w:val="27"/>
+          <w:szCs w:val="27"/>
+        </w:rPr>
+      </w:pPr>
+      <w:r>
+        <w:rPr>
+          <w:rFonts w:ascii="Nirmala UI" w:hAnsi="Nirmala UI"/>
           <w:b/>
           <w:sz w:val="27"/>
           <w:szCs w:val="27"/>
@@ -1185,14 +1185,14 @@
         <w:ind w:left="360"/>
         <w:jc w:val="both"/>
         <w:rPr>
-          <w:rFonts w:ascii="Mangal" w:hAnsi="Mangal"/>
-          <w:sz w:val="29"/>
-          <w:szCs w:val="29"/>
-        </w:rPr>
-      </w:pPr>
-      <w:r>
-        <w:rPr>
-          <w:rFonts w:ascii="Mangal" w:hAnsi="Mangal"/>
+          <w:rFonts w:ascii="Nirmala UI" w:hAnsi="Nirmala UI"/>
+          <w:sz w:val="29"/>
+          <w:szCs w:val="29"/>
+        </w:rPr>
+      </w:pPr>
+      <w:r>
+        <w:rPr>
+          <w:rFonts w:ascii="Nirmala UI" w:hAnsi="Nirmala UI"/>
           <w:b/>
           <w:sz w:val="27"/>
           <w:szCs w:val="27"/>
@@ -1201,7 +1201,7 @@
       </w:r>
       <w:r>
         <w:rPr>
-          <w:rFonts w:ascii="Mangal" w:hAnsi="Mangal"/>
+          <w:rFonts w:ascii="Nirmala UI" w:hAnsi="Nirmala UI"/>
           <w:sz w:val="29"/>
           <w:szCs w:val="29"/>
         </w:rPr>
@@ -1217,7 +1217,7 @@
       <w:pPr>
         <w:spacing w:after="0"/>
         <w:rPr>
-          <w:rFonts w:ascii="Mangal" w:hAnsi="Mangal"/>
+          <w:rFonts w:ascii="Nirmala UI" w:hAnsi="Nirmala UI"/>
           <w:sz w:val="29"/>
           <w:szCs w:val="29"/>
         </w:rPr>
@@ -1228,7 +1228,7 @@
         <w:spacing w:after="0"/>
         <w:ind w:left="360" w:hanging="360"/>
         <w:rPr>
-          <w:rFonts w:ascii="Mangal" w:hAnsi="Mangal"/>
+          <w:rFonts w:ascii="Nirmala UI" w:hAnsi="Nirmala UI"/>
           <w:sz w:val="29"/>
           <w:szCs w:val="29"/>
         </w:rPr>
@@ -1244,14 +1244,14 @@
         <w:spacing w:after="0"/>
         <w:ind w:firstLine="90"/>
         <w:rPr>
-          <w:rFonts w:ascii="Mangal" w:hAnsi="Mangal"/>
-          <w:sz w:val="27"/>
-          <w:szCs w:val="27"/>
-        </w:rPr>
-      </w:pPr>
-      <w:r>
-        <w:rPr>
-          <w:rFonts w:ascii="Mangal" w:hAnsi="Mangal"/>
+          <w:rFonts w:ascii="Nirmala UI" w:hAnsi="Nirmala UI"/>
+          <w:sz w:val="27"/>
+          <w:szCs w:val="27"/>
+        </w:rPr>
+      </w:pPr>
+      <w:r>
+        <w:rPr>
+          <w:rFonts w:ascii="Nirmala UI" w:hAnsi="Nirmala UI"/>
           <w:b/>
           <w:sz w:val="27"/>
           <w:szCs w:val="27"/>
@@ -1260,7 +1260,7 @@
       </w:r>
       <w:r>
         <w:rPr>
-          <w:rFonts w:ascii="Mangal" w:hAnsi="Mangal"/>
+          <w:rFonts w:ascii="Nirmala UI" w:hAnsi="Nirmala UI"/>
           <w:sz w:val="27"/>
           <w:szCs w:val="27"/>
         </w:rPr>
@@ -1276,15 +1276,15 @@
       <w:pPr>
         <w:spacing w:after="0"/>
         <w:rPr>
-          <w:rFonts w:ascii="Mangal" w:hAnsi="Mangal"/>
-          <w:b/>
-          <w:sz w:val="27"/>
-          <w:szCs w:val="27"/>
-        </w:rPr>
-      </w:pPr>
-      <w:r>
-        <w:rPr>
-          <w:rFonts w:ascii="Mangal" w:hAnsi="Mangal"/>
+          <w:rFonts w:ascii="Nirmala UI" w:hAnsi="Nirmala UI"/>
+          <w:b/>
+          <w:sz w:val="27"/>
+          <w:szCs w:val="27"/>
+        </w:rPr>
+      </w:pPr>
+      <w:r>
+        <w:rPr>
+          <w:rFonts w:ascii="Nirmala UI" w:hAnsi="Nirmala UI"/>
           <w:b/>
           <w:sz w:val="27"/>
           <w:szCs w:val="27"/>
@@ -1296,7 +1296,7 @@
       <w:pPr>
         <w:ind w:firstLine="720"/>
         <w:rPr>
-          <w:rFonts w:ascii="Mangal" w:hAnsi="Mangal"/>
+          <w:rFonts w:ascii="Nirmala UI" w:hAnsi="Nirmala UI"/>
           <w:sz w:val="29"/>
           <w:szCs w:val="29"/>
         </w:rPr>
@@ -1307,15 +1307,15 @@
         <w:spacing w:after="0"/>
         <w:ind w:left="360" w:hanging="360"/>
         <w:rPr>
-          <w:rFonts w:ascii="Mangal" w:hAnsi="Mangal"/>
-          <w:b/>
-          <w:sz w:val="27"/>
-          <w:szCs w:val="27"/>
-        </w:rPr>
-      </w:pPr>
-      <w:r>
-        <w:rPr>
-          <w:rFonts w:ascii="Mangal" w:hAnsi="Mangal"/>
+          <w:rFonts w:ascii="Nirmala UI" w:hAnsi="Nirmala UI"/>
+          <w:b/>
+          <w:sz w:val="27"/>
+          <w:szCs w:val="27"/>
+        </w:rPr>
+      </w:pPr>
+      <w:r>
+        <w:rPr>
+          <w:rFonts w:ascii="Nirmala UI" w:hAnsi="Nirmala UI"/>
           <w:b/>
           <w:sz w:val="27"/>
           <w:szCs w:val="27"/>
@@ -1328,15 +1328,15 @@
         <w:spacing w:after="0"/>
         <w:ind w:left="360" w:hanging="360"/>
         <w:rPr>
-          <w:rFonts w:ascii="Mangal" w:hAnsi="Mangal"/>
-          <w:b/>
-          <w:sz w:val="27"/>
-          <w:szCs w:val="27"/>
-        </w:rPr>
-      </w:pPr>
-      <w:r>
-        <w:rPr>
-          <w:rFonts w:ascii="Mangal" w:hAnsi="Mangal"/>
+          <w:rFonts w:ascii="Nirmala UI" w:hAnsi="Nirmala UI"/>
+          <w:b/>
+          <w:sz w:val="27"/>
+          <w:szCs w:val="27"/>
+        </w:rPr>
+      </w:pPr>
+      <w:r>
+        <w:rPr>
+          <w:rFonts w:ascii="Nirmala UI" w:hAnsi="Nirmala UI"/>
           <w:b/>
           <w:sz w:val="27"/>
           <w:szCs w:val="27"/>
@@ -1345,7 +1345,7 @@
       </w:r>
       <w:r>
         <w:rPr>
-          <w:rFonts w:ascii="Mangal" w:hAnsi="Mangal"/>
+          <w:rFonts w:ascii="Nirmala UI" w:hAnsi="Nirmala UI"/>
           <w:sz w:val="29"/>
           <w:szCs w:val="29"/>
         </w:rPr>
@@ -1359,7 +1359,7 @@
         <w:ind w:left="-142"/>
         <w:jc w:val="center"/>
         <w:rPr>
-          <w:rFonts w:ascii="Mangal" w:hAnsi="Mangal"/>
+          <w:rFonts w:ascii="Nirmala UI" w:hAnsi="Nirmala UI"/>
           <w:b/>
           <w:bCs/>
           <w:sz w:val="32"/>
@@ -1368,7 +1368,7 @@
       </w:pPr>
       <w:r>
         <w:rPr>
-          <w:rFonts w:ascii="Mangal" w:hAnsi="Mangal"/>
+          <w:rFonts w:ascii="Nirmala UI" w:hAnsi="Nirmala UI"/>
           <w:b/>
           <w:color w:val="000000"/>
           <w:sz w:val="40"/>
@@ -1382,7 +1382,7 @@
         <w:spacing w:after="0" w:line="360" w:lineRule="atLeast"/>
         <w:jc w:val="center"/>
         <w:rPr>
-          <w:rFonts w:ascii="Mangal" w:eastAsia="SimSun" w:hAnsi="Mangal" w:cs="Times New Roman"/>
+          <w:rFonts w:ascii="Nirmala UI" w:eastAsia="SimSun" w:hAnsi="Nirmala UI" w:cs="Times New Roman"/>
           <w:b/>
           <w:color w:val="000000" w:themeColor="text1"/>
           <w:sz w:val="29"/>
@@ -1392,7 +1392,7 @@
       </w:pPr>
       <w:r>
         <w:rPr>
-          <w:rFonts w:ascii="Mangal" w:eastAsia="SimSun" w:hAnsi="Mangal" w:cs="Times New Roman"/>
+          <w:rFonts w:ascii="Nirmala UI" w:eastAsia="SimSun" w:hAnsi="Nirmala UI" w:cs="Times New Roman"/>
           <w:b/>
           <w:color w:val="000000" w:themeColor="text1"/>
           <w:sz w:val="29"/>
@@ -1406,7 +1406,7 @@
       <w:pPr>
         <w:spacing w:after="0" w:line="240" w:lineRule="auto"/>
         <w:rPr>
-          <w:rFonts w:ascii="Mangal" w:eastAsia="PMingLiU" w:hAnsi="Mangal" w:cs="Times New Roman"/>
+          <w:rFonts w:ascii="Nirmala UI" w:eastAsia="PMingLiU" w:hAnsi="Nirmala UI" w:cs="Times New Roman"/>
           <w:b/>
           <w:bCs/>
           <w:sz w:val="29"/>
@@ -1453,17 +1453,17 @@
             <w:pPr>
               <w:spacing w:after="0" w:line="240" w:lineRule="auto"/>
               <w:rPr>
-                <w:rFonts w:ascii="Mangal" w:eastAsia="PMingLiU" w:hAnsi="Mangal" w:cs="Times New Roman"/>
-                <w:sz w:val="29"/>
-                <w:szCs w:val="29"/>
+                <w:rFonts w:ascii="Nirmala UI" w:eastAsia="PMingLiU" w:hAnsi="Nirmala UI" w:cs="Times New Roman"/>
+                <w:sz w:val="26"/>
+                <w:szCs w:val="26"/>
                 <w:lang w:eastAsia="zh-HK"/>
               </w:rPr>
             </w:pPr>
             <w:r>
               <w:rPr>
-                <w:rFonts w:ascii="Mangal" w:eastAsia="PMingLiU" w:hAnsi="Mangal" w:cs="Times New Roman"/>
-                <w:sz w:val="29"/>
-                <w:szCs w:val="29"/>
+                <w:rFonts w:ascii="Nirmala UI" w:eastAsia="PMingLiU" w:hAnsi="Nirmala UI" w:cs="Times New Roman"/>
+                <w:sz w:val="26"/>
+                <w:szCs w:val="26"/>
                 <w:lang w:eastAsia="zh-HK"/>
               </w:rPr>
               <w:t xml:space="preserve">(क)</w:t>
@@ -1478,17 +1478,17 @@
             <w:pPr>
               <w:spacing w:after="0" w:line="240" w:lineRule="auto"/>
               <w:rPr>
-                <w:rFonts w:ascii="Mangal" w:eastAsia="PMingLiU" w:hAnsi="Mangal" w:cs="Times New Roman"/>
-                <w:sz w:val="29"/>
-                <w:szCs w:val="29"/>
+                <w:rFonts w:ascii="Nirmala UI" w:eastAsia="PMingLiU" w:hAnsi="Nirmala UI" w:cs="Times New Roman"/>
+                <w:sz w:val="26"/>
+                <w:szCs w:val="26"/>
                 <w:lang w:eastAsia="zh-HK"/>
               </w:rPr>
             </w:pPr>
             <w:r>
               <w:rPr>
-                <w:rFonts w:ascii="Mangal" w:eastAsia="PMingLiU" w:hAnsi="Mangal" w:cs="Times New Roman"/>
-                <w:sz w:val="29"/>
-                <w:szCs w:val="29"/>
+                <w:rFonts w:ascii="Nirmala UI" w:eastAsia="PMingLiU" w:hAnsi="Nirmala UI" w:cs="Times New Roman"/>
+                <w:sz w:val="26"/>
+                <w:szCs w:val="26"/>
                 <w:lang w:eastAsia="zh-HK"/>
               </w:rPr>
               <w:t xml:space="preserve">कम्पनीको अधिकृत पुँजी र शेयरको संख्या</w:t>
@@ -1498,9 +1498,9 @@
             <w:pPr>
               <w:spacing w:after="0" w:line="240" w:lineRule="auto"/>
               <w:rPr>
-                <w:rFonts w:ascii="Mangal" w:eastAsia="PMingLiU" w:hAnsi="Mangal" w:cs="Times New Roman"/>
-                <w:sz w:val="29"/>
-                <w:szCs w:val="29"/>
+                <w:rFonts w:ascii="Nirmala UI" w:eastAsia="PMingLiU" w:hAnsi="Nirmala UI" w:cs="Times New Roman"/>
+                <w:sz w:val="26"/>
+                <w:szCs w:val="26"/>
                 <w:lang w:eastAsia="zh-HK"/>
               </w:rPr>
             </w:pPr>
@@ -1514,17 +1514,17 @@
             <w:pPr>
               <w:spacing w:after="0" w:line="240" w:lineRule="auto"/>
               <w:rPr>
-                <w:rFonts w:ascii="Mangal" w:eastAsia="PMingLiU" w:hAnsi="Mangal" w:cs="Times New Roman"/>
-                <w:sz w:val="29"/>
-                <w:szCs w:val="29"/>
+                <w:rFonts w:ascii="Nirmala UI" w:eastAsia="PMingLiU" w:hAnsi="Nirmala UI" w:cs="Times New Roman"/>
+                <w:sz w:val="26"/>
+                <w:szCs w:val="26"/>
                 <w:lang w:eastAsia="zh-HK"/>
               </w:rPr>
             </w:pPr>
             <w:r>
               <w:rPr>
-                <w:rFonts w:ascii="Mangal" w:eastAsia="PMingLiU" w:hAnsi="Mangal" w:cs="Times New Roman"/>
-                <w:sz w:val="29"/>
-                <w:szCs w:val="29"/>
+                <w:rFonts w:ascii="Nirmala UI" w:eastAsia="PMingLiU" w:hAnsi="Nirmala UI" w:cs="Times New Roman"/>
+                <w:sz w:val="26"/>
+                <w:szCs w:val="26"/>
                 <w:lang w:eastAsia="zh-HK"/>
               </w:rPr>
               <w:t xml:space="preserve">(क)</w:t>
@@ -1539,17 +1539,17 @@
             <w:pPr>
               <w:spacing w:after="0" w:line="240" w:lineRule="auto"/>
               <w:rPr>
-                <w:rFonts w:ascii="Mangal" w:eastAsia="PMingLiU" w:hAnsi="Mangal" w:cs="Times New Roman"/>
-                <w:sz w:val="29"/>
-                <w:szCs w:val="29"/>
+                <w:rFonts w:ascii="Nirmala UI" w:eastAsia="PMingLiU" w:hAnsi="Nirmala UI" w:cs="Times New Roman"/>
+                <w:sz w:val="26"/>
+                <w:szCs w:val="26"/>
                 <w:lang w:eastAsia="zh-HK"/>
               </w:rPr>
             </w:pPr>
             <w:r>
               <w:rPr>
-                <w:rFonts w:ascii="Mangal" w:eastAsia="PMingLiU" w:hAnsi="Mangal" w:cs="Times New Roman"/>
-                <w:sz w:val="29"/>
-                <w:szCs w:val="29"/>
+                <w:rFonts w:ascii="Nirmala UI" w:eastAsia="PMingLiU" w:hAnsi="Nirmala UI" w:cs="Times New Roman"/>
+                <w:sz w:val="26"/>
+                <w:szCs w:val="26"/>
                 <w:lang w:eastAsia="zh-HK"/>
               </w:rPr>
               <w:t xml:space="preserve">अधिकृत पुँजी रु {{authorizedCapital}} र शेयर संख्या २५,००० थान</w:t>
@@ -1569,17 +1569,17 @@
             <w:pPr>
               <w:spacing w:after="0" w:line="240" w:lineRule="auto"/>
               <w:rPr>
-                <w:rFonts w:ascii="Mangal" w:eastAsia="PMingLiU" w:hAnsi="Mangal" w:cs="Times New Roman"/>
-                <w:sz w:val="29"/>
-                <w:szCs w:val="29"/>
+                <w:rFonts w:ascii="Nirmala UI" w:eastAsia="PMingLiU" w:hAnsi="Nirmala UI" w:cs="Times New Roman"/>
+                <w:sz w:val="26"/>
+                <w:szCs w:val="26"/>
                 <w:lang w:eastAsia="zh-HK"/>
               </w:rPr>
             </w:pPr>
             <w:r>
               <w:rPr>
-                <w:rFonts w:ascii="Mangal" w:eastAsia="PMingLiU" w:hAnsi="Mangal" w:cs="Times New Roman"/>
-                <w:sz w:val="29"/>
-                <w:szCs w:val="29"/>
+                <w:rFonts w:ascii="Nirmala UI" w:eastAsia="PMingLiU" w:hAnsi="Nirmala UI" w:cs="Times New Roman"/>
+                <w:sz w:val="26"/>
+                <w:szCs w:val="26"/>
                 <w:lang w:eastAsia="zh-HK"/>
               </w:rPr>
               <w:t xml:space="preserve">(ख)</w:t>
@@ -1594,17 +1594,17 @@
             <w:pPr>
               <w:spacing w:after="0" w:line="240" w:lineRule="auto"/>
               <w:rPr>
-                <w:rFonts w:ascii="Mangal" w:eastAsia="PMingLiU" w:hAnsi="Mangal" w:cs="Times New Roman"/>
-                <w:sz w:val="29"/>
-                <w:szCs w:val="29"/>
+                <w:rFonts w:ascii="Nirmala UI" w:eastAsia="PMingLiU" w:hAnsi="Nirmala UI" w:cs="Times New Roman"/>
+                <w:sz w:val="26"/>
+                <w:szCs w:val="26"/>
                 <w:lang w:eastAsia="zh-HK"/>
               </w:rPr>
             </w:pPr>
             <w:r>
               <w:rPr>
-                <w:rFonts w:ascii="Mangal" w:eastAsia="PMingLiU" w:hAnsi="Mangal" w:cs="Times New Roman"/>
-                <w:sz w:val="29"/>
-                <w:szCs w:val="29"/>
+                <w:rFonts w:ascii="Nirmala UI" w:eastAsia="PMingLiU" w:hAnsi="Nirmala UI" w:cs="Times New Roman"/>
+                <w:sz w:val="26"/>
+                <w:szCs w:val="26"/>
                 <w:lang w:eastAsia="zh-HK"/>
               </w:rPr>
               <w:t xml:space="preserve">कम्पनीको जारी शेयर पुँजी</w:t>
@@ -1614,9 +1614,9 @@
             <w:pPr>
               <w:spacing w:after="0" w:line="240" w:lineRule="auto"/>
               <w:rPr>
-                <w:rFonts w:ascii="Mangal" w:eastAsia="PMingLiU" w:hAnsi="Mangal" w:cs="Times New Roman"/>
-                <w:sz w:val="29"/>
-                <w:szCs w:val="29"/>
+                <w:rFonts w:ascii="Nirmala UI" w:eastAsia="PMingLiU" w:hAnsi="Nirmala UI" w:cs="Times New Roman"/>
+                <w:sz w:val="26"/>
+                <w:szCs w:val="26"/>
                 <w:lang w:eastAsia="zh-HK"/>
               </w:rPr>
             </w:pPr>
@@ -1630,17 +1630,17 @@
             <w:pPr>
               <w:spacing w:after="0" w:line="240" w:lineRule="auto"/>
               <w:rPr>
-                <w:rFonts w:ascii="Mangal" w:eastAsia="PMingLiU" w:hAnsi="Mangal" w:cs="Times New Roman"/>
-                <w:sz w:val="29"/>
-                <w:szCs w:val="29"/>
+                <w:rFonts w:ascii="Nirmala UI" w:eastAsia="PMingLiU" w:hAnsi="Nirmala UI" w:cs="Times New Roman"/>
+                <w:sz w:val="26"/>
+                <w:szCs w:val="26"/>
                 <w:lang w:eastAsia="zh-HK"/>
               </w:rPr>
             </w:pPr>
             <w:r>
               <w:rPr>
-                <w:rFonts w:ascii="Mangal" w:eastAsia="PMingLiU" w:hAnsi="Mangal" w:cs="Times New Roman"/>
-                <w:sz w:val="29"/>
-                <w:szCs w:val="29"/>
+                <w:rFonts w:ascii="Nirmala UI" w:eastAsia="PMingLiU" w:hAnsi="Nirmala UI" w:cs="Times New Roman"/>
+                <w:sz w:val="26"/>
+                <w:szCs w:val="26"/>
                 <w:lang w:eastAsia="zh-HK"/>
               </w:rPr>
               <w:t xml:space="preserve">(ख)</w:t>
@@ -1655,17 +1655,17 @@
             <w:pPr>
               <w:spacing w:after="0" w:line="240" w:lineRule="auto"/>
               <w:rPr>
-                <w:rFonts w:ascii="Mangal" w:eastAsia="PMingLiU" w:hAnsi="Mangal" w:cs="Times New Roman"/>
-                <w:sz w:val="29"/>
-                <w:szCs w:val="29"/>
+                <w:rFonts w:ascii="Nirmala UI" w:eastAsia="PMingLiU" w:hAnsi="Nirmala UI" w:cs="Times New Roman"/>
+                <w:sz w:val="26"/>
+                <w:szCs w:val="26"/>
                 <w:lang w:eastAsia="zh-HK"/>
               </w:rPr>
             </w:pPr>
             <w:r>
               <w:rPr>
-                <w:rFonts w:ascii="Mangal" w:eastAsia="PMingLiU" w:hAnsi="Mangal" w:cs="Times New Roman"/>
-                <w:sz w:val="29"/>
-                <w:szCs w:val="29"/>
+                <w:rFonts w:ascii="Nirmala UI" w:eastAsia="PMingLiU" w:hAnsi="Nirmala UI" w:cs="Times New Roman"/>
+                <w:sz w:val="26"/>
+                <w:szCs w:val="26"/>
                 <w:lang w:eastAsia="zh-HK"/>
               </w:rPr>
               <w:t xml:space="preserve">रु {{issuedCapital}} र शेयर संख्या २५,००० थान</w:t>
@@ -1685,17 +1685,17 @@
             <w:pPr>
               <w:spacing w:after="0" w:line="240" w:lineRule="auto"/>
               <w:rPr>
-                <w:rFonts w:ascii="Mangal" w:eastAsia="PMingLiU" w:hAnsi="Mangal" w:cs="Times New Roman"/>
-                <w:sz w:val="29"/>
-                <w:szCs w:val="29"/>
+                <w:rFonts w:ascii="Nirmala UI" w:eastAsia="PMingLiU" w:hAnsi="Nirmala UI" w:cs="Times New Roman"/>
+                <w:sz w:val="26"/>
+                <w:szCs w:val="26"/>
                 <w:lang w:eastAsia="zh-HK"/>
               </w:rPr>
             </w:pPr>
             <w:r>
               <w:rPr>
-                <w:rFonts w:ascii="Mangal" w:eastAsia="PMingLiU" w:hAnsi="Mangal" w:cs="Times New Roman"/>
-                <w:sz w:val="29"/>
-                <w:szCs w:val="29"/>
+                <w:rFonts w:ascii="Nirmala UI" w:eastAsia="PMingLiU" w:hAnsi="Nirmala UI" w:cs="Times New Roman"/>
+                <w:sz w:val="26"/>
+                <w:szCs w:val="26"/>
                 <w:lang w:eastAsia="zh-HK"/>
               </w:rPr>
               <w:t xml:space="preserve">(ग) </w:t>
@@ -1710,17 +1710,17 @@
             <w:pPr>
               <w:spacing w:after="0" w:line="240" w:lineRule="auto"/>
               <w:rPr>
-                <w:rFonts w:ascii="Mangal" w:eastAsia="PMingLiU" w:hAnsi="Mangal" w:cs="Times New Roman"/>
-                <w:sz w:val="29"/>
-                <w:szCs w:val="29"/>
+                <w:rFonts w:ascii="Nirmala UI" w:eastAsia="PMingLiU" w:hAnsi="Nirmala UI" w:cs="Times New Roman"/>
+                <w:sz w:val="26"/>
+                <w:szCs w:val="26"/>
                 <w:lang w:eastAsia="zh-HK"/>
               </w:rPr>
             </w:pPr>
             <w:r>
               <w:rPr>
-                <w:rFonts w:ascii="Mangal" w:eastAsia="PMingLiU" w:hAnsi="Mangal" w:cs="Times New Roman"/>
-                <w:sz w:val="29"/>
-                <w:szCs w:val="29"/>
+                <w:rFonts w:ascii="Nirmala UI" w:eastAsia="PMingLiU" w:hAnsi="Nirmala UI" w:cs="Times New Roman"/>
+                <w:sz w:val="26"/>
+                <w:szCs w:val="26"/>
                 <w:lang w:eastAsia="zh-HK"/>
               </w:rPr>
               <w:t xml:space="preserve">कम्पनीको चुक्तापूँजी</w:t>
@@ -1730,9 +1730,9 @@
             <w:pPr>
               <w:spacing w:after="0" w:line="240" w:lineRule="auto"/>
               <w:rPr>
-                <w:rFonts w:ascii="Mangal" w:eastAsia="PMingLiU" w:hAnsi="Mangal" w:cs="Times New Roman"/>
-                <w:sz w:val="29"/>
-                <w:szCs w:val="29"/>
+                <w:rFonts w:ascii="Nirmala UI" w:eastAsia="PMingLiU" w:hAnsi="Nirmala UI" w:cs="Times New Roman"/>
+                <w:sz w:val="26"/>
+                <w:szCs w:val="26"/>
                 <w:lang w:eastAsia="zh-HK"/>
               </w:rPr>
             </w:pPr>
@@ -1746,17 +1746,17 @@
             <w:pPr>
               <w:spacing w:after="0" w:line="240" w:lineRule="auto"/>
               <w:rPr>
-                <w:rFonts w:ascii="Mangal" w:eastAsia="PMingLiU" w:hAnsi="Mangal" w:cs="Times New Roman"/>
-                <w:sz w:val="29"/>
-                <w:szCs w:val="29"/>
+                <w:rFonts w:ascii="Nirmala UI" w:eastAsia="PMingLiU" w:hAnsi="Nirmala UI" w:cs="Times New Roman"/>
+                <w:sz w:val="26"/>
+                <w:szCs w:val="26"/>
                 <w:lang w:eastAsia="zh-HK"/>
               </w:rPr>
             </w:pPr>
             <w:r>
               <w:rPr>
-                <w:rFonts w:ascii="Mangal" w:eastAsia="PMingLiU" w:hAnsi="Mangal" w:cs="Times New Roman"/>
-                <w:sz w:val="29"/>
-                <w:szCs w:val="29"/>
+                <w:rFonts w:ascii="Nirmala UI" w:eastAsia="PMingLiU" w:hAnsi="Nirmala UI" w:cs="Times New Roman"/>
+                <w:sz w:val="26"/>
+                <w:szCs w:val="26"/>
                 <w:lang w:eastAsia="zh-HK"/>
               </w:rPr>
               <w:t xml:space="preserve">(ग)</w:t>
@@ -1771,17 +1771,17 @@
             <w:pPr>
               <w:spacing w:after="0" w:line="240" w:lineRule="auto"/>
               <w:rPr>
-                <w:rFonts w:ascii="Mangal" w:eastAsia="PMingLiU" w:hAnsi="Mangal" w:cs="Times New Roman"/>
-                <w:sz w:val="29"/>
-                <w:szCs w:val="29"/>
+                <w:rFonts w:ascii="Nirmala UI" w:eastAsia="PMingLiU" w:hAnsi="Nirmala UI" w:cs="Times New Roman"/>
+                <w:sz w:val="26"/>
+                <w:szCs w:val="26"/>
                 <w:lang w:eastAsia="zh-HK"/>
               </w:rPr>
             </w:pPr>
             <w:r>
               <w:rPr>
-                <w:rFonts w:ascii="Mangal" w:eastAsia="PMingLiU" w:hAnsi="Mangal" w:cs="Times New Roman"/>
-                <w:sz w:val="29"/>
-                <w:szCs w:val="29"/>
+                <w:rFonts w:ascii="Nirmala UI" w:eastAsia="PMingLiU" w:hAnsi="Nirmala UI" w:cs="Times New Roman"/>
+                <w:sz w:val="26"/>
+                <w:szCs w:val="26"/>
                 <w:lang w:eastAsia="zh-HK"/>
               </w:rPr>
               <w:t xml:space="preserve">रु {{paidUpCapital}} र शेयर संख्या २५,००० थान</w:t>
@@ -1801,17 +1801,17 @@
             <w:pPr>
               <w:spacing w:after="0" w:line="240" w:lineRule="auto"/>
               <w:rPr>
-                <w:rFonts w:ascii="Mangal" w:eastAsia="PMingLiU" w:hAnsi="Mangal" w:cs="Times New Roman"/>
-                <w:sz w:val="29"/>
-                <w:szCs w:val="29"/>
+                <w:rFonts w:ascii="Nirmala UI" w:eastAsia="PMingLiU" w:hAnsi="Nirmala UI" w:cs="Times New Roman"/>
+                <w:sz w:val="26"/>
+                <w:szCs w:val="26"/>
                 <w:lang w:eastAsia="zh-HK"/>
               </w:rPr>
             </w:pPr>
             <w:r>
               <w:rPr>
-                <w:rFonts w:ascii="Mangal" w:eastAsia="PMingLiU" w:hAnsi="Mangal" w:cs="Times New Roman"/>
-                <w:sz w:val="29"/>
-                <w:szCs w:val="29"/>
+                <w:rFonts w:ascii="Nirmala UI" w:eastAsia="PMingLiU" w:hAnsi="Nirmala UI" w:cs="Times New Roman"/>
+                <w:sz w:val="26"/>
+                <w:szCs w:val="26"/>
                 <w:lang w:eastAsia="zh-HK"/>
               </w:rPr>
               <w:t xml:space="preserve">(घ)</w:t>
@@ -1826,17 +1826,17 @@
             <w:pPr>
               <w:spacing w:after="0" w:line="240" w:lineRule="auto"/>
               <w:rPr>
-                <w:rFonts w:ascii="Mangal" w:eastAsia="PMingLiU" w:hAnsi="Mangal" w:cs="Times New Roman"/>
-                <w:sz w:val="29"/>
-                <w:szCs w:val="29"/>
+                <w:rFonts w:ascii="Nirmala UI" w:eastAsia="PMingLiU" w:hAnsi="Nirmala UI" w:cs="Times New Roman"/>
+                <w:sz w:val="26"/>
+                <w:szCs w:val="26"/>
                 <w:lang w:eastAsia="zh-HK"/>
               </w:rPr>
             </w:pPr>
             <w:r>
               <w:rPr>
-                <w:rFonts w:ascii="Mangal" w:eastAsia="PMingLiU" w:hAnsi="Mangal" w:cs="Times New Roman"/>
-                <w:sz w:val="29"/>
-                <w:szCs w:val="29"/>
+                <w:rFonts w:ascii="Nirmala UI" w:eastAsia="PMingLiU" w:hAnsi="Nirmala UI" w:cs="Times New Roman"/>
+                <w:sz w:val="26"/>
+                <w:szCs w:val="26"/>
                 <w:lang w:eastAsia="zh-HK"/>
               </w:rPr>
               <w:t xml:space="preserve">शेयर पिच्छे माग भएको रकम</w:t>
@@ -1846,9 +1846,9 @@
             <w:pPr>
               <w:spacing w:after="0" w:line="240" w:lineRule="auto"/>
               <w:rPr>
-                <w:rFonts w:ascii="Mangal" w:eastAsia="PMingLiU" w:hAnsi="Mangal" w:cs="Times New Roman"/>
-                <w:sz w:val="29"/>
-                <w:szCs w:val="29"/>
+                <w:rFonts w:ascii="Nirmala UI" w:eastAsia="PMingLiU" w:hAnsi="Nirmala UI" w:cs="Times New Roman"/>
+                <w:sz w:val="26"/>
+                <w:szCs w:val="26"/>
                 <w:lang w:eastAsia="zh-HK"/>
               </w:rPr>
             </w:pPr>
@@ -1862,17 +1862,17 @@
             <w:pPr>
               <w:spacing w:after="0" w:line="240" w:lineRule="auto"/>
               <w:rPr>
-                <w:rFonts w:ascii="Mangal" w:eastAsia="PMingLiU" w:hAnsi="Mangal" w:cs="Times New Roman"/>
-                <w:sz w:val="29"/>
-                <w:szCs w:val="29"/>
+                <w:rFonts w:ascii="Nirmala UI" w:eastAsia="PMingLiU" w:hAnsi="Nirmala UI" w:cs="Times New Roman"/>
+                <w:sz w:val="26"/>
+                <w:szCs w:val="26"/>
                 <w:lang w:eastAsia="zh-HK"/>
               </w:rPr>
             </w:pPr>
             <w:r>
               <w:rPr>
-                <w:rFonts w:ascii="Mangal" w:eastAsia="PMingLiU" w:hAnsi="Mangal" w:cs="Times New Roman"/>
-                <w:sz w:val="29"/>
-                <w:szCs w:val="29"/>
+                <w:rFonts w:ascii="Nirmala UI" w:eastAsia="PMingLiU" w:hAnsi="Nirmala UI" w:cs="Times New Roman"/>
+                <w:sz w:val="26"/>
+                <w:szCs w:val="26"/>
                 <w:lang w:eastAsia="zh-HK"/>
               </w:rPr>
               <w:t xml:space="preserve">(घ)</w:t>
@@ -1887,17 +1887,17 @@
             <w:pPr>
               <w:spacing w:after="0" w:line="240" w:lineRule="auto"/>
               <w:rPr>
-                <w:rFonts w:ascii="Mangal" w:eastAsia="PMingLiU" w:hAnsi="Mangal" w:cs="Times New Roman"/>
-                <w:sz w:val="29"/>
-                <w:szCs w:val="29"/>
+                <w:rFonts w:ascii="Nirmala UI" w:eastAsia="PMingLiU" w:hAnsi="Nirmala UI" w:cs="Times New Roman"/>
+                <w:sz w:val="26"/>
+                <w:szCs w:val="26"/>
                 <w:lang w:eastAsia="zh-HK"/>
               </w:rPr>
             </w:pPr>
             <w:r>
               <w:rPr>
-                <w:rFonts w:ascii="Mangal" w:eastAsia="PMingLiU" w:hAnsi="Mangal" w:cs="Times New Roman"/>
-                <w:sz w:val="29"/>
-                <w:szCs w:val="29"/>
+                <w:rFonts w:ascii="Nirmala UI" w:eastAsia="PMingLiU" w:hAnsi="Nirmala UI" w:cs="Times New Roman"/>
+                <w:sz w:val="26"/>
+                <w:szCs w:val="26"/>
                 <w:lang w:eastAsia="zh-HK"/>
               </w:rPr>
               <w:t xml:space="preserve">रु १००।–</w:t>
@@ -1917,17 +1917,17 @@
             <w:pPr>
               <w:spacing w:after="0" w:line="240" w:lineRule="auto"/>
               <w:rPr>
-                <w:rFonts w:ascii="Mangal" w:eastAsia="PMingLiU" w:hAnsi="Mangal" w:cs="Times New Roman"/>
-                <w:sz w:val="29"/>
-                <w:szCs w:val="29"/>
+                <w:rFonts w:ascii="Nirmala UI" w:eastAsia="PMingLiU" w:hAnsi="Nirmala UI" w:cs="Times New Roman"/>
+                <w:sz w:val="26"/>
+                <w:szCs w:val="26"/>
                 <w:lang w:eastAsia="zh-HK"/>
               </w:rPr>
             </w:pPr>
             <w:r>
               <w:rPr>
-                <w:rFonts w:ascii="Mangal" w:eastAsia="PMingLiU" w:hAnsi="Mangal" w:cs="Times New Roman"/>
-                <w:sz w:val="29"/>
-                <w:szCs w:val="29"/>
+                <w:rFonts w:ascii="Nirmala UI" w:eastAsia="PMingLiU" w:hAnsi="Nirmala UI" w:cs="Times New Roman"/>
+                <w:sz w:val="26"/>
+                <w:szCs w:val="26"/>
                 <w:lang w:eastAsia="zh-HK"/>
               </w:rPr>
               <w:t xml:space="preserve">(ङ)</w:t>
@@ -1942,17 +1942,17 @@
             <w:pPr>
               <w:spacing w:after="0" w:line="240" w:lineRule="auto"/>
               <w:rPr>
-                <w:rFonts w:ascii="Mangal" w:eastAsia="PMingLiU" w:hAnsi="Mangal" w:cs="Times New Roman"/>
-                <w:sz w:val="29"/>
-                <w:szCs w:val="29"/>
+                <w:rFonts w:ascii="Nirmala UI" w:eastAsia="PMingLiU" w:hAnsi="Nirmala UI" w:cs="Times New Roman"/>
+                <w:sz w:val="26"/>
+                <w:szCs w:val="26"/>
                 <w:lang w:eastAsia="zh-HK"/>
               </w:rPr>
             </w:pPr>
             <w:r>
               <w:rPr>
-                <w:rFonts w:ascii="Mangal" w:eastAsia="PMingLiU" w:hAnsi="Mangal" w:cs="Times New Roman"/>
-                <w:sz w:val="29"/>
-                <w:szCs w:val="29"/>
+                <w:rFonts w:ascii="Nirmala UI" w:eastAsia="PMingLiU" w:hAnsi="Nirmala UI" w:cs="Times New Roman"/>
+                <w:sz w:val="26"/>
+                <w:szCs w:val="26"/>
                 <w:lang w:eastAsia="zh-HK"/>
               </w:rPr>
               <w:t xml:space="preserve">किस्ता असुल भएको जम्मा रकम</w:t>
@@ -1962,9 +1962,9 @@
             <w:pPr>
               <w:spacing w:after="0" w:line="240" w:lineRule="auto"/>
               <w:rPr>
-                <w:rFonts w:ascii="Mangal" w:eastAsia="PMingLiU" w:hAnsi="Mangal" w:cs="Times New Roman"/>
-                <w:sz w:val="29"/>
-                <w:szCs w:val="29"/>
+                <w:rFonts w:ascii="Nirmala UI" w:eastAsia="PMingLiU" w:hAnsi="Nirmala UI" w:cs="Times New Roman"/>
+                <w:sz w:val="26"/>
+                <w:szCs w:val="26"/>
                 <w:lang w:eastAsia="zh-HK"/>
               </w:rPr>
             </w:pPr>
@@ -1978,17 +1978,17 @@
             <w:pPr>
               <w:spacing w:after="0" w:line="240" w:lineRule="auto"/>
               <w:rPr>
-                <w:rFonts w:ascii="Mangal" w:eastAsia="PMingLiU" w:hAnsi="Mangal" w:cs="Times New Roman"/>
-                <w:sz w:val="29"/>
-                <w:szCs w:val="29"/>
+                <w:rFonts w:ascii="Nirmala UI" w:eastAsia="PMingLiU" w:hAnsi="Nirmala UI" w:cs="Times New Roman"/>
+                <w:sz w:val="26"/>
+                <w:szCs w:val="26"/>
                 <w:lang w:eastAsia="zh-HK"/>
               </w:rPr>
             </w:pPr>
             <w:r>
               <w:rPr>
-                <w:rFonts w:ascii="Mangal" w:eastAsia="PMingLiU" w:hAnsi="Mangal" w:cs="Times New Roman"/>
-                <w:sz w:val="29"/>
-                <w:szCs w:val="29"/>
+                <w:rFonts w:ascii="Nirmala UI" w:eastAsia="PMingLiU" w:hAnsi="Nirmala UI" w:cs="Times New Roman"/>
+                <w:sz w:val="26"/>
+                <w:szCs w:val="26"/>
                 <w:lang w:eastAsia="zh-HK"/>
               </w:rPr>
               <w:t xml:space="preserve">(ङ)</w:t>
@@ -2003,17 +2003,17 @@
             <w:pPr>
               <w:spacing w:after="0" w:line="240" w:lineRule="auto"/>
               <w:rPr>
-                <w:rFonts w:ascii="Mangal" w:eastAsia="PMingLiU" w:hAnsi="Mangal" w:cs="Times New Roman"/>
-                <w:sz w:val="29"/>
-                <w:szCs w:val="29"/>
+                <w:rFonts w:ascii="Nirmala UI" w:eastAsia="PMingLiU" w:hAnsi="Nirmala UI" w:cs="Times New Roman"/>
+                <w:sz w:val="26"/>
+                <w:szCs w:val="26"/>
                 <w:lang w:eastAsia="zh-HK"/>
               </w:rPr>
             </w:pPr>
             <w:r>
               <w:rPr>
-                <w:rFonts w:ascii="Mangal" w:eastAsia="PMingLiU" w:hAnsi="Mangal" w:cs="Times New Roman"/>
-                <w:sz w:val="29"/>
-                <w:szCs w:val="29"/>
+                <w:rFonts w:ascii="Nirmala UI" w:eastAsia="PMingLiU" w:hAnsi="Nirmala UI" w:cs="Times New Roman"/>
+                <w:sz w:val="26"/>
+                <w:szCs w:val="26"/>
                 <w:lang w:eastAsia="zh-HK"/>
               </w:rPr>
               <w:t xml:space="preserve">रु {{paidUpCapital}}</w:t>
@@ -2033,17 +2033,17 @@
             <w:pPr>
               <w:spacing w:after="0" w:line="240" w:lineRule="auto"/>
               <w:rPr>
-                <w:rFonts w:ascii="Mangal" w:eastAsia="PMingLiU" w:hAnsi="Mangal" w:cs="Times New Roman"/>
-                <w:sz w:val="29"/>
-                <w:szCs w:val="29"/>
+                <w:rFonts w:ascii="Nirmala UI" w:eastAsia="PMingLiU" w:hAnsi="Nirmala UI" w:cs="Times New Roman"/>
+                <w:sz w:val="26"/>
+                <w:szCs w:val="26"/>
                 <w:lang w:eastAsia="zh-HK"/>
               </w:rPr>
             </w:pPr>
             <w:r>
               <w:rPr>
-                <w:rFonts w:ascii="Mangal" w:eastAsia="PMingLiU" w:hAnsi="Mangal" w:cs="Times New Roman"/>
-                <w:sz w:val="29"/>
-                <w:szCs w:val="29"/>
+                <w:rFonts w:ascii="Nirmala UI" w:eastAsia="PMingLiU" w:hAnsi="Nirmala UI" w:cs="Times New Roman"/>
+                <w:sz w:val="26"/>
+                <w:szCs w:val="26"/>
                 <w:lang w:eastAsia="zh-HK"/>
               </w:rPr>
               <w:t xml:space="preserve">(च)</w:t>
@@ -2058,17 +2058,17 @@
             <w:pPr>
               <w:spacing w:after="0" w:line="240" w:lineRule="auto"/>
               <w:rPr>
-                <w:rFonts w:ascii="Mangal" w:eastAsia="PMingLiU" w:hAnsi="Mangal" w:cs="Times New Roman"/>
-                <w:sz w:val="29"/>
-                <w:szCs w:val="29"/>
+                <w:rFonts w:ascii="Nirmala UI" w:eastAsia="PMingLiU" w:hAnsi="Nirmala UI" w:cs="Times New Roman"/>
+                <w:sz w:val="26"/>
+                <w:szCs w:val="26"/>
                 <w:lang w:eastAsia="zh-HK"/>
               </w:rPr>
             </w:pPr>
             <w:r>
               <w:rPr>
-                <w:rFonts w:ascii="Mangal" w:eastAsia="PMingLiU" w:hAnsi="Mangal" w:cs="Times New Roman"/>
-                <w:sz w:val="29"/>
-                <w:szCs w:val="29"/>
+                <w:rFonts w:ascii="Nirmala UI" w:eastAsia="PMingLiU" w:hAnsi="Nirmala UI" w:cs="Times New Roman"/>
+                <w:sz w:val="26"/>
+                <w:szCs w:val="26"/>
                 <w:lang w:eastAsia="zh-HK"/>
               </w:rPr>
               <w:t xml:space="preserve">असुल हुन बाँकी रहेको जम्मा रकम</w:t>
@@ -2078,9 +2078,9 @@
             <w:pPr>
               <w:spacing w:after="0" w:line="240" w:lineRule="auto"/>
               <w:rPr>
-                <w:rFonts w:ascii="Mangal" w:eastAsia="PMingLiU" w:hAnsi="Mangal" w:cs="Times New Roman"/>
-                <w:sz w:val="29"/>
-                <w:szCs w:val="29"/>
+                <w:rFonts w:ascii="Nirmala UI" w:eastAsia="PMingLiU" w:hAnsi="Nirmala UI" w:cs="Times New Roman"/>
+                <w:sz w:val="26"/>
+                <w:szCs w:val="26"/>
                 <w:lang w:eastAsia="zh-HK"/>
               </w:rPr>
             </w:pPr>
@@ -2094,17 +2094,17 @@
             <w:pPr>
               <w:spacing w:after="0" w:line="240" w:lineRule="auto"/>
               <w:rPr>
-                <w:rFonts w:ascii="Mangal" w:eastAsia="PMingLiU" w:hAnsi="Mangal" w:cs="Times New Roman"/>
-                <w:sz w:val="29"/>
-                <w:szCs w:val="29"/>
+                <w:rFonts w:ascii="Nirmala UI" w:eastAsia="PMingLiU" w:hAnsi="Nirmala UI" w:cs="Times New Roman"/>
+                <w:sz w:val="26"/>
+                <w:szCs w:val="26"/>
                 <w:lang w:eastAsia="zh-HK"/>
               </w:rPr>
             </w:pPr>
             <w:r>
               <w:rPr>
-                <w:rFonts w:ascii="Mangal" w:eastAsia="PMingLiU" w:hAnsi="Mangal" w:cs="Times New Roman"/>
-                <w:sz w:val="29"/>
-                <w:szCs w:val="29"/>
+                <w:rFonts w:ascii="Nirmala UI" w:eastAsia="PMingLiU" w:hAnsi="Nirmala UI" w:cs="Times New Roman"/>
+                <w:sz w:val="26"/>
+                <w:szCs w:val="26"/>
                 <w:lang w:eastAsia="zh-HK"/>
               </w:rPr>
               <w:t xml:space="preserve">(च)</w:t>
@@ -2119,17 +2119,17 @@
             <w:pPr>
               <w:spacing w:after="0" w:line="240" w:lineRule="auto"/>
               <w:rPr>
-                <w:rFonts w:ascii="Mangal" w:eastAsia="PMingLiU" w:hAnsi="Mangal" w:cs="Times New Roman"/>
-                <w:sz w:val="29"/>
-                <w:szCs w:val="29"/>
+                <w:rFonts w:ascii="Nirmala UI" w:eastAsia="PMingLiU" w:hAnsi="Nirmala UI" w:cs="Times New Roman"/>
+                <w:sz w:val="26"/>
+                <w:szCs w:val="26"/>
                 <w:lang w:eastAsia="zh-HK"/>
               </w:rPr>
             </w:pPr>
             <w:r>
               <w:rPr>
-                <w:rFonts w:ascii="Mangal" w:eastAsia="PMingLiU" w:hAnsi="Mangal" w:cs="Times New Roman"/>
-                <w:sz w:val="29"/>
-                <w:szCs w:val="29"/>
+                <w:rFonts w:ascii="Nirmala UI" w:eastAsia="PMingLiU" w:hAnsi="Nirmala UI" w:cs="Times New Roman"/>
+                <w:sz w:val="26"/>
+                <w:szCs w:val="26"/>
                 <w:lang w:eastAsia="zh-HK"/>
               </w:rPr>
               <w:t xml:space="preserve">छैन ।</w:t>
@@ -2149,17 +2149,17 @@
             <w:pPr>
               <w:spacing w:after="0" w:line="240" w:lineRule="auto"/>
               <w:rPr>
-                <w:rFonts w:ascii="Mangal" w:eastAsia="PMingLiU" w:hAnsi="Mangal" w:cs="Times New Roman"/>
-                <w:sz w:val="29"/>
-                <w:szCs w:val="29"/>
+                <w:rFonts w:ascii="Nirmala UI" w:eastAsia="PMingLiU" w:hAnsi="Nirmala UI" w:cs="Times New Roman"/>
+                <w:sz w:val="26"/>
+                <w:szCs w:val="26"/>
                 <w:lang w:eastAsia="zh-HK"/>
               </w:rPr>
             </w:pPr>
             <w:r>
               <w:rPr>
-                <w:rFonts w:ascii="Mangal" w:eastAsia="PMingLiU" w:hAnsi="Mangal" w:cs="Times New Roman"/>
-                <w:sz w:val="29"/>
-                <w:szCs w:val="29"/>
+                <w:rFonts w:ascii="Nirmala UI" w:eastAsia="PMingLiU" w:hAnsi="Nirmala UI" w:cs="Times New Roman"/>
+                <w:sz w:val="26"/>
+                <w:szCs w:val="26"/>
                 <w:lang w:eastAsia="zh-HK"/>
               </w:rPr>
               <w:t xml:space="preserve">(छ)</w:t>
@@ -2174,17 +2174,17 @@
             <w:pPr>
               <w:spacing w:after="0" w:line="240" w:lineRule="auto"/>
               <w:rPr>
-                <w:rFonts w:ascii="Mangal" w:eastAsia="PMingLiU" w:hAnsi="Mangal" w:cs="Times New Roman"/>
-                <w:sz w:val="29"/>
-                <w:szCs w:val="29"/>
+                <w:rFonts w:ascii="Nirmala UI" w:eastAsia="PMingLiU" w:hAnsi="Nirmala UI" w:cs="Times New Roman"/>
+                <w:sz w:val="26"/>
+                <w:szCs w:val="26"/>
                 <w:lang w:eastAsia="zh-HK"/>
               </w:rPr>
             </w:pPr>
             <w:r>
               <w:rPr>
-                <w:rFonts w:ascii="Mangal" w:eastAsia="PMingLiU" w:hAnsi="Mangal" w:cs="Times New Roman"/>
-                <w:sz w:val="29"/>
-                <w:szCs w:val="29"/>
+                <w:rFonts w:ascii="Nirmala UI" w:eastAsia="PMingLiU" w:hAnsi="Nirmala UI" w:cs="Times New Roman"/>
+                <w:sz w:val="26"/>
+                <w:szCs w:val="26"/>
                 <w:lang w:eastAsia="zh-HK"/>
               </w:rPr>
               <w:t xml:space="preserve">शेयर र डिबेञ्चरमा दलाली दस्तुर बापत</w:t>
@@ -2194,17 +2194,17 @@
             <w:pPr>
               <w:spacing w:after="0" w:line="240" w:lineRule="auto"/>
               <w:rPr>
-                <w:rFonts w:ascii="Mangal" w:eastAsia="PMingLiU" w:hAnsi="Mangal" w:cs="Times New Roman"/>
-                <w:sz w:val="29"/>
-                <w:szCs w:val="29"/>
+                <w:rFonts w:ascii="Nirmala UI" w:eastAsia="PMingLiU" w:hAnsi="Nirmala UI" w:cs="Times New Roman"/>
+                <w:sz w:val="26"/>
+                <w:szCs w:val="26"/>
                 <w:lang w:eastAsia="zh-HK"/>
               </w:rPr>
             </w:pPr>
             <w:r>
               <w:rPr>
-                <w:rFonts w:ascii="Mangal" w:eastAsia="PMingLiU" w:hAnsi="Mangal" w:cs="Times New Roman"/>
-                <w:sz w:val="29"/>
-                <w:szCs w:val="29"/>
+                <w:rFonts w:ascii="Nirmala UI" w:eastAsia="PMingLiU" w:hAnsi="Nirmala UI" w:cs="Times New Roman"/>
+                <w:sz w:val="26"/>
+                <w:szCs w:val="26"/>
                 <w:lang w:eastAsia="zh-HK"/>
               </w:rPr>
               <w:t xml:space="preserve">दिएको जम्मा रकम</w:t>
@@ -2214,9 +2214,9 @@
             <w:pPr>
               <w:spacing w:after="0" w:line="240" w:lineRule="auto"/>
               <w:rPr>
-                <w:rFonts w:ascii="Mangal" w:eastAsia="PMingLiU" w:hAnsi="Mangal" w:cs="Times New Roman"/>
-                <w:sz w:val="29"/>
-                <w:szCs w:val="29"/>
+                <w:rFonts w:ascii="Nirmala UI" w:eastAsia="PMingLiU" w:hAnsi="Nirmala UI" w:cs="Times New Roman"/>
+                <w:sz w:val="26"/>
+                <w:szCs w:val="26"/>
                 <w:lang w:eastAsia="zh-HK"/>
               </w:rPr>
             </w:pPr>
@@ -2230,17 +2230,17 @@
             <w:pPr>
               <w:spacing w:after="0" w:line="240" w:lineRule="auto"/>
               <w:rPr>
-                <w:rFonts w:ascii="Mangal" w:eastAsia="PMingLiU" w:hAnsi="Mangal" w:cs="Times New Roman"/>
-                <w:sz w:val="29"/>
-                <w:szCs w:val="29"/>
+                <w:rFonts w:ascii="Nirmala UI" w:eastAsia="PMingLiU" w:hAnsi="Nirmala UI" w:cs="Times New Roman"/>
+                <w:sz w:val="26"/>
+                <w:szCs w:val="26"/>
                 <w:lang w:eastAsia="zh-HK"/>
               </w:rPr>
             </w:pPr>
             <w:r>
               <w:rPr>
-                <w:rFonts w:ascii="Mangal" w:eastAsia="PMingLiU" w:hAnsi="Mangal" w:cs="Times New Roman"/>
-                <w:sz w:val="29"/>
-                <w:szCs w:val="29"/>
+                <w:rFonts w:ascii="Nirmala UI" w:eastAsia="PMingLiU" w:hAnsi="Nirmala UI" w:cs="Times New Roman"/>
+                <w:sz w:val="26"/>
+                <w:szCs w:val="26"/>
                 <w:lang w:eastAsia="zh-HK"/>
               </w:rPr>
               <w:t xml:space="preserve">(छ)</w:t>
@@ -2255,17 +2255,17 @@
             <w:pPr>
               <w:spacing w:after="0" w:line="240" w:lineRule="auto"/>
               <w:rPr>
-                <w:rFonts w:ascii="Mangal" w:eastAsia="PMingLiU" w:hAnsi="Mangal" w:cs="Times New Roman"/>
-                <w:sz w:val="29"/>
-                <w:szCs w:val="29"/>
+                <w:rFonts w:ascii="Nirmala UI" w:eastAsia="PMingLiU" w:hAnsi="Nirmala UI" w:cs="Times New Roman"/>
+                <w:sz w:val="26"/>
+                <w:szCs w:val="26"/>
                 <w:lang w:eastAsia="zh-HK"/>
               </w:rPr>
             </w:pPr>
             <w:r>
               <w:rPr>
-                <w:rFonts w:ascii="Mangal" w:eastAsia="PMingLiU" w:hAnsi="Mangal" w:cs="Times New Roman"/>
-                <w:sz w:val="29"/>
-                <w:szCs w:val="29"/>
+                <w:rFonts w:ascii="Nirmala UI" w:eastAsia="PMingLiU" w:hAnsi="Nirmala UI" w:cs="Times New Roman"/>
+                <w:sz w:val="26"/>
+                <w:szCs w:val="26"/>
                 <w:lang w:eastAsia="zh-HK"/>
               </w:rPr>
               <w:t xml:space="preserve">छैन ।</w:t>
@@ -2285,17 +2285,17 @@
             <w:pPr>
               <w:spacing w:after="0" w:line="240" w:lineRule="auto"/>
               <w:rPr>
-                <w:rFonts w:ascii="Mangal" w:eastAsia="PMingLiU" w:hAnsi="Mangal" w:cs="Times New Roman"/>
-                <w:sz w:val="29"/>
-                <w:szCs w:val="29"/>
+                <w:rFonts w:ascii="Nirmala UI" w:eastAsia="PMingLiU" w:hAnsi="Nirmala UI" w:cs="Times New Roman"/>
+                <w:sz w:val="26"/>
+                <w:szCs w:val="26"/>
                 <w:lang w:eastAsia="zh-HK"/>
               </w:rPr>
             </w:pPr>
             <w:r>
               <w:rPr>
-                <w:rFonts w:ascii="Mangal" w:eastAsia="PMingLiU" w:hAnsi="Mangal" w:cs="Times New Roman"/>
-                <w:sz w:val="29"/>
-                <w:szCs w:val="29"/>
+                <w:rFonts w:ascii="Nirmala UI" w:eastAsia="PMingLiU" w:hAnsi="Nirmala UI" w:cs="Times New Roman"/>
+                <w:sz w:val="26"/>
+                <w:szCs w:val="26"/>
                 <w:lang w:eastAsia="zh-HK"/>
               </w:rPr>
               <w:t xml:space="preserve">(ज)</w:t>
@@ -2310,17 +2310,17 @@
             <w:pPr>
               <w:spacing w:after="0" w:line="240" w:lineRule="auto"/>
               <w:rPr>
-                <w:rFonts w:ascii="Mangal" w:eastAsia="PMingLiU" w:hAnsi="Mangal" w:cs="Times New Roman"/>
-                <w:sz w:val="29"/>
-                <w:szCs w:val="29"/>
+                <w:rFonts w:ascii="Nirmala UI" w:eastAsia="PMingLiU" w:hAnsi="Nirmala UI" w:cs="Times New Roman"/>
+                <w:sz w:val="26"/>
+                <w:szCs w:val="26"/>
                 <w:lang w:eastAsia="zh-HK"/>
               </w:rPr>
             </w:pPr>
             <w:r>
               <w:rPr>
-                <w:rFonts w:ascii="Mangal" w:eastAsia="PMingLiU" w:hAnsi="Mangal" w:cs="Times New Roman"/>
-                <w:sz w:val="29"/>
-                <w:szCs w:val="29"/>
+                <w:rFonts w:ascii="Nirmala UI" w:eastAsia="PMingLiU" w:hAnsi="Nirmala UI" w:cs="Times New Roman"/>
+                <w:sz w:val="26"/>
+                <w:szCs w:val="26"/>
                 <w:lang w:eastAsia="zh-HK"/>
               </w:rPr>
               <w:t xml:space="preserve">कुनै शेयर जफत गरिएकोमा त्यस्तो शेयरको जम्मा संख्या, जफत भएको कारण र मिति</w:t>
@@ -2330,9 +2330,9 @@
             <w:pPr>
               <w:spacing w:after="0" w:line="240" w:lineRule="auto"/>
               <w:rPr>
-                <w:rFonts w:ascii="Mangal" w:eastAsia="PMingLiU" w:hAnsi="Mangal" w:cs="Times New Roman"/>
-                <w:sz w:val="29"/>
-                <w:szCs w:val="29"/>
+                <w:rFonts w:ascii="Nirmala UI" w:eastAsia="PMingLiU" w:hAnsi="Nirmala UI" w:cs="Times New Roman"/>
+                <w:sz w:val="26"/>
+                <w:szCs w:val="26"/>
                 <w:lang w:eastAsia="zh-HK"/>
               </w:rPr>
             </w:pPr>
@@ -2346,17 +2346,17 @@
             <w:pPr>
               <w:spacing w:after="0" w:line="240" w:lineRule="auto"/>
               <w:rPr>
-                <w:rFonts w:ascii="Mangal" w:eastAsia="PMingLiU" w:hAnsi="Mangal" w:cs="Times New Roman"/>
-                <w:sz w:val="29"/>
-                <w:szCs w:val="29"/>
+                <w:rFonts w:ascii="Nirmala UI" w:eastAsia="PMingLiU" w:hAnsi="Nirmala UI" w:cs="Times New Roman"/>
+                <w:sz w:val="26"/>
+                <w:szCs w:val="26"/>
                 <w:lang w:eastAsia="zh-HK"/>
               </w:rPr>
             </w:pPr>
             <w:r>
               <w:rPr>
-                <w:rFonts w:ascii="Mangal" w:eastAsia="PMingLiU" w:hAnsi="Mangal" w:cs="Times New Roman"/>
-                <w:sz w:val="29"/>
-                <w:szCs w:val="29"/>
+                <w:rFonts w:ascii="Nirmala UI" w:eastAsia="PMingLiU" w:hAnsi="Nirmala UI" w:cs="Times New Roman"/>
+                <w:sz w:val="26"/>
+                <w:szCs w:val="26"/>
                 <w:lang w:eastAsia="zh-HK"/>
               </w:rPr>
               <w:t xml:space="preserve">(ज)</w:t>
@@ -2371,17 +2371,17 @@
             <w:pPr>
               <w:spacing w:after="0" w:line="240" w:lineRule="auto"/>
               <w:rPr>
-                <w:rFonts w:ascii="Mangal" w:eastAsia="PMingLiU" w:hAnsi="Mangal" w:cs="Times New Roman"/>
-                <w:sz w:val="29"/>
-                <w:szCs w:val="29"/>
+                <w:rFonts w:ascii="Nirmala UI" w:eastAsia="PMingLiU" w:hAnsi="Nirmala UI" w:cs="Times New Roman"/>
+                <w:sz w:val="26"/>
+                <w:szCs w:val="26"/>
                 <w:lang w:eastAsia="zh-HK"/>
               </w:rPr>
             </w:pPr>
             <w:r>
               <w:rPr>
-                <w:rFonts w:ascii="Mangal" w:eastAsia="PMingLiU" w:hAnsi="Mangal" w:cs="Times New Roman"/>
-                <w:sz w:val="29"/>
-                <w:szCs w:val="29"/>
+                <w:rFonts w:ascii="Nirmala UI" w:eastAsia="PMingLiU" w:hAnsi="Nirmala UI" w:cs="Times New Roman"/>
+                <w:sz w:val="26"/>
+                <w:szCs w:val="26"/>
                 <w:lang w:eastAsia="zh-HK"/>
               </w:rPr>
               <w:t xml:space="preserve">छैन ।</w:t>
@@ -2401,17 +2401,17 @@
             <w:pPr>
               <w:spacing w:after="0" w:line="240" w:lineRule="auto"/>
               <w:rPr>
-                <w:rFonts w:ascii="Mangal" w:eastAsia="PMingLiU" w:hAnsi="Mangal" w:cs="Times New Roman"/>
-                <w:sz w:val="29"/>
-                <w:szCs w:val="29"/>
+                <w:rFonts w:ascii="Nirmala UI" w:eastAsia="PMingLiU" w:hAnsi="Nirmala UI" w:cs="Times New Roman"/>
+                <w:sz w:val="26"/>
+                <w:szCs w:val="26"/>
                 <w:lang w:eastAsia="zh-HK"/>
               </w:rPr>
             </w:pPr>
             <w:r>
               <w:rPr>
-                <w:rFonts w:ascii="Mangal" w:eastAsia="PMingLiU" w:hAnsi="Mangal" w:cs="Times New Roman"/>
-                <w:sz w:val="29"/>
-                <w:szCs w:val="29"/>
+                <w:rFonts w:ascii="Nirmala UI" w:eastAsia="PMingLiU" w:hAnsi="Nirmala UI" w:cs="Times New Roman"/>
+                <w:sz w:val="26"/>
+                <w:szCs w:val="26"/>
                 <w:lang w:eastAsia="zh-HK"/>
               </w:rPr>
               <w:t xml:space="preserve">(झ)</w:t>
@@ -2426,17 +2426,17 @@
             <w:pPr>
               <w:spacing w:after="0" w:line="240" w:lineRule="auto"/>
               <w:rPr>
-                <w:rFonts w:ascii="Mangal" w:eastAsia="PMingLiU" w:hAnsi="Mangal" w:cs="Times New Roman"/>
-                <w:sz w:val="29"/>
-                <w:szCs w:val="29"/>
+                <w:rFonts w:ascii="Nirmala UI" w:eastAsia="PMingLiU" w:hAnsi="Nirmala UI" w:cs="Times New Roman"/>
+                <w:sz w:val="26"/>
+                <w:szCs w:val="26"/>
                 <w:lang w:eastAsia="zh-HK"/>
               </w:rPr>
             </w:pPr>
             <w:r>
               <w:rPr>
-                <w:rFonts w:ascii="Mangal" w:eastAsia="PMingLiU" w:hAnsi="Mangal" w:cs="Times New Roman"/>
-                <w:sz w:val="29"/>
-                <w:szCs w:val="29"/>
+                <w:rFonts w:ascii="Nirmala UI" w:eastAsia="PMingLiU" w:hAnsi="Nirmala UI" w:cs="Times New Roman"/>
+                <w:sz w:val="26"/>
+                <w:szCs w:val="26"/>
                 <w:lang w:eastAsia="zh-HK"/>
               </w:rPr>
               <w:t xml:space="preserve">बैंक, वित्तीय संस्था वा अन्य कुनै व्यक्तिबाट लिएको ऋण वा कम्पनीले दिएको जमानत</w:t>
@@ -2451,17 +2451,17 @@
             <w:pPr>
               <w:spacing w:after="0" w:line="240" w:lineRule="auto"/>
               <w:rPr>
-                <w:rFonts w:ascii="Mangal" w:eastAsia="PMingLiU" w:hAnsi="Mangal" w:cs="Times New Roman"/>
-                <w:sz w:val="29"/>
-                <w:szCs w:val="29"/>
+                <w:rFonts w:ascii="Nirmala UI" w:eastAsia="PMingLiU" w:hAnsi="Nirmala UI" w:cs="Times New Roman"/>
+                <w:sz w:val="26"/>
+                <w:szCs w:val="26"/>
                 <w:lang w:eastAsia="zh-HK"/>
               </w:rPr>
             </w:pPr>
             <w:r>
               <w:rPr>
-                <w:rFonts w:ascii="Mangal" w:eastAsia="PMingLiU" w:hAnsi="Mangal" w:cs="Times New Roman"/>
-                <w:sz w:val="29"/>
-                <w:szCs w:val="29"/>
+                <w:rFonts w:ascii="Nirmala UI" w:eastAsia="PMingLiU" w:hAnsi="Nirmala UI" w:cs="Times New Roman"/>
+                <w:sz w:val="26"/>
+                <w:szCs w:val="26"/>
                 <w:lang w:eastAsia="zh-HK"/>
               </w:rPr>
               <w:t xml:space="preserve">(झ)</w:t>
@@ -2476,17 +2476,17 @@
             <w:pPr>
               <w:spacing w:after="0" w:line="240" w:lineRule="auto"/>
               <w:rPr>
-                <w:rFonts w:ascii="Mangal" w:eastAsia="PMingLiU" w:hAnsi="Mangal" w:cs="Times New Roman"/>
-                <w:sz w:val="29"/>
-                <w:szCs w:val="29"/>
+                <w:rFonts w:ascii="Nirmala UI" w:eastAsia="PMingLiU" w:hAnsi="Nirmala UI" w:cs="Times New Roman"/>
+                <w:sz w:val="26"/>
+                <w:szCs w:val="26"/>
                 <w:lang w:eastAsia="zh-HK"/>
               </w:rPr>
             </w:pPr>
             <w:r>
               <w:rPr>
-                <w:rFonts w:ascii="Mangal" w:eastAsia="PMingLiU" w:hAnsi="Mangal" w:cs="Times New Roman"/>
-                <w:sz w:val="29"/>
-                <w:szCs w:val="29"/>
+                <w:rFonts w:ascii="Nirmala UI" w:eastAsia="PMingLiU" w:hAnsi="Nirmala UI" w:cs="Times New Roman"/>
+                <w:sz w:val="26"/>
+                <w:szCs w:val="26"/>
                 <w:lang w:eastAsia="zh-HK"/>
               </w:rPr>
               <w:t xml:space="preserve">आय व्यय विवरणमा उल्लेख भए बमोजिम</w:t>
@@ -2506,17 +2506,17 @@
             <w:pPr>
               <w:spacing w:after="0" w:line="240" w:lineRule="auto"/>
               <w:rPr>
-                <w:rFonts w:ascii="Mangal" w:eastAsia="PMingLiU" w:hAnsi="Mangal" w:cs="Times New Roman"/>
-                <w:sz w:val="25"/>
-                <w:szCs w:val="25"/>
+                <w:rFonts w:ascii="Nirmala UI" w:eastAsia="PMingLiU" w:hAnsi="Nirmala UI" w:cs="Times New Roman"/>
+                <w:sz w:val="23"/>
+                <w:szCs w:val="23"/>
                 <w:lang w:eastAsia="zh-HK"/>
               </w:rPr>
             </w:pPr>
             <w:r>
               <w:rPr>
-                <w:rFonts w:ascii="Mangal" w:eastAsia="PMingLiU" w:hAnsi="Mangal" w:cs="Times New Roman"/>
-                <w:sz w:val="25"/>
-                <w:szCs w:val="25"/>
+                <w:rFonts w:ascii="Nirmala UI" w:eastAsia="PMingLiU" w:hAnsi="Nirmala UI" w:cs="Times New Roman"/>
+                <w:sz w:val="23"/>
+                <w:szCs w:val="23"/>
                 <w:lang w:eastAsia="zh-HK"/>
               </w:rPr>
               <w:t xml:space="preserve">(झ)१</w:t>
@@ -2531,17 +2531,17 @@
             <w:pPr>
               <w:spacing w:after="0" w:line="240" w:lineRule="auto"/>
               <w:rPr>
-                <w:rFonts w:ascii="Mangal" w:eastAsia="PMingLiU" w:hAnsi="Mangal" w:cs="Times New Roman"/>
-                <w:sz w:val="25"/>
-                <w:szCs w:val="25"/>
+                <w:rFonts w:ascii="Nirmala UI" w:eastAsia="PMingLiU" w:hAnsi="Nirmala UI" w:cs="Times New Roman"/>
+                <w:sz w:val="23"/>
+                <w:szCs w:val="23"/>
                 <w:lang w:eastAsia="zh-HK"/>
               </w:rPr>
             </w:pPr>
             <w:r>
               <w:rPr>
-                <w:rFonts w:ascii="Mangal" w:eastAsia="SimSun" w:hAnsi="Mangal" w:cs="Times New Roman"/>
-                <w:sz w:val="25"/>
-                <w:szCs w:val="25"/>
+                <w:rFonts w:ascii="Nirmala UI" w:eastAsia="SimSun" w:hAnsi="Nirmala UI" w:cs="Times New Roman"/>
+                <w:sz w:val="23"/>
+                <w:szCs w:val="23"/>
                 <w:lang w:eastAsia="zh-CN"/>
               </w:rPr>
               <w:t xml:space="preserve">अन्य कम्पनीको शेयर वा डिवेञ्चरमा लगानी गरेको भए त्यस्तो कम्पनीको नाम र दर्ता नं. तथा शेयर वा डिवेञ्चरमा गरेको लगानी रकम</w:t>
@@ -2556,17 +2556,17 @@
             <w:pPr>
               <w:spacing w:after="0" w:line="240" w:lineRule="auto"/>
               <w:rPr>
-                <w:rFonts w:ascii="Mangal" w:eastAsia="PMingLiU" w:hAnsi="Mangal" w:cs="Times New Roman"/>
-                <w:sz w:val="25"/>
-                <w:szCs w:val="25"/>
+                <w:rFonts w:ascii="Nirmala UI" w:eastAsia="PMingLiU" w:hAnsi="Nirmala UI" w:cs="Times New Roman"/>
+                <w:sz w:val="23"/>
+                <w:szCs w:val="23"/>
                 <w:lang w:eastAsia="zh-HK"/>
               </w:rPr>
             </w:pPr>
             <w:r>
               <w:rPr>
-                <w:rFonts w:ascii="Mangal" w:eastAsia="PMingLiU" w:hAnsi="Mangal" w:cs="Times New Roman"/>
-                <w:sz w:val="25"/>
-                <w:szCs w:val="25"/>
+                <w:rFonts w:ascii="Nirmala UI" w:eastAsia="PMingLiU" w:hAnsi="Nirmala UI" w:cs="Times New Roman"/>
+                <w:sz w:val="23"/>
+                <w:szCs w:val="23"/>
                 <w:lang w:eastAsia="zh-HK"/>
               </w:rPr>
               <w:t xml:space="preserve">(झ)</w:t>
@@ -2581,17 +2581,17 @@
             <w:pPr>
               <w:spacing w:after="0" w:line="240" w:lineRule="auto"/>
               <w:rPr>
-                <w:rFonts w:ascii="Mangal" w:eastAsia="PMingLiU" w:hAnsi="Mangal" w:cs="Times New Roman"/>
-                <w:sz w:val="25"/>
-                <w:szCs w:val="25"/>
+                <w:rFonts w:ascii="Nirmala UI" w:eastAsia="PMingLiU" w:hAnsi="Nirmala UI" w:cs="Times New Roman"/>
+                <w:sz w:val="23"/>
+                <w:szCs w:val="23"/>
                 <w:lang w:eastAsia="zh-HK"/>
               </w:rPr>
             </w:pPr>
             <w:r>
               <w:rPr>
-                <w:rFonts w:ascii="Mangal" w:eastAsia="PMingLiU" w:hAnsi="Mangal" w:cs="Times New Roman"/>
-                <w:sz w:val="25"/>
-                <w:szCs w:val="25"/>
+                <w:rFonts w:ascii="Nirmala UI" w:eastAsia="PMingLiU" w:hAnsi="Nirmala UI" w:cs="Times New Roman"/>
+                <w:sz w:val="23"/>
+                <w:szCs w:val="23"/>
                 <w:lang w:eastAsia="zh-HK"/>
               </w:rPr>
               <w:t xml:space="preserve">छैन ।</w:t>
@@ -2611,17 +2611,17 @@
             <w:pPr>
               <w:spacing w:after="0" w:line="240" w:lineRule="auto"/>
               <w:rPr>
-                <w:rFonts w:ascii="Mangal" w:eastAsia="PMingLiU" w:hAnsi="Mangal" w:cs="Times New Roman"/>
-                <w:sz w:val="29"/>
-                <w:szCs w:val="29"/>
+                <w:rFonts w:ascii="Nirmala UI" w:eastAsia="PMingLiU" w:hAnsi="Nirmala UI" w:cs="Times New Roman"/>
+                <w:sz w:val="26"/>
+                <w:szCs w:val="26"/>
                 <w:lang w:eastAsia="zh-HK"/>
               </w:rPr>
             </w:pPr>
             <w:r>
               <w:rPr>
-                <w:rFonts w:ascii="Mangal" w:eastAsia="PMingLiU" w:hAnsi="Mangal" w:cs="Times New Roman"/>
-                <w:sz w:val="29"/>
-                <w:szCs w:val="29"/>
+                <w:rFonts w:ascii="Nirmala UI" w:eastAsia="PMingLiU" w:hAnsi="Nirmala UI" w:cs="Times New Roman"/>
+                <w:sz w:val="26"/>
+                <w:szCs w:val="26"/>
                 <w:lang w:eastAsia="zh-HK"/>
               </w:rPr>
               <w:t xml:space="preserve">(ञ)</w:t>
@@ -2636,17 +2636,17 @@
             <w:pPr>
               <w:spacing w:after="0" w:line="240" w:lineRule="auto"/>
               <w:rPr>
-                <w:rFonts w:ascii="Mangal" w:eastAsia="PMingLiU" w:hAnsi="Mangal" w:cs="Times New Roman"/>
-                <w:sz w:val="29"/>
-                <w:szCs w:val="29"/>
+                <w:rFonts w:ascii="Nirmala UI" w:eastAsia="PMingLiU" w:hAnsi="Nirmala UI" w:cs="Times New Roman"/>
+                <w:sz w:val="26"/>
+                <w:szCs w:val="26"/>
                 <w:lang w:eastAsia="zh-HK"/>
               </w:rPr>
             </w:pPr>
             <w:r>
               <w:rPr>
-                <w:rFonts w:ascii="Mangal" w:eastAsia="PMingLiU" w:hAnsi="Mangal" w:cs="Times New Roman"/>
-                <w:sz w:val="29"/>
-                <w:szCs w:val="29"/>
+                <w:rFonts w:ascii="Nirmala UI" w:eastAsia="PMingLiU" w:hAnsi="Nirmala UI" w:cs="Times New Roman"/>
+                <w:sz w:val="26"/>
+                <w:szCs w:val="26"/>
                 <w:lang w:eastAsia="zh-HK"/>
               </w:rPr>
               <w:t xml:space="preserve">बहालवाला सञ्चालकको नाम र ठेगाना</w:t>
@@ -2661,17 +2661,17 @@
             <w:pPr>
               <w:spacing w:after="0" w:line="240" w:lineRule="auto"/>
               <w:rPr>
-                <w:rFonts w:ascii="Mangal" w:eastAsia="PMingLiU" w:hAnsi="Mangal" w:cs="Times New Roman"/>
-                <w:sz w:val="29"/>
-                <w:szCs w:val="29"/>
+                <w:rFonts w:ascii="Nirmala UI" w:eastAsia="PMingLiU" w:hAnsi="Nirmala UI" w:cs="Times New Roman"/>
+                <w:sz w:val="26"/>
+                <w:szCs w:val="26"/>
                 <w:lang w:eastAsia="zh-HK"/>
               </w:rPr>
             </w:pPr>
             <w:r>
               <w:rPr>
-                <w:rFonts w:ascii="Mangal" w:eastAsia="PMingLiU" w:hAnsi="Mangal" w:cs="Times New Roman"/>
-                <w:sz w:val="29"/>
-                <w:szCs w:val="29"/>
+                <w:rFonts w:ascii="Nirmala UI" w:eastAsia="PMingLiU" w:hAnsi="Nirmala UI" w:cs="Times New Roman"/>
+                <w:sz w:val="26"/>
+                <w:szCs w:val="26"/>
                 <w:lang w:eastAsia="zh-HK"/>
               </w:rPr>
               <w:t xml:space="preserve">(ञ) </w:t>
@@ -2690,19 +2690,19 @@
               <w:spacing w:after="0" w:line="360" w:lineRule="auto"/>
               <w:jc w:val="both"/>
               <w:rPr>
-                <w:rFonts w:ascii="Mangal" w:eastAsia="SimSun" w:hAnsi="Mangal" w:cs="Times New Roman"/>
+                <w:rFonts w:ascii="Nirmala UI" w:eastAsia="SimSun" w:hAnsi="Nirmala UI" w:cs="Times New Roman"/>
                 <w:color w:val="000000" w:themeColor="text1"/>
-                <w:sz w:val="29"/>
-                <w:szCs w:val="29"/>
+                <w:sz w:val="26"/>
+                <w:szCs w:val="26"/>
                 <w:lang w:eastAsia="zh-CN"/>
               </w:rPr>
             </w:pPr>
             <w:r>
               <w:rPr>
-                <w:rFonts w:ascii="Mangal" w:eastAsia="SimSun" w:hAnsi="Mangal" w:cs="Times New Roman"/>
+                <w:rFonts w:ascii="Nirmala UI" w:eastAsia="SimSun" w:hAnsi="Nirmala UI" w:cs="Times New Roman"/>
                 <w:color w:val="000000" w:themeColor="text1"/>
-                <w:sz w:val="29"/>
-                <w:szCs w:val="29"/>
+                <w:sz w:val="26"/>
+                <w:szCs w:val="26"/>
                 <w:lang w:eastAsia="zh-CN"/>
               </w:rPr>
               <w:t xml:space="preserve">शेयर लगत अनुसार</w:t>
@@ -2716,12 +2716,12 @@
         <w:tabs>
           <w:tab w:val="left" w:pos="720"/>
         </w:tabs>
-        <w:spacing w:after="0" w:line="360" w:lineRule="auto"/>
+        <w:spacing w:after="0" w:line="240" w:lineRule="auto"/>
         <w:jc w:val="center"/>
         <w:rPr>
-          <w:rFonts w:ascii="Mangal" w:eastAsia="PMingLiU" w:hAnsi="Mangal" w:cs="Times New Roman"/>
-          <w:sz w:val="27"/>
-          <w:szCs w:val="27"/>
+          <w:rFonts w:ascii="Nirmala UI" w:eastAsia="PMingLiU" w:hAnsi="Nirmala UI" w:cs="Times New Roman"/>
+          <w:sz w:val="20"/>
+          <w:szCs w:val="20"/>
           <w:lang w:eastAsia="zh-HK"/>
         </w:rPr>
       </w:pPr>
@@ -2731,12 +2731,12 @@
         <w:tabs>
           <w:tab w:val="left" w:pos="720"/>
         </w:tabs>
-        <w:spacing w:after="0" w:line="360" w:lineRule="auto"/>
+        <w:spacing w:after="0" w:line="240" w:lineRule="auto"/>
         <w:jc w:val="center"/>
         <w:rPr>
-          <w:rFonts w:ascii="Mangal" w:eastAsia="PMingLiU" w:hAnsi="Mangal" w:cs="Times New Roman"/>
-          <w:sz w:val="27"/>
-          <w:szCs w:val="27"/>
+          <w:rFonts w:ascii="Nirmala UI" w:eastAsia="PMingLiU" w:hAnsi="Nirmala UI" w:cs="Times New Roman"/>
+          <w:sz w:val="20"/>
+          <w:szCs w:val="20"/>
           <w:lang w:eastAsia="zh-HK"/>
         </w:rPr>
       </w:pPr>
@@ -2746,12 +2746,12 @@
         <w:tabs>
           <w:tab w:val="left" w:pos="720"/>
         </w:tabs>
-        <w:spacing w:after="0" w:line="360" w:lineRule="auto"/>
+        <w:spacing w:after="0" w:line="240" w:lineRule="auto"/>
         <w:jc w:val="center"/>
         <w:rPr>
-          <w:rFonts w:ascii="Mangal" w:eastAsia="PMingLiU" w:hAnsi="Mangal" w:cs="Times New Roman"/>
-          <w:sz w:val="27"/>
-          <w:szCs w:val="27"/>
+          <w:rFonts w:ascii="Nirmala UI" w:eastAsia="PMingLiU" w:hAnsi="Nirmala UI" w:cs="Times New Roman"/>
+          <w:sz w:val="20"/>
+          <w:szCs w:val="20"/>
           <w:lang w:eastAsia="zh-HK"/>
         </w:rPr>
       </w:pPr>
@@ -2761,12 +2761,12 @@
         <w:tabs>
           <w:tab w:val="left" w:pos="720"/>
         </w:tabs>
-        <w:spacing w:after="0" w:line="360" w:lineRule="auto"/>
+        <w:spacing w:after="0" w:line="240" w:lineRule="auto"/>
         <w:jc w:val="center"/>
         <w:rPr>
-          <w:rFonts w:ascii="Mangal" w:eastAsia="PMingLiU" w:hAnsi="Mangal" w:cs="Times New Roman"/>
-          <w:sz w:val="27"/>
-          <w:szCs w:val="27"/>
+          <w:rFonts w:ascii="Nirmala UI" w:eastAsia="PMingLiU" w:hAnsi="Nirmala UI" w:cs="Times New Roman"/>
+          <w:sz w:val="20"/>
+          <w:szCs w:val="20"/>
           <w:lang w:eastAsia="zh-HK"/>
         </w:rPr>
       </w:pPr>
@@ -2776,11 +2776,11 @@
         <w:tabs>
           <w:tab w:val="left" w:pos="720"/>
         </w:tabs>
-        <w:spacing w:after="0" w:line="360" w:lineRule="auto"/>
+        <w:spacing w:after="0" w:line="240" w:lineRule="auto"/>
         <w:ind w:left="5400" w:right="0"/>
         <w:jc w:val="center"/>
         <w:rPr>
-          <w:rFonts w:ascii="Mangal" w:eastAsia="SimSun" w:hAnsi="Mangal" w:cs="Times New Roman"/>
+          <w:rFonts w:ascii="Nirmala UI" w:eastAsia="SimSun" w:hAnsi="Nirmala UI" w:cs="Times New Roman"/>
           <w:color w:val="000000" w:themeColor="text1"/>
           <w:sz w:val="27"/>
           <w:szCs w:val="27"/>
@@ -2789,7 +2789,7 @@
       </w:pPr>
       <w:r>
         <w:rPr>
-          <w:rFonts w:ascii="Mangal" w:eastAsia="PMingLiU" w:hAnsi="Mangal" w:cs="Times New Roman"/>
+          <w:rFonts w:ascii="Nirmala UI" w:eastAsia="PMingLiU" w:hAnsi="Nirmala UI" w:cs="Times New Roman"/>
           <w:sz w:val="27"/>
           <w:szCs w:val="27"/>
           <w:lang w:eastAsia="zh-HK"/>
@@ -2802,11 +2802,11 @@
         <w:tabs>
           <w:tab w:val="left" w:pos="720"/>
         </w:tabs>
-        <w:spacing w:after="0" w:line="360" w:lineRule="auto"/>
+        <w:spacing w:after="0" w:line="240" w:lineRule="auto"/>
         <w:ind w:left="5400" w:right="0"/>
         <w:jc w:val="center"/>
         <w:rPr>
-          <w:rFonts w:ascii="Mangal" w:eastAsia="SimSun" w:hAnsi="Mangal" w:cs="Times New Roman"/>
+          <w:rFonts w:ascii="Nirmala UI" w:eastAsia="SimSun" w:hAnsi="Nirmala UI" w:cs="Times New Roman"/>
           <w:sz w:val="29"/>
           <w:szCs w:val="29"/>
           <w:lang w:eastAsia="zh-CN"/>
@@ -2814,7 +2814,7 @@
       </w:pPr>
       <w:r>
         <w:rPr>
-          <w:rFonts w:ascii="Mangal" w:hAnsi="Mangal"/>
+          <w:rFonts w:ascii="Nirmala UI" w:hAnsi="Nirmala UI"/>
           <w:sz w:val="29"/>
         </w:rPr>
         <w:t xml:space="preserve">{{chairmanName}}</w:t>
@@ -2825,11 +2825,11 @@
         <w:tabs>
           <w:tab w:val="left" w:pos="720"/>
         </w:tabs>
-        <w:spacing w:after="0" w:line="360" w:lineRule="auto"/>
+        <w:spacing w:after="0" w:line="240" w:lineRule="auto"/>
         <w:ind w:left="5400" w:right="0"/>
         <w:jc w:val="center"/>
         <w:rPr>
-          <w:rFonts w:ascii="Mangal" w:eastAsia="SimSun" w:hAnsi="Mangal" w:cs="Times New Roman"/>
+          <w:rFonts w:ascii="Nirmala UI" w:eastAsia="SimSun" w:hAnsi="Nirmala UI" w:cs="Times New Roman"/>
           <w:color w:val="000000" w:themeColor="text1"/>
           <w:sz w:val="29"/>
           <w:szCs w:val="29"/>
@@ -2838,7 +2838,7 @@
       </w:pPr>
       <w:r>
         <w:rPr>
-          <w:rFonts w:ascii="Mangal" w:eastAsia="SimSun" w:hAnsi="Mangal" w:cs="Times New Roman"/>
+          <w:rFonts w:ascii="Nirmala UI" w:eastAsia="SimSun" w:hAnsi="Nirmala UI" w:cs="Times New Roman"/>
           <w:sz w:val="29"/>
           <w:szCs w:val="29"/>
           <w:lang w:eastAsia="zh-CN"/>
@@ -2851,7 +2851,7 @@
         <w:pStyle w:val="BmPageStart"/>
         <w:jc w:val="center"/>
         <w:rPr>
-          <w:rFonts w:ascii="Mangal" w:hAnsi="Mangal"/>
+          <w:rFonts w:ascii="Nirmala UI" w:hAnsi="Nirmala UI"/>
           <w:b/>
           <w:bCs/>
           <w:sz w:val="36"/>
@@ -2860,7 +2860,7 @@
       </w:pPr>
       <w:r>
         <w:rPr>
-          <w:rFonts w:ascii="Mangal" w:hAnsi="Mangal"/>
+          <w:rFonts w:ascii="Nirmala UI" w:hAnsi="Nirmala UI"/>
           <w:b/>
           <w:color w:val="000000"/>
           <w:sz w:val="43"/>
@@ -2873,7 +2873,7 @@
       <w:pPr>
         <w:jc w:val="center"/>
         <w:rPr>
-          <w:rFonts w:ascii="Mangal" w:hAnsi="Mangal"/>
+          <w:rFonts w:ascii="Nirmala UI" w:hAnsi="Nirmala UI"/>
           <w:b/>
           <w:bCs/>
           <w:sz w:val="36"/>
@@ -2882,7 +2882,7 @@
       </w:pPr>
       <w:r>
         <w:rPr>
-          <w:rFonts w:ascii="Mangal" w:hAnsi="Mangal"/>
+          <w:rFonts w:ascii="Nirmala UI" w:hAnsi="Nirmala UI"/>
           <w:sz w:val="29"/>
           <w:szCs w:val="29"/>
         </w:rPr>
@@ -2893,7 +2893,7 @@
       <w:pPr>
         <w:jc w:val="center"/>
         <w:rPr>
-          <w:rFonts w:ascii="Mangal" w:hAnsi="Mangal"/>
+          <w:rFonts w:ascii="Nirmala UI" w:hAnsi="Nirmala UI"/>
           <w:b/>
           <w:bCs/>
           <w:sz w:val="36"/>
@@ -2907,14 +2907,14 @@
           <w:tab w:val="left" w:pos="7035"/>
         </w:tabs>
         <w:rPr>
-          <w:rFonts w:ascii="Mangal" w:hAnsi="Mangal"/>
-          <w:sz w:val="29"/>
-          <w:szCs w:val="29"/>
-        </w:rPr>
-      </w:pPr>
-      <w:r>
-        <w:rPr>
-          <w:rFonts w:ascii="Mangal" w:hAnsi="Mangal"/>
+          <w:rFonts w:ascii="Nirmala UI" w:hAnsi="Nirmala UI"/>
+          <w:sz w:val="29"/>
+          <w:szCs w:val="29"/>
+        </w:rPr>
+      </w:pPr>
+      <w:r>
+        <w:rPr>
+          <w:rFonts w:ascii="Nirmala UI" w:hAnsi="Nirmala UI"/>
           <w:sz w:val="29"/>
           <w:szCs w:val="29"/>
         </w:rPr>
@@ -2925,14 +2925,14 @@
     <w:p>
       <w:pPr>
         <w:rPr>
-          <w:rFonts w:ascii="Mangal" w:hAnsi="Mangal"/>
-          <w:sz w:val="29"/>
-          <w:szCs w:val="29"/>
-        </w:rPr>
-      </w:pPr>
-      <w:r>
-        <w:rPr>
-          <w:rFonts w:ascii="Mangal" w:hAnsi="Mangal"/>
+          <w:rFonts w:ascii="Nirmala UI" w:hAnsi="Nirmala UI"/>
+          <w:sz w:val="29"/>
+          <w:szCs w:val="29"/>
+        </w:rPr>
+      </w:pPr>
+      <w:r>
+        <w:rPr>
+          <w:rFonts w:ascii="Nirmala UI" w:hAnsi="Nirmala UI"/>
           <w:sz w:val="29"/>
           <w:szCs w:val="29"/>
         </w:rPr>
@@ -2942,14 +2942,14 @@
     <w:p>
       <w:pPr>
         <w:rPr>
-          <w:rFonts w:ascii="Mangal" w:hAnsi="Mangal"/>
-          <w:sz w:val="29"/>
-          <w:szCs w:val="29"/>
-        </w:rPr>
-      </w:pPr>
-      <w:r>
-        <w:rPr>
-          <w:rFonts w:ascii="Mangal" w:hAnsi="Mangal"/>
+          <w:rFonts w:ascii="Nirmala UI" w:hAnsi="Nirmala UI"/>
+          <w:sz w:val="29"/>
+          <w:szCs w:val="29"/>
+        </w:rPr>
+      </w:pPr>
+      <w:r>
+        <w:rPr>
+          <w:rFonts w:ascii="Nirmala UI" w:hAnsi="Nirmala UI"/>
           <w:sz w:val="29"/>
           <w:szCs w:val="29"/>
         </w:rPr>
@@ -2959,14 +2959,14 @@
     <w:p>
       <w:pPr>
         <w:rPr>
-          <w:rFonts w:ascii="Mangal" w:hAnsi="Mangal"/>
-          <w:sz w:val="29"/>
-          <w:szCs w:val="29"/>
-        </w:rPr>
-      </w:pPr>
-      <w:r>
-        <w:rPr>
-          <w:rFonts w:ascii="Mangal" w:hAnsi="Mangal"/>
+          <w:rFonts w:ascii="Nirmala UI" w:hAnsi="Nirmala UI"/>
+          <w:sz w:val="29"/>
+          <w:szCs w:val="29"/>
+        </w:rPr>
+      </w:pPr>
+      <w:r>
+        <w:rPr>
+          <w:rFonts w:ascii="Nirmala UI" w:hAnsi="Nirmala UI"/>
           <w:sz w:val="29"/>
           <w:szCs w:val="29"/>
         </w:rPr>
@@ -2977,14 +2977,14 @@
       <w:pPr>
         <w:ind w:firstLine="720"/>
         <w:rPr>
-          <w:rFonts w:ascii="Mangal" w:hAnsi="Mangal"/>
-          <w:sz w:val="29"/>
-          <w:szCs w:val="29"/>
-        </w:rPr>
-      </w:pPr>
-      <w:r>
-        <w:rPr>
-          <w:rFonts w:ascii="Mangal" w:hAnsi="Mangal"/>
+          <w:rFonts w:ascii="Nirmala UI" w:hAnsi="Nirmala UI"/>
+          <w:sz w:val="29"/>
+          <w:szCs w:val="29"/>
+        </w:rPr>
+      </w:pPr>
+      <w:r>
+        <w:rPr>
+          <w:rFonts w:ascii="Nirmala UI" w:hAnsi="Nirmala UI"/>
           <w:sz w:val="29"/>
           <w:szCs w:val="29"/>
         </w:rPr>
@@ -2995,14 +2995,14 @@
       <w:pPr>
         <w:ind w:firstLine="720"/>
         <w:rPr>
-          <w:rFonts w:ascii="Mangal" w:hAnsi="Mangal"/>
-          <w:sz w:val="29"/>
-          <w:szCs w:val="29"/>
-        </w:rPr>
-      </w:pPr>
-      <w:r>
-        <w:rPr>
-          <w:rFonts w:ascii="Mangal" w:hAnsi="Mangal"/>
+          <w:rFonts w:ascii="Nirmala UI" w:hAnsi="Nirmala UI"/>
+          <w:sz w:val="29"/>
+          <w:szCs w:val="29"/>
+        </w:rPr>
+      </w:pPr>
+      <w:r>
+        <w:rPr>
+          <w:rFonts w:ascii="Nirmala UI" w:hAnsi="Nirmala UI"/>
           <w:sz w:val="29"/>
           <w:szCs w:val="29"/>
         </w:rPr>
@@ -3013,14 +3013,14 @@
       <w:pPr>
         <w:jc w:val="both"/>
         <w:rPr>
-          <w:rFonts w:ascii="Mangal" w:hAnsi="Mangal"/>
-          <w:sz w:val="29"/>
-          <w:szCs w:val="29"/>
-        </w:rPr>
-      </w:pPr>
-      <w:r>
-        <w:rPr>
-          <w:rFonts w:ascii="Mangal" w:hAnsi="Mangal"/>
+          <w:rFonts w:ascii="Nirmala UI" w:hAnsi="Nirmala UI"/>
+          <w:sz w:val="29"/>
+          <w:szCs w:val="29"/>
+        </w:rPr>
+      </w:pPr>
+      <w:r>
+        <w:rPr>
+          <w:rFonts w:ascii="Nirmala UI" w:hAnsi="Nirmala UI"/>
           <w:sz w:val="29"/>
           <w:szCs w:val="29"/>
         </w:rPr>
@@ -3033,7 +3033,7 @@
           <w:tab w:val="left" w:pos="1035"/>
         </w:tabs>
         <w:rPr>
-          <w:rFonts w:ascii="Mangal" w:hAnsi="Mangal"/>
+          <w:rFonts w:ascii="Nirmala UI" w:hAnsi="Nirmala UI"/>
           <w:sz w:val="29"/>
           <w:szCs w:val="29"/>
         </w:rPr>
@@ -3044,7 +3044,7 @@
         <w:ind w:left="5400" w:right="0"/>
         <w:jc w:val="center"/>
         <w:rPr>
-          <w:rFonts w:ascii="Mangal" w:hAnsi="Mangal"/>
+          <w:rFonts w:ascii="Nirmala UI" w:hAnsi="Nirmala UI"/>
           <w:sz w:val="29"/>
           <w:szCs w:val="29"/>
           <w:u w:val="single"/>
@@ -3052,7 +3052,7 @@
       </w:pPr>
       <w:r>
         <w:rPr>
-          <w:rFonts w:ascii="Mangal" w:hAnsi="Mangal"/>
+          <w:rFonts w:ascii="Nirmala UI" w:hAnsi="Nirmala UI"/>
           <w:sz w:val="29"/>
           <w:szCs w:val="29"/>
           <w:u w:val="single"/>
@@ -3065,14 +3065,14 @@
         <w:ind w:left="5400" w:right="0"/>
         <w:jc w:val="center"/>
         <w:rPr>
-          <w:rFonts w:ascii="Mangal" w:hAnsi="Mangal"/>
-          <w:sz w:val="29"/>
-          <w:szCs w:val="29"/>
-        </w:rPr>
-      </w:pPr>
-      <w:r>
-        <w:rPr>
-          <w:rFonts w:ascii="Mangal" w:hAnsi="Mangal"/>
+          <w:rFonts w:ascii="Nirmala UI" w:hAnsi="Nirmala UI"/>
+          <w:sz w:val="29"/>
+          <w:szCs w:val="29"/>
+        </w:rPr>
+      </w:pPr>
+      <w:r>
+        <w:rPr>
+          <w:rFonts w:ascii="Nirmala UI" w:hAnsi="Nirmala UI"/>
           <w:sz w:val="29"/>
           <w:szCs w:val="29"/>
         </w:rPr>
@@ -3084,14 +3084,14 @@
         <w:ind w:left="5400" w:right="0"/>
         <w:jc w:val="center"/>
         <w:rPr>
-          <w:rFonts w:ascii="Mangal" w:hAnsi="Mangal"/>
-          <w:sz w:val="29"/>
-          <w:szCs w:val="29"/>
-        </w:rPr>
-      </w:pPr>
-      <w:r>
-        <w:rPr>
-          <w:rFonts w:ascii="Mangal" w:hAnsi="Mangal"/>
+          <w:rFonts w:ascii="Nirmala UI" w:hAnsi="Nirmala UI"/>
+          <w:sz w:val="29"/>
+          <w:szCs w:val="29"/>
+        </w:rPr>
+      </w:pPr>
+      <w:r>
+        <w:rPr>
+          <w:rFonts w:ascii="Nirmala UI" w:hAnsi="Nirmala UI"/>
           <w:sz w:val="29"/>
           <w:szCs w:val="29"/>
         </w:rPr>
@@ -3104,7 +3104,7 @@
           <w:tab w:val="left" w:pos="1035"/>
         </w:tabs>
         <w:rPr>
-          <w:rFonts w:ascii="Mangal" w:hAnsi="Mangal"/>
+          <w:rFonts w:ascii="Nirmala UI" w:hAnsi="Nirmala UI"/>
           <w:sz w:val="29"/>
           <w:szCs w:val="29"/>
           <w:u w:val="single"/>
@@ -3114,7 +3114,7 @@
     <w:p>
       <w:pPr>
         <w:rPr>
-          <w:rFonts w:ascii="Mangal" w:hAnsi="Mangal"/>
+          <w:rFonts w:ascii="Nirmala UI" w:hAnsi="Nirmala UI"/>
           <w:sz w:val="29"/>
           <w:szCs w:val="29"/>
         </w:rPr>
@@ -3124,14 +3124,14 @@
       <w:pPr>
         <w:ind w:firstLine="720"/>
         <w:rPr>
-          <w:rFonts w:ascii="Mangal" w:hAnsi="Mangal"/>
-          <w:sz w:val="29"/>
-          <w:szCs w:val="29"/>
-        </w:rPr>
-      </w:pPr>
-      <w:r>
-        <w:rPr>
-          <w:rFonts w:ascii="Mangal" w:hAnsi="Mangal"/>
+          <w:rFonts w:ascii="Nirmala UI" w:hAnsi="Nirmala UI"/>
+          <w:sz w:val="29"/>
+          <w:szCs w:val="29"/>
+        </w:rPr>
+      </w:pPr>
+      <w:r>
+        <w:rPr>
+          <w:rFonts w:ascii="Nirmala UI" w:hAnsi="Nirmala UI"/>
           <w:sz w:val="29"/>
           <w:szCs w:val="29"/>
         </w:rPr>
@@ -3150,14 +3150,14 @@
       <w:pPr>
         <w:ind w:firstLine="720"/>
         <w:rPr>
-          <w:rFonts w:ascii="Mangal" w:hAnsi="Mangal"/>
-          <w:sz w:val="29"/>
-          <w:szCs w:val="29"/>
-        </w:rPr>
-      </w:pPr>
-      <w:r>
-        <w:rPr>
-          <w:rFonts w:ascii="Mangal" w:hAnsi="Mangal"/>
+          <w:rFonts w:ascii="Nirmala UI" w:hAnsi="Nirmala UI"/>
+          <w:sz w:val="29"/>
+          <w:szCs w:val="29"/>
+        </w:rPr>
+      </w:pPr>
+      <w:r>
+        <w:rPr>
+          <w:rFonts w:ascii="Nirmala UI" w:hAnsi="Nirmala UI"/>
           <w:sz w:val="29"/>
           <w:szCs w:val="29"/>
         </w:rPr>
@@ -3179,14 +3179,14 @@
           <w:tab w:val="left" w:pos="8110"/>
         </w:tabs>
         <w:rPr>
-          <w:rFonts w:ascii="Mangal" w:hAnsi="Mangal"/>
-          <w:sz w:val="29"/>
-          <w:szCs w:val="29"/>
-        </w:rPr>
-      </w:pPr>
-      <w:r>
-        <w:rPr>
-          <w:rFonts w:ascii="Mangal" w:hAnsi="Mangal"/>
+          <w:rFonts w:ascii="Nirmala UI" w:hAnsi="Nirmala UI"/>
+          <w:sz w:val="29"/>
+          <w:szCs w:val="29"/>
+        </w:rPr>
+      </w:pPr>
+      <w:r>
+        <w:rPr>
+          <w:rFonts w:ascii="Nirmala UI" w:hAnsi="Nirmala UI"/>
           <w:sz w:val="29"/>
           <w:szCs w:val="29"/>
         </w:rPr>
@@ -3198,7 +3198,7 @@
         <w:pStyle w:val="BmPageStart"/>
         <w:jc w:val="center"/>
         <w:rPr>
-          <w:rFonts w:ascii="Mangal" w:hAnsi="Mangal"/>
+          <w:rFonts w:ascii="Nirmala UI" w:hAnsi="Nirmala UI"/>
           <w:b/>
           <w:bCs/>
           <w:sz w:val="36"/>
@@ -3207,7 +3207,7 @@
       </w:pPr>
       <w:r>
         <w:rPr>
-          <w:rFonts w:ascii="Mangal" w:hAnsi="Mangal"/>
+          <w:rFonts w:ascii="Nirmala UI" w:hAnsi="Nirmala UI"/>
           <w:b/>
           <w:color w:val="000000"/>
           <w:sz w:val="43"/>
@@ -3220,7 +3220,7 @@
       <w:pPr>
         <w:jc w:val="center"/>
         <w:rPr>
-          <w:rFonts w:ascii="Mangal" w:hAnsi="Mangal"/>
+          <w:rFonts w:ascii="Nirmala UI" w:hAnsi="Nirmala UI"/>
           <w:b/>
           <w:bCs/>
           <w:sz w:val="36"/>
@@ -3229,7 +3229,7 @@
       </w:pPr>
       <w:r>
         <w:rPr>
-          <w:rFonts w:ascii="Mangal" w:hAnsi="Mangal"/>
+          <w:rFonts w:ascii="Nirmala UI" w:hAnsi="Nirmala UI"/>
           <w:sz w:val="29"/>
           <w:szCs w:val="29"/>
         </w:rPr>
@@ -3240,7 +3240,7 @@
       <w:pPr>
         <w:jc w:val="center"/>
         <w:rPr>
-          <w:rFonts w:ascii="Mangal" w:hAnsi="Mangal"/>
+          <w:rFonts w:ascii="Nirmala UI" w:hAnsi="Nirmala UI"/>
           <w:b/>
           <w:bCs/>
           <w:sz w:val="36"/>
@@ -3254,14 +3254,14 @@
           <w:tab w:val="left" w:pos="7035"/>
         </w:tabs>
         <w:rPr>
-          <w:rFonts w:ascii="Mangal" w:hAnsi="Mangal"/>
-          <w:sz w:val="29"/>
-          <w:szCs w:val="29"/>
-        </w:rPr>
-      </w:pPr>
-      <w:r>
-        <w:rPr>
-          <w:rFonts w:ascii="Mangal" w:hAnsi="Mangal"/>
+          <w:rFonts w:ascii="Nirmala UI" w:hAnsi="Nirmala UI"/>
+          <w:sz w:val="29"/>
+          <w:szCs w:val="29"/>
+        </w:rPr>
+      </w:pPr>
+      <w:r>
+        <w:rPr>
+          <w:rFonts w:ascii="Nirmala UI" w:hAnsi="Nirmala UI"/>
           <w:sz w:val="29"/>
           <w:szCs w:val="29"/>
         </w:rPr>
@@ -3272,14 +3272,14 @@
     <w:p>
       <w:pPr>
         <w:rPr>
-          <w:rFonts w:ascii="Mangal" w:hAnsi="Mangal"/>
-          <w:sz w:val="29"/>
-          <w:szCs w:val="29"/>
-        </w:rPr>
-      </w:pPr>
-      <w:r>
-        <w:rPr>
-          <w:rFonts w:ascii="Mangal" w:hAnsi="Mangal"/>
+          <w:rFonts w:ascii="Nirmala UI" w:hAnsi="Nirmala UI"/>
+          <w:sz w:val="29"/>
+          <w:szCs w:val="29"/>
+        </w:rPr>
+      </w:pPr>
+      <w:r>
+        <w:rPr>
+          <w:rFonts w:ascii="Nirmala UI" w:hAnsi="Nirmala UI"/>
           <w:sz w:val="29"/>
           <w:szCs w:val="29"/>
         </w:rPr>
@@ -3289,14 +3289,14 @@
     <w:p>
       <w:pPr>
         <w:rPr>
-          <w:rFonts w:ascii="Mangal" w:hAnsi="Mangal"/>
-          <w:sz w:val="29"/>
-          <w:szCs w:val="29"/>
-        </w:rPr>
-      </w:pPr>
-      <w:r>
-        <w:rPr>
-          <w:rFonts w:ascii="Mangal" w:hAnsi="Mangal"/>
+          <w:rFonts w:ascii="Nirmala UI" w:hAnsi="Nirmala UI"/>
+          <w:sz w:val="29"/>
+          <w:szCs w:val="29"/>
+        </w:rPr>
+      </w:pPr>
+      <w:r>
+        <w:rPr>
+          <w:rFonts w:ascii="Nirmala UI" w:hAnsi="Nirmala UI"/>
           <w:sz w:val="29"/>
           <w:szCs w:val="29"/>
         </w:rPr>
@@ -3306,14 +3306,14 @@
     <w:p>
       <w:pPr>
         <w:rPr>
-          <w:rFonts w:ascii="Mangal" w:hAnsi="Mangal"/>
-          <w:sz w:val="29"/>
-          <w:szCs w:val="29"/>
-        </w:rPr>
-      </w:pPr>
-      <w:r>
-        <w:rPr>
-          <w:rFonts w:ascii="Mangal" w:hAnsi="Mangal"/>
+          <w:rFonts w:ascii="Nirmala UI" w:hAnsi="Nirmala UI"/>
+          <w:sz w:val="29"/>
+          <w:szCs w:val="29"/>
+        </w:rPr>
+      </w:pPr>
+      <w:r>
+        <w:rPr>
+          <w:rFonts w:ascii="Nirmala UI" w:hAnsi="Nirmala UI"/>
           <w:sz w:val="29"/>
           <w:szCs w:val="29"/>
         </w:rPr>
@@ -3324,14 +3324,14 @@
       <w:pPr>
         <w:ind w:firstLine="720"/>
         <w:rPr>
-          <w:rFonts w:ascii="Mangal" w:hAnsi="Mangal"/>
-          <w:sz w:val="29"/>
-          <w:szCs w:val="29"/>
-        </w:rPr>
-      </w:pPr>
-      <w:r>
-        <w:rPr>
-          <w:rFonts w:ascii="Mangal" w:hAnsi="Mangal"/>
+          <w:rFonts w:ascii="Nirmala UI" w:hAnsi="Nirmala UI"/>
+          <w:sz w:val="29"/>
+          <w:szCs w:val="29"/>
+        </w:rPr>
+      </w:pPr>
+      <w:r>
+        <w:rPr>
+          <w:rFonts w:ascii="Nirmala UI" w:hAnsi="Nirmala UI"/>
           <w:sz w:val="29"/>
           <w:szCs w:val="29"/>
         </w:rPr>
@@ -3342,14 +3342,14 @@
       <w:pPr>
         <w:ind w:firstLine="720"/>
         <w:rPr>
-          <w:rFonts w:ascii="Mangal" w:hAnsi="Mangal"/>
-          <w:sz w:val="29"/>
-          <w:szCs w:val="29"/>
-        </w:rPr>
-      </w:pPr>
-      <w:r>
-        <w:rPr>
-          <w:rFonts w:ascii="Mangal" w:hAnsi="Mangal"/>
+          <w:rFonts w:ascii="Nirmala UI" w:hAnsi="Nirmala UI"/>
+          <w:sz w:val="29"/>
+          <w:szCs w:val="29"/>
+        </w:rPr>
+      </w:pPr>
+      <w:r>
+        <w:rPr>
+          <w:rFonts w:ascii="Nirmala UI" w:hAnsi="Nirmala UI"/>
           <w:sz w:val="29"/>
           <w:szCs w:val="29"/>
         </w:rPr>
@@ -3360,14 +3360,14 @@
       <w:pPr>
         <w:jc w:val="both"/>
         <w:rPr>
-          <w:rFonts w:ascii="Mangal" w:hAnsi="Mangal"/>
-          <w:sz w:val="29"/>
-          <w:szCs w:val="29"/>
-        </w:rPr>
-      </w:pPr>
-      <w:r>
-        <w:rPr>
-          <w:rFonts w:ascii="Mangal" w:hAnsi="Mangal"/>
+          <w:rFonts w:ascii="Nirmala UI" w:hAnsi="Nirmala UI"/>
+          <w:sz w:val="29"/>
+          <w:szCs w:val="29"/>
+        </w:rPr>
+      </w:pPr>
+      <w:r>
+        <w:rPr>
+          <w:rFonts w:ascii="Nirmala UI" w:hAnsi="Nirmala UI"/>
           <w:sz w:val="29"/>
           <w:szCs w:val="29"/>
         </w:rPr>
@@ -3378,14 +3378,14 @@
       <w:pPr>
         <w:jc w:val="center"/>
         <w:rPr>
-          <w:rFonts w:ascii="Mangal" w:hAnsi="Mangal"/>
-          <w:sz w:val="29"/>
-          <w:szCs w:val="29"/>
-        </w:rPr>
-      </w:pPr>
-      <w:r>
-        <w:rPr>
-          <w:rFonts w:ascii="Mangal" w:hAnsi="Mangal" w:cs="Times New Roman"/>
+          <w:rFonts w:ascii="Nirmala UI" w:hAnsi="Nirmala UI"/>
+          <w:sz w:val="29"/>
+          <w:szCs w:val="29"/>
+        </w:rPr>
+      </w:pPr>
+      <w:r>
+        <w:rPr>
+          <w:rFonts w:ascii="Nirmala UI" w:hAnsi="Nirmala UI" w:cs="Times New Roman"/>
           <w:sz w:val="29"/>
           <w:szCs w:val="29"/>
         </w:rPr>
@@ -3396,14 +3396,14 @@
       <w:pPr>
         <w:ind w:firstLine="720"/>
         <w:rPr>
-          <w:rFonts w:ascii="Mangal" w:hAnsi="Mangal"/>
-          <w:sz w:val="29"/>
-          <w:szCs w:val="29"/>
-        </w:rPr>
-      </w:pPr>
-      <w:r>
-        <w:rPr>
-          <w:rFonts w:ascii="Mangal" w:hAnsi="Mangal"/>
+          <w:rFonts w:ascii="Nirmala UI" w:hAnsi="Nirmala UI"/>
+          <w:sz w:val="29"/>
+          <w:szCs w:val="29"/>
+        </w:rPr>
+      </w:pPr>
+      <w:r>
+        <w:rPr>
+          <w:rFonts w:ascii="Nirmala UI" w:hAnsi="Nirmala UI"/>
           <w:sz w:val="29"/>
           <w:szCs w:val="29"/>
         </w:rPr>
@@ -3414,14 +3414,14 @@
       <w:pPr>
         <w:ind w:firstLine="720"/>
         <w:rPr>
-          <w:rFonts w:ascii="Mangal" w:hAnsi="Mangal"/>
-          <w:sz w:val="29"/>
-          <w:szCs w:val="29"/>
-        </w:rPr>
-      </w:pPr>
-      <w:r>
-        <w:rPr>
-          <w:rFonts w:ascii="Mangal" w:hAnsi="Mangal"/>
+          <w:rFonts w:ascii="Nirmala UI" w:hAnsi="Nirmala UI"/>
+          <w:sz w:val="29"/>
+          <w:szCs w:val="29"/>
+        </w:rPr>
+      </w:pPr>
+      <w:r>
+        <w:rPr>
+          <w:rFonts w:ascii="Nirmala UI" w:hAnsi="Nirmala UI"/>
           <w:sz w:val="29"/>
           <w:szCs w:val="29"/>
         </w:rPr>
@@ -3432,7 +3432,7 @@
       <w:pPr>
         <w:ind w:firstLine="720"/>
         <w:rPr>
-          <w:rFonts w:ascii="Mangal" w:hAnsi="Mangal"/>
+          <w:rFonts w:ascii="Nirmala UI" w:hAnsi="Nirmala UI"/>
           <w:bCs/>
           <w:sz w:val="29"/>
           <w:szCs w:val="29"/>
@@ -3440,7 +3440,7 @@
       </w:pPr>
       <w:r>
         <w:rPr>
-          <w:rFonts w:ascii="Mangal" w:hAnsi="Mangal"/>
+          <w:rFonts w:ascii="Nirmala UI" w:hAnsi="Nirmala UI"/>
           <w:sz w:val="29"/>
           <w:szCs w:val="29"/>
         </w:rPr>
@@ -3451,14 +3451,14 @@
       <w:pPr>
         <w:ind w:firstLine="720"/>
         <w:rPr>
-          <w:rFonts w:ascii="Mangal" w:hAnsi="Mangal"/>
-          <w:sz w:val="29"/>
-          <w:szCs w:val="29"/>
-        </w:rPr>
-      </w:pPr>
-      <w:r>
-        <w:rPr>
-          <w:rFonts w:ascii="Mangal" w:hAnsi="Mangal"/>
+          <w:rFonts w:ascii="Nirmala UI" w:hAnsi="Nirmala UI"/>
+          <w:sz w:val="29"/>
+          <w:szCs w:val="29"/>
+        </w:rPr>
+      </w:pPr>
+      <w:r>
+        <w:rPr>
+          <w:rFonts w:ascii="Nirmala UI" w:hAnsi="Nirmala UI"/>
           <w:bCs/>
           <w:sz w:val="29"/>
           <w:szCs w:val="29"/>
@@ -3475,14 +3475,14 @@
       <w:pPr>
         <w:ind w:firstLine="720"/>
         <w:rPr>
-          <w:rFonts w:ascii="Mangal" w:hAnsi="Mangal"/>
-          <w:sz w:val="29"/>
-          <w:szCs w:val="29"/>
-        </w:rPr>
-      </w:pPr>
-      <w:r>
-        <w:rPr>
-          <w:rFonts w:ascii="Mangal" w:hAnsi="Mangal"/>
+          <w:rFonts w:ascii="Nirmala UI" w:hAnsi="Nirmala UI"/>
+          <w:sz w:val="29"/>
+          <w:szCs w:val="29"/>
+        </w:rPr>
+      </w:pPr>
+      <w:r>
+        <w:rPr>
+          <w:rFonts w:ascii="Nirmala UI" w:hAnsi="Nirmala UI"/>
           <w:sz w:val="29"/>
           <w:szCs w:val="29"/>
         </w:rPr>
@@ -3493,14 +3493,14 @@
       <w:pPr>
         <w:ind w:firstLine="720"/>
         <w:rPr>
-          <w:rFonts w:ascii="Mangal" w:hAnsi="Mangal"/>
-          <w:sz w:val="29"/>
-          <w:szCs w:val="29"/>
-        </w:rPr>
-      </w:pPr>
-      <w:r>
-        <w:rPr>
-          <w:rFonts w:ascii="Mangal" w:hAnsi="Mangal"/>
+          <w:rFonts w:ascii="Nirmala UI" w:hAnsi="Nirmala UI"/>
+          <w:sz w:val="29"/>
+          <w:szCs w:val="29"/>
+        </w:rPr>
+      </w:pPr>
+      <w:r>
+        <w:rPr>
+          <w:rFonts w:ascii="Nirmala UI" w:hAnsi="Nirmala UI"/>
           <w:sz w:val="29"/>
           <w:szCs w:val="29"/>
         </w:rPr>
@@ -3518,7 +3518,7 @@
           <w:tab w:val="left" w:pos="1035"/>
         </w:tabs>
         <w:rPr>
-          <w:rFonts w:ascii="Mangal" w:hAnsi="Mangal"/>
+          <w:rFonts w:ascii="Nirmala UI" w:hAnsi="Nirmala UI"/>
           <w:sz w:val="29"/>
           <w:szCs w:val="29"/>
         </w:rPr>
@@ -3529,7 +3529,7 @@
         <w:ind w:left="5400" w:right="0"/>
         <w:jc w:val="center"/>
         <w:rPr>
-          <w:rFonts w:ascii="Mangal" w:hAnsi="Mangal"/>
+          <w:rFonts w:ascii="Nirmala UI" w:hAnsi="Nirmala UI"/>
           <w:sz w:val="29"/>
           <w:szCs w:val="29"/>
           <w:u w:val="single"/>
@@ -3537,7 +3537,7 @@
       </w:pPr>
       <w:r>
         <w:rPr>
-          <w:rFonts w:ascii="Mangal" w:hAnsi="Mangal"/>
+          <w:rFonts w:ascii="Nirmala UI" w:hAnsi="Nirmala UI"/>
           <w:sz w:val="29"/>
           <w:szCs w:val="29"/>
           <w:u w:val="single"/>
@@ -3550,14 +3550,14 @@
         <w:ind w:left="5400" w:right="0"/>
         <w:jc w:val="center"/>
         <w:rPr>
-          <w:rFonts w:ascii="Mangal" w:hAnsi="Mangal"/>
-          <w:sz w:val="29"/>
-          <w:szCs w:val="29"/>
-        </w:rPr>
-      </w:pPr>
-      <w:r>
-        <w:rPr>
-          <w:rFonts w:ascii="Mangal" w:hAnsi="Mangal"/>
+          <w:rFonts w:ascii="Nirmala UI" w:hAnsi="Nirmala UI"/>
+          <w:sz w:val="29"/>
+          <w:szCs w:val="29"/>
+        </w:rPr>
+      </w:pPr>
+      <w:r>
+        <w:rPr>
+          <w:rFonts w:ascii="Nirmala UI" w:hAnsi="Nirmala UI"/>
           <w:sz w:val="29"/>
           <w:szCs w:val="29"/>
         </w:rPr>
@@ -3569,14 +3569,14 @@
         <w:ind w:left="5400" w:right="0"/>
         <w:jc w:val="center"/>
         <w:rPr>
-          <w:rFonts w:ascii="Mangal" w:hAnsi="Mangal"/>
-          <w:sz w:val="29"/>
-          <w:szCs w:val="29"/>
-        </w:rPr>
-      </w:pPr>
-      <w:r>
-        <w:rPr>
-          <w:rFonts w:ascii="Mangal" w:hAnsi="Mangal"/>
+          <w:rFonts w:ascii="Nirmala UI" w:hAnsi="Nirmala UI"/>
+          <w:sz w:val="29"/>
+          <w:szCs w:val="29"/>
+        </w:rPr>
+      </w:pPr>
+      <w:r>
+        <w:rPr>
+          <w:rFonts w:ascii="Nirmala UI" w:hAnsi="Nirmala UI"/>
           <w:sz w:val="29"/>
           <w:szCs w:val="29"/>
         </w:rPr>
@@ -3588,7 +3588,7 @@
         <w:pStyle w:val="BmPageStart"/>
         <w:jc w:val="center"/>
         <w:rPr>
-          <w:rFonts w:ascii="Mangal" w:hAnsi="Mangal"/>
+          <w:rFonts w:ascii="Nirmala UI" w:hAnsi="Nirmala UI"/>
           <w:b/>
           <w:bCs/>
           <w:sz w:val="36"/>
@@ -3597,7 +3597,7 @@
       </w:pPr>
       <w:r>
         <w:rPr>
-          <w:rFonts w:ascii="Mangal" w:hAnsi="Mangal"/>
+          <w:rFonts w:ascii="Nirmala UI" w:hAnsi="Nirmala UI"/>
           <w:b/>
           <w:color w:val="000000"/>
           <w:sz w:val="43"/>
@@ -3610,7 +3610,7 @@
       <w:pPr>
         <w:jc w:val="center"/>
         <w:rPr>
-          <w:rFonts w:ascii="Mangal" w:hAnsi="Mangal"/>
+          <w:rFonts w:ascii="Nirmala UI" w:hAnsi="Nirmala UI"/>
           <w:b/>
           <w:bCs/>
           <w:sz w:val="36"/>
@@ -3619,7 +3619,7 @@
       </w:pPr>
       <w:r>
         <w:rPr>
-          <w:rFonts w:ascii="Mangal" w:hAnsi="Mangal"/>
+          <w:rFonts w:ascii="Nirmala UI" w:hAnsi="Nirmala UI"/>
           <w:sz w:val="29"/>
           <w:szCs w:val="29"/>
         </w:rPr>
@@ -3737,7 +3737,7 @@
     <w:p>
       <w:pPr>
         <w:rPr>
-          <w:rFonts w:ascii="Mangal" w:hAnsi="Mangal"/>
+          <w:rFonts w:ascii="Nirmala UI" w:hAnsi="Nirmala UI"/>
           <w:b/>
           <w:bCs/>
           <w:sz w:val="36"/>
@@ -3749,7 +3749,7 @@
       <w:pPr>
         <w:ind w:firstLine="720"/>
         <w:rPr>
-          <w:rFonts w:ascii="Mangal" w:hAnsi="Mangal"/>
+          <w:rFonts w:ascii="Nirmala UI" w:hAnsi="Nirmala UI"/>
           <w:sz w:val="29"/>
           <w:szCs w:val="29"/>
         </w:rPr>
@@ -3769,13 +3769,13 @@
         <w:ind w:left="360"/>
         <w:jc w:val="both"/>
         <w:rPr>
-          <w:rFonts w:ascii="Mangal" w:hAnsi="Mangal"/>
-          <w:sz w:val="29"/>
-        </w:rPr>
-      </w:pPr>
-      <w:r>
-        <w:rPr>
-          <w:rFonts w:ascii="Mangal" w:hAnsi="Mangal"/>
+          <w:rFonts w:ascii="Nirmala UI" w:hAnsi="Nirmala UI"/>
+          <w:sz w:val="29"/>
+        </w:rPr>
+      </w:pPr>
+      <w:r>
+        <w:rPr>
+          <w:rFonts w:ascii="Nirmala UI" w:hAnsi="Nirmala UI"/>
           <w:sz w:val="29"/>
           <w:szCs w:val="29"/>
         </w:rPr>
@@ -3807,7 +3807,7 @@
       <w:pPr>
         <w:jc w:val="center"/>
         <w:rPr>
-          <w:rFonts w:ascii="Mangal" w:hAnsi="Mangal"/>
+          <w:rFonts w:ascii="Nirmala UI" w:hAnsi="Nirmala UI"/>
           <w:b/>
           <w:bCs/>
           <w:sz w:val="36"/>
@@ -3816,7 +3816,7 @@
       </w:pPr>
       <w:r>
         <w:rPr>
-          <w:rFonts w:ascii="Mangal" w:hAnsi="Mangal"/>
+          <w:rFonts w:ascii="Nirmala UI" w:hAnsi="Nirmala UI"/>
           <w:b/>
           <w:color w:val="000000"/>
           <w:sz w:val="43"/>
@@ -3831,7 +3831,7 @@
         <w:ind w:left="-142"/>
         <w:jc w:val="center"/>
         <w:rPr>
-          <w:rFonts w:ascii="Mangal" w:hAnsi="Mangal"/>
+          <w:rFonts w:ascii="Nirmala UI" w:hAnsi="Nirmala UI"/>
           <w:b/>
           <w:bCs/>
           <w:sz w:val="32"/>
@@ -3840,7 +3840,7 @@
       </w:pPr>
       <w:r>
         <w:rPr>
-          <w:rFonts w:ascii="Mangal" w:hAnsi="Mangal"/>
+          <w:rFonts w:ascii="Nirmala UI" w:hAnsi="Nirmala UI"/>
           <w:b/>
           <w:bCs/>
           <w:sz w:val="32"/>
@@ -3855,15 +3855,15 @@
         <w:ind w:left="-142"/>
         <w:jc w:val="center"/>
         <w:rPr>
-          <w:rFonts w:ascii="Mangal" w:hAnsi="Mangal"/>
-          <w:b/>
-          <w:sz w:val="29"/>
-          <w:szCs w:val="29"/>
-        </w:rPr>
-      </w:pPr>
-      <w:r>
-        <w:rPr>
-          <w:rFonts w:ascii="Mangal" w:hAnsi="Mangal"/>
+          <w:rFonts w:ascii="Nirmala UI" w:hAnsi="Nirmala UI"/>
+          <w:b/>
+          <w:sz w:val="29"/>
+          <w:szCs w:val="29"/>
+        </w:rPr>
+      </w:pPr>
+      <w:r>
+        <w:rPr>
+          <w:rFonts w:ascii="Nirmala UI" w:hAnsi="Nirmala UI"/>
           <w:b/>
           <w:sz w:val="29"/>
           <w:szCs w:val="29"/>
@@ -3877,7 +3877,7 @@
         <w:ind w:left="-142"/>
         <w:jc w:val="both"/>
         <w:rPr>
-          <w:rFonts w:ascii="Mangal" w:hAnsi="Mangal"/>
+          <w:rFonts w:ascii="Nirmala UI" w:hAnsi="Nirmala UI"/>
           <w:sz w:val="29"/>
           <w:szCs w:val="29"/>
         </w:rPr>
@@ -3889,7 +3889,7 @@
         <w:ind w:left="-180"/>
         <w:jc w:val="both"/>
         <w:rPr>
-          <w:rFonts w:ascii="Mangal" w:hAnsi="Mangal"/>
+          <w:rFonts w:ascii="Nirmala UI" w:hAnsi="Nirmala UI"/>
           <w:b/>
           <w:bCs/>
           <w:sz w:val="27"/>
@@ -3898,7 +3898,7 @@
       </w:pPr>
       <w:r>
         <w:rPr>
-          <w:rFonts w:ascii="Mangal" w:hAnsi="Mangal"/>
+          <w:rFonts w:ascii="Nirmala UI" w:hAnsi="Nirmala UI"/>
           <w:sz w:val="27"/>
           <w:szCs w:val="27"/>
         </w:rPr>
@@ -3908,7 +3908,7 @@
       </w:r>
       <w:r>
         <w:rPr>
-          <w:rFonts w:ascii="Mangal" w:hAnsi="Mangal"/>
+          <w:rFonts w:ascii="Nirmala UI" w:hAnsi="Nirmala UI"/>
           <w:b/>
           <w:bCs/>
           <w:sz w:val="27"/>
@@ -3918,7 +3918,7 @@
       </w:r>
       <w:r>
         <w:rPr>
-          <w:rFonts w:ascii="Mangal" w:hAnsi="Mangal"/>
+          <w:rFonts w:ascii="Nirmala UI" w:hAnsi="Nirmala UI"/>
           <w:sz w:val="27"/>
           <w:szCs w:val="27"/>
         </w:rPr>
@@ -3930,7 +3930,7 @@
         <w:spacing w:after="0"/>
         <w:ind w:firstLine="450"/>
         <w:rPr>
-          <w:rFonts w:ascii="Mangal" w:hAnsi="Mangal"/>
+          <w:rFonts w:ascii="Nirmala UI" w:hAnsi="Nirmala UI"/>
           <w:sz w:val="27"/>
           <w:szCs w:val="27"/>
         </w:rPr>
@@ -3940,7 +3940,7 @@
       <w:pPr>
         <w:spacing w:after="0"/>
         <w:rPr>
-          <w:rFonts w:ascii="Mangal" w:hAnsi="Mangal"/>
+          <w:rFonts w:ascii="Nirmala UI" w:hAnsi="Nirmala UI"/>
           <w:b/>
           <w:sz w:val="27"/>
           <w:szCs w:val="27"/>
@@ -3949,7 +3949,7 @@
       </w:pPr>
       <w:r>
         <w:rPr>
-          <w:rFonts w:ascii="Mangal" w:hAnsi="Mangal"/>
+          <w:rFonts w:ascii="Nirmala UI" w:hAnsi="Nirmala UI"/>
           <w:b/>
           <w:sz w:val="27"/>
           <w:szCs w:val="27"/>
@@ -3972,13 +3972,13 @@
         <w:ind w:left="360"/>
         <w:jc w:val="both"/>
         <w:rPr>
-          <w:rFonts w:ascii="Mangal" w:hAnsi="Mangal"/>
-          <w:sz w:val="29"/>
-        </w:rPr>
-      </w:pPr>
-      <w:r>
-        <w:rPr>
-          <w:rFonts w:ascii="Mangal" w:hAnsi="Mangal"/>
+          <w:rFonts w:ascii="Nirmala UI" w:hAnsi="Nirmala UI"/>
+          <w:sz w:val="29"/>
+        </w:rPr>
+      </w:pPr>
+      <w:r>
+        <w:rPr>
+          <w:rFonts w:ascii="Nirmala UI" w:hAnsi="Nirmala UI"/>
           <w:sz w:val="29"/>
           <w:szCs w:val="29"/>
         </w:rPr>
@@ -3997,7 +3997,7 @@
       <w:pPr>
         <w:ind w:firstLine="720"/>
         <w:rPr>
-          <w:rFonts w:ascii="Mangal" w:hAnsi="Mangal"/>
+          <w:rFonts w:ascii="Nirmala UI" w:hAnsi="Nirmala UI"/>
           <w:sz w:val="29"/>
           <w:szCs w:val="29"/>
         </w:rPr>
@@ -4008,7 +4008,7 @@
         <w:spacing w:after="0"/>
         <w:ind w:left="360" w:hanging="360"/>
         <w:rPr>
-          <w:rFonts w:ascii="Mangal" w:hAnsi="Mangal"/>
+          <w:rFonts w:ascii="Nirmala UI" w:hAnsi="Nirmala UI"/>
           <w:b/>
           <w:sz w:val="32"/>
           <w:szCs w:val="32"/>
@@ -4017,7 +4017,7 @@
       </w:pPr>
       <w:r>
         <w:rPr>
-          <w:rFonts w:ascii="Mangal" w:hAnsi="Mangal"/>
+          <w:rFonts w:ascii="Nirmala UI" w:hAnsi="Nirmala UI"/>
           <w:b/>
           <w:sz w:val="32"/>
           <w:szCs w:val="32"/>
@@ -4030,14 +4030,14 @@
       <w:pPr>
         <w:ind w:firstLine="720"/>
         <w:rPr>
-          <w:rFonts w:ascii="Mangal" w:hAnsi="Mangal"/>
-          <w:sz w:val="29"/>
-          <w:szCs w:val="29"/>
-        </w:rPr>
-      </w:pPr>
-      <w:r>
-        <w:rPr>
-          <w:rFonts w:ascii="Mangal" w:hAnsi="Mangal"/>
+          <w:rFonts w:ascii="Nirmala UI" w:hAnsi="Nirmala UI"/>
+          <w:sz w:val="29"/>
+          <w:szCs w:val="29"/>
+        </w:rPr>
+      </w:pPr>
+      <w:r>
+        <w:rPr>
+          <w:rFonts w:ascii="Nirmala UI" w:hAnsi="Nirmala UI"/>
           <w:sz w:val="29"/>
           <w:szCs w:val="29"/>
         </w:rPr>
@@ -4048,14 +4048,14 @@
       <w:pPr>
         <w:ind w:firstLine="720"/>
         <w:rPr>
-          <w:rFonts w:ascii="Mangal" w:hAnsi="Mangal"/>
-          <w:sz w:val="29"/>
-          <w:szCs w:val="29"/>
-        </w:rPr>
-      </w:pPr>
-      <w:r>
-        <w:rPr>
-          <w:rFonts w:ascii="Mangal" w:hAnsi="Mangal"/>
+          <w:rFonts w:ascii="Nirmala UI" w:hAnsi="Nirmala UI"/>
+          <w:sz w:val="29"/>
+          <w:szCs w:val="29"/>
+        </w:rPr>
+      </w:pPr>
+      <w:r>
+        <w:rPr>
+          <w:rFonts w:ascii="Nirmala UI" w:hAnsi="Nirmala UI"/>
           <w:sz w:val="29"/>
           <w:szCs w:val="29"/>
         </w:rPr>
@@ -4067,15 +4067,15 @@
         <w:spacing w:after="0"/>
         <w:ind w:left="360" w:hanging="360"/>
         <w:rPr>
-          <w:rFonts w:ascii="Mangal" w:hAnsi="Mangal"/>
-          <w:b/>
-          <w:sz w:val="27"/>
-          <w:szCs w:val="27"/>
-        </w:rPr>
-      </w:pPr>
-      <w:r>
-        <w:rPr>
-          <w:rFonts w:ascii="Mangal" w:hAnsi="Mangal"/>
+          <w:rFonts w:ascii="Nirmala UI" w:hAnsi="Nirmala UI"/>
+          <w:b/>
+          <w:sz w:val="27"/>
+          <w:szCs w:val="27"/>
+        </w:rPr>
+      </w:pPr>
+      <w:r>
+        <w:rPr>
+          <w:rFonts w:ascii="Nirmala UI" w:hAnsi="Nirmala UI"/>
           <w:b/>
           <w:sz w:val="27"/>
           <w:szCs w:val="27"/>
@@ -4088,15 +4088,15 @@
         <w:spacing w:after="0"/>
         <w:ind w:left="360" w:hanging="360"/>
         <w:rPr>
-          <w:rFonts w:ascii="Mangal" w:hAnsi="Mangal"/>
-          <w:b/>
-          <w:sz w:val="27"/>
-          <w:szCs w:val="27"/>
-        </w:rPr>
-      </w:pPr>
-      <w:r>
-        <w:rPr>
-          <w:rFonts w:ascii="Mangal" w:hAnsi="Mangal"/>
+          <w:rFonts w:ascii="Nirmala UI" w:hAnsi="Nirmala UI"/>
+          <w:b/>
+          <w:sz w:val="27"/>
+          <w:szCs w:val="27"/>
+        </w:rPr>
+      </w:pPr>
+      <w:r>
+        <w:rPr>
+          <w:rFonts w:ascii="Nirmala UI" w:hAnsi="Nirmala UI"/>
           <w:b/>
           <w:sz w:val="27"/>
           <w:szCs w:val="27"/>
@@ -4108,14 +4108,14 @@
       <w:pPr>
         <w:ind w:firstLine="720"/>
         <w:rPr>
-          <w:rFonts w:ascii="Mangal" w:hAnsi="Mangal"/>
-          <w:sz w:val="29"/>
-          <w:szCs w:val="29"/>
-        </w:rPr>
-      </w:pPr>
-      <w:r>
-        <w:rPr>
-          <w:rFonts w:ascii="Mangal" w:hAnsi="Mangal"/>
+          <w:rFonts w:ascii="Nirmala UI" w:hAnsi="Nirmala UI"/>
+          <w:sz w:val="29"/>
+          <w:szCs w:val="29"/>
+        </w:rPr>
+      </w:pPr>
+      <w:r>
+        <w:rPr>
+          <w:rFonts w:ascii="Nirmala UI" w:hAnsi="Nirmala UI"/>
           <w:sz w:val="29"/>
           <w:szCs w:val="29"/>
         </w:rPr>
@@ -4123,7 +4123,7 @@
       </w:r>
       <w:r>
         <w:rPr>
-          <w:rFonts w:ascii="Mangal" w:hAnsi="Mangal"/>
+          <w:rFonts w:ascii="Nirmala UI" w:hAnsi="Nirmala UI"/>
           <w:sz w:val="25"/>
           <w:szCs w:val="25"/>
         </w:rPr>
@@ -4131,7 +4131,7 @@
       </w:r>
       <w:r>
         <w:rPr>
-          <w:rFonts w:ascii="Mangal" w:hAnsi="Mangal"/>
+          <w:rFonts w:ascii="Nirmala UI" w:hAnsi="Nirmala UI"/>
           <w:sz w:val="29"/>
           <w:szCs w:val="29"/>
         </w:rPr>
@@ -4142,14 +4142,14 @@
       <w:pPr>
         <w:ind w:firstLine="720"/>
         <w:rPr>
-          <w:rFonts w:ascii="Mangal" w:hAnsi="Mangal"/>
-          <w:sz w:val="29"/>
-          <w:szCs w:val="29"/>
-        </w:rPr>
-      </w:pPr>
-      <w:r>
-        <w:rPr>
-          <w:rFonts w:ascii="Mangal" w:hAnsi="Mangal"/>
+          <w:rFonts w:ascii="Nirmala UI" w:hAnsi="Nirmala UI"/>
+          <w:sz w:val="29"/>
+          <w:szCs w:val="29"/>
+        </w:rPr>
+      </w:pPr>
+      <w:r>
+        <w:rPr>
+          <w:rFonts w:ascii="Nirmala UI" w:hAnsi="Nirmala UI"/>
           <w:sz w:val="29"/>
           <w:szCs w:val="29"/>
         </w:rPr>
@@ -4175,7 +4175,7 @@
     <w:p>
       <w:pPr>
         <w:rPr>
-          <w:rFonts w:ascii="Mangal" w:hAnsi="Mangal"/>
+          <w:rFonts w:ascii="Nirmala UI" w:hAnsi="Nirmala UI"/>
           <w:b/>
           <w:sz w:val="61"/>
           <w:szCs w:val="61"/>
@@ -4183,7 +4183,7 @@
       </w:pPr>
       <w:r>
         <w:rPr>
-          <w:rFonts w:ascii="Mangal" w:hAnsi="Mangal"/>
+          <w:rFonts w:ascii="Nirmala UI" w:hAnsi="Nirmala UI"/>
           <w:b/>
           <w:bCs/>
           <w:sz w:val="61"/>
@@ -4196,14 +4196,14 @@
       <w:pPr>
         <w:jc w:val="center"/>
         <w:rPr>
-          <w:rFonts w:ascii="Mangal" w:hAnsi="Mangal"/>
+          <w:rFonts w:ascii="Nirmala UI" w:hAnsi="Nirmala UI"/>
           <w:sz w:val="11"/>
           <w:szCs w:val="11"/>
         </w:rPr>
       </w:pPr>
       <w:r>
         <w:rPr>
-          <w:rFonts w:ascii="Mangal" w:hAnsi="Mangal"/>
+          <w:rFonts w:ascii="Nirmala UI" w:hAnsi="Nirmala UI"/>
           <w:sz w:val="32"/>
           <w:szCs w:val="32"/>
         </w:rPr>
@@ -4214,7 +4214,7 @@
       <w:pPr>
         <w:jc w:val="center"/>
         <w:rPr>
-          <w:rFonts w:ascii="Mangal" w:hAnsi="Mangal"/>
+          <w:rFonts w:ascii="Nirmala UI" w:hAnsi="Nirmala UI"/>
           <w:b/>
           <w:sz w:val="32"/>
           <w:szCs w:val="29"/>
@@ -4222,7 +4222,7 @@
       </w:pPr>
       <w:r>
         <w:rPr>
-          <w:rFonts w:ascii="Mangal" w:hAnsi="Mangal"/>
+          <w:rFonts w:ascii="Nirmala UI" w:hAnsi="Nirmala UI"/>
           <w:b/>
           <w:sz w:val="32"/>
           <w:szCs w:val="14"/>
@@ -4234,14 +4234,14 @@
       <w:pPr>
         <w:jc w:val="center"/>
         <w:rPr>
-          <w:rFonts w:ascii="Mangal" w:hAnsi="Mangal"/>
+          <w:rFonts w:ascii="Nirmala UI" w:hAnsi="Nirmala UI"/>
           <w:sz w:val="32"/>
           <w:szCs w:val="29"/>
         </w:rPr>
       </w:pPr>
       <w:r>
         <w:rPr>
-          <w:rFonts w:ascii="Mangal" w:hAnsi="Mangal"/>
+          <w:rFonts w:ascii="Nirmala UI" w:hAnsi="Nirmala UI"/>
           <w:b/>
           <w:sz w:val="32"/>
           <w:szCs w:val="32"/>
@@ -4255,14 +4255,14 @@
         <w:spacing w:line="360" w:lineRule="auto"/>
         <w:jc w:val="center"/>
         <w:rPr>
-          <w:rFonts w:ascii="Mangal" w:hAnsi="Mangal"/>
+          <w:rFonts w:ascii="Nirmala UI" w:hAnsi="Nirmala UI"/>
           <w:sz w:val="32"/>
           <w:szCs w:val="32"/>
         </w:rPr>
       </w:pPr>
       <w:r>
         <w:rPr>
-          <w:rFonts w:ascii="Mangal" w:hAnsi="Mangal"/>
+          <w:rFonts w:ascii="Nirmala UI" w:hAnsi="Nirmala UI"/>
           <w:b/>
           <w:sz w:val="32"/>
           <w:szCs w:val="32"/>
@@ -4277,14 +4277,14 @@
         <w:ind w:left="720" w:right="742" w:hanging="720"/>
         <w:jc w:val="both"/>
         <w:rPr>
-          <w:rFonts w:ascii="Mangal" w:hAnsi="Mangal"/>
+          <w:rFonts w:ascii="Nirmala UI" w:hAnsi="Nirmala UI"/>
           <w:sz w:val="32"/>
           <w:szCs w:val="32"/>
         </w:rPr>
       </w:pPr>
       <w:r>
         <w:rPr>
-          <w:rFonts w:ascii="Mangal" w:hAnsi="Mangal"/>
+          <w:rFonts w:ascii="Nirmala UI" w:hAnsi="Nirmala UI"/>
           <w:sz w:val="32"/>
           <w:szCs w:val="32"/>
         </w:rPr>
@@ -4297,14 +4297,14 @@
         <w:ind w:left="720" w:right="742" w:hanging="720"/>
         <w:jc w:val="both"/>
         <w:rPr>
-          <w:rFonts w:ascii="Mangal" w:hAnsi="Mangal"/>
+          <w:rFonts w:ascii="Nirmala UI" w:hAnsi="Nirmala UI"/>
           <w:sz w:val="32"/>
           <w:szCs w:val="32"/>
         </w:rPr>
       </w:pPr>
       <w:r>
         <w:rPr>
-          <w:rFonts w:ascii="Mangal" w:hAnsi="Mangal"/>
+          <w:rFonts w:ascii="Nirmala UI" w:hAnsi="Nirmala UI"/>
           <w:sz w:val="32"/>
           <w:szCs w:val="32"/>
         </w:rPr>
@@ -4317,14 +4317,14 @@
         <w:ind w:left="720" w:right="742" w:hanging="720"/>
         <w:jc w:val="both"/>
         <w:rPr>
-          <w:rFonts w:ascii="Mangal" w:hAnsi="Mangal"/>
+          <w:rFonts w:ascii="Nirmala UI" w:hAnsi="Nirmala UI"/>
           <w:sz w:val="32"/>
           <w:szCs w:val="32"/>
         </w:rPr>
       </w:pPr>
       <w:r>
         <w:rPr>
-          <w:rFonts w:ascii="Mangal" w:hAnsi="Mangal"/>
+          <w:rFonts w:ascii="Nirmala UI" w:hAnsi="Nirmala UI"/>
           <w:sz w:val="32"/>
           <w:szCs w:val="32"/>
         </w:rPr>
@@ -4337,14 +4337,14 @@
         <w:ind w:left="720" w:right="742" w:hanging="720"/>
         <w:jc w:val="both"/>
         <w:rPr>
-          <w:rFonts w:ascii="Mangal" w:hAnsi="Mangal"/>
+          <w:rFonts w:ascii="Nirmala UI" w:hAnsi="Nirmala UI"/>
           <w:sz w:val="32"/>
           <w:szCs w:val="32"/>
         </w:rPr>
       </w:pPr>
       <w:r>
         <w:rPr>
-          <w:rFonts w:ascii="Mangal" w:hAnsi="Mangal"/>
+          <w:rFonts w:ascii="Nirmala UI" w:hAnsi="Nirmala UI"/>
           <w:sz w:val="32"/>
           <w:szCs w:val="32"/>
         </w:rPr>
@@ -4356,7 +4356,7 @@
         <w:ind w:left="1620" w:hanging="720"/>
         <w:jc w:val="both"/>
         <w:rPr>
-          <w:rFonts w:ascii="Mangal" w:hAnsi="Mangal"/>
+          <w:rFonts w:ascii="Nirmala UI" w:hAnsi="Nirmala UI"/>
           <w:sz w:val="32"/>
           <w:szCs w:val="32"/>
         </w:rPr>
@@ -4367,7 +4367,7 @@
         <w:ind w:left="1620" w:hanging="720"/>
         <w:jc w:val="both"/>
         <w:rPr>
-          <w:rFonts w:ascii="Mangal" w:hAnsi="Mangal"/>
+          <w:rFonts w:ascii="Nirmala UI" w:hAnsi="Nirmala UI"/>
           <w:sz w:val="32"/>
           <w:szCs w:val="32"/>
         </w:rPr>
@@ -4378,14 +4378,14 @@
         <w:ind w:left="6480" w:right="0"/>
         <w:jc w:val="center"/>
         <w:rPr>
-          <w:rFonts w:ascii="Mangal" w:hAnsi="Mangal"/>
+          <w:rFonts w:ascii="Nirmala UI" w:hAnsi="Nirmala UI"/>
           <w:sz w:val="32"/>
           <w:szCs w:val="32"/>
         </w:rPr>
       </w:pPr>
       <w:r>
         <w:rPr>
-          <w:rFonts w:ascii="Mangal" w:hAnsi="Mangal"/>
+          <w:rFonts w:ascii="Nirmala UI" w:hAnsi="Nirmala UI"/>
           <w:sz w:val="32"/>
           <w:szCs w:val="32"/>
         </w:rPr>
@@ -4398,14 +4398,14 @@
         <w:ind w:left="6480" w:right="0"/>
         <w:jc w:val="center"/>
         <w:rPr>
-          <w:rFonts w:ascii="Mangal" w:hAnsi="Mangal"/>
+          <w:rFonts w:ascii="Nirmala UI" w:hAnsi="Nirmala UI"/>
           <w:sz w:val="32"/>
           <w:szCs w:val="32"/>
         </w:rPr>
       </w:pPr>
       <w:r>
         <w:rPr>
-          <w:rFonts w:ascii="Mangal" w:hAnsi="Mangal"/>
+          <w:rFonts w:ascii="Nirmala UI" w:hAnsi="Nirmala UI"/>
           <w:sz w:val="32"/>
           <w:szCs w:val="32"/>
         </w:rPr>
@@ -4413,7 +4413,7 @@
       </w:r>
       <w:r>
         <w:rPr>
-          <w:rFonts w:ascii="Mangal" w:hAnsi="Mangal"/>
+          <w:rFonts w:ascii="Nirmala UI" w:hAnsi="Nirmala UI"/>
           <w:color w:val="000000"/>
           <w:sz w:val="29"/>
           <w:szCs w:val="29"/>
@@ -4427,14 +4427,14 @@
         <w:ind w:left="6480" w:right="0"/>
         <w:jc w:val="center"/>
         <w:rPr>
-          <w:rFonts w:ascii="Mangal" w:hAnsi="Mangal"/>
+          <w:rFonts w:ascii="Nirmala UI" w:hAnsi="Nirmala UI"/>
           <w:sz w:val="32"/>
           <w:szCs w:val="32"/>
         </w:rPr>
       </w:pPr>
       <w:r>
         <w:rPr>
-          <w:rFonts w:ascii="Mangal" w:hAnsi="Mangal"/>
+          <w:rFonts w:ascii="Nirmala UI" w:hAnsi="Nirmala UI"/>
           <w:sz w:val="32"/>
           <w:szCs w:val="32"/>
         </w:rPr>
@@ -4913,7 +4913,7 @@
     </w:rPrDefault>
     <w:pPrDefault>
       <w:pPr>
-        <w:spacing w:after="200" w:line="276" w:lineRule="auto"/>
+        <w:spacing w:after="0" w:line="240" w:lineRule="auto"/>
       </w:pPr>
     </w:pPrDefault>
   </w:docDefaults>
@@ -5316,7 +5316,7 @@
       <w:outlineLvl w:val="0"/>
     </w:pPr>
     <w:rPr>
-      <w:rFonts w:ascii="Mangal" w:eastAsia="Mangal" w:hAnsi="Mangal" w:cs="Mangal"/>
+      <w:rFonts w:ascii="Nirmala UI" w:eastAsia="Nirmala UI" w:hAnsi="Nirmala UI" w:cs="Nirmala UI"/>
       <w:color w:val="000000"/>
       <w:sz w:val="36"/>
       <w:u w:val="single" w:color="000000"/>
@@ -5485,7 +5485,7 @@
     <w:uiPriority w:val="9"/>
     <w:rsid w:val="00A44D6D"/>
     <w:rPr>
-      <w:rFonts w:ascii="Mangal" w:eastAsia="Mangal" w:hAnsi="Mangal" w:cs="Mangal"/>
+      <w:rFonts w:ascii="Nirmala UI" w:eastAsia="Nirmala UI" w:hAnsi="Nirmala UI" w:cs="Nirmala UI"/>
       <w:color w:val="000000"/>
       <w:sz w:val="36"/>
       <w:u w:val="single" w:color="000000"/>

--- a/assets/templates/bm-agm-minutes.docx
+++ b/assets/templates/bm-agm-minutes.docx
@@ -2716,7 +2716,7 @@
         <w:tabs>
           <w:tab w:val="left" w:pos="720"/>
         </w:tabs>
-        <w:spacing w:after="0" w:line="240" w:lineRule="auto"/>
+        <w:spacing w:after="0" w:line="276" w:lineRule="auto"/>
         <w:jc w:val="center"/>
         <w:rPr>
           <w:rFonts w:ascii="Nirmala UI" w:eastAsia="PMingLiU" w:hAnsi="Nirmala UI" w:cs="Times New Roman"/>
@@ -2731,7 +2731,7 @@
         <w:tabs>
           <w:tab w:val="left" w:pos="720"/>
         </w:tabs>
-        <w:spacing w:after="0" w:line="240" w:lineRule="auto"/>
+        <w:spacing w:after="0" w:line="276" w:lineRule="auto"/>
         <w:jc w:val="center"/>
         <w:rPr>
           <w:rFonts w:ascii="Nirmala UI" w:eastAsia="PMingLiU" w:hAnsi="Nirmala UI" w:cs="Times New Roman"/>
@@ -2746,7 +2746,7 @@
         <w:tabs>
           <w:tab w:val="left" w:pos="720"/>
         </w:tabs>
-        <w:spacing w:after="0" w:line="240" w:lineRule="auto"/>
+        <w:spacing w:after="0" w:line="276" w:lineRule="auto"/>
         <w:jc w:val="center"/>
         <w:rPr>
           <w:rFonts w:ascii="Nirmala UI" w:eastAsia="PMingLiU" w:hAnsi="Nirmala UI" w:cs="Times New Roman"/>
@@ -2761,7 +2761,7 @@
         <w:tabs>
           <w:tab w:val="left" w:pos="720"/>
         </w:tabs>
-        <w:spacing w:after="0" w:line="240" w:lineRule="auto"/>
+        <w:spacing w:after="0" w:line="276" w:lineRule="auto"/>
         <w:jc w:val="center"/>
         <w:rPr>
           <w:rFonts w:ascii="Nirmala UI" w:eastAsia="PMingLiU" w:hAnsi="Nirmala UI" w:cs="Times New Roman"/>
@@ -2776,7 +2776,7 @@
         <w:tabs>
           <w:tab w:val="left" w:pos="720"/>
         </w:tabs>
-        <w:spacing w:after="0" w:line="240" w:lineRule="auto"/>
+        <w:spacing w:after="0" w:line="276" w:lineRule="auto"/>
         <w:ind w:left="5400" w:right="0"/>
         <w:jc w:val="center"/>
         <w:rPr>
@@ -2802,7 +2802,7 @@
         <w:tabs>
           <w:tab w:val="left" w:pos="720"/>
         </w:tabs>
-        <w:spacing w:after="0" w:line="240" w:lineRule="auto"/>
+        <w:spacing w:after="0" w:line="276" w:lineRule="auto"/>
         <w:ind w:left="5400" w:right="0"/>
         <w:jc w:val="center"/>
         <w:rPr>
@@ -2825,7 +2825,7 @@
         <w:tabs>
           <w:tab w:val="left" w:pos="720"/>
         </w:tabs>
-        <w:spacing w:after="0" w:line="240" w:lineRule="auto"/>
+        <w:spacing w:after="0" w:line="276" w:lineRule="auto"/>
         <w:ind w:left="5400" w:right="0"/>
         <w:jc w:val="center"/>
         <w:rPr>
@@ -4913,7 +4913,7 @@
     </w:rPrDefault>
     <w:pPrDefault>
       <w:pPr>
-        <w:spacing w:after="0" w:line="240" w:lineRule="auto"/>
+        <w:spacing w:after="0" w:line="276" w:lineRule="auto"/>
       </w:pPr>
     </w:pPrDefault>
   </w:docDefaults>

--- a/assets/templates/bm-agm-minutes.docx
+++ b/assets/templates/bm-agm-minutes.docx
@@ -1552,7 +1552,7 @@
                 <w:szCs w:val="26"/>
                 <w:lang w:eastAsia="zh-HK"/>
               </w:rPr>
-              <w:t xml:space="preserve">अधिकृत पुँजी रु {{authorizedCapital}} र शेयर संख्या २५,००० थान</w:t>
+              <w:t xml:space="preserve">अधिकृत पुँजी रु {{authorizedCapital}} र शेयर संख्या {{authorizedShares}} थान</w:t>
             </w:r>
           </w:p>
         </w:tc>
@@ -1668,7 +1668,7 @@
                 <w:szCs w:val="26"/>
                 <w:lang w:eastAsia="zh-HK"/>
               </w:rPr>
-              <w:t xml:space="preserve">रु {{issuedCapital}} र शेयर संख्या २५,००० थान</w:t>
+              <w:t xml:space="preserve">रु {{issuedCapital}} र शेयर संख्या {{issuedShares}} थान</w:t>
             </w:r>
           </w:p>
         </w:tc>
@@ -1784,7 +1784,7 @@
                 <w:szCs w:val="26"/>
                 <w:lang w:eastAsia="zh-HK"/>
               </w:rPr>
-              <w:t xml:space="preserve">रु {{paidUpCapital}} र शेयर संख्या २५,००० थान</w:t>
+              <w:t xml:space="preserve">रु {{paidUpCapital}} र शेयर संख्या {{paidUpShares}} थान</w:t>
             </w:r>
           </w:p>
         </w:tc>

--- a/assets/templates/bm-agm-minutes.docx
+++ b/assets/templates/bm-agm-minutes.docx
@@ -2975,20 +2975,25 @@
     </w:p>
     <w:p>
       <w:pPr>
-        <w:ind w:firstLine="720"/>
-        <w:rPr>
-          <w:rFonts w:ascii="Nirmala UI" w:hAnsi="Nirmala UI"/>
-          <w:sz w:val="29"/>
-          <w:szCs w:val="29"/>
-        </w:rPr>
-      </w:pPr>
-      <w:r>
-        <w:rPr>
-          <w:rFonts w:ascii="Nirmala UI" w:hAnsi="Nirmala UI"/>
-          <w:sz w:val="29"/>
-          <w:szCs w:val="29"/>
-        </w:rPr>
-        <w:t xml:space="preserve">                विषय:– लेखापरीक्षकको नियुक्तिको जानकारी पेश गरेको बारे ।</w:t>
+        <w:spacing w:before="240" w:after="180"/>
+        <w:jc w:val="center"/>
+        <w:rPr>
+          <w:rFonts w:ascii="Nirmala UI" w:hAnsi="Nirmala UI"/>
+          <w:b/>
+          <w:bCs/>
+          <w:sz w:val="29"/>
+          <w:szCs w:val="29"/>
+        </w:rPr>
+      </w:pPr>
+      <w:r>
+        <w:rPr>
+          <w:rFonts w:ascii="Nirmala UI" w:hAnsi="Nirmala UI"/>
+          <w:b/>
+          <w:bCs/>
+          <w:sz w:val="29"/>
+          <w:szCs w:val="29"/>
+        </w:rPr>
+        <w:t xml:space="preserve">विषय:– लेखापरीक्षकको नियुक्तिको जानकारी पेश गरेको बारे ।</w:t>
       </w:r>
     </w:p>
     <w:p>
@@ -3041,6 +3046,7 @@
     </w:p>
     <w:p>
       <w:pPr>
+        <w:spacing w:before="1260"/>
         <w:ind w:left="5400" w:right="0"/>
         <w:jc w:val="center"/>
         <w:rPr>
@@ -3322,20 +3328,25 @@
     </w:p>
     <w:p>
       <w:pPr>
-        <w:ind w:firstLine="720"/>
-        <w:rPr>
-          <w:rFonts w:ascii="Nirmala UI" w:hAnsi="Nirmala UI"/>
-          <w:sz w:val="29"/>
-          <w:szCs w:val="29"/>
-        </w:rPr>
-      </w:pPr>
-      <w:r>
-        <w:rPr>
-          <w:rFonts w:ascii="Nirmala UI" w:hAnsi="Nirmala UI"/>
-          <w:sz w:val="29"/>
-          <w:szCs w:val="29"/>
-        </w:rPr>
-        <w:t xml:space="preserve">                विषय:– वार्षिक विवरण  पेश गरेको बारे ।                 </w:t>
+        <w:spacing w:before="240" w:after="180"/>
+        <w:jc w:val="center"/>
+        <w:rPr>
+          <w:rFonts w:ascii="Nirmala UI" w:hAnsi="Nirmala UI"/>
+          <w:b/>
+          <w:bCs/>
+          <w:sz w:val="29"/>
+          <w:szCs w:val="29"/>
+        </w:rPr>
+      </w:pPr>
+      <w:r>
+        <w:rPr>
+          <w:rFonts w:ascii="Nirmala UI" w:hAnsi="Nirmala UI"/>
+          <w:b/>
+          <w:bCs/>
+          <w:sz w:val="29"/>
+          <w:szCs w:val="29"/>
+        </w:rPr>
+        <w:t xml:space="preserve">विषय:– वार्षिक विवरण  पेश गरेको बारे ।</w:t>
       </w:r>
     </w:p>
     <w:p>
@@ -3526,6 +3537,7 @@
     </w:p>
     <w:p>
       <w:pPr>
+        <w:spacing w:before="1260"/>
         <w:ind w:left="5400" w:right="0"/>
         <w:jc w:val="center"/>
         <w:rPr>
